--- a/docs/mu-tant/mu-Tant User Manual.docx
+++ b/docs/mu-tant/mu-Tant User Manual.docx
@@ -38,7 +38,6 @@
         <w:pStyle w:val="Heading1"/>
       </w:pPr>
       <w:r>
-        <w:lastRenderedPageBreak/>
         <w:t>1. Introduction</w:t>
       </w:r>
     </w:p>
@@ -162,7 +161,6 @@
         <w:pStyle w:val="ListBullet"/>
       </w:pPr>
       <w:r>
-        <w:lastRenderedPageBreak/>
         <w:t>Standalone  —  run mu-Tant.exe from any location</w:t>
       </w:r>
     </w:p>
@@ -276,23 +274,23 @@
         <w:pStyle w:val="ListBullet"/>
       </w:pPr>
       <w:r>
-        <w:t>Play / Stop  —  in DAW mode follows the host transport and BPM; in standalone drives the internal clock. While stopped, the gate is closed (silent); press Play to hear the gated drone, or use the gate Bypass to audition the raw tone.</w:t>
-      </w:r>
-    </w:p>
-    <w:p>
-      <w:pPr>
-        <w:pStyle w:val="ListBullet"/>
-      </w:pPr>
-      <w:r>
-        <w:t>BPM display  —  read-only in DAW mode; editable in standalone. The clock drives both the gate patterns and the modulators.</w:t>
-      </w:r>
-    </w:p>
-    <w:p>
-      <w:pPr>
-        <w:pStyle w:val="ListBullet"/>
-      </w:pPr>
-      <w:r>
-        <w:t>Position  —  bar and beat readout.</w:t>
+        <w:t>Play / Stop  —  in DAW mode follows the host transport and BPM, even while the plug-in is bypassed; in standalone starts and stops playback. Locked while an external MIDI clock controls play (see MIDI Clock Sync). While stopped, the gate is closed (silent); press Play to hear the gated drone, or use the gate Bypass to audition the raw tone.</w:t>
+      </w:r>
+    </w:p>
+    <w:p>
+      <w:pPr>
+        <w:pStyle w:val="ListBullet"/>
+      </w:pPr>
+      <w:r>
+        <w:t>BPM display  —  read-only in DAW mode; editable in standalone. Locked, and showing the clock's tempo, while an external MIDI clock sets the tempo. The clock drives both the gate patterns and the modulators.</w:t>
+      </w:r>
+    </w:p>
+    <w:p>
+      <w:pPr>
+        <w:pStyle w:val="ListBullet"/>
+      </w:pPr>
+      <w:r>
+        <w:t>Position  —  bar and beat readout. In DAW mode it follows the host's position, even while the plug-in is bypassed.</w:t>
       </w:r>
     </w:p>
     <w:p>
@@ -332,7 +330,6 @@
         <w:pStyle w:val="Heading1"/>
       </w:pPr>
       <w:r>
-        <w:lastRenderedPageBreak/>
         <w:t>6. Voice Sidebar</w:t>
       </w:r>
     </w:p>
@@ -485,7 +482,6 @@
     </w:p>
     <w:p>
       <w:r>
-        <w:lastRenderedPageBreak/>
         <w:t>Modulating Semi with a stepped modulator snaps cleanly between scale notes (integer jumps). Modulating Semi with a smooth modulator glides through frequency space, passing through off-scale pitches for a glissando effect.</w:t>
       </w:r>
     </w:p>
@@ -549,36 +545,7 @@
     </w:p>
     <w:p>
       <w:r>
-        <w:t>mu-Tant runs all three cross-modulation types simultaneously, each with its own independent depth knob (0 to 100 percent). Osc 2 is always the modulator; Osc 1 is the carrier.</w:t>
-      </w:r>
-    </w:p>
-    <w:p>
-      <w:pPr>
-        <w:pStyle w:val="ListBullet"/>
-      </w:pPr>
-      <w:r>
-        <w:t>FM — Osc 2's output phase-modulates Osc 1 (classic FM timbre)</w:t>
-      </w:r>
-    </w:p>
-    <w:p>
-      <w:pPr>
-        <w:pStyle w:val="ListBullet"/>
-      </w:pPr>
-      <w:r>
-        <w:t>AM — Osc 2 amplitude-modulates Osc 1 (adds sidebands, tremolo-like)</w:t>
-      </w:r>
-    </w:p>
-    <w:p>
-      <w:pPr>
-        <w:pStyle w:val="ListBullet"/>
-      </w:pPr>
-      <w:r>
-        <w:t>Ring — crossfades Osc 1 toward Osc 1 multiplied by Osc 2 (sum and difference frequencies)</w:t>
-      </w:r>
-    </w:p>
-    <w:p>
-      <w:r>
-        <w:t>Set any combination - a depth of 0 percent skips that type entirely with no CPU cost.</w:t>
+        <w:t>X-MOD has two independent lanes that run in parallel. Osc 2 is always the modulator; Osc 1 is the carrier. Each lane has one knob plus a mode switch.</w:t>
       </w:r>
     </w:p>
     <w:p>
@@ -586,12 +553,41 @@
         <w:pStyle w:val="Heading2"/>
       </w:pPr>
       <w:r>
-        <w:t>Sync</w:t>
-      </w:r>
-    </w:p>
-    <w:p>
-      <w:r>
-        <w:t>The Sync button (below the X-MOD knobs) resets Osc 2's phase each time Osc 1 completes a cycle (hard sync). This thickens the tone and adds a formant-like quality that tracks Osc 1's pitch. Sync is independent of the FM/AM/Ring depths and combines with all of them.</w:t>
+        <w:t>Lane A - Phase / Index</w:t>
+      </w:r>
+    </w:p>
+    <w:p>
+      <w:r>
+        <w:t>The Index knob sets the modulation amount; the mode switch picks how it is applied:</w:t>
+      </w:r>
+    </w:p>
+    <w:p>
+      <w:pPr>
+        <w:pStyle w:val="ListBullet"/>
+      </w:pPr>
+      <w:r>
+        <w:t>FM — true frequency modulation (Osc 2 modulates Osc 1's frequency; rich, can drift pitch at high index)</w:t>
+      </w:r>
+    </w:p>
+    <w:p>
+      <w:pPr>
+        <w:pStyle w:val="ListBullet"/>
+      </w:pPr>
+      <w:r>
+        <w:t>PM — phase modulation (the default; classic DX-style FM that stays in tune)</w:t>
+      </w:r>
+    </w:p>
+    <w:p>
+      <w:pPr>
+        <w:pStyle w:val="ListBullet"/>
+      </w:pPr>
+      <w:r>
+        <w:t>TZFM — through-zero FM (cleaner, in-tune spectra at high index - the bell that doesn't go sour)</w:t>
+      </w:r>
+    </w:p>
+    <w:p>
+      <w:r>
+        <w:t>Two toggles sit alongside: Sync (hard-sync - Osc 1's wrap resets Osc 2's phase, adding a formant-like edge) and Fdbk (feedback - Osc 1's output also modulates Osc 2, for grittier, more chaotic tones).</w:t>
       </w:r>
     </w:p>
     <w:p>
@@ -599,12 +595,54 @@
         <w:pStyle w:val="Heading2"/>
       </w:pPr>
       <w:r>
+        <w:t>Lane B - Amplitude / Multiply</w:t>
+      </w:r>
+    </w:p>
+    <w:p>
+      <w:r>
+        <w:t>The Depth knob is bipolar with a centre detent at OFF; the sign flips the modulator phase. The mode switch picks how it is applied:</w:t>
+      </w:r>
+    </w:p>
+    <w:p>
+      <w:pPr>
+        <w:pStyle w:val="ListBullet"/>
+      </w:pPr>
+      <w:r>
+        <w:t>AM — amplitude modulation: the carrier stays present and gains sidebands (tremolo-like at low rates)</w:t>
+      </w:r>
+    </w:p>
+    <w:p>
+      <w:pPr>
+        <w:pStyle w:val="ListBullet"/>
+      </w:pPr>
+      <w:r>
+        <w:t>RM — ring modulation: at full depth the carrier is suppressed, leaving sum-and-difference tones (clangorous, inharmonic)</w:t>
+      </w:r>
+    </w:p>
+    <w:p>
+      <w:pPr>
+        <w:pStyle w:val="ListBullet"/>
+      </w:pPr>
+      <w:r>
+        <w:t>SSB — single-sideband frequency shift: the Depth knob becomes a shift amount (up to plus or minus 2 kHz, sign sets direction), sliding every partial by a fixed number of Hz for inharmonic, shimmering drones</w:t>
+      </w:r>
+    </w:p>
+    <w:p>
+      <w:r>
+        <w:t>Switching a lane's mode keeps the knob value, so you can audition FM/PM/TZFM (or AM/RM/SSB) as a smooth A/B.</w:t>
+      </w:r>
+    </w:p>
+    <w:p>
+      <w:pPr>
+        <w:pStyle w:val="Heading2"/>
+      </w:pPr>
+      <w:r>
         <w:t>Noise</w:t>
       </w:r>
     </w:p>
     <w:p>
       <w:r>
-        <w:t>A separate noise source (White or Pink) mixes in via the NOISE panel. The noise type dropdown is in the NOISE panel; the noise level knob is in the MIXER panel.</w:t>
+        <w:t>A separate noise source (White or Pink) mixes in via the NOISE panel. The NOISE panel holds the noise type dropdown and, to its right, the noise Level knob.</w:t>
       </w:r>
     </w:p>
     <w:p>
@@ -612,37 +650,36 @@
         <w:pStyle w:val="Heading1"/>
       </w:pPr>
       <w:r>
-        <w:lastRenderedPageBreak/>
         <w:t>10. Source Mixer</w:t>
       </w:r>
     </w:p>
     <w:p>
       <w:r>
-        <w:t>The MIXER panel sets the balance of the three sound sources before they reach the filters:</w:t>
-      </w:r>
-    </w:p>
-    <w:p>
-      <w:pPr>
-        <w:pStyle w:val="ListBullet"/>
-      </w:pPr>
-      <w:r>
-        <w:t>Osc 1 — level of oscillator 1 (dB)</w:t>
-      </w:r>
-    </w:p>
-    <w:p>
-      <w:pPr>
-        <w:pStyle w:val="ListBullet"/>
-      </w:pPr>
-      <w:r>
-        <w:t>Osc 2 — level of oscillator 2 (dB)</w:t>
-      </w:r>
-    </w:p>
-    <w:p>
-      <w:pPr>
-        <w:pStyle w:val="ListBullet"/>
-      </w:pPr>
-      <w:r>
-        <w:t>Noise — level of the noise source (dB; default -60 dB, off)</w:t>
+        <w:t>Each sound source has its own Level knob at the right-hand end of its panel, setting the balance before the filters:</w:t>
+      </w:r>
+    </w:p>
+    <w:p>
+      <w:pPr>
+        <w:pStyle w:val="ListBullet"/>
+      </w:pPr>
+      <w:r>
+        <w:t>OSC 1 Level — level of oscillator 1 (dB)</w:t>
+      </w:r>
+    </w:p>
+    <w:p>
+      <w:pPr>
+        <w:pStyle w:val="ListBullet"/>
+      </w:pPr>
+      <w:r>
+        <w:t>OSC 2 Level — level of oscillator 2 (dB)</w:t>
+      </w:r>
+    </w:p>
+    <w:p>
+      <w:pPr>
+        <w:pStyle w:val="ListBullet"/>
+      </w:pPr>
+      <w:r>
+        <w:t>NOISE Level — level of the noise source (dB; default -60 dB, off)</w:t>
       </w:r>
     </w:p>
     <w:p>
@@ -763,11 +800,7 @@
     </w:p>
     <w:p>
       <w:r>
-        <w:t xml:space="preserve">The INSERT panel is the per-voice insert effect, placed after the gate (oscillators, then filters, then gate, then insert, then mixer). Select an algorithm from the dropdown; its four parameter knobs relabel to match. Available algorithms: None, Soft Clip, Hard Clip, </w:t>
-      </w:r>
-      <w:r>
-        <w:lastRenderedPageBreak/>
-        <w:t>Fold, Bitcrusher, Clipper, 3-Band EQ, Compressor, Limiter, Ring Mod, Tape Saturation, Karplus, Vocoder, and Vocoder Stereo. Insert parameters P1 to P4 are available as modulation destinations.</w:t>
+        <w:t>The INSERT panel is the per-voice insert effect, placed after the gate (oscillators, then filters, then gate, then insert, then mixer). Select an algorithm from the dropdown; its four parameter knobs relabel to match. Available algorithms: None, Soft Clip, Hard Clip, Fold, Bitcrusher, Clipper, 3-Band EQ, Compressor, Limiter, Ring Mod, Tape Saturation, Karplus, Vocoder, and Vocoder Stereo. Insert parameters P1 to P4 are available as modulation destinations.</w:t>
       </w:r>
     </w:p>
     <w:p>
@@ -928,7 +961,6 @@
         <w:pStyle w:val="ListBullet"/>
       </w:pPr>
       <w:r>
-        <w:lastRenderedPageBreak/>
         <w:t>Top handle (the peak point) — drag horizontally to move where within the region the peak falls. Far left is instant attack (pure decay); far right is slow attack with no decay. Snaps to the grid; hold ALT for fine placement.</w:t>
       </w:r>
     </w:p>
@@ -1021,7 +1053,7 @@
     </w:p>
     <w:p>
       <w:r>
-        <w:t>Add destinations with the Add Target button; each assignment has a bipolar depth (-100 to +100 percent) and a source-side curve. mu-Tant modulation destinations include: Osc 1/2 Octave, Semi, Fine, and Position; X-Mod FM, AM, and Ring depths; Osc 1/2 and Noise levels; Filter Cutoff and Resonance; the voice Level; and Insert P1 to P4. When a knob is a destination, an arc around it shows the live modulated value.</w:t>
+        <w:t>Add destinations with the Add Target button; each assignment has a bipolar depth (-100 to +100 percent) and a source-side curve. mu-Tant modulation destinations include: Osc 1/2 Octave, Semi, Fine, Position, and Pitch Env; Osc 1/2 and Noise levels; Filter 1 and Filter 2, each with Cutoff, Resonance, Drive, Low Cut, and Env Depth; the voice Level; X-Mod Index, Depth, and SSB shift; and Insert P1 to P4. When a knob is a destination, an arc around it shows the live modulated value.</w:t>
       </w:r>
     </w:p>
     <w:p>
@@ -1139,6 +1171,14 @@
         <w:pStyle w:val="ListBullet"/>
       </w:pPr>
       <w:r>
+        <w:t>MIDI Clock — standalone only: follow an external MIDI clock (see below).</w:t>
+      </w:r>
+    </w:p>
+    <w:p>
+      <w:pPr>
+        <w:pStyle w:val="ListBullet"/>
+      </w:pPr>
+      <w:r>
         <w:t>MIDI Prog. Change — open the Voice Presets and Full Presets tables to map incoming program-change messages to presets (see below).</w:t>
       </w:r>
     </w:p>
@@ -1147,6 +1187,43 @@
         <w:pStyle w:val="Heading2"/>
       </w:pPr>
       <w:r>
+        <w:t>MIDI Clock Sync (Standalone)</w:t>
+      </w:r>
+    </w:p>
+    <w:p>
+      <w:r>
+        <w:t>When running as a standalone application, mu-Tant can follow an external MIDI clock from a drum machine, groovebox, or DAW. First make sure the MIDI input that carries the clock is enabled in the standalone's audio and MIDI device settings. Then open Settings and, in the MIDI Clock section, set Source to MIDI In (Internal ignores any incoming clock). A Messages choice appears, which decides what mu-Tant takes from the clock:</w:t>
+      </w:r>
+    </w:p>
+    <w:p>
+      <w:pPr>
+        <w:pStyle w:val="ListBullet"/>
+      </w:pPr>
+      <w:r>
+        <w:t>Both  —  the clock runs everything. Its Start, Continue, and Stop messages start and stop playback, and its ticks set the tempo and the beat. The Play button and BPM field are locked.</w:t>
+      </w:r>
+    </w:p>
+    <w:p>
+      <w:pPr>
+        <w:pStyle w:val="ListBullet"/>
+      </w:pPr>
+      <w:r>
+        <w:t>Clock only  —  you start and stop mu-Tant with its own Play button, but the tempo and beat follow the clock's ticks. The BPM field is locked and shows the clock's tempo. The clock's Start and Stop messages are ignored.</w:t>
+      </w:r>
+    </w:p>
+    <w:p>
+      <w:pPr>
+        <w:pStyle w:val="ListBullet"/>
+      </w:pPr>
+      <w:r>
+        <w:t>Transport  —  the clock's Start, Continue, and Stop messages control playback (Start restarts from bar 1, Continue carries on from where it stopped), but mu-Tant plays at the tempo in its own BPM field and ignores the clock's ticks. The Play button is locked.</w:t>
+      </w:r>
+    </w:p>
+    <w:p>
+      <w:pPr>
+        <w:pStyle w:val="Heading2"/>
+      </w:pPr>
+      <w:r>
         <w:t>MIDI Program Change to Preset</w:t>
       </w:r>
     </w:p>
@@ -1279,7 +1356,7 @@
         <w:pStyle w:val="ListBullet"/>
       </w:pPr>
       <w:r>
-        <w:t>FM drones: raise the X-MOD FM knob to 60 to 80 percent and modulate Osc 2 Semi with a stepped sequencer - each step adds a new FM timbre as Osc 2's ratio changes.</w:t>
+        <w:t>FM drones: set Lane A to PM (or FM), raise the Index knob to 60 to 80 percent, and modulate Osc 2 Semi with a stepped sequencer - each step adds a new FM timbre as Osc 2's ratio changes.</w:t>
       </w:r>
     </w:p>
     <w:p>
@@ -1319,7 +1396,7 @@
         <w:pStyle w:val="ListBullet"/>
       </w:pPr>
       <w:r>
-        <w:t>Cross-modulation: FM, AM, and Ring simultaneously, plus hard sync</w:t>
+        <w:t>Cross-modulation: 2-lane X-Mod - phase/index (FM/PM/TZFM) with Sync and Feedback, plus amplitude (AM / RM / SSB frequency shift)</w:t>
       </w:r>
     </w:p>
     <w:p>
@@ -1438,7 +1515,7 @@
   <w:abstractNum w:abstractNumId="0" w15:restartNumberingAfterBreak="0">
     <w:nsid w:val="FFFFFF89"/>
     <w:multiLevelType w:val="singleLevel"/>
-    <w:tmpl w:val="D8D04384"/>
+    <w:tmpl w:val="59708E4C"/>
     <w:lvl w:ilvl="0">
       <w:start w:val="1"/>
       <w:numFmt w:val="bullet"/>
@@ -1456,7 +1533,7 @@
       </w:rPr>
     </w:lvl>
   </w:abstractNum>
-  <w:num w:numId="1" w16cid:durableId="129900952">
+  <w:num w:numId="1" w16cid:durableId="1009020132">
     <w:abstractNumId w:val="0"/>
   </w:num>
 </w:numbering>
@@ -1870,7 +1947,7 @@
     <w:link w:val="Heading1Char"/>
     <w:uiPriority w:val="9"/>
     <w:qFormat/>
-    <w:rsid w:val="00840E0F"/>
+    <w:rsid w:val="0048211B"/>
     <w:pPr>
       <w:keepNext/>
       <w:keepLines/>
@@ -1892,7 +1969,7 @@
     <w:uiPriority w:val="9"/>
     <w:unhideWhenUsed/>
     <w:qFormat/>
-    <w:rsid w:val="00840E0F"/>
+    <w:rsid w:val="0048211B"/>
     <w:pPr>
       <w:keepNext/>
       <w:keepLines/>
@@ -1915,7 +1992,7 @@
     <w:semiHidden/>
     <w:unhideWhenUsed/>
     <w:qFormat/>
-    <w:rsid w:val="00840E0F"/>
+    <w:rsid w:val="0048211B"/>
     <w:pPr>
       <w:keepNext/>
       <w:keepLines/>
@@ -1938,7 +2015,7 @@
     <w:semiHidden/>
     <w:unhideWhenUsed/>
     <w:qFormat/>
-    <w:rsid w:val="00840E0F"/>
+    <w:rsid w:val="0048211B"/>
     <w:pPr>
       <w:keepNext/>
       <w:keepLines/>
@@ -1961,7 +2038,7 @@
     <w:semiHidden/>
     <w:unhideWhenUsed/>
     <w:qFormat/>
-    <w:rsid w:val="00840E0F"/>
+    <w:rsid w:val="0048211B"/>
     <w:pPr>
       <w:keepNext/>
       <w:keepLines/>
@@ -1982,7 +2059,7 @@
     <w:semiHidden/>
     <w:unhideWhenUsed/>
     <w:qFormat/>
-    <w:rsid w:val="00840E0F"/>
+    <w:rsid w:val="0048211B"/>
     <w:pPr>
       <w:keepNext/>
       <w:keepLines/>
@@ -2005,7 +2082,7 @@
     <w:semiHidden/>
     <w:unhideWhenUsed/>
     <w:qFormat/>
-    <w:rsid w:val="00840E0F"/>
+    <w:rsid w:val="0048211B"/>
     <w:pPr>
       <w:keepNext/>
       <w:keepLines/>
@@ -2026,7 +2103,7 @@
     <w:semiHidden/>
     <w:unhideWhenUsed/>
     <w:qFormat/>
-    <w:rsid w:val="00840E0F"/>
+    <w:rsid w:val="0048211B"/>
     <w:pPr>
       <w:keepNext/>
       <w:keepLines/>
@@ -2049,7 +2126,7 @@
     <w:semiHidden/>
     <w:unhideWhenUsed/>
     <w:qFormat/>
-    <w:rsid w:val="00840E0F"/>
+    <w:rsid w:val="0048211B"/>
     <w:pPr>
       <w:keepNext/>
       <w:keepLines/>
@@ -2093,7 +2170,7 @@
     <w:basedOn w:val="DefaultParagraphFont"/>
     <w:link w:val="Heading1"/>
     <w:uiPriority w:val="9"/>
-    <w:rsid w:val="00840E0F"/>
+    <w:rsid w:val="0048211B"/>
     <w:rPr>
       <w:rFonts w:asciiTheme="majorHAnsi" w:eastAsiaTheme="majorEastAsia" w:hAnsiTheme="majorHAnsi" w:cstheme="majorBidi"/>
       <w:color w:val="0F4761" w:themeColor="accent1" w:themeShade="BF"/>
@@ -2106,7 +2183,7 @@
     <w:basedOn w:val="DefaultParagraphFont"/>
     <w:link w:val="Heading2"/>
     <w:uiPriority w:val="9"/>
-    <w:rsid w:val="00840E0F"/>
+    <w:rsid w:val="0048211B"/>
     <w:rPr>
       <w:rFonts w:asciiTheme="majorHAnsi" w:eastAsiaTheme="majorEastAsia" w:hAnsiTheme="majorHAnsi" w:cstheme="majorBidi"/>
       <w:color w:val="0F4761" w:themeColor="accent1" w:themeShade="BF"/>
@@ -2120,7 +2197,7 @@
     <w:link w:val="Heading3"/>
     <w:uiPriority w:val="9"/>
     <w:semiHidden/>
-    <w:rsid w:val="00840E0F"/>
+    <w:rsid w:val="0048211B"/>
     <w:rPr>
       <w:rFonts w:eastAsiaTheme="majorEastAsia" w:cstheme="majorBidi"/>
       <w:color w:val="0F4761" w:themeColor="accent1" w:themeShade="BF"/>
@@ -2134,7 +2211,7 @@
     <w:link w:val="Heading4"/>
     <w:uiPriority w:val="9"/>
     <w:semiHidden/>
-    <w:rsid w:val="00840E0F"/>
+    <w:rsid w:val="0048211B"/>
     <w:rPr>
       <w:rFonts w:eastAsiaTheme="majorEastAsia" w:cstheme="majorBidi"/>
       <w:i/>
@@ -2148,7 +2225,7 @@
     <w:link w:val="Heading5"/>
     <w:uiPriority w:val="9"/>
     <w:semiHidden/>
-    <w:rsid w:val="00840E0F"/>
+    <w:rsid w:val="0048211B"/>
     <w:rPr>
       <w:rFonts w:eastAsiaTheme="majorEastAsia" w:cstheme="majorBidi"/>
       <w:color w:val="0F4761" w:themeColor="accent1" w:themeShade="BF"/>
@@ -2160,7 +2237,7 @@
     <w:link w:val="Heading6"/>
     <w:uiPriority w:val="9"/>
     <w:semiHidden/>
-    <w:rsid w:val="00840E0F"/>
+    <w:rsid w:val="0048211B"/>
     <w:rPr>
       <w:rFonts w:eastAsiaTheme="majorEastAsia" w:cstheme="majorBidi"/>
       <w:i/>
@@ -2174,7 +2251,7 @@
     <w:link w:val="Heading7"/>
     <w:uiPriority w:val="9"/>
     <w:semiHidden/>
-    <w:rsid w:val="00840E0F"/>
+    <w:rsid w:val="0048211B"/>
     <w:rPr>
       <w:rFonts w:eastAsiaTheme="majorEastAsia" w:cstheme="majorBidi"/>
       <w:color w:val="595959" w:themeColor="text1" w:themeTint="A6"/>
@@ -2186,7 +2263,7 @@
     <w:link w:val="Heading8"/>
     <w:uiPriority w:val="9"/>
     <w:semiHidden/>
-    <w:rsid w:val="00840E0F"/>
+    <w:rsid w:val="0048211B"/>
     <w:rPr>
       <w:rFonts w:eastAsiaTheme="majorEastAsia" w:cstheme="majorBidi"/>
       <w:i/>
@@ -2200,7 +2277,7 @@
     <w:link w:val="Heading9"/>
     <w:uiPriority w:val="9"/>
     <w:semiHidden/>
-    <w:rsid w:val="00840E0F"/>
+    <w:rsid w:val="0048211B"/>
     <w:rPr>
       <w:rFonts w:eastAsiaTheme="majorEastAsia" w:cstheme="majorBidi"/>
       <w:color w:val="272727" w:themeColor="text1" w:themeTint="D8"/>
@@ -2213,7 +2290,7 @@
     <w:link w:val="TitleChar"/>
     <w:uiPriority w:val="10"/>
     <w:qFormat/>
-    <w:rsid w:val="00840E0F"/>
+    <w:rsid w:val="0048211B"/>
     <w:pPr>
       <w:spacing w:after="80" w:line="240" w:lineRule="auto"/>
       <w:contextualSpacing/>
@@ -2231,7 +2308,7 @@
     <w:basedOn w:val="DefaultParagraphFont"/>
     <w:link w:val="Title"/>
     <w:uiPriority w:val="10"/>
-    <w:rsid w:val="00840E0F"/>
+    <w:rsid w:val="0048211B"/>
     <w:rPr>
       <w:rFonts w:asciiTheme="majorHAnsi" w:eastAsiaTheme="majorEastAsia" w:hAnsiTheme="majorHAnsi" w:cstheme="majorBidi"/>
       <w:spacing w:val="-10"/>
@@ -2247,7 +2324,7 @@
     <w:link w:val="SubtitleChar"/>
     <w:uiPriority w:val="11"/>
     <w:qFormat/>
-    <w:rsid w:val="00840E0F"/>
+    <w:rsid w:val="0048211B"/>
     <w:pPr>
       <w:numPr>
         <w:ilvl w:val="1"/>
@@ -2266,7 +2343,7 @@
     <w:basedOn w:val="DefaultParagraphFont"/>
     <w:link w:val="Subtitle"/>
     <w:uiPriority w:val="11"/>
-    <w:rsid w:val="00840E0F"/>
+    <w:rsid w:val="0048211B"/>
     <w:rPr>
       <w:rFonts w:eastAsiaTheme="majorEastAsia" w:cstheme="majorBidi"/>
       <w:color w:val="595959" w:themeColor="text1" w:themeTint="A6"/>
@@ -2282,7 +2359,7 @@
     <w:link w:val="QuoteChar"/>
     <w:uiPriority w:val="29"/>
     <w:qFormat/>
-    <w:rsid w:val="00840E0F"/>
+    <w:rsid w:val="0048211B"/>
     <w:pPr>
       <w:spacing w:before="160"/>
       <w:jc w:val="center"/>
@@ -2298,7 +2375,7 @@
     <w:basedOn w:val="DefaultParagraphFont"/>
     <w:link w:val="Quote"/>
     <w:uiPriority w:val="29"/>
-    <w:rsid w:val="00840E0F"/>
+    <w:rsid w:val="0048211B"/>
     <w:rPr>
       <w:i/>
       <w:iCs/>
@@ -2310,7 +2387,7 @@
     <w:basedOn w:val="Normal"/>
     <w:uiPriority w:val="34"/>
     <w:qFormat/>
-    <w:rsid w:val="00840E0F"/>
+    <w:rsid w:val="0048211B"/>
     <w:pPr>
       <w:ind w:left="720"/>
       <w:contextualSpacing/>
@@ -2321,7 +2398,7 @@
     <w:basedOn w:val="DefaultParagraphFont"/>
     <w:uiPriority w:val="21"/>
     <w:qFormat/>
-    <w:rsid w:val="00840E0F"/>
+    <w:rsid w:val="0048211B"/>
     <w:rPr>
       <w:i/>
       <w:iCs/>
@@ -2335,7 +2412,7 @@
     <w:link w:val="IntenseQuoteChar"/>
     <w:uiPriority w:val="30"/>
     <w:qFormat/>
-    <w:rsid w:val="00840E0F"/>
+    <w:rsid w:val="0048211B"/>
     <w:pPr>
       <w:pBdr>
         <w:top w:val="single" w:sz="4" w:space="10" w:color="0F4761" w:themeColor="accent1" w:themeShade="BF"/>
@@ -2356,7 +2433,7 @@
     <w:basedOn w:val="DefaultParagraphFont"/>
     <w:link w:val="IntenseQuote"/>
     <w:uiPriority w:val="30"/>
-    <w:rsid w:val="00840E0F"/>
+    <w:rsid w:val="0048211B"/>
     <w:rPr>
       <w:i/>
       <w:iCs/>
@@ -2368,7 +2445,7 @@
     <w:basedOn w:val="DefaultParagraphFont"/>
     <w:uiPriority w:val="32"/>
     <w:qFormat/>
-    <w:rsid w:val="00840E0F"/>
+    <w:rsid w:val="0048211B"/>
     <w:rPr>
       <w:b/>
       <w:bCs/>
@@ -2382,7 +2459,7 @@
     <w:basedOn w:val="Normal"/>
     <w:uiPriority w:val="99"/>
     <w:unhideWhenUsed/>
-    <w:rsid w:val="00840E0F"/>
+    <w:rsid w:val="0048211B"/>
     <w:pPr>
       <w:numPr>
         <w:numId w:val="1"/>

--- a/docs/mu-tant/mu-Tant User Manual.docx
+++ b/docs/mu-tant/mu-Tant User Manual.docx
@@ -290,7 +290,7 @@
         <w:pStyle w:val="ListBullet"/>
       </w:pPr>
       <w:r>
-        <w:t>Position  —  bar and beat readout. In DAW mode it follows the host's position, even while the plug-in is bypassed.</w:t>
+        <w:t>Position  —  bar, beat, and sixteenth readout (e.g. 3.2.1). In DAW mode it follows the host's position, even while the plug-in is bypassed, and counts in the host's time signature: in 3/4 a bar has three beats, in 7/8 it has seven eighth-note beats, and the last number is the sixteenth within the beat. Bar 1 starts where the host's bar 1 starts, so a pickup bar is counted correctly. The standalone always counts in 4/4. The time signature only changes the readout; mu-Tant's gate patterns and modulator loop lengths still treats a bar as four beats.</w:t>
       </w:r>
     </w:p>
     <w:p>
@@ -1217,6 +1217,11 @@
       </w:pPr>
       <w:r>
         <w:t>Transport  —  the clock's Start, Continue, and Stop messages control playback (Start restarts from bar 1, Continue carries on from where it stopped), but mu-Tant plays at the tempo in its own BPM field and ignores the clock's ticks. The Play button is locked.</w:t>
+      </w:r>
+    </w:p>
+    <w:p>
+      <w:r>
+        <w:t>With Both or Transport, mu-Tant also follows Song Position Pointer messages. If you stop the external sequencer, move its playhead, and press Continue, mu-Tant picks up from the new position instead of where it stopped.</w:t>
       </w:r>
     </w:p>
     <w:p>
@@ -1515,7 +1520,7 @@
   <w:abstractNum w:abstractNumId="0" w15:restartNumberingAfterBreak="0">
     <w:nsid w:val="FFFFFF89"/>
     <w:multiLevelType w:val="singleLevel"/>
-    <w:tmpl w:val="59708E4C"/>
+    <w:tmpl w:val="EC2C0E06"/>
     <w:lvl w:ilvl="0">
       <w:start w:val="1"/>
       <w:numFmt w:val="bullet"/>
@@ -1533,7 +1538,7 @@
       </w:rPr>
     </w:lvl>
   </w:abstractNum>
-  <w:num w:numId="1" w16cid:durableId="1009020132">
+  <w:num w:numId="1" w16cid:durableId="479074344">
     <w:abstractNumId w:val="0"/>
   </w:num>
 </w:numbering>
@@ -1947,7 +1952,7 @@
     <w:link w:val="Heading1Char"/>
     <w:uiPriority w:val="9"/>
     <w:qFormat/>
-    <w:rsid w:val="0048211B"/>
+    <w:rsid w:val="00D94412"/>
     <w:pPr>
       <w:keepNext/>
       <w:keepLines/>
@@ -1969,7 +1974,7 @@
     <w:uiPriority w:val="9"/>
     <w:unhideWhenUsed/>
     <w:qFormat/>
-    <w:rsid w:val="0048211B"/>
+    <w:rsid w:val="00D94412"/>
     <w:pPr>
       <w:keepNext/>
       <w:keepLines/>
@@ -1992,7 +1997,7 @@
     <w:semiHidden/>
     <w:unhideWhenUsed/>
     <w:qFormat/>
-    <w:rsid w:val="0048211B"/>
+    <w:rsid w:val="00D94412"/>
     <w:pPr>
       <w:keepNext/>
       <w:keepLines/>
@@ -2015,7 +2020,7 @@
     <w:semiHidden/>
     <w:unhideWhenUsed/>
     <w:qFormat/>
-    <w:rsid w:val="0048211B"/>
+    <w:rsid w:val="00D94412"/>
     <w:pPr>
       <w:keepNext/>
       <w:keepLines/>
@@ -2038,7 +2043,7 @@
     <w:semiHidden/>
     <w:unhideWhenUsed/>
     <w:qFormat/>
-    <w:rsid w:val="0048211B"/>
+    <w:rsid w:val="00D94412"/>
     <w:pPr>
       <w:keepNext/>
       <w:keepLines/>
@@ -2059,7 +2064,7 @@
     <w:semiHidden/>
     <w:unhideWhenUsed/>
     <w:qFormat/>
-    <w:rsid w:val="0048211B"/>
+    <w:rsid w:val="00D94412"/>
     <w:pPr>
       <w:keepNext/>
       <w:keepLines/>
@@ -2082,7 +2087,7 @@
     <w:semiHidden/>
     <w:unhideWhenUsed/>
     <w:qFormat/>
-    <w:rsid w:val="0048211B"/>
+    <w:rsid w:val="00D94412"/>
     <w:pPr>
       <w:keepNext/>
       <w:keepLines/>
@@ -2103,7 +2108,7 @@
     <w:semiHidden/>
     <w:unhideWhenUsed/>
     <w:qFormat/>
-    <w:rsid w:val="0048211B"/>
+    <w:rsid w:val="00D94412"/>
     <w:pPr>
       <w:keepNext/>
       <w:keepLines/>
@@ -2126,7 +2131,7 @@
     <w:semiHidden/>
     <w:unhideWhenUsed/>
     <w:qFormat/>
-    <w:rsid w:val="0048211B"/>
+    <w:rsid w:val="00D94412"/>
     <w:pPr>
       <w:keepNext/>
       <w:keepLines/>
@@ -2170,7 +2175,7 @@
     <w:basedOn w:val="DefaultParagraphFont"/>
     <w:link w:val="Heading1"/>
     <w:uiPriority w:val="9"/>
-    <w:rsid w:val="0048211B"/>
+    <w:rsid w:val="00D94412"/>
     <w:rPr>
       <w:rFonts w:asciiTheme="majorHAnsi" w:eastAsiaTheme="majorEastAsia" w:hAnsiTheme="majorHAnsi" w:cstheme="majorBidi"/>
       <w:color w:val="0F4761" w:themeColor="accent1" w:themeShade="BF"/>
@@ -2183,7 +2188,7 @@
     <w:basedOn w:val="DefaultParagraphFont"/>
     <w:link w:val="Heading2"/>
     <w:uiPriority w:val="9"/>
-    <w:rsid w:val="0048211B"/>
+    <w:rsid w:val="00D94412"/>
     <w:rPr>
       <w:rFonts w:asciiTheme="majorHAnsi" w:eastAsiaTheme="majorEastAsia" w:hAnsiTheme="majorHAnsi" w:cstheme="majorBidi"/>
       <w:color w:val="0F4761" w:themeColor="accent1" w:themeShade="BF"/>
@@ -2197,7 +2202,7 @@
     <w:link w:val="Heading3"/>
     <w:uiPriority w:val="9"/>
     <w:semiHidden/>
-    <w:rsid w:val="0048211B"/>
+    <w:rsid w:val="00D94412"/>
     <w:rPr>
       <w:rFonts w:eastAsiaTheme="majorEastAsia" w:cstheme="majorBidi"/>
       <w:color w:val="0F4761" w:themeColor="accent1" w:themeShade="BF"/>
@@ -2211,7 +2216,7 @@
     <w:link w:val="Heading4"/>
     <w:uiPriority w:val="9"/>
     <w:semiHidden/>
-    <w:rsid w:val="0048211B"/>
+    <w:rsid w:val="00D94412"/>
     <w:rPr>
       <w:rFonts w:eastAsiaTheme="majorEastAsia" w:cstheme="majorBidi"/>
       <w:i/>
@@ -2225,7 +2230,7 @@
     <w:link w:val="Heading5"/>
     <w:uiPriority w:val="9"/>
     <w:semiHidden/>
-    <w:rsid w:val="0048211B"/>
+    <w:rsid w:val="00D94412"/>
     <w:rPr>
       <w:rFonts w:eastAsiaTheme="majorEastAsia" w:cstheme="majorBidi"/>
       <w:color w:val="0F4761" w:themeColor="accent1" w:themeShade="BF"/>
@@ -2237,7 +2242,7 @@
     <w:link w:val="Heading6"/>
     <w:uiPriority w:val="9"/>
     <w:semiHidden/>
-    <w:rsid w:val="0048211B"/>
+    <w:rsid w:val="00D94412"/>
     <w:rPr>
       <w:rFonts w:eastAsiaTheme="majorEastAsia" w:cstheme="majorBidi"/>
       <w:i/>
@@ -2251,7 +2256,7 @@
     <w:link w:val="Heading7"/>
     <w:uiPriority w:val="9"/>
     <w:semiHidden/>
-    <w:rsid w:val="0048211B"/>
+    <w:rsid w:val="00D94412"/>
     <w:rPr>
       <w:rFonts w:eastAsiaTheme="majorEastAsia" w:cstheme="majorBidi"/>
       <w:color w:val="595959" w:themeColor="text1" w:themeTint="A6"/>
@@ -2263,7 +2268,7 @@
     <w:link w:val="Heading8"/>
     <w:uiPriority w:val="9"/>
     <w:semiHidden/>
-    <w:rsid w:val="0048211B"/>
+    <w:rsid w:val="00D94412"/>
     <w:rPr>
       <w:rFonts w:eastAsiaTheme="majorEastAsia" w:cstheme="majorBidi"/>
       <w:i/>
@@ -2277,7 +2282,7 @@
     <w:link w:val="Heading9"/>
     <w:uiPriority w:val="9"/>
     <w:semiHidden/>
-    <w:rsid w:val="0048211B"/>
+    <w:rsid w:val="00D94412"/>
     <w:rPr>
       <w:rFonts w:eastAsiaTheme="majorEastAsia" w:cstheme="majorBidi"/>
       <w:color w:val="272727" w:themeColor="text1" w:themeTint="D8"/>
@@ -2290,7 +2295,7 @@
     <w:link w:val="TitleChar"/>
     <w:uiPriority w:val="10"/>
     <w:qFormat/>
-    <w:rsid w:val="0048211B"/>
+    <w:rsid w:val="00D94412"/>
     <w:pPr>
       <w:spacing w:after="80" w:line="240" w:lineRule="auto"/>
       <w:contextualSpacing/>
@@ -2308,7 +2313,7 @@
     <w:basedOn w:val="DefaultParagraphFont"/>
     <w:link w:val="Title"/>
     <w:uiPriority w:val="10"/>
-    <w:rsid w:val="0048211B"/>
+    <w:rsid w:val="00D94412"/>
     <w:rPr>
       <w:rFonts w:asciiTheme="majorHAnsi" w:eastAsiaTheme="majorEastAsia" w:hAnsiTheme="majorHAnsi" w:cstheme="majorBidi"/>
       <w:spacing w:val="-10"/>
@@ -2324,7 +2329,7 @@
     <w:link w:val="SubtitleChar"/>
     <w:uiPriority w:val="11"/>
     <w:qFormat/>
-    <w:rsid w:val="0048211B"/>
+    <w:rsid w:val="00D94412"/>
     <w:pPr>
       <w:numPr>
         <w:ilvl w:val="1"/>
@@ -2343,7 +2348,7 @@
     <w:basedOn w:val="DefaultParagraphFont"/>
     <w:link w:val="Subtitle"/>
     <w:uiPriority w:val="11"/>
-    <w:rsid w:val="0048211B"/>
+    <w:rsid w:val="00D94412"/>
     <w:rPr>
       <w:rFonts w:eastAsiaTheme="majorEastAsia" w:cstheme="majorBidi"/>
       <w:color w:val="595959" w:themeColor="text1" w:themeTint="A6"/>
@@ -2359,7 +2364,7 @@
     <w:link w:val="QuoteChar"/>
     <w:uiPriority w:val="29"/>
     <w:qFormat/>
-    <w:rsid w:val="0048211B"/>
+    <w:rsid w:val="00D94412"/>
     <w:pPr>
       <w:spacing w:before="160"/>
       <w:jc w:val="center"/>
@@ -2375,7 +2380,7 @@
     <w:basedOn w:val="DefaultParagraphFont"/>
     <w:link w:val="Quote"/>
     <w:uiPriority w:val="29"/>
-    <w:rsid w:val="0048211B"/>
+    <w:rsid w:val="00D94412"/>
     <w:rPr>
       <w:i/>
       <w:iCs/>
@@ -2387,7 +2392,7 @@
     <w:basedOn w:val="Normal"/>
     <w:uiPriority w:val="34"/>
     <w:qFormat/>
-    <w:rsid w:val="0048211B"/>
+    <w:rsid w:val="00D94412"/>
     <w:pPr>
       <w:ind w:left="720"/>
       <w:contextualSpacing/>
@@ -2398,7 +2403,7 @@
     <w:basedOn w:val="DefaultParagraphFont"/>
     <w:uiPriority w:val="21"/>
     <w:qFormat/>
-    <w:rsid w:val="0048211B"/>
+    <w:rsid w:val="00D94412"/>
     <w:rPr>
       <w:i/>
       <w:iCs/>
@@ -2412,7 +2417,7 @@
     <w:link w:val="IntenseQuoteChar"/>
     <w:uiPriority w:val="30"/>
     <w:qFormat/>
-    <w:rsid w:val="0048211B"/>
+    <w:rsid w:val="00D94412"/>
     <w:pPr>
       <w:pBdr>
         <w:top w:val="single" w:sz="4" w:space="10" w:color="0F4761" w:themeColor="accent1" w:themeShade="BF"/>
@@ -2433,7 +2438,7 @@
     <w:basedOn w:val="DefaultParagraphFont"/>
     <w:link w:val="IntenseQuote"/>
     <w:uiPriority w:val="30"/>
-    <w:rsid w:val="0048211B"/>
+    <w:rsid w:val="00D94412"/>
     <w:rPr>
       <w:i/>
       <w:iCs/>
@@ -2445,7 +2450,7 @@
     <w:basedOn w:val="DefaultParagraphFont"/>
     <w:uiPriority w:val="32"/>
     <w:qFormat/>
-    <w:rsid w:val="0048211B"/>
+    <w:rsid w:val="00D94412"/>
     <w:rPr>
       <w:b/>
       <w:bCs/>
@@ -2459,7 +2464,7 @@
     <w:basedOn w:val="Normal"/>
     <w:uiPriority w:val="99"/>
     <w:unhideWhenUsed/>
-    <w:rsid w:val="0048211B"/>
+    <w:rsid w:val="00D94412"/>
     <w:pPr>
       <w:numPr>
         <w:numId w:val="1"/>

--- a/docs/mu-tant/mu-Tant User Manual.docx
+++ b/docs/mu-tant/mu-Tant User Manual.docx
@@ -290,7 +290,15 @@
         <w:pStyle w:val="ListBullet"/>
       </w:pPr>
       <w:r>
-        <w:t>Position  —  bar, beat, and sixteenth readout (e.g. 3.2.1). In DAW mode it follows the host's position, even while the plug-in is bypassed, and counts in the host's time signature: in 3/4 a bar has three beats, in 7/8 it has seven eighth-note beats, and the last number is the sixteenth within the beat. Bar 1 starts where the host's bar 1 starts, so a pickup bar is counted correctly. The standalone always counts in 4/4. The time signature only changes the readout; mu-Tant's gate patterns and modulator loop lengths still treats a bar as four beats.</w:t>
+        <w:t>Clock lamp  —  standalone only. Sits between the BPM display and the Position readout, and appears only while MIDI clock sync is on with Messages set to Clock only or Clock + Transport (it is hidden with Transport only, and when Source is Internal). Dim amber means waiting for clock, green means locked to the clock, red means the clock was lost and the transport has stopped. The lamp stays steady; it never blinks. Hover over it to read its state in the status bar. See MIDI Clock Sync.</w:t>
+      </w:r>
+    </w:p>
+    <w:p>
+      <w:pPr>
+        <w:pStyle w:val="ListBullet"/>
+      </w:pPr>
+      <w:r>
+        <w:t>Position  —  bar, beat, and sixteenth readout (e.g. 3.2.1). In DAW mode it follows the host's position, even while the plug-in is bypassed, and counts in the host's time signature: in 3/4 a bar has three beats, in 7/8 it has seven eighth-note beats, and the last number is the sixteenth within the beat. Bar 1 starts where the host's bar 1 starts, so a pickup bar is counted correctly. The standalone always counts in 4/4. The time signature only changes the readout; mu-Tant's gate patterns and modulator loop lengths still treat a bar as four beats.</w:t>
       </w:r>
     </w:p>
     <w:p>
@@ -1192,15 +1200,7 @@
     </w:p>
     <w:p>
       <w:r>
-        <w:t>When running as a standalone application, mu-Tant can follow an external MIDI clock from a drum machine, groovebox, or DAW. First make sure the MIDI input that carries the clock is enabled in the standalone's audio and MIDI device settings. Then open Settings and, in the MIDI Clock section, set Source to MIDI In (Internal ignores any incoming clock). A Messages choice appears, which decides what mu-Tant takes from the clock:</w:t>
-      </w:r>
-    </w:p>
-    <w:p>
-      <w:pPr>
-        <w:pStyle w:val="ListBullet"/>
-      </w:pPr>
-      <w:r>
-        <w:t>Both  —  the clock runs everything. Its Start, Continue, and Stop messages start and stop playback, and its ticks set the tempo and the beat. The Play button and BPM field are locked.</w:t>
+        <w:t>When running as a standalone application, mu-Tant can follow an external MIDI clock from a drum machine, groovebox, or DAW. First choose the MIDI input that carries the clock in the standalone's MIDI settings. Selecting the input does not turn sync on by itself. To follow the clock, open Settings and, in the MIDI Clock section, set Source to MIDI In; set it back to Internal to turn sync off and ignore any incoming clock. A Messages choice appears, which decides what mu-Tant takes from the clock:</w:t>
       </w:r>
     </w:p>
     <w:p>
@@ -1216,12 +1216,62 @@
         <w:pStyle w:val="ListBullet"/>
       </w:pPr>
       <w:r>
-        <w:t>Transport  —  the clock's Start, Continue, and Stop messages control playback (Start restarts from bar 1, Continue carries on from where it stopped), but mu-Tant plays at the tempo in its own BPM field and ignores the clock's ticks. The Play button is locked.</w:t>
-      </w:r>
-    </w:p>
-    <w:p>
-      <w:r>
-        <w:t>With Both or Transport, mu-Tant also follows Song Position Pointer messages. If you stop the external sequencer, move its playhead, and press Continue, mu-Tant picks up from the new position instead of where it stopped.</w:t>
+        <w:t>Transport only  —  the clock's Start, Continue, and Stop messages control playback (Start restarts from bar 1, Continue carries on from where it stopped), but mu-Tant plays at the tempo in its own BPM field and ignores the clock's ticks. The Play button is locked.</w:t>
+      </w:r>
+    </w:p>
+    <w:p>
+      <w:pPr>
+        <w:pStyle w:val="ListBullet"/>
+      </w:pPr>
+      <w:r>
+        <w:t>Clock + Transport  —  the clock runs everything. Its Start, Continue, and Stop messages start and stop playback, and its ticks set the tempo and the beat. The Play button and BPM field are locked.</w:t>
+      </w:r>
+    </w:p>
+    <w:p>
+      <w:r>
+        <w:t>With Clock + Transport or Transport only, mu-Tant also follows Song Position Pointer messages. If you stop the external sequencer, move its playhead, and press Continue, mu-Tant picks up from the new position instead of where it stopped.</w:t>
+      </w:r>
+    </w:p>
+    <w:p>
+      <w:r>
+        <w:t>With Clock only or Clock + Transport, a Clock lamp appears in the transport bar, between the BPM display and the Position readout. It shows the state of the incoming clock and stays steady in every state; it never blinks:</w:t>
+      </w:r>
+    </w:p>
+    <w:p>
+      <w:pPr>
+        <w:pStyle w:val="ListBullet"/>
+      </w:pPr>
+      <w:r>
+        <w:t>Dim amber  —  Waiting for clock. Sync is on, but no clock pulses have arrived yet, or the master device is stopped and sending nothing.</w:t>
+      </w:r>
+    </w:p>
+    <w:p>
+      <w:pPr>
+        <w:pStyle w:val="ListBullet"/>
+      </w:pPr>
+      <w:r>
+        <w:t>Green  —  Locked. mu-Tant is following the clock. Hover over the lamp and the status bar shows the tempo, for example "Locked at 120 BPM".</w:t>
+      </w:r>
+    </w:p>
+    <w:p>
+      <w:pPr>
+        <w:pStyle w:val="ListBullet"/>
+      </w:pPr>
+      <w:r>
+        <w:t>Red  —  Lost. The clock pulses stopped arriving for about a quarter of a second while the master was playing, for example because a cable came loose or the master device was switched off. mu-Tant stops the transport, and the status bar shows "MIDI Clock: Lost, transport stopped" once, without you having to hover. When the pulses come back, mu-Tant carries on by itself.</w:t>
+      </w:r>
+    </w:p>
+    <w:p>
+      <w:r>
+        <w:t>The lamp is hidden with Transport only, because the clock's ticks are not used, and whenever Source is Internal. The BPM display works as before: it is locked and shows the clock's tempo while the clock sets the tempo.</w:t>
+      </w:r>
+    </w:p>
+    <w:p>
+      <w:r>
+        <w:rPr>
+          <w:i/>
+        </w:rPr>
+        <w:t>[Screenshot: Transport bar with the Clock lamp lit green (locked) between the BPM display and the Position readout.]</w:t>
       </w:r>
     </w:p>
     <w:p>
@@ -1520,7 +1570,7 @@
   <w:abstractNum w:abstractNumId="0" w15:restartNumberingAfterBreak="0">
     <w:nsid w:val="FFFFFF89"/>
     <w:multiLevelType w:val="singleLevel"/>
-    <w:tmpl w:val="EC2C0E06"/>
+    <w:tmpl w:val="DCC2AD46"/>
     <w:lvl w:ilvl="0">
       <w:start w:val="1"/>
       <w:numFmt w:val="bullet"/>
@@ -1538,7 +1588,7 @@
       </w:rPr>
     </w:lvl>
   </w:abstractNum>
-  <w:num w:numId="1" w16cid:durableId="479074344">
+  <w:num w:numId="1" w16cid:durableId="511384403">
     <w:abstractNumId w:val="0"/>
   </w:num>
 </w:numbering>
@@ -1952,7 +2002,7 @@
     <w:link w:val="Heading1Char"/>
     <w:uiPriority w:val="9"/>
     <w:qFormat/>
-    <w:rsid w:val="00D94412"/>
+    <w:rsid w:val="00CA1B15"/>
     <w:pPr>
       <w:keepNext/>
       <w:keepLines/>
@@ -1974,7 +2024,7 @@
     <w:uiPriority w:val="9"/>
     <w:unhideWhenUsed/>
     <w:qFormat/>
-    <w:rsid w:val="00D94412"/>
+    <w:rsid w:val="00CA1B15"/>
     <w:pPr>
       <w:keepNext/>
       <w:keepLines/>
@@ -1997,7 +2047,7 @@
     <w:semiHidden/>
     <w:unhideWhenUsed/>
     <w:qFormat/>
-    <w:rsid w:val="00D94412"/>
+    <w:rsid w:val="00CA1B15"/>
     <w:pPr>
       <w:keepNext/>
       <w:keepLines/>
@@ -2020,7 +2070,7 @@
     <w:semiHidden/>
     <w:unhideWhenUsed/>
     <w:qFormat/>
-    <w:rsid w:val="00D94412"/>
+    <w:rsid w:val="00CA1B15"/>
     <w:pPr>
       <w:keepNext/>
       <w:keepLines/>
@@ -2043,7 +2093,7 @@
     <w:semiHidden/>
     <w:unhideWhenUsed/>
     <w:qFormat/>
-    <w:rsid w:val="00D94412"/>
+    <w:rsid w:val="00CA1B15"/>
     <w:pPr>
       <w:keepNext/>
       <w:keepLines/>
@@ -2064,7 +2114,7 @@
     <w:semiHidden/>
     <w:unhideWhenUsed/>
     <w:qFormat/>
-    <w:rsid w:val="00D94412"/>
+    <w:rsid w:val="00CA1B15"/>
     <w:pPr>
       <w:keepNext/>
       <w:keepLines/>
@@ -2087,7 +2137,7 @@
     <w:semiHidden/>
     <w:unhideWhenUsed/>
     <w:qFormat/>
-    <w:rsid w:val="00D94412"/>
+    <w:rsid w:val="00CA1B15"/>
     <w:pPr>
       <w:keepNext/>
       <w:keepLines/>
@@ -2108,7 +2158,7 @@
     <w:semiHidden/>
     <w:unhideWhenUsed/>
     <w:qFormat/>
-    <w:rsid w:val="00D94412"/>
+    <w:rsid w:val="00CA1B15"/>
     <w:pPr>
       <w:keepNext/>
       <w:keepLines/>
@@ -2131,7 +2181,7 @@
     <w:semiHidden/>
     <w:unhideWhenUsed/>
     <w:qFormat/>
-    <w:rsid w:val="00D94412"/>
+    <w:rsid w:val="00CA1B15"/>
     <w:pPr>
       <w:keepNext/>
       <w:keepLines/>
@@ -2175,7 +2225,7 @@
     <w:basedOn w:val="DefaultParagraphFont"/>
     <w:link w:val="Heading1"/>
     <w:uiPriority w:val="9"/>
-    <w:rsid w:val="00D94412"/>
+    <w:rsid w:val="00CA1B15"/>
     <w:rPr>
       <w:rFonts w:asciiTheme="majorHAnsi" w:eastAsiaTheme="majorEastAsia" w:hAnsiTheme="majorHAnsi" w:cstheme="majorBidi"/>
       <w:color w:val="0F4761" w:themeColor="accent1" w:themeShade="BF"/>
@@ -2188,7 +2238,7 @@
     <w:basedOn w:val="DefaultParagraphFont"/>
     <w:link w:val="Heading2"/>
     <w:uiPriority w:val="9"/>
-    <w:rsid w:val="00D94412"/>
+    <w:rsid w:val="00CA1B15"/>
     <w:rPr>
       <w:rFonts w:asciiTheme="majorHAnsi" w:eastAsiaTheme="majorEastAsia" w:hAnsiTheme="majorHAnsi" w:cstheme="majorBidi"/>
       <w:color w:val="0F4761" w:themeColor="accent1" w:themeShade="BF"/>
@@ -2202,7 +2252,7 @@
     <w:link w:val="Heading3"/>
     <w:uiPriority w:val="9"/>
     <w:semiHidden/>
-    <w:rsid w:val="00D94412"/>
+    <w:rsid w:val="00CA1B15"/>
     <w:rPr>
       <w:rFonts w:eastAsiaTheme="majorEastAsia" w:cstheme="majorBidi"/>
       <w:color w:val="0F4761" w:themeColor="accent1" w:themeShade="BF"/>
@@ -2216,7 +2266,7 @@
     <w:link w:val="Heading4"/>
     <w:uiPriority w:val="9"/>
     <w:semiHidden/>
-    <w:rsid w:val="00D94412"/>
+    <w:rsid w:val="00CA1B15"/>
     <w:rPr>
       <w:rFonts w:eastAsiaTheme="majorEastAsia" w:cstheme="majorBidi"/>
       <w:i/>
@@ -2230,7 +2280,7 @@
     <w:link w:val="Heading5"/>
     <w:uiPriority w:val="9"/>
     <w:semiHidden/>
-    <w:rsid w:val="00D94412"/>
+    <w:rsid w:val="00CA1B15"/>
     <w:rPr>
       <w:rFonts w:eastAsiaTheme="majorEastAsia" w:cstheme="majorBidi"/>
       <w:color w:val="0F4761" w:themeColor="accent1" w:themeShade="BF"/>
@@ -2242,7 +2292,7 @@
     <w:link w:val="Heading6"/>
     <w:uiPriority w:val="9"/>
     <w:semiHidden/>
-    <w:rsid w:val="00D94412"/>
+    <w:rsid w:val="00CA1B15"/>
     <w:rPr>
       <w:rFonts w:eastAsiaTheme="majorEastAsia" w:cstheme="majorBidi"/>
       <w:i/>
@@ -2256,7 +2306,7 @@
     <w:link w:val="Heading7"/>
     <w:uiPriority w:val="9"/>
     <w:semiHidden/>
-    <w:rsid w:val="00D94412"/>
+    <w:rsid w:val="00CA1B15"/>
     <w:rPr>
       <w:rFonts w:eastAsiaTheme="majorEastAsia" w:cstheme="majorBidi"/>
       <w:color w:val="595959" w:themeColor="text1" w:themeTint="A6"/>
@@ -2268,7 +2318,7 @@
     <w:link w:val="Heading8"/>
     <w:uiPriority w:val="9"/>
     <w:semiHidden/>
-    <w:rsid w:val="00D94412"/>
+    <w:rsid w:val="00CA1B15"/>
     <w:rPr>
       <w:rFonts w:eastAsiaTheme="majorEastAsia" w:cstheme="majorBidi"/>
       <w:i/>
@@ -2282,7 +2332,7 @@
     <w:link w:val="Heading9"/>
     <w:uiPriority w:val="9"/>
     <w:semiHidden/>
-    <w:rsid w:val="00D94412"/>
+    <w:rsid w:val="00CA1B15"/>
     <w:rPr>
       <w:rFonts w:eastAsiaTheme="majorEastAsia" w:cstheme="majorBidi"/>
       <w:color w:val="272727" w:themeColor="text1" w:themeTint="D8"/>
@@ -2295,7 +2345,7 @@
     <w:link w:val="TitleChar"/>
     <w:uiPriority w:val="10"/>
     <w:qFormat/>
-    <w:rsid w:val="00D94412"/>
+    <w:rsid w:val="00CA1B15"/>
     <w:pPr>
       <w:spacing w:after="80" w:line="240" w:lineRule="auto"/>
       <w:contextualSpacing/>
@@ -2313,7 +2363,7 @@
     <w:basedOn w:val="DefaultParagraphFont"/>
     <w:link w:val="Title"/>
     <w:uiPriority w:val="10"/>
-    <w:rsid w:val="00D94412"/>
+    <w:rsid w:val="00CA1B15"/>
     <w:rPr>
       <w:rFonts w:asciiTheme="majorHAnsi" w:eastAsiaTheme="majorEastAsia" w:hAnsiTheme="majorHAnsi" w:cstheme="majorBidi"/>
       <w:spacing w:val="-10"/>
@@ -2329,7 +2379,7 @@
     <w:link w:val="SubtitleChar"/>
     <w:uiPriority w:val="11"/>
     <w:qFormat/>
-    <w:rsid w:val="00D94412"/>
+    <w:rsid w:val="00CA1B15"/>
     <w:pPr>
       <w:numPr>
         <w:ilvl w:val="1"/>
@@ -2348,7 +2398,7 @@
     <w:basedOn w:val="DefaultParagraphFont"/>
     <w:link w:val="Subtitle"/>
     <w:uiPriority w:val="11"/>
-    <w:rsid w:val="00D94412"/>
+    <w:rsid w:val="00CA1B15"/>
     <w:rPr>
       <w:rFonts w:eastAsiaTheme="majorEastAsia" w:cstheme="majorBidi"/>
       <w:color w:val="595959" w:themeColor="text1" w:themeTint="A6"/>
@@ -2364,7 +2414,7 @@
     <w:link w:val="QuoteChar"/>
     <w:uiPriority w:val="29"/>
     <w:qFormat/>
-    <w:rsid w:val="00D94412"/>
+    <w:rsid w:val="00CA1B15"/>
     <w:pPr>
       <w:spacing w:before="160"/>
       <w:jc w:val="center"/>
@@ -2380,7 +2430,7 @@
     <w:basedOn w:val="DefaultParagraphFont"/>
     <w:link w:val="Quote"/>
     <w:uiPriority w:val="29"/>
-    <w:rsid w:val="00D94412"/>
+    <w:rsid w:val="00CA1B15"/>
     <w:rPr>
       <w:i/>
       <w:iCs/>
@@ -2392,7 +2442,7 @@
     <w:basedOn w:val="Normal"/>
     <w:uiPriority w:val="34"/>
     <w:qFormat/>
-    <w:rsid w:val="00D94412"/>
+    <w:rsid w:val="00CA1B15"/>
     <w:pPr>
       <w:ind w:left="720"/>
       <w:contextualSpacing/>
@@ -2403,7 +2453,7 @@
     <w:basedOn w:val="DefaultParagraphFont"/>
     <w:uiPriority w:val="21"/>
     <w:qFormat/>
-    <w:rsid w:val="00D94412"/>
+    <w:rsid w:val="00CA1B15"/>
     <w:rPr>
       <w:i/>
       <w:iCs/>
@@ -2417,7 +2467,7 @@
     <w:link w:val="IntenseQuoteChar"/>
     <w:uiPriority w:val="30"/>
     <w:qFormat/>
-    <w:rsid w:val="00D94412"/>
+    <w:rsid w:val="00CA1B15"/>
     <w:pPr>
       <w:pBdr>
         <w:top w:val="single" w:sz="4" w:space="10" w:color="0F4761" w:themeColor="accent1" w:themeShade="BF"/>
@@ -2438,7 +2488,7 @@
     <w:basedOn w:val="DefaultParagraphFont"/>
     <w:link w:val="IntenseQuote"/>
     <w:uiPriority w:val="30"/>
-    <w:rsid w:val="00D94412"/>
+    <w:rsid w:val="00CA1B15"/>
     <w:rPr>
       <w:i/>
       <w:iCs/>
@@ -2450,7 +2500,7 @@
     <w:basedOn w:val="DefaultParagraphFont"/>
     <w:uiPriority w:val="32"/>
     <w:qFormat/>
-    <w:rsid w:val="00D94412"/>
+    <w:rsid w:val="00CA1B15"/>
     <w:rPr>
       <w:b/>
       <w:bCs/>
@@ -2464,7 +2514,7 @@
     <w:basedOn w:val="Normal"/>
     <w:uiPriority w:val="99"/>
     <w:unhideWhenUsed/>
-    <w:rsid w:val="00D94412"/>
+    <w:rsid w:val="00CA1B15"/>
     <w:pPr>
       <w:numPr>
         <w:numId w:val="1"/>

--- a/docs/mu-tant/mu-Tant User Manual.docx
+++ b/docs/mu-tant/mu-Tant User Manual.docx
@@ -1338,6 +1338,14 @@
       </w:pPr>
       <w:r>
         <w:t>Quit mu-link and mu-Tant instantly reverts to its own audio device and internal transport — no restart needed.</w:t>
+      </w:r>
+    </w:p>
+    <w:p>
+      <w:pPr>
+        <w:pStyle w:val="ListBullet"/>
+      </w:pPr>
+      <w:r>
+        <w:t>MIDI in  —  the controllers you enabled in the standalone's MIDI settings still reach mu-Tant while it is connected, so program changes still load presets. For now they arrive roughly a sixth of a second late. Incoming MIDI clock is not followed while connected, because mu-link sets the tempo; to sync to external gear, connect its clock to mu-link instead.</w:t>
       </w:r>
     </w:p>
     <w:p>
@@ -1570,7 +1578,7 @@
   <w:abstractNum w:abstractNumId="0" w15:restartNumberingAfterBreak="0">
     <w:nsid w:val="FFFFFF89"/>
     <w:multiLevelType w:val="singleLevel"/>
-    <w:tmpl w:val="DCC2AD46"/>
+    <w:tmpl w:val="D5F0DF74"/>
     <w:lvl w:ilvl="0">
       <w:start w:val="1"/>
       <w:numFmt w:val="bullet"/>
@@ -1588,7 +1596,7 @@
       </w:rPr>
     </w:lvl>
   </w:abstractNum>
-  <w:num w:numId="1" w16cid:durableId="511384403">
+  <w:num w:numId="1" w16cid:durableId="274409680">
     <w:abstractNumId w:val="0"/>
   </w:num>
 </w:numbering>
@@ -2002,7 +2010,7 @@
     <w:link w:val="Heading1Char"/>
     <w:uiPriority w:val="9"/>
     <w:qFormat/>
-    <w:rsid w:val="00CA1B15"/>
+    <w:rsid w:val="00555C9C"/>
     <w:pPr>
       <w:keepNext/>
       <w:keepLines/>
@@ -2024,7 +2032,7 @@
     <w:uiPriority w:val="9"/>
     <w:unhideWhenUsed/>
     <w:qFormat/>
-    <w:rsid w:val="00CA1B15"/>
+    <w:rsid w:val="00555C9C"/>
     <w:pPr>
       <w:keepNext/>
       <w:keepLines/>
@@ -2047,7 +2055,7 @@
     <w:semiHidden/>
     <w:unhideWhenUsed/>
     <w:qFormat/>
-    <w:rsid w:val="00CA1B15"/>
+    <w:rsid w:val="00555C9C"/>
     <w:pPr>
       <w:keepNext/>
       <w:keepLines/>
@@ -2070,7 +2078,7 @@
     <w:semiHidden/>
     <w:unhideWhenUsed/>
     <w:qFormat/>
-    <w:rsid w:val="00CA1B15"/>
+    <w:rsid w:val="00555C9C"/>
     <w:pPr>
       <w:keepNext/>
       <w:keepLines/>
@@ -2093,7 +2101,7 @@
     <w:semiHidden/>
     <w:unhideWhenUsed/>
     <w:qFormat/>
-    <w:rsid w:val="00CA1B15"/>
+    <w:rsid w:val="00555C9C"/>
     <w:pPr>
       <w:keepNext/>
       <w:keepLines/>
@@ -2114,7 +2122,7 @@
     <w:semiHidden/>
     <w:unhideWhenUsed/>
     <w:qFormat/>
-    <w:rsid w:val="00CA1B15"/>
+    <w:rsid w:val="00555C9C"/>
     <w:pPr>
       <w:keepNext/>
       <w:keepLines/>
@@ -2137,7 +2145,7 @@
     <w:semiHidden/>
     <w:unhideWhenUsed/>
     <w:qFormat/>
-    <w:rsid w:val="00CA1B15"/>
+    <w:rsid w:val="00555C9C"/>
     <w:pPr>
       <w:keepNext/>
       <w:keepLines/>
@@ -2158,7 +2166,7 @@
     <w:semiHidden/>
     <w:unhideWhenUsed/>
     <w:qFormat/>
-    <w:rsid w:val="00CA1B15"/>
+    <w:rsid w:val="00555C9C"/>
     <w:pPr>
       <w:keepNext/>
       <w:keepLines/>
@@ -2181,7 +2189,7 @@
     <w:semiHidden/>
     <w:unhideWhenUsed/>
     <w:qFormat/>
-    <w:rsid w:val="00CA1B15"/>
+    <w:rsid w:val="00555C9C"/>
     <w:pPr>
       <w:keepNext/>
       <w:keepLines/>
@@ -2225,7 +2233,7 @@
     <w:basedOn w:val="DefaultParagraphFont"/>
     <w:link w:val="Heading1"/>
     <w:uiPriority w:val="9"/>
-    <w:rsid w:val="00CA1B15"/>
+    <w:rsid w:val="00555C9C"/>
     <w:rPr>
       <w:rFonts w:asciiTheme="majorHAnsi" w:eastAsiaTheme="majorEastAsia" w:hAnsiTheme="majorHAnsi" w:cstheme="majorBidi"/>
       <w:color w:val="0F4761" w:themeColor="accent1" w:themeShade="BF"/>
@@ -2238,7 +2246,7 @@
     <w:basedOn w:val="DefaultParagraphFont"/>
     <w:link w:val="Heading2"/>
     <w:uiPriority w:val="9"/>
-    <w:rsid w:val="00CA1B15"/>
+    <w:rsid w:val="00555C9C"/>
     <w:rPr>
       <w:rFonts w:asciiTheme="majorHAnsi" w:eastAsiaTheme="majorEastAsia" w:hAnsiTheme="majorHAnsi" w:cstheme="majorBidi"/>
       <w:color w:val="0F4761" w:themeColor="accent1" w:themeShade="BF"/>
@@ -2252,7 +2260,7 @@
     <w:link w:val="Heading3"/>
     <w:uiPriority w:val="9"/>
     <w:semiHidden/>
-    <w:rsid w:val="00CA1B15"/>
+    <w:rsid w:val="00555C9C"/>
     <w:rPr>
       <w:rFonts w:eastAsiaTheme="majorEastAsia" w:cstheme="majorBidi"/>
       <w:color w:val="0F4761" w:themeColor="accent1" w:themeShade="BF"/>
@@ -2266,7 +2274,7 @@
     <w:link w:val="Heading4"/>
     <w:uiPriority w:val="9"/>
     <w:semiHidden/>
-    <w:rsid w:val="00CA1B15"/>
+    <w:rsid w:val="00555C9C"/>
     <w:rPr>
       <w:rFonts w:eastAsiaTheme="majorEastAsia" w:cstheme="majorBidi"/>
       <w:i/>
@@ -2280,7 +2288,7 @@
     <w:link w:val="Heading5"/>
     <w:uiPriority w:val="9"/>
     <w:semiHidden/>
-    <w:rsid w:val="00CA1B15"/>
+    <w:rsid w:val="00555C9C"/>
     <w:rPr>
       <w:rFonts w:eastAsiaTheme="majorEastAsia" w:cstheme="majorBidi"/>
       <w:color w:val="0F4761" w:themeColor="accent1" w:themeShade="BF"/>
@@ -2292,7 +2300,7 @@
     <w:link w:val="Heading6"/>
     <w:uiPriority w:val="9"/>
     <w:semiHidden/>
-    <w:rsid w:val="00CA1B15"/>
+    <w:rsid w:val="00555C9C"/>
     <w:rPr>
       <w:rFonts w:eastAsiaTheme="majorEastAsia" w:cstheme="majorBidi"/>
       <w:i/>
@@ -2306,7 +2314,7 @@
     <w:link w:val="Heading7"/>
     <w:uiPriority w:val="9"/>
     <w:semiHidden/>
-    <w:rsid w:val="00CA1B15"/>
+    <w:rsid w:val="00555C9C"/>
     <w:rPr>
       <w:rFonts w:eastAsiaTheme="majorEastAsia" w:cstheme="majorBidi"/>
       <w:color w:val="595959" w:themeColor="text1" w:themeTint="A6"/>
@@ -2318,7 +2326,7 @@
     <w:link w:val="Heading8"/>
     <w:uiPriority w:val="9"/>
     <w:semiHidden/>
-    <w:rsid w:val="00CA1B15"/>
+    <w:rsid w:val="00555C9C"/>
     <w:rPr>
       <w:rFonts w:eastAsiaTheme="majorEastAsia" w:cstheme="majorBidi"/>
       <w:i/>
@@ -2332,7 +2340,7 @@
     <w:link w:val="Heading9"/>
     <w:uiPriority w:val="9"/>
     <w:semiHidden/>
-    <w:rsid w:val="00CA1B15"/>
+    <w:rsid w:val="00555C9C"/>
     <w:rPr>
       <w:rFonts w:eastAsiaTheme="majorEastAsia" w:cstheme="majorBidi"/>
       <w:color w:val="272727" w:themeColor="text1" w:themeTint="D8"/>
@@ -2345,7 +2353,7 @@
     <w:link w:val="TitleChar"/>
     <w:uiPriority w:val="10"/>
     <w:qFormat/>
-    <w:rsid w:val="00CA1B15"/>
+    <w:rsid w:val="00555C9C"/>
     <w:pPr>
       <w:spacing w:after="80" w:line="240" w:lineRule="auto"/>
       <w:contextualSpacing/>
@@ -2363,7 +2371,7 @@
     <w:basedOn w:val="DefaultParagraphFont"/>
     <w:link w:val="Title"/>
     <w:uiPriority w:val="10"/>
-    <w:rsid w:val="00CA1B15"/>
+    <w:rsid w:val="00555C9C"/>
     <w:rPr>
       <w:rFonts w:asciiTheme="majorHAnsi" w:eastAsiaTheme="majorEastAsia" w:hAnsiTheme="majorHAnsi" w:cstheme="majorBidi"/>
       <w:spacing w:val="-10"/>
@@ -2379,7 +2387,7 @@
     <w:link w:val="SubtitleChar"/>
     <w:uiPriority w:val="11"/>
     <w:qFormat/>
-    <w:rsid w:val="00CA1B15"/>
+    <w:rsid w:val="00555C9C"/>
     <w:pPr>
       <w:numPr>
         <w:ilvl w:val="1"/>
@@ -2398,7 +2406,7 @@
     <w:basedOn w:val="DefaultParagraphFont"/>
     <w:link w:val="Subtitle"/>
     <w:uiPriority w:val="11"/>
-    <w:rsid w:val="00CA1B15"/>
+    <w:rsid w:val="00555C9C"/>
     <w:rPr>
       <w:rFonts w:eastAsiaTheme="majorEastAsia" w:cstheme="majorBidi"/>
       <w:color w:val="595959" w:themeColor="text1" w:themeTint="A6"/>
@@ -2414,7 +2422,7 @@
     <w:link w:val="QuoteChar"/>
     <w:uiPriority w:val="29"/>
     <w:qFormat/>
-    <w:rsid w:val="00CA1B15"/>
+    <w:rsid w:val="00555C9C"/>
     <w:pPr>
       <w:spacing w:before="160"/>
       <w:jc w:val="center"/>
@@ -2430,7 +2438,7 @@
     <w:basedOn w:val="DefaultParagraphFont"/>
     <w:link w:val="Quote"/>
     <w:uiPriority w:val="29"/>
-    <w:rsid w:val="00CA1B15"/>
+    <w:rsid w:val="00555C9C"/>
     <w:rPr>
       <w:i/>
       <w:iCs/>
@@ -2442,7 +2450,7 @@
     <w:basedOn w:val="Normal"/>
     <w:uiPriority w:val="34"/>
     <w:qFormat/>
-    <w:rsid w:val="00CA1B15"/>
+    <w:rsid w:val="00555C9C"/>
     <w:pPr>
       <w:ind w:left="720"/>
       <w:contextualSpacing/>
@@ -2453,7 +2461,7 @@
     <w:basedOn w:val="DefaultParagraphFont"/>
     <w:uiPriority w:val="21"/>
     <w:qFormat/>
-    <w:rsid w:val="00CA1B15"/>
+    <w:rsid w:val="00555C9C"/>
     <w:rPr>
       <w:i/>
       <w:iCs/>
@@ -2467,7 +2475,7 @@
     <w:link w:val="IntenseQuoteChar"/>
     <w:uiPriority w:val="30"/>
     <w:qFormat/>
-    <w:rsid w:val="00CA1B15"/>
+    <w:rsid w:val="00555C9C"/>
     <w:pPr>
       <w:pBdr>
         <w:top w:val="single" w:sz="4" w:space="10" w:color="0F4761" w:themeColor="accent1" w:themeShade="BF"/>
@@ -2488,7 +2496,7 @@
     <w:basedOn w:val="DefaultParagraphFont"/>
     <w:link w:val="IntenseQuote"/>
     <w:uiPriority w:val="30"/>
-    <w:rsid w:val="00CA1B15"/>
+    <w:rsid w:val="00555C9C"/>
     <w:rPr>
       <w:i/>
       <w:iCs/>
@@ -2500,7 +2508,7 @@
     <w:basedOn w:val="DefaultParagraphFont"/>
     <w:uiPriority w:val="32"/>
     <w:qFormat/>
-    <w:rsid w:val="00CA1B15"/>
+    <w:rsid w:val="00555C9C"/>
     <w:rPr>
       <w:b/>
       <w:bCs/>
@@ -2514,7 +2522,7 @@
     <w:basedOn w:val="Normal"/>
     <w:uiPriority w:val="99"/>
     <w:unhideWhenUsed/>
-    <w:rsid w:val="00CA1B15"/>
+    <w:rsid w:val="00555C9C"/>
     <w:pPr>
       <w:numPr>
         <w:numId w:val="1"/>

--- a/docs/mu-tant/mu-Tant User Manual.docx
+++ b/docs/mu-tant/mu-Tant User Manual.docx
@@ -282,7 +282,7 @@
         <w:pStyle w:val="ListBullet"/>
       </w:pPr>
       <w:r>
-        <w:t>BPM display  —  read-only in DAW mode; editable in standalone. Locked, and showing the clock's tempo, while an external MIDI clock sets the tempo. The clock drives both the gate patterns and the modulators.</w:t>
+        <w:t>BPM display  —  read-only in DAW mode; editable in standalone. Tempo runs from 20.0 to 300.0 BPM with one decimal (for example 127.5; whole tempos show .0). Click the up or down arrow to step one whole BPM and keep the fraction (127.5 becomes 128.5); Shift+click steps a tenth. Double-click to type a value such as 127.5 or 127,5; a value outside the range is clamped to it. The same field appears in Settings. Locked, and showing the clock's tempo to a tenth, while an external MIDI clock sets the tempo. The clock drives both the gate patterns and the modulators.</w:t>
       </w:r>
     </w:p>
     <w:p>
@@ -1171,7 +1171,7 @@
         <w:pStyle w:val="ListBullet"/>
       </w:pPr>
       <w:r>
-        <w:t>Tempo (BPM) — internal clock, also editable from the transport BPM field</w:t>
+        <w:t>Tempo (BPM) — internal clock, 20.0 to 300.0 with one decimal, also editable from the transport BPM field</w:t>
       </w:r>
     </w:p>
     <w:p>
@@ -1224,7 +1224,7 @@
         <w:pStyle w:val="ListBullet"/>
       </w:pPr>
       <w:r>
-        <w:t>Clock + Transport  —  the clock runs everything. Its Start, Continue, and Stop messages start and stop playback, and its ticks set the tempo and the beat. The Play button and BPM field are locked.</w:t>
+        <w:t>Clock + Transport  —  the clock runs everything. Its Start, Continue, and Stop messages start and stop playback, and its ticks set the tempo and the beat. The first clock after Start counts as the downbeat, so your steps line up closely with the external device. The Play button and BPM field are locked.</w:t>
       </w:r>
     </w:p>
     <w:p>
@@ -1578,7 +1578,7 @@
   <w:abstractNum w:abstractNumId="0" w15:restartNumberingAfterBreak="0">
     <w:nsid w:val="FFFFFF89"/>
     <w:multiLevelType w:val="singleLevel"/>
-    <w:tmpl w:val="D5F0DF74"/>
+    <w:tmpl w:val="48E4B42E"/>
     <w:lvl w:ilvl="0">
       <w:start w:val="1"/>
       <w:numFmt w:val="bullet"/>
@@ -1596,7 +1596,7 @@
       </w:rPr>
     </w:lvl>
   </w:abstractNum>
-  <w:num w:numId="1" w16cid:durableId="274409680">
+  <w:num w:numId="1" w16cid:durableId="454107285">
     <w:abstractNumId w:val="0"/>
   </w:num>
 </w:numbering>
@@ -2010,7 +2010,7 @@
     <w:link w:val="Heading1Char"/>
     <w:uiPriority w:val="9"/>
     <w:qFormat/>
-    <w:rsid w:val="00555C9C"/>
+    <w:rsid w:val="002966B3"/>
     <w:pPr>
       <w:keepNext/>
       <w:keepLines/>
@@ -2032,7 +2032,7 @@
     <w:uiPriority w:val="9"/>
     <w:unhideWhenUsed/>
     <w:qFormat/>
-    <w:rsid w:val="00555C9C"/>
+    <w:rsid w:val="002966B3"/>
     <w:pPr>
       <w:keepNext/>
       <w:keepLines/>
@@ -2055,7 +2055,7 @@
     <w:semiHidden/>
     <w:unhideWhenUsed/>
     <w:qFormat/>
-    <w:rsid w:val="00555C9C"/>
+    <w:rsid w:val="002966B3"/>
     <w:pPr>
       <w:keepNext/>
       <w:keepLines/>
@@ -2078,7 +2078,7 @@
     <w:semiHidden/>
     <w:unhideWhenUsed/>
     <w:qFormat/>
-    <w:rsid w:val="00555C9C"/>
+    <w:rsid w:val="002966B3"/>
     <w:pPr>
       <w:keepNext/>
       <w:keepLines/>
@@ -2101,7 +2101,7 @@
     <w:semiHidden/>
     <w:unhideWhenUsed/>
     <w:qFormat/>
-    <w:rsid w:val="00555C9C"/>
+    <w:rsid w:val="002966B3"/>
     <w:pPr>
       <w:keepNext/>
       <w:keepLines/>
@@ -2122,7 +2122,7 @@
     <w:semiHidden/>
     <w:unhideWhenUsed/>
     <w:qFormat/>
-    <w:rsid w:val="00555C9C"/>
+    <w:rsid w:val="002966B3"/>
     <w:pPr>
       <w:keepNext/>
       <w:keepLines/>
@@ -2145,7 +2145,7 @@
     <w:semiHidden/>
     <w:unhideWhenUsed/>
     <w:qFormat/>
-    <w:rsid w:val="00555C9C"/>
+    <w:rsid w:val="002966B3"/>
     <w:pPr>
       <w:keepNext/>
       <w:keepLines/>
@@ -2166,7 +2166,7 @@
     <w:semiHidden/>
     <w:unhideWhenUsed/>
     <w:qFormat/>
-    <w:rsid w:val="00555C9C"/>
+    <w:rsid w:val="002966B3"/>
     <w:pPr>
       <w:keepNext/>
       <w:keepLines/>
@@ -2189,7 +2189,7 @@
     <w:semiHidden/>
     <w:unhideWhenUsed/>
     <w:qFormat/>
-    <w:rsid w:val="00555C9C"/>
+    <w:rsid w:val="002966B3"/>
     <w:pPr>
       <w:keepNext/>
       <w:keepLines/>
@@ -2233,7 +2233,7 @@
     <w:basedOn w:val="DefaultParagraphFont"/>
     <w:link w:val="Heading1"/>
     <w:uiPriority w:val="9"/>
-    <w:rsid w:val="00555C9C"/>
+    <w:rsid w:val="002966B3"/>
     <w:rPr>
       <w:rFonts w:asciiTheme="majorHAnsi" w:eastAsiaTheme="majorEastAsia" w:hAnsiTheme="majorHAnsi" w:cstheme="majorBidi"/>
       <w:color w:val="0F4761" w:themeColor="accent1" w:themeShade="BF"/>
@@ -2246,7 +2246,7 @@
     <w:basedOn w:val="DefaultParagraphFont"/>
     <w:link w:val="Heading2"/>
     <w:uiPriority w:val="9"/>
-    <w:rsid w:val="00555C9C"/>
+    <w:rsid w:val="002966B3"/>
     <w:rPr>
       <w:rFonts w:asciiTheme="majorHAnsi" w:eastAsiaTheme="majorEastAsia" w:hAnsiTheme="majorHAnsi" w:cstheme="majorBidi"/>
       <w:color w:val="0F4761" w:themeColor="accent1" w:themeShade="BF"/>
@@ -2260,7 +2260,7 @@
     <w:link w:val="Heading3"/>
     <w:uiPriority w:val="9"/>
     <w:semiHidden/>
-    <w:rsid w:val="00555C9C"/>
+    <w:rsid w:val="002966B3"/>
     <w:rPr>
       <w:rFonts w:eastAsiaTheme="majorEastAsia" w:cstheme="majorBidi"/>
       <w:color w:val="0F4761" w:themeColor="accent1" w:themeShade="BF"/>
@@ -2274,7 +2274,7 @@
     <w:link w:val="Heading4"/>
     <w:uiPriority w:val="9"/>
     <w:semiHidden/>
-    <w:rsid w:val="00555C9C"/>
+    <w:rsid w:val="002966B3"/>
     <w:rPr>
       <w:rFonts w:eastAsiaTheme="majorEastAsia" w:cstheme="majorBidi"/>
       <w:i/>
@@ -2288,7 +2288,7 @@
     <w:link w:val="Heading5"/>
     <w:uiPriority w:val="9"/>
     <w:semiHidden/>
-    <w:rsid w:val="00555C9C"/>
+    <w:rsid w:val="002966B3"/>
     <w:rPr>
       <w:rFonts w:eastAsiaTheme="majorEastAsia" w:cstheme="majorBidi"/>
       <w:color w:val="0F4761" w:themeColor="accent1" w:themeShade="BF"/>
@@ -2300,7 +2300,7 @@
     <w:link w:val="Heading6"/>
     <w:uiPriority w:val="9"/>
     <w:semiHidden/>
-    <w:rsid w:val="00555C9C"/>
+    <w:rsid w:val="002966B3"/>
     <w:rPr>
       <w:rFonts w:eastAsiaTheme="majorEastAsia" w:cstheme="majorBidi"/>
       <w:i/>
@@ -2314,7 +2314,7 @@
     <w:link w:val="Heading7"/>
     <w:uiPriority w:val="9"/>
     <w:semiHidden/>
-    <w:rsid w:val="00555C9C"/>
+    <w:rsid w:val="002966B3"/>
     <w:rPr>
       <w:rFonts w:eastAsiaTheme="majorEastAsia" w:cstheme="majorBidi"/>
       <w:color w:val="595959" w:themeColor="text1" w:themeTint="A6"/>
@@ -2326,7 +2326,7 @@
     <w:link w:val="Heading8"/>
     <w:uiPriority w:val="9"/>
     <w:semiHidden/>
-    <w:rsid w:val="00555C9C"/>
+    <w:rsid w:val="002966B3"/>
     <w:rPr>
       <w:rFonts w:eastAsiaTheme="majorEastAsia" w:cstheme="majorBidi"/>
       <w:i/>
@@ -2340,7 +2340,7 @@
     <w:link w:val="Heading9"/>
     <w:uiPriority w:val="9"/>
     <w:semiHidden/>
-    <w:rsid w:val="00555C9C"/>
+    <w:rsid w:val="002966B3"/>
     <w:rPr>
       <w:rFonts w:eastAsiaTheme="majorEastAsia" w:cstheme="majorBidi"/>
       <w:color w:val="272727" w:themeColor="text1" w:themeTint="D8"/>
@@ -2353,7 +2353,7 @@
     <w:link w:val="TitleChar"/>
     <w:uiPriority w:val="10"/>
     <w:qFormat/>
-    <w:rsid w:val="00555C9C"/>
+    <w:rsid w:val="002966B3"/>
     <w:pPr>
       <w:spacing w:after="80" w:line="240" w:lineRule="auto"/>
       <w:contextualSpacing/>
@@ -2371,7 +2371,7 @@
     <w:basedOn w:val="DefaultParagraphFont"/>
     <w:link w:val="Title"/>
     <w:uiPriority w:val="10"/>
-    <w:rsid w:val="00555C9C"/>
+    <w:rsid w:val="002966B3"/>
     <w:rPr>
       <w:rFonts w:asciiTheme="majorHAnsi" w:eastAsiaTheme="majorEastAsia" w:hAnsiTheme="majorHAnsi" w:cstheme="majorBidi"/>
       <w:spacing w:val="-10"/>
@@ -2387,7 +2387,7 @@
     <w:link w:val="SubtitleChar"/>
     <w:uiPriority w:val="11"/>
     <w:qFormat/>
-    <w:rsid w:val="00555C9C"/>
+    <w:rsid w:val="002966B3"/>
     <w:pPr>
       <w:numPr>
         <w:ilvl w:val="1"/>
@@ -2406,7 +2406,7 @@
     <w:basedOn w:val="DefaultParagraphFont"/>
     <w:link w:val="Subtitle"/>
     <w:uiPriority w:val="11"/>
-    <w:rsid w:val="00555C9C"/>
+    <w:rsid w:val="002966B3"/>
     <w:rPr>
       <w:rFonts w:eastAsiaTheme="majorEastAsia" w:cstheme="majorBidi"/>
       <w:color w:val="595959" w:themeColor="text1" w:themeTint="A6"/>
@@ -2422,7 +2422,7 @@
     <w:link w:val="QuoteChar"/>
     <w:uiPriority w:val="29"/>
     <w:qFormat/>
-    <w:rsid w:val="00555C9C"/>
+    <w:rsid w:val="002966B3"/>
     <w:pPr>
       <w:spacing w:before="160"/>
       <w:jc w:val="center"/>
@@ -2438,7 +2438,7 @@
     <w:basedOn w:val="DefaultParagraphFont"/>
     <w:link w:val="Quote"/>
     <w:uiPriority w:val="29"/>
-    <w:rsid w:val="00555C9C"/>
+    <w:rsid w:val="002966B3"/>
     <w:rPr>
       <w:i/>
       <w:iCs/>
@@ -2450,7 +2450,7 @@
     <w:basedOn w:val="Normal"/>
     <w:uiPriority w:val="34"/>
     <w:qFormat/>
-    <w:rsid w:val="00555C9C"/>
+    <w:rsid w:val="002966B3"/>
     <w:pPr>
       <w:ind w:left="720"/>
       <w:contextualSpacing/>
@@ -2461,7 +2461,7 @@
     <w:basedOn w:val="DefaultParagraphFont"/>
     <w:uiPriority w:val="21"/>
     <w:qFormat/>
-    <w:rsid w:val="00555C9C"/>
+    <w:rsid w:val="002966B3"/>
     <w:rPr>
       <w:i/>
       <w:iCs/>
@@ -2475,7 +2475,7 @@
     <w:link w:val="IntenseQuoteChar"/>
     <w:uiPriority w:val="30"/>
     <w:qFormat/>
-    <w:rsid w:val="00555C9C"/>
+    <w:rsid w:val="002966B3"/>
     <w:pPr>
       <w:pBdr>
         <w:top w:val="single" w:sz="4" w:space="10" w:color="0F4761" w:themeColor="accent1" w:themeShade="BF"/>
@@ -2496,7 +2496,7 @@
     <w:basedOn w:val="DefaultParagraphFont"/>
     <w:link w:val="IntenseQuote"/>
     <w:uiPriority w:val="30"/>
-    <w:rsid w:val="00555C9C"/>
+    <w:rsid w:val="002966B3"/>
     <w:rPr>
       <w:i/>
       <w:iCs/>
@@ -2508,7 +2508,7 @@
     <w:basedOn w:val="DefaultParagraphFont"/>
     <w:uiPriority w:val="32"/>
     <w:qFormat/>
-    <w:rsid w:val="00555C9C"/>
+    <w:rsid w:val="002966B3"/>
     <w:rPr>
       <w:b/>
       <w:bCs/>
@@ -2522,7 +2522,7 @@
     <w:basedOn w:val="Normal"/>
     <w:uiPriority w:val="99"/>
     <w:unhideWhenUsed/>
-    <w:rsid w:val="00555C9C"/>
+    <w:rsid w:val="002966B3"/>
     <w:pPr>
       <w:numPr>
         <w:numId w:val="1"/>

--- a/docs/mu-tant/mu-Tant User Manual.docx
+++ b/docs/mu-tant/mu-Tant User Manual.docx
@@ -1345,7 +1345,7 @@
         <w:pStyle w:val="ListBullet"/>
       </w:pPr>
       <w:r>
-        <w:t>MIDI in  —  the controllers you enabled in the standalone's MIDI settings still reach mu-Tant while it is connected, so program changes still load presets. For now they arrive roughly a sixth of a second late. Incoming MIDI clock is not followed while connected, because mu-link sets the tempo; to sync to external gear, connect its clock to mu-link instead.</w:t>
+        <w:t>MIDI in  —  the controllers you enabled in the standalone's MIDI settings still reach mu-Tant while it is connected, so program changes still load presets. For now they arrive roughly 85 milliseconds late, which is under a tenth of a second. Incoming MIDI clock is not followed while connected, because mu-link sets the tempo; to sync to external gear, connect its clock to mu-link instead.</w:t>
       </w:r>
     </w:p>
     <w:p>
@@ -1578,7 +1578,7 @@
   <w:abstractNum w:abstractNumId="0" w15:restartNumberingAfterBreak="0">
     <w:nsid w:val="FFFFFF89"/>
     <w:multiLevelType w:val="singleLevel"/>
-    <w:tmpl w:val="48E4B42E"/>
+    <w:tmpl w:val="BAB8DAAE"/>
     <w:lvl w:ilvl="0">
       <w:start w:val="1"/>
       <w:numFmt w:val="bullet"/>
@@ -1596,7 +1596,7 @@
       </w:rPr>
     </w:lvl>
   </w:abstractNum>
-  <w:num w:numId="1" w16cid:durableId="454107285">
+  <w:num w:numId="1" w16cid:durableId="1988826715">
     <w:abstractNumId w:val="0"/>
   </w:num>
 </w:numbering>
@@ -2010,7 +2010,7 @@
     <w:link w:val="Heading1Char"/>
     <w:uiPriority w:val="9"/>
     <w:qFormat/>
-    <w:rsid w:val="002966B3"/>
+    <w:rsid w:val="004E7994"/>
     <w:pPr>
       <w:keepNext/>
       <w:keepLines/>
@@ -2032,7 +2032,7 @@
     <w:uiPriority w:val="9"/>
     <w:unhideWhenUsed/>
     <w:qFormat/>
-    <w:rsid w:val="002966B3"/>
+    <w:rsid w:val="004E7994"/>
     <w:pPr>
       <w:keepNext/>
       <w:keepLines/>
@@ -2055,7 +2055,7 @@
     <w:semiHidden/>
     <w:unhideWhenUsed/>
     <w:qFormat/>
-    <w:rsid w:val="002966B3"/>
+    <w:rsid w:val="004E7994"/>
     <w:pPr>
       <w:keepNext/>
       <w:keepLines/>
@@ -2078,7 +2078,7 @@
     <w:semiHidden/>
     <w:unhideWhenUsed/>
     <w:qFormat/>
-    <w:rsid w:val="002966B3"/>
+    <w:rsid w:val="004E7994"/>
     <w:pPr>
       <w:keepNext/>
       <w:keepLines/>
@@ -2101,7 +2101,7 @@
     <w:semiHidden/>
     <w:unhideWhenUsed/>
     <w:qFormat/>
-    <w:rsid w:val="002966B3"/>
+    <w:rsid w:val="004E7994"/>
     <w:pPr>
       <w:keepNext/>
       <w:keepLines/>
@@ -2122,7 +2122,7 @@
     <w:semiHidden/>
     <w:unhideWhenUsed/>
     <w:qFormat/>
-    <w:rsid w:val="002966B3"/>
+    <w:rsid w:val="004E7994"/>
     <w:pPr>
       <w:keepNext/>
       <w:keepLines/>
@@ -2145,7 +2145,7 @@
     <w:semiHidden/>
     <w:unhideWhenUsed/>
     <w:qFormat/>
-    <w:rsid w:val="002966B3"/>
+    <w:rsid w:val="004E7994"/>
     <w:pPr>
       <w:keepNext/>
       <w:keepLines/>
@@ -2166,7 +2166,7 @@
     <w:semiHidden/>
     <w:unhideWhenUsed/>
     <w:qFormat/>
-    <w:rsid w:val="002966B3"/>
+    <w:rsid w:val="004E7994"/>
     <w:pPr>
       <w:keepNext/>
       <w:keepLines/>
@@ -2189,7 +2189,7 @@
     <w:semiHidden/>
     <w:unhideWhenUsed/>
     <w:qFormat/>
-    <w:rsid w:val="002966B3"/>
+    <w:rsid w:val="004E7994"/>
     <w:pPr>
       <w:keepNext/>
       <w:keepLines/>
@@ -2233,7 +2233,7 @@
     <w:basedOn w:val="DefaultParagraphFont"/>
     <w:link w:val="Heading1"/>
     <w:uiPriority w:val="9"/>
-    <w:rsid w:val="002966B3"/>
+    <w:rsid w:val="004E7994"/>
     <w:rPr>
       <w:rFonts w:asciiTheme="majorHAnsi" w:eastAsiaTheme="majorEastAsia" w:hAnsiTheme="majorHAnsi" w:cstheme="majorBidi"/>
       <w:color w:val="0F4761" w:themeColor="accent1" w:themeShade="BF"/>
@@ -2246,7 +2246,7 @@
     <w:basedOn w:val="DefaultParagraphFont"/>
     <w:link w:val="Heading2"/>
     <w:uiPriority w:val="9"/>
-    <w:rsid w:val="002966B3"/>
+    <w:rsid w:val="004E7994"/>
     <w:rPr>
       <w:rFonts w:asciiTheme="majorHAnsi" w:eastAsiaTheme="majorEastAsia" w:hAnsiTheme="majorHAnsi" w:cstheme="majorBidi"/>
       <w:color w:val="0F4761" w:themeColor="accent1" w:themeShade="BF"/>
@@ -2260,7 +2260,7 @@
     <w:link w:val="Heading3"/>
     <w:uiPriority w:val="9"/>
     <w:semiHidden/>
-    <w:rsid w:val="002966B3"/>
+    <w:rsid w:val="004E7994"/>
     <w:rPr>
       <w:rFonts w:eastAsiaTheme="majorEastAsia" w:cstheme="majorBidi"/>
       <w:color w:val="0F4761" w:themeColor="accent1" w:themeShade="BF"/>
@@ -2274,7 +2274,7 @@
     <w:link w:val="Heading4"/>
     <w:uiPriority w:val="9"/>
     <w:semiHidden/>
-    <w:rsid w:val="002966B3"/>
+    <w:rsid w:val="004E7994"/>
     <w:rPr>
       <w:rFonts w:eastAsiaTheme="majorEastAsia" w:cstheme="majorBidi"/>
       <w:i/>
@@ -2288,7 +2288,7 @@
     <w:link w:val="Heading5"/>
     <w:uiPriority w:val="9"/>
     <w:semiHidden/>
-    <w:rsid w:val="002966B3"/>
+    <w:rsid w:val="004E7994"/>
     <w:rPr>
       <w:rFonts w:eastAsiaTheme="majorEastAsia" w:cstheme="majorBidi"/>
       <w:color w:val="0F4761" w:themeColor="accent1" w:themeShade="BF"/>
@@ -2300,7 +2300,7 @@
     <w:link w:val="Heading6"/>
     <w:uiPriority w:val="9"/>
     <w:semiHidden/>
-    <w:rsid w:val="002966B3"/>
+    <w:rsid w:val="004E7994"/>
     <w:rPr>
       <w:rFonts w:eastAsiaTheme="majorEastAsia" w:cstheme="majorBidi"/>
       <w:i/>
@@ -2314,7 +2314,7 @@
     <w:link w:val="Heading7"/>
     <w:uiPriority w:val="9"/>
     <w:semiHidden/>
-    <w:rsid w:val="002966B3"/>
+    <w:rsid w:val="004E7994"/>
     <w:rPr>
       <w:rFonts w:eastAsiaTheme="majorEastAsia" w:cstheme="majorBidi"/>
       <w:color w:val="595959" w:themeColor="text1" w:themeTint="A6"/>
@@ -2326,7 +2326,7 @@
     <w:link w:val="Heading8"/>
     <w:uiPriority w:val="9"/>
     <w:semiHidden/>
-    <w:rsid w:val="002966B3"/>
+    <w:rsid w:val="004E7994"/>
     <w:rPr>
       <w:rFonts w:eastAsiaTheme="majorEastAsia" w:cstheme="majorBidi"/>
       <w:i/>
@@ -2340,7 +2340,7 @@
     <w:link w:val="Heading9"/>
     <w:uiPriority w:val="9"/>
     <w:semiHidden/>
-    <w:rsid w:val="002966B3"/>
+    <w:rsid w:val="004E7994"/>
     <w:rPr>
       <w:rFonts w:eastAsiaTheme="majorEastAsia" w:cstheme="majorBidi"/>
       <w:color w:val="272727" w:themeColor="text1" w:themeTint="D8"/>
@@ -2353,7 +2353,7 @@
     <w:link w:val="TitleChar"/>
     <w:uiPriority w:val="10"/>
     <w:qFormat/>
-    <w:rsid w:val="002966B3"/>
+    <w:rsid w:val="004E7994"/>
     <w:pPr>
       <w:spacing w:after="80" w:line="240" w:lineRule="auto"/>
       <w:contextualSpacing/>
@@ -2371,7 +2371,7 @@
     <w:basedOn w:val="DefaultParagraphFont"/>
     <w:link w:val="Title"/>
     <w:uiPriority w:val="10"/>
-    <w:rsid w:val="002966B3"/>
+    <w:rsid w:val="004E7994"/>
     <w:rPr>
       <w:rFonts w:asciiTheme="majorHAnsi" w:eastAsiaTheme="majorEastAsia" w:hAnsiTheme="majorHAnsi" w:cstheme="majorBidi"/>
       <w:spacing w:val="-10"/>
@@ -2387,7 +2387,7 @@
     <w:link w:val="SubtitleChar"/>
     <w:uiPriority w:val="11"/>
     <w:qFormat/>
-    <w:rsid w:val="002966B3"/>
+    <w:rsid w:val="004E7994"/>
     <w:pPr>
       <w:numPr>
         <w:ilvl w:val="1"/>
@@ -2406,7 +2406,7 @@
     <w:basedOn w:val="DefaultParagraphFont"/>
     <w:link w:val="Subtitle"/>
     <w:uiPriority w:val="11"/>
-    <w:rsid w:val="002966B3"/>
+    <w:rsid w:val="004E7994"/>
     <w:rPr>
       <w:rFonts w:eastAsiaTheme="majorEastAsia" w:cstheme="majorBidi"/>
       <w:color w:val="595959" w:themeColor="text1" w:themeTint="A6"/>
@@ -2422,7 +2422,7 @@
     <w:link w:val="QuoteChar"/>
     <w:uiPriority w:val="29"/>
     <w:qFormat/>
-    <w:rsid w:val="002966B3"/>
+    <w:rsid w:val="004E7994"/>
     <w:pPr>
       <w:spacing w:before="160"/>
       <w:jc w:val="center"/>
@@ -2438,7 +2438,7 @@
     <w:basedOn w:val="DefaultParagraphFont"/>
     <w:link w:val="Quote"/>
     <w:uiPriority w:val="29"/>
-    <w:rsid w:val="002966B3"/>
+    <w:rsid w:val="004E7994"/>
     <w:rPr>
       <w:i/>
       <w:iCs/>
@@ -2450,7 +2450,7 @@
     <w:basedOn w:val="Normal"/>
     <w:uiPriority w:val="34"/>
     <w:qFormat/>
-    <w:rsid w:val="002966B3"/>
+    <w:rsid w:val="004E7994"/>
     <w:pPr>
       <w:ind w:left="720"/>
       <w:contextualSpacing/>
@@ -2461,7 +2461,7 @@
     <w:basedOn w:val="DefaultParagraphFont"/>
     <w:uiPriority w:val="21"/>
     <w:qFormat/>
-    <w:rsid w:val="002966B3"/>
+    <w:rsid w:val="004E7994"/>
     <w:rPr>
       <w:i/>
       <w:iCs/>
@@ -2475,7 +2475,7 @@
     <w:link w:val="IntenseQuoteChar"/>
     <w:uiPriority w:val="30"/>
     <w:qFormat/>
-    <w:rsid w:val="002966B3"/>
+    <w:rsid w:val="004E7994"/>
     <w:pPr>
       <w:pBdr>
         <w:top w:val="single" w:sz="4" w:space="10" w:color="0F4761" w:themeColor="accent1" w:themeShade="BF"/>
@@ -2496,7 +2496,7 @@
     <w:basedOn w:val="DefaultParagraphFont"/>
     <w:link w:val="IntenseQuote"/>
     <w:uiPriority w:val="30"/>
-    <w:rsid w:val="002966B3"/>
+    <w:rsid w:val="004E7994"/>
     <w:rPr>
       <w:i/>
       <w:iCs/>
@@ -2508,7 +2508,7 @@
     <w:basedOn w:val="DefaultParagraphFont"/>
     <w:uiPriority w:val="32"/>
     <w:qFormat/>
-    <w:rsid w:val="002966B3"/>
+    <w:rsid w:val="004E7994"/>
     <w:rPr>
       <w:b/>
       <w:bCs/>
@@ -2522,7 +2522,7 @@
     <w:basedOn w:val="Normal"/>
     <w:uiPriority w:val="99"/>
     <w:unhideWhenUsed/>
-    <w:rsid w:val="002966B3"/>
+    <w:rsid w:val="004E7994"/>
     <w:pPr>
       <w:numPr>
         <w:numId w:val="1"/>

--- a/docs/mu-tant/mu-Tant User Manual.docx
+++ b/docs/mu-tant/mu-Tant User Manual.docx
@@ -290,15 +290,31 @@
         <w:pStyle w:val="ListBullet"/>
       </w:pPr>
       <w:r>
-        <w:t>Clock lamp  —  standalone only. Sits between the BPM display and the Position readout, and appears only while MIDI clock sync is on with Messages set to Clock only or Clock + Transport (it is hidden with Transport only, and when Source is Internal). Dim amber means waiting for clock, green means locked to the clock, red means the clock was lost and the transport has stopped. The lamp stays steady; it never blinks. Hover over it to read its state in the status bar. See MIDI Clock Sync.</w:t>
-      </w:r>
-    </w:p>
-    <w:p>
-      <w:pPr>
-        <w:pStyle w:val="ListBullet"/>
-      </w:pPr>
-      <w:r>
-        <w:t>Position  —  bar, beat, and sixteenth readout (e.g. 3.2.1). In DAW mode it follows the host's position, even while the plug-in is bypassed, and counts in the host's time signature: in 3/4 a bar has three beats, in 7/8 it has seven eighth-note beats, and the last number is the sixteenth within the beat. Bar 1 starts where the host's bar 1 starts, so a pickup bar is counted correctly. The standalone always counts in 4/4. The time signature only changes the readout; mu-Tant's gate patterns and modulator loop lengths still treat a bar as four beats.</w:t>
+        <w:t>Clock lamp  —  standalone only. Replaces the Tap button and sits between the BPM display and the Position readout, and appears only while MIDI clock sync is on with Messages set to Clock only or Clock + Transport (it is hidden with Transport only, and when Source is Internal). Dim amber means waiting for clock, green means locked to the clock, red means the clock was lost and the transport has stopped. The lamp stays steady; it never blinks. Hover over it to read its state in the status bar. See MIDI Clock Sync.</w:t>
+      </w:r>
+    </w:p>
+    <w:p>
+      <w:pPr>
+        <w:pStyle w:val="ListBullet"/>
+      </w:pPr>
+      <w:r>
+        <w:t>Tap button  —  standalone only. Takes the place of the Clock lamp whenever the lamp is not shown (the internal clock, or MIDI clock sync set to Transport only), so you see Tap or the lamp, never both. Tap it in time with the beat to set the tempo: it needs two taps, averages your last four intervals, and starts a new count if you pause for more than two seconds. The result is rounded to a tenth of a BPM, kept within 20 to 300, and written into the BPM field.</w:t>
+      </w:r>
+    </w:p>
+    <w:p>
+      <w:pPr>
+        <w:pStyle w:val="ListBullet"/>
+      </w:pPr>
+      <w:r>
+        <w:t>Nudge buttons (− and +)  —  standalone only. Two small buttons just right of the Position readout. Hold − to run the groove 4 % slower, or + to run it 4 % faster, to line up with another player by ear. Let go and the set tempo returns exactly; the BPM field never changes. Under an external MIDI clock, holding a button shifts the groove against the clock by that amount, and the shift stays until the next Start.</w:t>
+      </w:r>
+    </w:p>
+    <w:p>
+      <w:pPr>
+        <w:pStyle w:val="ListBullet"/>
+      </w:pPr>
+      <w:r>
+        <w:t>Position  —  bar, beat, and sixteenth readout (e.g. 3.2.1). In DAW mode it follows the host's position, even while the plug-in is bypassed, and counts in the host's time signature: in 3/4 a bar has three beats, in 7/8 it has seven eighth-note beats, and the last number is the sixteenth within the beat. Bar 1 starts where the host's bar 1 starts, so a pickup bar is counted correctly. The standalone counts in the time signature chosen in Settings (4/4 by default). The time signature only changes the readout; mu-Tant's gate patterns and modulator loop lengths still treat a bar as four beats.</w:t>
       </w:r>
     </w:p>
     <w:p>
@@ -1179,7 +1195,15 @@
         <w:pStyle w:val="ListBullet"/>
       </w:pPr>
       <w:r>
-        <w:t>MIDI Clock — standalone only: follow an external MIDI clock (see below).</w:t>
+        <w:t>MIDI Clock — standalone only: follow an external MIDI clock, with a Sync Offset to compensate for audio latency (see below).</w:t>
+      </w:r>
+    </w:p>
+    <w:p>
+      <w:pPr>
+        <w:pStyle w:val="ListBullet"/>
+      </w:pPr>
+      <w:r>
+        <w:t>Time Signature (standalone) — in Settings under General, Transport: 2/4, 3/4, 4/4, 5/4, 6/4, 7/4, 5/8, 6/8, 7/8, 9/8 or 12/8; default 4/4. It changes how the bar.beat.sixteenth Position readout counts (a beat is a quarter note in x/4 and an eighth note in x/8). Patterns still run in four-beat bars.</w:t>
       </w:r>
     </w:p>
     <w:p>
@@ -1264,6 +1288,11 @@
     <w:p>
       <w:r>
         <w:t>The lamp is hidden with Transport only, because the clock's ticks are not used, and whenever Source is Internal. The BPM display works as before: it is locked and shows the clock's tempo while the clock sets the tempo.</w:t>
+      </w:r>
+    </w:p>
+    <w:p>
+      <w:r>
+        <w:t>Sync Offset  —  with Source set to MIDI In, a Sync Offset field appears in the MIDI Clock section of Settings. It runs from −50 to +250 ms and defaults to 0. The value is shown with a sign, for example +25. The arrows step 1 ms; Shift+click steps 10 ms. A positive value makes mu-Tant play earlier than the clock says. Enter your audio output latency here (about 20 to 40 ms on Windows WASAPI) so the sound lands on the beat of a hardware master. mu-Tant remembers the setting between sessions.</w:t>
       </w:r>
     </w:p>
     <w:p>
@@ -1578,7 +1607,7 @@
   <w:abstractNum w:abstractNumId="0" w15:restartNumberingAfterBreak="0">
     <w:nsid w:val="FFFFFF89"/>
     <w:multiLevelType w:val="singleLevel"/>
-    <w:tmpl w:val="BAB8DAAE"/>
+    <w:tmpl w:val="A1C81E6A"/>
     <w:lvl w:ilvl="0">
       <w:start w:val="1"/>
       <w:numFmt w:val="bullet"/>
@@ -1596,7 +1625,7 @@
       </w:rPr>
     </w:lvl>
   </w:abstractNum>
-  <w:num w:numId="1" w16cid:durableId="1988826715">
+  <w:num w:numId="1" w16cid:durableId="343823914">
     <w:abstractNumId w:val="0"/>
   </w:num>
 </w:numbering>
@@ -2010,7 +2039,7 @@
     <w:link w:val="Heading1Char"/>
     <w:uiPriority w:val="9"/>
     <w:qFormat/>
-    <w:rsid w:val="004E7994"/>
+    <w:rsid w:val="00F7675E"/>
     <w:pPr>
       <w:keepNext/>
       <w:keepLines/>
@@ -2032,7 +2061,7 @@
     <w:uiPriority w:val="9"/>
     <w:unhideWhenUsed/>
     <w:qFormat/>
-    <w:rsid w:val="004E7994"/>
+    <w:rsid w:val="00F7675E"/>
     <w:pPr>
       <w:keepNext/>
       <w:keepLines/>
@@ -2055,7 +2084,7 @@
     <w:semiHidden/>
     <w:unhideWhenUsed/>
     <w:qFormat/>
-    <w:rsid w:val="004E7994"/>
+    <w:rsid w:val="00F7675E"/>
     <w:pPr>
       <w:keepNext/>
       <w:keepLines/>
@@ -2078,7 +2107,7 @@
     <w:semiHidden/>
     <w:unhideWhenUsed/>
     <w:qFormat/>
-    <w:rsid w:val="004E7994"/>
+    <w:rsid w:val="00F7675E"/>
     <w:pPr>
       <w:keepNext/>
       <w:keepLines/>
@@ -2101,7 +2130,7 @@
     <w:semiHidden/>
     <w:unhideWhenUsed/>
     <w:qFormat/>
-    <w:rsid w:val="004E7994"/>
+    <w:rsid w:val="00F7675E"/>
     <w:pPr>
       <w:keepNext/>
       <w:keepLines/>
@@ -2122,7 +2151,7 @@
     <w:semiHidden/>
     <w:unhideWhenUsed/>
     <w:qFormat/>
-    <w:rsid w:val="004E7994"/>
+    <w:rsid w:val="00F7675E"/>
     <w:pPr>
       <w:keepNext/>
       <w:keepLines/>
@@ -2145,7 +2174,7 @@
     <w:semiHidden/>
     <w:unhideWhenUsed/>
     <w:qFormat/>
-    <w:rsid w:val="004E7994"/>
+    <w:rsid w:val="00F7675E"/>
     <w:pPr>
       <w:keepNext/>
       <w:keepLines/>
@@ -2166,7 +2195,7 @@
     <w:semiHidden/>
     <w:unhideWhenUsed/>
     <w:qFormat/>
-    <w:rsid w:val="004E7994"/>
+    <w:rsid w:val="00F7675E"/>
     <w:pPr>
       <w:keepNext/>
       <w:keepLines/>
@@ -2189,7 +2218,7 @@
     <w:semiHidden/>
     <w:unhideWhenUsed/>
     <w:qFormat/>
-    <w:rsid w:val="004E7994"/>
+    <w:rsid w:val="00F7675E"/>
     <w:pPr>
       <w:keepNext/>
       <w:keepLines/>
@@ -2233,7 +2262,7 @@
     <w:basedOn w:val="DefaultParagraphFont"/>
     <w:link w:val="Heading1"/>
     <w:uiPriority w:val="9"/>
-    <w:rsid w:val="004E7994"/>
+    <w:rsid w:val="00F7675E"/>
     <w:rPr>
       <w:rFonts w:asciiTheme="majorHAnsi" w:eastAsiaTheme="majorEastAsia" w:hAnsiTheme="majorHAnsi" w:cstheme="majorBidi"/>
       <w:color w:val="0F4761" w:themeColor="accent1" w:themeShade="BF"/>
@@ -2246,7 +2275,7 @@
     <w:basedOn w:val="DefaultParagraphFont"/>
     <w:link w:val="Heading2"/>
     <w:uiPriority w:val="9"/>
-    <w:rsid w:val="004E7994"/>
+    <w:rsid w:val="00F7675E"/>
     <w:rPr>
       <w:rFonts w:asciiTheme="majorHAnsi" w:eastAsiaTheme="majorEastAsia" w:hAnsiTheme="majorHAnsi" w:cstheme="majorBidi"/>
       <w:color w:val="0F4761" w:themeColor="accent1" w:themeShade="BF"/>
@@ -2260,7 +2289,7 @@
     <w:link w:val="Heading3"/>
     <w:uiPriority w:val="9"/>
     <w:semiHidden/>
-    <w:rsid w:val="004E7994"/>
+    <w:rsid w:val="00F7675E"/>
     <w:rPr>
       <w:rFonts w:eastAsiaTheme="majorEastAsia" w:cstheme="majorBidi"/>
       <w:color w:val="0F4761" w:themeColor="accent1" w:themeShade="BF"/>
@@ -2274,7 +2303,7 @@
     <w:link w:val="Heading4"/>
     <w:uiPriority w:val="9"/>
     <w:semiHidden/>
-    <w:rsid w:val="004E7994"/>
+    <w:rsid w:val="00F7675E"/>
     <w:rPr>
       <w:rFonts w:eastAsiaTheme="majorEastAsia" w:cstheme="majorBidi"/>
       <w:i/>
@@ -2288,7 +2317,7 @@
     <w:link w:val="Heading5"/>
     <w:uiPriority w:val="9"/>
     <w:semiHidden/>
-    <w:rsid w:val="004E7994"/>
+    <w:rsid w:val="00F7675E"/>
     <w:rPr>
       <w:rFonts w:eastAsiaTheme="majorEastAsia" w:cstheme="majorBidi"/>
       <w:color w:val="0F4761" w:themeColor="accent1" w:themeShade="BF"/>
@@ -2300,7 +2329,7 @@
     <w:link w:val="Heading6"/>
     <w:uiPriority w:val="9"/>
     <w:semiHidden/>
-    <w:rsid w:val="004E7994"/>
+    <w:rsid w:val="00F7675E"/>
     <w:rPr>
       <w:rFonts w:eastAsiaTheme="majorEastAsia" w:cstheme="majorBidi"/>
       <w:i/>
@@ -2314,7 +2343,7 @@
     <w:link w:val="Heading7"/>
     <w:uiPriority w:val="9"/>
     <w:semiHidden/>
-    <w:rsid w:val="004E7994"/>
+    <w:rsid w:val="00F7675E"/>
     <w:rPr>
       <w:rFonts w:eastAsiaTheme="majorEastAsia" w:cstheme="majorBidi"/>
       <w:color w:val="595959" w:themeColor="text1" w:themeTint="A6"/>
@@ -2326,7 +2355,7 @@
     <w:link w:val="Heading8"/>
     <w:uiPriority w:val="9"/>
     <w:semiHidden/>
-    <w:rsid w:val="004E7994"/>
+    <w:rsid w:val="00F7675E"/>
     <w:rPr>
       <w:rFonts w:eastAsiaTheme="majorEastAsia" w:cstheme="majorBidi"/>
       <w:i/>
@@ -2340,7 +2369,7 @@
     <w:link w:val="Heading9"/>
     <w:uiPriority w:val="9"/>
     <w:semiHidden/>
-    <w:rsid w:val="004E7994"/>
+    <w:rsid w:val="00F7675E"/>
     <w:rPr>
       <w:rFonts w:eastAsiaTheme="majorEastAsia" w:cstheme="majorBidi"/>
       <w:color w:val="272727" w:themeColor="text1" w:themeTint="D8"/>
@@ -2353,7 +2382,7 @@
     <w:link w:val="TitleChar"/>
     <w:uiPriority w:val="10"/>
     <w:qFormat/>
-    <w:rsid w:val="004E7994"/>
+    <w:rsid w:val="00F7675E"/>
     <w:pPr>
       <w:spacing w:after="80" w:line="240" w:lineRule="auto"/>
       <w:contextualSpacing/>
@@ -2371,7 +2400,7 @@
     <w:basedOn w:val="DefaultParagraphFont"/>
     <w:link w:val="Title"/>
     <w:uiPriority w:val="10"/>
-    <w:rsid w:val="004E7994"/>
+    <w:rsid w:val="00F7675E"/>
     <w:rPr>
       <w:rFonts w:asciiTheme="majorHAnsi" w:eastAsiaTheme="majorEastAsia" w:hAnsiTheme="majorHAnsi" w:cstheme="majorBidi"/>
       <w:spacing w:val="-10"/>
@@ -2387,7 +2416,7 @@
     <w:link w:val="SubtitleChar"/>
     <w:uiPriority w:val="11"/>
     <w:qFormat/>
-    <w:rsid w:val="004E7994"/>
+    <w:rsid w:val="00F7675E"/>
     <w:pPr>
       <w:numPr>
         <w:ilvl w:val="1"/>
@@ -2406,7 +2435,7 @@
     <w:basedOn w:val="DefaultParagraphFont"/>
     <w:link w:val="Subtitle"/>
     <w:uiPriority w:val="11"/>
-    <w:rsid w:val="004E7994"/>
+    <w:rsid w:val="00F7675E"/>
     <w:rPr>
       <w:rFonts w:eastAsiaTheme="majorEastAsia" w:cstheme="majorBidi"/>
       <w:color w:val="595959" w:themeColor="text1" w:themeTint="A6"/>
@@ -2422,7 +2451,7 @@
     <w:link w:val="QuoteChar"/>
     <w:uiPriority w:val="29"/>
     <w:qFormat/>
-    <w:rsid w:val="004E7994"/>
+    <w:rsid w:val="00F7675E"/>
     <w:pPr>
       <w:spacing w:before="160"/>
       <w:jc w:val="center"/>
@@ -2438,7 +2467,7 @@
     <w:basedOn w:val="DefaultParagraphFont"/>
     <w:link w:val="Quote"/>
     <w:uiPriority w:val="29"/>
-    <w:rsid w:val="004E7994"/>
+    <w:rsid w:val="00F7675E"/>
     <w:rPr>
       <w:i/>
       <w:iCs/>
@@ -2450,7 +2479,7 @@
     <w:basedOn w:val="Normal"/>
     <w:uiPriority w:val="34"/>
     <w:qFormat/>
-    <w:rsid w:val="004E7994"/>
+    <w:rsid w:val="00F7675E"/>
     <w:pPr>
       <w:ind w:left="720"/>
       <w:contextualSpacing/>
@@ -2461,7 +2490,7 @@
     <w:basedOn w:val="DefaultParagraphFont"/>
     <w:uiPriority w:val="21"/>
     <w:qFormat/>
-    <w:rsid w:val="004E7994"/>
+    <w:rsid w:val="00F7675E"/>
     <w:rPr>
       <w:i/>
       <w:iCs/>
@@ -2475,7 +2504,7 @@
     <w:link w:val="IntenseQuoteChar"/>
     <w:uiPriority w:val="30"/>
     <w:qFormat/>
-    <w:rsid w:val="004E7994"/>
+    <w:rsid w:val="00F7675E"/>
     <w:pPr>
       <w:pBdr>
         <w:top w:val="single" w:sz="4" w:space="10" w:color="0F4761" w:themeColor="accent1" w:themeShade="BF"/>
@@ -2496,7 +2525,7 @@
     <w:basedOn w:val="DefaultParagraphFont"/>
     <w:link w:val="IntenseQuote"/>
     <w:uiPriority w:val="30"/>
-    <w:rsid w:val="004E7994"/>
+    <w:rsid w:val="00F7675E"/>
     <w:rPr>
       <w:i/>
       <w:iCs/>
@@ -2508,7 +2537,7 @@
     <w:basedOn w:val="DefaultParagraphFont"/>
     <w:uiPriority w:val="32"/>
     <w:qFormat/>
-    <w:rsid w:val="004E7994"/>
+    <w:rsid w:val="00F7675E"/>
     <w:rPr>
       <w:b/>
       <w:bCs/>
@@ -2522,7 +2551,7 @@
     <w:basedOn w:val="Normal"/>
     <w:uiPriority w:val="99"/>
     <w:unhideWhenUsed/>
-    <w:rsid w:val="004E7994"/>
+    <w:rsid w:val="00F7675E"/>
     <w:pPr>
       <w:numPr>
         <w:numId w:val="1"/>

--- a/docs/mu-tant/mu-Tant User Manual.docx
+++ b/docs/mu-tant/mu-Tant User Manual.docx
@@ -192,6 +192,69 @@
     </w:p>
     <w:p>
       <w:pPr>
+        <w:pStyle w:val="Heading2"/>
+      </w:pPr>
+      <w:r>
+        <w:t>Supporting mu-Tant</w:t>
+      </w:r>
+    </w:p>
+    <w:p>
+      <w:r>
+        <w:t>mu-Tant is free to use, and you can pay what you like to support it. If you have not entered a licence key, a polite 'Support mu-Tant' window appears once per session, the first time you open mu-Tant after starting your DAW or the app. It has three buttons:</w:t>
+      </w:r>
+    </w:p>
+    <w:p>
+      <w:pPr>
+        <w:pStyle w:val="ListBullet"/>
+      </w:pPr>
+      <w:r>
+        <w:t>Maybe later  —  closes the window and carries on.</w:t>
+      </w:r>
+    </w:p>
+    <w:p>
+      <w:pPr>
+        <w:pStyle w:val="ListBullet"/>
+      </w:pPr>
+      <w:r>
+        <w:t>Enter licence key  —  opens the About panel so you can type in your key.</w:t>
+      </w:r>
+    </w:p>
+    <w:p>
+      <w:pPr>
+        <w:pStyle w:val="ListBullet"/>
+      </w:pPr>
+      <w:r>
+        <w:t>Pay what you like  —  opens the checkout page in your web browser. The suggested amount is £20, but £0 is fine. You receive a licence key either way.</w:t>
+      </w:r>
+    </w:p>
+    <w:p>
+      <w:r>
+        <w:t>Tick 'Don't show this again' to stop the window appearing. You can still support mu-Tant at any time from the Support link at the right of the status bar, or from the Support button in the About panel.</w:t>
+      </w:r>
+    </w:p>
+    <w:p>
+      <w:r>
+        <w:t>To enter a licence key, click the mu-Tant logo to open the About panel, click Enter a key, and paste in your key. Once a key is accepted, the About panel shows 'Thank you for your support' and the Support prompt no longer appears.</w:t>
+      </w:r>
+    </w:p>
+    <w:p>
+      <w:r>
+        <w:rPr>
+          <w:i/>
+        </w:rPr>
+        <w:t>[Screenshot: Support mu-Tant window with its three buttons and the Don't show this again tick box.]</w:t>
+      </w:r>
+    </w:p>
+    <w:p>
+      <w:r>
+        <w:rPr>
+          <w:i/>
+        </w:rPr>
+        <w:t>[Screenshot: About panel showing the Support and Enter a key buttons.]</w:t>
+      </w:r>
+    </w:p>
+    <w:p>
+      <w:pPr>
         <w:pStyle w:val="Heading1"/>
       </w:pPr>
       <w:r>
@@ -266,7 +329,7 @@
         <w:pStyle w:val="ListBullet"/>
       </w:pPr>
       <w:r>
-        <w:t>mu-Tant logo  —  click to open the About panel</w:t>
+        <w:t>mu-Tant logo  —  click to open the About panel, where you can also support mu-Tant or enter a licence key</w:t>
       </w:r>
     </w:p>
     <w:p>
@@ -1607,7 +1670,7 @@
   <w:abstractNum w:abstractNumId="0" w15:restartNumberingAfterBreak="0">
     <w:nsid w:val="FFFFFF89"/>
     <w:multiLevelType w:val="singleLevel"/>
-    <w:tmpl w:val="A1C81E6A"/>
+    <w:tmpl w:val="76B0A7FE"/>
     <w:lvl w:ilvl="0">
       <w:start w:val="1"/>
       <w:numFmt w:val="bullet"/>
@@ -1625,7 +1688,7 @@
       </w:rPr>
     </w:lvl>
   </w:abstractNum>
-  <w:num w:numId="1" w16cid:durableId="343823914">
+  <w:num w:numId="1" w16cid:durableId="505172805">
     <w:abstractNumId w:val="0"/>
   </w:num>
 </w:numbering>
@@ -2039,7 +2102,7 @@
     <w:link w:val="Heading1Char"/>
     <w:uiPriority w:val="9"/>
     <w:qFormat/>
-    <w:rsid w:val="00F7675E"/>
+    <w:rsid w:val="00A757F2"/>
     <w:pPr>
       <w:keepNext/>
       <w:keepLines/>
@@ -2061,7 +2124,7 @@
     <w:uiPriority w:val="9"/>
     <w:unhideWhenUsed/>
     <w:qFormat/>
-    <w:rsid w:val="00F7675E"/>
+    <w:rsid w:val="00A757F2"/>
     <w:pPr>
       <w:keepNext/>
       <w:keepLines/>
@@ -2084,7 +2147,7 @@
     <w:semiHidden/>
     <w:unhideWhenUsed/>
     <w:qFormat/>
-    <w:rsid w:val="00F7675E"/>
+    <w:rsid w:val="00A757F2"/>
     <w:pPr>
       <w:keepNext/>
       <w:keepLines/>
@@ -2107,7 +2170,7 @@
     <w:semiHidden/>
     <w:unhideWhenUsed/>
     <w:qFormat/>
-    <w:rsid w:val="00F7675E"/>
+    <w:rsid w:val="00A757F2"/>
     <w:pPr>
       <w:keepNext/>
       <w:keepLines/>
@@ -2130,7 +2193,7 @@
     <w:semiHidden/>
     <w:unhideWhenUsed/>
     <w:qFormat/>
-    <w:rsid w:val="00F7675E"/>
+    <w:rsid w:val="00A757F2"/>
     <w:pPr>
       <w:keepNext/>
       <w:keepLines/>
@@ -2151,7 +2214,7 @@
     <w:semiHidden/>
     <w:unhideWhenUsed/>
     <w:qFormat/>
-    <w:rsid w:val="00F7675E"/>
+    <w:rsid w:val="00A757F2"/>
     <w:pPr>
       <w:keepNext/>
       <w:keepLines/>
@@ -2174,7 +2237,7 @@
     <w:semiHidden/>
     <w:unhideWhenUsed/>
     <w:qFormat/>
-    <w:rsid w:val="00F7675E"/>
+    <w:rsid w:val="00A757F2"/>
     <w:pPr>
       <w:keepNext/>
       <w:keepLines/>
@@ -2195,7 +2258,7 @@
     <w:semiHidden/>
     <w:unhideWhenUsed/>
     <w:qFormat/>
-    <w:rsid w:val="00F7675E"/>
+    <w:rsid w:val="00A757F2"/>
     <w:pPr>
       <w:keepNext/>
       <w:keepLines/>
@@ -2218,7 +2281,7 @@
     <w:semiHidden/>
     <w:unhideWhenUsed/>
     <w:qFormat/>
-    <w:rsid w:val="00F7675E"/>
+    <w:rsid w:val="00A757F2"/>
     <w:pPr>
       <w:keepNext/>
       <w:keepLines/>
@@ -2262,7 +2325,7 @@
     <w:basedOn w:val="DefaultParagraphFont"/>
     <w:link w:val="Heading1"/>
     <w:uiPriority w:val="9"/>
-    <w:rsid w:val="00F7675E"/>
+    <w:rsid w:val="00A757F2"/>
     <w:rPr>
       <w:rFonts w:asciiTheme="majorHAnsi" w:eastAsiaTheme="majorEastAsia" w:hAnsiTheme="majorHAnsi" w:cstheme="majorBidi"/>
       <w:color w:val="0F4761" w:themeColor="accent1" w:themeShade="BF"/>
@@ -2275,7 +2338,7 @@
     <w:basedOn w:val="DefaultParagraphFont"/>
     <w:link w:val="Heading2"/>
     <w:uiPriority w:val="9"/>
-    <w:rsid w:val="00F7675E"/>
+    <w:rsid w:val="00A757F2"/>
     <w:rPr>
       <w:rFonts w:asciiTheme="majorHAnsi" w:eastAsiaTheme="majorEastAsia" w:hAnsiTheme="majorHAnsi" w:cstheme="majorBidi"/>
       <w:color w:val="0F4761" w:themeColor="accent1" w:themeShade="BF"/>
@@ -2289,7 +2352,7 @@
     <w:link w:val="Heading3"/>
     <w:uiPriority w:val="9"/>
     <w:semiHidden/>
-    <w:rsid w:val="00F7675E"/>
+    <w:rsid w:val="00A757F2"/>
     <w:rPr>
       <w:rFonts w:eastAsiaTheme="majorEastAsia" w:cstheme="majorBidi"/>
       <w:color w:val="0F4761" w:themeColor="accent1" w:themeShade="BF"/>
@@ -2303,7 +2366,7 @@
     <w:link w:val="Heading4"/>
     <w:uiPriority w:val="9"/>
     <w:semiHidden/>
-    <w:rsid w:val="00F7675E"/>
+    <w:rsid w:val="00A757F2"/>
     <w:rPr>
       <w:rFonts w:eastAsiaTheme="majorEastAsia" w:cstheme="majorBidi"/>
       <w:i/>
@@ -2317,7 +2380,7 @@
     <w:link w:val="Heading5"/>
     <w:uiPriority w:val="9"/>
     <w:semiHidden/>
-    <w:rsid w:val="00F7675E"/>
+    <w:rsid w:val="00A757F2"/>
     <w:rPr>
       <w:rFonts w:eastAsiaTheme="majorEastAsia" w:cstheme="majorBidi"/>
       <w:color w:val="0F4761" w:themeColor="accent1" w:themeShade="BF"/>
@@ -2329,7 +2392,7 @@
     <w:link w:val="Heading6"/>
     <w:uiPriority w:val="9"/>
     <w:semiHidden/>
-    <w:rsid w:val="00F7675E"/>
+    <w:rsid w:val="00A757F2"/>
     <w:rPr>
       <w:rFonts w:eastAsiaTheme="majorEastAsia" w:cstheme="majorBidi"/>
       <w:i/>
@@ -2343,7 +2406,7 @@
     <w:link w:val="Heading7"/>
     <w:uiPriority w:val="9"/>
     <w:semiHidden/>
-    <w:rsid w:val="00F7675E"/>
+    <w:rsid w:val="00A757F2"/>
     <w:rPr>
       <w:rFonts w:eastAsiaTheme="majorEastAsia" w:cstheme="majorBidi"/>
       <w:color w:val="595959" w:themeColor="text1" w:themeTint="A6"/>
@@ -2355,7 +2418,7 @@
     <w:link w:val="Heading8"/>
     <w:uiPriority w:val="9"/>
     <w:semiHidden/>
-    <w:rsid w:val="00F7675E"/>
+    <w:rsid w:val="00A757F2"/>
     <w:rPr>
       <w:rFonts w:eastAsiaTheme="majorEastAsia" w:cstheme="majorBidi"/>
       <w:i/>
@@ -2369,7 +2432,7 @@
     <w:link w:val="Heading9"/>
     <w:uiPriority w:val="9"/>
     <w:semiHidden/>
-    <w:rsid w:val="00F7675E"/>
+    <w:rsid w:val="00A757F2"/>
     <w:rPr>
       <w:rFonts w:eastAsiaTheme="majorEastAsia" w:cstheme="majorBidi"/>
       <w:color w:val="272727" w:themeColor="text1" w:themeTint="D8"/>
@@ -2382,7 +2445,7 @@
     <w:link w:val="TitleChar"/>
     <w:uiPriority w:val="10"/>
     <w:qFormat/>
-    <w:rsid w:val="00F7675E"/>
+    <w:rsid w:val="00A757F2"/>
     <w:pPr>
       <w:spacing w:after="80" w:line="240" w:lineRule="auto"/>
       <w:contextualSpacing/>
@@ -2400,7 +2463,7 @@
     <w:basedOn w:val="DefaultParagraphFont"/>
     <w:link w:val="Title"/>
     <w:uiPriority w:val="10"/>
-    <w:rsid w:val="00F7675E"/>
+    <w:rsid w:val="00A757F2"/>
     <w:rPr>
       <w:rFonts w:asciiTheme="majorHAnsi" w:eastAsiaTheme="majorEastAsia" w:hAnsiTheme="majorHAnsi" w:cstheme="majorBidi"/>
       <w:spacing w:val="-10"/>
@@ -2416,7 +2479,7 @@
     <w:link w:val="SubtitleChar"/>
     <w:uiPriority w:val="11"/>
     <w:qFormat/>
-    <w:rsid w:val="00F7675E"/>
+    <w:rsid w:val="00A757F2"/>
     <w:pPr>
       <w:numPr>
         <w:ilvl w:val="1"/>
@@ -2435,7 +2498,7 @@
     <w:basedOn w:val="DefaultParagraphFont"/>
     <w:link w:val="Subtitle"/>
     <w:uiPriority w:val="11"/>
-    <w:rsid w:val="00F7675E"/>
+    <w:rsid w:val="00A757F2"/>
     <w:rPr>
       <w:rFonts w:eastAsiaTheme="majorEastAsia" w:cstheme="majorBidi"/>
       <w:color w:val="595959" w:themeColor="text1" w:themeTint="A6"/>
@@ -2451,7 +2514,7 @@
     <w:link w:val="QuoteChar"/>
     <w:uiPriority w:val="29"/>
     <w:qFormat/>
-    <w:rsid w:val="00F7675E"/>
+    <w:rsid w:val="00A757F2"/>
     <w:pPr>
       <w:spacing w:before="160"/>
       <w:jc w:val="center"/>
@@ -2467,7 +2530,7 @@
     <w:basedOn w:val="DefaultParagraphFont"/>
     <w:link w:val="Quote"/>
     <w:uiPriority w:val="29"/>
-    <w:rsid w:val="00F7675E"/>
+    <w:rsid w:val="00A757F2"/>
     <w:rPr>
       <w:i/>
       <w:iCs/>
@@ -2479,7 +2542,7 @@
     <w:basedOn w:val="Normal"/>
     <w:uiPriority w:val="34"/>
     <w:qFormat/>
-    <w:rsid w:val="00F7675E"/>
+    <w:rsid w:val="00A757F2"/>
     <w:pPr>
       <w:ind w:left="720"/>
       <w:contextualSpacing/>
@@ -2490,7 +2553,7 @@
     <w:basedOn w:val="DefaultParagraphFont"/>
     <w:uiPriority w:val="21"/>
     <w:qFormat/>
-    <w:rsid w:val="00F7675E"/>
+    <w:rsid w:val="00A757F2"/>
     <w:rPr>
       <w:i/>
       <w:iCs/>
@@ -2504,7 +2567,7 @@
     <w:link w:val="IntenseQuoteChar"/>
     <w:uiPriority w:val="30"/>
     <w:qFormat/>
-    <w:rsid w:val="00F7675E"/>
+    <w:rsid w:val="00A757F2"/>
     <w:pPr>
       <w:pBdr>
         <w:top w:val="single" w:sz="4" w:space="10" w:color="0F4761" w:themeColor="accent1" w:themeShade="BF"/>
@@ -2525,7 +2588,7 @@
     <w:basedOn w:val="DefaultParagraphFont"/>
     <w:link w:val="IntenseQuote"/>
     <w:uiPriority w:val="30"/>
-    <w:rsid w:val="00F7675E"/>
+    <w:rsid w:val="00A757F2"/>
     <w:rPr>
       <w:i/>
       <w:iCs/>
@@ -2537,7 +2600,7 @@
     <w:basedOn w:val="DefaultParagraphFont"/>
     <w:uiPriority w:val="32"/>
     <w:qFormat/>
-    <w:rsid w:val="00F7675E"/>
+    <w:rsid w:val="00A757F2"/>
     <w:rPr>
       <w:b/>
       <w:bCs/>
@@ -2551,7 +2614,7 @@
     <w:basedOn w:val="Normal"/>
     <w:uiPriority w:val="99"/>
     <w:unhideWhenUsed/>
-    <w:rsid w:val="00F7675E"/>
+    <w:rsid w:val="00A757F2"/>
     <w:pPr>
       <w:numPr>
         <w:numId w:val="1"/>

--- a/docs/mu-tant/mu-Tant User Manual.docx
+++ b/docs/mu-tant/mu-Tant User Manual.docx
@@ -182,19 +182,6 @@
         <w:pStyle w:val="Heading2"/>
       </w:pPr>
       <w:r>
-        <w:t>Demo Version</w:t>
-      </w:r>
-    </w:p>
-    <w:p>
-      <w:r>
-        <w:t>A free save-disabled demo of mu-Tant is available from transwarp.me. It is limited to a single voice; all other features are fully functional. If you are running the demo, all documentation in this manual applies — only the eight-voice capability is not available. The demo cannot save presets or voice files.</w:t>
-      </w:r>
-    </w:p>
-    <w:p>
-      <w:pPr>
-        <w:pStyle w:val="Heading2"/>
-      </w:pPr>
-      <w:r>
         <w:t>Supporting mu-Tant</w:t>
       </w:r>
     </w:p>
@@ -234,7 +221,7 @@
     </w:p>
     <w:p>
       <w:r>
-        <w:t>To enter a licence key, click the mu-Tant logo to open the About panel, click Enter a key, and paste in your key. Once a key is accepted, the About panel shows 'Thank you for your support' and the Support prompt no longer appears.</w:t>
+        <w:t>To enter a licence key, click the mu-Tant logo to open the About panel, click Enter a key, and paste in your key, then click Activate. If you do not have a key yet, click Get a key beside Activate to open the pay-what-you-like page in your web browser. Once a key is accepted, the About panel shows 'Thank you for your support' and the Support prompt no longer appears.</w:t>
       </w:r>
     </w:p>
     <w:p>
@@ -1226,7 +1213,7 @@
     </w:p>
     <w:p>
       <w:r>
-        <w:t>Click the gear icon to open the Settings overlay:</w:t>
+        <w:t>Click the gear icon to open the Settings overlay. Settings are arranged in two columns:</w:t>
       </w:r>
     </w:p>
     <w:p>
@@ -1355,7 +1342,7 @@
     </w:p>
     <w:p>
       <w:r>
-        <w:t>Sync Offset  —  with Source set to MIDI In, a Sync Offset field appears in the MIDI Clock section of Settings. It runs from −50 to +250 ms and defaults to 0. The value is shown with a sign, for example +25. The arrows step 1 ms; Shift+click steps 10 ms. A positive value makes mu-Tant play earlier than the clock says. Enter your audio output latency here (about 20 to 40 ms on Windows WASAPI) so the sound lands on the beat of a hardware master. mu-Tant remembers the setting between sessions.</w:t>
+        <w:t>Sync Offset  —  with Source set to MIDI In, a Sync Offset field appears in the MIDI Clock section of Settings. It runs from −50 to +250 ms (the label reads simply Sync offset) and defaults to 0. The value is shown with a sign, for example +25. The arrows step 1 ms; Shift+click steps 10 ms. A positive value makes mu-Tant play earlier than the clock says. Enter your audio output latency here (about 20 to 40 ms on Windows WASAPI) so the sound lands on the beat of a hardware master. mu-Tant remembers the setting between sessions.</w:t>
       </w:r>
     </w:p>
     <w:p>
@@ -1670,7 +1657,7 @@
   <w:abstractNum w:abstractNumId="0" w15:restartNumberingAfterBreak="0">
     <w:nsid w:val="FFFFFF89"/>
     <w:multiLevelType w:val="singleLevel"/>
-    <w:tmpl w:val="76B0A7FE"/>
+    <w:tmpl w:val="86607622"/>
     <w:lvl w:ilvl="0">
       <w:start w:val="1"/>
       <w:numFmt w:val="bullet"/>
@@ -1688,7 +1675,7 @@
       </w:rPr>
     </w:lvl>
   </w:abstractNum>
-  <w:num w:numId="1" w16cid:durableId="505172805">
+  <w:num w:numId="1" w16cid:durableId="65342235">
     <w:abstractNumId w:val="0"/>
   </w:num>
 </w:numbering>
@@ -2102,7 +2089,7 @@
     <w:link w:val="Heading1Char"/>
     <w:uiPriority w:val="9"/>
     <w:qFormat/>
-    <w:rsid w:val="00A757F2"/>
+    <w:rsid w:val="00295EB4"/>
     <w:pPr>
       <w:keepNext/>
       <w:keepLines/>
@@ -2124,7 +2111,7 @@
     <w:uiPriority w:val="9"/>
     <w:unhideWhenUsed/>
     <w:qFormat/>
-    <w:rsid w:val="00A757F2"/>
+    <w:rsid w:val="00295EB4"/>
     <w:pPr>
       <w:keepNext/>
       <w:keepLines/>
@@ -2147,7 +2134,7 @@
     <w:semiHidden/>
     <w:unhideWhenUsed/>
     <w:qFormat/>
-    <w:rsid w:val="00A757F2"/>
+    <w:rsid w:val="00295EB4"/>
     <w:pPr>
       <w:keepNext/>
       <w:keepLines/>
@@ -2170,7 +2157,7 @@
     <w:semiHidden/>
     <w:unhideWhenUsed/>
     <w:qFormat/>
-    <w:rsid w:val="00A757F2"/>
+    <w:rsid w:val="00295EB4"/>
     <w:pPr>
       <w:keepNext/>
       <w:keepLines/>
@@ -2193,7 +2180,7 @@
     <w:semiHidden/>
     <w:unhideWhenUsed/>
     <w:qFormat/>
-    <w:rsid w:val="00A757F2"/>
+    <w:rsid w:val="00295EB4"/>
     <w:pPr>
       <w:keepNext/>
       <w:keepLines/>
@@ -2214,7 +2201,7 @@
     <w:semiHidden/>
     <w:unhideWhenUsed/>
     <w:qFormat/>
-    <w:rsid w:val="00A757F2"/>
+    <w:rsid w:val="00295EB4"/>
     <w:pPr>
       <w:keepNext/>
       <w:keepLines/>
@@ -2237,7 +2224,7 @@
     <w:semiHidden/>
     <w:unhideWhenUsed/>
     <w:qFormat/>
-    <w:rsid w:val="00A757F2"/>
+    <w:rsid w:val="00295EB4"/>
     <w:pPr>
       <w:keepNext/>
       <w:keepLines/>
@@ -2258,7 +2245,7 @@
     <w:semiHidden/>
     <w:unhideWhenUsed/>
     <w:qFormat/>
-    <w:rsid w:val="00A757F2"/>
+    <w:rsid w:val="00295EB4"/>
     <w:pPr>
       <w:keepNext/>
       <w:keepLines/>
@@ -2281,7 +2268,7 @@
     <w:semiHidden/>
     <w:unhideWhenUsed/>
     <w:qFormat/>
-    <w:rsid w:val="00A757F2"/>
+    <w:rsid w:val="00295EB4"/>
     <w:pPr>
       <w:keepNext/>
       <w:keepLines/>
@@ -2325,7 +2312,7 @@
     <w:basedOn w:val="DefaultParagraphFont"/>
     <w:link w:val="Heading1"/>
     <w:uiPriority w:val="9"/>
-    <w:rsid w:val="00A757F2"/>
+    <w:rsid w:val="00295EB4"/>
     <w:rPr>
       <w:rFonts w:asciiTheme="majorHAnsi" w:eastAsiaTheme="majorEastAsia" w:hAnsiTheme="majorHAnsi" w:cstheme="majorBidi"/>
       <w:color w:val="0F4761" w:themeColor="accent1" w:themeShade="BF"/>
@@ -2338,7 +2325,7 @@
     <w:basedOn w:val="DefaultParagraphFont"/>
     <w:link w:val="Heading2"/>
     <w:uiPriority w:val="9"/>
-    <w:rsid w:val="00A757F2"/>
+    <w:rsid w:val="00295EB4"/>
     <w:rPr>
       <w:rFonts w:asciiTheme="majorHAnsi" w:eastAsiaTheme="majorEastAsia" w:hAnsiTheme="majorHAnsi" w:cstheme="majorBidi"/>
       <w:color w:val="0F4761" w:themeColor="accent1" w:themeShade="BF"/>
@@ -2352,7 +2339,7 @@
     <w:link w:val="Heading3"/>
     <w:uiPriority w:val="9"/>
     <w:semiHidden/>
-    <w:rsid w:val="00A757F2"/>
+    <w:rsid w:val="00295EB4"/>
     <w:rPr>
       <w:rFonts w:eastAsiaTheme="majorEastAsia" w:cstheme="majorBidi"/>
       <w:color w:val="0F4761" w:themeColor="accent1" w:themeShade="BF"/>
@@ -2366,7 +2353,7 @@
     <w:link w:val="Heading4"/>
     <w:uiPriority w:val="9"/>
     <w:semiHidden/>
-    <w:rsid w:val="00A757F2"/>
+    <w:rsid w:val="00295EB4"/>
     <w:rPr>
       <w:rFonts w:eastAsiaTheme="majorEastAsia" w:cstheme="majorBidi"/>
       <w:i/>
@@ -2380,7 +2367,7 @@
     <w:link w:val="Heading5"/>
     <w:uiPriority w:val="9"/>
     <w:semiHidden/>
-    <w:rsid w:val="00A757F2"/>
+    <w:rsid w:val="00295EB4"/>
     <w:rPr>
       <w:rFonts w:eastAsiaTheme="majorEastAsia" w:cstheme="majorBidi"/>
       <w:color w:val="0F4761" w:themeColor="accent1" w:themeShade="BF"/>
@@ -2392,7 +2379,7 @@
     <w:link w:val="Heading6"/>
     <w:uiPriority w:val="9"/>
     <w:semiHidden/>
-    <w:rsid w:val="00A757F2"/>
+    <w:rsid w:val="00295EB4"/>
     <w:rPr>
       <w:rFonts w:eastAsiaTheme="majorEastAsia" w:cstheme="majorBidi"/>
       <w:i/>
@@ -2406,7 +2393,7 @@
     <w:link w:val="Heading7"/>
     <w:uiPriority w:val="9"/>
     <w:semiHidden/>
-    <w:rsid w:val="00A757F2"/>
+    <w:rsid w:val="00295EB4"/>
     <w:rPr>
       <w:rFonts w:eastAsiaTheme="majorEastAsia" w:cstheme="majorBidi"/>
       <w:color w:val="595959" w:themeColor="text1" w:themeTint="A6"/>
@@ -2418,7 +2405,7 @@
     <w:link w:val="Heading8"/>
     <w:uiPriority w:val="9"/>
     <w:semiHidden/>
-    <w:rsid w:val="00A757F2"/>
+    <w:rsid w:val="00295EB4"/>
     <w:rPr>
       <w:rFonts w:eastAsiaTheme="majorEastAsia" w:cstheme="majorBidi"/>
       <w:i/>
@@ -2432,7 +2419,7 @@
     <w:link w:val="Heading9"/>
     <w:uiPriority w:val="9"/>
     <w:semiHidden/>
-    <w:rsid w:val="00A757F2"/>
+    <w:rsid w:val="00295EB4"/>
     <w:rPr>
       <w:rFonts w:eastAsiaTheme="majorEastAsia" w:cstheme="majorBidi"/>
       <w:color w:val="272727" w:themeColor="text1" w:themeTint="D8"/>
@@ -2445,7 +2432,7 @@
     <w:link w:val="TitleChar"/>
     <w:uiPriority w:val="10"/>
     <w:qFormat/>
-    <w:rsid w:val="00A757F2"/>
+    <w:rsid w:val="00295EB4"/>
     <w:pPr>
       <w:spacing w:after="80" w:line="240" w:lineRule="auto"/>
       <w:contextualSpacing/>
@@ -2463,7 +2450,7 @@
     <w:basedOn w:val="DefaultParagraphFont"/>
     <w:link w:val="Title"/>
     <w:uiPriority w:val="10"/>
-    <w:rsid w:val="00A757F2"/>
+    <w:rsid w:val="00295EB4"/>
     <w:rPr>
       <w:rFonts w:asciiTheme="majorHAnsi" w:eastAsiaTheme="majorEastAsia" w:hAnsiTheme="majorHAnsi" w:cstheme="majorBidi"/>
       <w:spacing w:val="-10"/>
@@ -2479,7 +2466,7 @@
     <w:link w:val="SubtitleChar"/>
     <w:uiPriority w:val="11"/>
     <w:qFormat/>
-    <w:rsid w:val="00A757F2"/>
+    <w:rsid w:val="00295EB4"/>
     <w:pPr>
       <w:numPr>
         <w:ilvl w:val="1"/>
@@ -2498,7 +2485,7 @@
     <w:basedOn w:val="DefaultParagraphFont"/>
     <w:link w:val="Subtitle"/>
     <w:uiPriority w:val="11"/>
-    <w:rsid w:val="00A757F2"/>
+    <w:rsid w:val="00295EB4"/>
     <w:rPr>
       <w:rFonts w:eastAsiaTheme="majorEastAsia" w:cstheme="majorBidi"/>
       <w:color w:val="595959" w:themeColor="text1" w:themeTint="A6"/>
@@ -2514,7 +2501,7 @@
     <w:link w:val="QuoteChar"/>
     <w:uiPriority w:val="29"/>
     <w:qFormat/>
-    <w:rsid w:val="00A757F2"/>
+    <w:rsid w:val="00295EB4"/>
     <w:pPr>
       <w:spacing w:before="160"/>
       <w:jc w:val="center"/>
@@ -2530,7 +2517,7 @@
     <w:basedOn w:val="DefaultParagraphFont"/>
     <w:link w:val="Quote"/>
     <w:uiPriority w:val="29"/>
-    <w:rsid w:val="00A757F2"/>
+    <w:rsid w:val="00295EB4"/>
     <w:rPr>
       <w:i/>
       <w:iCs/>
@@ -2542,7 +2529,7 @@
     <w:basedOn w:val="Normal"/>
     <w:uiPriority w:val="34"/>
     <w:qFormat/>
-    <w:rsid w:val="00A757F2"/>
+    <w:rsid w:val="00295EB4"/>
     <w:pPr>
       <w:ind w:left="720"/>
       <w:contextualSpacing/>
@@ -2553,7 +2540,7 @@
     <w:basedOn w:val="DefaultParagraphFont"/>
     <w:uiPriority w:val="21"/>
     <w:qFormat/>
-    <w:rsid w:val="00A757F2"/>
+    <w:rsid w:val="00295EB4"/>
     <w:rPr>
       <w:i/>
       <w:iCs/>
@@ -2567,7 +2554,7 @@
     <w:link w:val="IntenseQuoteChar"/>
     <w:uiPriority w:val="30"/>
     <w:qFormat/>
-    <w:rsid w:val="00A757F2"/>
+    <w:rsid w:val="00295EB4"/>
     <w:pPr>
       <w:pBdr>
         <w:top w:val="single" w:sz="4" w:space="10" w:color="0F4761" w:themeColor="accent1" w:themeShade="BF"/>
@@ -2588,7 +2575,7 @@
     <w:basedOn w:val="DefaultParagraphFont"/>
     <w:link w:val="IntenseQuote"/>
     <w:uiPriority w:val="30"/>
-    <w:rsid w:val="00A757F2"/>
+    <w:rsid w:val="00295EB4"/>
     <w:rPr>
       <w:i/>
       <w:iCs/>
@@ -2600,7 +2587,7 @@
     <w:basedOn w:val="DefaultParagraphFont"/>
     <w:uiPriority w:val="32"/>
     <w:qFormat/>
-    <w:rsid w:val="00A757F2"/>
+    <w:rsid w:val="00295EB4"/>
     <w:rPr>
       <w:b/>
       <w:bCs/>
@@ -2614,7 +2601,7 @@
     <w:basedOn w:val="Normal"/>
     <w:uiPriority w:val="99"/>
     <w:unhideWhenUsed/>
-    <w:rsid w:val="00A757F2"/>
+    <w:rsid w:val="00295EB4"/>
     <w:pPr>
       <w:numPr>
         <w:numId w:val="1"/>

--- a/docs/mu-tant/mu-Tant User Manual.docx
+++ b/docs/mu-tant/mu-Tant User Manual.docx
@@ -25,6 +25,11 @@
     </w:p>
     <w:p>
       <w:r>
+        <w:t>Version 1.1</w:t>
+      </w:r>
+    </w:p>
+    <w:p>
+      <w:r>
         <w:t>Transwarp Development Project</w:t>
       </w:r>
     </w:p>
@@ -38,6 +43,7 @@
         <w:pStyle w:val="Heading1"/>
       </w:pPr>
       <w:r>
+        <w:lastRenderedPageBreak/>
         <w:t>1. Introduction</w:t>
       </w:r>
     </w:p>
@@ -57,6 +63,11 @@
       </w:r>
     </w:p>
     <w:p>
+      <w:r>
+        <w:t>mu-Tant is free to use. Every feature is available to everyone: all eight voices, the full gate editor and preset saving. If you find it useful you can pay what you like to support it (see Supporting mu-Tant).</w:t>
+      </w:r>
+    </w:p>
+    <w:p>
       <w:pPr>
         <w:pStyle w:val="Heading2"/>
       </w:pPr>
@@ -67,6 +78,57 @@
     <w:p>
       <w:r>
         <w:t>mu-Tant is for sound designers and producers who work with evolving pads, drones, textures, and generative ambient material. It is equally at home in a DAW session - fully automatable and synchronised to host transport - or as a standalone instrument for live performance and sketching.</w:t>
+      </w:r>
+    </w:p>
+    <w:p>
+      <w:pPr>
+        <w:jc w:val="center"/>
+      </w:pPr>
+      <w:r>
+        <w:rPr>
+          <w:noProof/>
+        </w:rPr>
+        <w:drawing>
+          <wp:inline distT="0" distB="0" distL="0" distR="0" wp14:anchorId="06DA92C3" wp14:editId="45423E73">
+            <wp:extent cx="5274310" cy="3340100"/>
+            <wp:effectExtent l="0" t="0" r="2540" b="0"/>
+            <wp:docPr id="326672277" name="Picture 1"/>
+            <wp:cNvGraphicFramePr>
+              <a:graphicFrameLocks xmlns:a="http://schemas.openxmlformats.org/drawingml/2006/main" noChangeAspect="1"/>
+            </wp:cNvGraphicFramePr>
+            <a:graphic xmlns:a="http://schemas.openxmlformats.org/drawingml/2006/main">
+              <a:graphicData uri="http://schemas.openxmlformats.org/drawingml/2006/picture">
+                <pic:pic xmlns:pic="http://schemas.openxmlformats.org/drawingml/2006/picture">
+                  <pic:nvPicPr>
+                    <pic:cNvPr id="326672277" name=""/>
+                    <pic:cNvPicPr/>
+                  </pic:nvPicPr>
+                  <pic:blipFill>
+                    <a:blip r:embed="rId5" cstate="print">
+                      <a:extLst>
+                        <a:ext uri="{28A0092B-C50C-407E-A947-70E740481C1C}">
+                          <a14:useLocalDpi xmlns:a14="http://schemas.microsoft.com/office/drawing/2010/main" val="0"/>
+                        </a:ext>
+                      </a:extLst>
+                    </a:blip>
+                    <a:stretch>
+                      <a:fillRect/>
+                    </a:stretch>
+                  </pic:blipFill>
+                  <pic:spPr>
+                    <a:xfrm>
+                      <a:off x="0" y="0"/>
+                      <a:ext cx="5274310" cy="3340100"/>
+                    </a:xfrm>
+                    <a:prstGeom prst="rect">
+                      <a:avLst/>
+                    </a:prstGeom>
+                  </pic:spPr>
+                </pic:pic>
+              </a:graphicData>
+            </a:graphic>
+          </wp:inline>
+        </w:drawing>
       </w:r>
     </w:p>
     <w:p>
@@ -74,7 +136,7 @@
         <w:rPr>
           <w:i/>
         </w:rPr>
-        <w:t>[Screenshot: Full plugin window with voice sidebar, voice editor, gate editor, and modulator panel visible.]</w:t>
+        <w:t>The mu-Tant window: transport bar, voice sidebar, voice editor, gate editor and modulator panel.</w:t>
       </w:r>
     </w:p>
     <w:p>
@@ -82,6 +144,7 @@
         <w:pStyle w:val="Heading1"/>
       </w:pPr>
       <w:r>
+        <w:lastRenderedPageBreak/>
         <w:t>2. The Drone Concept</w:t>
       </w:r>
     </w:p>
@@ -174,7 +237,7 @@
     </w:p>
     <w:p>
       <w:r>
-        <w:t>On first launch mu-Tant creates a content folder at %USERPROFILE%\Documents\TDP\muTant\ with two sub-folders: Presets (full preset files, .muTant) and Voices (single-voice preset files, .muPattern).</w:t>
+        <w:t>On first launch mu-Tant creates a content folder at %USERPROFILE%\Documents\TDP\muTant\ with sub-folders for presets (full preset files, .muTant), voices (single-voice preset files, .muPattern) and your own wavetables. You can ask mu-Tant to start from your own preset: tick Save as Default in the Save window, and that preset is loaded when mu-Tant starts and whenever you press New.</w:t>
       </w:r>
     </w:p>
     <w:p>
@@ -187,7 +250,7 @@
     </w:p>
     <w:p>
       <w:r>
-        <w:t>mu-Tant is free to use, and you can pay what you like to support it. If you have not entered a licence key, a polite 'Support mu-Tant' window appears once per session, the first time you open mu-Tant after starting your DAW or the app. It has three buttons:</w:t>
+        <w:t>mu-Tant is free to use and nothing is locked. If you find it useful, you can pay what you like to support it. A copy that has not been given a thank-you key shows a polite 'Support mu-Tant' window once per session, the first time you open mu-Tant after starting your DAW or the app. It has three buttons:</w:t>
       </w:r>
     </w:p>
     <w:p>
@@ -211,7 +274,7 @@
         <w:pStyle w:val="ListBullet"/>
       </w:pPr>
       <w:r>
-        <w:t>Pay what you like  —  opens the checkout page in your web browser. The suggested amount is £20, but £0 is fine. You receive a licence key either way.</w:t>
+        <w:t>Pay what you like  —  opens the checkout page in your web browser. The suggested amount is £20, but £0 is fine. You receive a key either way.</w:t>
       </w:r>
     </w:p>
     <w:p>
@@ -221,7 +284,59 @@
     </w:p>
     <w:p>
       <w:r>
-        <w:t>To enter a licence key, click the mu-Tant logo to open the About panel, click Enter a key, and paste in your key, then click Activate. If you do not have a key yet, click Get a key beside Activate to open the pay-what-you-like page in your web browser. Once a key is accepted, the About panel shows 'Thank you for your support' and the Support prompt no longer appears.</w:t>
+        <w:lastRenderedPageBreak/>
+        <w:t>To enter a key, click the mu-Tant logo to open the About panel, click Enter a key, paste in your key, then click Activate. If you do not have a key yet, click Get a key beside Activate to open the pay-what-you-like page in your web browser. Once a key is accepted, the About panel shows 'Thank you for your support' and the Support prompt no longer appears. The key changes nothing else: mu-Tant works the same with or without it.</w:t>
+      </w:r>
+    </w:p>
+    <w:p>
+      <w:pPr>
+        <w:jc w:val="center"/>
+      </w:pPr>
+      <w:r>
+        <w:rPr>
+          <w:noProof/>
+        </w:rPr>
+        <w:drawing>
+          <wp:inline distT="0" distB="0" distL="0" distR="0" wp14:anchorId="68EDEAEF" wp14:editId="6CE26B7B">
+            <wp:extent cx="5274310" cy="3340100"/>
+            <wp:effectExtent l="0" t="0" r="2540" b="0"/>
+            <wp:docPr id="1469138764" name="Picture 2"/>
+            <wp:cNvGraphicFramePr>
+              <a:graphicFrameLocks xmlns:a="http://schemas.openxmlformats.org/drawingml/2006/main" noChangeAspect="1"/>
+            </wp:cNvGraphicFramePr>
+            <a:graphic xmlns:a="http://schemas.openxmlformats.org/drawingml/2006/main">
+              <a:graphicData uri="http://schemas.openxmlformats.org/drawingml/2006/picture">
+                <pic:pic xmlns:pic="http://schemas.openxmlformats.org/drawingml/2006/picture">
+                  <pic:nvPicPr>
+                    <pic:cNvPr id="1469138764" name=""/>
+                    <pic:cNvPicPr/>
+                  </pic:nvPicPr>
+                  <pic:blipFill>
+                    <a:blip r:embed="rId6" cstate="print">
+                      <a:extLst>
+                        <a:ext uri="{28A0092B-C50C-407E-A947-70E740481C1C}">
+                          <a14:useLocalDpi xmlns:a14="http://schemas.microsoft.com/office/drawing/2010/main" val="0"/>
+                        </a:ext>
+                      </a:extLst>
+                    </a:blip>
+                    <a:stretch>
+                      <a:fillRect/>
+                    </a:stretch>
+                  </pic:blipFill>
+                  <pic:spPr>
+                    <a:xfrm>
+                      <a:off x="0" y="0"/>
+                      <a:ext cx="5274310" cy="3340100"/>
+                    </a:xfrm>
+                    <a:prstGeom prst="rect">
+                      <a:avLst/>
+                    </a:prstGeom>
+                  </pic:spPr>
+                </pic:pic>
+              </a:graphicData>
+            </a:graphic>
+          </wp:inline>
+        </w:drawing>
       </w:r>
     </w:p>
     <w:p>
@@ -229,7 +344,7 @@
         <w:rPr>
           <w:i/>
         </w:rPr>
-        <w:t>[Screenshot: Support mu-Tant window with its three buttons and the Don't show this again tick box.]</w:t>
+        <w:t>Support mu-Tant window with its three buttons and the Don't show this again tick box.</w:t>
       </w:r>
     </w:p>
     <w:p>
@@ -274,7 +389,7 @@
         <w:pStyle w:val="ListBullet"/>
       </w:pPr>
       <w:r>
-        <w:t>Voice Editor (centre) — oscillators, cross-mod, filters, insert, gate editor, and modulators for the selected voice</w:t>
+        <w:t>Voice Editor (centre) — oscillators, noise, cross-mod, filters, effects, gate editor, and modulators for the selected voice</w:t>
       </w:r>
     </w:p>
     <w:p>
@@ -286,8 +401,68 @@
       </w:r>
     </w:p>
     <w:p>
-      <w:r>
-        <w:t>The window is resizable and all elements scale proportionally.</w:t>
+      <w:pPr>
+        <w:pStyle w:val="ListBullet"/>
+      </w:pPr>
+      <w:r>
+        <w:t>Status Bar (bottom) — the name and value of the control you last touched, with a small Support link at the right-hand end</w:t>
+      </w:r>
+    </w:p>
+    <w:p>
+      <w:r>
+        <w:t>The window has two sizes, Medium and Large, chosen in Settings (Display, Size). Everything scales with it. In the standalone application an Options button at the top left of the window opens the audio and MIDI device settings.</w:t>
+      </w:r>
+    </w:p>
+    <w:p>
+      <w:pPr>
+        <w:jc w:val="center"/>
+      </w:pPr>
+      <w:r>
+        <w:rPr>
+          <w:noProof/>
+        </w:rPr>
+        <w:lastRenderedPageBreak/>
+        <w:drawing>
+          <wp:inline distT="0" distB="0" distL="0" distR="0" wp14:anchorId="77FEF4C5" wp14:editId="5E40895C">
+            <wp:extent cx="5274310" cy="3340100"/>
+            <wp:effectExtent l="0" t="0" r="2540" b="0"/>
+            <wp:docPr id="1399646996" name="Picture 3"/>
+            <wp:cNvGraphicFramePr>
+              <a:graphicFrameLocks xmlns:a="http://schemas.openxmlformats.org/drawingml/2006/main" noChangeAspect="1"/>
+            </wp:cNvGraphicFramePr>
+            <a:graphic xmlns:a="http://schemas.openxmlformats.org/drawingml/2006/main">
+              <a:graphicData uri="http://schemas.openxmlformats.org/drawingml/2006/picture">
+                <pic:pic xmlns:pic="http://schemas.openxmlformats.org/drawingml/2006/picture">
+                  <pic:nvPicPr>
+                    <pic:cNvPr id="1399646996" name=""/>
+                    <pic:cNvPicPr/>
+                  </pic:nvPicPr>
+                  <pic:blipFill>
+                    <a:blip r:embed="rId5" cstate="print">
+                      <a:extLst>
+                        <a:ext uri="{28A0092B-C50C-407E-A947-70E740481C1C}">
+                          <a14:useLocalDpi xmlns:a14="http://schemas.microsoft.com/office/drawing/2010/main" val="0"/>
+                        </a:ext>
+                      </a:extLst>
+                    </a:blip>
+                    <a:stretch>
+                      <a:fillRect/>
+                    </a:stretch>
+                  </pic:blipFill>
+                  <pic:spPr>
+                    <a:xfrm>
+                      <a:off x="0" y="0"/>
+                      <a:ext cx="5274310" cy="3340100"/>
+                    </a:xfrm>
+                    <a:prstGeom prst="rect">
+                      <a:avLst/>
+                    </a:prstGeom>
+                  </pic:spPr>
+                </pic:pic>
+              </a:graphicData>
+            </a:graphic>
+          </wp:inline>
+        </w:drawing>
       </w:r>
     </w:p>
     <w:p>
@@ -295,7 +470,7 @@
         <w:rPr>
           <w:i/>
         </w:rPr>
-        <w:t>[Screenshot: Annotated full-window view showing the voice editor regions.]</w:t>
+        <w:t>The voice editor regions.</w:t>
       </w:r>
     </w:p>
     <w:p>
@@ -316,7 +491,7 @@
         <w:pStyle w:val="ListBullet"/>
       </w:pPr>
       <w:r>
-        <w:t>mu-Tant logo  —  click to open the About panel, where you can also support mu-Tant or enter a licence key</w:t>
+        <w:t>mu-Tant logo  —  click to open the About panel, where you can also support mu-Tant or enter a key</w:t>
       </w:r>
     </w:p>
     <w:p>
@@ -348,7 +523,11 @@
         <w:pStyle w:val="ListBullet"/>
       </w:pPr>
       <w:r>
-        <w:t>Tap button  —  standalone only. Takes the place of the Clock lamp whenever the lamp is not shown (the internal clock, or MIDI clock sync set to Transport only), so you see Tap or the lamp, never both. Tap it in time with the beat to set the tempo: it needs two taps, averages your last four intervals, and starts a new count if you pause for more than two seconds. The result is rounded to a tenth of a BPM, kept within 20 to 300, and written into the BPM field.</w:t>
+        <w:t xml:space="preserve">Tap button  —  standalone only. Takes the place of the Clock lamp whenever the lamp is not shown (the internal clock, or MIDI clock sync set to Transport only), so </w:t>
+      </w:r>
+      <w:r>
+        <w:lastRenderedPageBreak/>
+        <w:t>you see Tap or the lamp, never both. Tap it in time with the beat to set the tempo: it needs two taps, averages your last four intervals, and starts a new count if you pause for more than two seconds. The result is rounded to a tenth of a BPM, kept within 20 to 300, and written into the BPM field.</w:t>
       </w:r>
     </w:p>
     <w:p>
@@ -372,15 +551,15 @@
         <w:pStyle w:val="ListBullet"/>
       </w:pPr>
       <w:r>
-        <w:t>Preset dropdown / New / Save  —  load and save full .muTant presets.</w:t>
-      </w:r>
-    </w:p>
-    <w:p>
-      <w:pPr>
-        <w:pStyle w:val="ListBullet"/>
-      </w:pPr>
-      <w:r>
-        <w:t>Mixer button  —  opens the mixer overlay.</w:t>
+        <w:t>Loop dropdown  —  the master loop. Choices are the infinity symbol (none) or 16 to 256 steps in steps of 16. A counter beside it shows the current step and the loop length, for example 1 / 64. When Hot-swap Timing in Settings is On master loop, a staged preset change takes effect at the end of this loop.</w:t>
+      </w:r>
+    </w:p>
+    <w:p>
+      <w:pPr>
+        <w:pStyle w:val="ListBullet"/>
+      </w:pPr>
+      <w:r>
+        <w:t>Preset dropdown / New / Save  —  load and save full .muTant presets. New loads your default preset (see Content Folder) after asking whether to discard unsaved changes.</w:t>
       </w:r>
     </w:p>
     <w:p>
@@ -389,6 +568,65 @@
       </w:pPr>
       <w:r>
         <w:t>Settings (gear) icon  —  opens the Settings overlay.</w:t>
+      </w:r>
+    </w:p>
+    <w:p>
+      <w:pPr>
+        <w:pStyle w:val="ListBullet"/>
+      </w:pPr>
+      <w:r>
+        <w:t>Mixer button  —  opens the mixer overlay. The label changes to Sequencer while the mixer is open.</w:t>
+      </w:r>
+    </w:p>
+    <w:p>
+      <w:pPr>
+        <w:jc w:val="center"/>
+      </w:pPr>
+      <w:r>
+        <w:rPr>
+          <w:noProof/>
+        </w:rPr>
+        <w:drawing>
+          <wp:inline distT="0" distB="0" distL="0" distR="0" wp14:anchorId="40729762" wp14:editId="32C8D92E">
+            <wp:extent cx="5274310" cy="126365"/>
+            <wp:effectExtent l="0" t="0" r="2540" b="6985"/>
+            <wp:docPr id="811106857" name="Picture 4"/>
+            <wp:cNvGraphicFramePr>
+              <a:graphicFrameLocks xmlns:a="http://schemas.openxmlformats.org/drawingml/2006/main" noChangeAspect="1"/>
+            </wp:cNvGraphicFramePr>
+            <a:graphic xmlns:a="http://schemas.openxmlformats.org/drawingml/2006/main">
+              <a:graphicData uri="http://schemas.openxmlformats.org/drawingml/2006/picture">
+                <pic:pic xmlns:pic="http://schemas.openxmlformats.org/drawingml/2006/picture">
+                  <pic:nvPicPr>
+                    <pic:cNvPr id="811106857" name=""/>
+                    <pic:cNvPicPr/>
+                  </pic:nvPicPr>
+                  <pic:blipFill>
+                    <a:blip r:embed="rId7" cstate="print">
+                      <a:extLst>
+                        <a:ext uri="{28A0092B-C50C-407E-A947-70E740481C1C}">
+                          <a14:useLocalDpi xmlns:a14="http://schemas.microsoft.com/office/drawing/2010/main" val="0"/>
+                        </a:ext>
+                      </a:extLst>
+                    </a:blip>
+                    <a:stretch>
+                      <a:fillRect/>
+                    </a:stretch>
+                  </pic:blipFill>
+                  <pic:spPr>
+                    <a:xfrm>
+                      <a:off x="0" y="0"/>
+                      <a:ext cx="5274310" cy="126365"/>
+                    </a:xfrm>
+                    <a:prstGeom prst="rect">
+                      <a:avLst/>
+                    </a:prstGeom>
+                  </pic:spPr>
+                </pic:pic>
+              </a:graphicData>
+            </a:graphic>
+          </wp:inline>
+        </w:drawing>
       </w:r>
     </w:p>
     <w:p>
@@ -396,7 +634,7 @@
         <w:rPr>
           <w:i/>
         </w:rPr>
-        <w:t>[Screenshot: Transport Bar — full width view.]</w:t>
+        <w:t>Transport Bar — full width view.</w:t>
       </w:r>
     </w:p>
     <w:p>
@@ -414,12 +652,64 @@
     </w:p>
     <w:p>
       <w:r>
-        <w:t>The Add (+ Voice) button at the bottom creates a new voice with default settings and the next unused palette colour. Voices can be reordered by dragging. To remove a voice use the Delete (X) button in the voice header - a confirmation is required, and the last voice cannot be removed.</w:t>
+        <w:t>The + Voice button at the bottom creates a new voice with default settings and the next unused palette colour (maximum eight; the button is disabled at eight). Voices can be reordered by dragging. To remove a voice use the Delete (×) button in the voice header - a confirmation is required, and the last voice cannot be removed.</w:t>
       </w:r>
     </w:p>
     <w:p>
       <w:r>
         <w:t>Each voice automatically receives a distinct palette colour that appears on its sidebar item, header bar, and the sub-panel borders inside the editor, and follows the voice through reorder and delete operations.</w:t>
+      </w:r>
+    </w:p>
+    <w:p>
+      <w:pPr>
+        <w:jc w:val="center"/>
+      </w:pPr>
+      <w:r>
+        <w:rPr>
+          <w:noProof/>
+        </w:rPr>
+        <w:lastRenderedPageBreak/>
+        <w:drawing>
+          <wp:inline distT="0" distB="0" distL="0" distR="0" wp14:anchorId="5027651D" wp14:editId="060F0000">
+            <wp:extent cx="446690" cy="4318000"/>
+            <wp:effectExtent l="0" t="0" r="0" b="6350"/>
+            <wp:docPr id="1065590756" name="Picture 5"/>
+            <wp:cNvGraphicFramePr>
+              <a:graphicFrameLocks xmlns:a="http://schemas.openxmlformats.org/drawingml/2006/main" noChangeAspect="1"/>
+            </wp:cNvGraphicFramePr>
+            <a:graphic xmlns:a="http://schemas.openxmlformats.org/drawingml/2006/main">
+              <a:graphicData uri="http://schemas.openxmlformats.org/drawingml/2006/picture">
+                <pic:pic xmlns:pic="http://schemas.openxmlformats.org/drawingml/2006/picture">
+                  <pic:nvPicPr>
+                    <pic:cNvPr id="1065590756" name=""/>
+                    <pic:cNvPicPr/>
+                  </pic:nvPicPr>
+                  <pic:blipFill>
+                    <a:blip r:embed="rId8">
+                      <a:extLst>
+                        <a:ext uri="{28A0092B-C50C-407E-A947-70E740481C1C}">
+                          <a14:useLocalDpi xmlns:a14="http://schemas.microsoft.com/office/drawing/2010/main" val="0"/>
+                        </a:ext>
+                      </a:extLst>
+                    </a:blip>
+                    <a:stretch>
+                      <a:fillRect/>
+                    </a:stretch>
+                  </pic:blipFill>
+                  <pic:spPr>
+                    <a:xfrm>
+                      <a:off x="0" y="0"/>
+                      <a:ext cx="446690" cy="4318000"/>
+                    </a:xfrm>
+                    <a:prstGeom prst="rect">
+                      <a:avLst/>
+                    </a:prstGeom>
+                  </pic:spPr>
+                </pic:pic>
+              </a:graphicData>
+            </a:graphic>
+          </wp:inline>
+        </w:drawing>
       </w:r>
     </w:p>
     <w:p>
@@ -427,7 +717,7 @@
         <w:rPr>
           <w:i/>
         </w:rPr>
-        <w:t>[Screenshot: Voice Sidebar with three voices, one selected.]</w:t>
+        <w:t>Voice Sidebar with a voice selected.</w:t>
       </w:r>
     </w:p>
     <w:p>
@@ -448,31 +738,36 @@
         <w:pStyle w:val="ListBullet"/>
       </w:pPr>
       <w:r>
-        <w:t>Name — double-click to rename the voice.</w:t>
-      </w:r>
-    </w:p>
-    <w:p>
-      <w:pPr>
-        <w:pStyle w:val="ListBullet"/>
-      </w:pPr>
-      <w:r>
-        <w:t>Reset (circular arrow) / Delete (X) — reset to defaults / remove the voice (both confirm first).</w:t>
-      </w:r>
-    </w:p>
-    <w:p>
-      <w:pPr>
-        <w:pStyle w:val="ListBullet"/>
-      </w:pPr>
-      <w:r>
-        <w:t>Root and Scale — the shared tonal centre for this voice (see Oscillators).</w:t>
-      </w:r>
-    </w:p>
-    <w:p>
-      <w:pPr>
-        <w:pStyle w:val="ListBullet"/>
-      </w:pPr>
-      <w:r>
-        <w:t>Voice preset dropdown / Save — load and save a single voice as a .muPattern file in the Voices folder.</w:t>
+        <w:t>Name — click the name to rename the voice.</w:t>
+      </w:r>
+    </w:p>
+    <w:p>
+      <w:pPr>
+        <w:pStyle w:val="ListBullet"/>
+      </w:pPr>
+      <w:r>
+        <w:t>Voice preset dropdown — load a single voice from a .muPattern file in the Voices folder.</w:t>
+      </w:r>
+    </w:p>
+    <w:p>
+      <w:pPr>
+        <w:pStyle w:val="ListBullet"/>
+      </w:pPr>
+      <w:r>
+        <w:t>Save — saves this voice as a .muPattern file.</w:t>
+      </w:r>
+    </w:p>
+    <w:p>
+      <w:pPr>
+        <w:pStyle w:val="ListBullet"/>
+      </w:pPr>
+      <w:r>
+        <w:t>Reset (circular arrow) / Delete (×) — reset to defaults / remove the voice (both confirm first).</w:t>
+      </w:r>
+    </w:p>
+    <w:p>
+      <w:r>
+        <w:t>Just below the header, the Root and Scale dropdowns set the shared tonal centre for this voice (see Oscillators).</w:t>
       </w:r>
     </w:p>
     <w:p>
@@ -493,12 +788,13 @@
         <w:pStyle w:val="Heading2"/>
       </w:pPr>
       <w:r>
+        <w:lastRenderedPageBreak/>
         <w:t>Shared Tonal Centre</w:t>
       </w:r>
     </w:p>
     <w:p>
       <w:r>
-        <w:t>Both oscillators share the same Root (C to B) and Scale, set in the voice header. The available scales are Major, Minor, Dorian, Phrygian, Lydian, Mixolydian, Locrian, Harmonic Minor, Pentatonic Major, Pentatonic Minor, Blues, and Chromatic. The root and scale define the harmonic space both oscillators move within.</w:t>
+        <w:t>Both oscillators share the same Root (C to B) and Scale, set in the two dropdowns under the voice header. The available scales are Major, Minor, Dorian, Phrygian, Lydian, Mixolydian, Locrian, Harmonic Minor, Pentatonic Major, Pentatonic Minor, Blues, and Chromatic. The root and scale define the harmonic space both oscillators move within.</w:t>
       </w:r>
     </w:p>
     <w:p>
@@ -511,7 +807,7 @@
     </w:p>
     <w:p>
       <w:r>
-        <w:t>Each oscillator has a wavetable selector plus five knobs:</w:t>
+        <w:t>Each oscillator has a wavetable selector plus six knobs:</w:t>
       </w:r>
     </w:p>
     <w:p>
@@ -543,6 +839,14 @@
         <w:pStyle w:val="ListBullet"/>
       </w:pPr>
       <w:r>
+        <w:t>PEnv (plus or minus 24 semitones) — pitch-envelope depth: how far the gate editor's PITCH layer shifts this oscillator's pitch</w:t>
+      </w:r>
+    </w:p>
+    <w:p>
+      <w:pPr>
+        <w:pStyle w:val="ListBullet"/>
+      </w:pPr>
+      <w:r>
         <w:t>Pos (0 to 255) — wavetable frame position; morphs through the table</w:t>
       </w:r>
     </w:p>
@@ -551,7 +855,7 @@
         <w:pStyle w:val="ListBullet"/>
       </w:pPr>
       <w:r>
-        <w:t>PEnv (plus or minus 24 semitones) — pitch-envelope depth: how far the gate editor's PITCH layer shifts this oscillator's pitch</w:t>
+        <w:t>Level — how loud this oscillator is going into the filters (see Source Levels)</w:t>
       </w:r>
     </w:p>
     <w:p>
@@ -577,7 +881,7 @@
         <w:pStyle w:val="ListBullet"/>
       </w:pPr>
       <w:r>
-        <w:t>Built-in tables — a set of procedural factory tables, automatable by index.</w:t>
+        <w:t>Built-in tables — a set of procedural factory tables, automatable by index. Their names are short so they fit the selector, for example Basic and Pulse.</w:t>
       </w:r>
     </w:p>
     <w:p>
@@ -599,6 +903,57 @@
     <w:p>
       <w:r>
         <w:t>The Pos knob (and its modulation) sweeps smoothly through the frames of whichever table is selected.</w:t>
+      </w:r>
+    </w:p>
+    <w:p>
+      <w:pPr>
+        <w:jc w:val="center"/>
+      </w:pPr>
+      <w:r>
+        <w:rPr>
+          <w:noProof/>
+        </w:rPr>
+        <w:drawing>
+          <wp:inline distT="0" distB="0" distL="0" distR="0" wp14:anchorId="144A2CA4" wp14:editId="6D64100E">
+            <wp:extent cx="5274310" cy="417195"/>
+            <wp:effectExtent l="0" t="0" r="2540" b="1905"/>
+            <wp:docPr id="732612136" name="Picture 6"/>
+            <wp:cNvGraphicFramePr>
+              <a:graphicFrameLocks xmlns:a="http://schemas.openxmlformats.org/drawingml/2006/main" noChangeAspect="1"/>
+            </wp:cNvGraphicFramePr>
+            <a:graphic xmlns:a="http://schemas.openxmlformats.org/drawingml/2006/main">
+              <a:graphicData uri="http://schemas.openxmlformats.org/drawingml/2006/picture">
+                <pic:pic xmlns:pic="http://schemas.openxmlformats.org/drawingml/2006/picture">
+                  <pic:nvPicPr>
+                    <pic:cNvPr id="732612136" name=""/>
+                    <pic:cNvPicPr/>
+                  </pic:nvPicPr>
+                  <pic:blipFill>
+                    <a:blip r:embed="rId9" cstate="print">
+                      <a:extLst>
+                        <a:ext uri="{28A0092B-C50C-407E-A947-70E740481C1C}">
+                          <a14:useLocalDpi xmlns:a14="http://schemas.microsoft.com/office/drawing/2010/main" val="0"/>
+                        </a:ext>
+                      </a:extLst>
+                    </a:blip>
+                    <a:stretch>
+                      <a:fillRect/>
+                    </a:stretch>
+                  </pic:blipFill>
+                  <pic:spPr>
+                    <a:xfrm>
+                      <a:off x="0" y="0"/>
+                      <a:ext cx="5274310" cy="417195"/>
+                    </a:xfrm>
+                    <a:prstGeom prst="rect">
+                      <a:avLst/>
+                    </a:prstGeom>
+                  </pic:spPr>
+                </pic:pic>
+              </a:graphicData>
+            </a:graphic>
+          </wp:inline>
+        </w:drawing>
       </w:r>
     </w:p>
     <w:p>
@@ -606,7 +961,7 @@
         <w:rPr>
           <w:i/>
         </w:rPr>
-        <w:t>[Screenshot: OSC 1 and OSC 2 panels showing the wavetable selector and the five knobs.]</w:t>
+        <w:t>OSC 1 and OSC 2 panels showing the wavetable selector and the six knobs, with the Root and Scale dropdowns above.</w:t>
       </w:r>
     </w:p>
     <w:p>
@@ -627,6 +982,7 @@
         <w:pStyle w:val="Heading2"/>
       </w:pPr>
       <w:r>
+        <w:lastRenderedPageBreak/>
         <w:t>Lane A - Phase / Index</w:t>
       </w:r>
     </w:p>
@@ -724,7 +1080,7 @@
         <w:pStyle w:val="Heading1"/>
       </w:pPr>
       <w:r>
-        <w:t>10. Source Mixer</w:t>
+        <w:t>10. Source Levels</w:t>
       </w:r>
     </w:p>
     <w:p>
@@ -779,6 +1135,7 @@
         <w:pStyle w:val="ListBullet"/>
       </w:pPr>
       <w:r>
+        <w:lastRenderedPageBreak/>
         <w:t>Type — sixteen algorithms: LP 6 / 12 / 24, HP 6 / 12 / 24, BP 12 / 24, Notch, Notch 24, AP 12, Comb +, Comb -, Peak, Lo Shelf, Hi Shelf</w:t>
       </w:r>
     </w:p>
@@ -854,6 +1211,57 @@
     <w:p>
       <w:r>
         <w:t>A freshly added second filter defaults to an 8 kHz cutoff so it is audible immediately. To hear Filter 2's effect over a dark Filter 1 tone, set its cutoff below Filter 1's content.</w:t>
+      </w:r>
+    </w:p>
+    <w:p>
+      <w:pPr>
+        <w:jc w:val="center"/>
+      </w:pPr>
+      <w:r>
+        <w:rPr>
+          <w:noProof/>
+        </w:rPr>
+        <w:drawing>
+          <wp:inline distT="0" distB="0" distL="0" distR="0" wp14:anchorId="212AA97A" wp14:editId="530E79D0">
+            <wp:extent cx="5274310" cy="502920"/>
+            <wp:effectExtent l="0" t="0" r="2540" b="0"/>
+            <wp:docPr id="77881165" name="Picture 7"/>
+            <wp:cNvGraphicFramePr>
+              <a:graphicFrameLocks xmlns:a="http://schemas.openxmlformats.org/drawingml/2006/main" noChangeAspect="1"/>
+            </wp:cNvGraphicFramePr>
+            <a:graphic xmlns:a="http://schemas.openxmlformats.org/drawingml/2006/main">
+              <a:graphicData uri="http://schemas.openxmlformats.org/drawingml/2006/picture">
+                <pic:pic xmlns:pic="http://schemas.openxmlformats.org/drawingml/2006/picture">
+                  <pic:nvPicPr>
+                    <pic:cNvPr id="77881165" name=""/>
+                    <pic:cNvPicPr/>
+                  </pic:nvPicPr>
+                  <pic:blipFill>
+                    <a:blip r:embed="rId10" cstate="print">
+                      <a:extLst>
+                        <a:ext uri="{28A0092B-C50C-407E-A947-70E740481C1C}">
+                          <a14:useLocalDpi xmlns:a14="http://schemas.microsoft.com/office/drawing/2010/main" val="0"/>
+                        </a:ext>
+                      </a:extLst>
+                    </a:blip>
+                    <a:stretch>
+                      <a:fillRect/>
+                    </a:stretch>
+                  </pic:blipFill>
+                  <pic:spPr>
+                    <a:xfrm>
+                      <a:off x="0" y="0"/>
+                      <a:ext cx="5274310" cy="502920"/>
+                    </a:xfrm>
+                    <a:prstGeom prst="rect">
+                      <a:avLst/>
+                    </a:prstGeom>
+                  </pic:spPr>
+                </pic:pic>
+              </a:graphicData>
+            </a:graphic>
+          </wp:inline>
+        </w:drawing>
       </w:r>
     </w:p>
     <w:p>
@@ -861,7 +1269,7 @@
         <w:rPr>
           <w:i/>
         </w:rPr>
-        <w:t>[Screenshot: Filter section showing the two filter rows and the series/parallel routing toggle.]</w:t>
+        <w:t>X-MOD, Filter and Effects boxes: the two filter rows, the series/parallel routing button and the insert effect.</w:t>
       </w:r>
     </w:p>
     <w:p>
@@ -874,7 +1282,7 @@
     </w:p>
     <w:p>
       <w:r>
-        <w:t>The INSERT panel is the per-voice insert effect, placed after the gate (oscillators, then filters, then gate, then insert, then mixer). Select an algorithm from the dropdown; its four parameter knobs relabel to match. Available algorithms: None, Soft Clip, Hard Clip, Fold, Bitcrusher, Clipper, 3-Band EQ, Compressor, Limiter, Ring Mod, Tape Saturation, Karplus, Vocoder, and Vocoder Stereo. Insert parameters P1 to P4 are available as modulation destinations.</w:t>
+        <w:t>The EFFECTS box is the per-voice insert effect, placed after the gate (oscillators, then filters, then gate, then insert, then mixer). Select an algorithm from the dropdown; its four parameter knobs relabel to match. Available algorithms: None, Soft Clip, Hard Clip, Fold, Bitcrusher, Clipper, 3-Band EQ, Compressor, Limiter, Ring Mod, Tape Saturation, Karplus, Vocoder, and Vocoder Stereo. Insert parameters P1 to P4 are available as modulation destinations.</w:t>
       </w:r>
     </w:p>
     <w:p>
@@ -908,6 +1316,7 @@
         <w:pStyle w:val="ListBullet"/>
       </w:pPr>
       <w:r>
+        <w:lastRenderedPageBreak/>
         <w:t>GATE — shapes amplitude. Envelope value 0 is silent, 1 is full level.</w:t>
       </w:r>
     </w:p>
@@ -982,7 +1391,7 @@
     </w:p>
     <w:p>
       <w:r>
-        <w:t>Four tools in the header:</w:t>
+        <w:t>Three tools in the header, drawn as small icons:</w:t>
       </w:r>
     </w:p>
     <w:p>
@@ -1006,14 +1415,6 @@
         <w:pStyle w:val="ListBullet"/>
       </w:pPr>
       <w:r>
-        <w:t>Glue — merge adjacent envelopes into one continuous region</w:t>
-      </w:r>
-    </w:p>
-    <w:p>
-      <w:pPr>
-        <w:pStyle w:val="ListBullet"/>
-      </w:pPr>
-      <w:r>
         <w:t>Reverse — click an envelope to flip its attack and decay</w:t>
       </w:r>
     </w:p>
@@ -1097,6 +1498,58 @@
       </w:pPr>
       <w:r>
         <w:t>Bypass on — raw drone passes regardless of play state</w:t>
+      </w:r>
+    </w:p>
+    <w:p>
+      <w:pPr>
+        <w:jc w:val="center"/>
+      </w:pPr>
+      <w:r>
+        <w:rPr>
+          <w:noProof/>
+        </w:rPr>
+        <w:lastRenderedPageBreak/>
+        <w:drawing>
+          <wp:inline distT="0" distB="0" distL="0" distR="0" wp14:anchorId="6CA28D01" wp14:editId="00B5A1D8">
+            <wp:extent cx="5274310" cy="763905"/>
+            <wp:effectExtent l="0" t="0" r="2540" b="0"/>
+            <wp:docPr id="541041332" name="Picture 8"/>
+            <wp:cNvGraphicFramePr>
+              <a:graphicFrameLocks xmlns:a="http://schemas.openxmlformats.org/drawingml/2006/main" noChangeAspect="1"/>
+            </wp:cNvGraphicFramePr>
+            <a:graphic xmlns:a="http://schemas.openxmlformats.org/drawingml/2006/main">
+              <a:graphicData uri="http://schemas.openxmlformats.org/drawingml/2006/picture">
+                <pic:pic xmlns:pic="http://schemas.openxmlformats.org/drawingml/2006/picture">
+                  <pic:nvPicPr>
+                    <pic:cNvPr id="541041332" name=""/>
+                    <pic:cNvPicPr/>
+                  </pic:nvPicPr>
+                  <pic:blipFill>
+                    <a:blip r:embed="rId11" cstate="print">
+                      <a:extLst>
+                        <a:ext uri="{28A0092B-C50C-407E-A947-70E740481C1C}">
+                          <a14:useLocalDpi xmlns:a14="http://schemas.microsoft.com/office/drawing/2010/main" val="0"/>
+                        </a:ext>
+                      </a:extLst>
+                    </a:blip>
+                    <a:stretch>
+                      <a:fillRect/>
+                    </a:stretch>
+                  </pic:blipFill>
+                  <pic:spPr>
+                    <a:xfrm>
+                      <a:off x="0" y="0"/>
+                      <a:ext cx="5274310" cy="763905"/>
+                    </a:xfrm>
+                    <a:prstGeom prst="rect">
+                      <a:avLst/>
+                    </a:prstGeom>
+                  </pic:spPr>
+                </pic:pic>
+              </a:graphicData>
+            </a:graphic>
+          </wp:inline>
+        </w:drawing>
       </w:r>
     </w:p>
     <w:p>
@@ -1104,7 +1557,7 @@
         <w:rPr>
           <w:i/>
         </w:rPr>
-        <w:t>[Screenshot: Gate editor showing the GATE layer with several attack/decay envelopes and the FILT ghost behind.]</w:t>
+        <w:t>Gate editor with the GATE layer selected.</w:t>
       </w:r>
     </w:p>
     <w:p>
@@ -1122,17 +1575,68 @@
     </w:p>
     <w:p>
       <w:r>
-        <w:t>Each modulator has a Mode toggle (Stepped bar-graph or Smooth drawable curve), a Polarity toggle (Unipolar 0 to +1, or Bipolar -1 to +1), and a loop length (a note-value dropdown times an integer multiplier, independent of any pattern length). A playhead line shows the current loop position. In Smooth mode, click to add a node, drag to move, ALT-click a segment to bend it, right-click to remove. In Stepped mode, drag bars up or down. A dice button randomises the current modulator's values without changing its shape.</w:t>
-      </w:r>
-    </w:p>
-    <w:p>
-      <w:r>
-        <w:t>Add destinations with the Add Target button; each assignment has a bipolar depth (-100 to +100 percent) and a source-side curve. mu-Tant modulation destinations include: Osc 1/2 Octave, Semi, Fine, Position, and Pitch Env; Osc 1/2 and Noise levels; Filter 1 and Filter 2, each with Cutoff, Resonance, Drive, Low Cut, and Env Depth; the voice Level; X-Mod Index, Depth, and SSB shift; and Insert P1 to P4. When a knob is a destination, an arc around it shows the live modulated value.</w:t>
+        <w:t>Each modulator has a Mode dropdown (Stepped bar-graph or Smooth drawable curve), a Polarity switch (Uni 0 to +1, or Bi -1 to +1), and a loop length (a note-value dropdown times an integer multiplier, independent of any pattern length). A playhead line shows the current loop position. In Smooth mode, click to add a node, drag to move, ALT-click a segment to bend it, right-click to remove. In Stepped mode, drag bars up or down. A dice button randomises the current modulator's values without changing its shape.</w:t>
+      </w:r>
+    </w:p>
+    <w:p>
+      <w:r>
+        <w:t>Add destinations with the + Target button; the assignments are shown one at a time, so step through them with the up and down arrows and the counter at the right; each assignment has a bipolar depth (-100 to +100 percent) and a source-side curve. mu-Tant modulation destinations include: Osc 1/2 Octave, Semi, Fine, Position, and Pitch Env; Osc 1/2 and Noise levels; Filter 1 and Filter 2, each with Cutoff, Resonance, Drive, Low Cut, and Env Depth; the voice Level; X-Mod Index, Depth, and SSB shift; and Insert P1 to P4. When a knob is a destination, an arc around it shows the live modulated value.</w:t>
       </w:r>
     </w:p>
     <w:p>
       <w:r>
         <w:t>The Matrix tab lists every assignment across all eight modulators in one table.</w:t>
+      </w:r>
+    </w:p>
+    <w:p>
+      <w:pPr>
+        <w:jc w:val="center"/>
+      </w:pPr>
+      <w:r>
+        <w:rPr>
+          <w:noProof/>
+        </w:rPr>
+        <w:drawing>
+          <wp:inline distT="0" distB="0" distL="0" distR="0" wp14:anchorId="396A6F86" wp14:editId="03D79682">
+            <wp:extent cx="5274310" cy="1386840"/>
+            <wp:effectExtent l="0" t="0" r="2540" b="3810"/>
+            <wp:docPr id="1373121446" name="Picture 9"/>
+            <wp:cNvGraphicFramePr>
+              <a:graphicFrameLocks xmlns:a="http://schemas.openxmlformats.org/drawingml/2006/main" noChangeAspect="1"/>
+            </wp:cNvGraphicFramePr>
+            <a:graphic xmlns:a="http://schemas.openxmlformats.org/drawingml/2006/main">
+              <a:graphicData uri="http://schemas.openxmlformats.org/drawingml/2006/picture">
+                <pic:pic xmlns:pic="http://schemas.openxmlformats.org/drawingml/2006/picture">
+                  <pic:nvPicPr>
+                    <pic:cNvPr id="1373121446" name=""/>
+                    <pic:cNvPicPr/>
+                  </pic:nvPicPr>
+                  <pic:blipFill>
+                    <a:blip r:embed="rId12" cstate="print">
+                      <a:extLst>
+                        <a:ext uri="{28A0092B-C50C-407E-A947-70E740481C1C}">
+                          <a14:useLocalDpi xmlns:a14="http://schemas.microsoft.com/office/drawing/2010/main" val="0"/>
+                        </a:ext>
+                      </a:extLst>
+                    </a:blip>
+                    <a:stretch>
+                      <a:fillRect/>
+                    </a:stretch>
+                  </pic:blipFill>
+                  <pic:spPr>
+                    <a:xfrm>
+                      <a:off x="0" y="0"/>
+                      <a:ext cx="5274310" cy="1386840"/>
+                    </a:xfrm>
+                    <a:prstGeom prst="rect">
+                      <a:avLst/>
+                    </a:prstGeom>
+                  </pic:spPr>
+                </pic:pic>
+              </a:graphicData>
+            </a:graphic>
+          </wp:inline>
+        </w:drawing>
       </w:r>
     </w:p>
     <w:p>
@@ -1140,7 +1644,7 @@
         <w:rPr>
           <w:i/>
         </w:rPr>
-        <w:t>[Screenshot: Modulator panel with the Stepped editor and several destination targets.]</w:t>
+        <w:t>Modulator panel with the Stepped editor and the target list.</w:t>
       </w:r>
     </w:p>
     <w:p>
@@ -1158,7 +1662,62 @@
     </w:p>
     <w:p>
       <w:r>
-        <w:t>Each voice strip has a fader with VU metering, pan, mute and solo, sidechain ducking (source, amount, attack, release), and Effect / Delay / Reverb sends. The sidechain source dropdown includes all other voice channels plus an External option — duck any voice from any other, or from a signal fed in through the host's sidechain bus (VST3 / CLAP). The FX return strips carry intra-FX routing (Effect to Delay, Effect to Reverb, Delay to Reverb), and the master strip carries a master insert. The three FX unit rows (Effect / Delay / Reverb) sit below the strips with algorithm selectors and inline parameters.</w:t>
+        <w:t xml:space="preserve">Each voice strip has a fader with VU metering, pan, mute and solo, sidechain ducking (source, amount, attack, release), and Effect / Delay / Reverb sends. The sidechain source dropdown includes all other voice channels plus an External option — duck any voice from any other, or from a signal fed in through the host's sidechain bus (VST3 / </w:t>
+      </w:r>
+      <w:r>
+        <w:lastRenderedPageBreak/>
+        <w:t>CLAP). The FX return strips carry intra-FX routing (Effect to Delay, Effect to Reverb, Delay to Reverb), and the master strip has two inserts, Insert 1 and Insert 2, that the summed output passes through in that order. A row of buttons at the top right (Peak, VU, K-12, K-14) chooses the metering standard. The Effect send is named after the effect currently chosen (for example Chorus). The three FX unit rows (Effect / Delay / Reverb) sit below the strips with algorithm selectors and inline parameters.</w:t>
+      </w:r>
+    </w:p>
+    <w:p>
+      <w:pPr>
+        <w:jc w:val="center"/>
+      </w:pPr>
+      <w:r>
+        <w:rPr>
+          <w:noProof/>
+        </w:rPr>
+        <w:drawing>
+          <wp:inline distT="0" distB="0" distL="0" distR="0" wp14:anchorId="5D05E0D9" wp14:editId="4C696F17">
+            <wp:extent cx="5274310" cy="3340100"/>
+            <wp:effectExtent l="0" t="0" r="2540" b="0"/>
+            <wp:docPr id="740065550" name="Picture 10"/>
+            <wp:cNvGraphicFramePr>
+              <a:graphicFrameLocks xmlns:a="http://schemas.openxmlformats.org/drawingml/2006/main" noChangeAspect="1"/>
+            </wp:cNvGraphicFramePr>
+            <a:graphic xmlns:a="http://schemas.openxmlformats.org/drawingml/2006/main">
+              <a:graphicData uri="http://schemas.openxmlformats.org/drawingml/2006/picture">
+                <pic:pic xmlns:pic="http://schemas.openxmlformats.org/drawingml/2006/picture">
+                  <pic:nvPicPr>
+                    <pic:cNvPr id="740065550" name=""/>
+                    <pic:cNvPicPr/>
+                  </pic:nvPicPr>
+                  <pic:blipFill>
+                    <a:blip r:embed="rId13" cstate="print">
+                      <a:extLst>
+                        <a:ext uri="{28A0092B-C50C-407E-A947-70E740481C1C}">
+                          <a14:useLocalDpi xmlns:a14="http://schemas.microsoft.com/office/drawing/2010/main" val="0"/>
+                        </a:ext>
+                      </a:extLst>
+                    </a:blip>
+                    <a:stretch>
+                      <a:fillRect/>
+                    </a:stretch>
+                  </pic:blipFill>
+                  <pic:spPr>
+                    <a:xfrm>
+                      <a:off x="0" y="0"/>
+                      <a:ext cx="5274310" cy="3340100"/>
+                    </a:xfrm>
+                    <a:prstGeom prst="rect">
+                      <a:avLst/>
+                    </a:prstGeom>
+                  </pic:spPr>
+                </pic:pic>
+              </a:graphicData>
+            </a:graphic>
+          </wp:inline>
+        </w:drawing>
       </w:r>
     </w:p>
     <w:p>
@@ -1166,7 +1725,7 @@
         <w:rPr>
           <w:i/>
         </w:rPr>
-        <w:t>[Screenshot: Mixer overlay with voice channels, FX returns, and master.]</w:t>
+        <w:t>Mixer overlay with voice channels, FX returns, and master.</w:t>
       </w:r>
     </w:p>
     <w:p>
@@ -1187,7 +1746,12 @@
     </w:p>
     <w:p>
       <w:r>
-        <w:t>Full presets save the entire plugin state - all voices, modulators, gate patterns, mixer, and FX - to Documents\TDP\muTant\Presets. Load from the transport dropdown; save with the Save button (name, description, and category).</w:t>
+        <w:t>Full presets save the entire plugin state - all voices, modulators, gate patterns, mixer, and FX - to Documents\TDP\muTant\Presets. Load from the transport dropdown, which is grouped by category; the preset browser shows each preset's category and description. Save with the Save button: enter a name, an optional description and a category, and tick Save as Default to make it the preset that loads at startup and when you press New. If saving fails (for example a full disk) mu-Tant shows an error message and never leaves a half-written preset.</w:t>
+      </w:r>
+    </w:p>
+    <w:p>
+      <w:r>
+        <w:t xml:space="preserve">P </w:t>
       </w:r>
     </w:p>
     <w:p>
@@ -1208,44 +1772,42 @@
         <w:pStyle w:val="Heading1"/>
       </w:pPr>
       <w:r>
+        <w:lastRenderedPageBreak/>
         <w:t>17. Settings</w:t>
       </w:r>
     </w:p>
     <w:p>
       <w:r>
-        <w:t>Click the gear icon to open the Settings overlay. Settings are arranged in two columns:</w:t>
-      </w:r>
-    </w:p>
-    <w:p>
-      <w:pPr>
-        <w:pStyle w:val="ListBullet"/>
-      </w:pPr>
-      <w:r>
-        <w:t>Master Volume — overall output level</w:t>
-      </w:r>
-    </w:p>
-    <w:p>
-      <w:pPr>
-        <w:pStyle w:val="ListBullet"/>
-      </w:pPr>
-      <w:r>
-        <w:t>UI Size — Medium or Large window</w:t>
-      </w:r>
-    </w:p>
-    <w:p>
-      <w:pPr>
-        <w:pStyle w:val="ListBullet"/>
-      </w:pPr>
-      <w:r>
-        <w:t>Tempo (BPM) — internal clock, 20.0 to 300.0 with one decimal, also editable from the transport BPM field</w:t>
-      </w:r>
-    </w:p>
-    <w:p>
-      <w:pPr>
-        <w:pStyle w:val="ListBullet"/>
-      </w:pPr>
-      <w:r>
-        <w:t>MIDI Clock — standalone only: follow an external MIDI clock, with a Sync Offset to compensate for audio latency (see below).</w:t>
+        <w:t>Click the gear icon to open the Settings overlay. Everything fits on one screen, in two columns, under two headings. Click Close to return.</w:t>
+      </w:r>
+    </w:p>
+    <w:p>
+      <w:r>
+        <w:t>General (left column):</w:t>
+      </w:r>
+    </w:p>
+    <w:p>
+      <w:pPr>
+        <w:pStyle w:val="ListBullet"/>
+      </w:pPr>
+      <w:r>
+        <w:t>Audio, Master Vol — overall output level</w:t>
+      </w:r>
+    </w:p>
+    <w:p>
+      <w:pPr>
+        <w:pStyle w:val="ListBullet"/>
+      </w:pPr>
+      <w:r>
+        <w:t>Display, Size — Medium or Large window. Reopen the app for the label fonts to rescale fully.</w:t>
+      </w:r>
+    </w:p>
+    <w:p>
+      <w:pPr>
+        <w:pStyle w:val="ListBullet"/>
+      </w:pPr>
+      <w:r>
+        <w:t>Transport, Tempo — internal clock, 20.0 to 300.0 BPM with one decimal, also editable from the transport BPM field</w:t>
       </w:r>
     </w:p>
     <w:p>
@@ -1257,11 +1819,104 @@
       </w:r>
     </w:p>
     <w:p>
-      <w:pPr>
-        <w:pStyle w:val="ListBullet"/>
-      </w:pPr>
-      <w:r>
-        <w:t>MIDI Prog. Change — open the Voice Presets and Full Presets tables to map incoming program-change messages to presets (see below).</w:t>
+      <w:r>
+        <w:t>MIDI (right column):</w:t>
+      </w:r>
+    </w:p>
+    <w:p>
+      <w:pPr>
+        <w:pStyle w:val="ListBullet"/>
+      </w:pPr>
+      <w:r>
+        <w:t>Hot-swap, Timing — On master loop or On voice loop: when a staged preset change takes effect.</w:t>
+      </w:r>
+    </w:p>
+    <w:p>
+      <w:pPr>
+        <w:pStyle w:val="ListBullet"/>
+      </w:pPr>
+      <w:r>
+        <w:t>MIDI Clock, Source (standalone) — Internal, or MIDI In to follow an external MIDI clock, with a Sync Offset to compensate for audio latency (see below).</w:t>
+      </w:r>
+    </w:p>
+    <w:p>
+      <w:pPr>
+        <w:pStyle w:val="ListBullet"/>
+      </w:pPr>
+      <w:r>
+        <w:t>Note Mode, Mode — Free or Note (see Note Mode).</w:t>
+      </w:r>
+    </w:p>
+    <w:p>
+      <w:pPr>
+        <w:pStyle w:val="ListBullet"/>
+      </w:pPr>
+      <w:r>
+        <w:t>MIDI Program Change — the Voice Presets and Full Presets buttons open the tables that map incoming program-change messages to presets (see below).</w:t>
+      </w:r>
+    </w:p>
+    <w:p>
+      <w:r>
+        <w:t>A Contact Support link at the bottom of the page is there when you need help.</w:t>
+      </w:r>
+    </w:p>
+    <w:p>
+      <w:pPr>
+        <w:jc w:val="center"/>
+      </w:pPr>
+      <w:r>
+        <w:rPr>
+          <w:noProof/>
+        </w:rPr>
+        <w:drawing>
+          <wp:inline distT="0" distB="0" distL="0" distR="0" wp14:anchorId="42947672" wp14:editId="7E638EC7">
+            <wp:extent cx="5274310" cy="3340100"/>
+            <wp:effectExtent l="0" t="0" r="2540" b="0"/>
+            <wp:docPr id="2105274152" name="Picture 11"/>
+            <wp:cNvGraphicFramePr>
+              <a:graphicFrameLocks xmlns:a="http://schemas.openxmlformats.org/drawingml/2006/main" noChangeAspect="1"/>
+            </wp:cNvGraphicFramePr>
+            <a:graphic xmlns:a="http://schemas.openxmlformats.org/drawingml/2006/main">
+              <a:graphicData uri="http://schemas.openxmlformats.org/drawingml/2006/picture">
+                <pic:pic xmlns:pic="http://schemas.openxmlformats.org/drawingml/2006/picture">
+                  <pic:nvPicPr>
+                    <pic:cNvPr id="2105274152" name=""/>
+                    <pic:cNvPicPr/>
+                  </pic:nvPicPr>
+                  <pic:blipFill>
+                    <a:blip r:embed="rId14" cstate="print">
+                      <a:extLst>
+                        <a:ext uri="{28A0092B-C50C-407E-A947-70E740481C1C}">
+                          <a14:useLocalDpi xmlns:a14="http://schemas.microsoft.com/office/drawing/2010/main" val="0"/>
+                        </a:ext>
+                      </a:extLst>
+                    </a:blip>
+                    <a:stretch>
+                      <a:fillRect/>
+                    </a:stretch>
+                  </pic:blipFill>
+                  <pic:spPr>
+                    <a:xfrm>
+                      <a:off x="0" y="0"/>
+                      <a:ext cx="5274310" cy="3340100"/>
+                    </a:xfrm>
+                    <a:prstGeom prst="rect">
+                      <a:avLst/>
+                    </a:prstGeom>
+                  </pic:spPr>
+                </pic:pic>
+              </a:graphicData>
+            </a:graphic>
+          </wp:inline>
+        </w:drawing>
+      </w:r>
+    </w:p>
+    <w:p>
+      <w:r>
+        <w:rPr>
+          <w:i/>
+        </w:rPr>
+        <w:t>Settings overlay open over the main window.</w:t>
       </w:r>
     </w:p>
     <w:p>
@@ -1358,12 +2013,25 @@
         <w:pStyle w:val="Heading2"/>
       </w:pPr>
       <w:r>
+        <w:t>Note Mode</w:t>
+      </w:r>
+    </w:p>
+    <w:p>
+      <w:r>
+        <w:t>By default (Free) mu-Tant ignores MIDI notes: the drone plays all the time and the gate follows the transport. Setting Note Mode, Mode to Note turns mu-Tant into a keyboard instrument: the drone is silent until you hold a key, and fades out (in about 8 milliseconds) when you release the last one. While a key is held, every voice is transposed so its tonal centre (the Root) sits on the note you are holding, and the scale, oscillator and modulation settings still apply on top. With several keys held, the most recently pressed one sounds. The gate pattern keeps running on the transport as usual.</w:t>
+      </w:r>
+    </w:p>
+    <w:p>
+      <w:pPr>
+        <w:pStyle w:val="Heading2"/>
+      </w:pPr>
+      <w:r>
         <w:t>MIDI Program Change to Preset</w:t>
       </w:r>
     </w:p>
     <w:p>
       <w:r>
-        <w:t>mu-Tant can load presets from incoming MIDI program-change messages. On channels 1 to 8 a program change loads the matching .muPattern into that voice slot; on channel 9 it loads a full .muTant preset. While playing, the change is staged and applied seamlessly at the next loop boundary (hot-swap). Configure the mappings from the MIDI Prog. Change row in Settings.</w:t>
+        <w:t>mu-Tant can load presets from incoming MIDI program-change messages. On channels 1 to 8 a program change loads the matching .muPattern into that voice slot; on channel 9 it loads a full .muTant preset. While playing, the change is staged and applied seamlessly at the next loop boundary (hot-swap). Configure the mappings with the Voice Presets and Full Presets buttons in Settings, under MIDI Program Change.</w:t>
       </w:r>
     </w:p>
     <w:p>
@@ -1599,6 +2267,19 @@
     </w:p>
     <w:p>
       <w:pPr>
+        <w:pStyle w:val="Heading2"/>
+      </w:pPr>
+      <w:r>
+        <w:t>Hosts That Do Not Run an Event Loop</w:t>
+      </w:r>
+    </w:p>
+    <w:p>
+      <w:r>
+        <w:t>mu plugins need the host to run its normal event loop, as every ordinary DAW does. A few headless or offline-only renderers do not. In those, changes made by MIDI or a controller, MIDI program changes, and preset loads made while playing may not take effect until the host runs its event loop. If you hit this, load presets while the transport is stopped, or render with a host that runs its event loop.</w:t>
+      </w:r>
+    </w:p>
+    <w:p>
+      <w:pPr>
         <w:pStyle w:val="Heading1"/>
       </w:pPr>
       <w:r>
@@ -1618,7 +2299,7 @@
         <w:pStyle w:val="ListBullet"/>
       </w:pPr>
       <w:r>
-        <w:t>No played notes - oscillators run continuously; MIDI note-on / note-off is not used (MIDI program change is, for preset loading - see Settings).</w:t>
+        <w:t>No triggered notes - oscillators run continuously and a key press never restarts them. MIDI notes only matter in Note Mode, where a held key opens the drone and sets its pitch (see Note Mode). MIDI program change loads presets - see Settings.</w:t>
       </w:r>
     </w:p>
     <w:p>
@@ -1657,7 +2338,7 @@
   <w:abstractNum w:abstractNumId="0" w15:restartNumberingAfterBreak="0">
     <w:nsid w:val="FFFFFF89"/>
     <w:multiLevelType w:val="singleLevel"/>
-    <w:tmpl w:val="86607622"/>
+    <w:tmpl w:val="CF34B5DE"/>
     <w:lvl w:ilvl="0">
       <w:start w:val="1"/>
       <w:numFmt w:val="bullet"/>
@@ -1675,7 +2356,7 @@
       </w:rPr>
     </w:lvl>
   </w:abstractNum>
-  <w:num w:numId="1" w16cid:durableId="65342235">
+  <w:num w:numId="1" w16cid:durableId="1704675385">
     <w:abstractNumId w:val="0"/>
   </w:num>
 </w:numbering>
@@ -2089,7 +2770,7 @@
     <w:link w:val="Heading1Char"/>
     <w:uiPriority w:val="9"/>
     <w:qFormat/>
-    <w:rsid w:val="00295EB4"/>
+    <w:rsid w:val="009C1107"/>
     <w:pPr>
       <w:keepNext/>
       <w:keepLines/>
@@ -2111,7 +2792,7 @@
     <w:uiPriority w:val="9"/>
     <w:unhideWhenUsed/>
     <w:qFormat/>
-    <w:rsid w:val="00295EB4"/>
+    <w:rsid w:val="009C1107"/>
     <w:pPr>
       <w:keepNext/>
       <w:keepLines/>
@@ -2134,7 +2815,7 @@
     <w:semiHidden/>
     <w:unhideWhenUsed/>
     <w:qFormat/>
-    <w:rsid w:val="00295EB4"/>
+    <w:rsid w:val="009C1107"/>
     <w:pPr>
       <w:keepNext/>
       <w:keepLines/>
@@ -2157,7 +2838,7 @@
     <w:semiHidden/>
     <w:unhideWhenUsed/>
     <w:qFormat/>
-    <w:rsid w:val="00295EB4"/>
+    <w:rsid w:val="009C1107"/>
     <w:pPr>
       <w:keepNext/>
       <w:keepLines/>
@@ -2180,7 +2861,7 @@
     <w:semiHidden/>
     <w:unhideWhenUsed/>
     <w:qFormat/>
-    <w:rsid w:val="00295EB4"/>
+    <w:rsid w:val="009C1107"/>
     <w:pPr>
       <w:keepNext/>
       <w:keepLines/>
@@ -2201,7 +2882,7 @@
     <w:semiHidden/>
     <w:unhideWhenUsed/>
     <w:qFormat/>
-    <w:rsid w:val="00295EB4"/>
+    <w:rsid w:val="009C1107"/>
     <w:pPr>
       <w:keepNext/>
       <w:keepLines/>
@@ -2224,7 +2905,7 @@
     <w:semiHidden/>
     <w:unhideWhenUsed/>
     <w:qFormat/>
-    <w:rsid w:val="00295EB4"/>
+    <w:rsid w:val="009C1107"/>
     <w:pPr>
       <w:keepNext/>
       <w:keepLines/>
@@ -2245,7 +2926,7 @@
     <w:semiHidden/>
     <w:unhideWhenUsed/>
     <w:qFormat/>
-    <w:rsid w:val="00295EB4"/>
+    <w:rsid w:val="009C1107"/>
     <w:pPr>
       <w:keepNext/>
       <w:keepLines/>
@@ -2268,7 +2949,7 @@
     <w:semiHidden/>
     <w:unhideWhenUsed/>
     <w:qFormat/>
-    <w:rsid w:val="00295EB4"/>
+    <w:rsid w:val="009C1107"/>
     <w:pPr>
       <w:keepNext/>
       <w:keepLines/>
@@ -2312,7 +2993,7 @@
     <w:basedOn w:val="DefaultParagraphFont"/>
     <w:link w:val="Heading1"/>
     <w:uiPriority w:val="9"/>
-    <w:rsid w:val="00295EB4"/>
+    <w:rsid w:val="009C1107"/>
     <w:rPr>
       <w:rFonts w:asciiTheme="majorHAnsi" w:eastAsiaTheme="majorEastAsia" w:hAnsiTheme="majorHAnsi" w:cstheme="majorBidi"/>
       <w:color w:val="0F4761" w:themeColor="accent1" w:themeShade="BF"/>
@@ -2325,7 +3006,7 @@
     <w:basedOn w:val="DefaultParagraphFont"/>
     <w:link w:val="Heading2"/>
     <w:uiPriority w:val="9"/>
-    <w:rsid w:val="00295EB4"/>
+    <w:rsid w:val="009C1107"/>
     <w:rPr>
       <w:rFonts w:asciiTheme="majorHAnsi" w:eastAsiaTheme="majorEastAsia" w:hAnsiTheme="majorHAnsi" w:cstheme="majorBidi"/>
       <w:color w:val="0F4761" w:themeColor="accent1" w:themeShade="BF"/>
@@ -2339,7 +3020,7 @@
     <w:link w:val="Heading3"/>
     <w:uiPriority w:val="9"/>
     <w:semiHidden/>
-    <w:rsid w:val="00295EB4"/>
+    <w:rsid w:val="009C1107"/>
     <w:rPr>
       <w:rFonts w:eastAsiaTheme="majorEastAsia" w:cstheme="majorBidi"/>
       <w:color w:val="0F4761" w:themeColor="accent1" w:themeShade="BF"/>
@@ -2353,7 +3034,7 @@
     <w:link w:val="Heading4"/>
     <w:uiPriority w:val="9"/>
     <w:semiHidden/>
-    <w:rsid w:val="00295EB4"/>
+    <w:rsid w:val="009C1107"/>
     <w:rPr>
       <w:rFonts w:eastAsiaTheme="majorEastAsia" w:cstheme="majorBidi"/>
       <w:i/>
@@ -2367,7 +3048,7 @@
     <w:link w:val="Heading5"/>
     <w:uiPriority w:val="9"/>
     <w:semiHidden/>
-    <w:rsid w:val="00295EB4"/>
+    <w:rsid w:val="009C1107"/>
     <w:rPr>
       <w:rFonts w:eastAsiaTheme="majorEastAsia" w:cstheme="majorBidi"/>
       <w:color w:val="0F4761" w:themeColor="accent1" w:themeShade="BF"/>
@@ -2379,7 +3060,7 @@
     <w:link w:val="Heading6"/>
     <w:uiPriority w:val="9"/>
     <w:semiHidden/>
-    <w:rsid w:val="00295EB4"/>
+    <w:rsid w:val="009C1107"/>
     <w:rPr>
       <w:rFonts w:eastAsiaTheme="majorEastAsia" w:cstheme="majorBidi"/>
       <w:i/>
@@ -2393,7 +3074,7 @@
     <w:link w:val="Heading7"/>
     <w:uiPriority w:val="9"/>
     <w:semiHidden/>
-    <w:rsid w:val="00295EB4"/>
+    <w:rsid w:val="009C1107"/>
     <w:rPr>
       <w:rFonts w:eastAsiaTheme="majorEastAsia" w:cstheme="majorBidi"/>
       <w:color w:val="595959" w:themeColor="text1" w:themeTint="A6"/>
@@ -2405,7 +3086,7 @@
     <w:link w:val="Heading8"/>
     <w:uiPriority w:val="9"/>
     <w:semiHidden/>
-    <w:rsid w:val="00295EB4"/>
+    <w:rsid w:val="009C1107"/>
     <w:rPr>
       <w:rFonts w:eastAsiaTheme="majorEastAsia" w:cstheme="majorBidi"/>
       <w:i/>
@@ -2419,7 +3100,7 @@
     <w:link w:val="Heading9"/>
     <w:uiPriority w:val="9"/>
     <w:semiHidden/>
-    <w:rsid w:val="00295EB4"/>
+    <w:rsid w:val="009C1107"/>
     <w:rPr>
       <w:rFonts w:eastAsiaTheme="majorEastAsia" w:cstheme="majorBidi"/>
       <w:color w:val="272727" w:themeColor="text1" w:themeTint="D8"/>
@@ -2432,7 +3113,7 @@
     <w:link w:val="TitleChar"/>
     <w:uiPriority w:val="10"/>
     <w:qFormat/>
-    <w:rsid w:val="00295EB4"/>
+    <w:rsid w:val="009C1107"/>
     <w:pPr>
       <w:spacing w:after="80" w:line="240" w:lineRule="auto"/>
       <w:contextualSpacing/>
@@ -2450,7 +3131,7 @@
     <w:basedOn w:val="DefaultParagraphFont"/>
     <w:link w:val="Title"/>
     <w:uiPriority w:val="10"/>
-    <w:rsid w:val="00295EB4"/>
+    <w:rsid w:val="009C1107"/>
     <w:rPr>
       <w:rFonts w:asciiTheme="majorHAnsi" w:eastAsiaTheme="majorEastAsia" w:hAnsiTheme="majorHAnsi" w:cstheme="majorBidi"/>
       <w:spacing w:val="-10"/>
@@ -2466,7 +3147,7 @@
     <w:link w:val="SubtitleChar"/>
     <w:uiPriority w:val="11"/>
     <w:qFormat/>
-    <w:rsid w:val="00295EB4"/>
+    <w:rsid w:val="009C1107"/>
     <w:pPr>
       <w:numPr>
         <w:ilvl w:val="1"/>
@@ -2485,7 +3166,7 @@
     <w:basedOn w:val="DefaultParagraphFont"/>
     <w:link w:val="Subtitle"/>
     <w:uiPriority w:val="11"/>
-    <w:rsid w:val="00295EB4"/>
+    <w:rsid w:val="009C1107"/>
     <w:rPr>
       <w:rFonts w:eastAsiaTheme="majorEastAsia" w:cstheme="majorBidi"/>
       <w:color w:val="595959" w:themeColor="text1" w:themeTint="A6"/>
@@ -2501,7 +3182,7 @@
     <w:link w:val="QuoteChar"/>
     <w:uiPriority w:val="29"/>
     <w:qFormat/>
-    <w:rsid w:val="00295EB4"/>
+    <w:rsid w:val="009C1107"/>
     <w:pPr>
       <w:spacing w:before="160"/>
       <w:jc w:val="center"/>
@@ -2517,7 +3198,7 @@
     <w:basedOn w:val="DefaultParagraphFont"/>
     <w:link w:val="Quote"/>
     <w:uiPriority w:val="29"/>
-    <w:rsid w:val="00295EB4"/>
+    <w:rsid w:val="009C1107"/>
     <w:rPr>
       <w:i/>
       <w:iCs/>
@@ -2529,7 +3210,7 @@
     <w:basedOn w:val="Normal"/>
     <w:uiPriority w:val="34"/>
     <w:qFormat/>
-    <w:rsid w:val="00295EB4"/>
+    <w:rsid w:val="009C1107"/>
     <w:pPr>
       <w:ind w:left="720"/>
       <w:contextualSpacing/>
@@ -2540,7 +3221,7 @@
     <w:basedOn w:val="DefaultParagraphFont"/>
     <w:uiPriority w:val="21"/>
     <w:qFormat/>
-    <w:rsid w:val="00295EB4"/>
+    <w:rsid w:val="009C1107"/>
     <w:rPr>
       <w:i/>
       <w:iCs/>
@@ -2554,7 +3235,7 @@
     <w:link w:val="IntenseQuoteChar"/>
     <w:uiPriority w:val="30"/>
     <w:qFormat/>
-    <w:rsid w:val="00295EB4"/>
+    <w:rsid w:val="009C1107"/>
     <w:pPr>
       <w:pBdr>
         <w:top w:val="single" w:sz="4" w:space="10" w:color="0F4761" w:themeColor="accent1" w:themeShade="BF"/>
@@ -2575,7 +3256,7 @@
     <w:basedOn w:val="DefaultParagraphFont"/>
     <w:link w:val="IntenseQuote"/>
     <w:uiPriority w:val="30"/>
-    <w:rsid w:val="00295EB4"/>
+    <w:rsid w:val="009C1107"/>
     <w:rPr>
       <w:i/>
       <w:iCs/>
@@ -2587,7 +3268,7 @@
     <w:basedOn w:val="DefaultParagraphFont"/>
     <w:uiPriority w:val="32"/>
     <w:qFormat/>
-    <w:rsid w:val="00295EB4"/>
+    <w:rsid w:val="009C1107"/>
     <w:rPr>
       <w:b/>
       <w:bCs/>
@@ -2601,7 +3282,7 @@
     <w:basedOn w:val="Normal"/>
     <w:uiPriority w:val="99"/>
     <w:unhideWhenUsed/>
-    <w:rsid w:val="00295EB4"/>
+    <w:rsid w:val="009C1107"/>
     <w:pPr>
       <w:numPr>
         <w:numId w:val="1"/>

--- a/docs/mu-tant/mu-Tant User Manual.docx
+++ b/docs/mu-tant/mu-Tant User Manual.docx
@@ -89,10 +89,10 @@
           <w:noProof/>
         </w:rPr>
         <w:drawing>
-          <wp:inline distT="0" distB="0" distL="0" distR="0" wp14:anchorId="06DA92C3" wp14:editId="45423E73">
+          <wp:inline distT="0" distB="0" distL="0" distR="0" wp14:anchorId="6F637B75" wp14:editId="6D9450E5">
             <wp:extent cx="5274310" cy="3340100"/>
             <wp:effectExtent l="0" t="0" r="2540" b="0"/>
-            <wp:docPr id="326672277" name="Picture 1"/>
+            <wp:docPr id="930852377" name="Picture 1"/>
             <wp:cNvGraphicFramePr>
               <a:graphicFrameLocks xmlns:a="http://schemas.openxmlformats.org/drawingml/2006/main" noChangeAspect="1"/>
             </wp:cNvGraphicFramePr>
@@ -100,7 +100,7 @@
               <a:graphicData uri="http://schemas.openxmlformats.org/drawingml/2006/picture">
                 <pic:pic xmlns:pic="http://schemas.openxmlformats.org/drawingml/2006/picture">
                   <pic:nvPicPr>
-                    <pic:cNvPr id="326672277" name=""/>
+                    <pic:cNvPr id="930852377" name=""/>
                     <pic:cNvPicPr/>
                   </pic:nvPicPr>
                   <pic:blipFill>
@@ -297,10 +297,10 @@
           <w:noProof/>
         </w:rPr>
         <w:drawing>
-          <wp:inline distT="0" distB="0" distL="0" distR="0" wp14:anchorId="68EDEAEF" wp14:editId="6CE26B7B">
+          <wp:inline distT="0" distB="0" distL="0" distR="0" wp14:anchorId="36D8206B" wp14:editId="3EE18ABD">
             <wp:extent cx="5274310" cy="3340100"/>
             <wp:effectExtent l="0" t="0" r="2540" b="0"/>
-            <wp:docPr id="1469138764" name="Picture 2"/>
+            <wp:docPr id="1840842375" name="Picture 2"/>
             <wp:cNvGraphicFramePr>
               <a:graphicFrameLocks xmlns:a="http://schemas.openxmlformats.org/drawingml/2006/main" noChangeAspect="1"/>
             </wp:cNvGraphicFramePr>
@@ -308,7 +308,7 @@
               <a:graphicData uri="http://schemas.openxmlformats.org/drawingml/2006/picture">
                 <pic:pic xmlns:pic="http://schemas.openxmlformats.org/drawingml/2006/picture">
                   <pic:nvPicPr>
-                    <pic:cNvPr id="1469138764" name=""/>
+                    <pic:cNvPr id="1840842375" name=""/>
                     <pic:cNvPicPr/>
                   </pic:nvPicPr>
                   <pic:blipFill>
@@ -348,72 +348,6 @@
       </w:r>
     </w:p>
     <w:p>
-      <w:r>
-        <w:rPr>
-          <w:i/>
-        </w:rPr>
-        <w:t>[Screenshot: About panel showing the Support and Enter a key buttons.]</w:t>
-      </w:r>
-    </w:p>
-    <w:p>
-      <w:pPr>
-        <w:pStyle w:val="Heading1"/>
-      </w:pPr>
-      <w:r>
-        <w:t>4. Interface Overview</w:t>
-      </w:r>
-    </w:p>
-    <w:p>
-      <w:r>
-        <w:t>The mu-Tant window is divided into four regions:</w:t>
-      </w:r>
-    </w:p>
-    <w:p>
-      <w:pPr>
-        <w:pStyle w:val="ListBullet"/>
-      </w:pPr>
-      <w:r>
-        <w:t>Transport Bar (top) — playback, BPM, presets, mixer, and settings</w:t>
-      </w:r>
-    </w:p>
-    <w:p>
-      <w:pPr>
-        <w:pStyle w:val="ListBullet"/>
-      </w:pPr>
-      <w:r>
-        <w:t>Voice Sidebar (left) — one item per active voice, plus an Add button</w:t>
-      </w:r>
-    </w:p>
-    <w:p>
-      <w:pPr>
-        <w:pStyle w:val="ListBullet"/>
-      </w:pPr>
-      <w:r>
-        <w:t>Voice Editor (centre) — oscillators, noise, cross-mod, filters, effects, gate editor, and modulators for the selected voice</w:t>
-      </w:r>
-    </w:p>
-    <w:p>
-      <w:pPr>
-        <w:pStyle w:val="ListBullet"/>
-      </w:pPr>
-      <w:r>
-        <w:t>Mixer overlay — opened from the transport bar, replacing the editor</w:t>
-      </w:r>
-    </w:p>
-    <w:p>
-      <w:pPr>
-        <w:pStyle w:val="ListBullet"/>
-      </w:pPr>
-      <w:r>
-        <w:t>Status Bar (bottom) — the name and value of the control you last touched, with a small Support link at the right-hand end</w:t>
-      </w:r>
-    </w:p>
-    <w:p>
-      <w:r>
-        <w:t>The window has two sizes, Medium and Large, chosen in Settings (Display, Size). Everything scales with it. In the standalone application an Options button at the top left of the window opens the audio and MIDI device settings.</w:t>
-      </w:r>
-    </w:p>
-    <w:p>
       <w:pPr>
         <w:jc w:val="center"/>
       </w:pPr>
@@ -421,12 +355,11 @@
         <w:rPr>
           <w:noProof/>
         </w:rPr>
-        <w:lastRenderedPageBreak/>
         <w:drawing>
-          <wp:inline distT="0" distB="0" distL="0" distR="0" wp14:anchorId="77FEF4C5" wp14:editId="5E40895C">
-            <wp:extent cx="5274310" cy="3340100"/>
-            <wp:effectExtent l="0" t="0" r="2540" b="0"/>
-            <wp:docPr id="1399646996" name="Picture 3"/>
+          <wp:inline distT="0" distB="0" distL="0" distR="0" wp14:anchorId="356573BD" wp14:editId="35F47E1F">
+            <wp:extent cx="4001058" cy="3048425"/>
+            <wp:effectExtent l="0" t="0" r="0" b="0"/>
+            <wp:docPr id="2103159493" name="Picture 3"/>
             <wp:cNvGraphicFramePr>
               <a:graphicFrameLocks xmlns:a="http://schemas.openxmlformats.org/drawingml/2006/main" noChangeAspect="1"/>
             </wp:cNvGraphicFramePr>
@@ -434,7 +367,125 @@
               <a:graphicData uri="http://schemas.openxmlformats.org/drawingml/2006/picture">
                 <pic:pic xmlns:pic="http://schemas.openxmlformats.org/drawingml/2006/picture">
                   <pic:nvPicPr>
-                    <pic:cNvPr id="1399646996" name=""/>
+                    <pic:cNvPr id="2103159493" name=""/>
+                    <pic:cNvPicPr/>
+                  </pic:nvPicPr>
+                  <pic:blipFill>
+                    <a:blip r:embed="rId7">
+                      <a:extLst>
+                        <a:ext uri="{28A0092B-C50C-407E-A947-70E740481C1C}">
+                          <a14:useLocalDpi xmlns:a14="http://schemas.microsoft.com/office/drawing/2010/main" val="0"/>
+                        </a:ext>
+                      </a:extLst>
+                    </a:blip>
+                    <a:stretch>
+                      <a:fillRect/>
+                    </a:stretch>
+                  </pic:blipFill>
+                  <pic:spPr>
+                    <a:xfrm>
+                      <a:off x="0" y="0"/>
+                      <a:ext cx="4001058" cy="3048425"/>
+                    </a:xfrm>
+                    <a:prstGeom prst="rect">
+                      <a:avLst/>
+                    </a:prstGeom>
+                  </pic:spPr>
+                </pic:pic>
+              </a:graphicData>
+            </a:graphic>
+          </wp:inline>
+        </w:drawing>
+      </w:r>
+    </w:p>
+    <w:p>
+      <w:r>
+        <w:rPr>
+          <w:i/>
+        </w:rPr>
+        <w:t>About panel showing the Support and Enter a key buttons.</w:t>
+      </w:r>
+    </w:p>
+    <w:p>
+      <w:pPr>
+        <w:pStyle w:val="Heading1"/>
+      </w:pPr>
+      <w:r>
+        <w:lastRenderedPageBreak/>
+        <w:t>4. Interface Overview</w:t>
+      </w:r>
+    </w:p>
+    <w:p>
+      <w:r>
+        <w:t>The mu-Tant window is divided into four regions:</w:t>
+      </w:r>
+    </w:p>
+    <w:p>
+      <w:pPr>
+        <w:pStyle w:val="ListBullet"/>
+      </w:pPr>
+      <w:r>
+        <w:t>Transport Bar (top) — playback, BPM, presets, mixer, and settings</w:t>
+      </w:r>
+    </w:p>
+    <w:p>
+      <w:pPr>
+        <w:pStyle w:val="ListBullet"/>
+      </w:pPr>
+      <w:r>
+        <w:t>Voice Sidebar (left) — one item per active voice, plus an Add button</w:t>
+      </w:r>
+    </w:p>
+    <w:p>
+      <w:pPr>
+        <w:pStyle w:val="ListBullet"/>
+      </w:pPr>
+      <w:r>
+        <w:t>Voice Editor (centre) — oscillators, noise, cross-mod, filters, effects, gate editor, and modulators for the selected voice</w:t>
+      </w:r>
+    </w:p>
+    <w:p>
+      <w:pPr>
+        <w:pStyle w:val="ListBullet"/>
+      </w:pPr>
+      <w:r>
+        <w:t>Mixer overlay — opened from the transport bar, replacing the editor</w:t>
+      </w:r>
+    </w:p>
+    <w:p>
+      <w:pPr>
+        <w:pStyle w:val="ListBullet"/>
+      </w:pPr>
+      <w:r>
+        <w:t>Status Bar (bottom) — the name and value of the control you last touched, with a small Support link at the right-hand end</w:t>
+      </w:r>
+    </w:p>
+    <w:p>
+      <w:r>
+        <w:t>The window has two sizes, Medium and Large, chosen in Settings (Display, Size). Everything scales with it. In the standalone application an Options button at the top left of the window opens the audio and MIDI device settings.</w:t>
+      </w:r>
+    </w:p>
+    <w:p>
+      <w:pPr>
+        <w:jc w:val="center"/>
+      </w:pPr>
+      <w:r>
+        <w:rPr>
+          <w:noProof/>
+        </w:rPr>
+        <w:drawing>
+          <wp:inline distT="0" distB="0" distL="0" distR="0" wp14:anchorId="14A52DEF" wp14:editId="51838DBE">
+            <wp:extent cx="5274310" cy="3340100"/>
+            <wp:effectExtent l="0" t="0" r="2540" b="0"/>
+            <wp:docPr id="1487217511" name="Picture 4"/>
+            <wp:cNvGraphicFramePr>
+              <a:graphicFrameLocks xmlns:a="http://schemas.openxmlformats.org/drawingml/2006/main" noChangeAspect="1"/>
+            </wp:cNvGraphicFramePr>
+            <a:graphic xmlns:a="http://schemas.openxmlformats.org/drawingml/2006/main">
+              <a:graphicData uri="http://schemas.openxmlformats.org/drawingml/2006/picture">
+                <pic:pic xmlns:pic="http://schemas.openxmlformats.org/drawingml/2006/picture">
+                  <pic:nvPicPr>
+                    <pic:cNvPr id="1487217511" name=""/>
                     <pic:cNvPicPr/>
                   </pic:nvPicPr>
                   <pic:blipFill>
@@ -507,6 +558,7 @@
         <w:pStyle w:val="ListBullet"/>
       </w:pPr>
       <w:r>
+        <w:lastRenderedPageBreak/>
         <w:t>BPM display  —  read-only in DAW mode; editable in standalone. Tempo runs from 20.0 to 300.0 BPM with one decimal (for example 127.5; whole tempos show .0). Click the up or down arrow to step one whole BPM and keep the fraction (127.5 becomes 128.5); Shift+click steps a tenth. Double-click to type a value such as 127.5 or 127,5; a value outside the range is clamped to it. The same field appears in Settings. Locked, and showing the clock's tempo to a tenth, while an external MIDI clock sets the tempo. The clock drives both the gate patterns and the modulators.</w:t>
       </w:r>
     </w:p>
@@ -523,11 +575,7 @@
         <w:pStyle w:val="ListBullet"/>
       </w:pPr>
       <w:r>
-        <w:t xml:space="preserve">Tap button  —  standalone only. Takes the place of the Clock lamp whenever the lamp is not shown (the internal clock, or MIDI clock sync set to Transport only), so </w:t>
-      </w:r>
-      <w:r>
-        <w:lastRenderedPageBreak/>
-        <w:t>you see Tap or the lamp, never both. Tap it in time with the beat to set the tempo: it needs two taps, averages your last four intervals, and starts a new count if you pause for more than two seconds. The result is rounded to a tenth of a BPM, kept within 20 to 300, and written into the BPM field.</w:t>
+        <w:t>Tap button  —  standalone only. Takes the place of the Clock lamp whenever the lamp is not shown (the internal clock, or MIDI clock sync set to Transport only), so you see Tap or the lamp, never both. Tap it in time with the beat to set the tempo: it needs two taps, averages your last four intervals, and starts a new count if you pause for more than two seconds. The result is rounded to a tenth of a BPM, kept within 20 to 300, and written into the BPM field.</w:t>
       </w:r>
     </w:p>
     <w:p>
@@ -587,10 +635,10 @@
           <w:noProof/>
         </w:rPr>
         <w:drawing>
-          <wp:inline distT="0" distB="0" distL="0" distR="0" wp14:anchorId="40729762" wp14:editId="32C8D92E">
+          <wp:inline distT="0" distB="0" distL="0" distR="0" wp14:anchorId="0EEBA81E" wp14:editId="05560ED4">
             <wp:extent cx="5274310" cy="126365"/>
             <wp:effectExtent l="0" t="0" r="2540" b="6985"/>
-            <wp:docPr id="811106857" name="Picture 4"/>
+            <wp:docPr id="1085056308" name="Picture 5"/>
             <wp:cNvGraphicFramePr>
               <a:graphicFrameLocks xmlns:a="http://schemas.openxmlformats.org/drawingml/2006/main" noChangeAspect="1"/>
             </wp:cNvGraphicFramePr>
@@ -598,11 +646,11 @@
               <a:graphicData uri="http://schemas.openxmlformats.org/drawingml/2006/picture">
                 <pic:pic xmlns:pic="http://schemas.openxmlformats.org/drawingml/2006/picture">
                   <pic:nvPicPr>
-                    <pic:cNvPr id="811106857" name=""/>
+                    <pic:cNvPr id="1085056308" name=""/>
                     <pic:cNvPicPr/>
                   </pic:nvPicPr>
                   <pic:blipFill>
-                    <a:blip r:embed="rId7" cstate="print">
+                    <a:blip r:embed="rId8" cstate="print">
                       <a:extLst>
                         <a:ext uri="{28A0092B-C50C-407E-A947-70E740481C1C}">
                           <a14:useLocalDpi xmlns:a14="http://schemas.microsoft.com/office/drawing/2010/main" val="0"/>
@@ -642,6 +690,7 @@
         <w:pStyle w:val="Heading1"/>
       </w:pPr>
       <w:r>
+        <w:lastRenderedPageBreak/>
         <w:t>6. Voice Sidebar</w:t>
       </w:r>
     </w:p>
@@ -668,12 +717,11 @@
         <w:rPr>
           <w:noProof/>
         </w:rPr>
-        <w:lastRenderedPageBreak/>
         <w:drawing>
-          <wp:inline distT="0" distB="0" distL="0" distR="0" wp14:anchorId="5027651D" wp14:editId="060F0000">
+          <wp:inline distT="0" distB="0" distL="0" distR="0" wp14:anchorId="2231EE64" wp14:editId="6678F9E9">
             <wp:extent cx="446690" cy="4318000"/>
             <wp:effectExtent l="0" t="0" r="0" b="6350"/>
-            <wp:docPr id="1065590756" name="Picture 5"/>
+            <wp:docPr id="1855721976" name="Picture 6"/>
             <wp:cNvGraphicFramePr>
               <a:graphicFrameLocks xmlns:a="http://schemas.openxmlformats.org/drawingml/2006/main" noChangeAspect="1"/>
             </wp:cNvGraphicFramePr>
@@ -681,11 +729,11 @@
               <a:graphicData uri="http://schemas.openxmlformats.org/drawingml/2006/picture">
                 <pic:pic xmlns:pic="http://schemas.openxmlformats.org/drawingml/2006/picture">
                   <pic:nvPicPr>
-                    <pic:cNvPr id="1065590756" name=""/>
+                    <pic:cNvPr id="1855721976" name=""/>
                     <pic:cNvPicPr/>
                   </pic:nvPicPr>
                   <pic:blipFill>
-                    <a:blip r:embed="rId8">
+                    <a:blip r:embed="rId9">
                       <a:extLst>
                         <a:ext uri="{28A0092B-C50C-407E-A947-70E740481C1C}">
                           <a14:useLocalDpi xmlns:a14="http://schemas.microsoft.com/office/drawing/2010/main" val="0"/>
@@ -762,6 +810,7 @@
         <w:pStyle w:val="ListBullet"/>
       </w:pPr>
       <w:r>
+        <w:lastRenderedPageBreak/>
         <w:t>Reset (circular arrow) / Delete (×) — reset to defaults / remove the voice (both confirm first).</w:t>
       </w:r>
     </w:p>
@@ -788,7 +837,6 @@
         <w:pStyle w:val="Heading2"/>
       </w:pPr>
       <w:r>
-        <w:lastRenderedPageBreak/>
         <w:t>Shared Tonal Centre</w:t>
       </w:r>
     </w:p>
@@ -913,11 +961,12 @@
         <w:rPr>
           <w:noProof/>
         </w:rPr>
+        <w:lastRenderedPageBreak/>
         <w:drawing>
-          <wp:inline distT="0" distB="0" distL="0" distR="0" wp14:anchorId="144A2CA4" wp14:editId="6D64100E">
+          <wp:inline distT="0" distB="0" distL="0" distR="0" wp14:anchorId="34C91026" wp14:editId="49816D97">
             <wp:extent cx="5274310" cy="417195"/>
             <wp:effectExtent l="0" t="0" r="2540" b="1905"/>
-            <wp:docPr id="732612136" name="Picture 6"/>
+            <wp:docPr id="1821194766" name="Picture 7"/>
             <wp:cNvGraphicFramePr>
               <a:graphicFrameLocks xmlns:a="http://schemas.openxmlformats.org/drawingml/2006/main" noChangeAspect="1"/>
             </wp:cNvGraphicFramePr>
@@ -925,11 +974,11 @@
               <a:graphicData uri="http://schemas.openxmlformats.org/drawingml/2006/picture">
                 <pic:pic xmlns:pic="http://schemas.openxmlformats.org/drawingml/2006/picture">
                   <pic:nvPicPr>
-                    <pic:cNvPr id="732612136" name=""/>
+                    <pic:cNvPr id="1821194766" name=""/>
                     <pic:cNvPicPr/>
                   </pic:nvPicPr>
                   <pic:blipFill>
-                    <a:blip r:embed="rId9" cstate="print">
+                    <a:blip r:embed="rId10" cstate="print">
                       <a:extLst>
                         <a:ext uri="{28A0092B-C50C-407E-A947-70E740481C1C}">
                           <a14:useLocalDpi xmlns:a14="http://schemas.microsoft.com/office/drawing/2010/main" val="0"/>
@@ -982,97 +1031,139 @@
         <w:pStyle w:val="Heading2"/>
       </w:pPr>
       <w:r>
+        <w:t>Lane A - Phase / Index</w:t>
+      </w:r>
+    </w:p>
+    <w:p>
+      <w:r>
+        <w:t>The Index knob sets the modulation amount; the mode switch picks how it is applied:</w:t>
+      </w:r>
+    </w:p>
+    <w:p>
+      <w:pPr>
+        <w:pStyle w:val="ListBullet"/>
+      </w:pPr>
+      <w:r>
+        <w:t>FM — true frequency modulation (Osc 2 modulates Osc 1's frequency; rich, can drift pitch at high index)</w:t>
+      </w:r>
+    </w:p>
+    <w:p>
+      <w:pPr>
+        <w:pStyle w:val="ListBullet"/>
+      </w:pPr>
+      <w:r>
+        <w:t>PM — phase modulation (the default; classic DX-style FM that stays in tune)</w:t>
+      </w:r>
+    </w:p>
+    <w:p>
+      <w:pPr>
+        <w:pStyle w:val="ListBullet"/>
+      </w:pPr>
+      <w:r>
+        <w:t>TZFM — through-zero FM (cleaner, in-tune spectra at high index - the bell that doesn't go sour)</w:t>
+      </w:r>
+    </w:p>
+    <w:p>
+      <w:r>
+        <w:t>Two toggles sit alongside: Sync (hard-sync - Osc 1's wrap resets Osc 2's phase, adding a formant-like edge) and Fdbk (feedback - Osc 1's output also modulates Osc 2, for grittier, more chaotic tones).</w:t>
+      </w:r>
+    </w:p>
+    <w:p>
+      <w:pPr>
+        <w:pStyle w:val="Heading2"/>
+      </w:pPr>
+      <w:r>
+        <w:t>Lane B - Amplitude / Multiply</w:t>
+      </w:r>
+    </w:p>
+    <w:p>
+      <w:r>
+        <w:t>The Depth knob is bipolar with a centre detent at OFF; the sign flips the modulator phase. The mode switch picks how it is applied:</w:t>
+      </w:r>
+    </w:p>
+    <w:p>
+      <w:pPr>
+        <w:pStyle w:val="ListBullet"/>
+      </w:pPr>
+      <w:r>
+        <w:t>AM — amplitude modulation: the carrier stays present and gains sidebands (tremolo-like at low rates)</w:t>
+      </w:r>
+    </w:p>
+    <w:p>
+      <w:pPr>
+        <w:pStyle w:val="ListBullet"/>
+      </w:pPr>
+      <w:r>
+        <w:t>RM — ring modulation: at full depth the carrier is suppressed, leaving sum-and-difference tones (clangorous, inharmonic)</w:t>
+      </w:r>
+    </w:p>
+    <w:p>
+      <w:pPr>
+        <w:pStyle w:val="ListBullet"/>
+      </w:pPr>
+      <w:r>
+        <w:t>SSB — single-sideband frequency shift: the Depth knob becomes a shift amount (up to plus or minus 2 kHz, sign sets direction), sliding every partial by a fixed number of Hz for inharmonic, shimmering drones</w:t>
+      </w:r>
+    </w:p>
+    <w:p>
+      <w:r>
+        <w:t>Switching a lane's mode keeps the knob value, so you can audition FM/PM/TZFM (or AM/RM/SSB) as a smooth A/B.</w:t>
+      </w:r>
+    </w:p>
+    <w:p>
+      <w:pPr>
+        <w:pStyle w:val="Heading2"/>
+      </w:pPr>
+      <w:r>
+        <w:t>Noise</w:t>
+      </w:r>
+    </w:p>
+    <w:p>
+      <w:r>
+        <w:t>A separate noise source (White or Pink) mixes in via the NOISE panel. The NOISE panel holds the noise type dropdown and, to its right, the noise Level knob.</w:t>
+      </w:r>
+    </w:p>
+    <w:p>
+      <w:pPr>
+        <w:pStyle w:val="Heading1"/>
+      </w:pPr>
+      <w:r>
+        <w:t>10. Source Levels</w:t>
+      </w:r>
+    </w:p>
+    <w:p>
+      <w:r>
+        <w:t>Each sound source has its own Level knob at the right-hand end of its panel, setting the balance before the filters:</w:t>
+      </w:r>
+    </w:p>
+    <w:p>
+      <w:pPr>
+        <w:pStyle w:val="ListBullet"/>
+      </w:pPr>
+      <w:r>
         <w:lastRenderedPageBreak/>
-        <w:t>Lane A - Phase / Index</w:t>
-      </w:r>
-    </w:p>
-    <w:p>
-      <w:r>
-        <w:t>The Index knob sets the modulation amount; the mode switch picks how it is applied:</w:t>
-      </w:r>
-    </w:p>
-    <w:p>
-      <w:pPr>
-        <w:pStyle w:val="ListBullet"/>
-      </w:pPr>
-      <w:r>
-        <w:t>FM — true frequency modulation (Osc 2 modulates Osc 1's frequency; rich, can drift pitch at high index)</w:t>
-      </w:r>
-    </w:p>
-    <w:p>
-      <w:pPr>
-        <w:pStyle w:val="ListBullet"/>
-      </w:pPr>
-      <w:r>
-        <w:t>PM — phase modulation (the default; classic DX-style FM that stays in tune)</w:t>
-      </w:r>
-    </w:p>
-    <w:p>
-      <w:pPr>
-        <w:pStyle w:val="ListBullet"/>
-      </w:pPr>
-      <w:r>
-        <w:t>TZFM — through-zero FM (cleaner, in-tune spectra at high index - the bell that doesn't go sour)</w:t>
-      </w:r>
-    </w:p>
-    <w:p>
-      <w:r>
-        <w:t>Two toggles sit alongside: Sync (hard-sync - Osc 1's wrap resets Osc 2's phase, adding a formant-like edge) and Fdbk (feedback - Osc 1's output also modulates Osc 2, for grittier, more chaotic tones).</w:t>
-      </w:r>
-    </w:p>
-    <w:p>
-      <w:pPr>
-        <w:pStyle w:val="Heading2"/>
-      </w:pPr>
-      <w:r>
-        <w:t>Lane B - Amplitude / Multiply</w:t>
-      </w:r>
-    </w:p>
-    <w:p>
-      <w:r>
-        <w:t>The Depth knob is bipolar with a centre detent at OFF; the sign flips the modulator phase. The mode switch picks how it is applied:</w:t>
-      </w:r>
-    </w:p>
-    <w:p>
-      <w:pPr>
-        <w:pStyle w:val="ListBullet"/>
-      </w:pPr>
-      <w:r>
-        <w:t>AM — amplitude modulation: the carrier stays present and gains sidebands (tremolo-like at low rates)</w:t>
-      </w:r>
-    </w:p>
-    <w:p>
-      <w:pPr>
-        <w:pStyle w:val="ListBullet"/>
-      </w:pPr>
-      <w:r>
-        <w:t>RM — ring modulation: at full depth the carrier is suppressed, leaving sum-and-difference tones (clangorous, inharmonic)</w:t>
-      </w:r>
-    </w:p>
-    <w:p>
-      <w:pPr>
-        <w:pStyle w:val="ListBullet"/>
-      </w:pPr>
-      <w:r>
-        <w:t>SSB — single-sideband frequency shift: the Depth knob becomes a shift amount (up to plus or minus 2 kHz, sign sets direction), sliding every partial by a fixed number of Hz for inharmonic, shimmering drones</w:t>
-      </w:r>
-    </w:p>
-    <w:p>
-      <w:r>
-        <w:t>Switching a lane's mode keeps the knob value, so you can audition FM/PM/TZFM (or AM/RM/SSB) as a smooth A/B.</w:t>
-      </w:r>
-    </w:p>
-    <w:p>
-      <w:pPr>
-        <w:pStyle w:val="Heading2"/>
-      </w:pPr>
-      <w:r>
-        <w:t>Noise</w:t>
-      </w:r>
-    </w:p>
-    <w:p>
-      <w:r>
-        <w:t>A separate noise source (White or Pink) mixes in via the NOISE panel. The NOISE panel holds the noise type dropdown and, to its right, the noise Level knob.</w:t>
+        <w:t>OSC 1 Level — level of oscillator 1 (dB)</w:t>
+      </w:r>
+    </w:p>
+    <w:p>
+      <w:pPr>
+        <w:pStyle w:val="ListBullet"/>
+      </w:pPr>
+      <w:r>
+        <w:t>OSC 2 Level — level of oscillator 2 (dB)</w:t>
+      </w:r>
+    </w:p>
+    <w:p>
+      <w:pPr>
+        <w:pStyle w:val="ListBullet"/>
+      </w:pPr>
+      <w:r>
+        <w:t>NOISE Level — level of the noise source (dB; default -60 dB, off)</w:t>
+      </w:r>
+    </w:p>
+    <w:p>
+      <w:r>
+        <w:t>The voice's overall output level into its mixer channel is set by the channel fader in the mixer overlay (and is available as the Level modulation destination).</w:t>
       </w:r>
     </w:p>
     <w:p>
@@ -1080,48 +1171,6 @@
         <w:pStyle w:val="Heading1"/>
       </w:pPr>
       <w:r>
-        <w:t>10. Source Levels</w:t>
-      </w:r>
-    </w:p>
-    <w:p>
-      <w:r>
-        <w:t>Each sound source has its own Level knob at the right-hand end of its panel, setting the balance before the filters:</w:t>
-      </w:r>
-    </w:p>
-    <w:p>
-      <w:pPr>
-        <w:pStyle w:val="ListBullet"/>
-      </w:pPr>
-      <w:r>
-        <w:t>OSC 1 Level — level of oscillator 1 (dB)</w:t>
-      </w:r>
-    </w:p>
-    <w:p>
-      <w:pPr>
-        <w:pStyle w:val="ListBullet"/>
-      </w:pPr>
-      <w:r>
-        <w:t>OSC 2 Level — level of oscillator 2 (dB)</w:t>
-      </w:r>
-    </w:p>
-    <w:p>
-      <w:pPr>
-        <w:pStyle w:val="ListBullet"/>
-      </w:pPr>
-      <w:r>
-        <w:t>NOISE Level — level of the noise source (dB; default -60 dB, off)</w:t>
-      </w:r>
-    </w:p>
-    <w:p>
-      <w:r>
-        <w:t>The voice's overall output level into its mixer channel is set by the channel fader in the mixer overlay (and is available as the Level modulation destination).</w:t>
-      </w:r>
-    </w:p>
-    <w:p>
-      <w:pPr>
-        <w:pStyle w:val="Heading1"/>
-      </w:pPr>
-      <w:r>
         <w:t>11. Dual Filter</w:t>
       </w:r>
     </w:p>
@@ -1135,7 +1184,6 @@
         <w:pStyle w:val="ListBullet"/>
       </w:pPr>
       <w:r>
-        <w:lastRenderedPageBreak/>
         <w:t>Type — sixteen algorithms: LP 6 / 12 / 24, HP 6 / 12 / 24, BP 12 / 24, Notch, Notch 24, AP 12, Comb +, Comb -, Peak, Lo Shelf, Hi Shelf</w:t>
       </w:r>
     </w:p>
@@ -1222,10 +1270,10 @@
           <w:noProof/>
         </w:rPr>
         <w:drawing>
-          <wp:inline distT="0" distB="0" distL="0" distR="0" wp14:anchorId="212AA97A" wp14:editId="530E79D0">
+          <wp:inline distT="0" distB="0" distL="0" distR="0" wp14:anchorId="2B73D124" wp14:editId="40138FD3">
             <wp:extent cx="5274310" cy="502920"/>
             <wp:effectExtent l="0" t="0" r="2540" b="0"/>
-            <wp:docPr id="77881165" name="Picture 7"/>
+            <wp:docPr id="1368458302" name="Picture 8"/>
             <wp:cNvGraphicFramePr>
               <a:graphicFrameLocks xmlns:a="http://schemas.openxmlformats.org/drawingml/2006/main" noChangeAspect="1"/>
             </wp:cNvGraphicFramePr>
@@ -1233,11 +1281,11 @@
               <a:graphicData uri="http://schemas.openxmlformats.org/drawingml/2006/picture">
                 <pic:pic xmlns:pic="http://schemas.openxmlformats.org/drawingml/2006/picture">
                   <pic:nvPicPr>
-                    <pic:cNvPr id="77881165" name=""/>
+                    <pic:cNvPr id="1368458302" name=""/>
                     <pic:cNvPicPr/>
                   </pic:nvPicPr>
                   <pic:blipFill>
-                    <a:blip r:embed="rId10" cstate="print">
+                    <a:blip r:embed="rId11" cstate="print">
                       <a:extLst>
                         <a:ext uri="{28A0092B-C50C-407E-A947-70E740481C1C}">
                           <a14:useLocalDpi xmlns:a14="http://schemas.microsoft.com/office/drawing/2010/main" val="0"/>
@@ -1282,7 +1330,11 @@
     </w:p>
     <w:p>
       <w:r>
-        <w:t>The EFFECTS box is the per-voice insert effect, placed after the gate (oscillators, then filters, then gate, then insert, then mixer). Select an algorithm from the dropdown; its four parameter knobs relabel to match. Available algorithms: None, Soft Clip, Hard Clip, Fold, Bitcrusher, Clipper, 3-Band EQ, Compressor, Limiter, Ring Mod, Tape Saturation, Karplus, Vocoder, and Vocoder Stereo. Insert parameters P1 to P4 are available as modulation destinations.</w:t>
+        <w:t xml:space="preserve">The EFFECTS box is the per-voice insert effect, placed after the gate (oscillators, then filters, then gate, then insert, then mixer). Select an algorithm from the dropdown; its four parameter knobs relabel to match. Available algorithms: None, Soft Clip, Hard Clip, Fold, Bitcrusher, Clipper, 3-Band EQ, Compressor, Limiter, Ring Mod, Tape Saturation, </w:t>
+      </w:r>
+      <w:r>
+        <w:lastRenderedPageBreak/>
+        <w:t>Karplus, Vocoder, and Vocoder Stereo. Insert parameters P1 to P4 are available as modulation destinations.</w:t>
       </w:r>
     </w:p>
     <w:p>
@@ -1316,142 +1368,142 @@
         <w:pStyle w:val="ListBullet"/>
       </w:pPr>
       <w:r>
+        <w:t>GATE — shapes amplitude. Envelope value 0 is silent, 1 is full level.</w:t>
+      </w:r>
+    </w:p>
+    <w:p>
+      <w:pPr>
+        <w:pStyle w:val="ListBullet"/>
+      </w:pPr>
+      <w:r>
+        <w:t>FILT — shapes filter cutoff. 0 is 20 Hz (closed), 1 is the base cutoff (open). Depth set by each filter's FEnv knob.</w:t>
+      </w:r>
+    </w:p>
+    <w:p>
+      <w:pPr>
+        <w:pStyle w:val="ListBullet"/>
+      </w:pPr>
+      <w:r>
+        <w:t>PITCH — shifts oscillator pitch. 0 is no shift, 1 is the full PEnv depth above the base Semi. Depth set per oscillator by the PEnv knobs.</w:t>
+      </w:r>
+    </w:p>
+    <w:p>
+      <w:r>
+        <w:t>The inactive layers are drawn as ghosts at 20 percent opacity so you can align layers visually.</w:t>
+      </w:r>
+    </w:p>
+    <w:p>
+      <w:pPr>
+        <w:pStyle w:val="Heading2"/>
+      </w:pPr>
+      <w:r>
+        <w:t>Grid Controls</w:t>
+      </w:r>
+    </w:p>
+    <w:p>
+      <w:pPr>
+        <w:pStyle w:val="ListBullet"/>
+      </w:pPr>
+      <w:r>
+        <w:t>Bypass — passes the raw drone through without gating, for auditioning the oscillator/filter sound while designing a patch.</w:t>
+      </w:r>
+    </w:p>
+    <w:p>
+      <w:pPr>
+        <w:pStyle w:val="ListBullet"/>
+      </w:pPr>
+      <w:r>
+        <w:t>Bars (1 to 16) — the pattern length in bars. The view window is always two bars wide; a scrollbar below the grid scrolls smoothly through longer patterns. All three layers share the same length.</w:t>
+      </w:r>
+    </w:p>
+    <w:p>
+      <w:pPr>
+        <w:pStyle w:val="ListBullet"/>
+      </w:pPr>
+      <w:r>
+        <w:t>Grid — the cell subdivision: 1/4, 1/8, 1/16 (default), or 1/32.</w:t>
+      </w:r>
+    </w:p>
+    <w:p>
+      <w:pPr>
+        <w:pStyle w:val="ListBullet"/>
+      </w:pPr>
+      <w:r>
+        <w:t>Gap — forces a silence tail at the end of every envelope region. At 0 percent the envelope fills the full region; at 50 percent it completes in the first half and the second half is silent.</w:t>
+      </w:r>
+    </w:p>
+    <w:p>
+      <w:pPr>
+        <w:pStyle w:val="Heading2"/>
+      </w:pPr>
+      <w:r>
+        <w:t>Toolbox</w:t>
+      </w:r>
+    </w:p>
+    <w:p>
+      <w:r>
+        <w:t>Three tools in the header, drawn as small icons:</w:t>
+      </w:r>
+    </w:p>
+    <w:p>
+      <w:pPr>
+        <w:pStyle w:val="ListBullet"/>
+      </w:pPr>
+      <w:r>
+        <w:t>Pencil — click an empty cell to draw a one-cell envelope; drag the start/end grab handles (bottom corners) to extend a region</w:t>
+      </w:r>
+    </w:p>
+    <w:p>
+      <w:pPr>
+        <w:pStyle w:val="ListBullet"/>
+      </w:pPr>
+      <w:r>
+        <w:t>Eraser — click an envelope to delete it</w:t>
+      </w:r>
+    </w:p>
+    <w:p>
+      <w:pPr>
+        <w:pStyle w:val="ListBullet"/>
+      </w:pPr>
+      <w:r>
+        <w:t>Reverse — click an envelope to flip its attack and decay</w:t>
+      </w:r>
+    </w:p>
+    <w:p>
+      <w:pPr>
+        <w:pStyle w:val="Heading2"/>
+      </w:pPr>
+      <w:r>
+        <w:t>Envelope Shape</w:t>
+      </w:r>
+    </w:p>
+    <w:p>
+      <w:r>
+        <w:t>Each envelope covers a contiguous region of cells and has an attack/decay shape:</w:t>
+      </w:r>
+    </w:p>
+    <w:p>
+      <w:pPr>
+        <w:pStyle w:val="ListBullet"/>
+      </w:pPr>
+      <w:r>
+        <w:t>Top handle (the peak point) — drag horizontally to move where within the region the peak falls. Far left is instant attack (pure decay); far right is slow attack with no decay. Snaps to the grid; hold ALT for fine placement.</w:t>
+      </w:r>
+    </w:p>
+    <w:p>
+      <w:pPr>
+        <w:pStyle w:val="ListBullet"/>
+      </w:pPr>
+      <w:r>
+        <w:t>Attack bend handle (mid-point on the rising line) — drag vertically to bow the attack.</w:t>
+      </w:r>
+    </w:p>
+    <w:p>
+      <w:pPr>
+        <w:pStyle w:val="ListBullet"/>
+      </w:pPr>
+      <w:r>
         <w:lastRenderedPageBreak/>
-        <w:t>GATE — shapes amplitude. Envelope value 0 is silent, 1 is full level.</w:t>
-      </w:r>
-    </w:p>
-    <w:p>
-      <w:pPr>
-        <w:pStyle w:val="ListBullet"/>
-      </w:pPr>
-      <w:r>
-        <w:t>FILT — shapes filter cutoff. 0 is 20 Hz (closed), 1 is the base cutoff (open). Depth set by each filter's FEnv knob.</w:t>
-      </w:r>
-    </w:p>
-    <w:p>
-      <w:pPr>
-        <w:pStyle w:val="ListBullet"/>
-      </w:pPr>
-      <w:r>
-        <w:t>PITCH — shifts oscillator pitch. 0 is no shift, 1 is the full PEnv depth above the base Semi. Depth set per oscillator by the PEnv knobs.</w:t>
-      </w:r>
-    </w:p>
-    <w:p>
-      <w:r>
-        <w:t>The inactive layers are drawn as ghosts at 20 percent opacity so you can align layers visually.</w:t>
-      </w:r>
-    </w:p>
-    <w:p>
-      <w:pPr>
-        <w:pStyle w:val="Heading2"/>
-      </w:pPr>
-      <w:r>
-        <w:t>Grid Controls</w:t>
-      </w:r>
-    </w:p>
-    <w:p>
-      <w:pPr>
-        <w:pStyle w:val="ListBullet"/>
-      </w:pPr>
-      <w:r>
-        <w:t>Bypass — passes the raw drone through without gating, for auditioning the oscillator/filter sound while designing a patch.</w:t>
-      </w:r>
-    </w:p>
-    <w:p>
-      <w:pPr>
-        <w:pStyle w:val="ListBullet"/>
-      </w:pPr>
-      <w:r>
-        <w:t>Bars (1 to 16) — the pattern length in bars. The view window is always two bars wide; a scrollbar below the grid scrolls smoothly through longer patterns. All three layers share the same length.</w:t>
-      </w:r>
-    </w:p>
-    <w:p>
-      <w:pPr>
-        <w:pStyle w:val="ListBullet"/>
-      </w:pPr>
-      <w:r>
-        <w:t>Grid — the cell subdivision: 1/4, 1/8, 1/16 (default), or 1/32.</w:t>
-      </w:r>
-    </w:p>
-    <w:p>
-      <w:pPr>
-        <w:pStyle w:val="ListBullet"/>
-      </w:pPr>
-      <w:r>
-        <w:t>Gap — forces a silence tail at the end of every envelope region. At 0 percent the envelope fills the full region; at 50 percent it completes in the first half and the second half is silent.</w:t>
-      </w:r>
-    </w:p>
-    <w:p>
-      <w:pPr>
-        <w:pStyle w:val="Heading2"/>
-      </w:pPr>
-      <w:r>
-        <w:t>Toolbox</w:t>
-      </w:r>
-    </w:p>
-    <w:p>
-      <w:r>
-        <w:t>Three tools in the header, drawn as small icons:</w:t>
-      </w:r>
-    </w:p>
-    <w:p>
-      <w:pPr>
-        <w:pStyle w:val="ListBullet"/>
-      </w:pPr>
-      <w:r>
-        <w:t>Pencil — click an empty cell to draw a one-cell envelope; drag the start/end grab handles (bottom corners) to extend a region</w:t>
-      </w:r>
-    </w:p>
-    <w:p>
-      <w:pPr>
-        <w:pStyle w:val="ListBullet"/>
-      </w:pPr>
-      <w:r>
-        <w:t>Eraser — click an envelope to delete it</w:t>
-      </w:r>
-    </w:p>
-    <w:p>
-      <w:pPr>
-        <w:pStyle w:val="ListBullet"/>
-      </w:pPr>
-      <w:r>
-        <w:t>Reverse — click an envelope to flip its attack and decay</w:t>
-      </w:r>
-    </w:p>
-    <w:p>
-      <w:pPr>
-        <w:pStyle w:val="Heading2"/>
-      </w:pPr>
-      <w:r>
-        <w:t>Envelope Shape</w:t>
-      </w:r>
-    </w:p>
-    <w:p>
-      <w:r>
-        <w:t>Each envelope covers a contiguous region of cells and has an attack/decay shape:</w:t>
-      </w:r>
-    </w:p>
-    <w:p>
-      <w:pPr>
-        <w:pStyle w:val="ListBullet"/>
-      </w:pPr>
-      <w:r>
-        <w:t>Top handle (the peak point) — drag horizontally to move where within the region the peak falls. Far left is instant attack (pure decay); far right is slow attack with no decay. Snaps to the grid; hold ALT for fine placement.</w:t>
-      </w:r>
-    </w:p>
-    <w:p>
-      <w:pPr>
-        <w:pStyle w:val="ListBullet"/>
-      </w:pPr>
-      <w:r>
-        <w:t>Attack bend handle (mid-point on the rising line) — drag vertically to bow the attack.</w:t>
-      </w:r>
-    </w:p>
-    <w:p>
-      <w:pPr>
-        <w:pStyle w:val="ListBullet"/>
-      </w:pPr>
-      <w:r>
         <w:t>Decay bend handle (mid-point on the falling line) — drag vertically to bow the decay.</w:t>
       </w:r>
     </w:p>
@@ -1508,12 +1560,11 @@
         <w:rPr>
           <w:noProof/>
         </w:rPr>
-        <w:lastRenderedPageBreak/>
         <w:drawing>
-          <wp:inline distT="0" distB="0" distL="0" distR="0" wp14:anchorId="6CA28D01" wp14:editId="00B5A1D8">
+          <wp:inline distT="0" distB="0" distL="0" distR="0" wp14:anchorId="6FE5751A" wp14:editId="6C20C431">
             <wp:extent cx="5274310" cy="763905"/>
             <wp:effectExtent l="0" t="0" r="2540" b="0"/>
-            <wp:docPr id="541041332" name="Picture 8"/>
+            <wp:docPr id="20569607" name="Picture 9"/>
             <wp:cNvGraphicFramePr>
               <a:graphicFrameLocks xmlns:a="http://schemas.openxmlformats.org/drawingml/2006/main" noChangeAspect="1"/>
             </wp:cNvGraphicFramePr>
@@ -1521,11 +1572,11 @@
               <a:graphicData uri="http://schemas.openxmlformats.org/drawingml/2006/picture">
                 <pic:pic xmlns:pic="http://schemas.openxmlformats.org/drawingml/2006/picture">
                   <pic:nvPicPr>
-                    <pic:cNvPr id="541041332" name=""/>
+                    <pic:cNvPr id="20569607" name=""/>
                     <pic:cNvPicPr/>
                   </pic:nvPicPr>
                   <pic:blipFill>
-                    <a:blip r:embed="rId11" cstate="print">
+                    <a:blip r:embed="rId12" cstate="print">
                       <a:extLst>
                         <a:ext uri="{28A0092B-C50C-407E-A947-70E740481C1C}">
                           <a14:useLocalDpi xmlns:a14="http://schemas.microsoft.com/office/drawing/2010/main" val="0"/>
@@ -1597,10 +1648,10 @@
           <w:noProof/>
         </w:rPr>
         <w:drawing>
-          <wp:inline distT="0" distB="0" distL="0" distR="0" wp14:anchorId="396A6F86" wp14:editId="03D79682">
-            <wp:extent cx="5274310" cy="1386840"/>
-            <wp:effectExtent l="0" t="0" r="2540" b="3810"/>
-            <wp:docPr id="1373121446" name="Picture 9"/>
+          <wp:inline distT="0" distB="0" distL="0" distR="0" wp14:anchorId="7117A330" wp14:editId="3E916D74">
+            <wp:extent cx="5274310" cy="1386205"/>
+            <wp:effectExtent l="0" t="0" r="2540" b="4445"/>
+            <wp:docPr id="1702764801" name="Picture 10"/>
             <wp:cNvGraphicFramePr>
               <a:graphicFrameLocks xmlns:a="http://schemas.openxmlformats.org/drawingml/2006/main" noChangeAspect="1"/>
             </wp:cNvGraphicFramePr>
@@ -1608,88 +1659,7 @@
               <a:graphicData uri="http://schemas.openxmlformats.org/drawingml/2006/picture">
                 <pic:pic xmlns:pic="http://schemas.openxmlformats.org/drawingml/2006/picture">
                   <pic:nvPicPr>
-                    <pic:cNvPr id="1373121446" name=""/>
-                    <pic:cNvPicPr/>
-                  </pic:nvPicPr>
-                  <pic:blipFill>
-                    <a:blip r:embed="rId12" cstate="print">
-                      <a:extLst>
-                        <a:ext uri="{28A0092B-C50C-407E-A947-70E740481C1C}">
-                          <a14:useLocalDpi xmlns:a14="http://schemas.microsoft.com/office/drawing/2010/main" val="0"/>
-                        </a:ext>
-                      </a:extLst>
-                    </a:blip>
-                    <a:stretch>
-                      <a:fillRect/>
-                    </a:stretch>
-                  </pic:blipFill>
-                  <pic:spPr>
-                    <a:xfrm>
-                      <a:off x="0" y="0"/>
-                      <a:ext cx="5274310" cy="1386840"/>
-                    </a:xfrm>
-                    <a:prstGeom prst="rect">
-                      <a:avLst/>
-                    </a:prstGeom>
-                  </pic:spPr>
-                </pic:pic>
-              </a:graphicData>
-            </a:graphic>
-          </wp:inline>
-        </w:drawing>
-      </w:r>
-    </w:p>
-    <w:p>
-      <w:r>
-        <w:rPr>
-          <w:i/>
-        </w:rPr>
-        <w:t>Modulator panel with the Stepped editor and the target list.</w:t>
-      </w:r>
-    </w:p>
-    <w:p>
-      <w:pPr>
-        <w:pStyle w:val="Heading1"/>
-      </w:pPr>
-      <w:r>
-        <w:t>15. Mixer</w:t>
-      </w:r>
-    </w:p>
-    <w:p>
-      <w:r>
-        <w:t>Click the Mixer button in the transport bar to open the mixer overlay. Each voice occupies one channel strip; to the right are the Effect, Delay, and Reverb return channels and the Master strip. This is the same shared mixer and FX rack as mu-Clid.</w:t>
-      </w:r>
-    </w:p>
-    <w:p>
-      <w:r>
-        <w:t xml:space="preserve">Each voice strip has a fader with VU metering, pan, mute and solo, sidechain ducking (source, amount, attack, release), and Effect / Delay / Reverb sends. The sidechain source dropdown includes all other voice channels plus an External option — duck any voice from any other, or from a signal fed in through the host's sidechain bus (VST3 / </w:t>
-      </w:r>
-      <w:r>
-        <w:lastRenderedPageBreak/>
-        <w:t>CLAP). The FX return strips carry intra-FX routing (Effect to Delay, Effect to Reverb, Delay to Reverb), and the master strip has two inserts, Insert 1 and Insert 2, that the summed output passes through in that order. A row of buttons at the top right (Peak, VU, K-12, K-14) chooses the metering standard. The Effect send is named after the effect currently chosen (for example Chorus). The three FX unit rows (Effect / Delay / Reverb) sit below the strips with algorithm selectors and inline parameters.</w:t>
-      </w:r>
-    </w:p>
-    <w:p>
-      <w:pPr>
-        <w:jc w:val="center"/>
-      </w:pPr>
-      <w:r>
-        <w:rPr>
-          <w:noProof/>
-        </w:rPr>
-        <w:drawing>
-          <wp:inline distT="0" distB="0" distL="0" distR="0" wp14:anchorId="5D05E0D9" wp14:editId="4C696F17">
-            <wp:extent cx="5274310" cy="3340100"/>
-            <wp:effectExtent l="0" t="0" r="2540" b="0"/>
-            <wp:docPr id="740065550" name="Picture 10"/>
-            <wp:cNvGraphicFramePr>
-              <a:graphicFrameLocks xmlns:a="http://schemas.openxmlformats.org/drawingml/2006/main" noChangeAspect="1"/>
-            </wp:cNvGraphicFramePr>
-            <a:graphic xmlns:a="http://schemas.openxmlformats.org/drawingml/2006/main">
-              <a:graphicData uri="http://schemas.openxmlformats.org/drawingml/2006/picture">
-                <pic:pic xmlns:pic="http://schemas.openxmlformats.org/drawingml/2006/picture">
-                  <pic:nvPicPr>
-                    <pic:cNvPr id="740065550" name=""/>
+                    <pic:cNvPr id="1702764801" name=""/>
                     <pic:cNvPicPr/>
                   </pic:nvPicPr>
                   <pic:blipFill>
@@ -1707,7 +1677,7 @@
                   <pic:spPr>
                     <a:xfrm>
                       <a:off x="0" y="0"/>
-                      <a:ext cx="5274310" cy="3340100"/>
+                      <a:ext cx="5274310" cy="1386205"/>
                     </a:xfrm>
                     <a:prstGeom prst="rect">
                       <a:avLst/>
@@ -1725,7 +1695,7 @@
         <w:rPr>
           <w:i/>
         </w:rPr>
-        <w:t>Mixer overlay with voice channels, FX returns, and master.</w:t>
+        <w:t>Modulator panel with the Stepped editor and the target list.</w:t>
       </w:r>
     </w:p>
     <w:p>
@@ -1733,131 +1703,18 @@
         <w:pStyle w:val="Heading1"/>
       </w:pPr>
       <w:r>
-        <w:t>16. Presets</w:t>
-      </w:r>
-    </w:p>
-    <w:p>
-      <w:pPr>
-        <w:pStyle w:val="Heading2"/>
-      </w:pPr>
-      <w:r>
-        <w:t>Full Presets (.muTant)</w:t>
-      </w:r>
-    </w:p>
-    <w:p>
-      <w:r>
-        <w:t>Full presets save the entire plugin state - all voices, modulators, gate patterns, mixer, and FX - to Documents\TDP\muTant\Presets. Load from the transport dropdown, which is grouped by category; the preset browser shows each preset's category and description. Save with the Save button: enter a name, an optional description and a category, and tick Save as Default to make it the preset that loads at startup and when you press New. If saving fails (for example a full disk) mu-Tant shows an error message and never leaves a half-written preset.</w:t>
-      </w:r>
-    </w:p>
-    <w:p>
-      <w:r>
-        <w:t xml:space="preserve">P </w:t>
-      </w:r>
-    </w:p>
-    <w:p>
-      <w:pPr>
-        <w:pStyle w:val="Heading2"/>
-      </w:pPr>
-      <w:r>
-        <w:t>Per-Voice Presets (.muPattern)</w:t>
-      </w:r>
-    </w:p>
-    <w:p>
-      <w:r>
-        <w:t>Each voice can be saved and loaded independently to Documents\TDP\muTant\Voices, including its oscillator, filter, insert, and level settings, all three gate layers (GATE / FILT / PITCH), and modulator assignments. Use the voice header dropdown and Save button.</w:t>
-      </w:r>
-    </w:p>
-    <w:p>
-      <w:pPr>
-        <w:pStyle w:val="Heading1"/>
-      </w:pPr>
-      <w:r>
         <w:lastRenderedPageBreak/>
-        <w:t>17. Settings</w:t>
-      </w:r>
-    </w:p>
-    <w:p>
-      <w:r>
-        <w:t>Click the gear icon to open the Settings overlay. Everything fits on one screen, in two columns, under two headings. Click Close to return.</w:t>
-      </w:r>
-    </w:p>
-    <w:p>
-      <w:r>
-        <w:t>General (left column):</w:t>
-      </w:r>
-    </w:p>
-    <w:p>
-      <w:pPr>
-        <w:pStyle w:val="ListBullet"/>
-      </w:pPr>
-      <w:r>
-        <w:t>Audio, Master Vol — overall output level</w:t>
-      </w:r>
-    </w:p>
-    <w:p>
-      <w:pPr>
-        <w:pStyle w:val="ListBullet"/>
-      </w:pPr>
-      <w:r>
-        <w:t>Display, Size — Medium or Large window. Reopen the app for the label fonts to rescale fully.</w:t>
-      </w:r>
-    </w:p>
-    <w:p>
-      <w:pPr>
-        <w:pStyle w:val="ListBullet"/>
-      </w:pPr>
-      <w:r>
-        <w:t>Transport, Tempo — internal clock, 20.0 to 300.0 BPM with one decimal, also editable from the transport BPM field</w:t>
-      </w:r>
-    </w:p>
-    <w:p>
-      <w:pPr>
-        <w:pStyle w:val="ListBullet"/>
-      </w:pPr>
-      <w:r>
-        <w:t>Time Signature (standalone) — in Settings under General, Transport: 2/4, 3/4, 4/4, 5/4, 6/4, 7/4, 5/8, 6/8, 7/8, 9/8 or 12/8; default 4/4. It changes how the bar.beat.sixteenth Position readout counts (a beat is a quarter note in x/4 and an eighth note in x/8). Patterns still run in four-beat bars.</w:t>
-      </w:r>
-    </w:p>
-    <w:p>
-      <w:r>
-        <w:t>MIDI (right column):</w:t>
-      </w:r>
-    </w:p>
-    <w:p>
-      <w:pPr>
-        <w:pStyle w:val="ListBullet"/>
-      </w:pPr>
-      <w:r>
-        <w:t>Hot-swap, Timing — On master loop or On voice loop: when a staged preset change takes effect.</w:t>
-      </w:r>
-    </w:p>
-    <w:p>
-      <w:pPr>
-        <w:pStyle w:val="ListBullet"/>
-      </w:pPr>
-      <w:r>
-        <w:t>MIDI Clock, Source (standalone) — Internal, or MIDI In to follow an external MIDI clock, with a Sync Offset to compensate for audio latency (see below).</w:t>
-      </w:r>
-    </w:p>
-    <w:p>
-      <w:pPr>
-        <w:pStyle w:val="ListBullet"/>
-      </w:pPr>
-      <w:r>
-        <w:t>Note Mode, Mode — Free or Note (see Note Mode).</w:t>
-      </w:r>
-    </w:p>
-    <w:p>
-      <w:pPr>
-        <w:pStyle w:val="ListBullet"/>
-      </w:pPr>
-      <w:r>
-        <w:t>MIDI Program Change — the Voice Presets and Full Presets buttons open the tables that map incoming program-change messages to presets (see below).</w:t>
-      </w:r>
-    </w:p>
-    <w:p>
-      <w:r>
-        <w:t>A Contact Support link at the bottom of the page is there when you need help.</w:t>
+        <w:t>15. Mixer</w:t>
+      </w:r>
+    </w:p>
+    <w:p>
+      <w:r>
+        <w:t>Click the Mixer button in the transport bar to open the mixer overlay. Each voice occupies one channel strip; to the right are the Effect, Delay, and Reverb return channels and the Master strip. This is the same shared mixer and FX rack as mu-Clid.</w:t>
+      </w:r>
+    </w:p>
+    <w:p>
+      <w:r>
+        <w:t>Each voice strip has a fader with VU metering, pan, mute and solo, sidechain ducking (source, amount, attack, release), and Effect / Delay / Reverb sends. The sidechain source dropdown includes all other voice channels plus an External option — duck any voice from any other, or from a signal fed in through the host's sidechain bus (VST3 / CLAP). The FX return strips carry intra-FX routing (Effect to Delay, Effect to Reverb, Delay to Reverb), and the master strip has two inserts, Insert 1 and Insert 2, that the summed output passes through in that order. A row of buttons at the top right (Peak, VU, K-12, K-14) chooses the metering standard. The Effect send is named after the effect currently chosen (for example Chorus). The three FX unit rows (Effect / Delay / Reverb) sit below the strips with algorithm selectors and inline parameters.</w:t>
       </w:r>
     </w:p>
     <w:p>
@@ -1869,10 +1726,10 @@
           <w:noProof/>
         </w:rPr>
         <w:drawing>
-          <wp:inline distT="0" distB="0" distL="0" distR="0" wp14:anchorId="42947672" wp14:editId="7E638EC7">
+          <wp:inline distT="0" distB="0" distL="0" distR="0" wp14:anchorId="3B92DFDA" wp14:editId="497592E6">
             <wp:extent cx="5274310" cy="3340100"/>
             <wp:effectExtent l="0" t="0" r="2540" b="0"/>
-            <wp:docPr id="2105274152" name="Picture 11"/>
+            <wp:docPr id="1077431362" name="Picture 11"/>
             <wp:cNvGraphicFramePr>
               <a:graphicFrameLocks xmlns:a="http://schemas.openxmlformats.org/drawingml/2006/main" noChangeAspect="1"/>
             </wp:cNvGraphicFramePr>
@@ -1880,7 +1737,7 @@
               <a:graphicData uri="http://schemas.openxmlformats.org/drawingml/2006/picture">
                 <pic:pic xmlns:pic="http://schemas.openxmlformats.org/drawingml/2006/picture">
                   <pic:nvPicPr>
-                    <pic:cNvPr id="2105274152" name=""/>
+                    <pic:cNvPr id="1077431362" name=""/>
                     <pic:cNvPicPr/>
                   </pic:nvPicPr>
                   <pic:blipFill>
@@ -1916,6 +1773,201 @@
         <w:rPr>
           <w:i/>
         </w:rPr>
+        <w:t>Mixer overlay with voice channels, FX returns, and master.</w:t>
+      </w:r>
+    </w:p>
+    <w:p>
+      <w:pPr>
+        <w:pStyle w:val="Heading1"/>
+      </w:pPr>
+      <w:r>
+        <w:t>16. Presets</w:t>
+      </w:r>
+    </w:p>
+    <w:p>
+      <w:pPr>
+        <w:pStyle w:val="Heading2"/>
+      </w:pPr>
+      <w:r>
+        <w:t>Full Presets (.muTant)</w:t>
+      </w:r>
+    </w:p>
+    <w:p>
+      <w:r>
+        <w:t xml:space="preserve">Full presets save the entire plugin state - all voices, modulators, gate patterns, mixer, and FX - to Documents\TDP\muTant\Presets. Load from the transport dropdown, which is grouped by category; the preset browser shows each preset's category and description. Save with the Save button: enter a name, an optional description and a category, and tick Save as Default to make it the preset that loads at startup and when </w:t>
+      </w:r>
+      <w:r>
+        <w:lastRenderedPageBreak/>
+        <w:t>you press New. If saving fails (for example a full disk) mu-Tant shows an error message and never leaves a half-written preset.</w:t>
+      </w:r>
+    </w:p>
+    <w:p>
+      <w:r>
+        <w:t xml:space="preserve">P </w:t>
+      </w:r>
+    </w:p>
+    <w:p>
+      <w:pPr>
+        <w:pStyle w:val="Heading2"/>
+      </w:pPr>
+      <w:r>
+        <w:t>Per-Voice Presets (.muPattern)</w:t>
+      </w:r>
+    </w:p>
+    <w:p>
+      <w:r>
+        <w:t>Each voice can be saved and loaded independently to Documents\TDP\muTant\Voices, including its oscillator, filter, insert, and level settings, all three gate layers (GATE / FILT / PITCH), and modulator assignments. Use the voice header dropdown and Save button.</w:t>
+      </w:r>
+    </w:p>
+    <w:p>
+      <w:pPr>
+        <w:pStyle w:val="Heading1"/>
+      </w:pPr>
+      <w:r>
+        <w:t>17. Settings</w:t>
+      </w:r>
+    </w:p>
+    <w:p>
+      <w:r>
+        <w:t>Click the gear icon to open the Settings overlay. Everything fits on one screen, in two columns, under two headings. Click Close to return.</w:t>
+      </w:r>
+    </w:p>
+    <w:p>
+      <w:r>
+        <w:t>General (left column):</w:t>
+      </w:r>
+    </w:p>
+    <w:p>
+      <w:pPr>
+        <w:pStyle w:val="ListBullet"/>
+      </w:pPr>
+      <w:r>
+        <w:t>Audio, Master Vol — overall output level</w:t>
+      </w:r>
+    </w:p>
+    <w:p>
+      <w:pPr>
+        <w:pStyle w:val="ListBullet"/>
+      </w:pPr>
+      <w:r>
+        <w:t>Display, Size — Medium or Large window. Reopen the app for the label fonts to rescale fully.</w:t>
+      </w:r>
+    </w:p>
+    <w:p>
+      <w:pPr>
+        <w:pStyle w:val="ListBullet"/>
+      </w:pPr>
+      <w:r>
+        <w:t>Transport, Tempo — internal clock, 20.0 to 300.0 BPM with one decimal, also editable from the transport BPM field</w:t>
+      </w:r>
+    </w:p>
+    <w:p>
+      <w:pPr>
+        <w:pStyle w:val="ListBullet"/>
+      </w:pPr>
+      <w:r>
+        <w:t>Time Signature (standalone) — in Settings under General, Transport: 2/4, 3/4, 4/4, 5/4, 6/4, 7/4, 5/8, 6/8, 7/8, 9/8 or 12/8; default 4/4. It changes how the bar.beat.sixteenth Position readout counts (a beat is a quarter note in x/4 and an eighth note in x/8). Patterns still run in four-beat bars.</w:t>
+      </w:r>
+    </w:p>
+    <w:p>
+      <w:r>
+        <w:t>MIDI (right column):</w:t>
+      </w:r>
+    </w:p>
+    <w:p>
+      <w:pPr>
+        <w:pStyle w:val="ListBullet"/>
+      </w:pPr>
+      <w:r>
+        <w:t>Hot-swap, Timing — On master loop or On voice loop: when a staged preset change takes effect.</w:t>
+      </w:r>
+    </w:p>
+    <w:p>
+      <w:pPr>
+        <w:pStyle w:val="ListBullet"/>
+      </w:pPr>
+      <w:r>
+        <w:t>MIDI Clock, Source (standalone) — Internal, or MIDI In to follow an external MIDI clock, with a Sync Offset to compensate for audio latency (see below).</w:t>
+      </w:r>
+    </w:p>
+    <w:p>
+      <w:pPr>
+        <w:pStyle w:val="ListBullet"/>
+      </w:pPr>
+      <w:r>
+        <w:t>Note Mode, Mode — Free or Note (see Note Mode).</w:t>
+      </w:r>
+    </w:p>
+    <w:p>
+      <w:pPr>
+        <w:pStyle w:val="ListBullet"/>
+      </w:pPr>
+      <w:r>
+        <w:t>MIDI Program Change — the Voice Presets and Full Presets buttons open the tables that map incoming program-change messages to presets (see below).</w:t>
+      </w:r>
+    </w:p>
+    <w:p>
+      <w:r>
+        <w:t>A Contact Support link at the bottom of the page is there when you need help.</w:t>
+      </w:r>
+    </w:p>
+    <w:p>
+      <w:pPr>
+        <w:jc w:val="center"/>
+      </w:pPr>
+      <w:r>
+        <w:rPr>
+          <w:noProof/>
+        </w:rPr>
+        <w:lastRenderedPageBreak/>
+        <w:drawing>
+          <wp:inline distT="0" distB="0" distL="0" distR="0" wp14:anchorId="41A59E3C" wp14:editId="68817515">
+            <wp:extent cx="5274310" cy="3340100"/>
+            <wp:effectExtent l="0" t="0" r="2540" b="0"/>
+            <wp:docPr id="1885283926" name="Picture 12"/>
+            <wp:cNvGraphicFramePr>
+              <a:graphicFrameLocks xmlns:a="http://schemas.openxmlformats.org/drawingml/2006/main" noChangeAspect="1"/>
+            </wp:cNvGraphicFramePr>
+            <a:graphic xmlns:a="http://schemas.openxmlformats.org/drawingml/2006/main">
+              <a:graphicData uri="http://schemas.openxmlformats.org/drawingml/2006/picture">
+                <pic:pic xmlns:pic="http://schemas.openxmlformats.org/drawingml/2006/picture">
+                  <pic:nvPicPr>
+                    <pic:cNvPr id="1885283926" name=""/>
+                    <pic:cNvPicPr/>
+                  </pic:nvPicPr>
+                  <pic:blipFill>
+                    <a:blip r:embed="rId15" cstate="print">
+                      <a:extLst>
+                        <a:ext uri="{28A0092B-C50C-407E-A947-70E740481C1C}">
+                          <a14:useLocalDpi xmlns:a14="http://schemas.microsoft.com/office/drawing/2010/main" val="0"/>
+                        </a:ext>
+                      </a:extLst>
+                    </a:blip>
+                    <a:stretch>
+                      <a:fillRect/>
+                    </a:stretch>
+                  </pic:blipFill>
+                  <pic:spPr>
+                    <a:xfrm>
+                      <a:off x="0" y="0"/>
+                      <a:ext cx="5274310" cy="3340100"/>
+                    </a:xfrm>
+                    <a:prstGeom prst="rect">
+                      <a:avLst/>
+                    </a:prstGeom>
+                  </pic:spPr>
+                </pic:pic>
+              </a:graphicData>
+            </a:graphic>
+          </wp:inline>
+        </w:drawing>
+      </w:r>
+    </w:p>
+    <w:p>
+      <w:r>
+        <w:rPr>
+          <w:i/>
+        </w:rPr>
         <w:t>Settings overlay open over the main window.</w:t>
       </w:r>
     </w:p>
@@ -2338,7 +2390,7 @@
   <w:abstractNum w:abstractNumId="0" w15:restartNumberingAfterBreak="0">
     <w:nsid w:val="FFFFFF89"/>
     <w:multiLevelType w:val="singleLevel"/>
-    <w:tmpl w:val="CF34B5DE"/>
+    <w:tmpl w:val="941EC4AA"/>
     <w:lvl w:ilvl="0">
       <w:start w:val="1"/>
       <w:numFmt w:val="bullet"/>
@@ -2356,7 +2408,7 @@
       </w:rPr>
     </w:lvl>
   </w:abstractNum>
-  <w:num w:numId="1" w16cid:durableId="1704675385">
+  <w:num w:numId="1" w16cid:durableId="961500070">
     <w:abstractNumId w:val="0"/>
   </w:num>
 </w:numbering>
@@ -2770,7 +2822,7 @@
     <w:link w:val="Heading1Char"/>
     <w:uiPriority w:val="9"/>
     <w:qFormat/>
-    <w:rsid w:val="009C1107"/>
+    <w:rsid w:val="00343AAA"/>
     <w:pPr>
       <w:keepNext/>
       <w:keepLines/>
@@ -2792,7 +2844,7 @@
     <w:uiPriority w:val="9"/>
     <w:unhideWhenUsed/>
     <w:qFormat/>
-    <w:rsid w:val="009C1107"/>
+    <w:rsid w:val="00343AAA"/>
     <w:pPr>
       <w:keepNext/>
       <w:keepLines/>
@@ -2815,7 +2867,7 @@
     <w:semiHidden/>
     <w:unhideWhenUsed/>
     <w:qFormat/>
-    <w:rsid w:val="009C1107"/>
+    <w:rsid w:val="00343AAA"/>
     <w:pPr>
       <w:keepNext/>
       <w:keepLines/>
@@ -2838,7 +2890,7 @@
     <w:semiHidden/>
     <w:unhideWhenUsed/>
     <w:qFormat/>
-    <w:rsid w:val="009C1107"/>
+    <w:rsid w:val="00343AAA"/>
     <w:pPr>
       <w:keepNext/>
       <w:keepLines/>
@@ -2861,7 +2913,7 @@
     <w:semiHidden/>
     <w:unhideWhenUsed/>
     <w:qFormat/>
-    <w:rsid w:val="009C1107"/>
+    <w:rsid w:val="00343AAA"/>
     <w:pPr>
       <w:keepNext/>
       <w:keepLines/>
@@ -2882,7 +2934,7 @@
     <w:semiHidden/>
     <w:unhideWhenUsed/>
     <w:qFormat/>
-    <w:rsid w:val="009C1107"/>
+    <w:rsid w:val="00343AAA"/>
     <w:pPr>
       <w:keepNext/>
       <w:keepLines/>
@@ -2905,7 +2957,7 @@
     <w:semiHidden/>
     <w:unhideWhenUsed/>
     <w:qFormat/>
-    <w:rsid w:val="009C1107"/>
+    <w:rsid w:val="00343AAA"/>
     <w:pPr>
       <w:keepNext/>
       <w:keepLines/>
@@ -2926,7 +2978,7 @@
     <w:semiHidden/>
     <w:unhideWhenUsed/>
     <w:qFormat/>
-    <w:rsid w:val="009C1107"/>
+    <w:rsid w:val="00343AAA"/>
     <w:pPr>
       <w:keepNext/>
       <w:keepLines/>
@@ -2949,7 +3001,7 @@
     <w:semiHidden/>
     <w:unhideWhenUsed/>
     <w:qFormat/>
-    <w:rsid w:val="009C1107"/>
+    <w:rsid w:val="00343AAA"/>
     <w:pPr>
       <w:keepNext/>
       <w:keepLines/>
@@ -2993,7 +3045,7 @@
     <w:basedOn w:val="DefaultParagraphFont"/>
     <w:link w:val="Heading1"/>
     <w:uiPriority w:val="9"/>
-    <w:rsid w:val="009C1107"/>
+    <w:rsid w:val="00343AAA"/>
     <w:rPr>
       <w:rFonts w:asciiTheme="majorHAnsi" w:eastAsiaTheme="majorEastAsia" w:hAnsiTheme="majorHAnsi" w:cstheme="majorBidi"/>
       <w:color w:val="0F4761" w:themeColor="accent1" w:themeShade="BF"/>
@@ -3006,7 +3058,7 @@
     <w:basedOn w:val="DefaultParagraphFont"/>
     <w:link w:val="Heading2"/>
     <w:uiPriority w:val="9"/>
-    <w:rsid w:val="009C1107"/>
+    <w:rsid w:val="00343AAA"/>
     <w:rPr>
       <w:rFonts w:asciiTheme="majorHAnsi" w:eastAsiaTheme="majorEastAsia" w:hAnsiTheme="majorHAnsi" w:cstheme="majorBidi"/>
       <w:color w:val="0F4761" w:themeColor="accent1" w:themeShade="BF"/>
@@ -3020,7 +3072,7 @@
     <w:link w:val="Heading3"/>
     <w:uiPriority w:val="9"/>
     <w:semiHidden/>
-    <w:rsid w:val="009C1107"/>
+    <w:rsid w:val="00343AAA"/>
     <w:rPr>
       <w:rFonts w:eastAsiaTheme="majorEastAsia" w:cstheme="majorBidi"/>
       <w:color w:val="0F4761" w:themeColor="accent1" w:themeShade="BF"/>
@@ -3034,7 +3086,7 @@
     <w:link w:val="Heading4"/>
     <w:uiPriority w:val="9"/>
     <w:semiHidden/>
-    <w:rsid w:val="009C1107"/>
+    <w:rsid w:val="00343AAA"/>
     <w:rPr>
       <w:rFonts w:eastAsiaTheme="majorEastAsia" w:cstheme="majorBidi"/>
       <w:i/>
@@ -3048,7 +3100,7 @@
     <w:link w:val="Heading5"/>
     <w:uiPriority w:val="9"/>
     <w:semiHidden/>
-    <w:rsid w:val="009C1107"/>
+    <w:rsid w:val="00343AAA"/>
     <w:rPr>
       <w:rFonts w:eastAsiaTheme="majorEastAsia" w:cstheme="majorBidi"/>
       <w:color w:val="0F4761" w:themeColor="accent1" w:themeShade="BF"/>
@@ -3060,7 +3112,7 @@
     <w:link w:val="Heading6"/>
     <w:uiPriority w:val="9"/>
     <w:semiHidden/>
-    <w:rsid w:val="009C1107"/>
+    <w:rsid w:val="00343AAA"/>
     <w:rPr>
       <w:rFonts w:eastAsiaTheme="majorEastAsia" w:cstheme="majorBidi"/>
       <w:i/>
@@ -3074,7 +3126,7 @@
     <w:link w:val="Heading7"/>
     <w:uiPriority w:val="9"/>
     <w:semiHidden/>
-    <w:rsid w:val="009C1107"/>
+    <w:rsid w:val="00343AAA"/>
     <w:rPr>
       <w:rFonts w:eastAsiaTheme="majorEastAsia" w:cstheme="majorBidi"/>
       <w:color w:val="595959" w:themeColor="text1" w:themeTint="A6"/>
@@ -3086,7 +3138,7 @@
     <w:link w:val="Heading8"/>
     <w:uiPriority w:val="9"/>
     <w:semiHidden/>
-    <w:rsid w:val="009C1107"/>
+    <w:rsid w:val="00343AAA"/>
     <w:rPr>
       <w:rFonts w:eastAsiaTheme="majorEastAsia" w:cstheme="majorBidi"/>
       <w:i/>
@@ -3100,7 +3152,7 @@
     <w:link w:val="Heading9"/>
     <w:uiPriority w:val="9"/>
     <w:semiHidden/>
-    <w:rsid w:val="009C1107"/>
+    <w:rsid w:val="00343AAA"/>
     <w:rPr>
       <w:rFonts w:eastAsiaTheme="majorEastAsia" w:cstheme="majorBidi"/>
       <w:color w:val="272727" w:themeColor="text1" w:themeTint="D8"/>
@@ -3113,7 +3165,7 @@
     <w:link w:val="TitleChar"/>
     <w:uiPriority w:val="10"/>
     <w:qFormat/>
-    <w:rsid w:val="009C1107"/>
+    <w:rsid w:val="00343AAA"/>
     <w:pPr>
       <w:spacing w:after="80" w:line="240" w:lineRule="auto"/>
       <w:contextualSpacing/>
@@ -3131,7 +3183,7 @@
     <w:basedOn w:val="DefaultParagraphFont"/>
     <w:link w:val="Title"/>
     <w:uiPriority w:val="10"/>
-    <w:rsid w:val="009C1107"/>
+    <w:rsid w:val="00343AAA"/>
     <w:rPr>
       <w:rFonts w:asciiTheme="majorHAnsi" w:eastAsiaTheme="majorEastAsia" w:hAnsiTheme="majorHAnsi" w:cstheme="majorBidi"/>
       <w:spacing w:val="-10"/>
@@ -3147,7 +3199,7 @@
     <w:link w:val="SubtitleChar"/>
     <w:uiPriority w:val="11"/>
     <w:qFormat/>
-    <w:rsid w:val="009C1107"/>
+    <w:rsid w:val="00343AAA"/>
     <w:pPr>
       <w:numPr>
         <w:ilvl w:val="1"/>
@@ -3166,7 +3218,7 @@
     <w:basedOn w:val="DefaultParagraphFont"/>
     <w:link w:val="Subtitle"/>
     <w:uiPriority w:val="11"/>
-    <w:rsid w:val="009C1107"/>
+    <w:rsid w:val="00343AAA"/>
     <w:rPr>
       <w:rFonts w:eastAsiaTheme="majorEastAsia" w:cstheme="majorBidi"/>
       <w:color w:val="595959" w:themeColor="text1" w:themeTint="A6"/>
@@ -3182,7 +3234,7 @@
     <w:link w:val="QuoteChar"/>
     <w:uiPriority w:val="29"/>
     <w:qFormat/>
-    <w:rsid w:val="009C1107"/>
+    <w:rsid w:val="00343AAA"/>
     <w:pPr>
       <w:spacing w:before="160"/>
       <w:jc w:val="center"/>
@@ -3198,7 +3250,7 @@
     <w:basedOn w:val="DefaultParagraphFont"/>
     <w:link w:val="Quote"/>
     <w:uiPriority w:val="29"/>
-    <w:rsid w:val="009C1107"/>
+    <w:rsid w:val="00343AAA"/>
     <w:rPr>
       <w:i/>
       <w:iCs/>
@@ -3210,7 +3262,7 @@
     <w:basedOn w:val="Normal"/>
     <w:uiPriority w:val="34"/>
     <w:qFormat/>
-    <w:rsid w:val="009C1107"/>
+    <w:rsid w:val="00343AAA"/>
     <w:pPr>
       <w:ind w:left="720"/>
       <w:contextualSpacing/>
@@ -3221,7 +3273,7 @@
     <w:basedOn w:val="DefaultParagraphFont"/>
     <w:uiPriority w:val="21"/>
     <w:qFormat/>
-    <w:rsid w:val="009C1107"/>
+    <w:rsid w:val="00343AAA"/>
     <w:rPr>
       <w:i/>
       <w:iCs/>
@@ -3235,7 +3287,7 @@
     <w:link w:val="IntenseQuoteChar"/>
     <w:uiPriority w:val="30"/>
     <w:qFormat/>
-    <w:rsid w:val="009C1107"/>
+    <w:rsid w:val="00343AAA"/>
     <w:pPr>
       <w:pBdr>
         <w:top w:val="single" w:sz="4" w:space="10" w:color="0F4761" w:themeColor="accent1" w:themeShade="BF"/>
@@ -3256,7 +3308,7 @@
     <w:basedOn w:val="DefaultParagraphFont"/>
     <w:link w:val="IntenseQuote"/>
     <w:uiPriority w:val="30"/>
-    <w:rsid w:val="009C1107"/>
+    <w:rsid w:val="00343AAA"/>
     <w:rPr>
       <w:i/>
       <w:iCs/>
@@ -3268,7 +3320,7 @@
     <w:basedOn w:val="DefaultParagraphFont"/>
     <w:uiPriority w:val="32"/>
     <w:qFormat/>
-    <w:rsid w:val="009C1107"/>
+    <w:rsid w:val="00343AAA"/>
     <w:rPr>
       <w:b/>
       <w:bCs/>
@@ -3282,7 +3334,7 @@
     <w:basedOn w:val="Normal"/>
     <w:uiPriority w:val="99"/>
     <w:unhideWhenUsed/>
-    <w:rsid w:val="009C1107"/>
+    <w:rsid w:val="00343AAA"/>
     <w:pPr>
       <w:numPr>
         <w:numId w:val="1"/>

--- a/docs/mu-tant/mu-Tant User Manual.docx
+++ b/docs/mu-tant/mu-Tant User Manual.docx
@@ -89,10 +89,10 @@
           <w:noProof/>
         </w:rPr>
         <w:drawing>
-          <wp:inline distT="0" distB="0" distL="0" distR="0" wp14:anchorId="6F637B75" wp14:editId="6D9450E5">
+          <wp:inline distT="0" distB="0" distL="0" distR="0" wp14:anchorId="78E710C7" wp14:editId="482EE8E7">
             <wp:extent cx="5274310" cy="3340100"/>
             <wp:effectExtent l="0" t="0" r="2540" b="0"/>
-            <wp:docPr id="930852377" name="Picture 1"/>
+            <wp:docPr id="225764500" name="Picture 1"/>
             <wp:cNvGraphicFramePr>
               <a:graphicFrameLocks xmlns:a="http://schemas.openxmlformats.org/drawingml/2006/main" noChangeAspect="1"/>
             </wp:cNvGraphicFramePr>
@@ -100,7 +100,7 @@
               <a:graphicData uri="http://schemas.openxmlformats.org/drawingml/2006/picture">
                 <pic:pic xmlns:pic="http://schemas.openxmlformats.org/drawingml/2006/picture">
                   <pic:nvPicPr>
-                    <pic:cNvPr id="930852377" name=""/>
+                    <pic:cNvPr id="225764500" name=""/>
                     <pic:cNvPicPr/>
                   </pic:nvPicPr>
                   <pic:blipFill>
@@ -297,10 +297,10 @@
           <w:noProof/>
         </w:rPr>
         <w:drawing>
-          <wp:inline distT="0" distB="0" distL="0" distR="0" wp14:anchorId="36D8206B" wp14:editId="3EE18ABD">
+          <wp:inline distT="0" distB="0" distL="0" distR="0" wp14:anchorId="48D85141" wp14:editId="14D8472B">
             <wp:extent cx="5274310" cy="3340100"/>
             <wp:effectExtent l="0" t="0" r="2540" b="0"/>
-            <wp:docPr id="1840842375" name="Picture 2"/>
+            <wp:docPr id="862705335" name="Picture 2"/>
             <wp:cNvGraphicFramePr>
               <a:graphicFrameLocks xmlns:a="http://schemas.openxmlformats.org/drawingml/2006/main" noChangeAspect="1"/>
             </wp:cNvGraphicFramePr>
@@ -308,7 +308,7 @@
               <a:graphicData uri="http://schemas.openxmlformats.org/drawingml/2006/picture">
                 <pic:pic xmlns:pic="http://schemas.openxmlformats.org/drawingml/2006/picture">
                   <pic:nvPicPr>
-                    <pic:cNvPr id="1840842375" name=""/>
+                    <pic:cNvPr id="862705335" name=""/>
                     <pic:cNvPicPr/>
                   </pic:nvPicPr>
                   <pic:blipFill>
@@ -356,10 +356,10 @@
           <w:noProof/>
         </w:rPr>
         <w:drawing>
-          <wp:inline distT="0" distB="0" distL="0" distR="0" wp14:anchorId="356573BD" wp14:editId="35F47E1F">
+          <wp:inline distT="0" distB="0" distL="0" distR="0" wp14:anchorId="5F3E50FE" wp14:editId="0714D303">
             <wp:extent cx="4001058" cy="3048425"/>
             <wp:effectExtent l="0" t="0" r="0" b="0"/>
-            <wp:docPr id="2103159493" name="Picture 3"/>
+            <wp:docPr id="813007929" name="Picture 3"/>
             <wp:cNvGraphicFramePr>
               <a:graphicFrameLocks xmlns:a="http://schemas.openxmlformats.org/drawingml/2006/main" noChangeAspect="1"/>
             </wp:cNvGraphicFramePr>
@@ -367,7 +367,7 @@
               <a:graphicData uri="http://schemas.openxmlformats.org/drawingml/2006/picture">
                 <pic:pic xmlns:pic="http://schemas.openxmlformats.org/drawingml/2006/picture">
                   <pic:nvPicPr>
-                    <pic:cNvPr id="2103159493" name=""/>
+                    <pic:cNvPr id="813007929" name=""/>
                     <pic:cNvPicPr/>
                   </pic:nvPicPr>
                   <pic:blipFill>
@@ -474,10 +474,10 @@
           <w:noProof/>
         </w:rPr>
         <w:drawing>
-          <wp:inline distT="0" distB="0" distL="0" distR="0" wp14:anchorId="14A52DEF" wp14:editId="51838DBE">
+          <wp:inline distT="0" distB="0" distL="0" distR="0" wp14:anchorId="08F5F867" wp14:editId="75248391">
             <wp:extent cx="5274310" cy="3340100"/>
             <wp:effectExtent l="0" t="0" r="2540" b="0"/>
-            <wp:docPr id="1487217511" name="Picture 4"/>
+            <wp:docPr id="2050986506" name="Picture 4"/>
             <wp:cNvGraphicFramePr>
               <a:graphicFrameLocks xmlns:a="http://schemas.openxmlformats.org/drawingml/2006/main" noChangeAspect="1"/>
             </wp:cNvGraphicFramePr>
@@ -485,7 +485,7 @@
               <a:graphicData uri="http://schemas.openxmlformats.org/drawingml/2006/picture">
                 <pic:pic xmlns:pic="http://schemas.openxmlformats.org/drawingml/2006/picture">
                   <pic:nvPicPr>
-                    <pic:cNvPr id="1487217511" name=""/>
+                    <pic:cNvPr id="2050986506" name=""/>
                     <pic:cNvPicPr/>
                   </pic:nvPicPr>
                   <pic:blipFill>
@@ -599,7 +599,15 @@
         <w:pStyle w:val="ListBullet"/>
       </w:pPr>
       <w:r>
-        <w:t>Loop dropdown  —  the master loop. Choices are the infinity symbol (none) or 16 to 256 steps in steps of 16. A counter beside it shows the current step and the loop length, for example 1 / 64. When Hot-swap Timing in Settings is On master loop, a staged preset change takes effect at the end of this loop.</w:t>
+        <w:t>Loop dropdown  —  the master loop. Choices are the infinity symbol (none) or 16 to 256 steps in steps of 16. A counter beside it shows the current step and the loop length, for example 1 / 64.</w:t>
+      </w:r>
+    </w:p>
+    <w:p>
+      <w:pPr>
+        <w:pStyle w:val="ListBullet"/>
+      </w:pPr>
+      <w:r>
+        <w:t>Swap dropdown  —  beside the Loop group, labelled Swap:. Chooses when a queued preset change takes effect: Master loop (at the end of the master loop), Voice loop (at the end of the voice's own loop) or Bar (at the next bar line). It is saved with the preset. Hover over it to read its description in the status bar.</w:t>
       </w:r>
     </w:p>
     <w:p>
@@ -623,6 +631,15 @@
         <w:pStyle w:val="ListBullet"/>
       </w:pPr>
       <w:r>
+        <w:t>Perf button  —  standalone only. Sits between the Settings icon and the Mixer button and turns on Performance mode (also Ctrl+P). See Performance Mode in the Presets chapter.</w:t>
+      </w:r>
+    </w:p>
+    <w:p>
+      <w:pPr>
+        <w:pStyle w:val="ListBullet"/>
+      </w:pPr>
+      <w:r>
+        <w:lastRenderedPageBreak/>
         <w:t>Mixer button  —  opens the mixer overlay. The label changes to Sequencer while the mixer is open.</w:t>
       </w:r>
     </w:p>
@@ -635,10 +652,10 @@
           <w:noProof/>
         </w:rPr>
         <w:drawing>
-          <wp:inline distT="0" distB="0" distL="0" distR="0" wp14:anchorId="0EEBA81E" wp14:editId="05560ED4">
+          <wp:inline distT="0" distB="0" distL="0" distR="0" wp14:anchorId="174267AB" wp14:editId="48F4DF3A">
             <wp:extent cx="5274310" cy="126365"/>
             <wp:effectExtent l="0" t="0" r="2540" b="6985"/>
-            <wp:docPr id="1085056308" name="Picture 5"/>
+            <wp:docPr id="1072239913" name="Picture 5"/>
             <wp:cNvGraphicFramePr>
               <a:graphicFrameLocks xmlns:a="http://schemas.openxmlformats.org/drawingml/2006/main" noChangeAspect="1"/>
             </wp:cNvGraphicFramePr>
@@ -646,7 +663,7 @@
               <a:graphicData uri="http://schemas.openxmlformats.org/drawingml/2006/picture">
                 <pic:pic xmlns:pic="http://schemas.openxmlformats.org/drawingml/2006/picture">
                   <pic:nvPicPr>
-                    <pic:cNvPr id="1085056308" name=""/>
+                    <pic:cNvPr id="1072239913" name=""/>
                     <pic:cNvPicPr/>
                   </pic:nvPicPr>
                   <pic:blipFill>
@@ -690,7 +707,6 @@
         <w:pStyle w:val="Heading1"/>
       </w:pPr>
       <w:r>
-        <w:lastRenderedPageBreak/>
         <w:t>6. Voice Sidebar</w:t>
       </w:r>
     </w:p>
@@ -718,10 +734,10 @@
           <w:noProof/>
         </w:rPr>
         <w:drawing>
-          <wp:inline distT="0" distB="0" distL="0" distR="0" wp14:anchorId="2231EE64" wp14:editId="6678F9E9">
+          <wp:inline distT="0" distB="0" distL="0" distR="0" wp14:anchorId="213EB268" wp14:editId="4B3F7E78">
             <wp:extent cx="446690" cy="4318000"/>
             <wp:effectExtent l="0" t="0" r="0" b="6350"/>
-            <wp:docPr id="1855721976" name="Picture 6"/>
+            <wp:docPr id="1646859643" name="Picture 6"/>
             <wp:cNvGraphicFramePr>
               <a:graphicFrameLocks xmlns:a="http://schemas.openxmlformats.org/drawingml/2006/main" noChangeAspect="1"/>
             </wp:cNvGraphicFramePr>
@@ -729,7 +745,7 @@
               <a:graphicData uri="http://schemas.openxmlformats.org/drawingml/2006/picture">
                 <pic:pic xmlns:pic="http://schemas.openxmlformats.org/drawingml/2006/picture">
                   <pic:nvPicPr>
-                    <pic:cNvPr id="1855721976" name=""/>
+                    <pic:cNvPr id="1646859643" name=""/>
                     <pic:cNvPicPr/>
                   </pic:nvPicPr>
                   <pic:blipFill>
@@ -773,6 +789,7 @@
         <w:pStyle w:val="Heading1"/>
       </w:pPr>
       <w:r>
+        <w:lastRenderedPageBreak/>
         <w:t>7. Voice Header</w:t>
       </w:r>
     </w:p>
@@ -810,133 +827,133 @@
         <w:pStyle w:val="ListBullet"/>
       </w:pPr>
       <w:r>
+        <w:t>Reset (circular arrow) / Delete (×) — reset to defaults / remove the voice (both confirm first).</w:t>
+      </w:r>
+    </w:p>
+    <w:p>
+      <w:r>
+        <w:t>Just below the header, the Root and Scale dropdowns set the shared tonal centre for this voice (see Oscillators).</w:t>
+      </w:r>
+    </w:p>
+    <w:p>
+      <w:pPr>
+        <w:pStyle w:val="Heading1"/>
+      </w:pPr>
+      <w:r>
+        <w:t>8. Oscillators (OSC 1 and OSC 2)</w:t>
+      </w:r>
+    </w:p>
+    <w:p>
+      <w:r>
+        <w:t>Both oscillators run simultaneously and are free-running - their phases never reset. The result is a continuously evolving tone rather than a triggered note.</w:t>
+      </w:r>
+    </w:p>
+    <w:p>
+      <w:pPr>
+        <w:pStyle w:val="Heading2"/>
+      </w:pPr>
+      <w:r>
+        <w:t>Shared Tonal Centre</w:t>
+      </w:r>
+    </w:p>
+    <w:p>
+      <w:r>
+        <w:t>Both oscillators share the same Root (C to B) and Scale, set in the two dropdowns under the voice header. The available scales are Major, Minor, Dorian, Phrygian, Lydian, Mixolydian, Locrian, Harmonic Minor, Pentatonic Major, Pentatonic Minor, Blues, and Chromatic. The root and scale define the harmonic space both oscillators move within.</w:t>
+      </w:r>
+    </w:p>
+    <w:p>
+      <w:pPr>
+        <w:pStyle w:val="Heading2"/>
+      </w:pPr>
+      <w:r>
+        <w:t>Per-Oscillator Controls</w:t>
+      </w:r>
+    </w:p>
+    <w:p>
+      <w:r>
+        <w:t>Each oscillator has a wavetable selector plus six knobs:</w:t>
+      </w:r>
+    </w:p>
+    <w:p>
+      <w:pPr>
+        <w:pStyle w:val="ListBullet"/>
+      </w:pPr>
+      <w:r>
+        <w:t>Oct (-3 to +3 octaves) — octave offset from the base note</w:t>
+      </w:r>
+    </w:p>
+    <w:p>
+      <w:pPr>
+        <w:pStyle w:val="ListBullet"/>
+      </w:pPr>
+      <w:r>
+        <w:t>Semi (-12 to +12) — scale-degree offset (integer steps through the scale)</w:t>
+      </w:r>
+    </w:p>
+    <w:p>
+      <w:pPr>
+        <w:pStyle w:val="ListBullet"/>
+      </w:pPr>
+      <w:r>
+        <w:t>Fine (plus or minus 100 cents) — off-scale detune</w:t>
+      </w:r>
+    </w:p>
+    <w:p>
+      <w:pPr>
+        <w:pStyle w:val="ListBullet"/>
+      </w:pPr>
+      <w:r>
+        <w:t>PEnv (plus or minus 24 semitones) — pitch-envelope depth: how far the gate editor's PITCH layer shifts this oscillator's pitch</w:t>
+      </w:r>
+    </w:p>
+    <w:p>
+      <w:pPr>
+        <w:pStyle w:val="ListBullet"/>
+      </w:pPr>
+      <w:r>
+        <w:t>Pos (0 to 255) — wavetable frame position; morphs through the table</w:t>
+      </w:r>
+    </w:p>
+    <w:p>
+      <w:pPr>
+        <w:pStyle w:val="ListBullet"/>
+      </w:pPr>
+      <w:r>
+        <w:t>Level — how loud this oscillator is going into the filters (see Source Levels)</w:t>
+      </w:r>
+    </w:p>
+    <w:p>
+      <w:r>
+        <w:t>Modulating Semi with a stepped modulator snaps cleanly between scale notes (integer jumps). Modulating Semi with a smooth modulator glides through frequency space, passing through off-scale pitches for a glissando effect.</w:t>
+      </w:r>
+    </w:p>
+    <w:p>
+      <w:pPr>
+        <w:pStyle w:val="Heading2"/>
+      </w:pPr>
+      <w:r>
+        <w:t>Wavetables</w:t>
+      </w:r>
+    </w:p>
+    <w:p>
+      <w:r>
+        <w:t>Each oscillator's wavetable selector chooses the waveform set it morphs through with the Pos knob. mu-Tant uses the Serum/Vital 2048-samples-per-frame format internally, and offers three sources in the dropdown:</w:t>
+      </w:r>
+    </w:p>
+    <w:p>
+      <w:pPr>
+        <w:pStyle w:val="ListBullet"/>
+      </w:pPr>
+      <w:r>
+        <w:t>Built-in tables — a set of procedural factory tables, automatable by index. Their names are short so they fit the selector, for example Basic and Pulse.</w:t>
+      </w:r>
+    </w:p>
+    <w:p>
+      <w:pPr>
+        <w:pStyle w:val="ListBullet"/>
+      </w:pPr>
+      <w:r>
         <w:lastRenderedPageBreak/>
-        <w:t>Reset (circular arrow) / Delete (×) — reset to defaults / remove the voice (both confirm first).</w:t>
-      </w:r>
-    </w:p>
-    <w:p>
-      <w:r>
-        <w:t>Just below the header, the Root and Scale dropdowns set the shared tonal centre for this voice (see Oscillators).</w:t>
-      </w:r>
-    </w:p>
-    <w:p>
-      <w:pPr>
-        <w:pStyle w:val="Heading1"/>
-      </w:pPr>
-      <w:r>
-        <w:t>8. Oscillators (OSC 1 and OSC 2)</w:t>
-      </w:r>
-    </w:p>
-    <w:p>
-      <w:r>
-        <w:t>Both oscillators run simultaneously and are free-running - their phases never reset. The result is a continuously evolving tone rather than a triggered note.</w:t>
-      </w:r>
-    </w:p>
-    <w:p>
-      <w:pPr>
-        <w:pStyle w:val="Heading2"/>
-      </w:pPr>
-      <w:r>
-        <w:t>Shared Tonal Centre</w:t>
-      </w:r>
-    </w:p>
-    <w:p>
-      <w:r>
-        <w:t>Both oscillators share the same Root (C to B) and Scale, set in the two dropdowns under the voice header. The available scales are Major, Minor, Dorian, Phrygian, Lydian, Mixolydian, Locrian, Harmonic Minor, Pentatonic Major, Pentatonic Minor, Blues, and Chromatic. The root and scale define the harmonic space both oscillators move within.</w:t>
-      </w:r>
-    </w:p>
-    <w:p>
-      <w:pPr>
-        <w:pStyle w:val="Heading2"/>
-      </w:pPr>
-      <w:r>
-        <w:t>Per-Oscillator Controls</w:t>
-      </w:r>
-    </w:p>
-    <w:p>
-      <w:r>
-        <w:t>Each oscillator has a wavetable selector plus six knobs:</w:t>
-      </w:r>
-    </w:p>
-    <w:p>
-      <w:pPr>
-        <w:pStyle w:val="ListBullet"/>
-      </w:pPr>
-      <w:r>
-        <w:t>Oct (-3 to +3 octaves) — octave offset from the base note</w:t>
-      </w:r>
-    </w:p>
-    <w:p>
-      <w:pPr>
-        <w:pStyle w:val="ListBullet"/>
-      </w:pPr>
-      <w:r>
-        <w:t>Semi (-12 to +12) — scale-degree offset (integer steps through the scale)</w:t>
-      </w:r>
-    </w:p>
-    <w:p>
-      <w:pPr>
-        <w:pStyle w:val="ListBullet"/>
-      </w:pPr>
-      <w:r>
-        <w:t>Fine (plus or minus 100 cents) — off-scale detune</w:t>
-      </w:r>
-    </w:p>
-    <w:p>
-      <w:pPr>
-        <w:pStyle w:val="ListBullet"/>
-      </w:pPr>
-      <w:r>
-        <w:t>PEnv (plus or minus 24 semitones) — pitch-envelope depth: how far the gate editor's PITCH layer shifts this oscillator's pitch</w:t>
-      </w:r>
-    </w:p>
-    <w:p>
-      <w:pPr>
-        <w:pStyle w:val="ListBullet"/>
-      </w:pPr>
-      <w:r>
-        <w:t>Pos (0 to 255) — wavetable frame position; morphs through the table</w:t>
-      </w:r>
-    </w:p>
-    <w:p>
-      <w:pPr>
-        <w:pStyle w:val="ListBullet"/>
-      </w:pPr>
-      <w:r>
-        <w:t>Level — how loud this oscillator is going into the filters (see Source Levels)</w:t>
-      </w:r>
-    </w:p>
-    <w:p>
-      <w:r>
-        <w:t>Modulating Semi with a stepped modulator snaps cleanly between scale notes (integer jumps). Modulating Semi with a smooth modulator glides through frequency space, passing through off-scale pitches for a glissando effect.</w:t>
-      </w:r>
-    </w:p>
-    <w:p>
-      <w:pPr>
-        <w:pStyle w:val="Heading2"/>
-      </w:pPr>
-      <w:r>
-        <w:t>Wavetables</w:t>
-      </w:r>
-    </w:p>
-    <w:p>
-      <w:r>
-        <w:t>Each oscillator's wavetable selector chooses the waveform set it morphs through with the Pos knob. mu-Tant uses the Serum/Vital 2048-samples-per-frame format internally, and offers three sources in the dropdown:</w:t>
-      </w:r>
-    </w:p>
-    <w:p>
-      <w:pPr>
-        <w:pStyle w:val="ListBullet"/>
-      </w:pPr>
-      <w:r>
-        <w:t>Built-in tables — a set of procedural factory tables, automatable by index. Their names are short so they fit the selector, for example Basic and Pulse.</w:t>
-      </w:r>
-    </w:p>
-    <w:p>
-      <w:pPr>
-        <w:pStyle w:val="ListBullet"/>
-      </w:pPr>
-      <w:r>
         <w:t>Wavetables folder — drop .wav wavetables into Documents\TDP\muTant\Wavetables (sub-folders become categories) and they appear under their own headings; selected by path so they survive preset reload.</w:t>
       </w:r>
     </w:p>
@@ -961,12 +978,11 @@
         <w:rPr>
           <w:noProof/>
         </w:rPr>
-        <w:lastRenderedPageBreak/>
         <w:drawing>
-          <wp:inline distT="0" distB="0" distL="0" distR="0" wp14:anchorId="34C91026" wp14:editId="49816D97">
+          <wp:inline distT="0" distB="0" distL="0" distR="0" wp14:anchorId="757EE240" wp14:editId="14F653AD">
             <wp:extent cx="5274310" cy="417195"/>
             <wp:effectExtent l="0" t="0" r="2540" b="1905"/>
-            <wp:docPr id="1821194766" name="Picture 7"/>
+            <wp:docPr id="75782234" name="Picture 7"/>
             <wp:cNvGraphicFramePr>
               <a:graphicFrameLocks xmlns:a="http://schemas.openxmlformats.org/drawingml/2006/main" noChangeAspect="1"/>
             </wp:cNvGraphicFramePr>
@@ -974,7 +990,7 @@
               <a:graphicData uri="http://schemas.openxmlformats.org/drawingml/2006/picture">
                 <pic:pic xmlns:pic="http://schemas.openxmlformats.org/drawingml/2006/picture">
                   <pic:nvPicPr>
-                    <pic:cNvPr id="1821194766" name=""/>
+                    <pic:cNvPr id="75782234" name=""/>
                     <pic:cNvPicPr/>
                   </pic:nvPicPr>
                   <pic:blipFill>
@@ -1115,6 +1131,7 @@
         <w:pStyle w:val="Heading2"/>
       </w:pPr>
       <w:r>
+        <w:lastRenderedPageBreak/>
         <w:t>Noise</w:t>
       </w:r>
     </w:p>
@@ -1141,7 +1158,6 @@
         <w:pStyle w:val="ListBullet"/>
       </w:pPr>
       <w:r>
-        <w:lastRenderedPageBreak/>
         <w:t>OSC 1 Level — level of oscillator 1 (dB)</w:t>
       </w:r>
     </w:p>
@@ -1270,10 +1286,10 @@
           <w:noProof/>
         </w:rPr>
         <w:drawing>
-          <wp:inline distT="0" distB="0" distL="0" distR="0" wp14:anchorId="2B73D124" wp14:editId="40138FD3">
+          <wp:inline distT="0" distB="0" distL="0" distR="0" wp14:anchorId="29E211A3" wp14:editId="27F24964">
             <wp:extent cx="5274310" cy="502920"/>
             <wp:effectExtent l="0" t="0" r="2540" b="0"/>
-            <wp:docPr id="1368458302" name="Picture 8"/>
+            <wp:docPr id="1137077154" name="Picture 8"/>
             <wp:cNvGraphicFramePr>
               <a:graphicFrameLocks xmlns:a="http://schemas.openxmlformats.org/drawingml/2006/main" noChangeAspect="1"/>
             </wp:cNvGraphicFramePr>
@@ -1281,7 +1297,7 @@
               <a:graphicData uri="http://schemas.openxmlformats.org/drawingml/2006/picture">
                 <pic:pic xmlns:pic="http://schemas.openxmlformats.org/drawingml/2006/picture">
                   <pic:nvPicPr>
-                    <pic:cNvPr id="1368458302" name=""/>
+                    <pic:cNvPr id="1137077154" name=""/>
                     <pic:cNvPicPr/>
                   </pic:nvPicPr>
                   <pic:blipFill>
@@ -1317,6 +1333,7 @@
         <w:rPr>
           <w:i/>
         </w:rPr>
+        <w:lastRenderedPageBreak/>
         <w:t>X-MOD, Filter and Effects boxes: the two filter rows, the series/parallel routing button and the insert effect.</w:t>
       </w:r>
     </w:p>
@@ -1330,24 +1347,140 @@
     </w:p>
     <w:p>
       <w:r>
-        <w:t xml:space="preserve">The EFFECTS box is the per-voice insert effect, placed after the gate (oscillators, then filters, then gate, then insert, then mixer). Select an algorithm from the dropdown; its four parameter knobs relabel to match. Available algorithms: None, Soft Clip, Hard Clip, Fold, Bitcrusher, Clipper, 3-Band EQ, Compressor, Limiter, Ring Mod, Tape Saturation, </w:t>
-      </w:r>
+        <w:t>The EFFECTS box is the per-voice insert effect, placed after the gate (oscillators, then filters, then gate, then insert, then mixer). Select an algorithm from the dropdown; its four parameter knobs relabel to match. Available algorithms: None, Soft Clip, Hard Clip, Fold, Bitcrusher, Clipper, 3-Band EQ, Compressor, Limiter, Ring Mod, Tape Saturation, Karplus, Vocoder, and Vocoder Stereo. Insert parameters P1 to P4 are available as modulation destinations.</w:t>
+      </w:r>
+    </w:p>
+    <w:p>
+      <w:pPr>
+        <w:pStyle w:val="Heading1"/>
+      </w:pPr>
+      <w:r>
+        <w:t>13. Gate Editor</w:t>
+      </w:r>
+    </w:p>
+    <w:p>
+      <w:r>
+        <w:t>The gate editor is the heart of mu-Tant's rhythmic character. It occupies the full-width band below the voice panel and chops rhythmic bursts out of the otherwise-continuous drone.</w:t>
+      </w:r>
+    </w:p>
+    <w:p>
+      <w:pPr>
+        <w:pStyle w:val="Heading2"/>
+      </w:pPr>
+      <w:r>
+        <w:t>Layers</w:t>
+      </w:r>
+    </w:p>
+    <w:p>
+      <w:r>
+        <w:t>Three layers, toggled by the GATE, FILT, and PITCH buttons:</w:t>
+      </w:r>
+    </w:p>
+    <w:p>
+      <w:pPr>
+        <w:pStyle w:val="ListBullet"/>
+      </w:pPr>
+      <w:r>
+        <w:t>GATE — shapes amplitude. Envelope value 0 is silent, 1 is full level.</w:t>
+      </w:r>
+    </w:p>
+    <w:p>
+      <w:pPr>
+        <w:pStyle w:val="ListBullet"/>
+      </w:pPr>
+      <w:r>
+        <w:t>FILT — shapes filter cutoff. 0 is 20 Hz (closed), 1 is the base cutoff (open). Depth set by each filter's FEnv knob.</w:t>
+      </w:r>
+    </w:p>
+    <w:p>
+      <w:pPr>
+        <w:pStyle w:val="ListBullet"/>
+      </w:pPr>
+      <w:r>
+        <w:t>PITCH — shifts oscillator pitch. 0 is no shift, 1 is the full PEnv depth above the base Semi. Depth set per oscillator by the PEnv knobs.</w:t>
+      </w:r>
+    </w:p>
+    <w:p>
+      <w:r>
+        <w:t>The inactive layers are drawn as ghosts at 20 percent opacity so you can align layers visually.</w:t>
+      </w:r>
+    </w:p>
+    <w:p>
+      <w:pPr>
+        <w:pStyle w:val="Heading2"/>
+      </w:pPr>
+      <w:r>
+        <w:t>Grid Controls</w:t>
+      </w:r>
+    </w:p>
+    <w:p>
+      <w:pPr>
+        <w:pStyle w:val="ListBullet"/>
+      </w:pPr>
+      <w:r>
+        <w:t>Bypass — passes the raw drone through without gating, for auditioning the oscillator/filter sound while designing a patch.</w:t>
+      </w:r>
+    </w:p>
+    <w:p>
+      <w:pPr>
+        <w:pStyle w:val="ListBullet"/>
+      </w:pPr>
+      <w:r>
+        <w:t>Bars (1 to 16) — the pattern length in bars. The view window is always two bars wide; a scrollbar below the grid scrolls smoothly through longer patterns. All three layers share the same length.</w:t>
+      </w:r>
+    </w:p>
+    <w:p>
+      <w:pPr>
+        <w:pStyle w:val="ListBullet"/>
+      </w:pPr>
+      <w:r>
+        <w:t>Grid — the cell subdivision: 1/4, 1/8, 1/16 (default), or 1/32.</w:t>
+      </w:r>
+    </w:p>
+    <w:p>
+      <w:pPr>
+        <w:pStyle w:val="ListBullet"/>
+      </w:pPr>
+      <w:r>
+        <w:t>Gap — forces a silence tail at the end of every envelope region. At 0 percent the envelope fills the full region; at 50 percent it completes in the first half and the second half is silent.</w:t>
+      </w:r>
+    </w:p>
+    <w:p>
+      <w:pPr>
+        <w:pStyle w:val="Heading2"/>
+      </w:pPr>
+      <w:r>
+        <w:t>Toolbox</w:t>
+      </w:r>
+    </w:p>
+    <w:p>
+      <w:r>
+        <w:t>Three tools in the header, drawn as small icons:</w:t>
+      </w:r>
+    </w:p>
+    <w:p>
+      <w:pPr>
+        <w:pStyle w:val="ListBullet"/>
+      </w:pPr>
+      <w:r>
+        <w:t>Pencil — click an empty cell to draw a one-cell envelope; drag the start/end grab handles (bottom corners) to extend a region</w:t>
+      </w:r>
+    </w:p>
+    <w:p>
+      <w:pPr>
+        <w:pStyle w:val="ListBullet"/>
+      </w:pPr>
+      <w:r>
+        <w:t>Eraser — click an envelope to delete it</w:t>
+      </w:r>
+    </w:p>
+    <w:p>
+      <w:pPr>
+        <w:pStyle w:val="ListBullet"/>
+      </w:pPr>
       <w:r>
         <w:lastRenderedPageBreak/>
-        <w:t>Karplus, Vocoder, and Vocoder Stereo. Insert parameters P1 to P4 are available as modulation destinations.</w:t>
-      </w:r>
-    </w:p>
-    <w:p>
-      <w:pPr>
-        <w:pStyle w:val="Heading1"/>
-      </w:pPr>
-      <w:r>
-        <w:t>13. Gate Editor</w:t>
-      </w:r>
-    </w:p>
-    <w:p>
-      <w:r>
-        <w:t>The gate editor is the heart of mu-Tant's rhythmic character. It occupies the full-width band below the voice panel and chops rhythmic bursts out of the otherwise-continuous drone.</w:t>
+        <w:t>Reverse — click an envelope to flip its attack and decay</w:t>
       </w:r>
     </w:p>
     <w:p>
@@ -1355,125 +1488,6 @@
         <w:pStyle w:val="Heading2"/>
       </w:pPr>
       <w:r>
-        <w:t>Layers</w:t>
-      </w:r>
-    </w:p>
-    <w:p>
-      <w:r>
-        <w:t>Three layers, toggled by the GATE, FILT, and PITCH buttons:</w:t>
-      </w:r>
-    </w:p>
-    <w:p>
-      <w:pPr>
-        <w:pStyle w:val="ListBullet"/>
-      </w:pPr>
-      <w:r>
-        <w:t>GATE — shapes amplitude. Envelope value 0 is silent, 1 is full level.</w:t>
-      </w:r>
-    </w:p>
-    <w:p>
-      <w:pPr>
-        <w:pStyle w:val="ListBullet"/>
-      </w:pPr>
-      <w:r>
-        <w:t>FILT — shapes filter cutoff. 0 is 20 Hz (closed), 1 is the base cutoff (open). Depth set by each filter's FEnv knob.</w:t>
-      </w:r>
-    </w:p>
-    <w:p>
-      <w:pPr>
-        <w:pStyle w:val="ListBullet"/>
-      </w:pPr>
-      <w:r>
-        <w:t>PITCH — shifts oscillator pitch. 0 is no shift, 1 is the full PEnv depth above the base Semi. Depth set per oscillator by the PEnv knobs.</w:t>
-      </w:r>
-    </w:p>
-    <w:p>
-      <w:r>
-        <w:t>The inactive layers are drawn as ghosts at 20 percent opacity so you can align layers visually.</w:t>
-      </w:r>
-    </w:p>
-    <w:p>
-      <w:pPr>
-        <w:pStyle w:val="Heading2"/>
-      </w:pPr>
-      <w:r>
-        <w:t>Grid Controls</w:t>
-      </w:r>
-    </w:p>
-    <w:p>
-      <w:pPr>
-        <w:pStyle w:val="ListBullet"/>
-      </w:pPr>
-      <w:r>
-        <w:t>Bypass — passes the raw drone through without gating, for auditioning the oscillator/filter sound while designing a patch.</w:t>
-      </w:r>
-    </w:p>
-    <w:p>
-      <w:pPr>
-        <w:pStyle w:val="ListBullet"/>
-      </w:pPr>
-      <w:r>
-        <w:t>Bars (1 to 16) — the pattern length in bars. The view window is always two bars wide; a scrollbar below the grid scrolls smoothly through longer patterns. All three layers share the same length.</w:t>
-      </w:r>
-    </w:p>
-    <w:p>
-      <w:pPr>
-        <w:pStyle w:val="ListBullet"/>
-      </w:pPr>
-      <w:r>
-        <w:t>Grid — the cell subdivision: 1/4, 1/8, 1/16 (default), or 1/32.</w:t>
-      </w:r>
-    </w:p>
-    <w:p>
-      <w:pPr>
-        <w:pStyle w:val="ListBullet"/>
-      </w:pPr>
-      <w:r>
-        <w:t>Gap — forces a silence tail at the end of every envelope region. At 0 percent the envelope fills the full region; at 50 percent it completes in the first half and the second half is silent.</w:t>
-      </w:r>
-    </w:p>
-    <w:p>
-      <w:pPr>
-        <w:pStyle w:val="Heading2"/>
-      </w:pPr>
-      <w:r>
-        <w:t>Toolbox</w:t>
-      </w:r>
-    </w:p>
-    <w:p>
-      <w:r>
-        <w:t>Three tools in the header, drawn as small icons:</w:t>
-      </w:r>
-    </w:p>
-    <w:p>
-      <w:pPr>
-        <w:pStyle w:val="ListBullet"/>
-      </w:pPr>
-      <w:r>
-        <w:t>Pencil — click an empty cell to draw a one-cell envelope; drag the start/end grab handles (bottom corners) to extend a region</w:t>
-      </w:r>
-    </w:p>
-    <w:p>
-      <w:pPr>
-        <w:pStyle w:val="ListBullet"/>
-      </w:pPr>
-      <w:r>
-        <w:t>Eraser — click an envelope to delete it</w:t>
-      </w:r>
-    </w:p>
-    <w:p>
-      <w:pPr>
-        <w:pStyle w:val="ListBullet"/>
-      </w:pPr>
-      <w:r>
-        <w:t>Reverse — click an envelope to flip its attack and decay</w:t>
-      </w:r>
-    </w:p>
-    <w:p>
-      <w:pPr>
-        <w:pStyle w:val="Heading2"/>
-      </w:pPr>
-      <w:r>
         <w:t>Envelope Shape</w:t>
       </w:r>
     </w:p>
@@ -1503,7 +1517,6 @@
         <w:pStyle w:val="ListBullet"/>
       </w:pPr>
       <w:r>
-        <w:lastRenderedPageBreak/>
         <w:t>Decay bend handle (mid-point on the falling line) — drag vertically to bow the decay.</w:t>
       </w:r>
     </w:p>
@@ -1561,10 +1574,10 @@
           <w:noProof/>
         </w:rPr>
         <w:drawing>
-          <wp:inline distT="0" distB="0" distL="0" distR="0" wp14:anchorId="6FE5751A" wp14:editId="6C20C431">
+          <wp:inline distT="0" distB="0" distL="0" distR="0" wp14:anchorId="19929D43" wp14:editId="6746F357">
             <wp:extent cx="5274310" cy="763905"/>
             <wp:effectExtent l="0" t="0" r="2540" b="0"/>
-            <wp:docPr id="20569607" name="Picture 9"/>
+            <wp:docPr id="845917119" name="Picture 9"/>
             <wp:cNvGraphicFramePr>
               <a:graphicFrameLocks xmlns:a="http://schemas.openxmlformats.org/drawingml/2006/main" noChangeAspect="1"/>
             </wp:cNvGraphicFramePr>
@@ -1572,7 +1585,7 @@
               <a:graphicData uri="http://schemas.openxmlformats.org/drawingml/2006/picture">
                 <pic:pic xmlns:pic="http://schemas.openxmlformats.org/drawingml/2006/picture">
                   <pic:nvPicPr>
-                    <pic:cNvPr id="20569607" name=""/>
+                    <pic:cNvPr id="845917119" name=""/>
                     <pic:cNvPicPr/>
                   </pic:nvPicPr>
                   <pic:blipFill>
@@ -1647,11 +1660,12 @@
         <w:rPr>
           <w:noProof/>
         </w:rPr>
+        <w:lastRenderedPageBreak/>
         <w:drawing>
-          <wp:inline distT="0" distB="0" distL="0" distR="0" wp14:anchorId="7117A330" wp14:editId="3E916D74">
+          <wp:inline distT="0" distB="0" distL="0" distR="0" wp14:anchorId="1B4BAFE5" wp14:editId="38A32ECB">
             <wp:extent cx="5274310" cy="1386205"/>
             <wp:effectExtent l="0" t="0" r="2540" b="4445"/>
-            <wp:docPr id="1702764801" name="Picture 10"/>
+            <wp:docPr id="976995433" name="Picture 10"/>
             <wp:cNvGraphicFramePr>
               <a:graphicFrameLocks xmlns:a="http://schemas.openxmlformats.org/drawingml/2006/main" noChangeAspect="1"/>
             </wp:cNvGraphicFramePr>
@@ -1659,7 +1673,7 @@
               <a:graphicData uri="http://schemas.openxmlformats.org/drawingml/2006/picture">
                 <pic:pic xmlns:pic="http://schemas.openxmlformats.org/drawingml/2006/picture">
                   <pic:nvPicPr>
-                    <pic:cNvPr id="1702764801" name=""/>
+                    <pic:cNvPr id="976995433" name=""/>
                     <pic:cNvPicPr/>
                   </pic:nvPicPr>
                   <pic:blipFill>
@@ -1703,7 +1717,6 @@
         <w:pStyle w:val="Heading1"/>
       </w:pPr>
       <w:r>
-        <w:lastRenderedPageBreak/>
         <w:t>15. Mixer</w:t>
       </w:r>
     </w:p>
@@ -1715,6 +1728,11 @@
     <w:p>
       <w:r>
         <w:t>Each voice strip has a fader with VU metering, pan, mute and solo, sidechain ducking (source, amount, attack, release), and Effect / Delay / Reverb sends. The sidechain source dropdown includes all other voice channels plus an External option — duck any voice from any other, or from a signal fed in through the host's sidechain bus (VST3 / CLAP). The FX return strips carry intra-FX routing (Effect to Delay, Effect to Reverb, Delay to Reverb), and the master strip has two inserts, Insert 1 and Insert 2, that the summed output passes through in that order. A row of buttons at the top right (Peak, VU, K-12, K-14) chooses the metering standard. The Effect send is named after the effect currently chosen (for example Chorus). The three FX unit rows (Effect / Delay / Reverb) sit below the strips with algorithm selectors and inline parameters.</w:t>
+      </w:r>
+    </w:p>
+    <w:p>
+      <w:r>
+        <w:t>The faders use a rectangular cap like a small knob, with a pointer line across its middle that marks the level, running in a groove that lights up from the bottom to the cap. Every fader in the mixer looks and works the same way.</w:t>
       </w:r>
     </w:p>
     <w:p>
@@ -1725,11 +1743,12 @@
         <w:rPr>
           <w:noProof/>
         </w:rPr>
+        <w:lastRenderedPageBreak/>
         <w:drawing>
-          <wp:inline distT="0" distB="0" distL="0" distR="0" wp14:anchorId="3B92DFDA" wp14:editId="497592E6">
+          <wp:inline distT="0" distB="0" distL="0" distR="0" wp14:anchorId="66B98788" wp14:editId="3B800095">
             <wp:extent cx="5274310" cy="3340100"/>
             <wp:effectExtent l="0" t="0" r="2540" b="0"/>
-            <wp:docPr id="1077431362" name="Picture 11"/>
+            <wp:docPr id="1770171144" name="Picture 11"/>
             <wp:cNvGraphicFramePr>
               <a:graphicFrameLocks xmlns:a="http://schemas.openxmlformats.org/drawingml/2006/main" noChangeAspect="1"/>
             </wp:cNvGraphicFramePr>
@@ -1737,7 +1756,7 @@
               <a:graphicData uri="http://schemas.openxmlformats.org/drawingml/2006/picture">
                 <pic:pic xmlns:pic="http://schemas.openxmlformats.org/drawingml/2006/picture">
                   <pic:nvPicPr>
-                    <pic:cNvPr id="1077431362" name=""/>
+                    <pic:cNvPr id="1770171144" name=""/>
                     <pic:cNvPicPr/>
                   </pic:nvPicPr>
                   <pic:blipFill>
@@ -1777,6 +1796,14 @@
       </w:r>
     </w:p>
     <w:p>
+      <w:r>
+        <w:rPr>
+          <w:i/>
+        </w:rPr>
+        <w:t>[Screenshot: Mixer fader with the knob-style cap and lit groove.]</w:t>
+      </w:r>
+    </w:p>
+    <w:p>
       <w:pPr>
         <w:pStyle w:val="Heading1"/>
       </w:pPr>
@@ -1794,29 +1821,126 @@
     </w:p>
     <w:p>
       <w:r>
-        <w:t xml:space="preserve">Full presets save the entire plugin state - all voices, modulators, gate patterns, mixer, and FX - to Documents\TDP\muTant\Presets. Load from the transport dropdown, which is grouped by category; the preset browser shows each preset's category and description. Save with the Save button: enter a name, an optional description and a category, and tick Save as Default to make it the preset that loads at startup and when </w:t>
-      </w:r>
+        <w:t>Full presets save the entire plugin state - all voices, modulators, gate patterns, mixer, and FX - to Documents\TDP\muTant\Presets. Load from the transport dropdown, which is grouped by category; the preset browser shows each preset's category and description. Save with the Save button: enter a name, an optional description and a category, and tick Save as Default to make it the preset that loads at startup and when you press New. If saving fails (for example a full disk) mu-Tant shows an error message and never leaves a half-written preset.</w:t>
+      </w:r>
+    </w:p>
+    <w:p>
+      <w:r>
+        <w:t xml:space="preserve">P </w:t>
+      </w:r>
+    </w:p>
+    <w:p>
+      <w:pPr>
+        <w:pStyle w:val="Heading2"/>
+      </w:pPr>
+      <w:r>
+        <w:t>Per-Voice Presets (.muPattern)</w:t>
+      </w:r>
+    </w:p>
+    <w:p>
+      <w:r>
+        <w:t>Each voice can be saved and loaded independently to Documents\TDP\muTant\Voices, including its oscillator, filter, insert, and level settings, all three gate layers (GATE / FILT / PITCH), and modulator assignments. Use the voice header dropdown and Save button.</w:t>
+      </w:r>
+    </w:p>
+    <w:p>
+      <w:pPr>
+        <w:pStyle w:val="Heading2"/>
+      </w:pPr>
+      <w:r>
+        <w:t>Performance Mode (Standalone)</w:t>
+      </w:r>
+    </w:p>
+    <w:p>
+      <w:r>
+        <w:t>Performance mode turns the standalone app into a locked gig view. The screen shows the preset that is playing, exactly as normal, but you cannot change anything with the mouse or keyboard. Only a connected control surface (set up through MIDI mapping) switches presets and voices. Performance mode is not available in the VST3 or CLAP plug-in.</w:t>
+      </w:r>
+    </w:p>
+    <w:p>
       <w:r>
         <w:lastRenderedPageBreak/>
-        <w:t>you press New. If saving fails (for example a full disk) mu-Tant shows an error message and never leaves a half-written preset.</w:t>
-      </w:r>
-    </w:p>
-    <w:p>
-      <w:r>
-        <w:t xml:space="preserve">P </w:t>
-      </w:r>
-    </w:p>
-    <w:p>
-      <w:pPr>
-        <w:pStyle w:val="Heading2"/>
-      </w:pPr>
-      <w:r>
-        <w:t>Per-Voice Presets (.muPattern)</w:t>
-      </w:r>
-    </w:p>
-    <w:p>
-      <w:r>
-        <w:t>Each voice can be saved and loaded independently to Documents\TDP\muTant\Voices, including its oscillator, filter, insert, and level settings, all three gate layers (GATE / FILT / PITCH), and modulator assignments. Use the voice header dropdown and Save button.</w:t>
+        <w:t>Performance mode plays a performance: a saved list of up to eight full presets, stored as a .muPerformance file in the Performances folder inside your content folder. Creating and editing performances inside the app is not available yet. To choose one, open the Preset Browser and click Performances, then pick the file.</w:t>
+      </w:r>
+    </w:p>
+    <w:p>
+      <w:pPr>
+        <w:pStyle w:val="Heading3"/>
+      </w:pPr>
+      <w:r>
+        <w:t>Entering</w:t>
+      </w:r>
+    </w:p>
+    <w:p>
+      <w:r>
+        <w:t>Click the Perf button (or press Ctrl+P). The preset that is playing carries on. Any open window, such as the Preset Browser, Mixer or Settings, closes without saving. If no performance has been chosen yet, the status bar says Choose a performance first and the mode stays off.</w:t>
+      </w:r>
+    </w:p>
+    <w:p>
+      <w:pPr>
+        <w:pStyle w:val="Heading3"/>
+      </w:pPr>
+      <w:r>
+        <w:t>What You See</w:t>
+      </w:r>
+    </w:p>
+    <w:p>
+      <w:pPr>
+        <w:pStyle w:val="ListBullet"/>
+      </w:pPr>
+      <w:r>
+        <w:t>The Perf button lights in the app colour, and a thin lit line runs along the bottom of the Transport Bar.</w:t>
+      </w:r>
+    </w:p>
+    <w:p>
+      <w:pPr>
+        <w:pStyle w:val="ListBullet"/>
+      </w:pPr>
+      <w:r>
+        <w:t>The preset dropdown, New and Save are replaced by a step indicator: a display showing the position and name of the playing preset (for example 3/8 Bassline), followed by a dimmed next preset when there is room, and a row of eight lamps. A bright lamp is the playing preset, a dim lamp is an available preset, a pulsing lamp is the preset queued to start, and an unlit lamp is an empty place. A red lamp marks a preset whose file is missing.</w:t>
+      </w:r>
+    </w:p>
+    <w:p>
+      <w:pPr>
+        <w:pStyle w:val="ListBullet"/>
+      </w:pPr>
+      <w:r>
+        <w:t>When the control surface queues a switch, the playing preset stays on screen until the switch lands. The queued lamp pulses, an orange SWP badge appears, the display shows the queued preset in pulsing text, and the status bar reads Queued followed by the preset. All of this clears when the switch happens or is cancelled. The switch lands at the point set by the Swap dropdown.</w:t>
+      </w:r>
+    </w:p>
+    <w:p>
+      <w:pPr>
+        <w:pStyle w:val="ListBullet"/>
+      </w:pPr>
+      <w:r>
+        <w:t>In the sidebar, the Add button is replaced by a read-only indicator such as Layer 3/5. The screen follows the control surface: selecting a voice on the surface shows that voice on screen.</w:t>
+      </w:r>
+    </w:p>
+    <w:p>
+      <w:pPr>
+        <w:pStyle w:val="ListBullet"/>
+      </w:pPr>
+      <w:r>
+        <w:t>Nothing dims or changes colour; knobs, meters and the playhead keep moving, so you can see what the surface is doing.</w:t>
+      </w:r>
+    </w:p>
+    <w:p>
+      <w:pPr>
+        <w:pStyle w:val="Heading3"/>
+      </w:pPr>
+      <w:r>
+        <w:t>Leaving</w:t>
+      </w:r>
+    </w:p>
+    <w:p>
+      <w:r>
+        <w:t>Press and hold the Perf button for one second. The button fills from left to right while you hold, and the status bar reads Hold to leave Performance mode. Let go early to stay in the mode. A plain click does nothing, so you cannot leave by accident. When you leave, the normal controls come back.</w:t>
+      </w:r>
+    </w:p>
+    <w:p>
+      <w:r>
+        <w:rPr>
+          <w:i/>
+        </w:rPr>
+        <w:t>[Screenshot: Transport Bar in Performance mode: lit Perf button, step indicator with eight lamps, and the lit line along the bottom edge.]</w:t>
       </w:r>
     </w:p>
     <w:p>
@@ -1850,6 +1974,7 @@
         <w:pStyle w:val="ListBullet"/>
       </w:pPr>
       <w:r>
+        <w:lastRenderedPageBreak/>
         <w:t>Display, Size — Medium or Large window. Reopen the app for the label fonts to rescale fully.</w:t>
       </w:r>
     </w:p>
@@ -1872,14 +1997,6 @@
     <w:p>
       <w:r>
         <w:t>MIDI (right column):</w:t>
-      </w:r>
-    </w:p>
-    <w:p>
-      <w:pPr>
-        <w:pStyle w:val="ListBullet"/>
-      </w:pPr>
-      <w:r>
-        <w:t>Hot-swap, Timing — On master loop or On voice loop: when a staged preset change takes effect.</w:t>
       </w:r>
     </w:p>
     <w:p>
@@ -1919,12 +2036,11 @@
         <w:rPr>
           <w:noProof/>
         </w:rPr>
-        <w:lastRenderedPageBreak/>
         <w:drawing>
-          <wp:inline distT="0" distB="0" distL="0" distR="0" wp14:anchorId="41A59E3C" wp14:editId="68817515">
+          <wp:inline distT="0" distB="0" distL="0" distR="0" wp14:anchorId="5F572AF9" wp14:editId="194D09DC">
             <wp:extent cx="5274310" cy="3340100"/>
             <wp:effectExtent l="0" t="0" r="2540" b="0"/>
-            <wp:docPr id="1885283926" name="Picture 12"/>
+            <wp:docPr id="1706322717" name="Picture 12"/>
             <wp:cNvGraphicFramePr>
               <a:graphicFrameLocks xmlns:a="http://schemas.openxmlformats.org/drawingml/2006/main" noChangeAspect="1"/>
             </wp:cNvGraphicFramePr>
@@ -1932,7 +2048,7 @@
               <a:graphicData uri="http://schemas.openxmlformats.org/drawingml/2006/picture">
                 <pic:pic xmlns:pic="http://schemas.openxmlformats.org/drawingml/2006/picture">
                   <pic:nvPicPr>
-                    <pic:cNvPr id="1885283926" name=""/>
+                    <pic:cNvPr id="1706322717" name=""/>
                     <pic:cNvPicPr/>
                   </pic:nvPicPr>
                   <pic:blipFill>
@@ -2390,7 +2506,7 @@
   <w:abstractNum w:abstractNumId="0" w15:restartNumberingAfterBreak="0">
     <w:nsid w:val="FFFFFF89"/>
     <w:multiLevelType w:val="singleLevel"/>
-    <w:tmpl w:val="941EC4AA"/>
+    <w:tmpl w:val="C80C0C5E"/>
     <w:lvl w:ilvl="0">
       <w:start w:val="1"/>
       <w:numFmt w:val="bullet"/>
@@ -2408,7 +2524,7 @@
       </w:rPr>
     </w:lvl>
   </w:abstractNum>
-  <w:num w:numId="1" w16cid:durableId="961500070">
+  <w:num w:numId="1" w16cid:durableId="88892868">
     <w:abstractNumId w:val="0"/>
   </w:num>
 </w:numbering>
@@ -2822,7 +2938,7 @@
     <w:link w:val="Heading1Char"/>
     <w:uiPriority w:val="9"/>
     <w:qFormat/>
-    <w:rsid w:val="00343AAA"/>
+    <w:rsid w:val="002B51DE"/>
     <w:pPr>
       <w:keepNext/>
       <w:keepLines/>
@@ -2844,7 +2960,7 @@
     <w:uiPriority w:val="9"/>
     <w:unhideWhenUsed/>
     <w:qFormat/>
-    <w:rsid w:val="00343AAA"/>
+    <w:rsid w:val="002B51DE"/>
     <w:pPr>
       <w:keepNext/>
       <w:keepLines/>
@@ -2864,10 +2980,9 @@
     <w:next w:val="Normal"/>
     <w:link w:val="Heading3Char"/>
     <w:uiPriority w:val="9"/>
-    <w:semiHidden/>
     <w:unhideWhenUsed/>
     <w:qFormat/>
-    <w:rsid w:val="00343AAA"/>
+    <w:rsid w:val="002B51DE"/>
     <w:pPr>
       <w:keepNext/>
       <w:keepLines/>
@@ -2890,7 +3005,7 @@
     <w:semiHidden/>
     <w:unhideWhenUsed/>
     <w:qFormat/>
-    <w:rsid w:val="00343AAA"/>
+    <w:rsid w:val="002B51DE"/>
     <w:pPr>
       <w:keepNext/>
       <w:keepLines/>
@@ -2913,7 +3028,7 @@
     <w:semiHidden/>
     <w:unhideWhenUsed/>
     <w:qFormat/>
-    <w:rsid w:val="00343AAA"/>
+    <w:rsid w:val="002B51DE"/>
     <w:pPr>
       <w:keepNext/>
       <w:keepLines/>
@@ -2934,7 +3049,7 @@
     <w:semiHidden/>
     <w:unhideWhenUsed/>
     <w:qFormat/>
-    <w:rsid w:val="00343AAA"/>
+    <w:rsid w:val="002B51DE"/>
     <w:pPr>
       <w:keepNext/>
       <w:keepLines/>
@@ -2957,7 +3072,7 @@
     <w:semiHidden/>
     <w:unhideWhenUsed/>
     <w:qFormat/>
-    <w:rsid w:val="00343AAA"/>
+    <w:rsid w:val="002B51DE"/>
     <w:pPr>
       <w:keepNext/>
       <w:keepLines/>
@@ -2978,7 +3093,7 @@
     <w:semiHidden/>
     <w:unhideWhenUsed/>
     <w:qFormat/>
-    <w:rsid w:val="00343AAA"/>
+    <w:rsid w:val="002B51DE"/>
     <w:pPr>
       <w:keepNext/>
       <w:keepLines/>
@@ -3001,7 +3116,7 @@
     <w:semiHidden/>
     <w:unhideWhenUsed/>
     <w:qFormat/>
-    <w:rsid w:val="00343AAA"/>
+    <w:rsid w:val="002B51DE"/>
     <w:pPr>
       <w:keepNext/>
       <w:keepLines/>
@@ -3045,7 +3160,7 @@
     <w:basedOn w:val="DefaultParagraphFont"/>
     <w:link w:val="Heading1"/>
     <w:uiPriority w:val="9"/>
-    <w:rsid w:val="00343AAA"/>
+    <w:rsid w:val="002B51DE"/>
     <w:rPr>
       <w:rFonts w:asciiTheme="majorHAnsi" w:eastAsiaTheme="majorEastAsia" w:hAnsiTheme="majorHAnsi" w:cstheme="majorBidi"/>
       <w:color w:val="0F4761" w:themeColor="accent1" w:themeShade="BF"/>
@@ -3058,7 +3173,7 @@
     <w:basedOn w:val="DefaultParagraphFont"/>
     <w:link w:val="Heading2"/>
     <w:uiPriority w:val="9"/>
-    <w:rsid w:val="00343AAA"/>
+    <w:rsid w:val="002B51DE"/>
     <w:rPr>
       <w:rFonts w:asciiTheme="majorHAnsi" w:eastAsiaTheme="majorEastAsia" w:hAnsiTheme="majorHAnsi" w:cstheme="majorBidi"/>
       <w:color w:val="0F4761" w:themeColor="accent1" w:themeShade="BF"/>
@@ -3071,8 +3186,7 @@
     <w:basedOn w:val="DefaultParagraphFont"/>
     <w:link w:val="Heading3"/>
     <w:uiPriority w:val="9"/>
-    <w:semiHidden/>
-    <w:rsid w:val="00343AAA"/>
+    <w:rsid w:val="002B51DE"/>
     <w:rPr>
       <w:rFonts w:eastAsiaTheme="majorEastAsia" w:cstheme="majorBidi"/>
       <w:color w:val="0F4761" w:themeColor="accent1" w:themeShade="BF"/>
@@ -3086,7 +3200,7 @@
     <w:link w:val="Heading4"/>
     <w:uiPriority w:val="9"/>
     <w:semiHidden/>
-    <w:rsid w:val="00343AAA"/>
+    <w:rsid w:val="002B51DE"/>
     <w:rPr>
       <w:rFonts w:eastAsiaTheme="majorEastAsia" w:cstheme="majorBidi"/>
       <w:i/>
@@ -3100,7 +3214,7 @@
     <w:link w:val="Heading5"/>
     <w:uiPriority w:val="9"/>
     <w:semiHidden/>
-    <w:rsid w:val="00343AAA"/>
+    <w:rsid w:val="002B51DE"/>
     <w:rPr>
       <w:rFonts w:eastAsiaTheme="majorEastAsia" w:cstheme="majorBidi"/>
       <w:color w:val="0F4761" w:themeColor="accent1" w:themeShade="BF"/>
@@ -3112,7 +3226,7 @@
     <w:link w:val="Heading6"/>
     <w:uiPriority w:val="9"/>
     <w:semiHidden/>
-    <w:rsid w:val="00343AAA"/>
+    <w:rsid w:val="002B51DE"/>
     <w:rPr>
       <w:rFonts w:eastAsiaTheme="majorEastAsia" w:cstheme="majorBidi"/>
       <w:i/>
@@ -3126,7 +3240,7 @@
     <w:link w:val="Heading7"/>
     <w:uiPriority w:val="9"/>
     <w:semiHidden/>
-    <w:rsid w:val="00343AAA"/>
+    <w:rsid w:val="002B51DE"/>
     <w:rPr>
       <w:rFonts w:eastAsiaTheme="majorEastAsia" w:cstheme="majorBidi"/>
       <w:color w:val="595959" w:themeColor="text1" w:themeTint="A6"/>
@@ -3138,7 +3252,7 @@
     <w:link w:val="Heading8"/>
     <w:uiPriority w:val="9"/>
     <w:semiHidden/>
-    <w:rsid w:val="00343AAA"/>
+    <w:rsid w:val="002B51DE"/>
     <w:rPr>
       <w:rFonts w:eastAsiaTheme="majorEastAsia" w:cstheme="majorBidi"/>
       <w:i/>
@@ -3152,7 +3266,7 @@
     <w:link w:val="Heading9"/>
     <w:uiPriority w:val="9"/>
     <w:semiHidden/>
-    <w:rsid w:val="00343AAA"/>
+    <w:rsid w:val="002B51DE"/>
     <w:rPr>
       <w:rFonts w:eastAsiaTheme="majorEastAsia" w:cstheme="majorBidi"/>
       <w:color w:val="272727" w:themeColor="text1" w:themeTint="D8"/>
@@ -3165,7 +3279,7 @@
     <w:link w:val="TitleChar"/>
     <w:uiPriority w:val="10"/>
     <w:qFormat/>
-    <w:rsid w:val="00343AAA"/>
+    <w:rsid w:val="002B51DE"/>
     <w:pPr>
       <w:spacing w:after="80" w:line="240" w:lineRule="auto"/>
       <w:contextualSpacing/>
@@ -3183,7 +3297,7 @@
     <w:basedOn w:val="DefaultParagraphFont"/>
     <w:link w:val="Title"/>
     <w:uiPriority w:val="10"/>
-    <w:rsid w:val="00343AAA"/>
+    <w:rsid w:val="002B51DE"/>
     <w:rPr>
       <w:rFonts w:asciiTheme="majorHAnsi" w:eastAsiaTheme="majorEastAsia" w:hAnsiTheme="majorHAnsi" w:cstheme="majorBidi"/>
       <w:spacing w:val="-10"/>
@@ -3199,7 +3313,7 @@
     <w:link w:val="SubtitleChar"/>
     <w:uiPriority w:val="11"/>
     <w:qFormat/>
-    <w:rsid w:val="00343AAA"/>
+    <w:rsid w:val="002B51DE"/>
     <w:pPr>
       <w:numPr>
         <w:ilvl w:val="1"/>
@@ -3218,7 +3332,7 @@
     <w:basedOn w:val="DefaultParagraphFont"/>
     <w:link w:val="Subtitle"/>
     <w:uiPriority w:val="11"/>
-    <w:rsid w:val="00343AAA"/>
+    <w:rsid w:val="002B51DE"/>
     <w:rPr>
       <w:rFonts w:eastAsiaTheme="majorEastAsia" w:cstheme="majorBidi"/>
       <w:color w:val="595959" w:themeColor="text1" w:themeTint="A6"/>
@@ -3234,7 +3348,7 @@
     <w:link w:val="QuoteChar"/>
     <w:uiPriority w:val="29"/>
     <w:qFormat/>
-    <w:rsid w:val="00343AAA"/>
+    <w:rsid w:val="002B51DE"/>
     <w:pPr>
       <w:spacing w:before="160"/>
       <w:jc w:val="center"/>
@@ -3250,7 +3364,7 @@
     <w:basedOn w:val="DefaultParagraphFont"/>
     <w:link w:val="Quote"/>
     <w:uiPriority w:val="29"/>
-    <w:rsid w:val="00343AAA"/>
+    <w:rsid w:val="002B51DE"/>
     <w:rPr>
       <w:i/>
       <w:iCs/>
@@ -3262,7 +3376,7 @@
     <w:basedOn w:val="Normal"/>
     <w:uiPriority w:val="34"/>
     <w:qFormat/>
-    <w:rsid w:val="00343AAA"/>
+    <w:rsid w:val="002B51DE"/>
     <w:pPr>
       <w:ind w:left="720"/>
       <w:contextualSpacing/>
@@ -3273,7 +3387,7 @@
     <w:basedOn w:val="DefaultParagraphFont"/>
     <w:uiPriority w:val="21"/>
     <w:qFormat/>
-    <w:rsid w:val="00343AAA"/>
+    <w:rsid w:val="002B51DE"/>
     <w:rPr>
       <w:i/>
       <w:iCs/>
@@ -3287,7 +3401,7 @@
     <w:link w:val="IntenseQuoteChar"/>
     <w:uiPriority w:val="30"/>
     <w:qFormat/>
-    <w:rsid w:val="00343AAA"/>
+    <w:rsid w:val="002B51DE"/>
     <w:pPr>
       <w:pBdr>
         <w:top w:val="single" w:sz="4" w:space="10" w:color="0F4761" w:themeColor="accent1" w:themeShade="BF"/>
@@ -3308,7 +3422,7 @@
     <w:basedOn w:val="DefaultParagraphFont"/>
     <w:link w:val="IntenseQuote"/>
     <w:uiPriority w:val="30"/>
-    <w:rsid w:val="00343AAA"/>
+    <w:rsid w:val="002B51DE"/>
     <w:rPr>
       <w:i/>
       <w:iCs/>
@@ -3320,7 +3434,7 @@
     <w:basedOn w:val="DefaultParagraphFont"/>
     <w:uiPriority w:val="32"/>
     <w:qFormat/>
-    <w:rsid w:val="00343AAA"/>
+    <w:rsid w:val="002B51DE"/>
     <w:rPr>
       <w:b/>
       <w:bCs/>
@@ -3334,7 +3448,7 @@
     <w:basedOn w:val="Normal"/>
     <w:uiPriority w:val="99"/>
     <w:unhideWhenUsed/>
-    <w:rsid w:val="00343AAA"/>
+    <w:rsid w:val="002B51DE"/>
     <w:pPr>
       <w:numPr>
         <w:numId w:val="1"/>

--- a/docs/mu-tant/mu-Tant User Manual.docx
+++ b/docs/mu-tant/mu-Tant User Manual.docx
@@ -89,10 +89,10 @@
           <w:noProof/>
         </w:rPr>
         <w:drawing>
-          <wp:inline distT="0" distB="0" distL="0" distR="0" wp14:anchorId="78E710C7" wp14:editId="482EE8E7">
+          <wp:inline distT="0" distB="0" distL="0" distR="0" wp14:anchorId="0F868A88" wp14:editId="4D203AC5">
             <wp:extent cx="5274310" cy="3340100"/>
             <wp:effectExtent l="0" t="0" r="2540" b="0"/>
-            <wp:docPr id="225764500" name="Picture 1"/>
+            <wp:docPr id="1843039366" name="Picture 1"/>
             <wp:cNvGraphicFramePr>
               <a:graphicFrameLocks xmlns:a="http://schemas.openxmlformats.org/drawingml/2006/main" noChangeAspect="1"/>
             </wp:cNvGraphicFramePr>
@@ -100,7 +100,7 @@
               <a:graphicData uri="http://schemas.openxmlformats.org/drawingml/2006/picture">
                 <pic:pic xmlns:pic="http://schemas.openxmlformats.org/drawingml/2006/picture">
                   <pic:nvPicPr>
-                    <pic:cNvPr id="225764500" name=""/>
+                    <pic:cNvPr id="1843039366" name=""/>
                     <pic:cNvPicPr/>
                   </pic:nvPicPr>
                   <pic:blipFill>
@@ -297,10 +297,10 @@
           <w:noProof/>
         </w:rPr>
         <w:drawing>
-          <wp:inline distT="0" distB="0" distL="0" distR="0" wp14:anchorId="48D85141" wp14:editId="14D8472B">
+          <wp:inline distT="0" distB="0" distL="0" distR="0" wp14:anchorId="4FFDBEAD" wp14:editId="30692795">
             <wp:extent cx="5274310" cy="3340100"/>
             <wp:effectExtent l="0" t="0" r="2540" b="0"/>
-            <wp:docPr id="862705335" name="Picture 2"/>
+            <wp:docPr id="1718981402" name="Picture 2"/>
             <wp:cNvGraphicFramePr>
               <a:graphicFrameLocks xmlns:a="http://schemas.openxmlformats.org/drawingml/2006/main" noChangeAspect="1"/>
             </wp:cNvGraphicFramePr>
@@ -308,7 +308,7 @@
               <a:graphicData uri="http://schemas.openxmlformats.org/drawingml/2006/picture">
                 <pic:pic xmlns:pic="http://schemas.openxmlformats.org/drawingml/2006/picture">
                   <pic:nvPicPr>
-                    <pic:cNvPr id="862705335" name=""/>
+                    <pic:cNvPr id="1718981402" name=""/>
                     <pic:cNvPicPr/>
                   </pic:nvPicPr>
                   <pic:blipFill>
@@ -356,10 +356,10 @@
           <w:noProof/>
         </w:rPr>
         <w:drawing>
-          <wp:inline distT="0" distB="0" distL="0" distR="0" wp14:anchorId="5F3E50FE" wp14:editId="0714D303">
+          <wp:inline distT="0" distB="0" distL="0" distR="0" wp14:anchorId="09D189E6" wp14:editId="1D61275D">
             <wp:extent cx="4001058" cy="3048425"/>
             <wp:effectExtent l="0" t="0" r="0" b="0"/>
-            <wp:docPr id="813007929" name="Picture 3"/>
+            <wp:docPr id="816774939" name="Picture 3"/>
             <wp:cNvGraphicFramePr>
               <a:graphicFrameLocks xmlns:a="http://schemas.openxmlformats.org/drawingml/2006/main" noChangeAspect="1"/>
             </wp:cNvGraphicFramePr>
@@ -367,7 +367,7 @@
               <a:graphicData uri="http://schemas.openxmlformats.org/drawingml/2006/picture">
                 <pic:pic xmlns:pic="http://schemas.openxmlformats.org/drawingml/2006/picture">
                   <pic:nvPicPr>
-                    <pic:cNvPr id="813007929" name=""/>
+                    <pic:cNvPr id="816774939" name=""/>
                     <pic:cNvPicPr/>
                   </pic:nvPicPr>
                   <pic:blipFill>
@@ -474,10 +474,10 @@
           <w:noProof/>
         </w:rPr>
         <w:drawing>
-          <wp:inline distT="0" distB="0" distL="0" distR="0" wp14:anchorId="08F5F867" wp14:editId="75248391">
+          <wp:inline distT="0" distB="0" distL="0" distR="0" wp14:anchorId="76000027" wp14:editId="2C46BA63">
             <wp:extent cx="5274310" cy="3340100"/>
             <wp:effectExtent l="0" t="0" r="2540" b="0"/>
-            <wp:docPr id="2050986506" name="Picture 4"/>
+            <wp:docPr id="833239532" name="Picture 4"/>
             <wp:cNvGraphicFramePr>
               <a:graphicFrameLocks xmlns:a="http://schemas.openxmlformats.org/drawingml/2006/main" noChangeAspect="1"/>
             </wp:cNvGraphicFramePr>
@@ -485,7 +485,7 @@
               <a:graphicData uri="http://schemas.openxmlformats.org/drawingml/2006/picture">
                 <pic:pic xmlns:pic="http://schemas.openxmlformats.org/drawingml/2006/picture">
                   <pic:nvPicPr>
-                    <pic:cNvPr id="2050986506" name=""/>
+                    <pic:cNvPr id="833239532" name=""/>
                     <pic:cNvPicPr/>
                   </pic:nvPicPr>
                   <pic:blipFill>
@@ -652,10 +652,10 @@
           <w:noProof/>
         </w:rPr>
         <w:drawing>
-          <wp:inline distT="0" distB="0" distL="0" distR="0" wp14:anchorId="174267AB" wp14:editId="48F4DF3A">
+          <wp:inline distT="0" distB="0" distL="0" distR="0" wp14:anchorId="377F578A" wp14:editId="74A30012">
             <wp:extent cx="5274310" cy="126365"/>
             <wp:effectExtent l="0" t="0" r="2540" b="6985"/>
-            <wp:docPr id="1072239913" name="Picture 5"/>
+            <wp:docPr id="200949762" name="Picture 5"/>
             <wp:cNvGraphicFramePr>
               <a:graphicFrameLocks xmlns:a="http://schemas.openxmlformats.org/drawingml/2006/main" noChangeAspect="1"/>
             </wp:cNvGraphicFramePr>
@@ -663,7 +663,7 @@
               <a:graphicData uri="http://schemas.openxmlformats.org/drawingml/2006/picture">
                 <pic:pic xmlns:pic="http://schemas.openxmlformats.org/drawingml/2006/picture">
                   <pic:nvPicPr>
-                    <pic:cNvPr id="1072239913" name=""/>
+                    <pic:cNvPr id="200949762" name=""/>
                     <pic:cNvPicPr/>
                   </pic:nvPicPr>
                   <pic:blipFill>
@@ -734,10 +734,10 @@
           <w:noProof/>
         </w:rPr>
         <w:drawing>
-          <wp:inline distT="0" distB="0" distL="0" distR="0" wp14:anchorId="213EB268" wp14:editId="4B3F7E78">
+          <wp:inline distT="0" distB="0" distL="0" distR="0" wp14:anchorId="733C66C5" wp14:editId="07B72630">
             <wp:extent cx="446690" cy="4318000"/>
             <wp:effectExtent l="0" t="0" r="0" b="6350"/>
-            <wp:docPr id="1646859643" name="Picture 6"/>
+            <wp:docPr id="1661035409" name="Picture 6"/>
             <wp:cNvGraphicFramePr>
               <a:graphicFrameLocks xmlns:a="http://schemas.openxmlformats.org/drawingml/2006/main" noChangeAspect="1"/>
             </wp:cNvGraphicFramePr>
@@ -745,7 +745,7 @@
               <a:graphicData uri="http://schemas.openxmlformats.org/drawingml/2006/picture">
                 <pic:pic xmlns:pic="http://schemas.openxmlformats.org/drawingml/2006/picture">
                   <pic:nvPicPr>
-                    <pic:cNvPr id="1646859643" name=""/>
+                    <pic:cNvPr id="1661035409" name=""/>
                     <pic:cNvPicPr/>
                   </pic:nvPicPr>
                   <pic:blipFill>
@@ -979,10 +979,10 @@
           <w:noProof/>
         </w:rPr>
         <w:drawing>
-          <wp:inline distT="0" distB="0" distL="0" distR="0" wp14:anchorId="757EE240" wp14:editId="14F653AD">
+          <wp:inline distT="0" distB="0" distL="0" distR="0" wp14:anchorId="41107D60" wp14:editId="6601F864">
             <wp:extent cx="5274310" cy="417195"/>
             <wp:effectExtent l="0" t="0" r="2540" b="1905"/>
-            <wp:docPr id="75782234" name="Picture 7"/>
+            <wp:docPr id="2058751880" name="Picture 7"/>
             <wp:cNvGraphicFramePr>
               <a:graphicFrameLocks xmlns:a="http://schemas.openxmlformats.org/drawingml/2006/main" noChangeAspect="1"/>
             </wp:cNvGraphicFramePr>
@@ -990,7 +990,7 @@
               <a:graphicData uri="http://schemas.openxmlformats.org/drawingml/2006/picture">
                 <pic:pic xmlns:pic="http://schemas.openxmlformats.org/drawingml/2006/picture">
                   <pic:nvPicPr>
-                    <pic:cNvPr id="75782234" name=""/>
+                    <pic:cNvPr id="2058751880" name=""/>
                     <pic:cNvPicPr/>
                   </pic:nvPicPr>
                   <pic:blipFill>
@@ -1286,10 +1286,10 @@
           <w:noProof/>
         </w:rPr>
         <w:drawing>
-          <wp:inline distT="0" distB="0" distL="0" distR="0" wp14:anchorId="29E211A3" wp14:editId="27F24964">
+          <wp:inline distT="0" distB="0" distL="0" distR="0" wp14:anchorId="1AC76095" wp14:editId="35E67ACE">
             <wp:extent cx="5274310" cy="502920"/>
             <wp:effectExtent l="0" t="0" r="2540" b="0"/>
-            <wp:docPr id="1137077154" name="Picture 8"/>
+            <wp:docPr id="1098609057" name="Picture 8"/>
             <wp:cNvGraphicFramePr>
               <a:graphicFrameLocks xmlns:a="http://schemas.openxmlformats.org/drawingml/2006/main" noChangeAspect="1"/>
             </wp:cNvGraphicFramePr>
@@ -1297,7 +1297,7 @@
               <a:graphicData uri="http://schemas.openxmlformats.org/drawingml/2006/picture">
                 <pic:pic xmlns:pic="http://schemas.openxmlformats.org/drawingml/2006/picture">
                   <pic:nvPicPr>
-                    <pic:cNvPr id="1137077154" name=""/>
+                    <pic:cNvPr id="1098609057" name=""/>
                     <pic:cNvPicPr/>
                   </pic:nvPicPr>
                   <pic:blipFill>
@@ -1574,10 +1574,10 @@
           <w:noProof/>
         </w:rPr>
         <w:drawing>
-          <wp:inline distT="0" distB="0" distL="0" distR="0" wp14:anchorId="19929D43" wp14:editId="6746F357">
+          <wp:inline distT="0" distB="0" distL="0" distR="0" wp14:anchorId="170888E5" wp14:editId="720B486D">
             <wp:extent cx="5274310" cy="763905"/>
             <wp:effectExtent l="0" t="0" r="2540" b="0"/>
-            <wp:docPr id="845917119" name="Picture 9"/>
+            <wp:docPr id="2052875743" name="Picture 9"/>
             <wp:cNvGraphicFramePr>
               <a:graphicFrameLocks xmlns:a="http://schemas.openxmlformats.org/drawingml/2006/main" noChangeAspect="1"/>
             </wp:cNvGraphicFramePr>
@@ -1585,7 +1585,7 @@
               <a:graphicData uri="http://schemas.openxmlformats.org/drawingml/2006/picture">
                 <pic:pic xmlns:pic="http://schemas.openxmlformats.org/drawingml/2006/picture">
                   <pic:nvPicPr>
-                    <pic:cNvPr id="845917119" name=""/>
+                    <pic:cNvPr id="2052875743" name=""/>
                     <pic:cNvPicPr/>
                   </pic:nvPicPr>
                   <pic:blipFill>
@@ -1662,10 +1662,10 @@
         </w:rPr>
         <w:lastRenderedPageBreak/>
         <w:drawing>
-          <wp:inline distT="0" distB="0" distL="0" distR="0" wp14:anchorId="1B4BAFE5" wp14:editId="38A32ECB">
+          <wp:inline distT="0" distB="0" distL="0" distR="0" wp14:anchorId="53B3F312" wp14:editId="08FD21ED">
             <wp:extent cx="5274310" cy="1386205"/>
             <wp:effectExtent l="0" t="0" r="2540" b="4445"/>
-            <wp:docPr id="976995433" name="Picture 10"/>
+            <wp:docPr id="2371579" name="Picture 10"/>
             <wp:cNvGraphicFramePr>
               <a:graphicFrameLocks xmlns:a="http://schemas.openxmlformats.org/drawingml/2006/main" noChangeAspect="1"/>
             </wp:cNvGraphicFramePr>
@@ -1673,7 +1673,7 @@
               <a:graphicData uri="http://schemas.openxmlformats.org/drawingml/2006/picture">
                 <pic:pic xmlns:pic="http://schemas.openxmlformats.org/drawingml/2006/picture">
                   <pic:nvPicPr>
-                    <pic:cNvPr id="976995433" name=""/>
+                    <pic:cNvPr id="2371579" name=""/>
                     <pic:cNvPicPr/>
                   </pic:nvPicPr>
                   <pic:blipFill>
@@ -1745,10 +1745,10 @@
         </w:rPr>
         <w:lastRenderedPageBreak/>
         <w:drawing>
-          <wp:inline distT="0" distB="0" distL="0" distR="0" wp14:anchorId="66B98788" wp14:editId="3B800095">
+          <wp:inline distT="0" distB="0" distL="0" distR="0" wp14:anchorId="01DF192F" wp14:editId="2DEA1A3B">
             <wp:extent cx="5274310" cy="3340100"/>
             <wp:effectExtent l="0" t="0" r="2540" b="0"/>
-            <wp:docPr id="1770171144" name="Picture 11"/>
+            <wp:docPr id="972634062" name="Picture 11"/>
             <wp:cNvGraphicFramePr>
               <a:graphicFrameLocks xmlns:a="http://schemas.openxmlformats.org/drawingml/2006/main" noChangeAspect="1"/>
             </wp:cNvGraphicFramePr>
@@ -1756,7 +1756,7 @@
               <a:graphicData uri="http://schemas.openxmlformats.org/drawingml/2006/picture">
                 <pic:pic xmlns:pic="http://schemas.openxmlformats.org/drawingml/2006/picture">
                   <pic:nvPicPr>
-                    <pic:cNvPr id="1770171144" name=""/>
+                    <pic:cNvPr id="972634062" name=""/>
                     <pic:cNvPicPr/>
                   </pic:nvPicPr>
                   <pic:blipFill>
@@ -1858,7 +1858,7 @@
     <w:p>
       <w:r>
         <w:lastRenderedPageBreak/>
-        <w:t>Performance mode plays a performance: a saved list of up to eight full presets, stored as a .muPerformance file in the Performances folder inside your content folder. Creating and editing performances inside the app is not available yet. To choose one, open the Preset Browser and click Performances, then pick the file.</w:t>
+        <w:t>Performance mode plays a performance: a saved list of up to eight full presets, stored as a .muPerformance file in the Performances folder inside your content folder. You make, edit and choose performances in the Performance chooser.</w:t>
       </w:r>
     </w:p>
     <w:p>
@@ -1866,12 +1866,86 @@
         <w:pStyle w:val="Heading3"/>
       </w:pPr>
       <w:r>
+        <w:t>The Performance Chooser</w:t>
+      </w:r>
+    </w:p>
+    <w:p>
+      <w:r>
+        <w:t>Open the chooser from the Performances button in the footer of the Preset Browser, or by clicking the Perf button (or pressing Ctrl+P) when no performance has been chosen yet. You can only open it while Performance mode is off.</w:t>
+      </w:r>
+    </w:p>
+    <w:p>
+      <w:pPr>
+        <w:pStyle w:val="ListBullet"/>
+      </w:pPr>
+      <w:r>
+        <w:t>On the left is the list of your saved performances. Click one to open it. The list scrolls.</w:t>
+      </w:r>
+    </w:p>
+    <w:p>
+      <w:pPr>
+        <w:pStyle w:val="ListBullet"/>
+      </w:pPr>
+      <w:r>
+        <w:t>On the right are the eight places in the performance. Each row shows its number, the preset name, which product the preset is for, and buttons. An empty row has a + Preset button. A filled row has Replace, Up, Down and Remove: Replace picks a different preset, Up and Down move the preset in the order, and Remove empties the place.</w:t>
+      </w:r>
+    </w:p>
+    <w:p>
+      <w:pPr>
+        <w:pStyle w:val="ListBullet"/>
+      </w:pPr>
+      <w:r>
+        <w:t>A preset whose file can no longer be found stays in its place with a red lamp and the word missing. Replace it or remove it.</w:t>
+      </w:r>
+    </w:p>
+    <w:p>
+      <w:pPr>
+        <w:pStyle w:val="ListBullet"/>
+      </w:pPr>
+      <w:r>
+        <w:t>New starts an empty performance. Save stores the performance under a name and an optional description. Rename changes its name. Delete removes the saved file after asking you to confirm. Saving under the name of another performance asks before it overwrites.</w:t>
+      </w:r>
+    </w:p>
+    <w:p>
+      <w:pPr>
+        <w:pStyle w:val="ListBullet"/>
+      </w:pPr>
+      <w:r>
+        <w:t>Use makes this performance the one that Performance mode plays, then closes the chooser. It does not change the preset that is playing now. If the performance is new or has changes you have not saved, Use saves it first (a new one asks for a name). Use is unavailable while the performance has no presets.</w:t>
+      </w:r>
+    </w:p>
+    <w:p>
+      <w:pPr>
+        <w:pStyle w:val="ListBullet"/>
+      </w:pPr>
+      <w:r>
+        <w:t>While you have unsaved changes the title shows the name followed by (unsaved). Closing the chooser, clicking New, or opening another saved performance then asks Discard unsaved changes? Choose Discard to lose the changes, or cancel to keep working.</w:t>
+      </w:r>
+    </w:p>
+    <w:p>
+      <w:r>
+        <w:t>To fill a place, click + Preset or Replace. The Preset Browser opens in pick mode: its Load button reads Pick, and the Performances button is hidden. Select a preset and click Pick (or double-click it) to put it in the place and return to the chooser with your other edits kept. Close returns to the chooser without picking. The browser lists presets for this product only.</w:t>
+      </w:r>
+    </w:p>
+    <w:p>
+      <w:r>
+        <w:rPr>
+          <w:i/>
+        </w:rPr>
+        <w:t>[Screenshot: Performance chooser: saved performances on the left, the eight place rows on the right, and the New, Save, Rename, Delete and Use buttons.]</w:t>
+      </w:r>
+    </w:p>
+    <w:p>
+      <w:pPr>
+        <w:pStyle w:val="Heading3"/>
+      </w:pPr>
+      <w:r>
         <w:t>Entering</w:t>
       </w:r>
     </w:p>
     <w:p>
       <w:r>
-        <w:t>Click the Perf button (or press Ctrl+P). The preset that is playing carries on. Any open window, such as the Preset Browser, Mixer or Settings, closes without saving. If no performance has been chosen yet, the status bar says Choose a performance first and the mode stays off.</w:t>
+        <w:t>Click the Perf button (or press Ctrl+P). The preset that is playing carries on. Any open window, such as the Preset Browser, Mixer or Settings, closes without saving. If no performance has been chosen yet, the Performance chooser opens instead and the mode stays off.</w:t>
       </w:r>
     </w:p>
     <w:p>
@@ -1879,6 +1953,7 @@
         <w:pStyle w:val="Heading3"/>
       </w:pPr>
       <w:r>
+        <w:lastRenderedPageBreak/>
         <w:t>What You See</w:t>
       </w:r>
     </w:p>
@@ -1974,36 +2049,36 @@
         <w:pStyle w:val="ListBullet"/>
       </w:pPr>
       <w:r>
+        <w:t>Display, Size — Medium or Large window. Reopen the app for the label fonts to rescale fully.</w:t>
+      </w:r>
+    </w:p>
+    <w:p>
+      <w:pPr>
+        <w:pStyle w:val="ListBullet"/>
+      </w:pPr>
+      <w:r>
+        <w:t>Transport, Tempo — internal clock, 20.0 to 300.0 BPM with one decimal, also editable from the transport BPM field</w:t>
+      </w:r>
+    </w:p>
+    <w:p>
+      <w:pPr>
+        <w:pStyle w:val="ListBullet"/>
+      </w:pPr>
+      <w:r>
+        <w:t>Time Signature (standalone) — in Settings under General, Transport: 2/4, 3/4, 4/4, 5/4, 6/4, 7/4, 5/8, 6/8, 7/8, 9/8 or 12/8; default 4/4. It changes how the bar.beat.sixteenth Position readout counts (a beat is a quarter note in x/4 and an eighth note in x/8). Patterns still run in four-beat bars.</w:t>
+      </w:r>
+    </w:p>
+    <w:p>
+      <w:r>
+        <w:t>MIDI (right column):</w:t>
+      </w:r>
+    </w:p>
+    <w:p>
+      <w:pPr>
+        <w:pStyle w:val="ListBullet"/>
+      </w:pPr>
+      <w:r>
         <w:lastRenderedPageBreak/>
-        <w:t>Display, Size — Medium or Large window. Reopen the app for the label fonts to rescale fully.</w:t>
-      </w:r>
-    </w:p>
-    <w:p>
-      <w:pPr>
-        <w:pStyle w:val="ListBullet"/>
-      </w:pPr>
-      <w:r>
-        <w:t>Transport, Tempo — internal clock, 20.0 to 300.0 BPM with one decimal, also editable from the transport BPM field</w:t>
-      </w:r>
-    </w:p>
-    <w:p>
-      <w:pPr>
-        <w:pStyle w:val="ListBullet"/>
-      </w:pPr>
-      <w:r>
-        <w:t>Time Signature (standalone) — in Settings under General, Transport: 2/4, 3/4, 4/4, 5/4, 6/4, 7/4, 5/8, 6/8, 7/8, 9/8 or 12/8; default 4/4. It changes how the bar.beat.sixteenth Position readout counts (a beat is a quarter note in x/4 and an eighth note in x/8). Patterns still run in four-beat bars.</w:t>
-      </w:r>
-    </w:p>
-    <w:p>
-      <w:r>
-        <w:t>MIDI (right column):</w:t>
-      </w:r>
-    </w:p>
-    <w:p>
-      <w:pPr>
-        <w:pStyle w:val="ListBullet"/>
-      </w:pPr>
-      <w:r>
         <w:t>MIDI Clock, Source (standalone) — Internal, or MIDI In to follow an external MIDI clock, with a Sync Offset to compensate for audio latency (see below).</w:t>
       </w:r>
     </w:p>
@@ -2037,10 +2112,10 @@
           <w:noProof/>
         </w:rPr>
         <w:drawing>
-          <wp:inline distT="0" distB="0" distL="0" distR="0" wp14:anchorId="5F572AF9" wp14:editId="194D09DC">
+          <wp:inline distT="0" distB="0" distL="0" distR="0" wp14:anchorId="191A45D2" wp14:editId="6EF7A7B7">
             <wp:extent cx="5274310" cy="3340100"/>
             <wp:effectExtent l="0" t="0" r="2540" b="0"/>
-            <wp:docPr id="1706322717" name="Picture 12"/>
+            <wp:docPr id="1993319131" name="Picture 12"/>
             <wp:cNvGraphicFramePr>
               <a:graphicFrameLocks xmlns:a="http://schemas.openxmlformats.org/drawingml/2006/main" noChangeAspect="1"/>
             </wp:cNvGraphicFramePr>
@@ -2048,7 +2123,7 @@
               <a:graphicData uri="http://schemas.openxmlformats.org/drawingml/2006/picture">
                 <pic:pic xmlns:pic="http://schemas.openxmlformats.org/drawingml/2006/picture">
                   <pic:nvPicPr>
-                    <pic:cNvPr id="1706322717" name=""/>
+                    <pic:cNvPr id="1993319131" name=""/>
                     <pic:cNvPicPr/>
                   </pic:nvPicPr>
                   <pic:blipFill>
@@ -2506,7 +2581,7 @@
   <w:abstractNum w:abstractNumId="0" w15:restartNumberingAfterBreak="0">
     <w:nsid w:val="FFFFFF89"/>
     <w:multiLevelType w:val="singleLevel"/>
-    <w:tmpl w:val="C80C0C5E"/>
+    <w:tmpl w:val="3FE46F72"/>
     <w:lvl w:ilvl="0">
       <w:start w:val="1"/>
       <w:numFmt w:val="bullet"/>
@@ -2524,7 +2599,7 @@
       </w:rPr>
     </w:lvl>
   </w:abstractNum>
-  <w:num w:numId="1" w16cid:durableId="88892868">
+  <w:num w:numId="1" w16cid:durableId="336427787">
     <w:abstractNumId w:val="0"/>
   </w:num>
 </w:numbering>
@@ -2938,7 +3013,7 @@
     <w:link w:val="Heading1Char"/>
     <w:uiPriority w:val="9"/>
     <w:qFormat/>
-    <w:rsid w:val="002B51DE"/>
+    <w:rsid w:val="00676878"/>
     <w:pPr>
       <w:keepNext/>
       <w:keepLines/>
@@ -2960,7 +3035,7 @@
     <w:uiPriority w:val="9"/>
     <w:unhideWhenUsed/>
     <w:qFormat/>
-    <w:rsid w:val="002B51DE"/>
+    <w:rsid w:val="00676878"/>
     <w:pPr>
       <w:keepNext/>
       <w:keepLines/>
@@ -2982,7 +3057,7 @@
     <w:uiPriority w:val="9"/>
     <w:unhideWhenUsed/>
     <w:qFormat/>
-    <w:rsid w:val="002B51DE"/>
+    <w:rsid w:val="00676878"/>
     <w:pPr>
       <w:keepNext/>
       <w:keepLines/>
@@ -3005,7 +3080,7 @@
     <w:semiHidden/>
     <w:unhideWhenUsed/>
     <w:qFormat/>
-    <w:rsid w:val="002B51DE"/>
+    <w:rsid w:val="00676878"/>
     <w:pPr>
       <w:keepNext/>
       <w:keepLines/>
@@ -3028,7 +3103,7 @@
     <w:semiHidden/>
     <w:unhideWhenUsed/>
     <w:qFormat/>
-    <w:rsid w:val="002B51DE"/>
+    <w:rsid w:val="00676878"/>
     <w:pPr>
       <w:keepNext/>
       <w:keepLines/>
@@ -3049,7 +3124,7 @@
     <w:semiHidden/>
     <w:unhideWhenUsed/>
     <w:qFormat/>
-    <w:rsid w:val="002B51DE"/>
+    <w:rsid w:val="00676878"/>
     <w:pPr>
       <w:keepNext/>
       <w:keepLines/>
@@ -3072,7 +3147,7 @@
     <w:semiHidden/>
     <w:unhideWhenUsed/>
     <w:qFormat/>
-    <w:rsid w:val="002B51DE"/>
+    <w:rsid w:val="00676878"/>
     <w:pPr>
       <w:keepNext/>
       <w:keepLines/>
@@ -3093,7 +3168,7 @@
     <w:semiHidden/>
     <w:unhideWhenUsed/>
     <w:qFormat/>
-    <w:rsid w:val="002B51DE"/>
+    <w:rsid w:val="00676878"/>
     <w:pPr>
       <w:keepNext/>
       <w:keepLines/>
@@ -3116,7 +3191,7 @@
     <w:semiHidden/>
     <w:unhideWhenUsed/>
     <w:qFormat/>
-    <w:rsid w:val="002B51DE"/>
+    <w:rsid w:val="00676878"/>
     <w:pPr>
       <w:keepNext/>
       <w:keepLines/>
@@ -3160,7 +3235,7 @@
     <w:basedOn w:val="DefaultParagraphFont"/>
     <w:link w:val="Heading1"/>
     <w:uiPriority w:val="9"/>
-    <w:rsid w:val="002B51DE"/>
+    <w:rsid w:val="00676878"/>
     <w:rPr>
       <w:rFonts w:asciiTheme="majorHAnsi" w:eastAsiaTheme="majorEastAsia" w:hAnsiTheme="majorHAnsi" w:cstheme="majorBidi"/>
       <w:color w:val="0F4761" w:themeColor="accent1" w:themeShade="BF"/>
@@ -3173,7 +3248,7 @@
     <w:basedOn w:val="DefaultParagraphFont"/>
     <w:link w:val="Heading2"/>
     <w:uiPriority w:val="9"/>
-    <w:rsid w:val="002B51DE"/>
+    <w:rsid w:val="00676878"/>
     <w:rPr>
       <w:rFonts w:asciiTheme="majorHAnsi" w:eastAsiaTheme="majorEastAsia" w:hAnsiTheme="majorHAnsi" w:cstheme="majorBidi"/>
       <w:color w:val="0F4761" w:themeColor="accent1" w:themeShade="BF"/>
@@ -3186,7 +3261,7 @@
     <w:basedOn w:val="DefaultParagraphFont"/>
     <w:link w:val="Heading3"/>
     <w:uiPriority w:val="9"/>
-    <w:rsid w:val="002B51DE"/>
+    <w:rsid w:val="00676878"/>
     <w:rPr>
       <w:rFonts w:eastAsiaTheme="majorEastAsia" w:cstheme="majorBidi"/>
       <w:color w:val="0F4761" w:themeColor="accent1" w:themeShade="BF"/>
@@ -3200,7 +3275,7 @@
     <w:link w:val="Heading4"/>
     <w:uiPriority w:val="9"/>
     <w:semiHidden/>
-    <w:rsid w:val="002B51DE"/>
+    <w:rsid w:val="00676878"/>
     <w:rPr>
       <w:rFonts w:eastAsiaTheme="majorEastAsia" w:cstheme="majorBidi"/>
       <w:i/>
@@ -3214,7 +3289,7 @@
     <w:link w:val="Heading5"/>
     <w:uiPriority w:val="9"/>
     <w:semiHidden/>
-    <w:rsid w:val="002B51DE"/>
+    <w:rsid w:val="00676878"/>
     <w:rPr>
       <w:rFonts w:eastAsiaTheme="majorEastAsia" w:cstheme="majorBidi"/>
       <w:color w:val="0F4761" w:themeColor="accent1" w:themeShade="BF"/>
@@ -3226,7 +3301,7 @@
     <w:link w:val="Heading6"/>
     <w:uiPriority w:val="9"/>
     <w:semiHidden/>
-    <w:rsid w:val="002B51DE"/>
+    <w:rsid w:val="00676878"/>
     <w:rPr>
       <w:rFonts w:eastAsiaTheme="majorEastAsia" w:cstheme="majorBidi"/>
       <w:i/>
@@ -3240,7 +3315,7 @@
     <w:link w:val="Heading7"/>
     <w:uiPriority w:val="9"/>
     <w:semiHidden/>
-    <w:rsid w:val="002B51DE"/>
+    <w:rsid w:val="00676878"/>
     <w:rPr>
       <w:rFonts w:eastAsiaTheme="majorEastAsia" w:cstheme="majorBidi"/>
       <w:color w:val="595959" w:themeColor="text1" w:themeTint="A6"/>
@@ -3252,7 +3327,7 @@
     <w:link w:val="Heading8"/>
     <w:uiPriority w:val="9"/>
     <w:semiHidden/>
-    <w:rsid w:val="002B51DE"/>
+    <w:rsid w:val="00676878"/>
     <w:rPr>
       <w:rFonts w:eastAsiaTheme="majorEastAsia" w:cstheme="majorBidi"/>
       <w:i/>
@@ -3266,7 +3341,7 @@
     <w:link w:val="Heading9"/>
     <w:uiPriority w:val="9"/>
     <w:semiHidden/>
-    <w:rsid w:val="002B51DE"/>
+    <w:rsid w:val="00676878"/>
     <w:rPr>
       <w:rFonts w:eastAsiaTheme="majorEastAsia" w:cstheme="majorBidi"/>
       <w:color w:val="272727" w:themeColor="text1" w:themeTint="D8"/>
@@ -3279,7 +3354,7 @@
     <w:link w:val="TitleChar"/>
     <w:uiPriority w:val="10"/>
     <w:qFormat/>
-    <w:rsid w:val="002B51DE"/>
+    <w:rsid w:val="00676878"/>
     <w:pPr>
       <w:spacing w:after="80" w:line="240" w:lineRule="auto"/>
       <w:contextualSpacing/>
@@ -3297,7 +3372,7 @@
     <w:basedOn w:val="DefaultParagraphFont"/>
     <w:link w:val="Title"/>
     <w:uiPriority w:val="10"/>
-    <w:rsid w:val="002B51DE"/>
+    <w:rsid w:val="00676878"/>
     <w:rPr>
       <w:rFonts w:asciiTheme="majorHAnsi" w:eastAsiaTheme="majorEastAsia" w:hAnsiTheme="majorHAnsi" w:cstheme="majorBidi"/>
       <w:spacing w:val="-10"/>
@@ -3313,7 +3388,7 @@
     <w:link w:val="SubtitleChar"/>
     <w:uiPriority w:val="11"/>
     <w:qFormat/>
-    <w:rsid w:val="002B51DE"/>
+    <w:rsid w:val="00676878"/>
     <w:pPr>
       <w:numPr>
         <w:ilvl w:val="1"/>
@@ -3332,7 +3407,7 @@
     <w:basedOn w:val="DefaultParagraphFont"/>
     <w:link w:val="Subtitle"/>
     <w:uiPriority w:val="11"/>
-    <w:rsid w:val="002B51DE"/>
+    <w:rsid w:val="00676878"/>
     <w:rPr>
       <w:rFonts w:eastAsiaTheme="majorEastAsia" w:cstheme="majorBidi"/>
       <w:color w:val="595959" w:themeColor="text1" w:themeTint="A6"/>
@@ -3348,7 +3423,7 @@
     <w:link w:val="QuoteChar"/>
     <w:uiPriority w:val="29"/>
     <w:qFormat/>
-    <w:rsid w:val="002B51DE"/>
+    <w:rsid w:val="00676878"/>
     <w:pPr>
       <w:spacing w:before="160"/>
       <w:jc w:val="center"/>
@@ -3364,7 +3439,7 @@
     <w:basedOn w:val="DefaultParagraphFont"/>
     <w:link w:val="Quote"/>
     <w:uiPriority w:val="29"/>
-    <w:rsid w:val="002B51DE"/>
+    <w:rsid w:val="00676878"/>
     <w:rPr>
       <w:i/>
       <w:iCs/>
@@ -3376,7 +3451,7 @@
     <w:basedOn w:val="Normal"/>
     <w:uiPriority w:val="34"/>
     <w:qFormat/>
-    <w:rsid w:val="002B51DE"/>
+    <w:rsid w:val="00676878"/>
     <w:pPr>
       <w:ind w:left="720"/>
       <w:contextualSpacing/>
@@ -3387,7 +3462,7 @@
     <w:basedOn w:val="DefaultParagraphFont"/>
     <w:uiPriority w:val="21"/>
     <w:qFormat/>
-    <w:rsid w:val="002B51DE"/>
+    <w:rsid w:val="00676878"/>
     <w:rPr>
       <w:i/>
       <w:iCs/>
@@ -3401,7 +3476,7 @@
     <w:link w:val="IntenseQuoteChar"/>
     <w:uiPriority w:val="30"/>
     <w:qFormat/>
-    <w:rsid w:val="002B51DE"/>
+    <w:rsid w:val="00676878"/>
     <w:pPr>
       <w:pBdr>
         <w:top w:val="single" w:sz="4" w:space="10" w:color="0F4761" w:themeColor="accent1" w:themeShade="BF"/>
@@ -3422,7 +3497,7 @@
     <w:basedOn w:val="DefaultParagraphFont"/>
     <w:link w:val="IntenseQuote"/>
     <w:uiPriority w:val="30"/>
-    <w:rsid w:val="002B51DE"/>
+    <w:rsid w:val="00676878"/>
     <w:rPr>
       <w:i/>
       <w:iCs/>
@@ -3434,7 +3509,7 @@
     <w:basedOn w:val="DefaultParagraphFont"/>
     <w:uiPriority w:val="32"/>
     <w:qFormat/>
-    <w:rsid w:val="002B51DE"/>
+    <w:rsid w:val="00676878"/>
     <w:rPr>
       <w:b/>
       <w:bCs/>
@@ -3448,7 +3523,7 @@
     <w:basedOn w:val="Normal"/>
     <w:uiPriority w:val="99"/>
     <w:unhideWhenUsed/>
-    <w:rsid w:val="002B51DE"/>
+    <w:rsid w:val="00676878"/>
     <w:pPr>
       <w:numPr>
         <w:numId w:val="1"/>

--- a/docs/mu-tant/mu-Tant User Manual.docx
+++ b/docs/mu-tant/mu-Tant User Manual.docx
@@ -89,10 +89,10 @@
           <w:noProof/>
         </w:rPr>
         <w:drawing>
-          <wp:inline distT="0" distB="0" distL="0" distR="0" wp14:anchorId="0F868A88" wp14:editId="4D203AC5">
+          <wp:inline distT="0" distB="0" distL="0" distR="0" wp14:anchorId="513559D5" wp14:editId="18BBDE95">
             <wp:extent cx="5274310" cy="3340100"/>
             <wp:effectExtent l="0" t="0" r="2540" b="0"/>
-            <wp:docPr id="1843039366" name="Picture 1"/>
+            <wp:docPr id="2069079095" name="Picture 1"/>
             <wp:cNvGraphicFramePr>
               <a:graphicFrameLocks xmlns:a="http://schemas.openxmlformats.org/drawingml/2006/main" noChangeAspect="1"/>
             </wp:cNvGraphicFramePr>
@@ -100,7 +100,7 @@
               <a:graphicData uri="http://schemas.openxmlformats.org/drawingml/2006/picture">
                 <pic:pic xmlns:pic="http://schemas.openxmlformats.org/drawingml/2006/picture">
                   <pic:nvPicPr>
-                    <pic:cNvPr id="1843039366" name=""/>
+                    <pic:cNvPr id="2069079095" name=""/>
                     <pic:cNvPicPr/>
                   </pic:nvPicPr>
                   <pic:blipFill>
@@ -279,7 +279,7 @@
     </w:p>
     <w:p>
       <w:r>
-        <w:t>Tick 'Don't show this again' to stop the window appearing. You can still support mu-Tant at any time from the Support link at the right of the status bar, or from the Support button in the About panel.</w:t>
+        <w:t>The window cannot be switched off for good. You can support mu-Tant at any time from the Support link at the right of the status bar, or from the Support button in the About panel.</w:t>
       </w:r>
     </w:p>
     <w:p>
@@ -297,10 +297,10 @@
           <w:noProof/>
         </w:rPr>
         <w:drawing>
-          <wp:inline distT="0" distB="0" distL="0" distR="0" wp14:anchorId="4FFDBEAD" wp14:editId="30692795">
+          <wp:inline distT="0" distB="0" distL="0" distR="0" wp14:anchorId="7D95B1B3" wp14:editId="6833727C">
             <wp:extent cx="5274310" cy="3340100"/>
             <wp:effectExtent l="0" t="0" r="2540" b="0"/>
-            <wp:docPr id="1718981402" name="Picture 2"/>
+            <wp:docPr id="2091058383" name="Picture 2"/>
             <wp:cNvGraphicFramePr>
               <a:graphicFrameLocks xmlns:a="http://schemas.openxmlformats.org/drawingml/2006/main" noChangeAspect="1"/>
             </wp:cNvGraphicFramePr>
@@ -308,7 +308,7 @@
               <a:graphicData uri="http://schemas.openxmlformats.org/drawingml/2006/picture">
                 <pic:pic xmlns:pic="http://schemas.openxmlformats.org/drawingml/2006/picture">
                   <pic:nvPicPr>
-                    <pic:cNvPr id="1718981402" name=""/>
+                    <pic:cNvPr id="2091058383" name=""/>
                     <pic:cNvPicPr/>
                   </pic:nvPicPr>
                   <pic:blipFill>
@@ -344,7 +344,7 @@
         <w:rPr>
           <w:i/>
         </w:rPr>
-        <w:t>Support mu-Tant window with its three buttons and the Don't show this again tick box.</w:t>
+        <w:t>Support mu-Tant window with its three buttons.</w:t>
       </w:r>
     </w:p>
     <w:p>
@@ -356,10 +356,10 @@
           <w:noProof/>
         </w:rPr>
         <w:drawing>
-          <wp:inline distT="0" distB="0" distL="0" distR="0" wp14:anchorId="09D189E6" wp14:editId="1D61275D">
+          <wp:inline distT="0" distB="0" distL="0" distR="0" wp14:anchorId="794911A6" wp14:editId="72C5FDB2">
             <wp:extent cx="4001058" cy="3048425"/>
             <wp:effectExtent l="0" t="0" r="0" b="0"/>
-            <wp:docPr id="816774939" name="Picture 3"/>
+            <wp:docPr id="166638928" name="Picture 3"/>
             <wp:cNvGraphicFramePr>
               <a:graphicFrameLocks xmlns:a="http://schemas.openxmlformats.org/drawingml/2006/main" noChangeAspect="1"/>
             </wp:cNvGraphicFramePr>
@@ -367,7 +367,7 @@
               <a:graphicData uri="http://schemas.openxmlformats.org/drawingml/2006/picture">
                 <pic:pic xmlns:pic="http://schemas.openxmlformats.org/drawingml/2006/picture">
                   <pic:nvPicPr>
-                    <pic:cNvPr id="816774939" name=""/>
+                    <pic:cNvPr id="166638928" name=""/>
                     <pic:cNvPicPr/>
                   </pic:nvPicPr>
                   <pic:blipFill>
@@ -474,10 +474,10 @@
           <w:noProof/>
         </w:rPr>
         <w:drawing>
-          <wp:inline distT="0" distB="0" distL="0" distR="0" wp14:anchorId="76000027" wp14:editId="2C46BA63">
+          <wp:inline distT="0" distB="0" distL="0" distR="0" wp14:anchorId="1CFA881C" wp14:editId="72B6C1BD">
             <wp:extent cx="5274310" cy="3340100"/>
             <wp:effectExtent l="0" t="0" r="2540" b="0"/>
-            <wp:docPr id="833239532" name="Picture 4"/>
+            <wp:docPr id="769767554" name="Picture 4"/>
             <wp:cNvGraphicFramePr>
               <a:graphicFrameLocks xmlns:a="http://schemas.openxmlformats.org/drawingml/2006/main" noChangeAspect="1"/>
             </wp:cNvGraphicFramePr>
@@ -485,7 +485,7 @@
               <a:graphicData uri="http://schemas.openxmlformats.org/drawingml/2006/picture">
                 <pic:pic xmlns:pic="http://schemas.openxmlformats.org/drawingml/2006/picture">
                   <pic:nvPicPr>
-                    <pic:cNvPr id="833239532" name=""/>
+                    <pic:cNvPr id="769767554" name=""/>
                     <pic:cNvPicPr/>
                   </pic:nvPicPr>
                   <pic:blipFill>
@@ -652,10 +652,10 @@
           <w:noProof/>
         </w:rPr>
         <w:drawing>
-          <wp:inline distT="0" distB="0" distL="0" distR="0" wp14:anchorId="377F578A" wp14:editId="74A30012">
+          <wp:inline distT="0" distB="0" distL="0" distR="0" wp14:anchorId="5AD748BC" wp14:editId="116BE181">
             <wp:extent cx="5274310" cy="126365"/>
             <wp:effectExtent l="0" t="0" r="2540" b="6985"/>
-            <wp:docPr id="200949762" name="Picture 5"/>
+            <wp:docPr id="584395599" name="Picture 5"/>
             <wp:cNvGraphicFramePr>
               <a:graphicFrameLocks xmlns:a="http://schemas.openxmlformats.org/drawingml/2006/main" noChangeAspect="1"/>
             </wp:cNvGraphicFramePr>
@@ -663,7 +663,7 @@
               <a:graphicData uri="http://schemas.openxmlformats.org/drawingml/2006/picture">
                 <pic:pic xmlns:pic="http://schemas.openxmlformats.org/drawingml/2006/picture">
                   <pic:nvPicPr>
-                    <pic:cNvPr id="200949762" name=""/>
+                    <pic:cNvPr id="584395599" name=""/>
                     <pic:cNvPicPr/>
                   </pic:nvPicPr>
                   <pic:blipFill>
@@ -734,10 +734,10 @@
           <w:noProof/>
         </w:rPr>
         <w:drawing>
-          <wp:inline distT="0" distB="0" distL="0" distR="0" wp14:anchorId="733C66C5" wp14:editId="07B72630">
+          <wp:inline distT="0" distB="0" distL="0" distR="0" wp14:anchorId="11F0A766" wp14:editId="55030CA1">
             <wp:extent cx="446690" cy="4318000"/>
             <wp:effectExtent l="0" t="0" r="0" b="6350"/>
-            <wp:docPr id="1661035409" name="Picture 6"/>
+            <wp:docPr id="1869576954" name="Picture 6"/>
             <wp:cNvGraphicFramePr>
               <a:graphicFrameLocks xmlns:a="http://schemas.openxmlformats.org/drawingml/2006/main" noChangeAspect="1"/>
             </wp:cNvGraphicFramePr>
@@ -745,7 +745,7 @@
               <a:graphicData uri="http://schemas.openxmlformats.org/drawingml/2006/picture">
                 <pic:pic xmlns:pic="http://schemas.openxmlformats.org/drawingml/2006/picture">
                   <pic:nvPicPr>
-                    <pic:cNvPr id="1661035409" name=""/>
+                    <pic:cNvPr id="1869576954" name=""/>
                     <pic:cNvPicPr/>
                   </pic:nvPicPr>
                   <pic:blipFill>
@@ -979,10 +979,10 @@
           <w:noProof/>
         </w:rPr>
         <w:drawing>
-          <wp:inline distT="0" distB="0" distL="0" distR="0" wp14:anchorId="41107D60" wp14:editId="6601F864">
+          <wp:inline distT="0" distB="0" distL="0" distR="0" wp14:anchorId="4AB01F50" wp14:editId="73C2C0D0">
             <wp:extent cx="5274310" cy="417195"/>
             <wp:effectExtent l="0" t="0" r="2540" b="1905"/>
-            <wp:docPr id="2058751880" name="Picture 7"/>
+            <wp:docPr id="105592821" name="Picture 7"/>
             <wp:cNvGraphicFramePr>
               <a:graphicFrameLocks xmlns:a="http://schemas.openxmlformats.org/drawingml/2006/main" noChangeAspect="1"/>
             </wp:cNvGraphicFramePr>
@@ -990,7 +990,7 @@
               <a:graphicData uri="http://schemas.openxmlformats.org/drawingml/2006/picture">
                 <pic:pic xmlns:pic="http://schemas.openxmlformats.org/drawingml/2006/picture">
                   <pic:nvPicPr>
-                    <pic:cNvPr id="2058751880" name=""/>
+                    <pic:cNvPr id="105592821" name=""/>
                     <pic:cNvPicPr/>
                   </pic:nvPicPr>
                   <pic:blipFill>
@@ -1286,10 +1286,10 @@
           <w:noProof/>
         </w:rPr>
         <w:drawing>
-          <wp:inline distT="0" distB="0" distL="0" distR="0" wp14:anchorId="1AC76095" wp14:editId="35E67ACE">
+          <wp:inline distT="0" distB="0" distL="0" distR="0" wp14:anchorId="15626104" wp14:editId="259F851F">
             <wp:extent cx="5274310" cy="502920"/>
             <wp:effectExtent l="0" t="0" r="2540" b="0"/>
-            <wp:docPr id="1098609057" name="Picture 8"/>
+            <wp:docPr id="835481305" name="Picture 8"/>
             <wp:cNvGraphicFramePr>
               <a:graphicFrameLocks xmlns:a="http://schemas.openxmlformats.org/drawingml/2006/main" noChangeAspect="1"/>
             </wp:cNvGraphicFramePr>
@@ -1297,7 +1297,7 @@
               <a:graphicData uri="http://schemas.openxmlformats.org/drawingml/2006/picture">
                 <pic:pic xmlns:pic="http://schemas.openxmlformats.org/drawingml/2006/picture">
                   <pic:nvPicPr>
-                    <pic:cNvPr id="1098609057" name=""/>
+                    <pic:cNvPr id="835481305" name=""/>
                     <pic:cNvPicPr/>
                   </pic:nvPicPr>
                   <pic:blipFill>
@@ -1574,10 +1574,10 @@
           <w:noProof/>
         </w:rPr>
         <w:drawing>
-          <wp:inline distT="0" distB="0" distL="0" distR="0" wp14:anchorId="170888E5" wp14:editId="720B486D">
+          <wp:inline distT="0" distB="0" distL="0" distR="0" wp14:anchorId="150933E6" wp14:editId="11F2AB3A">
             <wp:extent cx="5274310" cy="763905"/>
             <wp:effectExtent l="0" t="0" r="2540" b="0"/>
-            <wp:docPr id="2052875743" name="Picture 9"/>
+            <wp:docPr id="2017856696" name="Picture 9"/>
             <wp:cNvGraphicFramePr>
               <a:graphicFrameLocks xmlns:a="http://schemas.openxmlformats.org/drawingml/2006/main" noChangeAspect="1"/>
             </wp:cNvGraphicFramePr>
@@ -1585,7 +1585,7 @@
               <a:graphicData uri="http://schemas.openxmlformats.org/drawingml/2006/picture">
                 <pic:pic xmlns:pic="http://schemas.openxmlformats.org/drawingml/2006/picture">
                   <pic:nvPicPr>
-                    <pic:cNvPr id="2052875743" name=""/>
+                    <pic:cNvPr id="2017856696" name=""/>
                     <pic:cNvPicPr/>
                   </pic:nvPicPr>
                   <pic:blipFill>
@@ -1662,10 +1662,10 @@
         </w:rPr>
         <w:lastRenderedPageBreak/>
         <w:drawing>
-          <wp:inline distT="0" distB="0" distL="0" distR="0" wp14:anchorId="53B3F312" wp14:editId="08FD21ED">
+          <wp:inline distT="0" distB="0" distL="0" distR="0" wp14:anchorId="405CDED3" wp14:editId="58215625">
             <wp:extent cx="5274310" cy="1386205"/>
             <wp:effectExtent l="0" t="0" r="2540" b="4445"/>
-            <wp:docPr id="2371579" name="Picture 10"/>
+            <wp:docPr id="1853394773" name="Picture 10"/>
             <wp:cNvGraphicFramePr>
               <a:graphicFrameLocks xmlns:a="http://schemas.openxmlformats.org/drawingml/2006/main" noChangeAspect="1"/>
             </wp:cNvGraphicFramePr>
@@ -1673,7 +1673,7 @@
               <a:graphicData uri="http://schemas.openxmlformats.org/drawingml/2006/picture">
                 <pic:pic xmlns:pic="http://schemas.openxmlformats.org/drawingml/2006/picture">
                   <pic:nvPicPr>
-                    <pic:cNvPr id="2371579" name=""/>
+                    <pic:cNvPr id="1853394773" name=""/>
                     <pic:cNvPicPr/>
                   </pic:nvPicPr>
                   <pic:blipFill>
@@ -1745,10 +1745,10 @@
         </w:rPr>
         <w:lastRenderedPageBreak/>
         <w:drawing>
-          <wp:inline distT="0" distB="0" distL="0" distR="0" wp14:anchorId="01DF192F" wp14:editId="2DEA1A3B">
+          <wp:inline distT="0" distB="0" distL="0" distR="0" wp14:anchorId="0B8C267D" wp14:editId="36B1A55B">
             <wp:extent cx="5274310" cy="3340100"/>
             <wp:effectExtent l="0" t="0" r="2540" b="0"/>
-            <wp:docPr id="972634062" name="Picture 11"/>
+            <wp:docPr id="209041778" name="Picture 11"/>
             <wp:cNvGraphicFramePr>
               <a:graphicFrameLocks xmlns:a="http://schemas.openxmlformats.org/drawingml/2006/main" noChangeAspect="1"/>
             </wp:cNvGraphicFramePr>
@@ -1756,7 +1756,7 @@
               <a:graphicData uri="http://schemas.openxmlformats.org/drawingml/2006/picture">
                 <pic:pic xmlns:pic="http://schemas.openxmlformats.org/drawingml/2006/picture">
                   <pic:nvPicPr>
-                    <pic:cNvPr id="972634062" name=""/>
+                    <pic:cNvPr id="209041778" name=""/>
                     <pic:cNvPicPr/>
                   </pic:nvPicPr>
                   <pic:blipFill>
@@ -1871,7 +1871,7 @@
     </w:p>
     <w:p>
       <w:r>
-        <w:t>Open the chooser from the Performances button in the footer of the Preset Browser, or by clicking the Perf button (or pressing Ctrl+P) when no performance has been chosen yet. You can only open it while Performance mode is off.</w:t>
+        <w:t>Open the chooser from the Performances entry at the bottom of the preset dropdown in the Transport Bar, from the Performances button in the footer of the Preset Browser, or by clicking the Perf button (or pressing Ctrl+P) when no performance has been chosen yet. You can only open it while Performance mode is off.</w:t>
       </w:r>
     </w:p>
     <w:p>
@@ -2112,10 +2112,10 @@
           <w:noProof/>
         </w:rPr>
         <w:drawing>
-          <wp:inline distT="0" distB="0" distL="0" distR="0" wp14:anchorId="191A45D2" wp14:editId="6EF7A7B7">
+          <wp:inline distT="0" distB="0" distL="0" distR="0" wp14:anchorId="6C2F1CEF" wp14:editId="5157F728">
             <wp:extent cx="5274310" cy="3340100"/>
             <wp:effectExtent l="0" t="0" r="2540" b="0"/>
-            <wp:docPr id="1993319131" name="Picture 12"/>
+            <wp:docPr id="1811854937" name="Picture 12"/>
             <wp:cNvGraphicFramePr>
               <a:graphicFrameLocks xmlns:a="http://schemas.openxmlformats.org/drawingml/2006/main" noChangeAspect="1"/>
             </wp:cNvGraphicFramePr>
@@ -2123,7 +2123,7 @@
               <a:graphicData uri="http://schemas.openxmlformats.org/drawingml/2006/picture">
                 <pic:pic xmlns:pic="http://schemas.openxmlformats.org/drawingml/2006/picture">
                   <pic:nvPicPr>
-                    <pic:cNvPr id="1993319131" name=""/>
+                    <pic:cNvPr id="1811854937" name=""/>
                     <pic:cNvPicPr/>
                   </pic:nvPicPr>
                   <pic:blipFill>
@@ -2581,7 +2581,7 @@
   <w:abstractNum w:abstractNumId="0" w15:restartNumberingAfterBreak="0">
     <w:nsid w:val="FFFFFF89"/>
     <w:multiLevelType w:val="singleLevel"/>
-    <w:tmpl w:val="3FE46F72"/>
+    <w:tmpl w:val="41E8DC82"/>
     <w:lvl w:ilvl="0">
       <w:start w:val="1"/>
       <w:numFmt w:val="bullet"/>
@@ -2599,7 +2599,7 @@
       </w:rPr>
     </w:lvl>
   </w:abstractNum>
-  <w:num w:numId="1" w16cid:durableId="336427787">
+  <w:num w:numId="1" w16cid:durableId="429861500">
     <w:abstractNumId w:val="0"/>
   </w:num>
 </w:numbering>
@@ -3013,7 +3013,7 @@
     <w:link w:val="Heading1Char"/>
     <w:uiPriority w:val="9"/>
     <w:qFormat/>
-    <w:rsid w:val="00676878"/>
+    <w:rsid w:val="009A0591"/>
     <w:pPr>
       <w:keepNext/>
       <w:keepLines/>
@@ -3035,7 +3035,7 @@
     <w:uiPriority w:val="9"/>
     <w:unhideWhenUsed/>
     <w:qFormat/>
-    <w:rsid w:val="00676878"/>
+    <w:rsid w:val="009A0591"/>
     <w:pPr>
       <w:keepNext/>
       <w:keepLines/>
@@ -3057,7 +3057,7 @@
     <w:uiPriority w:val="9"/>
     <w:unhideWhenUsed/>
     <w:qFormat/>
-    <w:rsid w:val="00676878"/>
+    <w:rsid w:val="009A0591"/>
     <w:pPr>
       <w:keepNext/>
       <w:keepLines/>
@@ -3080,7 +3080,7 @@
     <w:semiHidden/>
     <w:unhideWhenUsed/>
     <w:qFormat/>
-    <w:rsid w:val="00676878"/>
+    <w:rsid w:val="009A0591"/>
     <w:pPr>
       <w:keepNext/>
       <w:keepLines/>
@@ -3103,7 +3103,7 @@
     <w:semiHidden/>
     <w:unhideWhenUsed/>
     <w:qFormat/>
-    <w:rsid w:val="00676878"/>
+    <w:rsid w:val="009A0591"/>
     <w:pPr>
       <w:keepNext/>
       <w:keepLines/>
@@ -3124,7 +3124,7 @@
     <w:semiHidden/>
     <w:unhideWhenUsed/>
     <w:qFormat/>
-    <w:rsid w:val="00676878"/>
+    <w:rsid w:val="009A0591"/>
     <w:pPr>
       <w:keepNext/>
       <w:keepLines/>
@@ -3147,7 +3147,7 @@
     <w:semiHidden/>
     <w:unhideWhenUsed/>
     <w:qFormat/>
-    <w:rsid w:val="00676878"/>
+    <w:rsid w:val="009A0591"/>
     <w:pPr>
       <w:keepNext/>
       <w:keepLines/>
@@ -3168,7 +3168,7 @@
     <w:semiHidden/>
     <w:unhideWhenUsed/>
     <w:qFormat/>
-    <w:rsid w:val="00676878"/>
+    <w:rsid w:val="009A0591"/>
     <w:pPr>
       <w:keepNext/>
       <w:keepLines/>
@@ -3191,7 +3191,7 @@
     <w:semiHidden/>
     <w:unhideWhenUsed/>
     <w:qFormat/>
-    <w:rsid w:val="00676878"/>
+    <w:rsid w:val="009A0591"/>
     <w:pPr>
       <w:keepNext/>
       <w:keepLines/>
@@ -3235,7 +3235,7 @@
     <w:basedOn w:val="DefaultParagraphFont"/>
     <w:link w:val="Heading1"/>
     <w:uiPriority w:val="9"/>
-    <w:rsid w:val="00676878"/>
+    <w:rsid w:val="009A0591"/>
     <w:rPr>
       <w:rFonts w:asciiTheme="majorHAnsi" w:eastAsiaTheme="majorEastAsia" w:hAnsiTheme="majorHAnsi" w:cstheme="majorBidi"/>
       <w:color w:val="0F4761" w:themeColor="accent1" w:themeShade="BF"/>
@@ -3248,7 +3248,7 @@
     <w:basedOn w:val="DefaultParagraphFont"/>
     <w:link w:val="Heading2"/>
     <w:uiPriority w:val="9"/>
-    <w:rsid w:val="00676878"/>
+    <w:rsid w:val="009A0591"/>
     <w:rPr>
       <w:rFonts w:asciiTheme="majorHAnsi" w:eastAsiaTheme="majorEastAsia" w:hAnsiTheme="majorHAnsi" w:cstheme="majorBidi"/>
       <w:color w:val="0F4761" w:themeColor="accent1" w:themeShade="BF"/>
@@ -3261,7 +3261,7 @@
     <w:basedOn w:val="DefaultParagraphFont"/>
     <w:link w:val="Heading3"/>
     <w:uiPriority w:val="9"/>
-    <w:rsid w:val="00676878"/>
+    <w:rsid w:val="009A0591"/>
     <w:rPr>
       <w:rFonts w:eastAsiaTheme="majorEastAsia" w:cstheme="majorBidi"/>
       <w:color w:val="0F4761" w:themeColor="accent1" w:themeShade="BF"/>
@@ -3275,7 +3275,7 @@
     <w:link w:val="Heading4"/>
     <w:uiPriority w:val="9"/>
     <w:semiHidden/>
-    <w:rsid w:val="00676878"/>
+    <w:rsid w:val="009A0591"/>
     <w:rPr>
       <w:rFonts w:eastAsiaTheme="majorEastAsia" w:cstheme="majorBidi"/>
       <w:i/>
@@ -3289,7 +3289,7 @@
     <w:link w:val="Heading5"/>
     <w:uiPriority w:val="9"/>
     <w:semiHidden/>
-    <w:rsid w:val="00676878"/>
+    <w:rsid w:val="009A0591"/>
     <w:rPr>
       <w:rFonts w:eastAsiaTheme="majorEastAsia" w:cstheme="majorBidi"/>
       <w:color w:val="0F4761" w:themeColor="accent1" w:themeShade="BF"/>
@@ -3301,7 +3301,7 @@
     <w:link w:val="Heading6"/>
     <w:uiPriority w:val="9"/>
     <w:semiHidden/>
-    <w:rsid w:val="00676878"/>
+    <w:rsid w:val="009A0591"/>
     <w:rPr>
       <w:rFonts w:eastAsiaTheme="majorEastAsia" w:cstheme="majorBidi"/>
       <w:i/>
@@ -3315,7 +3315,7 @@
     <w:link w:val="Heading7"/>
     <w:uiPriority w:val="9"/>
     <w:semiHidden/>
-    <w:rsid w:val="00676878"/>
+    <w:rsid w:val="009A0591"/>
     <w:rPr>
       <w:rFonts w:eastAsiaTheme="majorEastAsia" w:cstheme="majorBidi"/>
       <w:color w:val="595959" w:themeColor="text1" w:themeTint="A6"/>
@@ -3327,7 +3327,7 @@
     <w:link w:val="Heading8"/>
     <w:uiPriority w:val="9"/>
     <w:semiHidden/>
-    <w:rsid w:val="00676878"/>
+    <w:rsid w:val="009A0591"/>
     <w:rPr>
       <w:rFonts w:eastAsiaTheme="majorEastAsia" w:cstheme="majorBidi"/>
       <w:i/>
@@ -3341,7 +3341,7 @@
     <w:link w:val="Heading9"/>
     <w:uiPriority w:val="9"/>
     <w:semiHidden/>
-    <w:rsid w:val="00676878"/>
+    <w:rsid w:val="009A0591"/>
     <w:rPr>
       <w:rFonts w:eastAsiaTheme="majorEastAsia" w:cstheme="majorBidi"/>
       <w:color w:val="272727" w:themeColor="text1" w:themeTint="D8"/>
@@ -3354,7 +3354,7 @@
     <w:link w:val="TitleChar"/>
     <w:uiPriority w:val="10"/>
     <w:qFormat/>
-    <w:rsid w:val="00676878"/>
+    <w:rsid w:val="009A0591"/>
     <w:pPr>
       <w:spacing w:after="80" w:line="240" w:lineRule="auto"/>
       <w:contextualSpacing/>
@@ -3372,7 +3372,7 @@
     <w:basedOn w:val="DefaultParagraphFont"/>
     <w:link w:val="Title"/>
     <w:uiPriority w:val="10"/>
-    <w:rsid w:val="00676878"/>
+    <w:rsid w:val="009A0591"/>
     <w:rPr>
       <w:rFonts w:asciiTheme="majorHAnsi" w:eastAsiaTheme="majorEastAsia" w:hAnsiTheme="majorHAnsi" w:cstheme="majorBidi"/>
       <w:spacing w:val="-10"/>
@@ -3388,7 +3388,7 @@
     <w:link w:val="SubtitleChar"/>
     <w:uiPriority w:val="11"/>
     <w:qFormat/>
-    <w:rsid w:val="00676878"/>
+    <w:rsid w:val="009A0591"/>
     <w:pPr>
       <w:numPr>
         <w:ilvl w:val="1"/>
@@ -3407,7 +3407,7 @@
     <w:basedOn w:val="DefaultParagraphFont"/>
     <w:link w:val="Subtitle"/>
     <w:uiPriority w:val="11"/>
-    <w:rsid w:val="00676878"/>
+    <w:rsid w:val="009A0591"/>
     <w:rPr>
       <w:rFonts w:eastAsiaTheme="majorEastAsia" w:cstheme="majorBidi"/>
       <w:color w:val="595959" w:themeColor="text1" w:themeTint="A6"/>
@@ -3423,7 +3423,7 @@
     <w:link w:val="QuoteChar"/>
     <w:uiPriority w:val="29"/>
     <w:qFormat/>
-    <w:rsid w:val="00676878"/>
+    <w:rsid w:val="009A0591"/>
     <w:pPr>
       <w:spacing w:before="160"/>
       <w:jc w:val="center"/>
@@ -3439,7 +3439,7 @@
     <w:basedOn w:val="DefaultParagraphFont"/>
     <w:link w:val="Quote"/>
     <w:uiPriority w:val="29"/>
-    <w:rsid w:val="00676878"/>
+    <w:rsid w:val="009A0591"/>
     <w:rPr>
       <w:i/>
       <w:iCs/>
@@ -3451,7 +3451,7 @@
     <w:basedOn w:val="Normal"/>
     <w:uiPriority w:val="34"/>
     <w:qFormat/>
-    <w:rsid w:val="00676878"/>
+    <w:rsid w:val="009A0591"/>
     <w:pPr>
       <w:ind w:left="720"/>
       <w:contextualSpacing/>
@@ -3462,7 +3462,7 @@
     <w:basedOn w:val="DefaultParagraphFont"/>
     <w:uiPriority w:val="21"/>
     <w:qFormat/>
-    <w:rsid w:val="00676878"/>
+    <w:rsid w:val="009A0591"/>
     <w:rPr>
       <w:i/>
       <w:iCs/>
@@ -3476,7 +3476,7 @@
     <w:link w:val="IntenseQuoteChar"/>
     <w:uiPriority w:val="30"/>
     <w:qFormat/>
-    <w:rsid w:val="00676878"/>
+    <w:rsid w:val="009A0591"/>
     <w:pPr>
       <w:pBdr>
         <w:top w:val="single" w:sz="4" w:space="10" w:color="0F4761" w:themeColor="accent1" w:themeShade="BF"/>
@@ -3497,7 +3497,7 @@
     <w:basedOn w:val="DefaultParagraphFont"/>
     <w:link w:val="IntenseQuote"/>
     <w:uiPriority w:val="30"/>
-    <w:rsid w:val="00676878"/>
+    <w:rsid w:val="009A0591"/>
     <w:rPr>
       <w:i/>
       <w:iCs/>
@@ -3509,7 +3509,7 @@
     <w:basedOn w:val="DefaultParagraphFont"/>
     <w:uiPriority w:val="32"/>
     <w:qFormat/>
-    <w:rsid w:val="00676878"/>
+    <w:rsid w:val="009A0591"/>
     <w:rPr>
       <w:b/>
       <w:bCs/>
@@ -3523,7 +3523,7 @@
     <w:basedOn w:val="Normal"/>
     <w:uiPriority w:val="99"/>
     <w:unhideWhenUsed/>
-    <w:rsid w:val="00676878"/>
+    <w:rsid w:val="009A0591"/>
     <w:pPr>
       <w:numPr>
         <w:numId w:val="1"/>

--- a/docs/mu-tant/mu-Tant User Manual.docx
+++ b/docs/mu-tant/mu-Tant User Manual.docx
@@ -64,7 +64,7 @@
     </w:p>
     <w:p>
       <w:r>
-        <w:t>mu-Tant is free to use. Every feature is available to everyone: all eight voices, the full gate editor and preset saving. If you find it useful you can pay what you like to support it (see Supporting mu-Tant).</w:t>
+        <w:t>Every feature is available to everyone: all eight voices, the full gate editor and preset saving. mu-Tant is Pay What You Want: pay what you like from £0 (suggested £20), and nothing is limited either way (see Supporting mu-Tant).</w:t>
       </w:r>
     </w:p>
     <w:p>
@@ -89,10 +89,10 @@
           <w:noProof/>
         </w:rPr>
         <w:drawing>
-          <wp:inline distT="0" distB="0" distL="0" distR="0" wp14:anchorId="513559D5" wp14:editId="18BBDE95">
+          <wp:inline distT="0" distB="0" distL="0" distR="0" wp14:anchorId="74AFDE5B" wp14:editId="397239C7">
             <wp:extent cx="5274310" cy="3340100"/>
             <wp:effectExtent l="0" t="0" r="2540" b="0"/>
-            <wp:docPr id="2069079095" name="Picture 1"/>
+            <wp:docPr id="1329843583" name="Picture 1"/>
             <wp:cNvGraphicFramePr>
               <a:graphicFrameLocks xmlns:a="http://schemas.openxmlformats.org/drawingml/2006/main" noChangeAspect="1"/>
             </wp:cNvGraphicFramePr>
@@ -100,7 +100,7 @@
               <a:graphicData uri="http://schemas.openxmlformats.org/drawingml/2006/picture">
                 <pic:pic xmlns:pic="http://schemas.openxmlformats.org/drawingml/2006/picture">
                   <pic:nvPicPr>
-                    <pic:cNvPr id="2069079095" name=""/>
+                    <pic:cNvPr id="1329843583" name=""/>
                     <pic:cNvPicPr/>
                   </pic:nvPicPr>
                   <pic:blipFill>
@@ -250,23 +250,28 @@
     </w:p>
     <w:p>
       <w:r>
-        <w:t>mu-Tant is free to use and nothing is locked. If you find it useful, you can pay what you like to support it. A copy that has not been given a thank-you key shows a polite 'Support mu-Tant' window once per session, the first time you open mu-Tant after starting your DAW or the app. It has three buttons:</w:t>
-      </w:r>
-    </w:p>
-    <w:p>
-      <w:pPr>
-        <w:pStyle w:val="ListBullet"/>
-      </w:pPr>
-      <w:r>
-        <w:t>Maybe later  —  closes the window and carries on.</w:t>
-      </w:r>
-    </w:p>
-    <w:p>
-      <w:pPr>
-        <w:pStyle w:val="ListBullet"/>
-      </w:pPr>
-      <w:r>
-        <w:t>Enter licence key  —  opens the About panel so you can type in your key.</w:t>
+        <w:t>mu-Tant is Pay What You Want. You choose what to pay, from £0 upwards (the suggested amount is £20), and nothing is limited either way: every feature works for everyone. Whatever you pay, even £0, you are sent a licence key by email from Lemon Squeezy, our payment provider. Entering the key removes the Support window. The key changes nothing else; mu-Tant works the same with or without it.</w:t>
+      </w:r>
+    </w:p>
+    <w:p>
+      <w:r>
+        <w:t>A copy without a key shows a polite 'Support mu-Tant' window once per session, the first time you open mu-Tant after starting your DAW or the app. It has three buttons:</w:t>
+      </w:r>
+    </w:p>
+    <w:p>
+      <w:pPr>
+        <w:pStyle w:val="ListBullet"/>
+      </w:pPr>
+      <w:r>
+        <w:t>Maybe later  —  closes the window and carries on. It will appear again next session.</w:t>
+      </w:r>
+    </w:p>
+    <w:p>
+      <w:pPr>
+        <w:pStyle w:val="ListBullet"/>
+      </w:pPr>
+      <w:r>
+        <w:t>Enter licence key  —  opens the 'Enter licence key - mu-Tant' panel, where you type in your key.</w:t>
       </w:r>
     </w:p>
     <w:p>
@@ -279,13 +284,23 @@
     </w:p>
     <w:p>
       <w:r>
-        <w:t>The window cannot be switched off for good. You can support mu-Tant at any time from the Support link at the right of the status bar, or from the Support button in the About panel.</w:t>
-      </w:r>
-    </w:p>
-    <w:p>
-      <w:r>
         <w:lastRenderedPageBreak/>
-        <w:t>To enter a key, click the mu-Tant logo to open the About panel, click Enter a key, paste in your key, then click Activate. If you do not have a key yet, click Get a key beside Activate to open the pay-what-you-like page in your web browser. Once a key is accepted, the About panel shows 'Thank you for your support' and the Support prompt no longer appears. The key changes nothing else: mu-Tant works the same with or without it.</w:t>
+        <w:t>The window cannot be switched off for good. To bring it back at any time, click the Support link at the right of the Status Bar, or the Support button in the About panel.</w:t>
+      </w:r>
+    </w:p>
+    <w:p>
+      <w:r>
+        <w:t>To enter your key, click Enter licence key in the Support window, or click the mu-Tant logo to open the About panel and click Enter a key. In the 'Enter licence key - mu-Tant' panel (it reads 'Enter your licence key to remove the support reminder. Everything works either way.'), paste your key into the Licence key box and click Activate (or press Return). If you do not have a key yet, click Pay what you like to open the checkout page in your web browser. mu-Tant needs an internet connection the first time, to register the key. One key can be used on up to 5 machines. When the key is accepted the panel shows a confirmation and closes, the About panel shows 'Thank you for your support', and the Support window and Support link no longer appear.</w:t>
+      </w:r>
+    </w:p>
+    <w:p>
+      <w:r>
+        <w:t>Once activated, mu-Tant checks your key with the server now and then when it starts. If you are offline at that moment it carries on working as normal for up to 30 days.</w:t>
+      </w:r>
+    </w:p>
+    <w:p>
+      <w:r>
+        <w:t>If activation fails, the panel tells you why. Check that you pasted the whole key and that you are online, then try again. A key that has already been used on 5 machines needs one of them released first; use Contact Support at the bottom of the Settings page. If the computer has no internet connection at all, the licence key panel shows a machine code at the bottom. Send that code to Contact Support and you can be sent an offline licence file for that computer, to place in the mu-Tant content folder.</w:t>
       </w:r>
     </w:p>
     <w:p>
@@ -297,10 +312,10 @@
           <w:noProof/>
         </w:rPr>
         <w:drawing>
-          <wp:inline distT="0" distB="0" distL="0" distR="0" wp14:anchorId="7D95B1B3" wp14:editId="6833727C">
+          <wp:inline distT="0" distB="0" distL="0" distR="0" wp14:anchorId="4F1E1B1F" wp14:editId="1545FFC7">
             <wp:extent cx="5274310" cy="3340100"/>
             <wp:effectExtent l="0" t="0" r="2540" b="0"/>
-            <wp:docPr id="2091058383" name="Picture 2"/>
+            <wp:docPr id="425940777" name="Picture 2"/>
             <wp:cNvGraphicFramePr>
               <a:graphicFrameLocks xmlns:a="http://schemas.openxmlformats.org/drawingml/2006/main" noChangeAspect="1"/>
             </wp:cNvGraphicFramePr>
@@ -308,7 +323,7 @@
               <a:graphicData uri="http://schemas.openxmlformats.org/drawingml/2006/picture">
                 <pic:pic xmlns:pic="http://schemas.openxmlformats.org/drawingml/2006/picture">
                   <pic:nvPicPr>
-                    <pic:cNvPr id="2091058383" name=""/>
+                    <pic:cNvPr id="425940777" name=""/>
                     <pic:cNvPicPr/>
                   </pic:nvPicPr>
                   <pic:blipFill>
@@ -355,11 +370,12 @@
         <w:rPr>
           <w:noProof/>
         </w:rPr>
+        <w:lastRenderedPageBreak/>
         <w:drawing>
-          <wp:inline distT="0" distB="0" distL="0" distR="0" wp14:anchorId="794911A6" wp14:editId="72C5FDB2">
+          <wp:inline distT="0" distB="0" distL="0" distR="0" wp14:anchorId="20ED4BF4" wp14:editId="50D9CCBA">
             <wp:extent cx="4001058" cy="3048425"/>
             <wp:effectExtent l="0" t="0" r="0" b="0"/>
-            <wp:docPr id="166638928" name="Picture 3"/>
+            <wp:docPr id="1754956651" name="Picture 3"/>
             <wp:cNvGraphicFramePr>
               <a:graphicFrameLocks xmlns:a="http://schemas.openxmlformats.org/drawingml/2006/main" noChangeAspect="1"/>
             </wp:cNvGraphicFramePr>
@@ -367,7 +383,7 @@
               <a:graphicData uri="http://schemas.openxmlformats.org/drawingml/2006/picture">
                 <pic:pic xmlns:pic="http://schemas.openxmlformats.org/drawingml/2006/picture">
                   <pic:nvPicPr>
-                    <pic:cNvPr id="166638928" name=""/>
+                    <pic:cNvPr id="1754956651" name=""/>
                     <pic:cNvPicPr/>
                   </pic:nvPicPr>
                   <pic:blipFill>
@@ -411,7 +427,6 @@
         <w:pStyle w:val="Heading1"/>
       </w:pPr>
       <w:r>
-        <w:lastRenderedPageBreak/>
         <w:t>4. Interface Overview</w:t>
       </w:r>
     </w:p>
@@ -473,11 +488,12 @@
         <w:rPr>
           <w:noProof/>
         </w:rPr>
+        <w:lastRenderedPageBreak/>
         <w:drawing>
-          <wp:inline distT="0" distB="0" distL="0" distR="0" wp14:anchorId="1CFA881C" wp14:editId="72B6C1BD">
+          <wp:inline distT="0" distB="0" distL="0" distR="0" wp14:anchorId="33EDCC51" wp14:editId="498BDA64">
             <wp:extent cx="5274310" cy="3340100"/>
             <wp:effectExtent l="0" t="0" r="2540" b="0"/>
-            <wp:docPr id="769767554" name="Picture 4"/>
+            <wp:docPr id="1262386942" name="Picture 4"/>
             <wp:cNvGraphicFramePr>
               <a:graphicFrameLocks xmlns:a="http://schemas.openxmlformats.org/drawingml/2006/main" noChangeAspect="1"/>
             </wp:cNvGraphicFramePr>
@@ -485,7 +501,7 @@
               <a:graphicData uri="http://schemas.openxmlformats.org/drawingml/2006/picture">
                 <pic:pic xmlns:pic="http://schemas.openxmlformats.org/drawingml/2006/picture">
                   <pic:nvPicPr>
-                    <pic:cNvPr id="769767554" name=""/>
+                    <pic:cNvPr id="1262386942" name=""/>
                     <pic:cNvPicPr/>
                   </pic:nvPicPr>
                   <pic:blipFill>
@@ -558,24 +574,27 @@
         <w:pStyle w:val="ListBullet"/>
       </w:pPr>
       <w:r>
+        <w:t>BPM display  —  read-only in DAW mode; editable in standalone. Tempo runs from 20.0 to 300.0 BPM with one decimal (for example 127.5; whole tempos show .0). Click the up or down arrow to step one whole BPM and keep the fraction (127.5 becomes 128.5); Shift+click steps a tenth. Double-click to type a value such as 127.5 or 127,5; a value outside the range is clamped to it. The same field appears in Settings. Locked, and showing the clock's tempo to a tenth, while an external MIDI clock sets the tempo. The clock drives both the gate patterns and the modulators.</w:t>
+      </w:r>
+    </w:p>
+    <w:p>
+      <w:pPr>
+        <w:pStyle w:val="ListBullet"/>
+      </w:pPr>
+      <w:r>
+        <w:t>Clock lamp  —  standalone only. Replaces the Tap button and sits between the BPM display and the Position readout, and appears only while MIDI clock sync is on with Messages set to Clock only or Clock + Transport (it is hidden with Transport only, and when Source is Internal). Dim amber means waiting for clock, green means locked to the clock, red means the clock was lost and the transport has stopped. The lamp stays steady; it never blinks. Hover over it to read its state in the status bar. See MIDI Clock Sync.</w:t>
+      </w:r>
+    </w:p>
+    <w:p>
+      <w:pPr>
+        <w:pStyle w:val="ListBullet"/>
+      </w:pPr>
+      <w:r>
+        <w:t xml:space="preserve">Tap button  —  standalone only. Takes the place of the Clock lamp whenever the lamp is not shown (the internal clock, or MIDI clock sync set to Transport only), so </w:t>
+      </w:r>
+      <w:r>
         <w:lastRenderedPageBreak/>
-        <w:t>BPM display  —  read-only in DAW mode; editable in standalone. Tempo runs from 20.0 to 300.0 BPM with one decimal (for example 127.5; whole tempos show .0). Click the up or down arrow to step one whole BPM and keep the fraction (127.5 becomes 128.5); Shift+click steps a tenth. Double-click to type a value such as 127.5 or 127,5; a value outside the range is clamped to it. The same field appears in Settings. Locked, and showing the clock's tempo to a tenth, while an external MIDI clock sets the tempo. The clock drives both the gate patterns and the modulators.</w:t>
-      </w:r>
-    </w:p>
-    <w:p>
-      <w:pPr>
-        <w:pStyle w:val="ListBullet"/>
-      </w:pPr>
-      <w:r>
-        <w:t>Clock lamp  —  standalone only. Replaces the Tap button and sits between the BPM display and the Position readout, and appears only while MIDI clock sync is on with Messages set to Clock only or Clock + Transport (it is hidden with Transport only, and when Source is Internal). Dim amber means waiting for clock, green means locked to the clock, red means the clock was lost and the transport has stopped. The lamp stays steady; it never blinks. Hover over it to read its state in the status bar. See MIDI Clock Sync.</w:t>
-      </w:r>
-    </w:p>
-    <w:p>
-      <w:pPr>
-        <w:pStyle w:val="ListBullet"/>
-      </w:pPr>
-      <w:r>
-        <w:t>Tap button  —  standalone only. Takes the place of the Clock lamp whenever the lamp is not shown (the internal clock, or MIDI clock sync set to Transport only), so you see Tap or the lamp, never both. Tap it in time with the beat to set the tempo: it needs two taps, averages your last four intervals, and starts a new count if you pause for more than two seconds. The result is rounded to a tenth of a BPM, kept within 20 to 300, and written into the BPM field.</w:t>
+        <w:t>you see Tap or the lamp, never both. Tap it in time with the beat to set the tempo: it needs two taps, averages your last four intervals, and starts a new count if you pause for more than two seconds. The result is rounded to a tenth of a BPM, kept within 20 to 300, and written into the BPM field.</w:t>
       </w:r>
     </w:p>
     <w:p>
@@ -639,7 +658,6 @@
         <w:pStyle w:val="ListBullet"/>
       </w:pPr>
       <w:r>
-        <w:lastRenderedPageBreak/>
         <w:t>Mixer button  —  opens the mixer overlay. The label changes to Sequencer while the mixer is open.</w:t>
       </w:r>
     </w:p>
@@ -652,10 +670,10 @@
           <w:noProof/>
         </w:rPr>
         <w:drawing>
-          <wp:inline distT="0" distB="0" distL="0" distR="0" wp14:anchorId="5AD748BC" wp14:editId="116BE181">
+          <wp:inline distT="0" distB="0" distL="0" distR="0" wp14:anchorId="7B2C5B17" wp14:editId="6C746D23">
             <wp:extent cx="5274310" cy="126365"/>
             <wp:effectExtent l="0" t="0" r="2540" b="6985"/>
-            <wp:docPr id="584395599" name="Picture 5"/>
+            <wp:docPr id="1566195073" name="Picture 5"/>
             <wp:cNvGraphicFramePr>
               <a:graphicFrameLocks xmlns:a="http://schemas.openxmlformats.org/drawingml/2006/main" noChangeAspect="1"/>
             </wp:cNvGraphicFramePr>
@@ -663,7 +681,7 @@
               <a:graphicData uri="http://schemas.openxmlformats.org/drawingml/2006/picture">
                 <pic:pic xmlns:pic="http://schemas.openxmlformats.org/drawingml/2006/picture">
                   <pic:nvPicPr>
-                    <pic:cNvPr id="584395599" name=""/>
+                    <pic:cNvPr id="1566195073" name=""/>
                     <pic:cNvPicPr/>
                   </pic:nvPicPr>
                   <pic:blipFill>
@@ -722,6 +740,7 @@
     </w:p>
     <w:p>
       <w:r>
+        <w:lastRenderedPageBreak/>
         <w:t>Each voice automatically receives a distinct palette colour that appears on its sidebar item, header bar, and the sub-panel borders inside the editor, and follows the voice through reorder and delete operations.</w:t>
       </w:r>
     </w:p>
@@ -734,10 +753,10 @@
           <w:noProof/>
         </w:rPr>
         <w:drawing>
-          <wp:inline distT="0" distB="0" distL="0" distR="0" wp14:anchorId="11F0A766" wp14:editId="55030CA1">
+          <wp:inline distT="0" distB="0" distL="0" distR="0" wp14:anchorId="33259448" wp14:editId="2B344D5E">
             <wp:extent cx="446690" cy="4318000"/>
             <wp:effectExtent l="0" t="0" r="0" b="6350"/>
-            <wp:docPr id="1869576954" name="Picture 6"/>
+            <wp:docPr id="1880023354" name="Picture 6"/>
             <wp:cNvGraphicFramePr>
               <a:graphicFrameLocks xmlns:a="http://schemas.openxmlformats.org/drawingml/2006/main" noChangeAspect="1"/>
             </wp:cNvGraphicFramePr>
@@ -745,7 +764,7 @@
               <a:graphicData uri="http://schemas.openxmlformats.org/drawingml/2006/picture">
                 <pic:pic xmlns:pic="http://schemas.openxmlformats.org/drawingml/2006/picture">
                   <pic:nvPicPr>
-                    <pic:cNvPr id="1869576954" name=""/>
+                    <pic:cNvPr id="1880023354" name=""/>
                     <pic:cNvPicPr/>
                   </pic:nvPicPr>
                   <pic:blipFill>
@@ -789,57 +808,65 @@
         <w:pStyle w:val="Heading1"/>
       </w:pPr>
       <w:r>
+        <w:t>7. Voice Header</w:t>
+      </w:r>
+    </w:p>
+    <w:p>
+      <w:r>
+        <w:t>At the top of the voice editor:</w:t>
+      </w:r>
+    </w:p>
+    <w:p>
+      <w:pPr>
+        <w:pStyle w:val="ListBullet"/>
+      </w:pPr>
+      <w:r>
+        <w:t>Name — click the name to rename the voice.</w:t>
+      </w:r>
+    </w:p>
+    <w:p>
+      <w:pPr>
+        <w:pStyle w:val="ListBullet"/>
+      </w:pPr>
+      <w:r>
+        <w:t>Voice preset dropdown — load a single voice from a .muPattern file in the Voices folder.</w:t>
+      </w:r>
+    </w:p>
+    <w:p>
+      <w:pPr>
+        <w:pStyle w:val="ListBullet"/>
+      </w:pPr>
+      <w:r>
+        <w:t>Clip strip — eight numbered pads that store and recall versions of this voice (see Clips in the Presets chapter).</w:t>
+      </w:r>
+    </w:p>
+    <w:p>
+      <w:pPr>
+        <w:pStyle w:val="ListBullet"/>
+      </w:pPr>
+      <w:r>
+        <w:t>Save — saves this voice as a .muPattern file.</w:t>
+      </w:r>
+    </w:p>
+    <w:p>
+      <w:pPr>
+        <w:pStyle w:val="ListBullet"/>
+      </w:pPr>
+      <w:r>
+        <w:t>Reset (circular arrow) / Delete (×) — reset to defaults / remove the voice (both confirm first). Reset also clears the voice's clips, and its confirmation then says so.</w:t>
+      </w:r>
+    </w:p>
+    <w:p>
+      <w:r>
+        <w:t>Just below the header, the Root and Scale dropdowns set the shared tonal centre for this voice (see Oscillators).</w:t>
+      </w:r>
+    </w:p>
+    <w:p>
+      <w:pPr>
+        <w:pStyle w:val="Heading1"/>
+      </w:pPr>
+      <w:r>
         <w:lastRenderedPageBreak/>
-        <w:t>7. Voice Header</w:t>
-      </w:r>
-    </w:p>
-    <w:p>
-      <w:r>
-        <w:t>At the top of the voice editor:</w:t>
-      </w:r>
-    </w:p>
-    <w:p>
-      <w:pPr>
-        <w:pStyle w:val="ListBullet"/>
-      </w:pPr>
-      <w:r>
-        <w:t>Name — click the name to rename the voice.</w:t>
-      </w:r>
-    </w:p>
-    <w:p>
-      <w:pPr>
-        <w:pStyle w:val="ListBullet"/>
-      </w:pPr>
-      <w:r>
-        <w:t>Voice preset dropdown — load a single voice from a .muPattern file in the Voices folder.</w:t>
-      </w:r>
-    </w:p>
-    <w:p>
-      <w:pPr>
-        <w:pStyle w:val="ListBullet"/>
-      </w:pPr>
-      <w:r>
-        <w:t>Save — saves this voice as a .muPattern file.</w:t>
-      </w:r>
-    </w:p>
-    <w:p>
-      <w:pPr>
-        <w:pStyle w:val="ListBullet"/>
-      </w:pPr>
-      <w:r>
-        <w:t>Reset (circular arrow) / Delete (×) — reset to defaults / remove the voice (both confirm first).</w:t>
-      </w:r>
-    </w:p>
-    <w:p>
-      <w:r>
-        <w:t>Just below the header, the Root and Scale dropdowns set the shared tonal centre for this voice (see Oscillators).</w:t>
-      </w:r>
-    </w:p>
-    <w:p>
-      <w:pPr>
-        <w:pStyle w:val="Heading1"/>
-      </w:pPr>
-      <w:r>
         <w:t>8. Oscillators (OSC 1 and OSC 2)</w:t>
       </w:r>
     </w:p>
@@ -953,7 +980,6 @@
         <w:pStyle w:val="ListBullet"/>
       </w:pPr>
       <w:r>
-        <w:lastRenderedPageBreak/>
         <w:t>Wavetables folder — drop .wav wavetables into Documents\TDP\muTant\Wavetables (sub-folders become categories) and they appear under their own headings; selected by path so they survive preset reload.</w:t>
       </w:r>
     </w:p>
@@ -979,10 +1005,10 @@
           <w:noProof/>
         </w:rPr>
         <w:drawing>
-          <wp:inline distT="0" distB="0" distL="0" distR="0" wp14:anchorId="4AB01F50" wp14:editId="73C2C0D0">
+          <wp:inline distT="0" distB="0" distL="0" distR="0" wp14:anchorId="1DA4D2C0" wp14:editId="413A1640">
             <wp:extent cx="5274310" cy="417195"/>
             <wp:effectExtent l="0" t="0" r="2540" b="1905"/>
-            <wp:docPr id="105592821" name="Picture 7"/>
+            <wp:docPr id="1323459542" name="Picture 7"/>
             <wp:cNvGraphicFramePr>
               <a:graphicFrameLocks xmlns:a="http://schemas.openxmlformats.org/drawingml/2006/main" noChangeAspect="1"/>
             </wp:cNvGraphicFramePr>
@@ -990,7 +1016,7 @@
               <a:graphicData uri="http://schemas.openxmlformats.org/drawingml/2006/picture">
                 <pic:pic xmlns:pic="http://schemas.openxmlformats.org/drawingml/2006/picture">
                   <pic:nvPicPr>
-                    <pic:cNvPr id="105592821" name=""/>
+                    <pic:cNvPr id="1323459542" name=""/>
                     <pic:cNvPicPr/>
                   </pic:nvPicPr>
                   <pic:blipFill>
@@ -1034,6 +1060,7 @@
         <w:pStyle w:val="Heading1"/>
       </w:pPr>
       <w:r>
+        <w:lastRenderedPageBreak/>
         <w:t>9. Cross-Modulation (X-MOD) and Noise</w:t>
       </w:r>
     </w:p>
@@ -1131,62 +1158,62 @@
         <w:pStyle w:val="Heading2"/>
       </w:pPr>
       <w:r>
+        <w:t>Noise</w:t>
+      </w:r>
+    </w:p>
+    <w:p>
+      <w:r>
+        <w:t>A separate noise source (White or Pink) mixes in via the NOISE panel. The NOISE panel holds the noise type dropdown and, to its right, the noise Level knob.</w:t>
+      </w:r>
+    </w:p>
+    <w:p>
+      <w:pPr>
+        <w:pStyle w:val="Heading1"/>
+      </w:pPr>
+      <w:r>
+        <w:t>10. Source Levels</w:t>
+      </w:r>
+    </w:p>
+    <w:p>
+      <w:r>
+        <w:t>Each sound source has its own Level knob at the right-hand end of its panel, setting the balance before the filters:</w:t>
+      </w:r>
+    </w:p>
+    <w:p>
+      <w:pPr>
+        <w:pStyle w:val="ListBullet"/>
+      </w:pPr>
+      <w:r>
+        <w:t>OSC 1 Level — level of oscillator 1 (dB)</w:t>
+      </w:r>
+    </w:p>
+    <w:p>
+      <w:pPr>
+        <w:pStyle w:val="ListBullet"/>
+      </w:pPr>
+      <w:r>
+        <w:t>OSC 2 Level — level of oscillator 2 (dB)</w:t>
+      </w:r>
+    </w:p>
+    <w:p>
+      <w:pPr>
+        <w:pStyle w:val="ListBullet"/>
+      </w:pPr>
+      <w:r>
+        <w:t>NOISE Level — level of the noise source (dB; default -60 dB, off)</w:t>
+      </w:r>
+    </w:p>
+    <w:p>
+      <w:r>
+        <w:t>The voice's overall output level into its mixer channel is set by the channel fader in the mixer overlay (and is available as the Level modulation destination).</w:t>
+      </w:r>
+    </w:p>
+    <w:p>
+      <w:pPr>
+        <w:pStyle w:val="Heading1"/>
+      </w:pPr>
+      <w:r>
         <w:lastRenderedPageBreak/>
-        <w:t>Noise</w:t>
-      </w:r>
-    </w:p>
-    <w:p>
-      <w:r>
-        <w:t>A separate noise source (White or Pink) mixes in via the NOISE panel. The NOISE panel holds the noise type dropdown and, to its right, the noise Level knob.</w:t>
-      </w:r>
-    </w:p>
-    <w:p>
-      <w:pPr>
-        <w:pStyle w:val="Heading1"/>
-      </w:pPr>
-      <w:r>
-        <w:t>10. Source Levels</w:t>
-      </w:r>
-    </w:p>
-    <w:p>
-      <w:r>
-        <w:t>Each sound source has its own Level knob at the right-hand end of its panel, setting the balance before the filters:</w:t>
-      </w:r>
-    </w:p>
-    <w:p>
-      <w:pPr>
-        <w:pStyle w:val="ListBullet"/>
-      </w:pPr>
-      <w:r>
-        <w:t>OSC 1 Level — level of oscillator 1 (dB)</w:t>
-      </w:r>
-    </w:p>
-    <w:p>
-      <w:pPr>
-        <w:pStyle w:val="ListBullet"/>
-      </w:pPr>
-      <w:r>
-        <w:t>OSC 2 Level — level of oscillator 2 (dB)</w:t>
-      </w:r>
-    </w:p>
-    <w:p>
-      <w:pPr>
-        <w:pStyle w:val="ListBullet"/>
-      </w:pPr>
-      <w:r>
-        <w:t>NOISE Level — level of the noise source (dB; default -60 dB, off)</w:t>
-      </w:r>
-    </w:p>
-    <w:p>
-      <w:r>
-        <w:t>The voice's overall output level into its mixer channel is set by the channel fader in the mixer overlay (and is available as the Level modulation destination).</w:t>
-      </w:r>
-    </w:p>
-    <w:p>
-      <w:pPr>
-        <w:pStyle w:val="Heading1"/>
-      </w:pPr>
-      <w:r>
         <w:t>11. Dual Filter</w:t>
       </w:r>
     </w:p>
@@ -1286,10 +1313,10 @@
           <w:noProof/>
         </w:rPr>
         <w:drawing>
-          <wp:inline distT="0" distB="0" distL="0" distR="0" wp14:anchorId="15626104" wp14:editId="259F851F">
+          <wp:inline distT="0" distB="0" distL="0" distR="0" wp14:anchorId="4910B403" wp14:editId="205392F9">
             <wp:extent cx="5274310" cy="502920"/>
             <wp:effectExtent l="0" t="0" r="2540" b="0"/>
-            <wp:docPr id="835481305" name="Picture 8"/>
+            <wp:docPr id="1060383850" name="Picture 8"/>
             <wp:cNvGraphicFramePr>
               <a:graphicFrameLocks xmlns:a="http://schemas.openxmlformats.org/drawingml/2006/main" noChangeAspect="1"/>
             </wp:cNvGraphicFramePr>
@@ -1297,7 +1324,7 @@
               <a:graphicData uri="http://schemas.openxmlformats.org/drawingml/2006/picture">
                 <pic:pic xmlns:pic="http://schemas.openxmlformats.org/drawingml/2006/picture">
                   <pic:nvPicPr>
-                    <pic:cNvPr id="835481305" name=""/>
+                    <pic:cNvPr id="1060383850" name=""/>
                     <pic:cNvPicPr/>
                   </pic:nvPicPr>
                   <pic:blipFill>
@@ -1333,28 +1360,28 @@
         <w:rPr>
           <w:i/>
         </w:rPr>
+        <w:t>X-MOD, Filter and Effects boxes: the two filter rows, the series/parallel routing button and the insert effect.</w:t>
+      </w:r>
+    </w:p>
+    <w:p>
+      <w:pPr>
+        <w:pStyle w:val="Heading1"/>
+      </w:pPr>
+      <w:r>
+        <w:t>12. Insert Effect</w:t>
+      </w:r>
+    </w:p>
+    <w:p>
+      <w:r>
+        <w:t>The EFFECTS box is the per-voice insert effect, placed after the gate (oscillators, then filters, then gate, then insert, then mixer). Select an algorithm from the dropdown; its four parameter knobs relabel to match. Available algorithms: None, Soft Clip, Hard Clip, Fold, Bitcrusher, Clipper, 3-Band EQ, Compressor, Limiter, Ring Mod, Tape Saturation, Karplus, Vocoder, and Vocoder Stereo. Insert parameters P1 to P4 are available as modulation destinations.</w:t>
+      </w:r>
+    </w:p>
+    <w:p>
+      <w:pPr>
+        <w:pStyle w:val="Heading1"/>
+      </w:pPr>
+      <w:r>
         <w:lastRenderedPageBreak/>
-        <w:t>X-MOD, Filter and Effects boxes: the two filter rows, the series/parallel routing button and the insert effect.</w:t>
-      </w:r>
-    </w:p>
-    <w:p>
-      <w:pPr>
-        <w:pStyle w:val="Heading1"/>
-      </w:pPr>
-      <w:r>
-        <w:t>12. Insert Effect</w:t>
-      </w:r>
-    </w:p>
-    <w:p>
-      <w:r>
-        <w:t>The EFFECTS box is the per-voice insert effect, placed after the gate (oscillators, then filters, then gate, then insert, then mixer). Select an algorithm from the dropdown; its four parameter knobs relabel to match. Available algorithms: None, Soft Clip, Hard Clip, Fold, Bitcrusher, Clipper, 3-Band EQ, Compressor, Limiter, Ring Mod, Tape Saturation, Karplus, Vocoder, and Vocoder Stereo. Insert parameters P1 to P4 are available as modulation destinations.</w:t>
-      </w:r>
-    </w:p>
-    <w:p>
-      <w:pPr>
-        <w:pStyle w:val="Heading1"/>
-      </w:pPr>
-      <w:r>
         <w:t>13. Gate Editor</w:t>
       </w:r>
     </w:p>
@@ -1479,57 +1506,57 @@
         <w:pStyle w:val="ListBullet"/>
       </w:pPr>
       <w:r>
+        <w:t>Reverse — click an envelope to flip its attack and decay</w:t>
+      </w:r>
+    </w:p>
+    <w:p>
+      <w:pPr>
+        <w:pStyle w:val="Heading2"/>
+      </w:pPr>
+      <w:r>
+        <w:t>Envelope Shape</w:t>
+      </w:r>
+    </w:p>
+    <w:p>
+      <w:r>
+        <w:t>Each envelope covers a contiguous region of cells and has an attack/decay shape:</w:t>
+      </w:r>
+    </w:p>
+    <w:p>
+      <w:pPr>
+        <w:pStyle w:val="ListBullet"/>
+      </w:pPr>
+      <w:r>
+        <w:t>Top handle (the peak point) — drag horizontally to move where within the region the peak falls. Far left is instant attack (pure decay); far right is slow attack with no decay. Snaps to the grid; hold ALT for fine placement.</w:t>
+      </w:r>
+    </w:p>
+    <w:p>
+      <w:pPr>
+        <w:pStyle w:val="ListBullet"/>
+      </w:pPr>
+      <w:r>
+        <w:t>Attack bend handle (mid-point on the rising line) — drag vertically to bow the attack.</w:t>
+      </w:r>
+    </w:p>
+    <w:p>
+      <w:pPr>
+        <w:pStyle w:val="ListBullet"/>
+      </w:pPr>
+      <w:r>
+        <w:t>Decay bend handle (mid-point on the falling line) — drag vertically to bow the decay.</w:t>
+      </w:r>
+    </w:p>
+    <w:p>
+      <w:r>
+        <w:t>A new envelope defaults to instant attack with a linear decay - the classic gate sound.</w:t>
+      </w:r>
+    </w:p>
+    <w:p>
+      <w:pPr>
+        <w:pStyle w:val="Heading2"/>
+      </w:pPr>
+      <w:r>
         <w:lastRenderedPageBreak/>
-        <w:t>Reverse — click an envelope to flip its attack and decay</w:t>
-      </w:r>
-    </w:p>
-    <w:p>
-      <w:pPr>
-        <w:pStyle w:val="Heading2"/>
-      </w:pPr>
-      <w:r>
-        <w:t>Envelope Shape</w:t>
-      </w:r>
-    </w:p>
-    <w:p>
-      <w:r>
-        <w:t>Each envelope covers a contiguous region of cells and has an attack/decay shape:</w:t>
-      </w:r>
-    </w:p>
-    <w:p>
-      <w:pPr>
-        <w:pStyle w:val="ListBullet"/>
-      </w:pPr>
-      <w:r>
-        <w:t>Top handle (the peak point) — drag horizontally to move where within the region the peak falls. Far left is instant attack (pure decay); far right is slow attack with no decay. Snaps to the grid; hold ALT for fine placement.</w:t>
-      </w:r>
-    </w:p>
-    <w:p>
-      <w:pPr>
-        <w:pStyle w:val="ListBullet"/>
-      </w:pPr>
-      <w:r>
-        <w:t>Attack bend handle (mid-point on the rising line) — drag vertically to bow the attack.</w:t>
-      </w:r>
-    </w:p>
-    <w:p>
-      <w:pPr>
-        <w:pStyle w:val="ListBullet"/>
-      </w:pPr>
-      <w:r>
-        <w:t>Decay bend handle (mid-point on the falling line) — drag vertically to bow the decay.</w:t>
-      </w:r>
-    </w:p>
-    <w:p>
-      <w:r>
-        <w:t>A new envelope defaults to instant attack with a linear decay - the classic gate sound.</w:t>
-      </w:r>
-    </w:p>
-    <w:p>
-      <w:pPr>
-        <w:pStyle w:val="Heading2"/>
-      </w:pPr>
-      <w:r>
         <w:t>Audio Behaviour</w:t>
       </w:r>
     </w:p>
@@ -1574,10 +1601,10 @@
           <w:noProof/>
         </w:rPr>
         <w:drawing>
-          <wp:inline distT="0" distB="0" distL="0" distR="0" wp14:anchorId="150933E6" wp14:editId="11F2AB3A">
+          <wp:inline distT="0" distB="0" distL="0" distR="0" wp14:anchorId="42AB955B" wp14:editId="3B8CB6F4">
             <wp:extent cx="5274310" cy="763905"/>
             <wp:effectExtent l="0" t="0" r="2540" b="0"/>
-            <wp:docPr id="2017856696" name="Picture 9"/>
+            <wp:docPr id="2133068886" name="Picture 9"/>
             <wp:cNvGraphicFramePr>
               <a:graphicFrameLocks xmlns:a="http://schemas.openxmlformats.org/drawingml/2006/main" noChangeAspect="1"/>
             </wp:cNvGraphicFramePr>
@@ -1585,7 +1612,7 @@
               <a:graphicData uri="http://schemas.openxmlformats.org/drawingml/2006/picture">
                 <pic:pic xmlns:pic="http://schemas.openxmlformats.org/drawingml/2006/picture">
                   <pic:nvPicPr>
-                    <pic:cNvPr id="2017856696" name=""/>
+                    <pic:cNvPr id="2133068886" name=""/>
                     <pic:cNvPicPr/>
                   </pic:nvPicPr>
                   <pic:blipFill>
@@ -1660,12 +1687,11 @@
         <w:rPr>
           <w:noProof/>
         </w:rPr>
-        <w:lastRenderedPageBreak/>
         <w:drawing>
-          <wp:inline distT="0" distB="0" distL="0" distR="0" wp14:anchorId="405CDED3" wp14:editId="58215625">
+          <wp:inline distT="0" distB="0" distL="0" distR="0" wp14:anchorId="0A03E9A5" wp14:editId="6D88FE32">
             <wp:extent cx="5274310" cy="1386205"/>
             <wp:effectExtent l="0" t="0" r="2540" b="4445"/>
-            <wp:docPr id="1853394773" name="Picture 10"/>
+            <wp:docPr id="487467501" name="Picture 10"/>
             <wp:cNvGraphicFramePr>
               <a:graphicFrameLocks xmlns:a="http://schemas.openxmlformats.org/drawingml/2006/main" noChangeAspect="1"/>
             </wp:cNvGraphicFramePr>
@@ -1673,7 +1699,7 @@
               <a:graphicData uri="http://schemas.openxmlformats.org/drawingml/2006/picture">
                 <pic:pic xmlns:pic="http://schemas.openxmlformats.org/drawingml/2006/picture">
                   <pic:nvPicPr>
-                    <pic:cNvPr id="1853394773" name=""/>
+                    <pic:cNvPr id="487467501" name=""/>
                     <pic:cNvPicPr/>
                   </pic:nvPicPr>
                   <pic:blipFill>
@@ -1717,6 +1743,7 @@
         <w:pStyle w:val="Heading1"/>
       </w:pPr>
       <w:r>
+        <w:lastRenderedPageBreak/>
         <w:t>15. Mixer</w:t>
       </w:r>
     </w:p>
@@ -1743,12 +1770,11 @@
         <w:rPr>
           <w:noProof/>
         </w:rPr>
-        <w:lastRenderedPageBreak/>
         <w:drawing>
-          <wp:inline distT="0" distB="0" distL="0" distR="0" wp14:anchorId="0B8C267D" wp14:editId="36B1A55B">
+          <wp:inline distT="0" distB="0" distL="0" distR="0" wp14:anchorId="76D17DD9" wp14:editId="479656B3">
             <wp:extent cx="5274310" cy="3340100"/>
             <wp:effectExtent l="0" t="0" r="2540" b="0"/>
-            <wp:docPr id="209041778" name="Picture 11"/>
+            <wp:docPr id="1483790910" name="Picture 11"/>
             <wp:cNvGraphicFramePr>
               <a:graphicFrameLocks xmlns:a="http://schemas.openxmlformats.org/drawingml/2006/main" noChangeAspect="1"/>
             </wp:cNvGraphicFramePr>
@@ -1756,7 +1782,7 @@
               <a:graphicData uri="http://schemas.openxmlformats.org/drawingml/2006/picture">
                 <pic:pic xmlns:pic="http://schemas.openxmlformats.org/drawingml/2006/picture">
                   <pic:nvPicPr>
-                    <pic:cNvPr id="209041778" name=""/>
+                    <pic:cNvPr id="1483790910" name=""/>
                     <pic:cNvPicPr/>
                   </pic:nvPicPr>
                   <pic:blipFill>
@@ -1808,6 +1834,7 @@
         <w:pStyle w:val="Heading1"/>
       </w:pPr>
       <w:r>
+        <w:lastRenderedPageBreak/>
         <w:t>16. Presets</w:t>
       </w:r>
     </w:p>
@@ -1847,6 +1874,133 @@
         <w:pStyle w:val="Heading2"/>
       </w:pPr>
       <w:r>
+        <w:t>Clips</w:t>
+      </w:r>
+    </w:p>
+    <w:p>
+      <w:r>
+        <w:t>A clip is a stored copy of one voice's current state, ready to recall in a moment while the music plays. Every voice has up to eight clips. They sit in the Clip strip in the voice's header, between the voice-preset dropdown and the Save button: the word Clip followed by pads numbered 1 to 8. Use clips to prepare variations of a voice and switch between them in time.</w:t>
+      </w:r>
+    </w:p>
+    <w:p>
+      <w:r>
+        <w:t>Each pad is lit in the voice's own colour:</w:t>
+      </w:r>
+    </w:p>
+    <w:p>
+      <w:pPr>
+        <w:pStyle w:val="ListBullet"/>
+      </w:pPr>
+      <w:r>
+        <w:t>Bright and steady — the clip that is playing.</w:t>
+      </w:r>
+    </w:p>
+    <w:p>
+      <w:pPr>
+        <w:pStyle w:val="ListBullet"/>
+      </w:pPr>
+      <w:r>
+        <w:t>Dim — a clip is stored here and is available.</w:t>
+      </w:r>
+    </w:p>
+    <w:p>
+      <w:pPr>
+        <w:pStyle w:val="ListBullet"/>
+      </w:pPr>
+      <w:r>
+        <w:t>Unlit, with just its number — the pad is empty.</w:t>
+      </w:r>
+    </w:p>
+    <w:p>
+      <w:pPr>
+        <w:pStyle w:val="ListBullet"/>
+      </w:pPr>
+      <w:r>
+        <w:t>Pulsing — the clip is queued and will start at the next swap point.</w:t>
+      </w:r>
+    </w:p>
+    <w:p>
+      <w:pPr>
+        <w:pStyle w:val="ListBullet"/>
+      </w:pPr>
+      <w:r>
+        <w:t>Flashing on and off — the playing clip belongs to a muted voice.</w:t>
+      </w:r>
+    </w:p>
+    <w:p>
+      <w:r>
+        <w:t>How to use the pads:</w:t>
+      </w:r>
+    </w:p>
+    <w:p>
+      <w:pPr>
+        <w:pStyle w:val="ListBullet"/>
+      </w:pPr>
+      <w:r>
+        <w:t>Click a stored pad to launch it. If playback is running, the clip waits for the next swap point (set with the Swap dropdown) and the pad pulses until it starts; when playback is stopped it starts at once. Clicking another stored pad while one is waiting replaces the waiting clip.</w:t>
+      </w:r>
+    </w:p>
+    <w:p>
+      <w:pPr>
+        <w:pStyle w:val="ListBullet"/>
+      </w:pPr>
+      <w:r>
+        <w:t>Click the playing pad to mute the voice. Click it again to unmute. If another clip is waiting, the click cancels the wait instead and the playing clip carries on.</w:t>
+      </w:r>
+    </w:p>
+    <w:p>
+      <w:pPr>
+        <w:pStyle w:val="ListBullet"/>
+      </w:pPr>
+      <w:r>
+        <w:t>Click an empty pad to store the voice's current state there. Nothing is lost, so there is no question. The new clip becomes the playing one.</w:t>
+      </w:r>
+    </w:p>
+    <w:p>
+      <w:pPr>
+        <w:pStyle w:val="ListBullet"/>
+      </w:pPr>
+      <w:r>
+        <w:t>Shift + click any pad to store the voice's current state in it. If the pad holds a different clip from the one playing, mu-Tant asks you to confirm with Replace. Storing over the playing clip, to update it after a tweak, needs no confirmation.</w:t>
+      </w:r>
+    </w:p>
+    <w:p>
+      <w:pPr>
+        <w:pStyle w:val="ListBullet"/>
+      </w:pPr>
+      <w:r>
+        <w:lastRenderedPageBreak/>
+        <w:t>Right-click a pad (or Ctrl + click) to open a small menu with Store here and Clear. Clear is available only on a stored pad and asks you to confirm. Clearing the playing clip leaves the voice playing as it is; no pad is lit afterwards.</w:t>
+      </w:r>
+    </w:p>
+    <w:p>
+      <w:r>
+        <w:t>Turning a knob changes only the voice that is playing, not the stored clip. To keep a tweak, store it again with Shift + click. Recalling a clip replaces any changes you have not stored, without asking.</w:t>
+      </w:r>
+    </w:p>
+    <w:p>
+      <w:r>
+        <w:t>Resetting a voice with Reset also clears its clips; the confirmation then reads This also clears its clips. Deleting a voice removes its clips with it. Clips are saved with full presets (.muTant) and with your DAW session or standalone state. Clips are not saved in single-voice .muPattern files.</w:t>
+      </w:r>
+    </w:p>
+    <w:p>
+      <w:r>
+        <w:t>In Performance mode the Clip strip cannot be clicked, but it keeps moving so you can see what the control surface is doing.</w:t>
+      </w:r>
+    </w:p>
+    <w:p>
+      <w:r>
+        <w:rPr>
+          <w:i/>
+        </w:rPr>
+        <w:t>[Screenshot: Voice Panel header with the Clip strip: eight numbered pads showing playing, stored, empty and queued states.]</w:t>
+      </w:r>
+    </w:p>
+    <w:p>
+      <w:pPr>
+        <w:pStyle w:val="Heading2"/>
+      </w:pPr>
+      <w:r>
         <w:t>Performance Mode (Standalone)</w:t>
       </w:r>
     </w:p>
@@ -1857,60 +2011,60 @@
     </w:p>
     <w:p>
       <w:r>
+        <w:t>Performance mode plays a performance: a saved list of up to eight full presets, stored as a .muPerformance file in the Performances folder inside your content folder. You make, edit and choose performances in the Performance chooser.</w:t>
+      </w:r>
+    </w:p>
+    <w:p>
+      <w:pPr>
+        <w:pStyle w:val="Heading3"/>
+      </w:pPr>
+      <w:r>
+        <w:t>The Performance Chooser</w:t>
+      </w:r>
+    </w:p>
+    <w:p>
+      <w:r>
+        <w:t>Open the chooser from the Performances entry at the bottom of the preset dropdown in the Transport Bar, from the Performances button in the footer of the Preset Browser, or by clicking the Perf button (or pressing Ctrl+P) when no performance has been chosen yet. You can only open it while Performance mode is off.</w:t>
+      </w:r>
+    </w:p>
+    <w:p>
+      <w:pPr>
+        <w:pStyle w:val="ListBullet"/>
+      </w:pPr>
+      <w:r>
+        <w:t>On the left is the list of your saved performances. Click one to open it. The list scrolls.</w:t>
+      </w:r>
+    </w:p>
+    <w:p>
+      <w:pPr>
+        <w:pStyle w:val="ListBullet"/>
+      </w:pPr>
+      <w:r>
+        <w:t>On the right are the eight places in the performance. Each row shows its number, the preset name, which product the preset is for, and buttons. An empty row has a + Preset button. A filled row has Replace, Up, Down and Remove: Replace picks a different preset, Up and Down move the preset in the order, and Remove empties the place.</w:t>
+      </w:r>
+    </w:p>
+    <w:p>
+      <w:pPr>
+        <w:pStyle w:val="ListBullet"/>
+      </w:pPr>
+      <w:r>
+        <w:t>A preset whose file can no longer be found stays in its place with a red lamp and the word missing. Replace it or remove it.</w:t>
+      </w:r>
+    </w:p>
+    <w:p>
+      <w:pPr>
+        <w:pStyle w:val="ListBullet"/>
+      </w:pPr>
+      <w:r>
+        <w:t>New starts an empty performance. Save stores the performance under a name and an optional description. Rename changes its name. Delete removes the saved file after asking you to confirm. Saving under the name of another performance asks before it overwrites.</w:t>
+      </w:r>
+    </w:p>
+    <w:p>
+      <w:pPr>
+        <w:pStyle w:val="ListBullet"/>
+      </w:pPr>
+      <w:r>
         <w:lastRenderedPageBreak/>
-        <w:t>Performance mode plays a performance: a saved list of up to eight full presets, stored as a .muPerformance file in the Performances folder inside your content folder. You make, edit and choose performances in the Performance chooser.</w:t>
-      </w:r>
-    </w:p>
-    <w:p>
-      <w:pPr>
-        <w:pStyle w:val="Heading3"/>
-      </w:pPr>
-      <w:r>
-        <w:t>The Performance Chooser</w:t>
-      </w:r>
-    </w:p>
-    <w:p>
-      <w:r>
-        <w:t>Open the chooser from the Performances entry at the bottom of the preset dropdown in the Transport Bar, from the Performances button in the footer of the Preset Browser, or by clicking the Perf button (or pressing Ctrl+P) when no performance has been chosen yet. You can only open it while Performance mode is off.</w:t>
-      </w:r>
-    </w:p>
-    <w:p>
-      <w:pPr>
-        <w:pStyle w:val="ListBullet"/>
-      </w:pPr>
-      <w:r>
-        <w:t>On the left is the list of your saved performances. Click one to open it. The list scrolls.</w:t>
-      </w:r>
-    </w:p>
-    <w:p>
-      <w:pPr>
-        <w:pStyle w:val="ListBullet"/>
-      </w:pPr>
-      <w:r>
-        <w:t>On the right are the eight places in the performance. Each row shows its number, the preset name, which product the preset is for, and buttons. An empty row has a + Preset button. A filled row has Replace, Up, Down and Remove: Replace picks a different preset, Up and Down move the preset in the order, and Remove empties the place.</w:t>
-      </w:r>
-    </w:p>
-    <w:p>
-      <w:pPr>
-        <w:pStyle w:val="ListBullet"/>
-      </w:pPr>
-      <w:r>
-        <w:t>A preset whose file can no longer be found stays in its place with a red lamp and the word missing. Replace it or remove it.</w:t>
-      </w:r>
-    </w:p>
-    <w:p>
-      <w:pPr>
-        <w:pStyle w:val="ListBullet"/>
-      </w:pPr>
-      <w:r>
-        <w:t>New starts an empty performance. Save stores the performance under a name and an optional description. Rename changes its name. Delete removes the saved file after asking you to confirm. Saving under the name of another performance asks before it overwrites.</w:t>
-      </w:r>
-    </w:p>
-    <w:p>
-      <w:pPr>
-        <w:pStyle w:val="ListBullet"/>
-      </w:pPr>
-      <w:r>
         <w:t>Use makes this performance the one that Performance mode plays, then closes the chooser. It does not change the preset that is playing now. If the performance is new or has changes you have not saved, Use saves it first (a new one asks for a name). Use is unavailable while the performance has no presets.</w:t>
       </w:r>
     </w:p>
@@ -1953,61 +2107,64 @@
         <w:pStyle w:val="Heading3"/>
       </w:pPr>
       <w:r>
+        <w:t>What You See</w:t>
+      </w:r>
+    </w:p>
+    <w:p>
+      <w:pPr>
+        <w:pStyle w:val="ListBullet"/>
+      </w:pPr>
+      <w:r>
+        <w:t>The Perf button lights in the app colour, and a thin lit line runs along the bottom of the Transport Bar.</w:t>
+      </w:r>
+    </w:p>
+    <w:p>
+      <w:pPr>
+        <w:pStyle w:val="ListBullet"/>
+      </w:pPr>
+      <w:r>
+        <w:t>The preset dropdown, New and Save are replaced by a step indicator: a display showing the position and name of the playing preset (for example 3/8 Bassline), followed by a dimmed next preset when there is room, and a row of eight lamps. A bright lamp is the playing preset, a dim lamp is an available preset, a pulsing lamp is the preset queued to start, and an unlit lamp is an empty place. A red lamp marks a preset whose file is missing.</w:t>
+      </w:r>
+    </w:p>
+    <w:p>
+      <w:pPr>
+        <w:pStyle w:val="ListBullet"/>
+      </w:pPr>
+      <w:r>
+        <w:t>When the control surface queues a switch, the playing preset stays on screen until the switch lands. The queued lamp pulses, an orange SWP badge appears, the display shows the queued preset in pulsing text, and the status bar reads Queued followed by the preset. All of this clears when the switch happens or is cancelled. The switch lands at the point set by the Swap dropdown.</w:t>
+      </w:r>
+    </w:p>
+    <w:p>
+      <w:pPr>
+        <w:pStyle w:val="ListBullet"/>
+      </w:pPr>
+      <w:r>
+        <w:t>In the sidebar, the Add button is replaced by a read-only indicator such as Layer 3/5. The screen follows the control surface: selecting a voice on the surface shows that voice on screen.</w:t>
+      </w:r>
+    </w:p>
+    <w:p>
+      <w:pPr>
+        <w:pStyle w:val="ListBullet"/>
+      </w:pPr>
+      <w:r>
+        <w:t>Nothing dims or changes colour; knobs, meters and the playhead keep moving, so you can see what the surface is doing.</w:t>
+      </w:r>
+    </w:p>
+    <w:p>
+      <w:pPr>
+        <w:pStyle w:val="Heading3"/>
+      </w:pPr>
+      <w:r>
+        <w:t>Leaving</w:t>
+      </w:r>
+    </w:p>
+    <w:p>
+      <w:r>
+        <w:t xml:space="preserve">Press and hold the Perf button for one second. The button fills from left to right while you hold, and the status bar reads Hold to leave Performance mode. Let go early to stay in </w:t>
+      </w:r>
+      <w:r>
         <w:lastRenderedPageBreak/>
-        <w:t>What You See</w:t>
-      </w:r>
-    </w:p>
-    <w:p>
-      <w:pPr>
-        <w:pStyle w:val="ListBullet"/>
-      </w:pPr>
-      <w:r>
-        <w:t>The Perf button lights in the app colour, and a thin lit line runs along the bottom of the Transport Bar.</w:t>
-      </w:r>
-    </w:p>
-    <w:p>
-      <w:pPr>
-        <w:pStyle w:val="ListBullet"/>
-      </w:pPr>
-      <w:r>
-        <w:t>The preset dropdown, New and Save are replaced by a step indicator: a display showing the position and name of the playing preset (for example 3/8 Bassline), followed by a dimmed next preset when there is room, and a row of eight lamps. A bright lamp is the playing preset, a dim lamp is an available preset, a pulsing lamp is the preset queued to start, and an unlit lamp is an empty place. A red lamp marks a preset whose file is missing.</w:t>
-      </w:r>
-    </w:p>
-    <w:p>
-      <w:pPr>
-        <w:pStyle w:val="ListBullet"/>
-      </w:pPr>
-      <w:r>
-        <w:t>When the control surface queues a switch, the playing preset stays on screen until the switch lands. The queued lamp pulses, an orange SWP badge appears, the display shows the queued preset in pulsing text, and the status bar reads Queued followed by the preset. All of this clears when the switch happens or is cancelled. The switch lands at the point set by the Swap dropdown.</w:t>
-      </w:r>
-    </w:p>
-    <w:p>
-      <w:pPr>
-        <w:pStyle w:val="ListBullet"/>
-      </w:pPr>
-      <w:r>
-        <w:t>In the sidebar, the Add button is replaced by a read-only indicator such as Layer 3/5. The screen follows the control surface: selecting a voice on the surface shows that voice on screen.</w:t>
-      </w:r>
-    </w:p>
-    <w:p>
-      <w:pPr>
-        <w:pStyle w:val="ListBullet"/>
-      </w:pPr>
-      <w:r>
-        <w:t>Nothing dims or changes colour; knobs, meters and the playhead keep moving, so you can see what the surface is doing.</w:t>
-      </w:r>
-    </w:p>
-    <w:p>
-      <w:pPr>
-        <w:pStyle w:val="Heading3"/>
-      </w:pPr>
-      <w:r>
-        <w:t>Leaving</w:t>
-      </w:r>
-    </w:p>
-    <w:p>
-      <w:r>
-        <w:t>Press and hold the Perf button for one second. The button fills from left to right while you hold, and the status bar reads Hold to leave Performance mode. Let go early to stay in the mode. A plain click does nothing, so you cannot leave by accident. When you leave, the normal controls come back.</w:t>
+        <w:t>the mode. A plain click does nothing, so you cannot leave by accident. When you leave, the normal controls come back.</w:t>
       </w:r>
     </w:p>
     <w:p>
@@ -2078,7 +2235,6 @@
         <w:pStyle w:val="ListBullet"/>
       </w:pPr>
       <w:r>
-        <w:lastRenderedPageBreak/>
         <w:t>MIDI Clock, Source (standalone) — Internal, or MIDI In to follow an external MIDI clock, with a Sync Offset to compensate for audio latency (see below).</w:t>
       </w:r>
     </w:p>
@@ -2111,11 +2267,12 @@
         <w:rPr>
           <w:noProof/>
         </w:rPr>
+        <w:lastRenderedPageBreak/>
         <w:drawing>
-          <wp:inline distT="0" distB="0" distL="0" distR="0" wp14:anchorId="6C2F1CEF" wp14:editId="5157F728">
+          <wp:inline distT="0" distB="0" distL="0" distR="0" wp14:anchorId="225181BD" wp14:editId="4ADAD125">
             <wp:extent cx="5274310" cy="3340100"/>
             <wp:effectExtent l="0" t="0" r="2540" b="0"/>
-            <wp:docPr id="1811854937" name="Picture 12"/>
+            <wp:docPr id="10249417" name="Picture 12"/>
             <wp:cNvGraphicFramePr>
               <a:graphicFrameLocks xmlns:a="http://schemas.openxmlformats.org/drawingml/2006/main" noChangeAspect="1"/>
             </wp:cNvGraphicFramePr>
@@ -2123,7 +2280,7 @@
               <a:graphicData uri="http://schemas.openxmlformats.org/drawingml/2006/picture">
                 <pic:pic xmlns:pic="http://schemas.openxmlformats.org/drawingml/2006/picture">
                   <pic:nvPicPr>
-                    <pic:cNvPr id="1811854937" name=""/>
+                    <pic:cNvPr id="10249417" name=""/>
                     <pic:cNvPicPr/>
                   </pic:nvPicPr>
                   <pic:blipFill>
@@ -2581,7 +2738,7 @@
   <w:abstractNum w:abstractNumId="0" w15:restartNumberingAfterBreak="0">
     <w:nsid w:val="FFFFFF89"/>
     <w:multiLevelType w:val="singleLevel"/>
-    <w:tmpl w:val="41E8DC82"/>
+    <w:tmpl w:val="A5D8E81A"/>
     <w:lvl w:ilvl="0">
       <w:start w:val="1"/>
       <w:numFmt w:val="bullet"/>
@@ -2599,7 +2756,7 @@
       </w:rPr>
     </w:lvl>
   </w:abstractNum>
-  <w:num w:numId="1" w16cid:durableId="429861500">
+  <w:num w:numId="1" w16cid:durableId="46031239">
     <w:abstractNumId w:val="0"/>
   </w:num>
 </w:numbering>
@@ -3013,7 +3170,7 @@
     <w:link w:val="Heading1Char"/>
     <w:uiPriority w:val="9"/>
     <w:qFormat/>
-    <w:rsid w:val="009A0591"/>
+    <w:rsid w:val="009A1214"/>
     <w:pPr>
       <w:keepNext/>
       <w:keepLines/>
@@ -3035,7 +3192,7 @@
     <w:uiPriority w:val="9"/>
     <w:unhideWhenUsed/>
     <w:qFormat/>
-    <w:rsid w:val="009A0591"/>
+    <w:rsid w:val="009A1214"/>
     <w:pPr>
       <w:keepNext/>
       <w:keepLines/>
@@ -3057,7 +3214,7 @@
     <w:uiPriority w:val="9"/>
     <w:unhideWhenUsed/>
     <w:qFormat/>
-    <w:rsid w:val="009A0591"/>
+    <w:rsid w:val="009A1214"/>
     <w:pPr>
       <w:keepNext/>
       <w:keepLines/>
@@ -3080,7 +3237,7 @@
     <w:semiHidden/>
     <w:unhideWhenUsed/>
     <w:qFormat/>
-    <w:rsid w:val="009A0591"/>
+    <w:rsid w:val="009A1214"/>
     <w:pPr>
       <w:keepNext/>
       <w:keepLines/>
@@ -3103,7 +3260,7 @@
     <w:semiHidden/>
     <w:unhideWhenUsed/>
     <w:qFormat/>
-    <w:rsid w:val="009A0591"/>
+    <w:rsid w:val="009A1214"/>
     <w:pPr>
       <w:keepNext/>
       <w:keepLines/>
@@ -3124,7 +3281,7 @@
     <w:semiHidden/>
     <w:unhideWhenUsed/>
     <w:qFormat/>
-    <w:rsid w:val="009A0591"/>
+    <w:rsid w:val="009A1214"/>
     <w:pPr>
       <w:keepNext/>
       <w:keepLines/>
@@ -3147,7 +3304,7 @@
     <w:semiHidden/>
     <w:unhideWhenUsed/>
     <w:qFormat/>
-    <w:rsid w:val="009A0591"/>
+    <w:rsid w:val="009A1214"/>
     <w:pPr>
       <w:keepNext/>
       <w:keepLines/>
@@ -3168,7 +3325,7 @@
     <w:semiHidden/>
     <w:unhideWhenUsed/>
     <w:qFormat/>
-    <w:rsid w:val="009A0591"/>
+    <w:rsid w:val="009A1214"/>
     <w:pPr>
       <w:keepNext/>
       <w:keepLines/>
@@ -3191,7 +3348,7 @@
     <w:semiHidden/>
     <w:unhideWhenUsed/>
     <w:qFormat/>
-    <w:rsid w:val="009A0591"/>
+    <w:rsid w:val="009A1214"/>
     <w:pPr>
       <w:keepNext/>
       <w:keepLines/>
@@ -3235,7 +3392,7 @@
     <w:basedOn w:val="DefaultParagraphFont"/>
     <w:link w:val="Heading1"/>
     <w:uiPriority w:val="9"/>
-    <w:rsid w:val="009A0591"/>
+    <w:rsid w:val="009A1214"/>
     <w:rPr>
       <w:rFonts w:asciiTheme="majorHAnsi" w:eastAsiaTheme="majorEastAsia" w:hAnsiTheme="majorHAnsi" w:cstheme="majorBidi"/>
       <w:color w:val="0F4761" w:themeColor="accent1" w:themeShade="BF"/>
@@ -3248,7 +3405,7 @@
     <w:basedOn w:val="DefaultParagraphFont"/>
     <w:link w:val="Heading2"/>
     <w:uiPriority w:val="9"/>
-    <w:rsid w:val="009A0591"/>
+    <w:rsid w:val="009A1214"/>
     <w:rPr>
       <w:rFonts w:asciiTheme="majorHAnsi" w:eastAsiaTheme="majorEastAsia" w:hAnsiTheme="majorHAnsi" w:cstheme="majorBidi"/>
       <w:color w:val="0F4761" w:themeColor="accent1" w:themeShade="BF"/>
@@ -3261,7 +3418,7 @@
     <w:basedOn w:val="DefaultParagraphFont"/>
     <w:link w:val="Heading3"/>
     <w:uiPriority w:val="9"/>
-    <w:rsid w:val="009A0591"/>
+    <w:rsid w:val="009A1214"/>
     <w:rPr>
       <w:rFonts w:eastAsiaTheme="majorEastAsia" w:cstheme="majorBidi"/>
       <w:color w:val="0F4761" w:themeColor="accent1" w:themeShade="BF"/>
@@ -3275,7 +3432,7 @@
     <w:link w:val="Heading4"/>
     <w:uiPriority w:val="9"/>
     <w:semiHidden/>
-    <w:rsid w:val="009A0591"/>
+    <w:rsid w:val="009A1214"/>
     <w:rPr>
       <w:rFonts w:eastAsiaTheme="majorEastAsia" w:cstheme="majorBidi"/>
       <w:i/>
@@ -3289,7 +3446,7 @@
     <w:link w:val="Heading5"/>
     <w:uiPriority w:val="9"/>
     <w:semiHidden/>
-    <w:rsid w:val="009A0591"/>
+    <w:rsid w:val="009A1214"/>
     <w:rPr>
       <w:rFonts w:eastAsiaTheme="majorEastAsia" w:cstheme="majorBidi"/>
       <w:color w:val="0F4761" w:themeColor="accent1" w:themeShade="BF"/>
@@ -3301,7 +3458,7 @@
     <w:link w:val="Heading6"/>
     <w:uiPriority w:val="9"/>
     <w:semiHidden/>
-    <w:rsid w:val="009A0591"/>
+    <w:rsid w:val="009A1214"/>
     <w:rPr>
       <w:rFonts w:eastAsiaTheme="majorEastAsia" w:cstheme="majorBidi"/>
       <w:i/>
@@ -3315,7 +3472,7 @@
     <w:link w:val="Heading7"/>
     <w:uiPriority w:val="9"/>
     <w:semiHidden/>
-    <w:rsid w:val="009A0591"/>
+    <w:rsid w:val="009A1214"/>
     <w:rPr>
       <w:rFonts w:eastAsiaTheme="majorEastAsia" w:cstheme="majorBidi"/>
       <w:color w:val="595959" w:themeColor="text1" w:themeTint="A6"/>
@@ -3327,7 +3484,7 @@
     <w:link w:val="Heading8"/>
     <w:uiPriority w:val="9"/>
     <w:semiHidden/>
-    <w:rsid w:val="009A0591"/>
+    <w:rsid w:val="009A1214"/>
     <w:rPr>
       <w:rFonts w:eastAsiaTheme="majorEastAsia" w:cstheme="majorBidi"/>
       <w:i/>
@@ -3341,7 +3498,7 @@
     <w:link w:val="Heading9"/>
     <w:uiPriority w:val="9"/>
     <w:semiHidden/>
-    <w:rsid w:val="009A0591"/>
+    <w:rsid w:val="009A1214"/>
     <w:rPr>
       <w:rFonts w:eastAsiaTheme="majorEastAsia" w:cstheme="majorBidi"/>
       <w:color w:val="272727" w:themeColor="text1" w:themeTint="D8"/>
@@ -3354,7 +3511,7 @@
     <w:link w:val="TitleChar"/>
     <w:uiPriority w:val="10"/>
     <w:qFormat/>
-    <w:rsid w:val="009A0591"/>
+    <w:rsid w:val="009A1214"/>
     <w:pPr>
       <w:spacing w:after="80" w:line="240" w:lineRule="auto"/>
       <w:contextualSpacing/>
@@ -3372,7 +3529,7 @@
     <w:basedOn w:val="DefaultParagraphFont"/>
     <w:link w:val="Title"/>
     <w:uiPriority w:val="10"/>
-    <w:rsid w:val="009A0591"/>
+    <w:rsid w:val="009A1214"/>
     <w:rPr>
       <w:rFonts w:asciiTheme="majorHAnsi" w:eastAsiaTheme="majorEastAsia" w:hAnsiTheme="majorHAnsi" w:cstheme="majorBidi"/>
       <w:spacing w:val="-10"/>
@@ -3388,7 +3545,7 @@
     <w:link w:val="SubtitleChar"/>
     <w:uiPriority w:val="11"/>
     <w:qFormat/>
-    <w:rsid w:val="009A0591"/>
+    <w:rsid w:val="009A1214"/>
     <w:pPr>
       <w:numPr>
         <w:ilvl w:val="1"/>
@@ -3407,7 +3564,7 @@
     <w:basedOn w:val="DefaultParagraphFont"/>
     <w:link w:val="Subtitle"/>
     <w:uiPriority w:val="11"/>
-    <w:rsid w:val="009A0591"/>
+    <w:rsid w:val="009A1214"/>
     <w:rPr>
       <w:rFonts w:eastAsiaTheme="majorEastAsia" w:cstheme="majorBidi"/>
       <w:color w:val="595959" w:themeColor="text1" w:themeTint="A6"/>
@@ -3423,7 +3580,7 @@
     <w:link w:val="QuoteChar"/>
     <w:uiPriority w:val="29"/>
     <w:qFormat/>
-    <w:rsid w:val="009A0591"/>
+    <w:rsid w:val="009A1214"/>
     <w:pPr>
       <w:spacing w:before="160"/>
       <w:jc w:val="center"/>
@@ -3439,7 +3596,7 @@
     <w:basedOn w:val="DefaultParagraphFont"/>
     <w:link w:val="Quote"/>
     <w:uiPriority w:val="29"/>
-    <w:rsid w:val="009A0591"/>
+    <w:rsid w:val="009A1214"/>
     <w:rPr>
       <w:i/>
       <w:iCs/>
@@ -3451,7 +3608,7 @@
     <w:basedOn w:val="Normal"/>
     <w:uiPriority w:val="34"/>
     <w:qFormat/>
-    <w:rsid w:val="009A0591"/>
+    <w:rsid w:val="009A1214"/>
     <w:pPr>
       <w:ind w:left="720"/>
       <w:contextualSpacing/>
@@ -3462,7 +3619,7 @@
     <w:basedOn w:val="DefaultParagraphFont"/>
     <w:uiPriority w:val="21"/>
     <w:qFormat/>
-    <w:rsid w:val="009A0591"/>
+    <w:rsid w:val="009A1214"/>
     <w:rPr>
       <w:i/>
       <w:iCs/>
@@ -3476,7 +3633,7 @@
     <w:link w:val="IntenseQuoteChar"/>
     <w:uiPriority w:val="30"/>
     <w:qFormat/>
-    <w:rsid w:val="009A0591"/>
+    <w:rsid w:val="009A1214"/>
     <w:pPr>
       <w:pBdr>
         <w:top w:val="single" w:sz="4" w:space="10" w:color="0F4761" w:themeColor="accent1" w:themeShade="BF"/>
@@ -3497,7 +3654,7 @@
     <w:basedOn w:val="DefaultParagraphFont"/>
     <w:link w:val="IntenseQuote"/>
     <w:uiPriority w:val="30"/>
-    <w:rsid w:val="009A0591"/>
+    <w:rsid w:val="009A1214"/>
     <w:rPr>
       <w:i/>
       <w:iCs/>
@@ -3509,7 +3666,7 @@
     <w:basedOn w:val="DefaultParagraphFont"/>
     <w:uiPriority w:val="32"/>
     <w:qFormat/>
-    <w:rsid w:val="009A0591"/>
+    <w:rsid w:val="009A1214"/>
     <w:rPr>
       <w:b/>
       <w:bCs/>
@@ -3523,7 +3680,7 @@
     <w:basedOn w:val="Normal"/>
     <w:uiPriority w:val="99"/>
     <w:unhideWhenUsed/>
-    <w:rsid w:val="009A0591"/>
+    <w:rsid w:val="009A1214"/>
     <w:pPr>
       <w:numPr>
         <w:numId w:val="1"/>

--- a/docs/mu-tant/mu-Tant User Manual.docx
+++ b/docs/mu-tant/mu-Tant User Manual.docx
@@ -89,10 +89,10 @@
           <w:noProof/>
         </w:rPr>
         <w:drawing>
-          <wp:inline distT="0" distB="0" distL="0" distR="0" wp14:anchorId="74AFDE5B" wp14:editId="397239C7">
+          <wp:inline distT="0" distB="0" distL="0" distR="0" wp14:anchorId="4755ECED" wp14:editId="6C99CCE9">
             <wp:extent cx="5274310" cy="3340100"/>
             <wp:effectExtent l="0" t="0" r="2540" b="0"/>
-            <wp:docPr id="1329843583" name="Picture 1"/>
+            <wp:docPr id="1434213477" name="Picture 1"/>
             <wp:cNvGraphicFramePr>
               <a:graphicFrameLocks xmlns:a="http://schemas.openxmlformats.org/drawingml/2006/main" noChangeAspect="1"/>
             </wp:cNvGraphicFramePr>
@@ -100,7 +100,7 @@
               <a:graphicData uri="http://schemas.openxmlformats.org/drawingml/2006/picture">
                 <pic:pic xmlns:pic="http://schemas.openxmlformats.org/drawingml/2006/picture">
                   <pic:nvPicPr>
-                    <pic:cNvPr id="1329843583" name=""/>
+                    <pic:cNvPr id="1434213477" name=""/>
                     <pic:cNvPicPr/>
                   </pic:nvPicPr>
                   <pic:blipFill>
@@ -312,10 +312,10 @@
           <w:noProof/>
         </w:rPr>
         <w:drawing>
-          <wp:inline distT="0" distB="0" distL="0" distR="0" wp14:anchorId="4F1E1B1F" wp14:editId="1545FFC7">
+          <wp:inline distT="0" distB="0" distL="0" distR="0" wp14:anchorId="579071F4" wp14:editId="33B973BC">
             <wp:extent cx="5274310" cy="3340100"/>
             <wp:effectExtent l="0" t="0" r="2540" b="0"/>
-            <wp:docPr id="425940777" name="Picture 2"/>
+            <wp:docPr id="838052462" name="Picture 2"/>
             <wp:cNvGraphicFramePr>
               <a:graphicFrameLocks xmlns:a="http://schemas.openxmlformats.org/drawingml/2006/main" noChangeAspect="1"/>
             </wp:cNvGraphicFramePr>
@@ -323,7 +323,7 @@
               <a:graphicData uri="http://schemas.openxmlformats.org/drawingml/2006/picture">
                 <pic:pic xmlns:pic="http://schemas.openxmlformats.org/drawingml/2006/picture">
                   <pic:nvPicPr>
-                    <pic:cNvPr id="425940777" name=""/>
+                    <pic:cNvPr id="838052462" name=""/>
                     <pic:cNvPicPr/>
                   </pic:nvPicPr>
                   <pic:blipFill>
@@ -372,10 +372,10 @@
         </w:rPr>
         <w:lastRenderedPageBreak/>
         <w:drawing>
-          <wp:inline distT="0" distB="0" distL="0" distR="0" wp14:anchorId="20ED4BF4" wp14:editId="50D9CCBA">
-            <wp:extent cx="4001058" cy="3048425"/>
+          <wp:inline distT="0" distB="0" distL="0" distR="0" wp14:anchorId="6CE50C30" wp14:editId="7F1776E0">
+            <wp:extent cx="4002118" cy="3049232"/>
             <wp:effectExtent l="0" t="0" r="0" b="0"/>
-            <wp:docPr id="1754956651" name="Picture 3"/>
+            <wp:docPr id="1854782643" name="Picture 3"/>
             <wp:cNvGraphicFramePr>
               <a:graphicFrameLocks xmlns:a="http://schemas.openxmlformats.org/drawingml/2006/main" noChangeAspect="1"/>
             </wp:cNvGraphicFramePr>
@@ -383,7 +383,7 @@
               <a:graphicData uri="http://schemas.openxmlformats.org/drawingml/2006/picture">
                 <pic:pic xmlns:pic="http://schemas.openxmlformats.org/drawingml/2006/picture">
                   <pic:nvPicPr>
-                    <pic:cNvPr id="1754956651" name=""/>
+                    <pic:cNvPr id="1854782643" name=""/>
                     <pic:cNvPicPr/>
                   </pic:nvPicPr>
                   <pic:blipFill>
@@ -401,7 +401,7 @@
                   <pic:spPr>
                     <a:xfrm>
                       <a:off x="0" y="0"/>
-                      <a:ext cx="4001058" cy="3048425"/>
+                      <a:ext cx="4002118" cy="3049232"/>
                     </a:xfrm>
                     <a:prstGeom prst="rect">
                       <a:avLst/>
@@ -490,10 +490,10 @@
         </w:rPr>
         <w:lastRenderedPageBreak/>
         <w:drawing>
-          <wp:inline distT="0" distB="0" distL="0" distR="0" wp14:anchorId="33EDCC51" wp14:editId="498BDA64">
+          <wp:inline distT="0" distB="0" distL="0" distR="0" wp14:anchorId="75D2D07F" wp14:editId="2EACBC1D">
             <wp:extent cx="5274310" cy="3340100"/>
             <wp:effectExtent l="0" t="0" r="2540" b="0"/>
-            <wp:docPr id="1262386942" name="Picture 4"/>
+            <wp:docPr id="956405727" name="Picture 4"/>
             <wp:cNvGraphicFramePr>
               <a:graphicFrameLocks xmlns:a="http://schemas.openxmlformats.org/drawingml/2006/main" noChangeAspect="1"/>
             </wp:cNvGraphicFramePr>
@@ -501,7 +501,7 @@
               <a:graphicData uri="http://schemas.openxmlformats.org/drawingml/2006/picture">
                 <pic:pic xmlns:pic="http://schemas.openxmlformats.org/drawingml/2006/picture">
                   <pic:nvPicPr>
-                    <pic:cNvPr id="1262386942" name=""/>
+                    <pic:cNvPr id="956405727" name=""/>
                     <pic:cNvPicPr/>
                   </pic:nvPicPr>
                   <pic:blipFill>
@@ -670,10 +670,10 @@
           <w:noProof/>
         </w:rPr>
         <w:drawing>
-          <wp:inline distT="0" distB="0" distL="0" distR="0" wp14:anchorId="7B2C5B17" wp14:editId="6C746D23">
+          <wp:inline distT="0" distB="0" distL="0" distR="0" wp14:anchorId="6FF64378" wp14:editId="5777EC2F">
             <wp:extent cx="5274310" cy="126365"/>
             <wp:effectExtent l="0" t="0" r="2540" b="6985"/>
-            <wp:docPr id="1566195073" name="Picture 5"/>
+            <wp:docPr id="1363858301" name="Picture 5"/>
             <wp:cNvGraphicFramePr>
               <a:graphicFrameLocks xmlns:a="http://schemas.openxmlformats.org/drawingml/2006/main" noChangeAspect="1"/>
             </wp:cNvGraphicFramePr>
@@ -681,7 +681,7 @@
               <a:graphicData uri="http://schemas.openxmlformats.org/drawingml/2006/picture">
                 <pic:pic xmlns:pic="http://schemas.openxmlformats.org/drawingml/2006/picture">
                   <pic:nvPicPr>
-                    <pic:cNvPr id="1566195073" name=""/>
+                    <pic:cNvPr id="1363858301" name=""/>
                     <pic:cNvPicPr/>
                   </pic:nvPicPr>
                   <pic:blipFill>
@@ -753,10 +753,10 @@
           <w:noProof/>
         </w:rPr>
         <w:drawing>
-          <wp:inline distT="0" distB="0" distL="0" distR="0" wp14:anchorId="33259448" wp14:editId="2B344D5E">
+          <wp:inline distT="0" distB="0" distL="0" distR="0" wp14:anchorId="1FBD2CC3" wp14:editId="2CAA7357">
             <wp:extent cx="446690" cy="4318000"/>
             <wp:effectExtent l="0" t="0" r="0" b="6350"/>
-            <wp:docPr id="1880023354" name="Picture 6"/>
+            <wp:docPr id="1161137352" name="Picture 6"/>
             <wp:cNvGraphicFramePr>
               <a:graphicFrameLocks xmlns:a="http://schemas.openxmlformats.org/drawingml/2006/main" noChangeAspect="1"/>
             </wp:cNvGraphicFramePr>
@@ -764,7 +764,7 @@
               <a:graphicData uri="http://schemas.openxmlformats.org/drawingml/2006/picture">
                 <pic:pic xmlns:pic="http://schemas.openxmlformats.org/drawingml/2006/picture">
                   <pic:nvPicPr>
-                    <pic:cNvPr id="1880023354" name=""/>
+                    <pic:cNvPr id="1161137352" name=""/>
                     <pic:cNvPicPr/>
                   </pic:nvPicPr>
                   <pic:blipFill>
@@ -1005,10 +1005,10 @@
           <w:noProof/>
         </w:rPr>
         <w:drawing>
-          <wp:inline distT="0" distB="0" distL="0" distR="0" wp14:anchorId="1DA4D2C0" wp14:editId="413A1640">
+          <wp:inline distT="0" distB="0" distL="0" distR="0" wp14:anchorId="047DF0B2" wp14:editId="4F8FB74D">
             <wp:extent cx="5274310" cy="417195"/>
             <wp:effectExtent l="0" t="0" r="2540" b="1905"/>
-            <wp:docPr id="1323459542" name="Picture 7"/>
+            <wp:docPr id="233207704" name="Picture 7"/>
             <wp:cNvGraphicFramePr>
               <a:graphicFrameLocks xmlns:a="http://schemas.openxmlformats.org/drawingml/2006/main" noChangeAspect="1"/>
             </wp:cNvGraphicFramePr>
@@ -1016,7 +1016,7 @@
               <a:graphicData uri="http://schemas.openxmlformats.org/drawingml/2006/picture">
                 <pic:pic xmlns:pic="http://schemas.openxmlformats.org/drawingml/2006/picture">
                   <pic:nvPicPr>
-                    <pic:cNvPr id="1323459542" name=""/>
+                    <pic:cNvPr id="233207704" name=""/>
                     <pic:cNvPicPr/>
                   </pic:nvPicPr>
                   <pic:blipFill>
@@ -1313,10 +1313,10 @@
           <w:noProof/>
         </w:rPr>
         <w:drawing>
-          <wp:inline distT="0" distB="0" distL="0" distR="0" wp14:anchorId="4910B403" wp14:editId="205392F9">
+          <wp:inline distT="0" distB="0" distL="0" distR="0" wp14:anchorId="402EA3A9" wp14:editId="1EBCE451">
             <wp:extent cx="5274310" cy="502920"/>
             <wp:effectExtent l="0" t="0" r="2540" b="0"/>
-            <wp:docPr id="1060383850" name="Picture 8"/>
+            <wp:docPr id="1014825591" name="Picture 8"/>
             <wp:cNvGraphicFramePr>
               <a:graphicFrameLocks xmlns:a="http://schemas.openxmlformats.org/drawingml/2006/main" noChangeAspect="1"/>
             </wp:cNvGraphicFramePr>
@@ -1324,7 +1324,7 @@
               <a:graphicData uri="http://schemas.openxmlformats.org/drawingml/2006/picture">
                 <pic:pic xmlns:pic="http://schemas.openxmlformats.org/drawingml/2006/picture">
                   <pic:nvPicPr>
-                    <pic:cNvPr id="1060383850" name=""/>
+                    <pic:cNvPr id="1014825591" name=""/>
                     <pic:cNvPicPr/>
                   </pic:nvPicPr>
                   <pic:blipFill>
@@ -1601,10 +1601,10 @@
           <w:noProof/>
         </w:rPr>
         <w:drawing>
-          <wp:inline distT="0" distB="0" distL="0" distR="0" wp14:anchorId="42AB955B" wp14:editId="3B8CB6F4">
+          <wp:inline distT="0" distB="0" distL="0" distR="0" wp14:anchorId="496ACE1F" wp14:editId="0EB05BC2">
             <wp:extent cx="5274310" cy="763905"/>
             <wp:effectExtent l="0" t="0" r="2540" b="0"/>
-            <wp:docPr id="2133068886" name="Picture 9"/>
+            <wp:docPr id="1236869975" name="Picture 9"/>
             <wp:cNvGraphicFramePr>
               <a:graphicFrameLocks xmlns:a="http://schemas.openxmlformats.org/drawingml/2006/main" noChangeAspect="1"/>
             </wp:cNvGraphicFramePr>
@@ -1612,7 +1612,7 @@
               <a:graphicData uri="http://schemas.openxmlformats.org/drawingml/2006/picture">
                 <pic:pic xmlns:pic="http://schemas.openxmlformats.org/drawingml/2006/picture">
                   <pic:nvPicPr>
-                    <pic:cNvPr id="2133068886" name=""/>
+                    <pic:cNvPr id="1236869975" name=""/>
                     <pic:cNvPicPr/>
                   </pic:nvPicPr>
                   <pic:blipFill>
@@ -1688,10 +1688,10 @@
           <w:noProof/>
         </w:rPr>
         <w:drawing>
-          <wp:inline distT="0" distB="0" distL="0" distR="0" wp14:anchorId="0A03E9A5" wp14:editId="6D88FE32">
+          <wp:inline distT="0" distB="0" distL="0" distR="0" wp14:anchorId="026C2147" wp14:editId="00BDDC12">
             <wp:extent cx="5274310" cy="1386205"/>
             <wp:effectExtent l="0" t="0" r="2540" b="4445"/>
-            <wp:docPr id="487467501" name="Picture 10"/>
+            <wp:docPr id="818108443" name="Picture 10"/>
             <wp:cNvGraphicFramePr>
               <a:graphicFrameLocks xmlns:a="http://schemas.openxmlformats.org/drawingml/2006/main" noChangeAspect="1"/>
             </wp:cNvGraphicFramePr>
@@ -1699,7 +1699,7 @@
               <a:graphicData uri="http://schemas.openxmlformats.org/drawingml/2006/picture">
                 <pic:pic xmlns:pic="http://schemas.openxmlformats.org/drawingml/2006/picture">
                   <pic:nvPicPr>
-                    <pic:cNvPr id="487467501" name=""/>
+                    <pic:cNvPr id="818108443" name=""/>
                     <pic:cNvPicPr/>
                   </pic:nvPicPr>
                   <pic:blipFill>
@@ -1771,10 +1771,10 @@
           <w:noProof/>
         </w:rPr>
         <w:drawing>
-          <wp:inline distT="0" distB="0" distL="0" distR="0" wp14:anchorId="76D17DD9" wp14:editId="479656B3">
+          <wp:inline distT="0" distB="0" distL="0" distR="0" wp14:anchorId="1E147E40" wp14:editId="3875229E">
             <wp:extent cx="5274310" cy="3340100"/>
             <wp:effectExtent l="0" t="0" r="2540" b="0"/>
-            <wp:docPr id="1483790910" name="Picture 11"/>
+            <wp:docPr id="2016381806" name="Picture 11"/>
             <wp:cNvGraphicFramePr>
               <a:graphicFrameLocks xmlns:a="http://schemas.openxmlformats.org/drawingml/2006/main" noChangeAspect="1"/>
             </wp:cNvGraphicFramePr>
@@ -1782,7 +1782,7 @@
               <a:graphicData uri="http://schemas.openxmlformats.org/drawingml/2006/picture">
                 <pic:pic xmlns:pic="http://schemas.openxmlformats.org/drawingml/2006/picture">
                   <pic:nvPicPr>
-                    <pic:cNvPr id="1483790910" name=""/>
+                    <pic:cNvPr id="2016381806" name=""/>
                     <pic:cNvPicPr/>
                   </pic:nvPicPr>
                   <pic:blipFill>
@@ -1822,444 +1822,6 @@
       </w:r>
     </w:p>
     <w:p>
-      <w:r>
-        <w:rPr>
-          <w:i/>
-        </w:rPr>
-        <w:t>[Screenshot: Mixer fader with the knob-style cap and lit groove.]</w:t>
-      </w:r>
-    </w:p>
-    <w:p>
-      <w:pPr>
-        <w:pStyle w:val="Heading1"/>
-      </w:pPr>
-      <w:r>
-        <w:lastRenderedPageBreak/>
-        <w:t>16. Presets</w:t>
-      </w:r>
-    </w:p>
-    <w:p>
-      <w:pPr>
-        <w:pStyle w:val="Heading2"/>
-      </w:pPr>
-      <w:r>
-        <w:t>Full Presets (.muTant)</w:t>
-      </w:r>
-    </w:p>
-    <w:p>
-      <w:r>
-        <w:t>Full presets save the entire plugin state - all voices, modulators, gate patterns, mixer, and FX - to Documents\TDP\muTant\Presets. Load from the transport dropdown, which is grouped by category; the preset browser shows each preset's category and description. Save with the Save button: enter a name, an optional description and a category, and tick Save as Default to make it the preset that loads at startup and when you press New. If saving fails (for example a full disk) mu-Tant shows an error message and never leaves a half-written preset.</w:t>
-      </w:r>
-    </w:p>
-    <w:p>
-      <w:r>
-        <w:t xml:space="preserve">P </w:t>
-      </w:r>
-    </w:p>
-    <w:p>
-      <w:pPr>
-        <w:pStyle w:val="Heading2"/>
-      </w:pPr>
-      <w:r>
-        <w:t>Per-Voice Presets (.muPattern)</w:t>
-      </w:r>
-    </w:p>
-    <w:p>
-      <w:r>
-        <w:t>Each voice can be saved and loaded independently to Documents\TDP\muTant\Voices, including its oscillator, filter, insert, and level settings, all three gate layers (GATE / FILT / PITCH), and modulator assignments. Use the voice header dropdown and Save button.</w:t>
-      </w:r>
-    </w:p>
-    <w:p>
-      <w:pPr>
-        <w:pStyle w:val="Heading2"/>
-      </w:pPr>
-      <w:r>
-        <w:t>Clips</w:t>
-      </w:r>
-    </w:p>
-    <w:p>
-      <w:r>
-        <w:t>A clip is a stored copy of one voice's current state, ready to recall in a moment while the music plays. Every voice has up to eight clips. They sit in the Clip strip in the voice's header, between the voice-preset dropdown and the Save button: the word Clip followed by pads numbered 1 to 8. Use clips to prepare variations of a voice and switch between them in time.</w:t>
-      </w:r>
-    </w:p>
-    <w:p>
-      <w:r>
-        <w:t>Each pad is lit in the voice's own colour:</w:t>
-      </w:r>
-    </w:p>
-    <w:p>
-      <w:pPr>
-        <w:pStyle w:val="ListBullet"/>
-      </w:pPr>
-      <w:r>
-        <w:t>Bright and steady — the clip that is playing.</w:t>
-      </w:r>
-    </w:p>
-    <w:p>
-      <w:pPr>
-        <w:pStyle w:val="ListBullet"/>
-      </w:pPr>
-      <w:r>
-        <w:t>Dim — a clip is stored here and is available.</w:t>
-      </w:r>
-    </w:p>
-    <w:p>
-      <w:pPr>
-        <w:pStyle w:val="ListBullet"/>
-      </w:pPr>
-      <w:r>
-        <w:t>Unlit, with just its number — the pad is empty.</w:t>
-      </w:r>
-    </w:p>
-    <w:p>
-      <w:pPr>
-        <w:pStyle w:val="ListBullet"/>
-      </w:pPr>
-      <w:r>
-        <w:t>Pulsing — the clip is queued and will start at the next swap point.</w:t>
-      </w:r>
-    </w:p>
-    <w:p>
-      <w:pPr>
-        <w:pStyle w:val="ListBullet"/>
-      </w:pPr>
-      <w:r>
-        <w:t>Flashing on and off — the playing clip belongs to a muted voice.</w:t>
-      </w:r>
-    </w:p>
-    <w:p>
-      <w:r>
-        <w:t>How to use the pads:</w:t>
-      </w:r>
-    </w:p>
-    <w:p>
-      <w:pPr>
-        <w:pStyle w:val="ListBullet"/>
-      </w:pPr>
-      <w:r>
-        <w:t>Click a stored pad to launch it. If playback is running, the clip waits for the next swap point (set with the Swap dropdown) and the pad pulses until it starts; when playback is stopped it starts at once. Clicking another stored pad while one is waiting replaces the waiting clip.</w:t>
-      </w:r>
-    </w:p>
-    <w:p>
-      <w:pPr>
-        <w:pStyle w:val="ListBullet"/>
-      </w:pPr>
-      <w:r>
-        <w:t>Click the playing pad to mute the voice. Click it again to unmute. If another clip is waiting, the click cancels the wait instead and the playing clip carries on.</w:t>
-      </w:r>
-    </w:p>
-    <w:p>
-      <w:pPr>
-        <w:pStyle w:val="ListBullet"/>
-      </w:pPr>
-      <w:r>
-        <w:t>Click an empty pad to store the voice's current state there. Nothing is lost, so there is no question. The new clip becomes the playing one.</w:t>
-      </w:r>
-    </w:p>
-    <w:p>
-      <w:pPr>
-        <w:pStyle w:val="ListBullet"/>
-      </w:pPr>
-      <w:r>
-        <w:t>Shift + click any pad to store the voice's current state in it. If the pad holds a different clip from the one playing, mu-Tant asks you to confirm with Replace. Storing over the playing clip, to update it after a tweak, needs no confirmation.</w:t>
-      </w:r>
-    </w:p>
-    <w:p>
-      <w:pPr>
-        <w:pStyle w:val="ListBullet"/>
-      </w:pPr>
-      <w:r>
-        <w:lastRenderedPageBreak/>
-        <w:t>Right-click a pad (or Ctrl + click) to open a small menu with Store here and Clear. Clear is available only on a stored pad and asks you to confirm. Clearing the playing clip leaves the voice playing as it is; no pad is lit afterwards.</w:t>
-      </w:r>
-    </w:p>
-    <w:p>
-      <w:r>
-        <w:t>Turning a knob changes only the voice that is playing, not the stored clip. To keep a tweak, store it again with Shift + click. Recalling a clip replaces any changes you have not stored, without asking.</w:t>
-      </w:r>
-    </w:p>
-    <w:p>
-      <w:r>
-        <w:t>Resetting a voice with Reset also clears its clips; the confirmation then reads This also clears its clips. Deleting a voice removes its clips with it. Clips are saved with full presets (.muTant) and with your DAW session or standalone state. Clips are not saved in single-voice .muPattern files.</w:t>
-      </w:r>
-    </w:p>
-    <w:p>
-      <w:r>
-        <w:t>In Performance mode the Clip strip cannot be clicked, but it keeps moving so you can see what the control surface is doing.</w:t>
-      </w:r>
-    </w:p>
-    <w:p>
-      <w:r>
-        <w:rPr>
-          <w:i/>
-        </w:rPr>
-        <w:t>[Screenshot: Voice Panel header with the Clip strip: eight numbered pads showing playing, stored, empty and queued states.]</w:t>
-      </w:r>
-    </w:p>
-    <w:p>
-      <w:pPr>
-        <w:pStyle w:val="Heading2"/>
-      </w:pPr>
-      <w:r>
-        <w:t>Performance Mode (Standalone)</w:t>
-      </w:r>
-    </w:p>
-    <w:p>
-      <w:r>
-        <w:t>Performance mode turns the standalone app into a locked gig view. The screen shows the preset that is playing, exactly as normal, but you cannot change anything with the mouse or keyboard. Only a connected control surface (set up through MIDI mapping) switches presets and voices. Performance mode is not available in the VST3 or CLAP plug-in.</w:t>
-      </w:r>
-    </w:p>
-    <w:p>
-      <w:r>
-        <w:t>Performance mode plays a performance: a saved list of up to eight full presets, stored as a .muPerformance file in the Performances folder inside your content folder. You make, edit and choose performances in the Performance chooser.</w:t>
-      </w:r>
-    </w:p>
-    <w:p>
-      <w:pPr>
-        <w:pStyle w:val="Heading3"/>
-      </w:pPr>
-      <w:r>
-        <w:t>The Performance Chooser</w:t>
-      </w:r>
-    </w:p>
-    <w:p>
-      <w:r>
-        <w:t>Open the chooser from the Performances entry at the bottom of the preset dropdown in the Transport Bar, from the Performances button in the footer of the Preset Browser, or by clicking the Perf button (or pressing Ctrl+P) when no performance has been chosen yet. You can only open it while Performance mode is off.</w:t>
-      </w:r>
-    </w:p>
-    <w:p>
-      <w:pPr>
-        <w:pStyle w:val="ListBullet"/>
-      </w:pPr>
-      <w:r>
-        <w:t>On the left is the list of your saved performances. Click one to open it. The list scrolls.</w:t>
-      </w:r>
-    </w:p>
-    <w:p>
-      <w:pPr>
-        <w:pStyle w:val="ListBullet"/>
-      </w:pPr>
-      <w:r>
-        <w:t>On the right are the eight places in the performance. Each row shows its number, the preset name, which product the preset is for, and buttons. An empty row has a + Preset button. A filled row has Replace, Up, Down and Remove: Replace picks a different preset, Up and Down move the preset in the order, and Remove empties the place.</w:t>
-      </w:r>
-    </w:p>
-    <w:p>
-      <w:pPr>
-        <w:pStyle w:val="ListBullet"/>
-      </w:pPr>
-      <w:r>
-        <w:t>A preset whose file can no longer be found stays in its place with a red lamp and the word missing. Replace it or remove it.</w:t>
-      </w:r>
-    </w:p>
-    <w:p>
-      <w:pPr>
-        <w:pStyle w:val="ListBullet"/>
-      </w:pPr>
-      <w:r>
-        <w:t>New starts an empty performance. Save stores the performance under a name and an optional description. Rename changes its name. Delete removes the saved file after asking you to confirm. Saving under the name of another performance asks before it overwrites.</w:t>
-      </w:r>
-    </w:p>
-    <w:p>
-      <w:pPr>
-        <w:pStyle w:val="ListBullet"/>
-      </w:pPr>
-      <w:r>
-        <w:lastRenderedPageBreak/>
-        <w:t>Use makes this performance the one that Performance mode plays, then closes the chooser. It does not change the preset that is playing now. If the performance is new or has changes you have not saved, Use saves it first (a new one asks for a name). Use is unavailable while the performance has no presets.</w:t>
-      </w:r>
-    </w:p>
-    <w:p>
-      <w:pPr>
-        <w:pStyle w:val="ListBullet"/>
-      </w:pPr>
-      <w:r>
-        <w:t>While you have unsaved changes the title shows the name followed by (unsaved). Closing the chooser, clicking New, or opening another saved performance then asks Discard unsaved changes? Choose Discard to lose the changes, or cancel to keep working.</w:t>
-      </w:r>
-    </w:p>
-    <w:p>
-      <w:r>
-        <w:t>To fill a place, click + Preset or Replace. The Preset Browser opens in pick mode: its Load button reads Pick, and the Performances button is hidden. Select a preset and click Pick (or double-click it) to put it in the place and return to the chooser with your other edits kept. Close returns to the chooser without picking. The browser lists presets for this product only.</w:t>
-      </w:r>
-    </w:p>
-    <w:p>
-      <w:r>
-        <w:rPr>
-          <w:i/>
-        </w:rPr>
-        <w:t>[Screenshot: Performance chooser: saved performances on the left, the eight place rows on the right, and the New, Save, Rename, Delete and Use buttons.]</w:t>
-      </w:r>
-    </w:p>
-    <w:p>
-      <w:pPr>
-        <w:pStyle w:val="Heading3"/>
-      </w:pPr>
-      <w:r>
-        <w:t>Entering</w:t>
-      </w:r>
-    </w:p>
-    <w:p>
-      <w:r>
-        <w:t>Click the Perf button (or press Ctrl+P). The preset that is playing carries on. Any open window, such as the Preset Browser, Mixer or Settings, closes without saving. If no performance has been chosen yet, the Performance chooser opens instead and the mode stays off.</w:t>
-      </w:r>
-    </w:p>
-    <w:p>
-      <w:pPr>
-        <w:pStyle w:val="Heading3"/>
-      </w:pPr>
-      <w:r>
-        <w:t>What You See</w:t>
-      </w:r>
-    </w:p>
-    <w:p>
-      <w:pPr>
-        <w:pStyle w:val="ListBullet"/>
-      </w:pPr>
-      <w:r>
-        <w:t>The Perf button lights in the app colour, and a thin lit line runs along the bottom of the Transport Bar.</w:t>
-      </w:r>
-    </w:p>
-    <w:p>
-      <w:pPr>
-        <w:pStyle w:val="ListBullet"/>
-      </w:pPr>
-      <w:r>
-        <w:t>The preset dropdown, New and Save are replaced by a step indicator: a display showing the position and name of the playing preset (for example 3/8 Bassline), followed by a dimmed next preset when there is room, and a row of eight lamps. A bright lamp is the playing preset, a dim lamp is an available preset, a pulsing lamp is the preset queued to start, and an unlit lamp is an empty place. A red lamp marks a preset whose file is missing.</w:t>
-      </w:r>
-    </w:p>
-    <w:p>
-      <w:pPr>
-        <w:pStyle w:val="ListBullet"/>
-      </w:pPr>
-      <w:r>
-        <w:t>When the control surface queues a switch, the playing preset stays on screen until the switch lands. The queued lamp pulses, an orange SWP badge appears, the display shows the queued preset in pulsing text, and the status bar reads Queued followed by the preset. All of this clears when the switch happens or is cancelled. The switch lands at the point set by the Swap dropdown.</w:t>
-      </w:r>
-    </w:p>
-    <w:p>
-      <w:pPr>
-        <w:pStyle w:val="ListBullet"/>
-      </w:pPr>
-      <w:r>
-        <w:t>In the sidebar, the Add button is replaced by a read-only indicator such as Layer 3/5. The screen follows the control surface: selecting a voice on the surface shows that voice on screen.</w:t>
-      </w:r>
-    </w:p>
-    <w:p>
-      <w:pPr>
-        <w:pStyle w:val="ListBullet"/>
-      </w:pPr>
-      <w:r>
-        <w:t>Nothing dims or changes colour; knobs, meters and the playhead keep moving, so you can see what the surface is doing.</w:t>
-      </w:r>
-    </w:p>
-    <w:p>
-      <w:pPr>
-        <w:pStyle w:val="Heading3"/>
-      </w:pPr>
-      <w:r>
-        <w:t>Leaving</w:t>
-      </w:r>
-    </w:p>
-    <w:p>
-      <w:r>
-        <w:t xml:space="preserve">Press and hold the Perf button for one second. The button fills from left to right while you hold, and the status bar reads Hold to leave Performance mode. Let go early to stay in </w:t>
-      </w:r>
-      <w:r>
-        <w:lastRenderedPageBreak/>
-        <w:t>the mode. A plain click does nothing, so you cannot leave by accident. When you leave, the normal controls come back.</w:t>
-      </w:r>
-    </w:p>
-    <w:p>
-      <w:r>
-        <w:rPr>
-          <w:i/>
-        </w:rPr>
-        <w:t>[Screenshot: Transport Bar in Performance mode: lit Perf button, step indicator with eight lamps, and the lit line along the bottom edge.]</w:t>
-      </w:r>
-    </w:p>
-    <w:p>
-      <w:pPr>
-        <w:pStyle w:val="Heading1"/>
-      </w:pPr>
-      <w:r>
-        <w:t>17. Settings</w:t>
-      </w:r>
-    </w:p>
-    <w:p>
-      <w:r>
-        <w:t>Click the gear icon to open the Settings overlay. Everything fits on one screen, in two columns, under two headings. Click Close to return.</w:t>
-      </w:r>
-    </w:p>
-    <w:p>
-      <w:r>
-        <w:t>General (left column):</w:t>
-      </w:r>
-    </w:p>
-    <w:p>
-      <w:pPr>
-        <w:pStyle w:val="ListBullet"/>
-      </w:pPr>
-      <w:r>
-        <w:t>Audio, Master Vol — overall output level</w:t>
-      </w:r>
-    </w:p>
-    <w:p>
-      <w:pPr>
-        <w:pStyle w:val="ListBullet"/>
-      </w:pPr>
-      <w:r>
-        <w:t>Display, Size — Medium or Large window. Reopen the app for the label fonts to rescale fully.</w:t>
-      </w:r>
-    </w:p>
-    <w:p>
-      <w:pPr>
-        <w:pStyle w:val="ListBullet"/>
-      </w:pPr>
-      <w:r>
-        <w:t>Transport, Tempo — internal clock, 20.0 to 300.0 BPM with one decimal, also editable from the transport BPM field</w:t>
-      </w:r>
-    </w:p>
-    <w:p>
-      <w:pPr>
-        <w:pStyle w:val="ListBullet"/>
-      </w:pPr>
-      <w:r>
-        <w:t>Time Signature (standalone) — in Settings under General, Transport: 2/4, 3/4, 4/4, 5/4, 6/4, 7/4, 5/8, 6/8, 7/8, 9/8 or 12/8; default 4/4. It changes how the bar.beat.sixteenth Position readout counts (a beat is a quarter note in x/4 and an eighth note in x/8). Patterns still run in four-beat bars.</w:t>
-      </w:r>
-    </w:p>
-    <w:p>
-      <w:r>
-        <w:t>MIDI (right column):</w:t>
-      </w:r>
-    </w:p>
-    <w:p>
-      <w:pPr>
-        <w:pStyle w:val="ListBullet"/>
-      </w:pPr>
-      <w:r>
-        <w:t>MIDI Clock, Source (standalone) — Internal, or MIDI In to follow an external MIDI clock, with a Sync Offset to compensate for audio latency (see below).</w:t>
-      </w:r>
-    </w:p>
-    <w:p>
-      <w:pPr>
-        <w:pStyle w:val="ListBullet"/>
-      </w:pPr>
-      <w:r>
-        <w:t>Note Mode, Mode — Free or Note (see Note Mode).</w:t>
-      </w:r>
-    </w:p>
-    <w:p>
-      <w:pPr>
-        <w:pStyle w:val="ListBullet"/>
-      </w:pPr>
-      <w:r>
-        <w:t>MIDI Program Change — the Voice Presets and Full Presets buttons open the tables that map incoming program-change messages to presets (see below).</w:t>
-      </w:r>
-    </w:p>
-    <w:p>
-      <w:r>
-        <w:t>A Contact Support link at the bottom of the page is there when you need help.</w:t>
-      </w:r>
-    </w:p>
-    <w:p>
       <w:pPr>
         <w:jc w:val="center"/>
       </w:pPr>
@@ -2267,12 +1829,11 @@
         <w:rPr>
           <w:noProof/>
         </w:rPr>
-        <w:lastRenderedPageBreak/>
         <w:drawing>
-          <wp:inline distT="0" distB="0" distL="0" distR="0" wp14:anchorId="225181BD" wp14:editId="4ADAD125">
-            <wp:extent cx="5274310" cy="3340100"/>
-            <wp:effectExtent l="0" t="0" r="2540" b="0"/>
-            <wp:docPr id="10249417" name="Picture 12"/>
+          <wp:inline distT="0" distB="0" distL="0" distR="0" wp14:anchorId="4FC8C3FD" wp14:editId="5E8F1025">
+            <wp:extent cx="1524616" cy="1429328"/>
+            <wp:effectExtent l="0" t="0" r="0" b="0"/>
+            <wp:docPr id="1126710848" name="Picture 12"/>
             <wp:cNvGraphicFramePr>
               <a:graphicFrameLocks xmlns:a="http://schemas.openxmlformats.org/drawingml/2006/main" noChangeAspect="1"/>
             </wp:cNvGraphicFramePr>
@@ -2280,11 +1841,376 @@
               <a:graphicData uri="http://schemas.openxmlformats.org/drawingml/2006/picture">
                 <pic:pic xmlns:pic="http://schemas.openxmlformats.org/drawingml/2006/picture">
                   <pic:nvPicPr>
-                    <pic:cNvPr id="10249417" name=""/>
+                    <pic:cNvPr id="1126710848" name=""/>
                     <pic:cNvPicPr/>
                   </pic:nvPicPr>
                   <pic:blipFill>
-                    <a:blip r:embed="rId15" cstate="print">
+                    <a:blip r:embed="rId15">
+                      <a:extLst>
+                        <a:ext uri="{28A0092B-C50C-407E-A947-70E740481C1C}">
+                          <a14:useLocalDpi xmlns:a14="http://schemas.microsoft.com/office/drawing/2010/main" val="0"/>
+                        </a:ext>
+                      </a:extLst>
+                    </a:blip>
+                    <a:stretch>
+                      <a:fillRect/>
+                    </a:stretch>
+                  </pic:blipFill>
+                  <pic:spPr>
+                    <a:xfrm>
+                      <a:off x="0" y="0"/>
+                      <a:ext cx="1524616" cy="1429328"/>
+                    </a:xfrm>
+                    <a:prstGeom prst="rect">
+                      <a:avLst/>
+                    </a:prstGeom>
+                  </pic:spPr>
+                </pic:pic>
+              </a:graphicData>
+            </a:graphic>
+          </wp:inline>
+        </w:drawing>
+      </w:r>
+    </w:p>
+    <w:p>
+      <w:r>
+        <w:rPr>
+          <w:i/>
+        </w:rPr>
+        <w:lastRenderedPageBreak/>
+        <w:t>Mixer fader with the knob-style cap and lit groove.</w:t>
+      </w:r>
+    </w:p>
+    <w:p>
+      <w:pPr>
+        <w:pStyle w:val="Heading1"/>
+      </w:pPr>
+      <w:r>
+        <w:t>16. Presets</w:t>
+      </w:r>
+    </w:p>
+    <w:p>
+      <w:pPr>
+        <w:pStyle w:val="Heading2"/>
+      </w:pPr>
+      <w:r>
+        <w:t>Full Presets (.muTant)</w:t>
+      </w:r>
+    </w:p>
+    <w:p>
+      <w:r>
+        <w:t>Full presets save the entire plugin state - all voices, modulators, gate patterns, mixer, and FX - to Documents\TDP\muTant\Presets. Load from the transport dropdown, which is grouped by category; the preset browser shows each preset's category and description. Save with the Save button: enter a name, an optional description and a category, and tick Save as Default to make it the preset that loads at startup and when you press New. If saving fails (for example a full disk) mu-Tant shows an error message and never leaves a half-written preset.</w:t>
+      </w:r>
+    </w:p>
+    <w:p>
+      <w:r>
+        <w:t xml:space="preserve">P </w:t>
+      </w:r>
+    </w:p>
+    <w:p>
+      <w:pPr>
+        <w:pStyle w:val="Heading2"/>
+      </w:pPr>
+      <w:r>
+        <w:t>Per-Voice Presets (.muPattern)</w:t>
+      </w:r>
+    </w:p>
+    <w:p>
+      <w:r>
+        <w:t>Each voice can be saved and loaded independently to Documents\TDP\muTant\Voices, including its oscillator, filter, insert, and level settings, all three gate layers (GATE / FILT / PITCH), and modulator assignments. Use the voice header dropdown and Save button.</w:t>
+      </w:r>
+    </w:p>
+    <w:p>
+      <w:pPr>
+        <w:pStyle w:val="Heading2"/>
+      </w:pPr>
+      <w:r>
+        <w:t>Clips</w:t>
+      </w:r>
+    </w:p>
+    <w:p>
+      <w:r>
+        <w:t>A clip is a stored copy of one voice's current state, ready to recall in a moment while the music plays. Every voice has up to eight clips. They sit in the Clip strip in the voice's header, between the voice-preset dropdown and the Save button: the word Clip followed by pads numbered 1 to 8. Use clips to prepare variations of a voice and switch between them in time.</w:t>
+      </w:r>
+    </w:p>
+    <w:p>
+      <w:r>
+        <w:t>Each pad is lit in the voice's own colour:</w:t>
+      </w:r>
+    </w:p>
+    <w:p>
+      <w:pPr>
+        <w:pStyle w:val="ListBullet"/>
+      </w:pPr>
+      <w:r>
+        <w:t>Bright and steady — the clip that is playing.</w:t>
+      </w:r>
+    </w:p>
+    <w:p>
+      <w:pPr>
+        <w:pStyle w:val="ListBullet"/>
+      </w:pPr>
+      <w:r>
+        <w:t>Dim — a clip is stored here and is available.</w:t>
+      </w:r>
+    </w:p>
+    <w:p>
+      <w:pPr>
+        <w:pStyle w:val="ListBullet"/>
+      </w:pPr>
+      <w:r>
+        <w:t>Unlit, with just its number — the pad is empty.</w:t>
+      </w:r>
+    </w:p>
+    <w:p>
+      <w:pPr>
+        <w:pStyle w:val="ListBullet"/>
+      </w:pPr>
+      <w:r>
+        <w:t>Pulsing — the clip is queued and will start at the next swap point.</w:t>
+      </w:r>
+    </w:p>
+    <w:p>
+      <w:pPr>
+        <w:pStyle w:val="ListBullet"/>
+      </w:pPr>
+      <w:r>
+        <w:t>Flashing on and off — the playing clip belongs to a muted voice.</w:t>
+      </w:r>
+    </w:p>
+    <w:p>
+      <w:r>
+        <w:t>How to use the pads:</w:t>
+      </w:r>
+    </w:p>
+    <w:p>
+      <w:pPr>
+        <w:pStyle w:val="ListBullet"/>
+      </w:pPr>
+      <w:r>
+        <w:t>Click a stored pad to launch it. If playback is running, the clip waits for the next swap point (set with the Swap dropdown) and the pad pulses until it starts; when playback is stopped it starts at once. Clicking another stored pad while one is waiting replaces the waiting clip.</w:t>
+      </w:r>
+    </w:p>
+    <w:p>
+      <w:pPr>
+        <w:pStyle w:val="ListBullet"/>
+      </w:pPr>
+      <w:r>
+        <w:t>Click the playing pad to mute the voice. Click it again to unmute. If another clip is waiting, the click cancels the wait instead and the playing clip carries on.</w:t>
+      </w:r>
+    </w:p>
+    <w:p>
+      <w:pPr>
+        <w:pStyle w:val="ListBullet"/>
+      </w:pPr>
+      <w:r>
+        <w:t>Click an empty pad to store the voice's current state there. Nothing is lost, so there is no question. The new clip becomes the playing one.</w:t>
+      </w:r>
+    </w:p>
+    <w:p>
+      <w:pPr>
+        <w:pStyle w:val="ListBullet"/>
+      </w:pPr>
+      <w:r>
+        <w:t>Shift + click any pad to store the voice's current state in it. If the pad holds a different clip from the one playing, mu-Tant asks you to confirm with Replace. Storing over the playing clip, to update it after a tweak, needs no confirmation.</w:t>
+      </w:r>
+    </w:p>
+    <w:p>
+      <w:pPr>
+        <w:pStyle w:val="ListBullet"/>
+      </w:pPr>
+      <w:r>
+        <w:lastRenderedPageBreak/>
+        <w:t>Right-click a pad (or Ctrl + click) to open a small menu with Store here and Clear. Clear is available only on a stored pad and asks you to confirm. Clearing the playing clip leaves the voice playing as it is; no pad is lit afterwards.</w:t>
+      </w:r>
+    </w:p>
+    <w:p>
+      <w:r>
+        <w:t>Turning a knob changes only the voice that is playing, not the stored clip. To keep a tweak, store it again with Shift + click. Recalling a clip replaces any changes you have not stored, without asking.</w:t>
+      </w:r>
+    </w:p>
+    <w:p>
+      <w:r>
+        <w:t>Resetting a voice with Reset also clears its clips; the confirmation then reads This also clears its clips. Deleting a voice removes its clips with it. Clips are saved with full presets (.muTant) and with your DAW session or standalone state. Clips are not saved in single-voice .muPattern files.</w:t>
+      </w:r>
+    </w:p>
+    <w:p>
+      <w:r>
+        <w:t>In Performance mode the Clip strip cannot be clicked, but it keeps moving so you can see what the control surface is doing.</w:t>
+      </w:r>
+    </w:p>
+    <w:p>
+      <w:pPr>
+        <w:jc w:val="center"/>
+      </w:pPr>
+      <w:r>
+        <w:rPr>
+          <w:noProof/>
+        </w:rPr>
+        <w:drawing>
+          <wp:inline distT="0" distB="0" distL="0" distR="0" wp14:anchorId="40CD35F0" wp14:editId="26127399">
+            <wp:extent cx="4716782" cy="343039"/>
+            <wp:effectExtent l="0" t="0" r="0" b="0"/>
+            <wp:docPr id="1307467648" name="Picture 13"/>
+            <wp:cNvGraphicFramePr>
+              <a:graphicFrameLocks xmlns:a="http://schemas.openxmlformats.org/drawingml/2006/main" noChangeAspect="1"/>
+            </wp:cNvGraphicFramePr>
+            <a:graphic xmlns:a="http://schemas.openxmlformats.org/drawingml/2006/main">
+              <a:graphicData uri="http://schemas.openxmlformats.org/drawingml/2006/picture">
+                <pic:pic xmlns:pic="http://schemas.openxmlformats.org/drawingml/2006/picture">
+                  <pic:nvPicPr>
+                    <pic:cNvPr id="1307467648" name=""/>
+                    <pic:cNvPicPr/>
+                  </pic:nvPicPr>
+                  <pic:blipFill>
+                    <a:blip r:embed="rId16">
+                      <a:extLst>
+                        <a:ext uri="{28A0092B-C50C-407E-A947-70E740481C1C}">
+                          <a14:useLocalDpi xmlns:a14="http://schemas.microsoft.com/office/drawing/2010/main" val="0"/>
+                        </a:ext>
+                      </a:extLst>
+                    </a:blip>
+                    <a:stretch>
+                      <a:fillRect/>
+                    </a:stretch>
+                  </pic:blipFill>
+                  <pic:spPr>
+                    <a:xfrm>
+                      <a:off x="0" y="0"/>
+                      <a:ext cx="4716782" cy="343039"/>
+                    </a:xfrm>
+                    <a:prstGeom prst="rect">
+                      <a:avLst/>
+                    </a:prstGeom>
+                  </pic:spPr>
+                </pic:pic>
+              </a:graphicData>
+            </a:graphic>
+          </wp:inline>
+        </w:drawing>
+      </w:r>
+    </w:p>
+    <w:p>
+      <w:r>
+        <w:rPr>
+          <w:i/>
+        </w:rPr>
+        <w:t>Clip strip at the right end of the Voice Panel header: pad 3 is the playing clip, pad 1 is queued and pulsing, pad 2 holds a stored clip, and pads 4 to 8 are empty.</w:t>
+      </w:r>
+    </w:p>
+    <w:p>
+      <w:pPr>
+        <w:pStyle w:val="Heading2"/>
+      </w:pPr>
+      <w:r>
+        <w:t>Performance Mode (Standalone)</w:t>
+      </w:r>
+    </w:p>
+    <w:p>
+      <w:r>
+        <w:t>Performance mode turns the standalone app into a locked gig view. The screen shows the preset that is playing, exactly as normal, but you cannot change anything with the mouse or keyboard. Only a connected control surface (set up through MIDI mapping) switches presets and voices. Performance mode is not available in the VST3 or CLAP plug-in.</w:t>
+      </w:r>
+    </w:p>
+    <w:p>
+      <w:r>
+        <w:t>Performance mode plays a performance: a saved list of up to eight full presets, stored as a .muPerformance file in the Performances folder inside your content folder. You make, edit and choose performances in the Performance chooser.</w:t>
+      </w:r>
+    </w:p>
+    <w:p>
+      <w:pPr>
+        <w:pStyle w:val="Heading3"/>
+      </w:pPr>
+      <w:r>
+        <w:t>The Performance Chooser</w:t>
+      </w:r>
+    </w:p>
+    <w:p>
+      <w:r>
+        <w:t>Open the chooser from the Performances entry at the bottom of the preset dropdown in the Transport Bar, from the Performances button in the footer of the Preset Browser, or by clicking the Perf button (or pressing Ctrl+P) when no performance has been chosen yet. You can only open it while Performance mode is off.</w:t>
+      </w:r>
+    </w:p>
+    <w:p>
+      <w:pPr>
+        <w:pStyle w:val="ListBullet"/>
+      </w:pPr>
+      <w:r>
+        <w:t>On the left is the list of your saved performances. Click one to open it. The list scrolls.</w:t>
+      </w:r>
+    </w:p>
+    <w:p>
+      <w:pPr>
+        <w:pStyle w:val="ListBullet"/>
+      </w:pPr>
+      <w:r>
+        <w:t>On the right are the eight places in the performance. Each row shows its number, the preset name, which product the preset is for, and buttons. An empty row has a + Preset button. A filled row has Replace, Up, Down and Remove: Replace picks a different preset, Up and Down move the preset in the order, and Remove empties the place.</w:t>
+      </w:r>
+    </w:p>
+    <w:p>
+      <w:pPr>
+        <w:pStyle w:val="ListBullet"/>
+      </w:pPr>
+      <w:r>
+        <w:t>A preset whose file can no longer be found stays in its place with a red lamp and the word missing. Replace it or remove it.</w:t>
+      </w:r>
+    </w:p>
+    <w:p>
+      <w:pPr>
+        <w:pStyle w:val="ListBullet"/>
+      </w:pPr>
+      <w:r>
+        <w:t xml:space="preserve">New starts an empty performance. Load opens a .muPerformance file that you choose from disk into the list; it never saves anything. Save stores the performance </w:t>
+      </w:r>
+      <w:r>
+        <w:lastRenderedPageBreak/>
+        <w:t>under a name and an optional description. Rename changes its name. Delete removes the saved file after asking you to confirm. Saving under the name of another performance asks before it overwrites.</w:t>
+      </w:r>
+    </w:p>
+    <w:p>
+      <w:pPr>
+        <w:pStyle w:val="ListBullet"/>
+      </w:pPr>
+      <w:r>
+        <w:t>Use makes this performance the one that Performance mode plays, then closes the chooser. It does not change the preset that is playing now. If the performance is new or has changes you have not saved, Use saves it first (a new one asks for a name). Use is unavailable while the performance has no presets.</w:t>
+      </w:r>
+    </w:p>
+    <w:p>
+      <w:pPr>
+        <w:pStyle w:val="ListBullet"/>
+      </w:pPr>
+      <w:r>
+        <w:t>While you have unsaved changes the title shows the name followed by (unsaved). Closing the chooser, clicking New, or opening another saved performance then asks Discard unsaved changes? Choose Discard to lose the changes, or cancel to keep working.</w:t>
+      </w:r>
+    </w:p>
+    <w:p>
+      <w:r>
+        <w:t>To fill a place, click + Preset or Replace. The Preset Browser opens in pick mode: its Load button reads Pick, and the Performances button is hidden. Select a preset and click Pick (or double-click it) to put it in the place and return to the chooser with your other edits kept. Close returns to the chooser without picking. The browser lists presets for this product only.</w:t>
+      </w:r>
+    </w:p>
+    <w:p>
+      <w:pPr>
+        <w:jc w:val="center"/>
+      </w:pPr>
+      <w:r>
+        <w:rPr>
+          <w:noProof/>
+        </w:rPr>
+        <w:drawing>
+          <wp:inline distT="0" distB="0" distL="0" distR="0" wp14:anchorId="30DA7FD7" wp14:editId="261616CB">
+            <wp:extent cx="5274310" cy="3340100"/>
+            <wp:effectExtent l="0" t="0" r="2540" b="0"/>
+            <wp:docPr id="1047496997" name="Picture 14"/>
+            <wp:cNvGraphicFramePr>
+              <a:graphicFrameLocks xmlns:a="http://schemas.openxmlformats.org/drawingml/2006/main" noChangeAspect="1"/>
+            </wp:cNvGraphicFramePr>
+            <a:graphic xmlns:a="http://schemas.openxmlformats.org/drawingml/2006/main">
+              <a:graphicData uri="http://schemas.openxmlformats.org/drawingml/2006/picture">
+                <pic:pic xmlns:pic="http://schemas.openxmlformats.org/drawingml/2006/picture">
+                  <pic:nvPicPr>
+                    <pic:cNvPr id="1047496997" name=""/>
+                    <pic:cNvPicPr/>
+                  </pic:nvPicPr>
+                  <pic:blipFill>
+                    <a:blip r:embed="rId17" cstate="print">
                       <a:extLst>
                         <a:ext uri="{28A0092B-C50C-407E-A947-70E740481C1C}">
                           <a14:useLocalDpi xmlns:a14="http://schemas.microsoft.com/office/drawing/2010/main" val="0"/>
@@ -2316,88 +2242,133 @@
         <w:rPr>
           <w:i/>
         </w:rPr>
-        <w:t>Settings overlay open over the main window.</w:t>
-      </w:r>
-    </w:p>
-    <w:p>
-      <w:pPr>
-        <w:pStyle w:val="Heading2"/>
-      </w:pPr>
-      <w:r>
-        <w:t>MIDI Clock Sync (Standalone)</w:t>
-      </w:r>
-    </w:p>
-    <w:p>
-      <w:r>
-        <w:t>When running as a standalone application, mu-Tant can follow an external MIDI clock from a drum machine, groovebox, or DAW. First choose the MIDI input that carries the clock in the standalone's MIDI settings. Selecting the input does not turn sync on by itself. To follow the clock, open Settings and, in the MIDI Clock section, set Source to MIDI In; set it back to Internal to turn sync off and ignore any incoming clock. A Messages choice appears, which decides what mu-Tant takes from the clock:</w:t>
-      </w:r>
-    </w:p>
-    <w:p>
-      <w:pPr>
-        <w:pStyle w:val="ListBullet"/>
-      </w:pPr>
-      <w:r>
-        <w:t>Clock only  —  you start and stop mu-Tant with its own Play button, but the tempo and beat follow the clock's ticks. The BPM field is locked and shows the clock's tempo. The clock's Start and Stop messages are ignored.</w:t>
-      </w:r>
-    </w:p>
-    <w:p>
-      <w:pPr>
-        <w:pStyle w:val="ListBullet"/>
-      </w:pPr>
-      <w:r>
-        <w:t>Transport only  —  the clock's Start, Continue, and Stop messages control playback (Start restarts from bar 1, Continue carries on from where it stopped), but mu-Tant plays at the tempo in its own BPM field and ignores the clock's ticks. The Play button is locked.</w:t>
-      </w:r>
-    </w:p>
-    <w:p>
-      <w:pPr>
-        <w:pStyle w:val="ListBullet"/>
-      </w:pPr>
-      <w:r>
-        <w:t>Clock + Transport  —  the clock runs everything. Its Start, Continue, and Stop messages start and stop playback, and its ticks set the tempo and the beat. The first clock after Start counts as the downbeat, so your steps line up closely with the external device. The Play button and BPM field are locked.</w:t>
-      </w:r>
-    </w:p>
-    <w:p>
-      <w:r>
-        <w:t>With Clock + Transport or Transport only, mu-Tant also follows Song Position Pointer messages. If you stop the external sequencer, move its playhead, and press Continue, mu-Tant picks up from the new position instead of where it stopped.</w:t>
-      </w:r>
-    </w:p>
-    <w:p>
-      <w:r>
-        <w:t>With Clock only or Clock + Transport, a Clock lamp appears in the transport bar, between the BPM display and the Position readout. It shows the state of the incoming clock and stays steady in every state; it never blinks:</w:t>
-      </w:r>
-    </w:p>
-    <w:p>
-      <w:pPr>
-        <w:pStyle w:val="ListBullet"/>
-      </w:pPr>
-      <w:r>
-        <w:t>Dim amber  —  Waiting for clock. Sync is on, but no clock pulses have arrived yet, or the master device is stopped and sending nothing.</w:t>
-      </w:r>
-    </w:p>
-    <w:p>
-      <w:pPr>
-        <w:pStyle w:val="ListBullet"/>
-      </w:pPr>
-      <w:r>
-        <w:t>Green  —  Locked. mu-Tant is following the clock. Hover over the lamp and the status bar shows the tempo, for example "Locked at 120 BPM".</w:t>
-      </w:r>
-    </w:p>
-    <w:p>
-      <w:pPr>
-        <w:pStyle w:val="ListBullet"/>
-      </w:pPr>
-      <w:r>
-        <w:t>Red  —  Lost. The clock pulses stopped arriving for about a quarter of a second while the master was playing, for example because a cable came loose or the master device was switched off. mu-Tant stops the transport, and the status bar shows "MIDI Clock: Lost, transport stopped" once, without you having to hover. When the pulses come back, mu-Tant carries on by itself.</w:t>
-      </w:r>
-    </w:p>
-    <w:p>
-      <w:r>
-        <w:t>The lamp is hidden with Transport only, because the clock's ticks are not used, and whenever Source is Internal. The BPM display works as before: it is locked and shows the clock's tempo while the clock sets the tempo.</w:t>
-      </w:r>
-    </w:p>
-    <w:p>
-      <w:r>
-        <w:t>Sync Offset  —  with Source set to MIDI In, a Sync Offset field appears in the MIDI Clock section of Settings. It runs from −50 to +250 ms (the label reads simply Sync offset) and defaults to 0. The value is shown with a sign, for example +25. The arrows step 1 ms; Shift+click steps 10 ms. A positive value makes mu-Tant play earlier than the clock says. Enter your audio output latency here (about 20 to 40 ms on Windows WASAPI) so the sound lands on the beat of a hardware master. mu-Tant remembers the setting between sessions.</w:t>
+        <w:t>Performance chooser with a new performance holding four presets in places 1 to 4, and the New, Load, Save, Rename, Delete and Use buttons. The list of saved performances on the left stays empty until you save one.</w:t>
+      </w:r>
+    </w:p>
+    <w:p>
+      <w:pPr>
+        <w:pStyle w:val="Heading3"/>
+      </w:pPr>
+      <w:r>
+        <w:t>Entering</w:t>
+      </w:r>
+    </w:p>
+    <w:p>
+      <w:r>
+        <w:t>Click the Perf button (or press Ctrl+P). The preset that is playing carries on. Any open window, such as the Preset Browser, Mixer or Settings, closes without saving. If no performance has been chosen yet, the Performance chooser opens instead and the mode stays off.</w:t>
+      </w:r>
+    </w:p>
+    <w:p>
+      <w:pPr>
+        <w:pStyle w:val="Heading3"/>
+      </w:pPr>
+      <w:r>
+        <w:lastRenderedPageBreak/>
+        <w:t>What You See</w:t>
+      </w:r>
+    </w:p>
+    <w:p>
+      <w:pPr>
+        <w:pStyle w:val="ListBullet"/>
+      </w:pPr>
+      <w:r>
+        <w:t>The Perf button lights in the app colour and its label changes to LIVE, and a thin lit line runs along the bottom of the Transport Bar.</w:t>
+      </w:r>
+    </w:p>
+    <w:p>
+      <w:pPr>
+        <w:pStyle w:val="ListBullet"/>
+      </w:pPr>
+      <w:r>
+        <w:t>The preset dropdown, New and Save are replaced by a step indicator: a display showing the position and name of the playing preset (for example 3/8 Bassline), followed by a dimmed next preset when there is room, and a row of eight lamps. A bright lamp is the playing preset, a dim lamp is an available preset, a pulsing lamp is the preset queued to start, and an unlit lamp is an empty place. A red lamp marks a preset whose file is missing.</w:t>
+      </w:r>
+    </w:p>
+    <w:p>
+      <w:pPr>
+        <w:pStyle w:val="ListBullet"/>
+      </w:pPr>
+      <w:r>
+        <w:t>When the control surface queues a switch, the playing preset stays on screen until the switch lands. The queued lamp pulses, an orange SWP badge appears, the display shows the queued preset in pulsing text, and the status bar reads Queued followed by the preset. All of this clears when the switch happens or is cancelled. The switch lands at the point set by the Swap dropdown.</w:t>
+      </w:r>
+    </w:p>
+    <w:p>
+      <w:pPr>
+        <w:pStyle w:val="ListBullet"/>
+      </w:pPr>
+      <w:r>
+        <w:t>In the sidebar, the Add button is replaced by a read-only indicator such as Layer 3/5. The screen follows the control surface: selecting a voice on the surface shows that voice on screen.</w:t>
+      </w:r>
+    </w:p>
+    <w:p>
+      <w:pPr>
+        <w:pStyle w:val="ListBullet"/>
+      </w:pPr>
+      <w:r>
+        <w:t>Nothing dims or changes colour; knobs, meters and the playhead keep moving, so you can see what the surface is doing.</w:t>
+      </w:r>
+    </w:p>
+    <w:p>
+      <w:pPr>
+        <w:pStyle w:val="Heading3"/>
+      </w:pPr>
+      <w:r>
+        <w:t>Leaving</w:t>
+      </w:r>
+    </w:p>
+    <w:p>
+      <w:r>
+        <w:t>Press and hold the Perf button for one second. The button fills from left to right while you hold, and the status bar reads Hold to leave Performance mode. Let go early to stay in the mode. A plain click does nothing, so you cannot leave by accident. When you leave, the normal controls come back.</w:t>
+      </w:r>
+    </w:p>
+    <w:p>
+      <w:pPr>
+        <w:jc w:val="center"/>
+      </w:pPr>
+      <w:r>
+        <w:rPr>
+          <w:noProof/>
+        </w:rPr>
+        <w:drawing>
+          <wp:inline distT="0" distB="0" distL="0" distR="0" wp14:anchorId="3C04EAB6" wp14:editId="40AF7486">
+            <wp:extent cx="5274310" cy="147320"/>
+            <wp:effectExtent l="0" t="0" r="2540" b="5080"/>
+            <wp:docPr id="348098895" name="Picture 15"/>
+            <wp:cNvGraphicFramePr>
+              <a:graphicFrameLocks xmlns:a="http://schemas.openxmlformats.org/drawingml/2006/main" noChangeAspect="1"/>
+            </wp:cNvGraphicFramePr>
+            <a:graphic xmlns:a="http://schemas.openxmlformats.org/drawingml/2006/main">
+              <a:graphicData uri="http://schemas.openxmlformats.org/drawingml/2006/picture">
+                <pic:pic xmlns:pic="http://schemas.openxmlformats.org/drawingml/2006/picture">
+                  <pic:nvPicPr>
+                    <pic:cNvPr id="348098895" name=""/>
+                    <pic:cNvPicPr/>
+                  </pic:nvPicPr>
+                  <pic:blipFill>
+                    <a:blip r:embed="rId18" cstate="print">
+                      <a:extLst>
+                        <a:ext uri="{28A0092B-C50C-407E-A947-70E740481C1C}">
+                          <a14:useLocalDpi xmlns:a14="http://schemas.microsoft.com/office/drawing/2010/main" val="0"/>
+                        </a:ext>
+                      </a:extLst>
+                    </a:blip>
+                    <a:stretch>
+                      <a:fillRect/>
+                    </a:stretch>
+                  </pic:blipFill>
+                  <pic:spPr>
+                    <a:xfrm>
+                      <a:off x="0" y="0"/>
+                      <a:ext cx="5274310" cy="147320"/>
+                    </a:xfrm>
+                    <a:prstGeom prst="rect">
+                      <a:avLst/>
+                    </a:prstGeom>
+                  </pic:spPr>
+                </pic:pic>
+              </a:graphicData>
+            </a:graphic>
+          </wp:inline>
+        </w:drawing>
       </w:r>
     </w:p>
     <w:p>
@@ -2405,7 +2376,292 @@
         <w:rPr>
           <w:i/>
         </w:rPr>
-        <w:t>[Screenshot: Transport bar with the Clock lamp lit green (locked) between the BPM display and the Position readout.]</w:t>
+        <w:t>Transport Bar in Performance mode: the Perf button lit and reading LIVE, the step indicator with its row of eight lamps, and the lit line along the edge of the bar.</w:t>
+      </w:r>
+    </w:p>
+    <w:p>
+      <w:pPr>
+        <w:pStyle w:val="Heading1"/>
+      </w:pPr>
+      <w:r>
+        <w:t>17. Settings</w:t>
+      </w:r>
+    </w:p>
+    <w:p>
+      <w:r>
+        <w:t>Click the gear icon to open the Settings overlay. Everything fits on one screen, in two columns, under two headings. Click Close to return.</w:t>
+      </w:r>
+    </w:p>
+    <w:p>
+      <w:r>
+        <w:t>General (left column):</w:t>
+      </w:r>
+    </w:p>
+    <w:p>
+      <w:pPr>
+        <w:pStyle w:val="ListBullet"/>
+      </w:pPr>
+      <w:r>
+        <w:t>Audio, Master Vol — overall output level</w:t>
+      </w:r>
+    </w:p>
+    <w:p>
+      <w:pPr>
+        <w:pStyle w:val="ListBullet"/>
+      </w:pPr>
+      <w:r>
+        <w:t>Display, Size — Medium or Large window. Reopen the app for the label fonts to rescale fully.</w:t>
+      </w:r>
+    </w:p>
+    <w:p>
+      <w:pPr>
+        <w:pStyle w:val="ListBullet"/>
+      </w:pPr>
+      <w:r>
+        <w:t>Transport, Tempo — internal clock, 20.0 to 300.0 BPM with one decimal, also editable from the transport BPM field</w:t>
+      </w:r>
+    </w:p>
+    <w:p>
+      <w:pPr>
+        <w:pStyle w:val="ListBullet"/>
+      </w:pPr>
+      <w:r>
+        <w:t>Time Signature (standalone) — in Settings under General, Transport: 2/4, 3/4, 4/4, 5/4, 6/4, 7/4, 5/8, 6/8, 7/8, 9/8 or 12/8; default 4/4. It changes how the bar.beat.sixteenth Position readout counts (a beat is a quarter note in x/4 and an eighth note in x/8). Patterns still run in four-beat bars.</w:t>
+      </w:r>
+    </w:p>
+    <w:p>
+      <w:r>
+        <w:t>MIDI (right column):</w:t>
+      </w:r>
+    </w:p>
+    <w:p>
+      <w:pPr>
+        <w:pStyle w:val="ListBullet"/>
+      </w:pPr>
+      <w:r>
+        <w:lastRenderedPageBreak/>
+        <w:t>MIDI Clock, Source (standalone) — Internal, or MIDI In to follow an external MIDI clock, with a Sync Offset to compensate for audio latency (see below).</w:t>
+      </w:r>
+    </w:p>
+    <w:p>
+      <w:pPr>
+        <w:pStyle w:val="ListBullet"/>
+      </w:pPr>
+      <w:r>
+        <w:t>Note Mode, Mode — Free or Note (see Note Mode).</w:t>
+      </w:r>
+    </w:p>
+    <w:p>
+      <w:pPr>
+        <w:pStyle w:val="ListBullet"/>
+      </w:pPr>
+      <w:r>
+        <w:t>MIDI Program Change — the Voice Presets and Full Presets buttons open the tables that map incoming program-change messages to presets (see below).</w:t>
+      </w:r>
+    </w:p>
+    <w:p>
+      <w:r>
+        <w:t>A Contact Support link at the bottom of the page is there when you need help.</w:t>
+      </w:r>
+    </w:p>
+    <w:p>
+      <w:pPr>
+        <w:jc w:val="center"/>
+      </w:pPr>
+      <w:r>
+        <w:rPr>
+          <w:noProof/>
+        </w:rPr>
+        <w:drawing>
+          <wp:inline distT="0" distB="0" distL="0" distR="0" wp14:anchorId="573E7ED6" wp14:editId="62285771">
+            <wp:extent cx="5274310" cy="3340100"/>
+            <wp:effectExtent l="0" t="0" r="2540" b="0"/>
+            <wp:docPr id="1739821354" name="Picture 16"/>
+            <wp:cNvGraphicFramePr>
+              <a:graphicFrameLocks xmlns:a="http://schemas.openxmlformats.org/drawingml/2006/main" noChangeAspect="1"/>
+            </wp:cNvGraphicFramePr>
+            <a:graphic xmlns:a="http://schemas.openxmlformats.org/drawingml/2006/main">
+              <a:graphicData uri="http://schemas.openxmlformats.org/drawingml/2006/picture">
+                <pic:pic xmlns:pic="http://schemas.openxmlformats.org/drawingml/2006/picture">
+                  <pic:nvPicPr>
+                    <pic:cNvPr id="1739821354" name=""/>
+                    <pic:cNvPicPr/>
+                  </pic:nvPicPr>
+                  <pic:blipFill>
+                    <a:blip r:embed="rId19" cstate="print">
+                      <a:extLst>
+                        <a:ext uri="{28A0092B-C50C-407E-A947-70E740481C1C}">
+                          <a14:useLocalDpi xmlns:a14="http://schemas.microsoft.com/office/drawing/2010/main" val="0"/>
+                        </a:ext>
+                      </a:extLst>
+                    </a:blip>
+                    <a:stretch>
+                      <a:fillRect/>
+                    </a:stretch>
+                  </pic:blipFill>
+                  <pic:spPr>
+                    <a:xfrm>
+                      <a:off x="0" y="0"/>
+                      <a:ext cx="5274310" cy="3340100"/>
+                    </a:xfrm>
+                    <a:prstGeom prst="rect">
+                      <a:avLst/>
+                    </a:prstGeom>
+                  </pic:spPr>
+                </pic:pic>
+              </a:graphicData>
+            </a:graphic>
+          </wp:inline>
+        </w:drawing>
+      </w:r>
+    </w:p>
+    <w:p>
+      <w:r>
+        <w:rPr>
+          <w:i/>
+        </w:rPr>
+        <w:t>Settings overlay open over the main window.</w:t>
+      </w:r>
+    </w:p>
+    <w:p>
+      <w:pPr>
+        <w:pStyle w:val="Heading2"/>
+      </w:pPr>
+      <w:r>
+        <w:t>MIDI Clock Sync (Standalone)</w:t>
+      </w:r>
+    </w:p>
+    <w:p>
+      <w:r>
+        <w:t>When running as a standalone application, mu-Tant can follow an external MIDI clock from a drum machine, groovebox, or DAW. First choose the MIDI input that carries the clock in the standalone's MIDI settings. Selecting the input does not turn sync on by itself. To follow the clock, open Settings and, in the MIDI Clock section, set Source to MIDI In; set it back to Internal to turn sync off and ignore any incoming clock. A Messages choice appears, which decides what mu-Tant takes from the clock:</w:t>
+      </w:r>
+    </w:p>
+    <w:p>
+      <w:pPr>
+        <w:pStyle w:val="ListBullet"/>
+      </w:pPr>
+      <w:r>
+        <w:t>Clock only  —  you start and stop mu-Tant with its own Play button, but the tempo and beat follow the clock's ticks. The BPM field is locked and shows the clock's tempo. The clock's Start and Stop messages are ignored.</w:t>
+      </w:r>
+    </w:p>
+    <w:p>
+      <w:pPr>
+        <w:pStyle w:val="ListBullet"/>
+      </w:pPr>
+      <w:r>
+        <w:t>Transport only  —  the clock's Start, Continue, and Stop messages control playback (Start restarts from bar 1, Continue carries on from where it stopped), but mu-Tant plays at the tempo in its own BPM field and ignores the clock's ticks. The Play button is locked.</w:t>
+      </w:r>
+    </w:p>
+    <w:p>
+      <w:pPr>
+        <w:pStyle w:val="ListBullet"/>
+      </w:pPr>
+      <w:r>
+        <w:t>Clock + Transport  —  the clock runs everything. Its Start, Continue, and Stop messages start and stop playback, and its ticks set the tempo and the beat. The first clock after Start counts as the downbeat, so your steps line up closely with the external device. The Play button and BPM field are locked.</w:t>
+      </w:r>
+    </w:p>
+    <w:p>
+      <w:r>
+        <w:lastRenderedPageBreak/>
+        <w:t>With Clock + Transport or Transport only, mu-Tant also follows Song Position Pointer messages. If you stop the external sequencer, move its playhead, and press Continue, mu-Tant picks up from the new position instead of where it stopped.</w:t>
+      </w:r>
+    </w:p>
+    <w:p>
+      <w:r>
+        <w:t>With Clock only or Clock + Transport, a Clock lamp appears in the transport bar, between the BPM display and the Position readout. It shows the state of the incoming clock and stays steady in every state; it never blinks:</w:t>
+      </w:r>
+    </w:p>
+    <w:p>
+      <w:pPr>
+        <w:pStyle w:val="ListBullet"/>
+      </w:pPr>
+      <w:r>
+        <w:t>Dim amber  —  Waiting for clock. Sync is on, but no clock pulses have arrived yet, or the master device is stopped and sending nothing.</w:t>
+      </w:r>
+    </w:p>
+    <w:p>
+      <w:pPr>
+        <w:pStyle w:val="ListBullet"/>
+      </w:pPr>
+      <w:r>
+        <w:t>Green  —  Locked. mu-Tant is following the clock. Hover over the lamp and the status bar shows the tempo, for example "Locked at 120 BPM".</w:t>
+      </w:r>
+    </w:p>
+    <w:p>
+      <w:pPr>
+        <w:pStyle w:val="ListBullet"/>
+      </w:pPr>
+      <w:r>
+        <w:t>Red  —  Lost. The clock pulses stopped arriving for about a quarter of a second while the master was playing, for example because a cable came loose or the master device was switched off. mu-Tant stops the transport, and the status bar shows "MIDI Clock: Lost, transport stopped" once, without you having to hover. When the pulses come back, mu-Tant carries on by itself.</w:t>
+      </w:r>
+    </w:p>
+    <w:p>
+      <w:r>
+        <w:t>The lamp is hidden with Transport only, because the clock's ticks are not used, and whenever Source is Internal. The BPM display works as before: it is locked and shows the clock's tempo while the clock sets the tempo.</w:t>
+      </w:r>
+    </w:p>
+    <w:p>
+      <w:r>
+        <w:t>Sync Offset  —  with Source set to MIDI In, a Sync Offset field appears in the MIDI Clock section of Settings. It runs from −50 to +250 ms (the label reads simply Sync offset) and defaults to 0. The value is shown with a sign, for example +25. The arrows step 1 ms; Shift+click steps 10 ms. A positive value makes mu-Tant play earlier than the clock says. Enter your audio output latency here (about 20 to 40 ms on Windows WASAPI) so the sound lands on the beat of a hardware master. mu-Tant remembers the setting between sessions.</w:t>
+      </w:r>
+    </w:p>
+    <w:p>
+      <w:pPr>
+        <w:jc w:val="center"/>
+      </w:pPr>
+      <w:r>
+        <w:rPr>
+          <w:noProof/>
+        </w:rPr>
+        <w:drawing>
+          <wp:inline distT="0" distB="0" distL="0" distR="0" wp14:anchorId="763C323C" wp14:editId="0AD8C585">
+            <wp:extent cx="5274310" cy="277495"/>
+            <wp:effectExtent l="0" t="0" r="2540" b="8255"/>
+            <wp:docPr id="233792343" name="Picture 17"/>
+            <wp:cNvGraphicFramePr>
+              <a:graphicFrameLocks xmlns:a="http://schemas.openxmlformats.org/drawingml/2006/main" noChangeAspect="1"/>
+            </wp:cNvGraphicFramePr>
+            <a:graphic xmlns:a="http://schemas.openxmlformats.org/drawingml/2006/main">
+              <a:graphicData uri="http://schemas.openxmlformats.org/drawingml/2006/picture">
+                <pic:pic xmlns:pic="http://schemas.openxmlformats.org/drawingml/2006/picture">
+                  <pic:nvPicPr>
+                    <pic:cNvPr id="233792343" name=""/>
+                    <pic:cNvPicPr/>
+                  </pic:nvPicPr>
+                  <pic:blipFill>
+                    <a:blip r:embed="rId20">
+                      <a:extLst>
+                        <a:ext uri="{28A0092B-C50C-407E-A947-70E740481C1C}">
+                          <a14:useLocalDpi xmlns:a14="http://schemas.microsoft.com/office/drawing/2010/main" val="0"/>
+                        </a:ext>
+                      </a:extLst>
+                    </a:blip>
+                    <a:stretch>
+                      <a:fillRect/>
+                    </a:stretch>
+                  </pic:blipFill>
+                  <pic:spPr>
+                    <a:xfrm>
+                      <a:off x="0" y="0"/>
+                      <a:ext cx="5274310" cy="277495"/>
+                    </a:xfrm>
+                    <a:prstGeom prst="rect">
+                      <a:avLst/>
+                    </a:prstGeom>
+                  </pic:spPr>
+                </pic:pic>
+              </a:graphicData>
+            </a:graphic>
+          </wp:inline>
+        </w:drawing>
+      </w:r>
+    </w:p>
+    <w:p>
+      <w:r>
+        <w:rPr>
+          <w:i/>
+        </w:rPr>
+        <w:t>Transport bar with MIDI clock sync switched on and no clock arriving yet: the Clock lamp sits dim amber (waiting) between the BPM display and the Position readout.</w:t>
       </w:r>
     </w:p>
     <w:p>
@@ -2738,7 +2994,7 @@
   <w:abstractNum w:abstractNumId="0" w15:restartNumberingAfterBreak="0">
     <w:nsid w:val="FFFFFF89"/>
     <w:multiLevelType w:val="singleLevel"/>
-    <w:tmpl w:val="A5D8E81A"/>
+    <w:tmpl w:val="F9F4C780"/>
     <w:lvl w:ilvl="0">
       <w:start w:val="1"/>
       <w:numFmt w:val="bullet"/>
@@ -2756,7 +3012,7 @@
       </w:rPr>
     </w:lvl>
   </w:abstractNum>
-  <w:num w:numId="1" w16cid:durableId="46031239">
+  <w:num w:numId="1" w16cid:durableId="662783243">
     <w:abstractNumId w:val="0"/>
   </w:num>
 </w:numbering>
@@ -3170,7 +3426,7 @@
     <w:link w:val="Heading1Char"/>
     <w:uiPriority w:val="9"/>
     <w:qFormat/>
-    <w:rsid w:val="009A1214"/>
+    <w:rsid w:val="008C5862"/>
     <w:pPr>
       <w:keepNext/>
       <w:keepLines/>
@@ -3192,7 +3448,7 @@
     <w:uiPriority w:val="9"/>
     <w:unhideWhenUsed/>
     <w:qFormat/>
-    <w:rsid w:val="009A1214"/>
+    <w:rsid w:val="008C5862"/>
     <w:pPr>
       <w:keepNext/>
       <w:keepLines/>
@@ -3214,7 +3470,7 @@
     <w:uiPriority w:val="9"/>
     <w:unhideWhenUsed/>
     <w:qFormat/>
-    <w:rsid w:val="009A1214"/>
+    <w:rsid w:val="008C5862"/>
     <w:pPr>
       <w:keepNext/>
       <w:keepLines/>
@@ -3237,7 +3493,7 @@
     <w:semiHidden/>
     <w:unhideWhenUsed/>
     <w:qFormat/>
-    <w:rsid w:val="009A1214"/>
+    <w:rsid w:val="008C5862"/>
     <w:pPr>
       <w:keepNext/>
       <w:keepLines/>
@@ -3260,7 +3516,7 @@
     <w:semiHidden/>
     <w:unhideWhenUsed/>
     <w:qFormat/>
-    <w:rsid w:val="009A1214"/>
+    <w:rsid w:val="008C5862"/>
     <w:pPr>
       <w:keepNext/>
       <w:keepLines/>
@@ -3281,7 +3537,7 @@
     <w:semiHidden/>
     <w:unhideWhenUsed/>
     <w:qFormat/>
-    <w:rsid w:val="009A1214"/>
+    <w:rsid w:val="008C5862"/>
     <w:pPr>
       <w:keepNext/>
       <w:keepLines/>
@@ -3304,7 +3560,7 @@
     <w:semiHidden/>
     <w:unhideWhenUsed/>
     <w:qFormat/>
-    <w:rsid w:val="009A1214"/>
+    <w:rsid w:val="008C5862"/>
     <w:pPr>
       <w:keepNext/>
       <w:keepLines/>
@@ -3325,7 +3581,7 @@
     <w:semiHidden/>
     <w:unhideWhenUsed/>
     <w:qFormat/>
-    <w:rsid w:val="009A1214"/>
+    <w:rsid w:val="008C5862"/>
     <w:pPr>
       <w:keepNext/>
       <w:keepLines/>
@@ -3348,7 +3604,7 @@
     <w:semiHidden/>
     <w:unhideWhenUsed/>
     <w:qFormat/>
-    <w:rsid w:val="009A1214"/>
+    <w:rsid w:val="008C5862"/>
     <w:pPr>
       <w:keepNext/>
       <w:keepLines/>
@@ -3392,7 +3648,7 @@
     <w:basedOn w:val="DefaultParagraphFont"/>
     <w:link w:val="Heading1"/>
     <w:uiPriority w:val="9"/>
-    <w:rsid w:val="009A1214"/>
+    <w:rsid w:val="008C5862"/>
     <w:rPr>
       <w:rFonts w:asciiTheme="majorHAnsi" w:eastAsiaTheme="majorEastAsia" w:hAnsiTheme="majorHAnsi" w:cstheme="majorBidi"/>
       <w:color w:val="0F4761" w:themeColor="accent1" w:themeShade="BF"/>
@@ -3405,7 +3661,7 @@
     <w:basedOn w:val="DefaultParagraphFont"/>
     <w:link w:val="Heading2"/>
     <w:uiPriority w:val="9"/>
-    <w:rsid w:val="009A1214"/>
+    <w:rsid w:val="008C5862"/>
     <w:rPr>
       <w:rFonts w:asciiTheme="majorHAnsi" w:eastAsiaTheme="majorEastAsia" w:hAnsiTheme="majorHAnsi" w:cstheme="majorBidi"/>
       <w:color w:val="0F4761" w:themeColor="accent1" w:themeShade="BF"/>
@@ -3418,7 +3674,7 @@
     <w:basedOn w:val="DefaultParagraphFont"/>
     <w:link w:val="Heading3"/>
     <w:uiPriority w:val="9"/>
-    <w:rsid w:val="009A1214"/>
+    <w:rsid w:val="008C5862"/>
     <w:rPr>
       <w:rFonts w:eastAsiaTheme="majorEastAsia" w:cstheme="majorBidi"/>
       <w:color w:val="0F4761" w:themeColor="accent1" w:themeShade="BF"/>
@@ -3432,7 +3688,7 @@
     <w:link w:val="Heading4"/>
     <w:uiPriority w:val="9"/>
     <w:semiHidden/>
-    <w:rsid w:val="009A1214"/>
+    <w:rsid w:val="008C5862"/>
     <w:rPr>
       <w:rFonts w:eastAsiaTheme="majorEastAsia" w:cstheme="majorBidi"/>
       <w:i/>
@@ -3446,7 +3702,7 @@
     <w:link w:val="Heading5"/>
     <w:uiPriority w:val="9"/>
     <w:semiHidden/>
-    <w:rsid w:val="009A1214"/>
+    <w:rsid w:val="008C5862"/>
     <w:rPr>
       <w:rFonts w:eastAsiaTheme="majorEastAsia" w:cstheme="majorBidi"/>
       <w:color w:val="0F4761" w:themeColor="accent1" w:themeShade="BF"/>
@@ -3458,7 +3714,7 @@
     <w:link w:val="Heading6"/>
     <w:uiPriority w:val="9"/>
     <w:semiHidden/>
-    <w:rsid w:val="009A1214"/>
+    <w:rsid w:val="008C5862"/>
     <w:rPr>
       <w:rFonts w:eastAsiaTheme="majorEastAsia" w:cstheme="majorBidi"/>
       <w:i/>
@@ -3472,7 +3728,7 @@
     <w:link w:val="Heading7"/>
     <w:uiPriority w:val="9"/>
     <w:semiHidden/>
-    <w:rsid w:val="009A1214"/>
+    <w:rsid w:val="008C5862"/>
     <w:rPr>
       <w:rFonts w:eastAsiaTheme="majorEastAsia" w:cstheme="majorBidi"/>
       <w:color w:val="595959" w:themeColor="text1" w:themeTint="A6"/>
@@ -3484,7 +3740,7 @@
     <w:link w:val="Heading8"/>
     <w:uiPriority w:val="9"/>
     <w:semiHidden/>
-    <w:rsid w:val="009A1214"/>
+    <w:rsid w:val="008C5862"/>
     <w:rPr>
       <w:rFonts w:eastAsiaTheme="majorEastAsia" w:cstheme="majorBidi"/>
       <w:i/>
@@ -3498,7 +3754,7 @@
     <w:link w:val="Heading9"/>
     <w:uiPriority w:val="9"/>
     <w:semiHidden/>
-    <w:rsid w:val="009A1214"/>
+    <w:rsid w:val="008C5862"/>
     <w:rPr>
       <w:rFonts w:eastAsiaTheme="majorEastAsia" w:cstheme="majorBidi"/>
       <w:color w:val="272727" w:themeColor="text1" w:themeTint="D8"/>
@@ -3511,7 +3767,7 @@
     <w:link w:val="TitleChar"/>
     <w:uiPriority w:val="10"/>
     <w:qFormat/>
-    <w:rsid w:val="009A1214"/>
+    <w:rsid w:val="008C5862"/>
     <w:pPr>
       <w:spacing w:after="80" w:line="240" w:lineRule="auto"/>
       <w:contextualSpacing/>
@@ -3529,7 +3785,7 @@
     <w:basedOn w:val="DefaultParagraphFont"/>
     <w:link w:val="Title"/>
     <w:uiPriority w:val="10"/>
-    <w:rsid w:val="009A1214"/>
+    <w:rsid w:val="008C5862"/>
     <w:rPr>
       <w:rFonts w:asciiTheme="majorHAnsi" w:eastAsiaTheme="majorEastAsia" w:hAnsiTheme="majorHAnsi" w:cstheme="majorBidi"/>
       <w:spacing w:val="-10"/>
@@ -3545,7 +3801,7 @@
     <w:link w:val="SubtitleChar"/>
     <w:uiPriority w:val="11"/>
     <w:qFormat/>
-    <w:rsid w:val="009A1214"/>
+    <w:rsid w:val="008C5862"/>
     <w:pPr>
       <w:numPr>
         <w:ilvl w:val="1"/>
@@ -3564,7 +3820,7 @@
     <w:basedOn w:val="DefaultParagraphFont"/>
     <w:link w:val="Subtitle"/>
     <w:uiPriority w:val="11"/>
-    <w:rsid w:val="009A1214"/>
+    <w:rsid w:val="008C5862"/>
     <w:rPr>
       <w:rFonts w:eastAsiaTheme="majorEastAsia" w:cstheme="majorBidi"/>
       <w:color w:val="595959" w:themeColor="text1" w:themeTint="A6"/>
@@ -3580,7 +3836,7 @@
     <w:link w:val="QuoteChar"/>
     <w:uiPriority w:val="29"/>
     <w:qFormat/>
-    <w:rsid w:val="009A1214"/>
+    <w:rsid w:val="008C5862"/>
     <w:pPr>
       <w:spacing w:before="160"/>
       <w:jc w:val="center"/>
@@ -3596,7 +3852,7 @@
     <w:basedOn w:val="DefaultParagraphFont"/>
     <w:link w:val="Quote"/>
     <w:uiPriority w:val="29"/>
-    <w:rsid w:val="009A1214"/>
+    <w:rsid w:val="008C5862"/>
     <w:rPr>
       <w:i/>
       <w:iCs/>
@@ -3608,7 +3864,7 @@
     <w:basedOn w:val="Normal"/>
     <w:uiPriority w:val="34"/>
     <w:qFormat/>
-    <w:rsid w:val="009A1214"/>
+    <w:rsid w:val="008C5862"/>
     <w:pPr>
       <w:ind w:left="720"/>
       <w:contextualSpacing/>
@@ -3619,7 +3875,7 @@
     <w:basedOn w:val="DefaultParagraphFont"/>
     <w:uiPriority w:val="21"/>
     <w:qFormat/>
-    <w:rsid w:val="009A1214"/>
+    <w:rsid w:val="008C5862"/>
     <w:rPr>
       <w:i/>
       <w:iCs/>
@@ -3633,7 +3889,7 @@
     <w:link w:val="IntenseQuoteChar"/>
     <w:uiPriority w:val="30"/>
     <w:qFormat/>
-    <w:rsid w:val="009A1214"/>
+    <w:rsid w:val="008C5862"/>
     <w:pPr>
       <w:pBdr>
         <w:top w:val="single" w:sz="4" w:space="10" w:color="0F4761" w:themeColor="accent1" w:themeShade="BF"/>
@@ -3654,7 +3910,7 @@
     <w:basedOn w:val="DefaultParagraphFont"/>
     <w:link w:val="IntenseQuote"/>
     <w:uiPriority w:val="30"/>
-    <w:rsid w:val="009A1214"/>
+    <w:rsid w:val="008C5862"/>
     <w:rPr>
       <w:i/>
       <w:iCs/>
@@ -3666,7 +3922,7 @@
     <w:basedOn w:val="DefaultParagraphFont"/>
     <w:uiPriority w:val="32"/>
     <w:qFormat/>
-    <w:rsid w:val="009A1214"/>
+    <w:rsid w:val="008C5862"/>
     <w:rPr>
       <w:b/>
       <w:bCs/>
@@ -3680,7 +3936,7 @@
     <w:basedOn w:val="Normal"/>
     <w:uiPriority w:val="99"/>
     <w:unhideWhenUsed/>
-    <w:rsid w:val="009A1214"/>
+    <w:rsid w:val="008C5862"/>
     <w:pPr>
       <w:numPr>
         <w:numId w:val="1"/>

--- a/docs/mu-tant/mu-Tant User Manual.docx
+++ b/docs/mu-tant/mu-Tant User Manual.docx
@@ -89,10 +89,10 @@
           <w:noProof/>
         </w:rPr>
         <w:drawing>
-          <wp:inline distT="0" distB="0" distL="0" distR="0" wp14:anchorId="4755ECED" wp14:editId="6C99CCE9">
+          <wp:inline distT="0" distB="0" distL="0" distR="0" wp14:anchorId="6F5B21E5" wp14:editId="0396725E">
             <wp:extent cx="5274310" cy="3340100"/>
             <wp:effectExtent l="0" t="0" r="2540" b="0"/>
-            <wp:docPr id="1434213477" name="Picture 1"/>
+            <wp:docPr id="580562497" name="Picture 1"/>
             <wp:cNvGraphicFramePr>
               <a:graphicFrameLocks xmlns:a="http://schemas.openxmlformats.org/drawingml/2006/main" noChangeAspect="1"/>
             </wp:cNvGraphicFramePr>
@@ -100,7 +100,7 @@
               <a:graphicData uri="http://schemas.openxmlformats.org/drawingml/2006/picture">
                 <pic:pic xmlns:pic="http://schemas.openxmlformats.org/drawingml/2006/picture">
                   <pic:nvPicPr>
-                    <pic:cNvPr id="1434213477" name=""/>
+                    <pic:cNvPr id="580562497" name=""/>
                     <pic:cNvPicPr/>
                   </pic:nvPicPr>
                   <pic:blipFill>
@@ -312,10 +312,10 @@
           <w:noProof/>
         </w:rPr>
         <w:drawing>
-          <wp:inline distT="0" distB="0" distL="0" distR="0" wp14:anchorId="579071F4" wp14:editId="33B973BC">
+          <wp:inline distT="0" distB="0" distL="0" distR="0" wp14:anchorId="7BB0E165" wp14:editId="15EEC208">
             <wp:extent cx="5274310" cy="3340100"/>
             <wp:effectExtent l="0" t="0" r="2540" b="0"/>
-            <wp:docPr id="838052462" name="Picture 2"/>
+            <wp:docPr id="1315621265" name="Picture 2"/>
             <wp:cNvGraphicFramePr>
               <a:graphicFrameLocks xmlns:a="http://schemas.openxmlformats.org/drawingml/2006/main" noChangeAspect="1"/>
             </wp:cNvGraphicFramePr>
@@ -323,7 +323,7 @@
               <a:graphicData uri="http://schemas.openxmlformats.org/drawingml/2006/picture">
                 <pic:pic xmlns:pic="http://schemas.openxmlformats.org/drawingml/2006/picture">
                   <pic:nvPicPr>
-                    <pic:cNvPr id="838052462" name=""/>
+                    <pic:cNvPr id="1315621265" name=""/>
                     <pic:cNvPicPr/>
                   </pic:nvPicPr>
                   <pic:blipFill>
@@ -372,10 +372,10 @@
         </w:rPr>
         <w:lastRenderedPageBreak/>
         <w:drawing>
-          <wp:inline distT="0" distB="0" distL="0" distR="0" wp14:anchorId="6CE50C30" wp14:editId="7F1776E0">
+          <wp:inline distT="0" distB="0" distL="0" distR="0" wp14:anchorId="309336F7" wp14:editId="7C178906">
             <wp:extent cx="4002118" cy="3049232"/>
             <wp:effectExtent l="0" t="0" r="0" b="0"/>
-            <wp:docPr id="1854782643" name="Picture 3"/>
+            <wp:docPr id="1046175359" name="Picture 3"/>
             <wp:cNvGraphicFramePr>
               <a:graphicFrameLocks xmlns:a="http://schemas.openxmlformats.org/drawingml/2006/main" noChangeAspect="1"/>
             </wp:cNvGraphicFramePr>
@@ -383,7 +383,7 @@
               <a:graphicData uri="http://schemas.openxmlformats.org/drawingml/2006/picture">
                 <pic:pic xmlns:pic="http://schemas.openxmlformats.org/drawingml/2006/picture">
                   <pic:nvPicPr>
-                    <pic:cNvPr id="1854782643" name=""/>
+                    <pic:cNvPr id="1046175359" name=""/>
                     <pic:cNvPicPr/>
                   </pic:nvPicPr>
                   <pic:blipFill>
@@ -472,7 +472,7 @@
         <w:pStyle w:val="ListBullet"/>
       </w:pPr>
       <w:r>
-        <w:t>Status Bar (bottom) — the name and value of the control you last touched, with a small Support link at the right-hand end</w:t>
+        <w:t>Status Bar (bottom) — the name and value of the control you last touched, with a small Support link at the right-hand end. When a newer version is available, an Update available link appears beside Support (see Update Check in the Settings chapter)</w:t>
       </w:r>
     </w:p>
     <w:p>
@@ -490,10 +490,10 @@
         </w:rPr>
         <w:lastRenderedPageBreak/>
         <w:drawing>
-          <wp:inline distT="0" distB="0" distL="0" distR="0" wp14:anchorId="75D2D07F" wp14:editId="2EACBC1D">
+          <wp:inline distT="0" distB="0" distL="0" distR="0" wp14:anchorId="2BA2354C" wp14:editId="6BAE39DD">
             <wp:extent cx="5274310" cy="3340100"/>
             <wp:effectExtent l="0" t="0" r="2540" b="0"/>
-            <wp:docPr id="956405727" name="Picture 4"/>
+            <wp:docPr id="262588212" name="Picture 4"/>
             <wp:cNvGraphicFramePr>
               <a:graphicFrameLocks xmlns:a="http://schemas.openxmlformats.org/drawingml/2006/main" noChangeAspect="1"/>
             </wp:cNvGraphicFramePr>
@@ -501,7 +501,7 @@
               <a:graphicData uri="http://schemas.openxmlformats.org/drawingml/2006/picture">
                 <pic:pic xmlns:pic="http://schemas.openxmlformats.org/drawingml/2006/picture">
                   <pic:nvPicPr>
-                    <pic:cNvPr id="956405727" name=""/>
+                    <pic:cNvPr id="262588212" name=""/>
                     <pic:cNvPicPr/>
                   </pic:nvPicPr>
                   <pic:blipFill>
@@ -670,10 +670,10 @@
           <w:noProof/>
         </w:rPr>
         <w:drawing>
-          <wp:inline distT="0" distB="0" distL="0" distR="0" wp14:anchorId="6FF64378" wp14:editId="5777EC2F">
+          <wp:inline distT="0" distB="0" distL="0" distR="0" wp14:anchorId="10EE4CF7" wp14:editId="1D2D3DF2">
             <wp:extent cx="5274310" cy="126365"/>
             <wp:effectExtent l="0" t="0" r="2540" b="6985"/>
-            <wp:docPr id="1363858301" name="Picture 5"/>
+            <wp:docPr id="726094731" name="Picture 5"/>
             <wp:cNvGraphicFramePr>
               <a:graphicFrameLocks xmlns:a="http://schemas.openxmlformats.org/drawingml/2006/main" noChangeAspect="1"/>
             </wp:cNvGraphicFramePr>
@@ -681,7 +681,7 @@
               <a:graphicData uri="http://schemas.openxmlformats.org/drawingml/2006/picture">
                 <pic:pic xmlns:pic="http://schemas.openxmlformats.org/drawingml/2006/picture">
                   <pic:nvPicPr>
-                    <pic:cNvPr id="1363858301" name=""/>
+                    <pic:cNvPr id="726094731" name=""/>
                     <pic:cNvPicPr/>
                   </pic:nvPicPr>
                   <pic:blipFill>
@@ -753,10 +753,10 @@
           <w:noProof/>
         </w:rPr>
         <w:drawing>
-          <wp:inline distT="0" distB="0" distL="0" distR="0" wp14:anchorId="1FBD2CC3" wp14:editId="2CAA7357">
+          <wp:inline distT="0" distB="0" distL="0" distR="0" wp14:anchorId="510DE8BD" wp14:editId="75245243">
             <wp:extent cx="446690" cy="4318000"/>
             <wp:effectExtent l="0" t="0" r="0" b="6350"/>
-            <wp:docPr id="1161137352" name="Picture 6"/>
+            <wp:docPr id="1712806509" name="Picture 6"/>
             <wp:cNvGraphicFramePr>
               <a:graphicFrameLocks xmlns:a="http://schemas.openxmlformats.org/drawingml/2006/main" noChangeAspect="1"/>
             </wp:cNvGraphicFramePr>
@@ -764,7 +764,7 @@
               <a:graphicData uri="http://schemas.openxmlformats.org/drawingml/2006/picture">
                 <pic:pic xmlns:pic="http://schemas.openxmlformats.org/drawingml/2006/picture">
                   <pic:nvPicPr>
-                    <pic:cNvPr id="1161137352" name=""/>
+                    <pic:cNvPr id="1712806509" name=""/>
                     <pic:cNvPicPr/>
                   </pic:nvPicPr>
                   <pic:blipFill>
@@ -1005,10 +1005,10 @@
           <w:noProof/>
         </w:rPr>
         <w:drawing>
-          <wp:inline distT="0" distB="0" distL="0" distR="0" wp14:anchorId="047DF0B2" wp14:editId="4F8FB74D">
+          <wp:inline distT="0" distB="0" distL="0" distR="0" wp14:anchorId="17CD046C" wp14:editId="71A9E118">
             <wp:extent cx="5274310" cy="417195"/>
             <wp:effectExtent l="0" t="0" r="2540" b="1905"/>
-            <wp:docPr id="233207704" name="Picture 7"/>
+            <wp:docPr id="858719805" name="Picture 7"/>
             <wp:cNvGraphicFramePr>
               <a:graphicFrameLocks xmlns:a="http://schemas.openxmlformats.org/drawingml/2006/main" noChangeAspect="1"/>
             </wp:cNvGraphicFramePr>
@@ -1016,7 +1016,7 @@
               <a:graphicData uri="http://schemas.openxmlformats.org/drawingml/2006/picture">
                 <pic:pic xmlns:pic="http://schemas.openxmlformats.org/drawingml/2006/picture">
                   <pic:nvPicPr>
-                    <pic:cNvPr id="233207704" name=""/>
+                    <pic:cNvPr id="858719805" name=""/>
                     <pic:cNvPicPr/>
                   </pic:nvPicPr>
                   <pic:blipFill>
@@ -1313,10 +1313,10 @@
           <w:noProof/>
         </w:rPr>
         <w:drawing>
-          <wp:inline distT="0" distB="0" distL="0" distR="0" wp14:anchorId="402EA3A9" wp14:editId="1EBCE451">
+          <wp:inline distT="0" distB="0" distL="0" distR="0" wp14:anchorId="30D4B886" wp14:editId="78A87553">
             <wp:extent cx="5274310" cy="502920"/>
             <wp:effectExtent l="0" t="0" r="2540" b="0"/>
-            <wp:docPr id="1014825591" name="Picture 8"/>
+            <wp:docPr id="1785389385" name="Picture 8"/>
             <wp:cNvGraphicFramePr>
               <a:graphicFrameLocks xmlns:a="http://schemas.openxmlformats.org/drawingml/2006/main" noChangeAspect="1"/>
             </wp:cNvGraphicFramePr>
@@ -1324,7 +1324,7 @@
               <a:graphicData uri="http://schemas.openxmlformats.org/drawingml/2006/picture">
                 <pic:pic xmlns:pic="http://schemas.openxmlformats.org/drawingml/2006/picture">
                   <pic:nvPicPr>
-                    <pic:cNvPr id="1014825591" name=""/>
+                    <pic:cNvPr id="1785389385" name=""/>
                     <pic:cNvPicPr/>
                   </pic:nvPicPr>
                   <pic:blipFill>
@@ -1601,10 +1601,10 @@
           <w:noProof/>
         </w:rPr>
         <w:drawing>
-          <wp:inline distT="0" distB="0" distL="0" distR="0" wp14:anchorId="496ACE1F" wp14:editId="0EB05BC2">
+          <wp:inline distT="0" distB="0" distL="0" distR="0" wp14:anchorId="0F80FF6D" wp14:editId="455212CF">
             <wp:extent cx="5274310" cy="763905"/>
             <wp:effectExtent l="0" t="0" r="2540" b="0"/>
-            <wp:docPr id="1236869975" name="Picture 9"/>
+            <wp:docPr id="1780938248" name="Picture 9"/>
             <wp:cNvGraphicFramePr>
               <a:graphicFrameLocks xmlns:a="http://schemas.openxmlformats.org/drawingml/2006/main" noChangeAspect="1"/>
             </wp:cNvGraphicFramePr>
@@ -1612,7 +1612,7 @@
               <a:graphicData uri="http://schemas.openxmlformats.org/drawingml/2006/picture">
                 <pic:pic xmlns:pic="http://schemas.openxmlformats.org/drawingml/2006/picture">
                   <pic:nvPicPr>
-                    <pic:cNvPr id="1236869975" name=""/>
+                    <pic:cNvPr id="1780938248" name=""/>
                     <pic:cNvPicPr/>
                   </pic:nvPicPr>
                   <pic:blipFill>
@@ -1688,10 +1688,10 @@
           <w:noProof/>
         </w:rPr>
         <w:drawing>
-          <wp:inline distT="0" distB="0" distL="0" distR="0" wp14:anchorId="026C2147" wp14:editId="00BDDC12">
+          <wp:inline distT="0" distB="0" distL="0" distR="0" wp14:anchorId="4A5919F7" wp14:editId="301F8C31">
             <wp:extent cx="5274310" cy="1386205"/>
             <wp:effectExtent l="0" t="0" r="2540" b="4445"/>
-            <wp:docPr id="818108443" name="Picture 10"/>
+            <wp:docPr id="255606105" name="Picture 10"/>
             <wp:cNvGraphicFramePr>
               <a:graphicFrameLocks xmlns:a="http://schemas.openxmlformats.org/drawingml/2006/main" noChangeAspect="1"/>
             </wp:cNvGraphicFramePr>
@@ -1699,7 +1699,7 @@
               <a:graphicData uri="http://schemas.openxmlformats.org/drawingml/2006/picture">
                 <pic:pic xmlns:pic="http://schemas.openxmlformats.org/drawingml/2006/picture">
                   <pic:nvPicPr>
-                    <pic:cNvPr id="818108443" name=""/>
+                    <pic:cNvPr id="255606105" name=""/>
                     <pic:cNvPicPr/>
                   </pic:nvPicPr>
                   <pic:blipFill>
@@ -1771,10 +1771,10 @@
           <w:noProof/>
         </w:rPr>
         <w:drawing>
-          <wp:inline distT="0" distB="0" distL="0" distR="0" wp14:anchorId="1E147E40" wp14:editId="3875229E">
+          <wp:inline distT="0" distB="0" distL="0" distR="0" wp14:anchorId="500F225F" wp14:editId="311FE84C">
             <wp:extent cx="5274310" cy="3340100"/>
             <wp:effectExtent l="0" t="0" r="2540" b="0"/>
-            <wp:docPr id="2016381806" name="Picture 11"/>
+            <wp:docPr id="1053811511" name="Picture 11"/>
             <wp:cNvGraphicFramePr>
               <a:graphicFrameLocks xmlns:a="http://schemas.openxmlformats.org/drawingml/2006/main" noChangeAspect="1"/>
             </wp:cNvGraphicFramePr>
@@ -1782,7 +1782,7 @@
               <a:graphicData uri="http://schemas.openxmlformats.org/drawingml/2006/picture">
                 <pic:pic xmlns:pic="http://schemas.openxmlformats.org/drawingml/2006/picture">
                   <pic:nvPicPr>
-                    <pic:cNvPr id="2016381806" name=""/>
+                    <pic:cNvPr id="1053811511" name=""/>
                     <pic:cNvPicPr/>
                   </pic:nvPicPr>
                   <pic:blipFill>
@@ -1830,10 +1830,10 @@
           <w:noProof/>
         </w:rPr>
         <w:drawing>
-          <wp:inline distT="0" distB="0" distL="0" distR="0" wp14:anchorId="4FC8C3FD" wp14:editId="5E8F1025">
+          <wp:inline distT="0" distB="0" distL="0" distR="0" wp14:anchorId="04EFEAF6" wp14:editId="6C6A68C1">
             <wp:extent cx="1524616" cy="1429328"/>
             <wp:effectExtent l="0" t="0" r="0" b="0"/>
-            <wp:docPr id="1126710848" name="Picture 12"/>
+            <wp:docPr id="458929383" name="Picture 12"/>
             <wp:cNvGraphicFramePr>
               <a:graphicFrameLocks xmlns:a="http://schemas.openxmlformats.org/drawingml/2006/main" noChangeAspect="1"/>
             </wp:cNvGraphicFramePr>
@@ -1841,7 +1841,7 @@
               <a:graphicData uri="http://schemas.openxmlformats.org/drawingml/2006/picture">
                 <pic:pic xmlns:pic="http://schemas.openxmlformats.org/drawingml/2006/picture">
                   <pic:nvPicPr>
-                    <pic:cNvPr id="1126710848" name=""/>
+                    <pic:cNvPr id="458929383" name=""/>
                     <pic:cNvPicPr/>
                   </pic:nvPicPr>
                   <pic:blipFill>
@@ -2048,10 +2048,10 @@
           <w:noProof/>
         </w:rPr>
         <w:drawing>
-          <wp:inline distT="0" distB="0" distL="0" distR="0" wp14:anchorId="40CD35F0" wp14:editId="26127399">
+          <wp:inline distT="0" distB="0" distL="0" distR="0" wp14:anchorId="6832B3FD" wp14:editId="535938B4">
             <wp:extent cx="4716782" cy="343039"/>
             <wp:effectExtent l="0" t="0" r="0" b="0"/>
-            <wp:docPr id="1307467648" name="Picture 13"/>
+            <wp:docPr id="1534267253" name="Picture 13"/>
             <wp:cNvGraphicFramePr>
               <a:graphicFrameLocks xmlns:a="http://schemas.openxmlformats.org/drawingml/2006/main" noChangeAspect="1"/>
             </wp:cNvGraphicFramePr>
@@ -2059,7 +2059,7 @@
               <a:graphicData uri="http://schemas.openxmlformats.org/drawingml/2006/picture">
                 <pic:pic xmlns:pic="http://schemas.openxmlformats.org/drawingml/2006/picture">
                   <pic:nvPicPr>
-                    <pic:cNvPr id="1307467648" name=""/>
+                    <pic:cNvPr id="1534267253" name=""/>
                     <pic:cNvPicPr/>
                   </pic:nvPicPr>
                   <pic:blipFill>
@@ -2195,10 +2195,10 @@
           <w:noProof/>
         </w:rPr>
         <w:drawing>
-          <wp:inline distT="0" distB="0" distL="0" distR="0" wp14:anchorId="30DA7FD7" wp14:editId="261616CB">
+          <wp:inline distT="0" distB="0" distL="0" distR="0" wp14:anchorId="5639E4B3" wp14:editId="0D2720BF">
             <wp:extent cx="5274310" cy="3340100"/>
             <wp:effectExtent l="0" t="0" r="2540" b="0"/>
-            <wp:docPr id="1047496997" name="Picture 14"/>
+            <wp:docPr id="1368425570" name="Picture 14"/>
             <wp:cNvGraphicFramePr>
               <a:graphicFrameLocks xmlns:a="http://schemas.openxmlformats.org/drawingml/2006/main" noChangeAspect="1"/>
             </wp:cNvGraphicFramePr>
@@ -2206,7 +2206,7 @@
               <a:graphicData uri="http://schemas.openxmlformats.org/drawingml/2006/picture">
                 <pic:pic xmlns:pic="http://schemas.openxmlformats.org/drawingml/2006/picture">
                   <pic:nvPicPr>
-                    <pic:cNvPr id="1047496997" name=""/>
+                    <pic:cNvPr id="1368425570" name=""/>
                     <pic:cNvPicPr/>
                   </pic:nvPicPr>
                   <pic:blipFill>
@@ -2329,10 +2329,10 @@
           <w:noProof/>
         </w:rPr>
         <w:drawing>
-          <wp:inline distT="0" distB="0" distL="0" distR="0" wp14:anchorId="3C04EAB6" wp14:editId="40AF7486">
+          <wp:inline distT="0" distB="0" distL="0" distR="0" wp14:anchorId="13050D16" wp14:editId="33242834">
             <wp:extent cx="5274310" cy="147320"/>
             <wp:effectExtent l="0" t="0" r="2540" b="5080"/>
-            <wp:docPr id="348098895" name="Picture 15"/>
+            <wp:docPr id="1166632860" name="Picture 15"/>
             <wp:cNvGraphicFramePr>
               <a:graphicFrameLocks xmlns:a="http://schemas.openxmlformats.org/drawingml/2006/main" noChangeAspect="1"/>
             </wp:cNvGraphicFramePr>
@@ -2340,7 +2340,7 @@
               <a:graphicData uri="http://schemas.openxmlformats.org/drawingml/2006/picture">
                 <pic:pic xmlns:pic="http://schemas.openxmlformats.org/drawingml/2006/picture">
                   <pic:nvPicPr>
-                    <pic:cNvPr id="348098895" name=""/>
+                    <pic:cNvPr id="1166632860" name=""/>
                     <pic:cNvPicPr/>
                   </pic:nvPicPr>
                   <pic:blipFill>
@@ -2430,6 +2430,15 @@
       </w:r>
     </w:p>
     <w:p>
+      <w:pPr>
+        <w:pStyle w:val="ListBullet"/>
+      </w:pPr>
+      <w:r>
+        <w:lastRenderedPageBreak/>
+        <w:t>Updates, Check for updates — a tick box, ticked by default. Whether the app checks once a day for a newer version (see Update Check below).</w:t>
+      </w:r>
+    </w:p>
+    <w:p>
       <w:r>
         <w:t>MIDI (right column):</w:t>
       </w:r>
@@ -2439,7 +2448,6 @@
         <w:pStyle w:val="ListBullet"/>
       </w:pPr>
       <w:r>
-        <w:lastRenderedPageBreak/>
         <w:t>MIDI Clock, Source (standalone) — Internal, or MIDI In to follow an external MIDI clock, with a Sync Offset to compensate for audio latency (see below).</w:t>
       </w:r>
     </w:p>
@@ -2473,10 +2481,10 @@
           <w:noProof/>
         </w:rPr>
         <w:drawing>
-          <wp:inline distT="0" distB="0" distL="0" distR="0" wp14:anchorId="573E7ED6" wp14:editId="62285771">
+          <wp:inline distT="0" distB="0" distL="0" distR="0" wp14:anchorId="1A3D57B1" wp14:editId="6C026687">
             <wp:extent cx="5274310" cy="3340100"/>
             <wp:effectExtent l="0" t="0" r="2540" b="0"/>
-            <wp:docPr id="1739821354" name="Picture 16"/>
+            <wp:docPr id="1197926748" name="Picture 16"/>
             <wp:cNvGraphicFramePr>
               <a:graphicFrameLocks xmlns:a="http://schemas.openxmlformats.org/drawingml/2006/main" noChangeAspect="1"/>
             </wp:cNvGraphicFramePr>
@@ -2484,7 +2492,7 @@
               <a:graphicData uri="http://schemas.openxmlformats.org/drawingml/2006/picture">
                 <pic:pic xmlns:pic="http://schemas.openxmlformats.org/drawingml/2006/picture">
                   <pic:nvPicPr>
-                    <pic:cNvPr id="1739821354" name=""/>
+                    <pic:cNvPr id="1197926748" name=""/>
                     <pic:cNvPicPr/>
                   </pic:nvPicPr>
                   <pic:blipFill>
@@ -2528,6 +2536,52 @@
         <w:pStyle w:val="Heading2"/>
       </w:pPr>
       <w:r>
+        <w:t>Update Check</w:t>
+      </w:r>
+    </w:p>
+    <w:p>
+      <w:r>
+        <w:t>mu-Tant can tell you when a newer version is available. Once a day it asks the transwarp.me website for the latest version number. When a newer version exists, a small Update available link appears at the right of the Status Bar, beside the Support link. Hover over it to see which version is out and which one you have.</w:t>
+      </w:r>
+    </w:p>
+    <w:p>
+      <w:pPr>
+        <w:pStyle w:val="ListBullet"/>
+      </w:pPr>
+      <w:r>
+        <w:t>Click the link to open the download page in your web browser. mu-Tant never downloads or installs anything itself. The link then stays hidden for that version and comes back only when a still newer one is released.</w:t>
+      </w:r>
+    </w:p>
+    <w:p>
+      <w:pPr>
+        <w:pStyle w:val="ListBullet"/>
+      </w:pPr>
+      <w:r>
+        <w:t>Right-click the link and choose Hide this notice to hide it for that version without opening the page.</w:t>
+      </w:r>
+    </w:p>
+    <w:p>
+      <w:pPr>
+        <w:pStyle w:val="ListBullet"/>
+      </w:pPr>
+      <w:r>
+        <w:t>The link never appears in Performance mode.</w:t>
+      </w:r>
+    </w:p>
+    <w:p>
+      <w:r>
+        <w:t xml:space="preserve">Privacy: the check is a plain request for a public file. It sends nothing about you: no name, no identifier, no version number and no details of your computer. The app compares the answer with its own version on your machine. To switch the check off, </w:t>
+      </w:r>
+      <w:r>
+        <w:lastRenderedPageBreak/>
+        <w:t>open Settings and, under General, untick the Check for updates box. With the box unticked, mu-Tant sends no request at all and shows no link. The box is ticked by default.</w:t>
+      </w:r>
+    </w:p>
+    <w:p>
+      <w:pPr>
+        <w:pStyle w:val="Heading2"/>
+      </w:pPr>
+      <w:r>
         <w:t>MIDI Clock Sync (Standalone)</w:t>
       </w:r>
     </w:p>
@@ -2562,47 +2616,50 @@
     </w:p>
     <w:p>
       <w:r>
+        <w:t>With Clock + Transport or Transport only, mu-Tant also follows Song Position Pointer messages. If you stop the external sequencer, move its playhead, and press Continue, mu-Tant picks up from the new position instead of where it stopped.</w:t>
+      </w:r>
+    </w:p>
+    <w:p>
+      <w:r>
+        <w:t>With Clock only or Clock + Transport, a Clock lamp appears in the transport bar, between the BPM display and the Position readout. It shows the state of the incoming clock and stays steady in every state; it never blinks:</w:t>
+      </w:r>
+    </w:p>
+    <w:p>
+      <w:pPr>
+        <w:pStyle w:val="ListBullet"/>
+      </w:pPr>
+      <w:r>
+        <w:t>Dim amber  —  Waiting for clock. Sync is on, but no clock pulses have arrived yet, or the master device is stopped and sending nothing.</w:t>
+      </w:r>
+    </w:p>
+    <w:p>
+      <w:pPr>
+        <w:pStyle w:val="ListBullet"/>
+      </w:pPr>
+      <w:r>
+        <w:t>Green  —  Locked. mu-Tant is following the clock. Hover over the lamp and the status bar shows the tempo, for example "Locked at 120 BPM".</w:t>
+      </w:r>
+    </w:p>
+    <w:p>
+      <w:pPr>
+        <w:pStyle w:val="ListBullet"/>
+      </w:pPr>
+      <w:r>
+        <w:t>Red  —  Lost. The clock pulses stopped arriving for about a quarter of a second while the master was playing, for example because a cable came loose or the master device was switched off. mu-Tant stops the transport, and the status bar shows "MIDI Clock: Lost, transport stopped" once, without you having to hover. When the pulses come back, mu-Tant carries on by itself.</w:t>
+      </w:r>
+    </w:p>
+    <w:p>
+      <w:r>
+        <w:t>The lamp is hidden with Transport only, because the clock's ticks are not used, and whenever Source is Internal. The BPM display works as before: it is locked and shows the clock's tempo while the clock sets the tempo.</w:t>
+      </w:r>
+    </w:p>
+    <w:p>
+      <w:r>
+        <w:t xml:space="preserve">Sync Offset  —  with Source set to MIDI In, a Sync Offset field appears in the MIDI Clock section of Settings. It runs from −50 to +250 ms (the label reads simply Sync offset) and defaults to 0. The value is shown with a sign, for example +25. The arrows step 1 ms; Shift+click steps 10 ms. A positive value makes mu-Tant play earlier than the clock says. </w:t>
+      </w:r>
+      <w:r>
         <w:lastRenderedPageBreak/>
-        <w:t>With Clock + Transport or Transport only, mu-Tant also follows Song Position Pointer messages. If you stop the external sequencer, move its playhead, and press Continue, mu-Tant picks up from the new position instead of where it stopped.</w:t>
-      </w:r>
-    </w:p>
-    <w:p>
-      <w:r>
-        <w:t>With Clock only or Clock + Transport, a Clock lamp appears in the transport bar, between the BPM display and the Position readout. It shows the state of the incoming clock and stays steady in every state; it never blinks:</w:t>
-      </w:r>
-    </w:p>
-    <w:p>
-      <w:pPr>
-        <w:pStyle w:val="ListBullet"/>
-      </w:pPr>
-      <w:r>
-        <w:t>Dim amber  —  Waiting for clock. Sync is on, but no clock pulses have arrived yet, or the master device is stopped and sending nothing.</w:t>
-      </w:r>
-    </w:p>
-    <w:p>
-      <w:pPr>
-        <w:pStyle w:val="ListBullet"/>
-      </w:pPr>
-      <w:r>
-        <w:t>Green  —  Locked. mu-Tant is following the clock. Hover over the lamp and the status bar shows the tempo, for example "Locked at 120 BPM".</w:t>
-      </w:r>
-    </w:p>
-    <w:p>
-      <w:pPr>
-        <w:pStyle w:val="ListBullet"/>
-      </w:pPr>
-      <w:r>
-        <w:t>Red  —  Lost. The clock pulses stopped arriving for about a quarter of a second while the master was playing, for example because a cable came loose or the master device was switched off. mu-Tant stops the transport, and the status bar shows "MIDI Clock: Lost, transport stopped" once, without you having to hover. When the pulses come back, mu-Tant carries on by itself.</w:t>
-      </w:r>
-    </w:p>
-    <w:p>
-      <w:r>
-        <w:t>The lamp is hidden with Transport only, because the clock's ticks are not used, and whenever Source is Internal. The BPM display works as before: it is locked and shows the clock's tempo while the clock sets the tempo.</w:t>
-      </w:r>
-    </w:p>
-    <w:p>
-      <w:r>
-        <w:t>Sync Offset  —  with Source set to MIDI In, a Sync Offset field appears in the MIDI Clock section of Settings. It runs from −50 to +250 ms (the label reads simply Sync offset) and defaults to 0. The value is shown with a sign, for example +25. The arrows step 1 ms; Shift+click steps 10 ms. A positive value makes mu-Tant play earlier than the clock says. Enter your audio output latency here (about 20 to 40 ms on Windows WASAPI) so the sound lands on the beat of a hardware master. mu-Tant remembers the setting between sessions.</w:t>
+        <w:t>Enter your audio output latency here (about 20 to 40 ms on Windows WASAPI) so the sound lands on the beat of a hardware master. mu-Tant remembers the setting between sessions.</w:t>
       </w:r>
     </w:p>
     <w:p>
@@ -2614,10 +2671,10 @@
           <w:noProof/>
         </w:rPr>
         <w:drawing>
-          <wp:inline distT="0" distB="0" distL="0" distR="0" wp14:anchorId="763C323C" wp14:editId="0AD8C585">
+          <wp:inline distT="0" distB="0" distL="0" distR="0" wp14:anchorId="4FC4AB06" wp14:editId="40F33DF6">
             <wp:extent cx="5274310" cy="277495"/>
             <wp:effectExtent l="0" t="0" r="2540" b="8255"/>
-            <wp:docPr id="233792343" name="Picture 17"/>
+            <wp:docPr id="751196384" name="Picture 17"/>
             <wp:cNvGraphicFramePr>
               <a:graphicFrameLocks xmlns:a="http://schemas.openxmlformats.org/drawingml/2006/main" noChangeAspect="1"/>
             </wp:cNvGraphicFramePr>
@@ -2625,7 +2682,7 @@
               <a:graphicData uri="http://schemas.openxmlformats.org/drawingml/2006/picture">
                 <pic:pic xmlns:pic="http://schemas.openxmlformats.org/drawingml/2006/picture">
                   <pic:nvPicPr>
-                    <pic:cNvPr id="233792343" name=""/>
+                    <pic:cNvPr id="751196384" name=""/>
                     <pic:cNvPicPr/>
                   </pic:nvPicPr>
                   <pic:blipFill>
@@ -2994,7 +3051,7 @@
   <w:abstractNum w:abstractNumId="0" w15:restartNumberingAfterBreak="0">
     <w:nsid w:val="FFFFFF89"/>
     <w:multiLevelType w:val="singleLevel"/>
-    <w:tmpl w:val="F9F4C780"/>
+    <w:tmpl w:val="9BF4834C"/>
     <w:lvl w:ilvl="0">
       <w:start w:val="1"/>
       <w:numFmt w:val="bullet"/>
@@ -3012,7 +3069,7 @@
       </w:rPr>
     </w:lvl>
   </w:abstractNum>
-  <w:num w:numId="1" w16cid:durableId="662783243">
+  <w:num w:numId="1" w16cid:durableId="1755084933">
     <w:abstractNumId w:val="0"/>
   </w:num>
 </w:numbering>
@@ -3426,7 +3483,7 @@
     <w:link w:val="Heading1Char"/>
     <w:uiPriority w:val="9"/>
     <w:qFormat/>
-    <w:rsid w:val="008C5862"/>
+    <w:rsid w:val="0048790B"/>
     <w:pPr>
       <w:keepNext/>
       <w:keepLines/>
@@ -3448,7 +3505,7 @@
     <w:uiPriority w:val="9"/>
     <w:unhideWhenUsed/>
     <w:qFormat/>
-    <w:rsid w:val="008C5862"/>
+    <w:rsid w:val="0048790B"/>
     <w:pPr>
       <w:keepNext/>
       <w:keepLines/>
@@ -3470,7 +3527,7 @@
     <w:uiPriority w:val="9"/>
     <w:unhideWhenUsed/>
     <w:qFormat/>
-    <w:rsid w:val="008C5862"/>
+    <w:rsid w:val="0048790B"/>
     <w:pPr>
       <w:keepNext/>
       <w:keepLines/>
@@ -3493,7 +3550,7 @@
     <w:semiHidden/>
     <w:unhideWhenUsed/>
     <w:qFormat/>
-    <w:rsid w:val="008C5862"/>
+    <w:rsid w:val="0048790B"/>
     <w:pPr>
       <w:keepNext/>
       <w:keepLines/>
@@ -3516,7 +3573,7 @@
     <w:semiHidden/>
     <w:unhideWhenUsed/>
     <w:qFormat/>
-    <w:rsid w:val="008C5862"/>
+    <w:rsid w:val="0048790B"/>
     <w:pPr>
       <w:keepNext/>
       <w:keepLines/>
@@ -3537,7 +3594,7 @@
     <w:semiHidden/>
     <w:unhideWhenUsed/>
     <w:qFormat/>
-    <w:rsid w:val="008C5862"/>
+    <w:rsid w:val="0048790B"/>
     <w:pPr>
       <w:keepNext/>
       <w:keepLines/>
@@ -3560,7 +3617,7 @@
     <w:semiHidden/>
     <w:unhideWhenUsed/>
     <w:qFormat/>
-    <w:rsid w:val="008C5862"/>
+    <w:rsid w:val="0048790B"/>
     <w:pPr>
       <w:keepNext/>
       <w:keepLines/>
@@ -3581,7 +3638,7 @@
     <w:semiHidden/>
     <w:unhideWhenUsed/>
     <w:qFormat/>
-    <w:rsid w:val="008C5862"/>
+    <w:rsid w:val="0048790B"/>
     <w:pPr>
       <w:keepNext/>
       <w:keepLines/>
@@ -3604,7 +3661,7 @@
     <w:semiHidden/>
     <w:unhideWhenUsed/>
     <w:qFormat/>
-    <w:rsid w:val="008C5862"/>
+    <w:rsid w:val="0048790B"/>
     <w:pPr>
       <w:keepNext/>
       <w:keepLines/>
@@ -3648,7 +3705,7 @@
     <w:basedOn w:val="DefaultParagraphFont"/>
     <w:link w:val="Heading1"/>
     <w:uiPriority w:val="9"/>
-    <w:rsid w:val="008C5862"/>
+    <w:rsid w:val="0048790B"/>
     <w:rPr>
       <w:rFonts w:asciiTheme="majorHAnsi" w:eastAsiaTheme="majorEastAsia" w:hAnsiTheme="majorHAnsi" w:cstheme="majorBidi"/>
       <w:color w:val="0F4761" w:themeColor="accent1" w:themeShade="BF"/>
@@ -3661,7 +3718,7 @@
     <w:basedOn w:val="DefaultParagraphFont"/>
     <w:link w:val="Heading2"/>
     <w:uiPriority w:val="9"/>
-    <w:rsid w:val="008C5862"/>
+    <w:rsid w:val="0048790B"/>
     <w:rPr>
       <w:rFonts w:asciiTheme="majorHAnsi" w:eastAsiaTheme="majorEastAsia" w:hAnsiTheme="majorHAnsi" w:cstheme="majorBidi"/>
       <w:color w:val="0F4761" w:themeColor="accent1" w:themeShade="BF"/>
@@ -3674,7 +3731,7 @@
     <w:basedOn w:val="DefaultParagraphFont"/>
     <w:link w:val="Heading3"/>
     <w:uiPriority w:val="9"/>
-    <w:rsid w:val="008C5862"/>
+    <w:rsid w:val="0048790B"/>
     <w:rPr>
       <w:rFonts w:eastAsiaTheme="majorEastAsia" w:cstheme="majorBidi"/>
       <w:color w:val="0F4761" w:themeColor="accent1" w:themeShade="BF"/>
@@ -3688,7 +3745,7 @@
     <w:link w:val="Heading4"/>
     <w:uiPriority w:val="9"/>
     <w:semiHidden/>
-    <w:rsid w:val="008C5862"/>
+    <w:rsid w:val="0048790B"/>
     <w:rPr>
       <w:rFonts w:eastAsiaTheme="majorEastAsia" w:cstheme="majorBidi"/>
       <w:i/>
@@ -3702,7 +3759,7 @@
     <w:link w:val="Heading5"/>
     <w:uiPriority w:val="9"/>
     <w:semiHidden/>
-    <w:rsid w:val="008C5862"/>
+    <w:rsid w:val="0048790B"/>
     <w:rPr>
       <w:rFonts w:eastAsiaTheme="majorEastAsia" w:cstheme="majorBidi"/>
       <w:color w:val="0F4761" w:themeColor="accent1" w:themeShade="BF"/>
@@ -3714,7 +3771,7 @@
     <w:link w:val="Heading6"/>
     <w:uiPriority w:val="9"/>
     <w:semiHidden/>
-    <w:rsid w:val="008C5862"/>
+    <w:rsid w:val="0048790B"/>
     <w:rPr>
       <w:rFonts w:eastAsiaTheme="majorEastAsia" w:cstheme="majorBidi"/>
       <w:i/>
@@ -3728,7 +3785,7 @@
     <w:link w:val="Heading7"/>
     <w:uiPriority w:val="9"/>
     <w:semiHidden/>
-    <w:rsid w:val="008C5862"/>
+    <w:rsid w:val="0048790B"/>
     <w:rPr>
       <w:rFonts w:eastAsiaTheme="majorEastAsia" w:cstheme="majorBidi"/>
       <w:color w:val="595959" w:themeColor="text1" w:themeTint="A6"/>
@@ -3740,7 +3797,7 @@
     <w:link w:val="Heading8"/>
     <w:uiPriority w:val="9"/>
     <w:semiHidden/>
-    <w:rsid w:val="008C5862"/>
+    <w:rsid w:val="0048790B"/>
     <w:rPr>
       <w:rFonts w:eastAsiaTheme="majorEastAsia" w:cstheme="majorBidi"/>
       <w:i/>
@@ -3754,7 +3811,7 @@
     <w:link w:val="Heading9"/>
     <w:uiPriority w:val="9"/>
     <w:semiHidden/>
-    <w:rsid w:val="008C5862"/>
+    <w:rsid w:val="0048790B"/>
     <w:rPr>
       <w:rFonts w:eastAsiaTheme="majorEastAsia" w:cstheme="majorBidi"/>
       <w:color w:val="272727" w:themeColor="text1" w:themeTint="D8"/>
@@ -3767,7 +3824,7 @@
     <w:link w:val="TitleChar"/>
     <w:uiPriority w:val="10"/>
     <w:qFormat/>
-    <w:rsid w:val="008C5862"/>
+    <w:rsid w:val="0048790B"/>
     <w:pPr>
       <w:spacing w:after="80" w:line="240" w:lineRule="auto"/>
       <w:contextualSpacing/>
@@ -3785,7 +3842,7 @@
     <w:basedOn w:val="DefaultParagraphFont"/>
     <w:link w:val="Title"/>
     <w:uiPriority w:val="10"/>
-    <w:rsid w:val="008C5862"/>
+    <w:rsid w:val="0048790B"/>
     <w:rPr>
       <w:rFonts w:asciiTheme="majorHAnsi" w:eastAsiaTheme="majorEastAsia" w:hAnsiTheme="majorHAnsi" w:cstheme="majorBidi"/>
       <w:spacing w:val="-10"/>
@@ -3801,7 +3858,7 @@
     <w:link w:val="SubtitleChar"/>
     <w:uiPriority w:val="11"/>
     <w:qFormat/>
-    <w:rsid w:val="008C5862"/>
+    <w:rsid w:val="0048790B"/>
     <w:pPr>
       <w:numPr>
         <w:ilvl w:val="1"/>
@@ -3820,7 +3877,7 @@
     <w:basedOn w:val="DefaultParagraphFont"/>
     <w:link w:val="Subtitle"/>
     <w:uiPriority w:val="11"/>
-    <w:rsid w:val="008C5862"/>
+    <w:rsid w:val="0048790B"/>
     <w:rPr>
       <w:rFonts w:eastAsiaTheme="majorEastAsia" w:cstheme="majorBidi"/>
       <w:color w:val="595959" w:themeColor="text1" w:themeTint="A6"/>
@@ -3836,7 +3893,7 @@
     <w:link w:val="QuoteChar"/>
     <w:uiPriority w:val="29"/>
     <w:qFormat/>
-    <w:rsid w:val="008C5862"/>
+    <w:rsid w:val="0048790B"/>
     <w:pPr>
       <w:spacing w:before="160"/>
       <w:jc w:val="center"/>
@@ -3852,7 +3909,7 @@
     <w:basedOn w:val="DefaultParagraphFont"/>
     <w:link w:val="Quote"/>
     <w:uiPriority w:val="29"/>
-    <w:rsid w:val="008C5862"/>
+    <w:rsid w:val="0048790B"/>
     <w:rPr>
       <w:i/>
       <w:iCs/>
@@ -3864,7 +3921,7 @@
     <w:basedOn w:val="Normal"/>
     <w:uiPriority w:val="34"/>
     <w:qFormat/>
-    <w:rsid w:val="008C5862"/>
+    <w:rsid w:val="0048790B"/>
     <w:pPr>
       <w:ind w:left="720"/>
       <w:contextualSpacing/>
@@ -3875,7 +3932,7 @@
     <w:basedOn w:val="DefaultParagraphFont"/>
     <w:uiPriority w:val="21"/>
     <w:qFormat/>
-    <w:rsid w:val="008C5862"/>
+    <w:rsid w:val="0048790B"/>
     <w:rPr>
       <w:i/>
       <w:iCs/>
@@ -3889,7 +3946,7 @@
     <w:link w:val="IntenseQuoteChar"/>
     <w:uiPriority w:val="30"/>
     <w:qFormat/>
-    <w:rsid w:val="008C5862"/>
+    <w:rsid w:val="0048790B"/>
     <w:pPr>
       <w:pBdr>
         <w:top w:val="single" w:sz="4" w:space="10" w:color="0F4761" w:themeColor="accent1" w:themeShade="BF"/>
@@ -3910,7 +3967,7 @@
     <w:basedOn w:val="DefaultParagraphFont"/>
     <w:link w:val="IntenseQuote"/>
     <w:uiPriority w:val="30"/>
-    <w:rsid w:val="008C5862"/>
+    <w:rsid w:val="0048790B"/>
     <w:rPr>
       <w:i/>
       <w:iCs/>
@@ -3922,7 +3979,7 @@
     <w:basedOn w:val="DefaultParagraphFont"/>
     <w:uiPriority w:val="32"/>
     <w:qFormat/>
-    <w:rsid w:val="008C5862"/>
+    <w:rsid w:val="0048790B"/>
     <w:rPr>
       <w:b/>
       <w:bCs/>
@@ -3936,7 +3993,7 @@
     <w:basedOn w:val="Normal"/>
     <w:uiPriority w:val="99"/>
     <w:unhideWhenUsed/>
-    <w:rsid w:val="008C5862"/>
+    <w:rsid w:val="0048790B"/>
     <w:pPr>
       <w:numPr>
         <w:numId w:val="1"/>

--- a/docs/mu-tant/mu-Tant User Manual.docx
+++ b/docs/mu-tant/mu-Tant User Manual.docx
@@ -89,10 +89,10 @@
           <w:noProof/>
         </w:rPr>
         <w:drawing>
-          <wp:inline distT="0" distB="0" distL="0" distR="0" wp14:anchorId="6F5B21E5" wp14:editId="0396725E">
+          <wp:inline distT="0" distB="0" distL="0" distR="0" wp14:anchorId="62FABF38" wp14:editId="2D40AF84">
             <wp:extent cx="5274310" cy="3340100"/>
             <wp:effectExtent l="0" t="0" r="2540" b="0"/>
-            <wp:docPr id="580562497" name="Picture 1"/>
+            <wp:docPr id="1418048219" name="Picture 1"/>
             <wp:cNvGraphicFramePr>
               <a:graphicFrameLocks xmlns:a="http://schemas.openxmlformats.org/drawingml/2006/main" noChangeAspect="1"/>
             </wp:cNvGraphicFramePr>
@@ -100,7 +100,7 @@
               <a:graphicData uri="http://schemas.openxmlformats.org/drawingml/2006/picture">
                 <pic:pic xmlns:pic="http://schemas.openxmlformats.org/drawingml/2006/picture">
                   <pic:nvPicPr>
-                    <pic:cNvPr id="580562497" name=""/>
+                    <pic:cNvPr id="1418048219" name=""/>
                     <pic:cNvPicPr/>
                   </pic:nvPicPr>
                   <pic:blipFill>
@@ -290,7 +290,12 @@
     </w:p>
     <w:p>
       <w:r>
-        <w:t>To enter your key, click Enter licence key in the Support window, or click the mu-Tant logo to open the About panel and click Enter a key. In the 'Enter licence key - mu-Tant' panel (it reads 'Enter your licence key to remove the support reminder. Everything works either way.'), paste your key into the Licence key box and click Activate (or press Return). If you do not have a key yet, click Pay what you like to open the checkout page in your web browser. mu-Tant needs an internet connection the first time, to register the key. One key can be used on up to 5 machines. When the key is accepted the panel shows a confirmation and closes, the About panel shows 'Thank you for your support', and the Support window and Support link no longer appear.</w:t>
+        <w:t>To enter your key, click Enter licence key in the Support window, or click the mu-Tant logo to open the About panel and click Enter a key. In the 'Enter licence key - mu-Tant' panel (it reads 'Enter your licence key to remove the support reminder. Everything works either way.'), paste your key into the Licence key box and click Activate (or press Return). If you do not have a key yet, click Pay what you like to open the checkout page in your web browser. mu-Tant needs an internet connection the first time, to register the key. One key can be used on up to 5 machines. When the key is accepted the panel shows a confirmation and closes, the About panel thanks you for your support, and the Support window and Support link no longer appear.</w:t>
+      </w:r>
+    </w:p>
+    <w:p>
+      <w:r>
+        <w:t>A licensed copy, even one with a £0 key, shows 'Thank you for supporting mu-Tant.' in the About panel, with a 'Want to give more?' link beneath it. The link opens the tip page in your web browser, where you can give any amount you like. It does not use up your key, and you do not have to give anything.</w:t>
       </w:r>
     </w:p>
     <w:p>
@@ -312,10 +317,10 @@
           <w:noProof/>
         </w:rPr>
         <w:drawing>
-          <wp:inline distT="0" distB="0" distL="0" distR="0" wp14:anchorId="7BB0E165" wp14:editId="15EEC208">
+          <wp:inline distT="0" distB="0" distL="0" distR="0" wp14:anchorId="5A4B680D" wp14:editId="7A266013">
             <wp:extent cx="5274310" cy="3340100"/>
             <wp:effectExtent l="0" t="0" r="2540" b="0"/>
-            <wp:docPr id="1315621265" name="Picture 2"/>
+            <wp:docPr id="983282977" name="Picture 2"/>
             <wp:cNvGraphicFramePr>
               <a:graphicFrameLocks xmlns:a="http://schemas.openxmlformats.org/drawingml/2006/main" noChangeAspect="1"/>
             </wp:cNvGraphicFramePr>
@@ -323,7 +328,7 @@
               <a:graphicData uri="http://schemas.openxmlformats.org/drawingml/2006/picture">
                 <pic:pic xmlns:pic="http://schemas.openxmlformats.org/drawingml/2006/picture">
                   <pic:nvPicPr>
-                    <pic:cNvPr id="1315621265" name=""/>
+                    <pic:cNvPr id="983282977" name=""/>
                     <pic:cNvPicPr/>
                   </pic:nvPicPr>
                   <pic:blipFill>
@@ -372,10 +377,10 @@
         </w:rPr>
         <w:lastRenderedPageBreak/>
         <w:drawing>
-          <wp:inline distT="0" distB="0" distL="0" distR="0" wp14:anchorId="309336F7" wp14:editId="7C178906">
+          <wp:inline distT="0" distB="0" distL="0" distR="0" wp14:anchorId="7C224573" wp14:editId="31616401">
             <wp:extent cx="4002118" cy="3049232"/>
             <wp:effectExtent l="0" t="0" r="0" b="0"/>
-            <wp:docPr id="1046175359" name="Picture 3"/>
+            <wp:docPr id="125003296" name="Picture 3"/>
             <wp:cNvGraphicFramePr>
               <a:graphicFrameLocks xmlns:a="http://schemas.openxmlformats.org/drawingml/2006/main" noChangeAspect="1"/>
             </wp:cNvGraphicFramePr>
@@ -383,7 +388,7 @@
               <a:graphicData uri="http://schemas.openxmlformats.org/drawingml/2006/picture">
                 <pic:pic xmlns:pic="http://schemas.openxmlformats.org/drawingml/2006/picture">
                   <pic:nvPicPr>
-                    <pic:cNvPr id="1046175359" name=""/>
+                    <pic:cNvPr id="125003296" name=""/>
                     <pic:cNvPicPr/>
                   </pic:nvPicPr>
                   <pic:blipFill>
@@ -490,10 +495,10 @@
         </w:rPr>
         <w:lastRenderedPageBreak/>
         <w:drawing>
-          <wp:inline distT="0" distB="0" distL="0" distR="0" wp14:anchorId="2BA2354C" wp14:editId="6BAE39DD">
+          <wp:inline distT="0" distB="0" distL="0" distR="0" wp14:anchorId="7AAC527C" wp14:editId="6C7C5DC6">
             <wp:extent cx="5274310" cy="3340100"/>
             <wp:effectExtent l="0" t="0" r="2540" b="0"/>
-            <wp:docPr id="262588212" name="Picture 4"/>
+            <wp:docPr id="1672520870" name="Picture 4"/>
             <wp:cNvGraphicFramePr>
               <a:graphicFrameLocks xmlns:a="http://schemas.openxmlformats.org/drawingml/2006/main" noChangeAspect="1"/>
             </wp:cNvGraphicFramePr>
@@ -501,7 +506,7 @@
               <a:graphicData uri="http://schemas.openxmlformats.org/drawingml/2006/picture">
                 <pic:pic xmlns:pic="http://schemas.openxmlformats.org/drawingml/2006/picture">
                   <pic:nvPicPr>
-                    <pic:cNvPr id="262588212" name=""/>
+                    <pic:cNvPr id="1672520870" name=""/>
                     <pic:cNvPicPr/>
                   </pic:nvPicPr>
                   <pic:blipFill>
@@ -670,10 +675,10 @@
           <w:noProof/>
         </w:rPr>
         <w:drawing>
-          <wp:inline distT="0" distB="0" distL="0" distR="0" wp14:anchorId="10EE4CF7" wp14:editId="1D2D3DF2">
+          <wp:inline distT="0" distB="0" distL="0" distR="0" wp14:anchorId="2A4557C6" wp14:editId="5A61941F">
             <wp:extent cx="5274310" cy="126365"/>
             <wp:effectExtent l="0" t="0" r="2540" b="6985"/>
-            <wp:docPr id="726094731" name="Picture 5"/>
+            <wp:docPr id="1977129421" name="Picture 5"/>
             <wp:cNvGraphicFramePr>
               <a:graphicFrameLocks xmlns:a="http://schemas.openxmlformats.org/drawingml/2006/main" noChangeAspect="1"/>
             </wp:cNvGraphicFramePr>
@@ -681,7 +686,7 @@
               <a:graphicData uri="http://schemas.openxmlformats.org/drawingml/2006/picture">
                 <pic:pic xmlns:pic="http://schemas.openxmlformats.org/drawingml/2006/picture">
                   <pic:nvPicPr>
-                    <pic:cNvPr id="726094731" name=""/>
+                    <pic:cNvPr id="1977129421" name=""/>
                     <pic:cNvPicPr/>
                   </pic:nvPicPr>
                   <pic:blipFill>
@@ -753,10 +758,10 @@
           <w:noProof/>
         </w:rPr>
         <w:drawing>
-          <wp:inline distT="0" distB="0" distL="0" distR="0" wp14:anchorId="510DE8BD" wp14:editId="75245243">
+          <wp:inline distT="0" distB="0" distL="0" distR="0" wp14:anchorId="340BE52E" wp14:editId="523958A7">
             <wp:extent cx="446690" cy="4318000"/>
             <wp:effectExtent l="0" t="0" r="0" b="6350"/>
-            <wp:docPr id="1712806509" name="Picture 6"/>
+            <wp:docPr id="1371864675" name="Picture 6"/>
             <wp:cNvGraphicFramePr>
               <a:graphicFrameLocks xmlns:a="http://schemas.openxmlformats.org/drawingml/2006/main" noChangeAspect="1"/>
             </wp:cNvGraphicFramePr>
@@ -764,7 +769,7 @@
               <a:graphicData uri="http://schemas.openxmlformats.org/drawingml/2006/picture">
                 <pic:pic xmlns:pic="http://schemas.openxmlformats.org/drawingml/2006/picture">
                   <pic:nvPicPr>
-                    <pic:cNvPr id="1712806509" name=""/>
+                    <pic:cNvPr id="1371864675" name=""/>
                     <pic:cNvPicPr/>
                   </pic:nvPicPr>
                   <pic:blipFill>
@@ -1005,10 +1010,10 @@
           <w:noProof/>
         </w:rPr>
         <w:drawing>
-          <wp:inline distT="0" distB="0" distL="0" distR="0" wp14:anchorId="17CD046C" wp14:editId="71A9E118">
+          <wp:inline distT="0" distB="0" distL="0" distR="0" wp14:anchorId="26F0A32F" wp14:editId="315D10FD">
             <wp:extent cx="5274310" cy="417195"/>
             <wp:effectExtent l="0" t="0" r="2540" b="1905"/>
-            <wp:docPr id="858719805" name="Picture 7"/>
+            <wp:docPr id="1302226429" name="Picture 7"/>
             <wp:cNvGraphicFramePr>
               <a:graphicFrameLocks xmlns:a="http://schemas.openxmlformats.org/drawingml/2006/main" noChangeAspect="1"/>
             </wp:cNvGraphicFramePr>
@@ -1016,7 +1021,7 @@
               <a:graphicData uri="http://schemas.openxmlformats.org/drawingml/2006/picture">
                 <pic:pic xmlns:pic="http://schemas.openxmlformats.org/drawingml/2006/picture">
                   <pic:nvPicPr>
-                    <pic:cNvPr id="858719805" name=""/>
+                    <pic:cNvPr id="1302226429" name=""/>
                     <pic:cNvPicPr/>
                   </pic:nvPicPr>
                   <pic:blipFill>
@@ -1313,10 +1318,10 @@
           <w:noProof/>
         </w:rPr>
         <w:drawing>
-          <wp:inline distT="0" distB="0" distL="0" distR="0" wp14:anchorId="30D4B886" wp14:editId="78A87553">
+          <wp:inline distT="0" distB="0" distL="0" distR="0" wp14:anchorId="087F8408" wp14:editId="0D73DFCA">
             <wp:extent cx="5274310" cy="502920"/>
             <wp:effectExtent l="0" t="0" r="2540" b="0"/>
-            <wp:docPr id="1785389385" name="Picture 8"/>
+            <wp:docPr id="1309008302" name="Picture 8"/>
             <wp:cNvGraphicFramePr>
               <a:graphicFrameLocks xmlns:a="http://schemas.openxmlformats.org/drawingml/2006/main" noChangeAspect="1"/>
             </wp:cNvGraphicFramePr>
@@ -1324,7 +1329,7 @@
               <a:graphicData uri="http://schemas.openxmlformats.org/drawingml/2006/picture">
                 <pic:pic xmlns:pic="http://schemas.openxmlformats.org/drawingml/2006/picture">
                   <pic:nvPicPr>
-                    <pic:cNvPr id="1785389385" name=""/>
+                    <pic:cNvPr id="1309008302" name=""/>
                     <pic:cNvPicPr/>
                   </pic:nvPicPr>
                   <pic:blipFill>
@@ -1601,10 +1606,10 @@
           <w:noProof/>
         </w:rPr>
         <w:drawing>
-          <wp:inline distT="0" distB="0" distL="0" distR="0" wp14:anchorId="0F80FF6D" wp14:editId="455212CF">
+          <wp:inline distT="0" distB="0" distL="0" distR="0" wp14:anchorId="79E121DA" wp14:editId="517B979A">
             <wp:extent cx="5274310" cy="763905"/>
             <wp:effectExtent l="0" t="0" r="2540" b="0"/>
-            <wp:docPr id="1780938248" name="Picture 9"/>
+            <wp:docPr id="1736561415" name="Picture 9"/>
             <wp:cNvGraphicFramePr>
               <a:graphicFrameLocks xmlns:a="http://schemas.openxmlformats.org/drawingml/2006/main" noChangeAspect="1"/>
             </wp:cNvGraphicFramePr>
@@ -1612,7 +1617,7 @@
               <a:graphicData uri="http://schemas.openxmlformats.org/drawingml/2006/picture">
                 <pic:pic xmlns:pic="http://schemas.openxmlformats.org/drawingml/2006/picture">
                   <pic:nvPicPr>
-                    <pic:cNvPr id="1780938248" name=""/>
+                    <pic:cNvPr id="1736561415" name=""/>
                     <pic:cNvPicPr/>
                   </pic:nvPicPr>
                   <pic:blipFill>
@@ -1688,10 +1693,10 @@
           <w:noProof/>
         </w:rPr>
         <w:drawing>
-          <wp:inline distT="0" distB="0" distL="0" distR="0" wp14:anchorId="4A5919F7" wp14:editId="301F8C31">
+          <wp:inline distT="0" distB="0" distL="0" distR="0" wp14:anchorId="4ECEC225" wp14:editId="575776F6">
             <wp:extent cx="5274310" cy="1386205"/>
             <wp:effectExtent l="0" t="0" r="2540" b="4445"/>
-            <wp:docPr id="255606105" name="Picture 10"/>
+            <wp:docPr id="702185898" name="Picture 10"/>
             <wp:cNvGraphicFramePr>
               <a:graphicFrameLocks xmlns:a="http://schemas.openxmlformats.org/drawingml/2006/main" noChangeAspect="1"/>
             </wp:cNvGraphicFramePr>
@@ -1699,7 +1704,7 @@
               <a:graphicData uri="http://schemas.openxmlformats.org/drawingml/2006/picture">
                 <pic:pic xmlns:pic="http://schemas.openxmlformats.org/drawingml/2006/picture">
                   <pic:nvPicPr>
-                    <pic:cNvPr id="255606105" name=""/>
+                    <pic:cNvPr id="702185898" name=""/>
                     <pic:cNvPicPr/>
                   </pic:nvPicPr>
                   <pic:blipFill>
@@ -1771,10 +1776,10 @@
           <w:noProof/>
         </w:rPr>
         <w:drawing>
-          <wp:inline distT="0" distB="0" distL="0" distR="0" wp14:anchorId="500F225F" wp14:editId="311FE84C">
+          <wp:inline distT="0" distB="0" distL="0" distR="0" wp14:anchorId="624E9A13" wp14:editId="7D3AE45B">
             <wp:extent cx="5274310" cy="3340100"/>
             <wp:effectExtent l="0" t="0" r="2540" b="0"/>
-            <wp:docPr id="1053811511" name="Picture 11"/>
+            <wp:docPr id="1725483934" name="Picture 11"/>
             <wp:cNvGraphicFramePr>
               <a:graphicFrameLocks xmlns:a="http://schemas.openxmlformats.org/drawingml/2006/main" noChangeAspect="1"/>
             </wp:cNvGraphicFramePr>
@@ -1782,7 +1787,7 @@
               <a:graphicData uri="http://schemas.openxmlformats.org/drawingml/2006/picture">
                 <pic:pic xmlns:pic="http://schemas.openxmlformats.org/drawingml/2006/picture">
                   <pic:nvPicPr>
-                    <pic:cNvPr id="1053811511" name=""/>
+                    <pic:cNvPr id="1725483934" name=""/>
                     <pic:cNvPicPr/>
                   </pic:nvPicPr>
                   <pic:blipFill>
@@ -1830,10 +1835,10 @@
           <w:noProof/>
         </w:rPr>
         <w:drawing>
-          <wp:inline distT="0" distB="0" distL="0" distR="0" wp14:anchorId="04EFEAF6" wp14:editId="6C6A68C1">
+          <wp:inline distT="0" distB="0" distL="0" distR="0" wp14:anchorId="4AB52A66" wp14:editId="61098779">
             <wp:extent cx="1524616" cy="1429328"/>
             <wp:effectExtent l="0" t="0" r="0" b="0"/>
-            <wp:docPr id="458929383" name="Picture 12"/>
+            <wp:docPr id="244546345" name="Picture 12"/>
             <wp:cNvGraphicFramePr>
               <a:graphicFrameLocks xmlns:a="http://schemas.openxmlformats.org/drawingml/2006/main" noChangeAspect="1"/>
             </wp:cNvGraphicFramePr>
@@ -1841,7 +1846,7 @@
               <a:graphicData uri="http://schemas.openxmlformats.org/drawingml/2006/picture">
                 <pic:pic xmlns:pic="http://schemas.openxmlformats.org/drawingml/2006/picture">
                   <pic:nvPicPr>
-                    <pic:cNvPr id="458929383" name=""/>
+                    <pic:cNvPr id="244546345" name=""/>
                     <pic:cNvPicPr/>
                   </pic:nvPicPr>
                   <pic:blipFill>
@@ -2048,10 +2053,10 @@
           <w:noProof/>
         </w:rPr>
         <w:drawing>
-          <wp:inline distT="0" distB="0" distL="0" distR="0" wp14:anchorId="6832B3FD" wp14:editId="535938B4">
+          <wp:inline distT="0" distB="0" distL="0" distR="0" wp14:anchorId="2D477499" wp14:editId="2013E388">
             <wp:extent cx="4716782" cy="343039"/>
             <wp:effectExtent l="0" t="0" r="0" b="0"/>
-            <wp:docPr id="1534267253" name="Picture 13"/>
+            <wp:docPr id="331932170" name="Picture 13"/>
             <wp:cNvGraphicFramePr>
               <a:graphicFrameLocks xmlns:a="http://schemas.openxmlformats.org/drawingml/2006/main" noChangeAspect="1"/>
             </wp:cNvGraphicFramePr>
@@ -2059,7 +2064,7 @@
               <a:graphicData uri="http://schemas.openxmlformats.org/drawingml/2006/picture">
                 <pic:pic xmlns:pic="http://schemas.openxmlformats.org/drawingml/2006/picture">
                   <pic:nvPicPr>
-                    <pic:cNvPr id="1534267253" name=""/>
+                    <pic:cNvPr id="331932170" name=""/>
                     <pic:cNvPicPr/>
                   </pic:nvPicPr>
                   <pic:blipFill>
@@ -2195,10 +2200,10 @@
           <w:noProof/>
         </w:rPr>
         <w:drawing>
-          <wp:inline distT="0" distB="0" distL="0" distR="0" wp14:anchorId="5639E4B3" wp14:editId="0D2720BF">
+          <wp:inline distT="0" distB="0" distL="0" distR="0" wp14:anchorId="1F05A014" wp14:editId="7F3DB44D">
             <wp:extent cx="5274310" cy="3340100"/>
             <wp:effectExtent l="0" t="0" r="2540" b="0"/>
-            <wp:docPr id="1368425570" name="Picture 14"/>
+            <wp:docPr id="1673229290" name="Picture 14"/>
             <wp:cNvGraphicFramePr>
               <a:graphicFrameLocks xmlns:a="http://schemas.openxmlformats.org/drawingml/2006/main" noChangeAspect="1"/>
             </wp:cNvGraphicFramePr>
@@ -2206,7 +2211,7 @@
               <a:graphicData uri="http://schemas.openxmlformats.org/drawingml/2006/picture">
                 <pic:pic xmlns:pic="http://schemas.openxmlformats.org/drawingml/2006/picture">
                   <pic:nvPicPr>
-                    <pic:cNvPr id="1368425570" name=""/>
+                    <pic:cNvPr id="1673229290" name=""/>
                     <pic:cNvPicPr/>
                   </pic:nvPicPr>
                   <pic:blipFill>
@@ -2329,10 +2334,10 @@
           <w:noProof/>
         </w:rPr>
         <w:drawing>
-          <wp:inline distT="0" distB="0" distL="0" distR="0" wp14:anchorId="13050D16" wp14:editId="33242834">
+          <wp:inline distT="0" distB="0" distL="0" distR="0" wp14:anchorId="498A2430" wp14:editId="21561A5A">
             <wp:extent cx="5274310" cy="147320"/>
             <wp:effectExtent l="0" t="0" r="2540" b="5080"/>
-            <wp:docPr id="1166632860" name="Picture 15"/>
+            <wp:docPr id="588218108" name="Picture 15"/>
             <wp:cNvGraphicFramePr>
               <a:graphicFrameLocks xmlns:a="http://schemas.openxmlformats.org/drawingml/2006/main" noChangeAspect="1"/>
             </wp:cNvGraphicFramePr>
@@ -2340,7 +2345,7 @@
               <a:graphicData uri="http://schemas.openxmlformats.org/drawingml/2006/picture">
                 <pic:pic xmlns:pic="http://schemas.openxmlformats.org/drawingml/2006/picture">
                   <pic:nvPicPr>
-                    <pic:cNvPr id="1166632860" name=""/>
+                    <pic:cNvPr id="588218108" name=""/>
                     <pic:cNvPicPr/>
                   </pic:nvPicPr>
                   <pic:blipFill>
@@ -2481,10 +2486,10 @@
           <w:noProof/>
         </w:rPr>
         <w:drawing>
-          <wp:inline distT="0" distB="0" distL="0" distR="0" wp14:anchorId="1A3D57B1" wp14:editId="6C026687">
+          <wp:inline distT="0" distB="0" distL="0" distR="0" wp14:anchorId="7507F5A0" wp14:editId="4F8E4E13">
             <wp:extent cx="5274310" cy="3340100"/>
             <wp:effectExtent l="0" t="0" r="2540" b="0"/>
-            <wp:docPr id="1197926748" name="Picture 16"/>
+            <wp:docPr id="158697924" name="Picture 16"/>
             <wp:cNvGraphicFramePr>
               <a:graphicFrameLocks xmlns:a="http://schemas.openxmlformats.org/drawingml/2006/main" noChangeAspect="1"/>
             </wp:cNvGraphicFramePr>
@@ -2492,7 +2497,7 @@
               <a:graphicData uri="http://schemas.openxmlformats.org/drawingml/2006/picture">
                 <pic:pic xmlns:pic="http://schemas.openxmlformats.org/drawingml/2006/picture">
                   <pic:nvPicPr>
-                    <pic:cNvPr id="1197926748" name=""/>
+                    <pic:cNvPr id="158697924" name=""/>
                     <pic:cNvPicPr/>
                   </pic:nvPicPr>
                   <pic:blipFill>
@@ -2671,10 +2676,10 @@
           <w:noProof/>
         </w:rPr>
         <w:drawing>
-          <wp:inline distT="0" distB="0" distL="0" distR="0" wp14:anchorId="4FC4AB06" wp14:editId="40F33DF6">
+          <wp:inline distT="0" distB="0" distL="0" distR="0" wp14:anchorId="71BA6F0A" wp14:editId="76E066BA">
             <wp:extent cx="5274310" cy="277495"/>
             <wp:effectExtent l="0" t="0" r="2540" b="8255"/>
-            <wp:docPr id="751196384" name="Picture 17"/>
+            <wp:docPr id="1357421235" name="Picture 17"/>
             <wp:cNvGraphicFramePr>
               <a:graphicFrameLocks xmlns:a="http://schemas.openxmlformats.org/drawingml/2006/main" noChangeAspect="1"/>
             </wp:cNvGraphicFramePr>
@@ -2682,7 +2687,7 @@
               <a:graphicData uri="http://schemas.openxmlformats.org/drawingml/2006/picture">
                 <pic:pic xmlns:pic="http://schemas.openxmlformats.org/drawingml/2006/picture">
                   <pic:nvPicPr>
-                    <pic:cNvPr id="751196384" name=""/>
+                    <pic:cNvPr id="1357421235" name=""/>
                     <pic:cNvPicPr/>
                   </pic:nvPicPr>
                   <pic:blipFill>
@@ -3051,7 +3056,7 @@
   <w:abstractNum w:abstractNumId="0" w15:restartNumberingAfterBreak="0">
     <w:nsid w:val="FFFFFF89"/>
     <w:multiLevelType w:val="singleLevel"/>
-    <w:tmpl w:val="9BF4834C"/>
+    <w:tmpl w:val="EC3A1B3E"/>
     <w:lvl w:ilvl="0">
       <w:start w:val="1"/>
       <w:numFmt w:val="bullet"/>
@@ -3069,7 +3074,7 @@
       </w:rPr>
     </w:lvl>
   </w:abstractNum>
-  <w:num w:numId="1" w16cid:durableId="1755084933">
+  <w:num w:numId="1" w16cid:durableId="1182352761">
     <w:abstractNumId w:val="0"/>
   </w:num>
 </w:numbering>
@@ -3483,7 +3488,7 @@
     <w:link w:val="Heading1Char"/>
     <w:uiPriority w:val="9"/>
     <w:qFormat/>
-    <w:rsid w:val="0048790B"/>
+    <w:rsid w:val="00F35CF5"/>
     <w:pPr>
       <w:keepNext/>
       <w:keepLines/>
@@ -3505,7 +3510,7 @@
     <w:uiPriority w:val="9"/>
     <w:unhideWhenUsed/>
     <w:qFormat/>
-    <w:rsid w:val="0048790B"/>
+    <w:rsid w:val="00F35CF5"/>
     <w:pPr>
       <w:keepNext/>
       <w:keepLines/>
@@ -3527,7 +3532,7 @@
     <w:uiPriority w:val="9"/>
     <w:unhideWhenUsed/>
     <w:qFormat/>
-    <w:rsid w:val="0048790B"/>
+    <w:rsid w:val="00F35CF5"/>
     <w:pPr>
       <w:keepNext/>
       <w:keepLines/>
@@ -3550,7 +3555,7 @@
     <w:semiHidden/>
     <w:unhideWhenUsed/>
     <w:qFormat/>
-    <w:rsid w:val="0048790B"/>
+    <w:rsid w:val="00F35CF5"/>
     <w:pPr>
       <w:keepNext/>
       <w:keepLines/>
@@ -3573,7 +3578,7 @@
     <w:semiHidden/>
     <w:unhideWhenUsed/>
     <w:qFormat/>
-    <w:rsid w:val="0048790B"/>
+    <w:rsid w:val="00F35CF5"/>
     <w:pPr>
       <w:keepNext/>
       <w:keepLines/>
@@ -3594,7 +3599,7 @@
     <w:semiHidden/>
     <w:unhideWhenUsed/>
     <w:qFormat/>
-    <w:rsid w:val="0048790B"/>
+    <w:rsid w:val="00F35CF5"/>
     <w:pPr>
       <w:keepNext/>
       <w:keepLines/>
@@ -3617,7 +3622,7 @@
     <w:semiHidden/>
     <w:unhideWhenUsed/>
     <w:qFormat/>
-    <w:rsid w:val="0048790B"/>
+    <w:rsid w:val="00F35CF5"/>
     <w:pPr>
       <w:keepNext/>
       <w:keepLines/>
@@ -3638,7 +3643,7 @@
     <w:semiHidden/>
     <w:unhideWhenUsed/>
     <w:qFormat/>
-    <w:rsid w:val="0048790B"/>
+    <w:rsid w:val="00F35CF5"/>
     <w:pPr>
       <w:keepNext/>
       <w:keepLines/>
@@ -3661,7 +3666,7 @@
     <w:semiHidden/>
     <w:unhideWhenUsed/>
     <w:qFormat/>
-    <w:rsid w:val="0048790B"/>
+    <w:rsid w:val="00F35CF5"/>
     <w:pPr>
       <w:keepNext/>
       <w:keepLines/>
@@ -3705,7 +3710,7 @@
     <w:basedOn w:val="DefaultParagraphFont"/>
     <w:link w:val="Heading1"/>
     <w:uiPriority w:val="9"/>
-    <w:rsid w:val="0048790B"/>
+    <w:rsid w:val="00F35CF5"/>
     <w:rPr>
       <w:rFonts w:asciiTheme="majorHAnsi" w:eastAsiaTheme="majorEastAsia" w:hAnsiTheme="majorHAnsi" w:cstheme="majorBidi"/>
       <w:color w:val="0F4761" w:themeColor="accent1" w:themeShade="BF"/>
@@ -3718,7 +3723,7 @@
     <w:basedOn w:val="DefaultParagraphFont"/>
     <w:link w:val="Heading2"/>
     <w:uiPriority w:val="9"/>
-    <w:rsid w:val="0048790B"/>
+    <w:rsid w:val="00F35CF5"/>
     <w:rPr>
       <w:rFonts w:asciiTheme="majorHAnsi" w:eastAsiaTheme="majorEastAsia" w:hAnsiTheme="majorHAnsi" w:cstheme="majorBidi"/>
       <w:color w:val="0F4761" w:themeColor="accent1" w:themeShade="BF"/>
@@ -3731,7 +3736,7 @@
     <w:basedOn w:val="DefaultParagraphFont"/>
     <w:link w:val="Heading3"/>
     <w:uiPriority w:val="9"/>
-    <w:rsid w:val="0048790B"/>
+    <w:rsid w:val="00F35CF5"/>
     <w:rPr>
       <w:rFonts w:eastAsiaTheme="majorEastAsia" w:cstheme="majorBidi"/>
       <w:color w:val="0F4761" w:themeColor="accent1" w:themeShade="BF"/>
@@ -3745,7 +3750,7 @@
     <w:link w:val="Heading4"/>
     <w:uiPriority w:val="9"/>
     <w:semiHidden/>
-    <w:rsid w:val="0048790B"/>
+    <w:rsid w:val="00F35CF5"/>
     <w:rPr>
       <w:rFonts w:eastAsiaTheme="majorEastAsia" w:cstheme="majorBidi"/>
       <w:i/>
@@ -3759,7 +3764,7 @@
     <w:link w:val="Heading5"/>
     <w:uiPriority w:val="9"/>
     <w:semiHidden/>
-    <w:rsid w:val="0048790B"/>
+    <w:rsid w:val="00F35CF5"/>
     <w:rPr>
       <w:rFonts w:eastAsiaTheme="majorEastAsia" w:cstheme="majorBidi"/>
       <w:color w:val="0F4761" w:themeColor="accent1" w:themeShade="BF"/>
@@ -3771,7 +3776,7 @@
     <w:link w:val="Heading6"/>
     <w:uiPriority w:val="9"/>
     <w:semiHidden/>
-    <w:rsid w:val="0048790B"/>
+    <w:rsid w:val="00F35CF5"/>
     <w:rPr>
       <w:rFonts w:eastAsiaTheme="majorEastAsia" w:cstheme="majorBidi"/>
       <w:i/>
@@ -3785,7 +3790,7 @@
     <w:link w:val="Heading7"/>
     <w:uiPriority w:val="9"/>
     <w:semiHidden/>
-    <w:rsid w:val="0048790B"/>
+    <w:rsid w:val="00F35CF5"/>
     <w:rPr>
       <w:rFonts w:eastAsiaTheme="majorEastAsia" w:cstheme="majorBidi"/>
       <w:color w:val="595959" w:themeColor="text1" w:themeTint="A6"/>
@@ -3797,7 +3802,7 @@
     <w:link w:val="Heading8"/>
     <w:uiPriority w:val="9"/>
     <w:semiHidden/>
-    <w:rsid w:val="0048790B"/>
+    <w:rsid w:val="00F35CF5"/>
     <w:rPr>
       <w:rFonts w:eastAsiaTheme="majorEastAsia" w:cstheme="majorBidi"/>
       <w:i/>
@@ -3811,7 +3816,7 @@
     <w:link w:val="Heading9"/>
     <w:uiPriority w:val="9"/>
     <w:semiHidden/>
-    <w:rsid w:val="0048790B"/>
+    <w:rsid w:val="00F35CF5"/>
     <w:rPr>
       <w:rFonts w:eastAsiaTheme="majorEastAsia" w:cstheme="majorBidi"/>
       <w:color w:val="272727" w:themeColor="text1" w:themeTint="D8"/>
@@ -3824,7 +3829,7 @@
     <w:link w:val="TitleChar"/>
     <w:uiPriority w:val="10"/>
     <w:qFormat/>
-    <w:rsid w:val="0048790B"/>
+    <w:rsid w:val="00F35CF5"/>
     <w:pPr>
       <w:spacing w:after="80" w:line="240" w:lineRule="auto"/>
       <w:contextualSpacing/>
@@ -3842,7 +3847,7 @@
     <w:basedOn w:val="DefaultParagraphFont"/>
     <w:link w:val="Title"/>
     <w:uiPriority w:val="10"/>
-    <w:rsid w:val="0048790B"/>
+    <w:rsid w:val="00F35CF5"/>
     <w:rPr>
       <w:rFonts w:asciiTheme="majorHAnsi" w:eastAsiaTheme="majorEastAsia" w:hAnsiTheme="majorHAnsi" w:cstheme="majorBidi"/>
       <w:spacing w:val="-10"/>
@@ -3858,7 +3863,7 @@
     <w:link w:val="SubtitleChar"/>
     <w:uiPriority w:val="11"/>
     <w:qFormat/>
-    <w:rsid w:val="0048790B"/>
+    <w:rsid w:val="00F35CF5"/>
     <w:pPr>
       <w:numPr>
         <w:ilvl w:val="1"/>
@@ -3877,7 +3882,7 @@
     <w:basedOn w:val="DefaultParagraphFont"/>
     <w:link w:val="Subtitle"/>
     <w:uiPriority w:val="11"/>
-    <w:rsid w:val="0048790B"/>
+    <w:rsid w:val="00F35CF5"/>
     <w:rPr>
       <w:rFonts w:eastAsiaTheme="majorEastAsia" w:cstheme="majorBidi"/>
       <w:color w:val="595959" w:themeColor="text1" w:themeTint="A6"/>
@@ -3893,7 +3898,7 @@
     <w:link w:val="QuoteChar"/>
     <w:uiPriority w:val="29"/>
     <w:qFormat/>
-    <w:rsid w:val="0048790B"/>
+    <w:rsid w:val="00F35CF5"/>
     <w:pPr>
       <w:spacing w:before="160"/>
       <w:jc w:val="center"/>
@@ -3909,7 +3914,7 @@
     <w:basedOn w:val="DefaultParagraphFont"/>
     <w:link w:val="Quote"/>
     <w:uiPriority w:val="29"/>
-    <w:rsid w:val="0048790B"/>
+    <w:rsid w:val="00F35CF5"/>
     <w:rPr>
       <w:i/>
       <w:iCs/>
@@ -3921,7 +3926,7 @@
     <w:basedOn w:val="Normal"/>
     <w:uiPriority w:val="34"/>
     <w:qFormat/>
-    <w:rsid w:val="0048790B"/>
+    <w:rsid w:val="00F35CF5"/>
     <w:pPr>
       <w:ind w:left="720"/>
       <w:contextualSpacing/>
@@ -3932,7 +3937,7 @@
     <w:basedOn w:val="DefaultParagraphFont"/>
     <w:uiPriority w:val="21"/>
     <w:qFormat/>
-    <w:rsid w:val="0048790B"/>
+    <w:rsid w:val="00F35CF5"/>
     <w:rPr>
       <w:i/>
       <w:iCs/>
@@ -3946,7 +3951,7 @@
     <w:link w:val="IntenseQuoteChar"/>
     <w:uiPriority w:val="30"/>
     <w:qFormat/>
-    <w:rsid w:val="0048790B"/>
+    <w:rsid w:val="00F35CF5"/>
     <w:pPr>
       <w:pBdr>
         <w:top w:val="single" w:sz="4" w:space="10" w:color="0F4761" w:themeColor="accent1" w:themeShade="BF"/>
@@ -3967,7 +3972,7 @@
     <w:basedOn w:val="DefaultParagraphFont"/>
     <w:link w:val="IntenseQuote"/>
     <w:uiPriority w:val="30"/>
-    <w:rsid w:val="0048790B"/>
+    <w:rsid w:val="00F35CF5"/>
     <w:rPr>
       <w:i/>
       <w:iCs/>
@@ -3979,7 +3984,7 @@
     <w:basedOn w:val="DefaultParagraphFont"/>
     <w:uiPriority w:val="32"/>
     <w:qFormat/>
-    <w:rsid w:val="0048790B"/>
+    <w:rsid w:val="00F35CF5"/>
     <w:rPr>
       <w:b/>
       <w:bCs/>
@@ -3993,7 +3998,7 @@
     <w:basedOn w:val="Normal"/>
     <w:uiPriority w:val="99"/>
     <w:unhideWhenUsed/>
-    <w:rsid w:val="0048790B"/>
+    <w:rsid w:val="00F35CF5"/>
     <w:pPr>
       <w:numPr>
         <w:numId w:val="1"/>

--- a/docs/mu-tant/mu-Tant User Manual.docx
+++ b/docs/mu-tant/mu-Tant User Manual.docx
@@ -89,10 +89,10 @@
           <w:noProof/>
         </w:rPr>
         <w:drawing>
-          <wp:inline distT="0" distB="0" distL="0" distR="0" wp14:anchorId="62FABF38" wp14:editId="2D40AF84">
+          <wp:inline distT="0" distB="0" distL="0" distR="0" wp14:anchorId="685A9CCC" wp14:editId="1EA6F05F">
             <wp:extent cx="5274310" cy="3340100"/>
             <wp:effectExtent l="0" t="0" r="2540" b="0"/>
-            <wp:docPr id="1418048219" name="Picture 1"/>
+            <wp:docPr id="365798845" name="Picture 1"/>
             <wp:cNvGraphicFramePr>
               <a:graphicFrameLocks xmlns:a="http://schemas.openxmlformats.org/drawingml/2006/main" noChangeAspect="1"/>
             </wp:cNvGraphicFramePr>
@@ -100,7 +100,7 @@
               <a:graphicData uri="http://schemas.openxmlformats.org/drawingml/2006/picture">
                 <pic:pic xmlns:pic="http://schemas.openxmlformats.org/drawingml/2006/picture">
                   <pic:nvPicPr>
-                    <pic:cNvPr id="1418048219" name=""/>
+                    <pic:cNvPr id="365798845" name=""/>
                     <pic:cNvPicPr/>
                   </pic:nvPicPr>
                   <pic:blipFill>
@@ -317,10 +317,10 @@
           <w:noProof/>
         </w:rPr>
         <w:drawing>
-          <wp:inline distT="0" distB="0" distL="0" distR="0" wp14:anchorId="5A4B680D" wp14:editId="7A266013">
+          <wp:inline distT="0" distB="0" distL="0" distR="0" wp14:anchorId="284295E7" wp14:editId="189170F4">
             <wp:extent cx="5274310" cy="3340100"/>
             <wp:effectExtent l="0" t="0" r="2540" b="0"/>
-            <wp:docPr id="983282977" name="Picture 2"/>
+            <wp:docPr id="1973409158" name="Picture 2"/>
             <wp:cNvGraphicFramePr>
               <a:graphicFrameLocks xmlns:a="http://schemas.openxmlformats.org/drawingml/2006/main" noChangeAspect="1"/>
             </wp:cNvGraphicFramePr>
@@ -328,7 +328,7 @@
               <a:graphicData uri="http://schemas.openxmlformats.org/drawingml/2006/picture">
                 <pic:pic xmlns:pic="http://schemas.openxmlformats.org/drawingml/2006/picture">
                   <pic:nvPicPr>
-                    <pic:cNvPr id="983282977" name=""/>
+                    <pic:cNvPr id="1973409158" name=""/>
                     <pic:cNvPicPr/>
                   </pic:nvPicPr>
                   <pic:blipFill>
@@ -377,10 +377,10 @@
         </w:rPr>
         <w:lastRenderedPageBreak/>
         <w:drawing>
-          <wp:inline distT="0" distB="0" distL="0" distR="0" wp14:anchorId="7C224573" wp14:editId="31616401">
+          <wp:inline distT="0" distB="0" distL="0" distR="0" wp14:anchorId="0CA9E7B0" wp14:editId="026D7384">
             <wp:extent cx="4002118" cy="3049232"/>
             <wp:effectExtent l="0" t="0" r="0" b="0"/>
-            <wp:docPr id="125003296" name="Picture 3"/>
+            <wp:docPr id="1813648404" name="Picture 3"/>
             <wp:cNvGraphicFramePr>
               <a:graphicFrameLocks xmlns:a="http://schemas.openxmlformats.org/drawingml/2006/main" noChangeAspect="1"/>
             </wp:cNvGraphicFramePr>
@@ -388,7 +388,7 @@
               <a:graphicData uri="http://schemas.openxmlformats.org/drawingml/2006/picture">
                 <pic:pic xmlns:pic="http://schemas.openxmlformats.org/drawingml/2006/picture">
                   <pic:nvPicPr>
-                    <pic:cNvPr id="125003296" name=""/>
+                    <pic:cNvPr id="1813648404" name=""/>
                     <pic:cNvPicPr/>
                   </pic:nvPicPr>
                   <pic:blipFill>
@@ -495,10 +495,10 @@
         </w:rPr>
         <w:lastRenderedPageBreak/>
         <w:drawing>
-          <wp:inline distT="0" distB="0" distL="0" distR="0" wp14:anchorId="7AAC527C" wp14:editId="6C7C5DC6">
+          <wp:inline distT="0" distB="0" distL="0" distR="0" wp14:anchorId="1AC928C5" wp14:editId="149E50E0">
             <wp:extent cx="5274310" cy="3340100"/>
             <wp:effectExtent l="0" t="0" r="2540" b="0"/>
-            <wp:docPr id="1672520870" name="Picture 4"/>
+            <wp:docPr id="476060820" name="Picture 4"/>
             <wp:cNvGraphicFramePr>
               <a:graphicFrameLocks xmlns:a="http://schemas.openxmlformats.org/drawingml/2006/main" noChangeAspect="1"/>
             </wp:cNvGraphicFramePr>
@@ -506,7 +506,7 @@
               <a:graphicData uri="http://schemas.openxmlformats.org/drawingml/2006/picture">
                 <pic:pic xmlns:pic="http://schemas.openxmlformats.org/drawingml/2006/picture">
                   <pic:nvPicPr>
-                    <pic:cNvPr id="1672520870" name=""/>
+                    <pic:cNvPr id="476060820" name=""/>
                     <pic:cNvPicPr/>
                   </pic:nvPicPr>
                   <pic:blipFill>
@@ -675,10 +675,10 @@
           <w:noProof/>
         </w:rPr>
         <w:drawing>
-          <wp:inline distT="0" distB="0" distL="0" distR="0" wp14:anchorId="2A4557C6" wp14:editId="5A61941F">
+          <wp:inline distT="0" distB="0" distL="0" distR="0" wp14:anchorId="552D2896" wp14:editId="1D4C567A">
             <wp:extent cx="5274310" cy="126365"/>
             <wp:effectExtent l="0" t="0" r="2540" b="6985"/>
-            <wp:docPr id="1977129421" name="Picture 5"/>
+            <wp:docPr id="1516584607" name="Picture 5"/>
             <wp:cNvGraphicFramePr>
               <a:graphicFrameLocks xmlns:a="http://schemas.openxmlformats.org/drawingml/2006/main" noChangeAspect="1"/>
             </wp:cNvGraphicFramePr>
@@ -686,7 +686,7 @@
               <a:graphicData uri="http://schemas.openxmlformats.org/drawingml/2006/picture">
                 <pic:pic xmlns:pic="http://schemas.openxmlformats.org/drawingml/2006/picture">
                   <pic:nvPicPr>
-                    <pic:cNvPr id="1977129421" name=""/>
+                    <pic:cNvPr id="1516584607" name=""/>
                     <pic:cNvPicPr/>
                   </pic:nvPicPr>
                   <pic:blipFill>
@@ -758,10 +758,10 @@
           <w:noProof/>
         </w:rPr>
         <w:drawing>
-          <wp:inline distT="0" distB="0" distL="0" distR="0" wp14:anchorId="340BE52E" wp14:editId="523958A7">
+          <wp:inline distT="0" distB="0" distL="0" distR="0" wp14:anchorId="7DF29BC0" wp14:editId="2877EECE">
             <wp:extent cx="446690" cy="4318000"/>
             <wp:effectExtent l="0" t="0" r="0" b="6350"/>
-            <wp:docPr id="1371864675" name="Picture 6"/>
+            <wp:docPr id="684379317" name="Picture 6"/>
             <wp:cNvGraphicFramePr>
               <a:graphicFrameLocks xmlns:a="http://schemas.openxmlformats.org/drawingml/2006/main" noChangeAspect="1"/>
             </wp:cNvGraphicFramePr>
@@ -769,7 +769,7 @@
               <a:graphicData uri="http://schemas.openxmlformats.org/drawingml/2006/picture">
                 <pic:pic xmlns:pic="http://schemas.openxmlformats.org/drawingml/2006/picture">
                   <pic:nvPicPr>
-                    <pic:cNvPr id="1371864675" name=""/>
+                    <pic:cNvPr id="684379317" name=""/>
                     <pic:cNvPicPr/>
                   </pic:nvPicPr>
                   <pic:blipFill>
@@ -1010,10 +1010,10 @@
           <w:noProof/>
         </w:rPr>
         <w:drawing>
-          <wp:inline distT="0" distB="0" distL="0" distR="0" wp14:anchorId="26F0A32F" wp14:editId="315D10FD">
+          <wp:inline distT="0" distB="0" distL="0" distR="0" wp14:anchorId="094B8DCF" wp14:editId="4D0D9650">
             <wp:extent cx="5274310" cy="417195"/>
             <wp:effectExtent l="0" t="0" r="2540" b="1905"/>
-            <wp:docPr id="1302226429" name="Picture 7"/>
+            <wp:docPr id="543136253" name="Picture 7"/>
             <wp:cNvGraphicFramePr>
               <a:graphicFrameLocks xmlns:a="http://schemas.openxmlformats.org/drawingml/2006/main" noChangeAspect="1"/>
             </wp:cNvGraphicFramePr>
@@ -1021,7 +1021,7 @@
               <a:graphicData uri="http://schemas.openxmlformats.org/drawingml/2006/picture">
                 <pic:pic xmlns:pic="http://schemas.openxmlformats.org/drawingml/2006/picture">
                   <pic:nvPicPr>
-                    <pic:cNvPr id="1302226429" name=""/>
+                    <pic:cNvPr id="543136253" name=""/>
                     <pic:cNvPicPr/>
                   </pic:nvPicPr>
                   <pic:blipFill>
@@ -1318,10 +1318,10 @@
           <w:noProof/>
         </w:rPr>
         <w:drawing>
-          <wp:inline distT="0" distB="0" distL="0" distR="0" wp14:anchorId="087F8408" wp14:editId="0D73DFCA">
+          <wp:inline distT="0" distB="0" distL="0" distR="0" wp14:anchorId="5D9140F7" wp14:editId="3A0E2E28">
             <wp:extent cx="5274310" cy="502920"/>
             <wp:effectExtent l="0" t="0" r="2540" b="0"/>
-            <wp:docPr id="1309008302" name="Picture 8"/>
+            <wp:docPr id="1475457687" name="Picture 8"/>
             <wp:cNvGraphicFramePr>
               <a:graphicFrameLocks xmlns:a="http://schemas.openxmlformats.org/drawingml/2006/main" noChangeAspect="1"/>
             </wp:cNvGraphicFramePr>
@@ -1329,7 +1329,7 @@
               <a:graphicData uri="http://schemas.openxmlformats.org/drawingml/2006/picture">
                 <pic:pic xmlns:pic="http://schemas.openxmlformats.org/drawingml/2006/picture">
                   <pic:nvPicPr>
-                    <pic:cNvPr id="1309008302" name=""/>
+                    <pic:cNvPr id="1475457687" name=""/>
                     <pic:cNvPicPr/>
                   </pic:nvPicPr>
                   <pic:blipFill>
@@ -1606,10 +1606,10 @@
           <w:noProof/>
         </w:rPr>
         <w:drawing>
-          <wp:inline distT="0" distB="0" distL="0" distR="0" wp14:anchorId="79E121DA" wp14:editId="517B979A">
+          <wp:inline distT="0" distB="0" distL="0" distR="0" wp14:anchorId="243A71C6" wp14:editId="3879F73A">
             <wp:extent cx="5274310" cy="763905"/>
             <wp:effectExtent l="0" t="0" r="2540" b="0"/>
-            <wp:docPr id="1736561415" name="Picture 9"/>
+            <wp:docPr id="1699526607" name="Picture 9"/>
             <wp:cNvGraphicFramePr>
               <a:graphicFrameLocks xmlns:a="http://schemas.openxmlformats.org/drawingml/2006/main" noChangeAspect="1"/>
             </wp:cNvGraphicFramePr>
@@ -1617,7 +1617,7 @@
               <a:graphicData uri="http://schemas.openxmlformats.org/drawingml/2006/picture">
                 <pic:pic xmlns:pic="http://schemas.openxmlformats.org/drawingml/2006/picture">
                   <pic:nvPicPr>
-                    <pic:cNvPr id="1736561415" name=""/>
+                    <pic:cNvPr id="1699526607" name=""/>
                     <pic:cNvPicPr/>
                   </pic:nvPicPr>
                   <pic:blipFill>
@@ -1693,10 +1693,10 @@
           <w:noProof/>
         </w:rPr>
         <w:drawing>
-          <wp:inline distT="0" distB="0" distL="0" distR="0" wp14:anchorId="4ECEC225" wp14:editId="575776F6">
+          <wp:inline distT="0" distB="0" distL="0" distR="0" wp14:anchorId="2F3F3EA9" wp14:editId="36BAD494">
             <wp:extent cx="5274310" cy="1386205"/>
             <wp:effectExtent l="0" t="0" r="2540" b="4445"/>
-            <wp:docPr id="702185898" name="Picture 10"/>
+            <wp:docPr id="1587930623" name="Picture 10"/>
             <wp:cNvGraphicFramePr>
               <a:graphicFrameLocks xmlns:a="http://schemas.openxmlformats.org/drawingml/2006/main" noChangeAspect="1"/>
             </wp:cNvGraphicFramePr>
@@ -1704,7 +1704,7 @@
               <a:graphicData uri="http://schemas.openxmlformats.org/drawingml/2006/picture">
                 <pic:pic xmlns:pic="http://schemas.openxmlformats.org/drawingml/2006/picture">
                   <pic:nvPicPr>
-                    <pic:cNvPr id="702185898" name=""/>
+                    <pic:cNvPr id="1587930623" name=""/>
                     <pic:cNvPicPr/>
                   </pic:nvPicPr>
                   <pic:blipFill>
@@ -1776,10 +1776,10 @@
           <w:noProof/>
         </w:rPr>
         <w:drawing>
-          <wp:inline distT="0" distB="0" distL="0" distR="0" wp14:anchorId="624E9A13" wp14:editId="7D3AE45B">
+          <wp:inline distT="0" distB="0" distL="0" distR="0" wp14:anchorId="6E58E78F" wp14:editId="725EB7B7">
             <wp:extent cx="5274310" cy="3340100"/>
             <wp:effectExtent l="0" t="0" r="2540" b="0"/>
-            <wp:docPr id="1725483934" name="Picture 11"/>
+            <wp:docPr id="1463936023" name="Picture 11"/>
             <wp:cNvGraphicFramePr>
               <a:graphicFrameLocks xmlns:a="http://schemas.openxmlformats.org/drawingml/2006/main" noChangeAspect="1"/>
             </wp:cNvGraphicFramePr>
@@ -1787,7 +1787,7 @@
               <a:graphicData uri="http://schemas.openxmlformats.org/drawingml/2006/picture">
                 <pic:pic xmlns:pic="http://schemas.openxmlformats.org/drawingml/2006/picture">
                   <pic:nvPicPr>
-                    <pic:cNvPr id="1725483934" name=""/>
+                    <pic:cNvPr id="1463936023" name=""/>
                     <pic:cNvPicPr/>
                   </pic:nvPicPr>
                   <pic:blipFill>
@@ -1835,10 +1835,10 @@
           <w:noProof/>
         </w:rPr>
         <w:drawing>
-          <wp:inline distT="0" distB="0" distL="0" distR="0" wp14:anchorId="4AB52A66" wp14:editId="61098779">
+          <wp:inline distT="0" distB="0" distL="0" distR="0" wp14:anchorId="6EE9864B" wp14:editId="00D80C65">
             <wp:extent cx="1524616" cy="1429328"/>
             <wp:effectExtent l="0" t="0" r="0" b="0"/>
-            <wp:docPr id="244546345" name="Picture 12"/>
+            <wp:docPr id="654910179" name="Picture 12"/>
             <wp:cNvGraphicFramePr>
               <a:graphicFrameLocks xmlns:a="http://schemas.openxmlformats.org/drawingml/2006/main" noChangeAspect="1"/>
             </wp:cNvGraphicFramePr>
@@ -1846,7 +1846,7 @@
               <a:graphicData uri="http://schemas.openxmlformats.org/drawingml/2006/picture">
                 <pic:pic xmlns:pic="http://schemas.openxmlformats.org/drawingml/2006/picture">
                   <pic:nvPicPr>
-                    <pic:cNvPr id="244546345" name=""/>
+                    <pic:cNvPr id="654910179" name=""/>
                     <pic:cNvPicPr/>
                   </pic:nvPicPr>
                   <pic:blipFill>
@@ -2053,10 +2053,10 @@
           <w:noProof/>
         </w:rPr>
         <w:drawing>
-          <wp:inline distT="0" distB="0" distL="0" distR="0" wp14:anchorId="2D477499" wp14:editId="2013E388">
+          <wp:inline distT="0" distB="0" distL="0" distR="0" wp14:anchorId="79E126EA" wp14:editId="6216F5AC">
             <wp:extent cx="4716782" cy="343039"/>
             <wp:effectExtent l="0" t="0" r="0" b="0"/>
-            <wp:docPr id="331932170" name="Picture 13"/>
+            <wp:docPr id="1963567191" name="Picture 13"/>
             <wp:cNvGraphicFramePr>
               <a:graphicFrameLocks xmlns:a="http://schemas.openxmlformats.org/drawingml/2006/main" noChangeAspect="1"/>
             </wp:cNvGraphicFramePr>
@@ -2064,7 +2064,7 @@
               <a:graphicData uri="http://schemas.openxmlformats.org/drawingml/2006/picture">
                 <pic:pic xmlns:pic="http://schemas.openxmlformats.org/drawingml/2006/picture">
                   <pic:nvPicPr>
-                    <pic:cNvPr id="331932170" name=""/>
+                    <pic:cNvPr id="1963567191" name=""/>
                     <pic:cNvPicPr/>
                   </pic:nvPicPr>
                   <pic:blipFill>
@@ -2200,10 +2200,10 @@
           <w:noProof/>
         </w:rPr>
         <w:drawing>
-          <wp:inline distT="0" distB="0" distL="0" distR="0" wp14:anchorId="1F05A014" wp14:editId="7F3DB44D">
+          <wp:inline distT="0" distB="0" distL="0" distR="0" wp14:anchorId="0A0AA8AD" wp14:editId="25BA2D0B">
             <wp:extent cx="5274310" cy="3340100"/>
             <wp:effectExtent l="0" t="0" r="2540" b="0"/>
-            <wp:docPr id="1673229290" name="Picture 14"/>
+            <wp:docPr id="1457475095" name="Picture 14"/>
             <wp:cNvGraphicFramePr>
               <a:graphicFrameLocks xmlns:a="http://schemas.openxmlformats.org/drawingml/2006/main" noChangeAspect="1"/>
             </wp:cNvGraphicFramePr>
@@ -2211,7 +2211,7 @@
               <a:graphicData uri="http://schemas.openxmlformats.org/drawingml/2006/picture">
                 <pic:pic xmlns:pic="http://schemas.openxmlformats.org/drawingml/2006/picture">
                   <pic:nvPicPr>
-                    <pic:cNvPr id="1673229290" name=""/>
+                    <pic:cNvPr id="1457475095" name=""/>
                     <pic:cNvPicPr/>
                   </pic:nvPicPr>
                   <pic:blipFill>
@@ -2334,10 +2334,10 @@
           <w:noProof/>
         </w:rPr>
         <w:drawing>
-          <wp:inline distT="0" distB="0" distL="0" distR="0" wp14:anchorId="498A2430" wp14:editId="21561A5A">
+          <wp:inline distT="0" distB="0" distL="0" distR="0" wp14:anchorId="1340AF8C" wp14:editId="17DA1DE9">
             <wp:extent cx="5274310" cy="147320"/>
             <wp:effectExtent l="0" t="0" r="2540" b="5080"/>
-            <wp:docPr id="588218108" name="Picture 15"/>
+            <wp:docPr id="1593151629" name="Picture 15"/>
             <wp:cNvGraphicFramePr>
               <a:graphicFrameLocks xmlns:a="http://schemas.openxmlformats.org/drawingml/2006/main" noChangeAspect="1"/>
             </wp:cNvGraphicFramePr>
@@ -2345,7 +2345,7 @@
               <a:graphicData uri="http://schemas.openxmlformats.org/drawingml/2006/picture">
                 <pic:pic xmlns:pic="http://schemas.openxmlformats.org/drawingml/2006/picture">
                   <pic:nvPicPr>
-                    <pic:cNvPr id="588218108" name=""/>
+                    <pic:cNvPr id="1593151629" name=""/>
                     <pic:cNvPicPr/>
                   </pic:nvPicPr>
                   <pic:blipFill>
@@ -2486,10 +2486,10 @@
           <w:noProof/>
         </w:rPr>
         <w:drawing>
-          <wp:inline distT="0" distB="0" distL="0" distR="0" wp14:anchorId="7507F5A0" wp14:editId="4F8E4E13">
+          <wp:inline distT="0" distB="0" distL="0" distR="0" wp14:anchorId="3497F797" wp14:editId="48E1C1F1">
             <wp:extent cx="5274310" cy="3340100"/>
             <wp:effectExtent l="0" t="0" r="2540" b="0"/>
-            <wp:docPr id="158697924" name="Picture 16"/>
+            <wp:docPr id="1690601249" name="Picture 16"/>
             <wp:cNvGraphicFramePr>
               <a:graphicFrameLocks xmlns:a="http://schemas.openxmlformats.org/drawingml/2006/main" noChangeAspect="1"/>
             </wp:cNvGraphicFramePr>
@@ -2497,7 +2497,7 @@
               <a:graphicData uri="http://schemas.openxmlformats.org/drawingml/2006/picture">
                 <pic:pic xmlns:pic="http://schemas.openxmlformats.org/drawingml/2006/picture">
                   <pic:nvPicPr>
-                    <pic:cNvPr id="158697924" name=""/>
+                    <pic:cNvPr id="1690601249" name=""/>
                     <pic:cNvPicPr/>
                   </pic:nvPicPr>
                   <pic:blipFill>
@@ -2575,11 +2575,11 @@
     </w:p>
     <w:p>
       <w:r>
-        <w:t xml:space="preserve">Privacy: the check is a plain request for a public file. It sends nothing about you: no name, no identifier, no version number and no details of your computer. The app compares the answer with its own version on your machine. To switch the check off, </w:t>
+        <w:t xml:space="preserve">Privacy: the check is a plain request for a public file. It sends nothing about you: no name, no identifier, no version number and no details of your computer. As with any request to a website, the site can see your internet (IP) address, as it would if you </w:t>
       </w:r>
       <w:r>
         <w:lastRenderedPageBreak/>
-        <w:t>open Settings and, under General, untick the Check for updates box. With the box unticked, mu-Tant sends no request at all and shows no link. The box is ticked by default.</w:t>
+        <w:t>opened the page in a browser. The app compares the answer with its own version on your machine. To switch the check off, open Settings and, under General, untick the Check for updates box. With the box unticked, mu-Tant sends no request at all and shows no link. The box is ticked by default.</w:t>
       </w:r>
     </w:p>
     <w:p>
@@ -2660,11 +2660,11 @@
     </w:p>
     <w:p>
       <w:r>
-        <w:t xml:space="preserve">Sync Offset  —  with Source set to MIDI In, a Sync Offset field appears in the MIDI Clock section of Settings. It runs from −50 to +250 ms (the label reads simply Sync offset) and defaults to 0. The value is shown with a sign, for example +25. The arrows step 1 ms; Shift+click steps 10 ms. A positive value makes mu-Tant play earlier than the clock says. </w:t>
+        <w:t xml:space="preserve">Sync Offset  —  with Source set to MIDI In, a Sync Offset field appears in the MIDI Clock section of Settings. It runs from −50 to +250 ms (the label reads simply Sync offset) and defaults to 0. The value is shown with a sign, for example +25. The arrows step 1 ms; </w:t>
       </w:r>
       <w:r>
         <w:lastRenderedPageBreak/>
-        <w:t>Enter your audio output latency here (about 20 to 40 ms on Windows WASAPI) so the sound lands on the beat of a hardware master. mu-Tant remembers the setting between sessions.</w:t>
+        <w:t>Shift+click steps 10 ms. A positive value makes mu-Tant play earlier than the clock says. Enter your audio output latency here (about 20 to 40 ms on Windows WASAPI) so the sound lands on the beat of a hardware master. mu-Tant remembers the setting between sessions.</w:t>
       </w:r>
     </w:p>
     <w:p>
@@ -2676,10 +2676,10 @@
           <w:noProof/>
         </w:rPr>
         <w:drawing>
-          <wp:inline distT="0" distB="0" distL="0" distR="0" wp14:anchorId="71BA6F0A" wp14:editId="76E066BA">
+          <wp:inline distT="0" distB="0" distL="0" distR="0" wp14:anchorId="75A0BFF8" wp14:editId="3A906BA0">
             <wp:extent cx="5274310" cy="277495"/>
             <wp:effectExtent l="0" t="0" r="2540" b="8255"/>
-            <wp:docPr id="1357421235" name="Picture 17"/>
+            <wp:docPr id="874401513" name="Picture 17"/>
             <wp:cNvGraphicFramePr>
               <a:graphicFrameLocks xmlns:a="http://schemas.openxmlformats.org/drawingml/2006/main" noChangeAspect="1"/>
             </wp:cNvGraphicFramePr>
@@ -2687,7 +2687,7 @@
               <a:graphicData uri="http://schemas.openxmlformats.org/drawingml/2006/picture">
                 <pic:pic xmlns:pic="http://schemas.openxmlformats.org/drawingml/2006/picture">
                   <pic:nvPicPr>
-                    <pic:cNvPr id="1357421235" name=""/>
+                    <pic:cNvPr id="874401513" name=""/>
                     <pic:cNvPicPr/>
                   </pic:nvPicPr>
                   <pic:blipFill>
@@ -3056,7 +3056,7 @@
   <w:abstractNum w:abstractNumId="0" w15:restartNumberingAfterBreak="0">
     <w:nsid w:val="FFFFFF89"/>
     <w:multiLevelType w:val="singleLevel"/>
-    <w:tmpl w:val="EC3A1B3E"/>
+    <w:tmpl w:val="2070BA0C"/>
     <w:lvl w:ilvl="0">
       <w:start w:val="1"/>
       <w:numFmt w:val="bullet"/>
@@ -3074,7 +3074,7 @@
       </w:rPr>
     </w:lvl>
   </w:abstractNum>
-  <w:num w:numId="1" w16cid:durableId="1182352761">
+  <w:num w:numId="1" w16cid:durableId="1780642119">
     <w:abstractNumId w:val="0"/>
   </w:num>
 </w:numbering>
@@ -3488,7 +3488,7 @@
     <w:link w:val="Heading1Char"/>
     <w:uiPriority w:val="9"/>
     <w:qFormat/>
-    <w:rsid w:val="00F35CF5"/>
+    <w:rsid w:val="00C16037"/>
     <w:pPr>
       <w:keepNext/>
       <w:keepLines/>
@@ -3510,7 +3510,7 @@
     <w:uiPriority w:val="9"/>
     <w:unhideWhenUsed/>
     <w:qFormat/>
-    <w:rsid w:val="00F35CF5"/>
+    <w:rsid w:val="00C16037"/>
     <w:pPr>
       <w:keepNext/>
       <w:keepLines/>
@@ -3532,7 +3532,7 @@
     <w:uiPriority w:val="9"/>
     <w:unhideWhenUsed/>
     <w:qFormat/>
-    <w:rsid w:val="00F35CF5"/>
+    <w:rsid w:val="00C16037"/>
     <w:pPr>
       <w:keepNext/>
       <w:keepLines/>
@@ -3555,7 +3555,7 @@
     <w:semiHidden/>
     <w:unhideWhenUsed/>
     <w:qFormat/>
-    <w:rsid w:val="00F35CF5"/>
+    <w:rsid w:val="00C16037"/>
     <w:pPr>
       <w:keepNext/>
       <w:keepLines/>
@@ -3578,7 +3578,7 @@
     <w:semiHidden/>
     <w:unhideWhenUsed/>
     <w:qFormat/>
-    <w:rsid w:val="00F35CF5"/>
+    <w:rsid w:val="00C16037"/>
     <w:pPr>
       <w:keepNext/>
       <w:keepLines/>
@@ -3599,7 +3599,7 @@
     <w:semiHidden/>
     <w:unhideWhenUsed/>
     <w:qFormat/>
-    <w:rsid w:val="00F35CF5"/>
+    <w:rsid w:val="00C16037"/>
     <w:pPr>
       <w:keepNext/>
       <w:keepLines/>
@@ -3622,7 +3622,7 @@
     <w:semiHidden/>
     <w:unhideWhenUsed/>
     <w:qFormat/>
-    <w:rsid w:val="00F35CF5"/>
+    <w:rsid w:val="00C16037"/>
     <w:pPr>
       <w:keepNext/>
       <w:keepLines/>
@@ -3643,7 +3643,7 @@
     <w:semiHidden/>
     <w:unhideWhenUsed/>
     <w:qFormat/>
-    <w:rsid w:val="00F35CF5"/>
+    <w:rsid w:val="00C16037"/>
     <w:pPr>
       <w:keepNext/>
       <w:keepLines/>
@@ -3666,7 +3666,7 @@
     <w:semiHidden/>
     <w:unhideWhenUsed/>
     <w:qFormat/>
-    <w:rsid w:val="00F35CF5"/>
+    <w:rsid w:val="00C16037"/>
     <w:pPr>
       <w:keepNext/>
       <w:keepLines/>
@@ -3710,7 +3710,7 @@
     <w:basedOn w:val="DefaultParagraphFont"/>
     <w:link w:val="Heading1"/>
     <w:uiPriority w:val="9"/>
-    <w:rsid w:val="00F35CF5"/>
+    <w:rsid w:val="00C16037"/>
     <w:rPr>
       <w:rFonts w:asciiTheme="majorHAnsi" w:eastAsiaTheme="majorEastAsia" w:hAnsiTheme="majorHAnsi" w:cstheme="majorBidi"/>
       <w:color w:val="0F4761" w:themeColor="accent1" w:themeShade="BF"/>
@@ -3723,7 +3723,7 @@
     <w:basedOn w:val="DefaultParagraphFont"/>
     <w:link w:val="Heading2"/>
     <w:uiPriority w:val="9"/>
-    <w:rsid w:val="00F35CF5"/>
+    <w:rsid w:val="00C16037"/>
     <w:rPr>
       <w:rFonts w:asciiTheme="majorHAnsi" w:eastAsiaTheme="majorEastAsia" w:hAnsiTheme="majorHAnsi" w:cstheme="majorBidi"/>
       <w:color w:val="0F4761" w:themeColor="accent1" w:themeShade="BF"/>
@@ -3736,7 +3736,7 @@
     <w:basedOn w:val="DefaultParagraphFont"/>
     <w:link w:val="Heading3"/>
     <w:uiPriority w:val="9"/>
-    <w:rsid w:val="00F35CF5"/>
+    <w:rsid w:val="00C16037"/>
     <w:rPr>
       <w:rFonts w:eastAsiaTheme="majorEastAsia" w:cstheme="majorBidi"/>
       <w:color w:val="0F4761" w:themeColor="accent1" w:themeShade="BF"/>
@@ -3750,7 +3750,7 @@
     <w:link w:val="Heading4"/>
     <w:uiPriority w:val="9"/>
     <w:semiHidden/>
-    <w:rsid w:val="00F35CF5"/>
+    <w:rsid w:val="00C16037"/>
     <w:rPr>
       <w:rFonts w:eastAsiaTheme="majorEastAsia" w:cstheme="majorBidi"/>
       <w:i/>
@@ -3764,7 +3764,7 @@
     <w:link w:val="Heading5"/>
     <w:uiPriority w:val="9"/>
     <w:semiHidden/>
-    <w:rsid w:val="00F35CF5"/>
+    <w:rsid w:val="00C16037"/>
     <w:rPr>
       <w:rFonts w:eastAsiaTheme="majorEastAsia" w:cstheme="majorBidi"/>
       <w:color w:val="0F4761" w:themeColor="accent1" w:themeShade="BF"/>
@@ -3776,7 +3776,7 @@
     <w:link w:val="Heading6"/>
     <w:uiPriority w:val="9"/>
     <w:semiHidden/>
-    <w:rsid w:val="00F35CF5"/>
+    <w:rsid w:val="00C16037"/>
     <w:rPr>
       <w:rFonts w:eastAsiaTheme="majorEastAsia" w:cstheme="majorBidi"/>
       <w:i/>
@@ -3790,7 +3790,7 @@
     <w:link w:val="Heading7"/>
     <w:uiPriority w:val="9"/>
     <w:semiHidden/>
-    <w:rsid w:val="00F35CF5"/>
+    <w:rsid w:val="00C16037"/>
     <w:rPr>
       <w:rFonts w:eastAsiaTheme="majorEastAsia" w:cstheme="majorBidi"/>
       <w:color w:val="595959" w:themeColor="text1" w:themeTint="A6"/>
@@ -3802,7 +3802,7 @@
     <w:link w:val="Heading8"/>
     <w:uiPriority w:val="9"/>
     <w:semiHidden/>
-    <w:rsid w:val="00F35CF5"/>
+    <w:rsid w:val="00C16037"/>
     <w:rPr>
       <w:rFonts w:eastAsiaTheme="majorEastAsia" w:cstheme="majorBidi"/>
       <w:i/>
@@ -3816,7 +3816,7 @@
     <w:link w:val="Heading9"/>
     <w:uiPriority w:val="9"/>
     <w:semiHidden/>
-    <w:rsid w:val="00F35CF5"/>
+    <w:rsid w:val="00C16037"/>
     <w:rPr>
       <w:rFonts w:eastAsiaTheme="majorEastAsia" w:cstheme="majorBidi"/>
       <w:color w:val="272727" w:themeColor="text1" w:themeTint="D8"/>
@@ -3829,7 +3829,7 @@
     <w:link w:val="TitleChar"/>
     <w:uiPriority w:val="10"/>
     <w:qFormat/>
-    <w:rsid w:val="00F35CF5"/>
+    <w:rsid w:val="00C16037"/>
     <w:pPr>
       <w:spacing w:after="80" w:line="240" w:lineRule="auto"/>
       <w:contextualSpacing/>
@@ -3847,7 +3847,7 @@
     <w:basedOn w:val="DefaultParagraphFont"/>
     <w:link w:val="Title"/>
     <w:uiPriority w:val="10"/>
-    <w:rsid w:val="00F35CF5"/>
+    <w:rsid w:val="00C16037"/>
     <w:rPr>
       <w:rFonts w:asciiTheme="majorHAnsi" w:eastAsiaTheme="majorEastAsia" w:hAnsiTheme="majorHAnsi" w:cstheme="majorBidi"/>
       <w:spacing w:val="-10"/>
@@ -3863,7 +3863,7 @@
     <w:link w:val="SubtitleChar"/>
     <w:uiPriority w:val="11"/>
     <w:qFormat/>
-    <w:rsid w:val="00F35CF5"/>
+    <w:rsid w:val="00C16037"/>
     <w:pPr>
       <w:numPr>
         <w:ilvl w:val="1"/>
@@ -3882,7 +3882,7 @@
     <w:basedOn w:val="DefaultParagraphFont"/>
     <w:link w:val="Subtitle"/>
     <w:uiPriority w:val="11"/>
-    <w:rsid w:val="00F35CF5"/>
+    <w:rsid w:val="00C16037"/>
     <w:rPr>
       <w:rFonts w:eastAsiaTheme="majorEastAsia" w:cstheme="majorBidi"/>
       <w:color w:val="595959" w:themeColor="text1" w:themeTint="A6"/>
@@ -3898,7 +3898,7 @@
     <w:link w:val="QuoteChar"/>
     <w:uiPriority w:val="29"/>
     <w:qFormat/>
-    <w:rsid w:val="00F35CF5"/>
+    <w:rsid w:val="00C16037"/>
     <w:pPr>
       <w:spacing w:before="160"/>
       <w:jc w:val="center"/>
@@ -3914,7 +3914,7 @@
     <w:basedOn w:val="DefaultParagraphFont"/>
     <w:link w:val="Quote"/>
     <w:uiPriority w:val="29"/>
-    <w:rsid w:val="00F35CF5"/>
+    <w:rsid w:val="00C16037"/>
     <w:rPr>
       <w:i/>
       <w:iCs/>
@@ -3926,7 +3926,7 @@
     <w:basedOn w:val="Normal"/>
     <w:uiPriority w:val="34"/>
     <w:qFormat/>
-    <w:rsid w:val="00F35CF5"/>
+    <w:rsid w:val="00C16037"/>
     <w:pPr>
       <w:ind w:left="720"/>
       <w:contextualSpacing/>
@@ -3937,7 +3937,7 @@
     <w:basedOn w:val="DefaultParagraphFont"/>
     <w:uiPriority w:val="21"/>
     <w:qFormat/>
-    <w:rsid w:val="00F35CF5"/>
+    <w:rsid w:val="00C16037"/>
     <w:rPr>
       <w:i/>
       <w:iCs/>
@@ -3951,7 +3951,7 @@
     <w:link w:val="IntenseQuoteChar"/>
     <w:uiPriority w:val="30"/>
     <w:qFormat/>
-    <w:rsid w:val="00F35CF5"/>
+    <w:rsid w:val="00C16037"/>
     <w:pPr>
       <w:pBdr>
         <w:top w:val="single" w:sz="4" w:space="10" w:color="0F4761" w:themeColor="accent1" w:themeShade="BF"/>
@@ -3972,7 +3972,7 @@
     <w:basedOn w:val="DefaultParagraphFont"/>
     <w:link w:val="IntenseQuote"/>
     <w:uiPriority w:val="30"/>
-    <w:rsid w:val="00F35CF5"/>
+    <w:rsid w:val="00C16037"/>
     <w:rPr>
       <w:i/>
       <w:iCs/>
@@ -3984,7 +3984,7 @@
     <w:basedOn w:val="DefaultParagraphFont"/>
     <w:uiPriority w:val="32"/>
     <w:qFormat/>
-    <w:rsid w:val="00F35CF5"/>
+    <w:rsid w:val="00C16037"/>
     <w:rPr>
       <w:b/>
       <w:bCs/>
@@ -3998,7 +3998,7 @@
     <w:basedOn w:val="Normal"/>
     <w:uiPriority w:val="99"/>
     <w:unhideWhenUsed/>
-    <w:rsid w:val="00F35CF5"/>
+    <w:rsid w:val="00C16037"/>
     <w:pPr>
       <w:numPr>
         <w:numId w:val="1"/>

--- a/docs/mu-tant/mu-Tant User Manual.docx
+++ b/docs/mu-tant/mu-Tant User Manual.docx
@@ -89,10 +89,10 @@
           <w:noProof/>
         </w:rPr>
         <w:drawing>
-          <wp:inline distT="0" distB="0" distL="0" distR="0" wp14:anchorId="685A9CCC" wp14:editId="1EA6F05F">
+          <wp:inline distT="0" distB="0" distL="0" distR="0" wp14:anchorId="678AD700" wp14:editId="12CE4653">
             <wp:extent cx="5274310" cy="3340100"/>
             <wp:effectExtent l="0" t="0" r="2540" b="0"/>
-            <wp:docPr id="365798845" name="Picture 1"/>
+            <wp:docPr id="1548366546" name="Picture 1"/>
             <wp:cNvGraphicFramePr>
               <a:graphicFrameLocks xmlns:a="http://schemas.openxmlformats.org/drawingml/2006/main" noChangeAspect="1"/>
             </wp:cNvGraphicFramePr>
@@ -100,7 +100,7 @@
               <a:graphicData uri="http://schemas.openxmlformats.org/drawingml/2006/picture">
                 <pic:pic xmlns:pic="http://schemas.openxmlformats.org/drawingml/2006/picture">
                   <pic:nvPicPr>
-                    <pic:cNvPr id="365798845" name=""/>
+                    <pic:cNvPr id="1548366546" name=""/>
                     <pic:cNvPicPr/>
                   </pic:nvPicPr>
                   <pic:blipFill>
@@ -317,10 +317,10 @@
           <w:noProof/>
         </w:rPr>
         <w:drawing>
-          <wp:inline distT="0" distB="0" distL="0" distR="0" wp14:anchorId="284295E7" wp14:editId="189170F4">
+          <wp:inline distT="0" distB="0" distL="0" distR="0" wp14:anchorId="70155CFB" wp14:editId="7B129440">
             <wp:extent cx="5274310" cy="3340100"/>
             <wp:effectExtent l="0" t="0" r="2540" b="0"/>
-            <wp:docPr id="1973409158" name="Picture 2"/>
+            <wp:docPr id="936887891" name="Picture 2"/>
             <wp:cNvGraphicFramePr>
               <a:graphicFrameLocks xmlns:a="http://schemas.openxmlformats.org/drawingml/2006/main" noChangeAspect="1"/>
             </wp:cNvGraphicFramePr>
@@ -328,7 +328,7 @@
               <a:graphicData uri="http://schemas.openxmlformats.org/drawingml/2006/picture">
                 <pic:pic xmlns:pic="http://schemas.openxmlformats.org/drawingml/2006/picture">
                   <pic:nvPicPr>
-                    <pic:cNvPr id="1973409158" name=""/>
+                    <pic:cNvPr id="936887891" name=""/>
                     <pic:cNvPicPr/>
                   </pic:nvPicPr>
                   <pic:blipFill>
@@ -377,10 +377,10 @@
         </w:rPr>
         <w:lastRenderedPageBreak/>
         <w:drawing>
-          <wp:inline distT="0" distB="0" distL="0" distR="0" wp14:anchorId="0CA9E7B0" wp14:editId="026D7384">
+          <wp:inline distT="0" distB="0" distL="0" distR="0" wp14:anchorId="47128ADF" wp14:editId="4D2E233D">
             <wp:extent cx="4002118" cy="3049232"/>
             <wp:effectExtent l="0" t="0" r="0" b="0"/>
-            <wp:docPr id="1813648404" name="Picture 3"/>
+            <wp:docPr id="180432864" name="Picture 3"/>
             <wp:cNvGraphicFramePr>
               <a:graphicFrameLocks xmlns:a="http://schemas.openxmlformats.org/drawingml/2006/main" noChangeAspect="1"/>
             </wp:cNvGraphicFramePr>
@@ -388,7 +388,7 @@
               <a:graphicData uri="http://schemas.openxmlformats.org/drawingml/2006/picture">
                 <pic:pic xmlns:pic="http://schemas.openxmlformats.org/drawingml/2006/picture">
                   <pic:nvPicPr>
-                    <pic:cNvPr id="1813648404" name=""/>
+                    <pic:cNvPr id="180432864" name=""/>
                     <pic:cNvPicPr/>
                   </pic:nvPicPr>
                   <pic:blipFill>
@@ -477,7 +477,7 @@
         <w:pStyle w:val="ListBullet"/>
       </w:pPr>
       <w:r>
-        <w:t>Status Bar (bottom) — the name and value of the control you last touched, with a small Support link at the right-hand end. When a newer version is available, an Update available link appears beside Support (see Update Check in the Settings chapter)</w:t>
+        <w:t>Status Bar (bottom) — the name, value and unit (ms, s, Hz, kHz, %, dB, semitones, cents, octaves or a note name) of the control you last touched, with a small Support link at the right-hand end. When a newer version is available, an Update available link appears beside Support (see Update Check in the Settings chapter)</w:t>
       </w:r>
     </w:p>
     <w:p>
@@ -495,10 +495,10 @@
         </w:rPr>
         <w:lastRenderedPageBreak/>
         <w:drawing>
-          <wp:inline distT="0" distB="0" distL="0" distR="0" wp14:anchorId="1AC928C5" wp14:editId="149E50E0">
+          <wp:inline distT="0" distB="0" distL="0" distR="0" wp14:anchorId="1D120DFB" wp14:editId="493B17F3">
             <wp:extent cx="5274310" cy="3340100"/>
             <wp:effectExtent l="0" t="0" r="2540" b="0"/>
-            <wp:docPr id="476060820" name="Picture 4"/>
+            <wp:docPr id="1074715592" name="Picture 4"/>
             <wp:cNvGraphicFramePr>
               <a:graphicFrameLocks xmlns:a="http://schemas.openxmlformats.org/drawingml/2006/main" noChangeAspect="1"/>
             </wp:cNvGraphicFramePr>
@@ -506,7 +506,7 @@
               <a:graphicData uri="http://schemas.openxmlformats.org/drawingml/2006/picture">
                 <pic:pic xmlns:pic="http://schemas.openxmlformats.org/drawingml/2006/picture">
                   <pic:nvPicPr>
-                    <pic:cNvPr id="476060820" name=""/>
+                    <pic:cNvPr id="1074715592" name=""/>
                     <pic:cNvPicPr/>
                   </pic:nvPicPr>
                   <pic:blipFill>
@@ -675,10 +675,10 @@
           <w:noProof/>
         </w:rPr>
         <w:drawing>
-          <wp:inline distT="0" distB="0" distL="0" distR="0" wp14:anchorId="552D2896" wp14:editId="1D4C567A">
+          <wp:inline distT="0" distB="0" distL="0" distR="0" wp14:anchorId="79972C8C" wp14:editId="5695BB31">
             <wp:extent cx="5274310" cy="126365"/>
             <wp:effectExtent l="0" t="0" r="2540" b="6985"/>
-            <wp:docPr id="1516584607" name="Picture 5"/>
+            <wp:docPr id="1740231396" name="Picture 5"/>
             <wp:cNvGraphicFramePr>
               <a:graphicFrameLocks xmlns:a="http://schemas.openxmlformats.org/drawingml/2006/main" noChangeAspect="1"/>
             </wp:cNvGraphicFramePr>
@@ -686,7 +686,7 @@
               <a:graphicData uri="http://schemas.openxmlformats.org/drawingml/2006/picture">
                 <pic:pic xmlns:pic="http://schemas.openxmlformats.org/drawingml/2006/picture">
                   <pic:nvPicPr>
-                    <pic:cNvPr id="1516584607" name=""/>
+                    <pic:cNvPr id="1740231396" name=""/>
                     <pic:cNvPicPr/>
                   </pic:nvPicPr>
                   <pic:blipFill>
@@ -758,10 +758,10 @@
           <w:noProof/>
         </w:rPr>
         <w:drawing>
-          <wp:inline distT="0" distB="0" distL="0" distR="0" wp14:anchorId="7DF29BC0" wp14:editId="2877EECE">
+          <wp:inline distT="0" distB="0" distL="0" distR="0" wp14:anchorId="390D81D5" wp14:editId="3F7790C7">
             <wp:extent cx="446690" cy="4318000"/>
             <wp:effectExtent l="0" t="0" r="0" b="6350"/>
-            <wp:docPr id="684379317" name="Picture 6"/>
+            <wp:docPr id="213602447" name="Picture 6"/>
             <wp:cNvGraphicFramePr>
               <a:graphicFrameLocks xmlns:a="http://schemas.openxmlformats.org/drawingml/2006/main" noChangeAspect="1"/>
             </wp:cNvGraphicFramePr>
@@ -769,7 +769,7 @@
               <a:graphicData uri="http://schemas.openxmlformats.org/drawingml/2006/picture">
                 <pic:pic xmlns:pic="http://schemas.openxmlformats.org/drawingml/2006/picture">
                   <pic:nvPicPr>
-                    <pic:cNvPr id="684379317" name=""/>
+                    <pic:cNvPr id="213602447" name=""/>
                     <pic:cNvPicPr/>
                   </pic:nvPicPr>
                   <pic:blipFill>
@@ -1010,10 +1010,10 @@
           <w:noProof/>
         </w:rPr>
         <w:drawing>
-          <wp:inline distT="0" distB="0" distL="0" distR="0" wp14:anchorId="094B8DCF" wp14:editId="4D0D9650">
+          <wp:inline distT="0" distB="0" distL="0" distR="0" wp14:anchorId="16DF9468" wp14:editId="6C7EC699">
             <wp:extent cx="5274310" cy="417195"/>
             <wp:effectExtent l="0" t="0" r="2540" b="1905"/>
-            <wp:docPr id="543136253" name="Picture 7"/>
+            <wp:docPr id="726767948" name="Picture 7"/>
             <wp:cNvGraphicFramePr>
               <a:graphicFrameLocks xmlns:a="http://schemas.openxmlformats.org/drawingml/2006/main" noChangeAspect="1"/>
             </wp:cNvGraphicFramePr>
@@ -1021,7 +1021,7 @@
               <a:graphicData uri="http://schemas.openxmlformats.org/drawingml/2006/picture">
                 <pic:pic xmlns:pic="http://schemas.openxmlformats.org/drawingml/2006/picture">
                   <pic:nvPicPr>
-                    <pic:cNvPr id="543136253" name=""/>
+                    <pic:cNvPr id="726767948" name=""/>
                     <pic:cNvPicPr/>
                   </pic:nvPicPr>
                   <pic:blipFill>
@@ -1318,10 +1318,10 @@
           <w:noProof/>
         </w:rPr>
         <w:drawing>
-          <wp:inline distT="0" distB="0" distL="0" distR="0" wp14:anchorId="5D9140F7" wp14:editId="3A0E2E28">
+          <wp:inline distT="0" distB="0" distL="0" distR="0" wp14:anchorId="640D889A" wp14:editId="54661D4C">
             <wp:extent cx="5274310" cy="502920"/>
             <wp:effectExtent l="0" t="0" r="2540" b="0"/>
-            <wp:docPr id="1475457687" name="Picture 8"/>
+            <wp:docPr id="865013809" name="Picture 8"/>
             <wp:cNvGraphicFramePr>
               <a:graphicFrameLocks xmlns:a="http://schemas.openxmlformats.org/drawingml/2006/main" noChangeAspect="1"/>
             </wp:cNvGraphicFramePr>
@@ -1329,7 +1329,7 @@
               <a:graphicData uri="http://schemas.openxmlformats.org/drawingml/2006/picture">
                 <pic:pic xmlns:pic="http://schemas.openxmlformats.org/drawingml/2006/picture">
                   <pic:nvPicPr>
-                    <pic:cNvPr id="1475457687" name=""/>
+                    <pic:cNvPr id="865013809" name=""/>
                     <pic:cNvPicPr/>
                   </pic:nvPicPr>
                   <pic:blipFill>
@@ -1378,7 +1378,7 @@
     </w:p>
     <w:p>
       <w:r>
-        <w:t>The EFFECTS box is the per-voice insert effect, placed after the gate (oscillators, then filters, then gate, then insert, then mixer). Select an algorithm from the dropdown; its four parameter knobs relabel to match. Available algorithms: None, Soft Clip, Hard Clip, Fold, Bitcrusher, Clipper, 3-Band EQ, Compressor, Limiter, Ring Mod, Tape Saturation, Karplus, Vocoder, and Vocoder Stereo. Insert parameters P1 to P4 are available as modulation destinations.</w:t>
+        <w:t>The EFFECTS box is the per-voice insert effect, placed after the gate (oscillators, then filters, then gate, then insert, then mixer). Select an algorithm from the dropdown; its four parameter knobs relabel to match. Available algorithms: None, Soft Clip, Hard Clip, Fold, Bitcrusher, Clipper, 3-Band EQ, Compressor, Limiter, Ring Mod, Tape Saturation, Overdrive, Karplus, Vocoder, and Vocoder Stereo. Insert parameters P1 to P4 are available as modulation destinations. The Clipper shows a gain-reduction meter like the Compressor. Time, rate and cutoff knobs give more of their travel to the short and low settings, so fine adjustments there are easier; this includes the time and rate knobs of the Effect, Delay and Reverb.</w:t>
       </w:r>
     </w:p>
     <w:p>
@@ -1606,10 +1606,10 @@
           <w:noProof/>
         </w:rPr>
         <w:drawing>
-          <wp:inline distT="0" distB="0" distL="0" distR="0" wp14:anchorId="243A71C6" wp14:editId="3879F73A">
+          <wp:inline distT="0" distB="0" distL="0" distR="0" wp14:anchorId="78D75EE4" wp14:editId="69AE0797">
             <wp:extent cx="5274310" cy="763905"/>
             <wp:effectExtent l="0" t="0" r="2540" b="0"/>
-            <wp:docPr id="1699526607" name="Picture 9"/>
+            <wp:docPr id="579124491" name="Picture 9"/>
             <wp:cNvGraphicFramePr>
               <a:graphicFrameLocks xmlns:a="http://schemas.openxmlformats.org/drawingml/2006/main" noChangeAspect="1"/>
             </wp:cNvGraphicFramePr>
@@ -1617,7 +1617,7 @@
               <a:graphicData uri="http://schemas.openxmlformats.org/drawingml/2006/picture">
                 <pic:pic xmlns:pic="http://schemas.openxmlformats.org/drawingml/2006/picture">
                   <pic:nvPicPr>
-                    <pic:cNvPr id="1699526607" name=""/>
+                    <pic:cNvPr id="579124491" name=""/>
                     <pic:cNvPicPr/>
                   </pic:nvPicPr>
                   <pic:blipFill>
@@ -1671,7 +1671,7 @@
     </w:p>
     <w:p>
       <w:r>
-        <w:t>Each modulator has a Mode dropdown (Stepped bar-graph or Smooth drawable curve), a Polarity switch (Uni 0 to +1, or Bi -1 to +1), and a loop length (a note-value dropdown times an integer multiplier, independent of any pattern length). A playhead line shows the current loop position. In Smooth mode, click to add a node, drag to move, ALT-click a segment to bend it, right-click to remove. In Stepped mode, drag bars up or down. A dice button randomises the current modulator's values without changing its shape.</w:t>
+        <w:t>Each modulator has a Mode dropdown (Stepped bar-graph or Smooth drawable curve), a Polarity switch (Uni 0 to +1, or Bi -1 to +1), and a loop length (a note-value dropdown times an integer multiplier, independent of any pattern length). A playhead line shows the current loop position. In Smooth mode the curve is a smooth line through each point that never swings past its neighbours; click to add a node, drag to move, ALT-click a segment to bend it, right-click to remove. In Stepped mode, drag bars up or down. A dice button randomises the current modulator's values without changing its shape.</w:t>
       </w:r>
     </w:p>
     <w:p>
@@ -1693,10 +1693,10 @@
           <w:noProof/>
         </w:rPr>
         <w:drawing>
-          <wp:inline distT="0" distB="0" distL="0" distR="0" wp14:anchorId="2F3F3EA9" wp14:editId="36BAD494">
+          <wp:inline distT="0" distB="0" distL="0" distR="0" wp14:anchorId="6313D320" wp14:editId="17F69490">
             <wp:extent cx="5274310" cy="1386205"/>
             <wp:effectExtent l="0" t="0" r="2540" b="4445"/>
-            <wp:docPr id="1587930623" name="Picture 10"/>
+            <wp:docPr id="1949336029" name="Picture 10"/>
             <wp:cNvGraphicFramePr>
               <a:graphicFrameLocks xmlns:a="http://schemas.openxmlformats.org/drawingml/2006/main" noChangeAspect="1"/>
             </wp:cNvGraphicFramePr>
@@ -1704,7 +1704,7 @@
               <a:graphicData uri="http://schemas.openxmlformats.org/drawingml/2006/picture">
                 <pic:pic xmlns:pic="http://schemas.openxmlformats.org/drawingml/2006/picture">
                   <pic:nvPicPr>
-                    <pic:cNvPr id="1587930623" name=""/>
+                    <pic:cNvPr id="1949336029" name=""/>
                     <pic:cNvPicPr/>
                   </pic:nvPicPr>
                   <pic:blipFill>
@@ -1764,7 +1764,7 @@
     </w:p>
     <w:p>
       <w:r>
-        <w:t>The faders use a rectangular cap like a small knob, with a pointer line across its middle that marks the level, running in a groove that lights up from the bottom to the cap. Every fader in the mixer looks and works the same way.</w:t>
+        <w:t>The faders use a rectangular cap like a small knob, with a pointer line across its middle that marks the level, running in a groove that lights up from the bottom to the cap. Every fader in the mixer looks and works the same way. In the Status Bar the mixer's Pan, Send and Sidechain knobs, the Level fader, the Mute and Solo buttons and the Effect and Delay switches all show their name and value as you use them. The sidechain Attack and Release start at 0 and can go down to 0.</w:t>
       </w:r>
     </w:p>
     <w:p>
@@ -1776,10 +1776,10 @@
           <w:noProof/>
         </w:rPr>
         <w:drawing>
-          <wp:inline distT="0" distB="0" distL="0" distR="0" wp14:anchorId="6E58E78F" wp14:editId="725EB7B7">
+          <wp:inline distT="0" distB="0" distL="0" distR="0" wp14:anchorId="4C67C49E" wp14:editId="5D476B91">
             <wp:extent cx="5274310" cy="3340100"/>
             <wp:effectExtent l="0" t="0" r="2540" b="0"/>
-            <wp:docPr id="1463936023" name="Picture 11"/>
+            <wp:docPr id="1314486896" name="Picture 11"/>
             <wp:cNvGraphicFramePr>
               <a:graphicFrameLocks xmlns:a="http://schemas.openxmlformats.org/drawingml/2006/main" noChangeAspect="1"/>
             </wp:cNvGraphicFramePr>
@@ -1787,7 +1787,7 @@
               <a:graphicData uri="http://schemas.openxmlformats.org/drawingml/2006/picture">
                 <pic:pic xmlns:pic="http://schemas.openxmlformats.org/drawingml/2006/picture">
                   <pic:nvPicPr>
-                    <pic:cNvPr id="1463936023" name=""/>
+                    <pic:cNvPr id="1314486896" name=""/>
                     <pic:cNvPicPr/>
                   </pic:nvPicPr>
                   <pic:blipFill>
@@ -1834,11 +1834,12 @@
         <w:rPr>
           <w:noProof/>
         </w:rPr>
+        <w:lastRenderedPageBreak/>
         <w:drawing>
-          <wp:inline distT="0" distB="0" distL="0" distR="0" wp14:anchorId="6EE9864B" wp14:editId="00D80C65">
+          <wp:inline distT="0" distB="0" distL="0" distR="0" wp14:anchorId="72EFDBBD" wp14:editId="525ED89E">
             <wp:extent cx="1524616" cy="1429328"/>
             <wp:effectExtent l="0" t="0" r="0" b="0"/>
-            <wp:docPr id="654910179" name="Picture 12"/>
+            <wp:docPr id="928240334" name="Picture 12"/>
             <wp:cNvGraphicFramePr>
               <a:graphicFrameLocks xmlns:a="http://schemas.openxmlformats.org/drawingml/2006/main" noChangeAspect="1"/>
             </wp:cNvGraphicFramePr>
@@ -1846,7 +1847,7 @@
               <a:graphicData uri="http://schemas.openxmlformats.org/drawingml/2006/picture">
                 <pic:pic xmlns:pic="http://schemas.openxmlformats.org/drawingml/2006/picture">
                   <pic:nvPicPr>
-                    <pic:cNvPr id="654910179" name=""/>
+                    <pic:cNvPr id="928240334" name=""/>
                     <pic:cNvPicPr/>
                   </pic:nvPicPr>
                   <pic:blipFill>
@@ -1882,118 +1883,121 @@
         <w:rPr>
           <w:i/>
         </w:rPr>
+        <w:t>Mixer fader with the knob-style cap and lit groove.</w:t>
+      </w:r>
+    </w:p>
+    <w:p>
+      <w:pPr>
+        <w:pStyle w:val="Heading1"/>
+      </w:pPr>
+      <w:r>
+        <w:t>16. Presets</w:t>
+      </w:r>
+    </w:p>
+    <w:p>
+      <w:pPr>
+        <w:pStyle w:val="Heading2"/>
+      </w:pPr>
+      <w:r>
+        <w:t>Full Presets (.muTant)</w:t>
+      </w:r>
+    </w:p>
+    <w:p>
+      <w:r>
+        <w:t>Full presets save the entire plugin state - all voices, modulators, gate patterns, mixer, and FX - to Documents\TDP\muTant\Presets. Load from the transport dropdown, which is grouped by category; the preset browser shows each preset's category and description. Save with the Save button: enter a name, an optional description and a category, and tick Save as Default to make it the preset that loads at startup and when you press New. If saving fails (for example a full disk) mu-Tant shows an error message and never leaves a half-written preset.</w:t>
+      </w:r>
+    </w:p>
+    <w:p>
+      <w:r>
+        <w:t xml:space="preserve">P </w:t>
+      </w:r>
+    </w:p>
+    <w:p>
+      <w:pPr>
+        <w:pStyle w:val="Heading2"/>
+      </w:pPr>
+      <w:r>
+        <w:t>Per-Voice Presets (.muPattern)</w:t>
+      </w:r>
+    </w:p>
+    <w:p>
+      <w:r>
+        <w:t>Each voice can be saved and loaded independently to Documents\TDP\muTant\Voices, including its oscillator, filter, insert, and level settings, all three gate layers (GATE / FILT / PITCH), and modulator assignments. Use the voice header dropdown and Save button.</w:t>
+      </w:r>
+    </w:p>
+    <w:p>
+      <w:pPr>
+        <w:pStyle w:val="Heading2"/>
+      </w:pPr>
+      <w:r>
+        <w:t>Clips</w:t>
+      </w:r>
+    </w:p>
+    <w:p>
+      <w:r>
+        <w:t>A clip is a stored copy of one voice's current state, ready to recall in a moment while the music plays. Every voice has up to eight clips. They sit in the Clip strip in the voice's header, between the voice-preset dropdown and the Save button: the word Clip followed by pads numbered 1 to 8. Use clips to prepare variations of a voice and switch between them in time.</w:t>
+      </w:r>
+    </w:p>
+    <w:p>
+      <w:r>
+        <w:t>Each pad is lit in the voice's own colour:</w:t>
+      </w:r>
+    </w:p>
+    <w:p>
+      <w:pPr>
+        <w:pStyle w:val="ListBullet"/>
+      </w:pPr>
+      <w:r>
+        <w:t>Bright and steady — the clip that is playing.</w:t>
+      </w:r>
+    </w:p>
+    <w:p>
+      <w:pPr>
+        <w:pStyle w:val="ListBullet"/>
+      </w:pPr>
+      <w:r>
+        <w:t>Dim — a clip is stored here and is available.</w:t>
+      </w:r>
+    </w:p>
+    <w:p>
+      <w:pPr>
+        <w:pStyle w:val="ListBullet"/>
+      </w:pPr>
+      <w:r>
+        <w:t>Unlit, with just its number — the pad is empty.</w:t>
+      </w:r>
+    </w:p>
+    <w:p>
+      <w:pPr>
+        <w:pStyle w:val="ListBullet"/>
+      </w:pPr>
+      <w:r>
+        <w:t>Pulsing — the clip is queued and will start at the next swap point.</w:t>
+      </w:r>
+    </w:p>
+    <w:p>
+      <w:pPr>
+        <w:pStyle w:val="ListBullet"/>
+      </w:pPr>
+      <w:r>
+        <w:t>Flashing on and off — the playing clip belongs to a muted voice.</w:t>
+      </w:r>
+    </w:p>
+    <w:p>
+      <w:r>
+        <w:t>How to use the pads:</w:t>
+      </w:r>
+    </w:p>
+    <w:p>
+      <w:pPr>
+        <w:pStyle w:val="ListBullet"/>
+      </w:pPr>
+      <w:r>
+        <w:t xml:space="preserve">Click a stored pad to launch it. If playback is running, the clip waits for the next swap point (set with the Swap dropdown) and the pad pulses until it starts; when playback </w:t>
+      </w:r>
+      <w:r>
         <w:lastRenderedPageBreak/>
-        <w:t>Mixer fader with the knob-style cap and lit groove.</w:t>
-      </w:r>
-    </w:p>
-    <w:p>
-      <w:pPr>
-        <w:pStyle w:val="Heading1"/>
-      </w:pPr>
-      <w:r>
-        <w:t>16. Presets</w:t>
-      </w:r>
-    </w:p>
-    <w:p>
-      <w:pPr>
-        <w:pStyle w:val="Heading2"/>
-      </w:pPr>
-      <w:r>
-        <w:t>Full Presets (.muTant)</w:t>
-      </w:r>
-    </w:p>
-    <w:p>
-      <w:r>
-        <w:t>Full presets save the entire plugin state - all voices, modulators, gate patterns, mixer, and FX - to Documents\TDP\muTant\Presets. Load from the transport dropdown, which is grouped by category; the preset browser shows each preset's category and description. Save with the Save button: enter a name, an optional description and a category, and tick Save as Default to make it the preset that loads at startup and when you press New. If saving fails (for example a full disk) mu-Tant shows an error message and never leaves a half-written preset.</w:t>
-      </w:r>
-    </w:p>
-    <w:p>
-      <w:r>
-        <w:t xml:space="preserve">P </w:t>
-      </w:r>
-    </w:p>
-    <w:p>
-      <w:pPr>
-        <w:pStyle w:val="Heading2"/>
-      </w:pPr>
-      <w:r>
-        <w:t>Per-Voice Presets (.muPattern)</w:t>
-      </w:r>
-    </w:p>
-    <w:p>
-      <w:r>
-        <w:t>Each voice can be saved and loaded independently to Documents\TDP\muTant\Voices, including its oscillator, filter, insert, and level settings, all three gate layers (GATE / FILT / PITCH), and modulator assignments. Use the voice header dropdown and Save button.</w:t>
-      </w:r>
-    </w:p>
-    <w:p>
-      <w:pPr>
-        <w:pStyle w:val="Heading2"/>
-      </w:pPr>
-      <w:r>
-        <w:t>Clips</w:t>
-      </w:r>
-    </w:p>
-    <w:p>
-      <w:r>
-        <w:t>A clip is a stored copy of one voice's current state, ready to recall in a moment while the music plays. Every voice has up to eight clips. They sit in the Clip strip in the voice's header, between the voice-preset dropdown and the Save button: the word Clip followed by pads numbered 1 to 8. Use clips to prepare variations of a voice and switch between them in time.</w:t>
-      </w:r>
-    </w:p>
-    <w:p>
-      <w:r>
-        <w:t>Each pad is lit in the voice's own colour:</w:t>
-      </w:r>
-    </w:p>
-    <w:p>
-      <w:pPr>
-        <w:pStyle w:val="ListBullet"/>
-      </w:pPr>
-      <w:r>
-        <w:t>Bright and steady — the clip that is playing.</w:t>
-      </w:r>
-    </w:p>
-    <w:p>
-      <w:pPr>
-        <w:pStyle w:val="ListBullet"/>
-      </w:pPr>
-      <w:r>
-        <w:t>Dim — a clip is stored here and is available.</w:t>
-      </w:r>
-    </w:p>
-    <w:p>
-      <w:pPr>
-        <w:pStyle w:val="ListBullet"/>
-      </w:pPr>
-      <w:r>
-        <w:t>Unlit, with just its number — the pad is empty.</w:t>
-      </w:r>
-    </w:p>
-    <w:p>
-      <w:pPr>
-        <w:pStyle w:val="ListBullet"/>
-      </w:pPr>
-      <w:r>
-        <w:t>Pulsing — the clip is queued and will start at the next swap point.</w:t>
-      </w:r>
-    </w:p>
-    <w:p>
-      <w:pPr>
-        <w:pStyle w:val="ListBullet"/>
-      </w:pPr>
-      <w:r>
-        <w:t>Flashing on and off — the playing clip belongs to a muted voice.</w:t>
-      </w:r>
-    </w:p>
-    <w:p>
-      <w:r>
-        <w:t>How to use the pads:</w:t>
-      </w:r>
-    </w:p>
-    <w:p>
-      <w:pPr>
-        <w:pStyle w:val="ListBullet"/>
-      </w:pPr>
-      <w:r>
-        <w:t>Click a stored pad to launch it. If playback is running, the clip waits for the next swap point (set with the Swap dropdown) and the pad pulses until it starts; when playback is stopped it starts at once. Clicking another stored pad while one is waiting replaces the waiting clip.</w:t>
+        <w:t>is stopped it starts at once. Clicking another stored pad while one is waiting replaces the waiting clip.</w:t>
       </w:r>
     </w:p>
     <w:p>
@@ -2025,7 +2029,6 @@
         <w:pStyle w:val="ListBullet"/>
       </w:pPr>
       <w:r>
-        <w:lastRenderedPageBreak/>
         <w:t>Right-click a pad (or Ctrl + click) to open a small menu with Store here and Clear. Clear is available only on a stored pad and asks you to confirm. Clearing the playing clip leaves the voice playing as it is; no pad is lit afterwards.</w:t>
       </w:r>
     </w:p>
@@ -2053,10 +2056,10 @@
           <w:noProof/>
         </w:rPr>
         <w:drawing>
-          <wp:inline distT="0" distB="0" distL="0" distR="0" wp14:anchorId="79E126EA" wp14:editId="6216F5AC">
+          <wp:inline distT="0" distB="0" distL="0" distR="0" wp14:anchorId="3E5381A6" wp14:editId="66BD11C6">
             <wp:extent cx="4716782" cy="343039"/>
             <wp:effectExtent l="0" t="0" r="0" b="0"/>
-            <wp:docPr id="1963567191" name="Picture 13"/>
+            <wp:docPr id="256675747" name="Picture 13"/>
             <wp:cNvGraphicFramePr>
               <a:graphicFrameLocks xmlns:a="http://schemas.openxmlformats.org/drawingml/2006/main" noChangeAspect="1"/>
             </wp:cNvGraphicFramePr>
@@ -2064,7 +2067,7 @@
               <a:graphicData uri="http://schemas.openxmlformats.org/drawingml/2006/picture">
                 <pic:pic xmlns:pic="http://schemas.openxmlformats.org/drawingml/2006/picture">
                   <pic:nvPicPr>
-                    <pic:cNvPr id="1963567191" name=""/>
+                    <pic:cNvPr id="256675747" name=""/>
                     <pic:cNvPicPr/>
                   </pic:nvPicPr>
                   <pic:blipFill>
@@ -2147,6 +2150,7 @@
         <w:pStyle w:val="ListBullet"/>
       </w:pPr>
       <w:r>
+        <w:lastRenderedPageBreak/>
         <w:t>On the right are the eight places in the performance. Each row shows its number, the preset name, which product the preset is for, and buttons. An empty row has a + Preset button. A filled row has Replace, Up, Down and Remove: Replace picks a different preset, Up and Down move the preset in the order, and Remove empties the place.</w:t>
       </w:r>
     </w:p>
@@ -2163,11 +2167,7 @@
         <w:pStyle w:val="ListBullet"/>
       </w:pPr>
       <w:r>
-        <w:t xml:space="preserve">New starts an empty performance. Load opens a .muPerformance file that you choose from disk into the list; it never saves anything. Save stores the performance </w:t>
-      </w:r>
-      <w:r>
-        <w:lastRenderedPageBreak/>
-        <w:t>under a name and an optional description. Rename changes its name. Delete removes the saved file after asking you to confirm. Saving under the name of another performance asks before it overwrites.</w:t>
+        <w:t>New starts an empty performance. Load opens a .muPerformance file that you choose from disk into the list; it never saves anything. Save stores the performance under a name and an optional description. Rename changes its name. Delete removes the saved file after asking you to confirm. Saving under the name of another performance asks before it overwrites.</w:t>
       </w:r>
     </w:p>
     <w:p>
@@ -2200,10 +2200,10 @@
           <w:noProof/>
         </w:rPr>
         <w:drawing>
-          <wp:inline distT="0" distB="0" distL="0" distR="0" wp14:anchorId="0A0AA8AD" wp14:editId="25BA2D0B">
+          <wp:inline distT="0" distB="0" distL="0" distR="0" wp14:anchorId="278294E4" wp14:editId="6070AA70">
             <wp:extent cx="5274310" cy="3340100"/>
             <wp:effectExtent l="0" t="0" r="2540" b="0"/>
-            <wp:docPr id="1457475095" name="Picture 14"/>
+            <wp:docPr id="2132103965" name="Picture 14"/>
             <wp:cNvGraphicFramePr>
               <a:graphicFrameLocks xmlns:a="http://schemas.openxmlformats.org/drawingml/2006/main" noChangeAspect="1"/>
             </wp:cNvGraphicFramePr>
@@ -2211,7 +2211,7 @@
               <a:graphicData uri="http://schemas.openxmlformats.org/drawingml/2006/picture">
                 <pic:pic xmlns:pic="http://schemas.openxmlformats.org/drawingml/2006/picture">
                   <pic:nvPicPr>
-                    <pic:cNvPr id="1457475095" name=""/>
+                    <pic:cNvPr id="2132103965" name=""/>
                     <pic:cNvPicPr/>
                   </pic:nvPicPr>
                   <pic:blipFill>
@@ -2255,6 +2255,7 @@
         <w:pStyle w:val="Heading3"/>
       </w:pPr>
       <w:r>
+        <w:lastRenderedPageBreak/>
         <w:t>Entering</w:t>
       </w:r>
     </w:p>
@@ -2268,7 +2269,6 @@
         <w:pStyle w:val="Heading3"/>
       </w:pPr>
       <w:r>
-        <w:lastRenderedPageBreak/>
         <w:t>What You See</w:t>
       </w:r>
     </w:p>
@@ -2334,10 +2334,10 @@
           <w:noProof/>
         </w:rPr>
         <w:drawing>
-          <wp:inline distT="0" distB="0" distL="0" distR="0" wp14:anchorId="1340AF8C" wp14:editId="17DA1DE9">
+          <wp:inline distT="0" distB="0" distL="0" distR="0" wp14:anchorId="7C882C70" wp14:editId="6755C4ED">
             <wp:extent cx="5274310" cy="147320"/>
             <wp:effectExtent l="0" t="0" r="2540" b="5080"/>
-            <wp:docPr id="1593151629" name="Picture 15"/>
+            <wp:docPr id="609392969" name="Picture 15"/>
             <wp:cNvGraphicFramePr>
               <a:graphicFrameLocks xmlns:a="http://schemas.openxmlformats.org/drawingml/2006/main" noChangeAspect="1"/>
             </wp:cNvGraphicFramePr>
@@ -2345,7 +2345,7 @@
               <a:graphicData uri="http://schemas.openxmlformats.org/drawingml/2006/picture">
                 <pic:pic xmlns:pic="http://schemas.openxmlformats.org/drawingml/2006/picture">
                   <pic:nvPicPr>
-                    <pic:cNvPr id="1593151629" name=""/>
+                    <pic:cNvPr id="609392969" name=""/>
                     <pic:cNvPicPr/>
                   </pic:nvPicPr>
                   <pic:blipFill>
@@ -2423,6 +2423,7 @@
         <w:pStyle w:val="ListBullet"/>
       </w:pPr>
       <w:r>
+        <w:lastRenderedPageBreak/>
         <w:t>Transport, Tempo — internal clock, 20.0 to 300.0 BPM with one decimal, also editable from the transport BPM field</w:t>
       </w:r>
     </w:p>
@@ -2439,7 +2440,6 @@
         <w:pStyle w:val="ListBullet"/>
       </w:pPr>
       <w:r>
-        <w:lastRenderedPageBreak/>
         <w:t>Updates, Check for updates — a tick box, ticked by default. Whether the app checks once a day for a newer version (see Update Check below).</w:t>
       </w:r>
     </w:p>
@@ -2486,10 +2486,10 @@
           <w:noProof/>
         </w:rPr>
         <w:drawing>
-          <wp:inline distT="0" distB="0" distL="0" distR="0" wp14:anchorId="3497F797" wp14:editId="48E1C1F1">
+          <wp:inline distT="0" distB="0" distL="0" distR="0" wp14:anchorId="15A8F291" wp14:editId="187F5111">
             <wp:extent cx="5274310" cy="3340100"/>
             <wp:effectExtent l="0" t="0" r="2540" b="0"/>
-            <wp:docPr id="1690601249" name="Picture 16"/>
+            <wp:docPr id="1114825483" name="Picture 16"/>
             <wp:cNvGraphicFramePr>
               <a:graphicFrameLocks xmlns:a="http://schemas.openxmlformats.org/drawingml/2006/main" noChangeAspect="1"/>
             </wp:cNvGraphicFramePr>
@@ -2497,7 +2497,7 @@
               <a:graphicData uri="http://schemas.openxmlformats.org/drawingml/2006/picture">
                 <pic:pic xmlns:pic="http://schemas.openxmlformats.org/drawingml/2006/picture">
                   <pic:nvPicPr>
-                    <pic:cNvPr id="1690601249" name=""/>
+                    <pic:cNvPr id="1114825483" name=""/>
                     <pic:cNvPicPr/>
                   </pic:nvPicPr>
                   <pic:blipFill>
@@ -2562,6 +2562,7 @@
         <w:pStyle w:val="ListBullet"/>
       </w:pPr>
       <w:r>
+        <w:lastRenderedPageBreak/>
         <w:t>Right-click the link and choose Hide this notice to hide it for that version without opening the page.</w:t>
       </w:r>
     </w:p>
@@ -2575,96 +2576,89 @@
     </w:p>
     <w:p>
       <w:r>
-        <w:t xml:space="preserve">Privacy: the check is a plain request for a public file. It sends nothing about you: no name, no identifier, no version number and no details of your computer. As with any request to a website, the site can see your internet (IP) address, as it would if you </w:t>
-      </w:r>
+        <w:t>Privacy: the check is a plain request for a public file. It sends nothing about you: no name, no identifier, no version number and no details of your computer. As with any request to a website, the site can see your internet (IP) address, as it would if you opened the page in a browser. The app compares the answer with its own version on your machine. To switch the check off, open Settings and, under General, untick the Check for updates box. With the box unticked, mu-Tant sends no request at all and shows no link. The box is ticked by default.</w:t>
+      </w:r>
+    </w:p>
+    <w:p>
+      <w:pPr>
+        <w:pStyle w:val="Heading2"/>
+      </w:pPr>
+      <w:r>
+        <w:t>MIDI Clock Sync (Standalone)</w:t>
+      </w:r>
+    </w:p>
+    <w:p>
+      <w:r>
+        <w:t>When running as a standalone application, mu-Tant can follow an external MIDI clock from a drum machine, groovebox, or DAW. First choose the MIDI input that carries the clock in the standalone's MIDI settings. Selecting the input does not turn sync on by itself. To follow the clock, open Settings and, in the MIDI Clock section, set Source to MIDI In; set it back to Internal to turn sync off and ignore any incoming clock. A Messages choice appears, which decides what mu-Tant takes from the clock:</w:t>
+      </w:r>
+    </w:p>
+    <w:p>
+      <w:pPr>
+        <w:pStyle w:val="ListBullet"/>
+      </w:pPr>
+      <w:r>
+        <w:t>Clock only  —  you start and stop mu-Tant with its own Play button, but the tempo and beat follow the clock's ticks. The BPM field is locked and shows the clock's tempo. The clock's Start and Stop messages are ignored.</w:t>
+      </w:r>
+    </w:p>
+    <w:p>
+      <w:pPr>
+        <w:pStyle w:val="ListBullet"/>
+      </w:pPr>
+      <w:r>
+        <w:t>Transport only  —  the clock's Start, Continue, and Stop messages control playback (Start restarts from bar 1, Continue carries on from where it stopped), but mu-Tant plays at the tempo in its own BPM field and ignores the clock's ticks. The Play button is locked.</w:t>
+      </w:r>
+    </w:p>
+    <w:p>
+      <w:pPr>
+        <w:pStyle w:val="ListBullet"/>
+      </w:pPr>
+      <w:r>
+        <w:t>Clock + Transport  —  the clock runs everything. Its Start, Continue, and Stop messages start and stop playback, and its ticks set the tempo and the beat. The first clock after Start counts as the downbeat, so your steps line up closely with the external device. The Play button and BPM field are locked.</w:t>
+      </w:r>
+    </w:p>
+    <w:p>
+      <w:r>
+        <w:t>With Clock + Transport or Transport only, mu-Tant also follows Song Position Pointer messages. If you stop the external sequencer, move its playhead, and press Continue, mu-Tant picks up from the new position instead of where it stopped.</w:t>
+      </w:r>
+    </w:p>
+    <w:p>
+      <w:r>
+        <w:t>With Clock only or Clock + Transport, a Clock lamp appears in the transport bar, between the BPM display and the Position readout. It shows the state of the incoming clock and stays steady in every state; it never blinks:</w:t>
+      </w:r>
+    </w:p>
+    <w:p>
+      <w:pPr>
+        <w:pStyle w:val="ListBullet"/>
+      </w:pPr>
+      <w:r>
+        <w:t>Dim amber  —  Waiting for clock. Sync is on, but no clock pulses have arrived yet, or the master device is stopped and sending nothing.</w:t>
+      </w:r>
+    </w:p>
+    <w:p>
+      <w:pPr>
+        <w:pStyle w:val="ListBullet"/>
+      </w:pPr>
+      <w:r>
+        <w:t>Green  —  Locked. mu-Tant is following the clock. Hover over the lamp and the status bar shows the tempo, for example "Locked at 120 BPM".</w:t>
+      </w:r>
+    </w:p>
+    <w:p>
+      <w:pPr>
+        <w:pStyle w:val="ListBullet"/>
+      </w:pPr>
+      <w:r>
+        <w:t>Red  —  Lost. The clock pulses stopped arriving for about a quarter of a second while the master was playing, for example because a cable came loose or the master device was switched off. mu-Tant stops the transport, and the status bar shows "MIDI Clock: Lost, transport stopped" once, without you having to hover. When the pulses come back, mu-Tant carries on by itself.</w:t>
+      </w:r>
+    </w:p>
+    <w:p>
       <w:r>
         <w:lastRenderedPageBreak/>
-        <w:t>opened the page in a browser. The app compares the answer with its own version on your machine. To switch the check off, open Settings and, under General, untick the Check for updates box. With the box unticked, mu-Tant sends no request at all and shows no link. The box is ticked by default.</w:t>
-      </w:r>
-    </w:p>
-    <w:p>
-      <w:pPr>
-        <w:pStyle w:val="Heading2"/>
-      </w:pPr>
-      <w:r>
-        <w:t>MIDI Clock Sync (Standalone)</w:t>
-      </w:r>
-    </w:p>
-    <w:p>
-      <w:r>
-        <w:t>When running as a standalone application, mu-Tant can follow an external MIDI clock from a drum machine, groovebox, or DAW. First choose the MIDI input that carries the clock in the standalone's MIDI settings. Selecting the input does not turn sync on by itself. To follow the clock, open Settings and, in the MIDI Clock section, set Source to MIDI In; set it back to Internal to turn sync off and ignore any incoming clock. A Messages choice appears, which decides what mu-Tant takes from the clock:</w:t>
-      </w:r>
-    </w:p>
-    <w:p>
-      <w:pPr>
-        <w:pStyle w:val="ListBullet"/>
-      </w:pPr>
-      <w:r>
-        <w:t>Clock only  —  you start and stop mu-Tant with its own Play button, but the tempo and beat follow the clock's ticks. The BPM field is locked and shows the clock's tempo. The clock's Start and Stop messages are ignored.</w:t>
-      </w:r>
-    </w:p>
-    <w:p>
-      <w:pPr>
-        <w:pStyle w:val="ListBullet"/>
-      </w:pPr>
-      <w:r>
-        <w:t>Transport only  —  the clock's Start, Continue, and Stop messages control playback (Start restarts from bar 1, Continue carries on from where it stopped), but mu-Tant plays at the tempo in its own BPM field and ignores the clock's ticks. The Play button is locked.</w:t>
-      </w:r>
-    </w:p>
-    <w:p>
-      <w:pPr>
-        <w:pStyle w:val="ListBullet"/>
-      </w:pPr>
-      <w:r>
-        <w:t>Clock + Transport  —  the clock runs everything. Its Start, Continue, and Stop messages start and stop playback, and its ticks set the tempo and the beat. The first clock after Start counts as the downbeat, so your steps line up closely with the external device. The Play button and BPM field are locked.</w:t>
-      </w:r>
-    </w:p>
-    <w:p>
-      <w:r>
-        <w:t>With Clock + Transport or Transport only, mu-Tant also follows Song Position Pointer messages. If you stop the external sequencer, move its playhead, and press Continue, mu-Tant picks up from the new position instead of where it stopped.</w:t>
-      </w:r>
-    </w:p>
-    <w:p>
-      <w:r>
-        <w:t>With Clock only or Clock + Transport, a Clock lamp appears in the transport bar, between the BPM display and the Position readout. It shows the state of the incoming clock and stays steady in every state; it never blinks:</w:t>
-      </w:r>
-    </w:p>
-    <w:p>
-      <w:pPr>
-        <w:pStyle w:val="ListBullet"/>
-      </w:pPr>
-      <w:r>
-        <w:t>Dim amber  —  Waiting for clock. Sync is on, but no clock pulses have arrived yet, or the master device is stopped and sending nothing.</w:t>
-      </w:r>
-    </w:p>
-    <w:p>
-      <w:pPr>
-        <w:pStyle w:val="ListBullet"/>
-      </w:pPr>
-      <w:r>
-        <w:t>Green  —  Locked. mu-Tant is following the clock. Hover over the lamp and the status bar shows the tempo, for example "Locked at 120 BPM".</w:t>
-      </w:r>
-    </w:p>
-    <w:p>
-      <w:pPr>
-        <w:pStyle w:val="ListBullet"/>
-      </w:pPr>
-      <w:r>
-        <w:t>Red  —  Lost. The clock pulses stopped arriving for about a quarter of a second while the master was playing, for example because a cable came loose or the master device was switched off. mu-Tant stops the transport, and the status bar shows "MIDI Clock: Lost, transport stopped" once, without you having to hover. When the pulses come back, mu-Tant carries on by itself.</w:t>
-      </w:r>
-    </w:p>
-    <w:p>
-      <w:r>
         <w:t>The lamp is hidden with Transport only, because the clock's ticks are not used, and whenever Source is Internal. The BPM display works as before: it is locked and shows the clock's tempo while the clock sets the tempo.</w:t>
       </w:r>
     </w:p>
     <w:p>
       <w:r>
-        <w:t xml:space="preserve">Sync Offset  —  with Source set to MIDI In, a Sync Offset field appears in the MIDI Clock section of Settings. It runs from −50 to +250 ms (the label reads simply Sync offset) and defaults to 0. The value is shown with a sign, for example +25. The arrows step 1 ms; </w:t>
-      </w:r>
-      <w:r>
-        <w:lastRenderedPageBreak/>
-        <w:t>Shift+click steps 10 ms. A positive value makes mu-Tant play earlier than the clock says. Enter your audio output latency here (about 20 to 40 ms on Windows WASAPI) so the sound lands on the beat of a hardware master. mu-Tant remembers the setting between sessions.</w:t>
+        <w:t>Sync Offset  —  with Source set to MIDI In, a Sync Offset field appears in the MIDI Clock section of Settings. It runs from −50 to +250 ms (the label reads simply Sync offset) and defaults to 0. The value is shown with a sign, for example +25. The arrows step 1 ms; Shift+click steps 10 ms. A positive value makes mu-Tant play earlier than the clock says. Enter your audio output latency here (about 20 to 40 ms on Windows WASAPI) so the sound lands on the beat of a hardware master. mu-Tant remembers the setting between sessions.</w:t>
       </w:r>
     </w:p>
     <w:p>
@@ -2676,10 +2670,10 @@
           <w:noProof/>
         </w:rPr>
         <w:drawing>
-          <wp:inline distT="0" distB="0" distL="0" distR="0" wp14:anchorId="75A0BFF8" wp14:editId="3A906BA0">
+          <wp:inline distT="0" distB="0" distL="0" distR="0" wp14:anchorId="335263A2" wp14:editId="3DBEDE01">
             <wp:extent cx="5274310" cy="277495"/>
             <wp:effectExtent l="0" t="0" r="2540" b="8255"/>
-            <wp:docPr id="874401513" name="Picture 17"/>
+            <wp:docPr id="570518971" name="Picture 17"/>
             <wp:cNvGraphicFramePr>
               <a:graphicFrameLocks xmlns:a="http://schemas.openxmlformats.org/drawingml/2006/main" noChangeAspect="1"/>
             </wp:cNvGraphicFramePr>
@@ -2687,7 +2681,7 @@
               <a:graphicData uri="http://schemas.openxmlformats.org/drawingml/2006/picture">
                 <pic:pic xmlns:pic="http://schemas.openxmlformats.org/drawingml/2006/picture">
                   <pic:nvPicPr>
-                    <pic:cNvPr id="874401513" name=""/>
+                    <pic:cNvPr id="570518971" name=""/>
                     <pic:cNvPicPr/>
                   </pic:nvPicPr>
                   <pic:blipFill>
@@ -2948,7 +2942,7 @@
         <w:pStyle w:val="ListBullet"/>
       </w:pPr>
       <w:r>
-        <w:t>Insert effects: 13 plus None (Soft Clip, Hard Clip, Fold, Bitcrusher, Clipper, 3-Band EQ, Compressor, Limiter, Ring Mod, Tape Sat, Karplus, Vocoder, Vocoder Stereo)</w:t>
+        <w:t>Insert effects: 14 plus None (Soft Clip, Hard Clip, Fold, Bitcrusher, Clipper, 3-Band EQ, Compressor, Limiter, Ring Mod, Tape Sat, Overdrive, Karplus, Vocoder, Vocoder Stereo)</w:t>
       </w:r>
     </w:p>
     <w:p>
@@ -3056,7 +3050,7 @@
   <w:abstractNum w:abstractNumId="0" w15:restartNumberingAfterBreak="0">
     <w:nsid w:val="FFFFFF89"/>
     <w:multiLevelType w:val="singleLevel"/>
-    <w:tmpl w:val="2070BA0C"/>
+    <w:tmpl w:val="913C2C02"/>
     <w:lvl w:ilvl="0">
       <w:start w:val="1"/>
       <w:numFmt w:val="bullet"/>
@@ -3074,7 +3068,7 @@
       </w:rPr>
     </w:lvl>
   </w:abstractNum>
-  <w:num w:numId="1" w16cid:durableId="1780642119">
+  <w:num w:numId="1" w16cid:durableId="2079664041">
     <w:abstractNumId w:val="0"/>
   </w:num>
 </w:numbering>
@@ -3488,7 +3482,7 @@
     <w:link w:val="Heading1Char"/>
     <w:uiPriority w:val="9"/>
     <w:qFormat/>
-    <w:rsid w:val="00C16037"/>
+    <w:rsid w:val="0053526C"/>
     <w:pPr>
       <w:keepNext/>
       <w:keepLines/>
@@ -3510,7 +3504,7 @@
     <w:uiPriority w:val="9"/>
     <w:unhideWhenUsed/>
     <w:qFormat/>
-    <w:rsid w:val="00C16037"/>
+    <w:rsid w:val="0053526C"/>
     <w:pPr>
       <w:keepNext/>
       <w:keepLines/>
@@ -3532,7 +3526,7 @@
     <w:uiPriority w:val="9"/>
     <w:unhideWhenUsed/>
     <w:qFormat/>
-    <w:rsid w:val="00C16037"/>
+    <w:rsid w:val="0053526C"/>
     <w:pPr>
       <w:keepNext/>
       <w:keepLines/>
@@ -3555,7 +3549,7 @@
     <w:semiHidden/>
     <w:unhideWhenUsed/>
     <w:qFormat/>
-    <w:rsid w:val="00C16037"/>
+    <w:rsid w:val="0053526C"/>
     <w:pPr>
       <w:keepNext/>
       <w:keepLines/>
@@ -3578,7 +3572,7 @@
     <w:semiHidden/>
     <w:unhideWhenUsed/>
     <w:qFormat/>
-    <w:rsid w:val="00C16037"/>
+    <w:rsid w:val="0053526C"/>
     <w:pPr>
       <w:keepNext/>
       <w:keepLines/>
@@ -3599,7 +3593,7 @@
     <w:semiHidden/>
     <w:unhideWhenUsed/>
     <w:qFormat/>
-    <w:rsid w:val="00C16037"/>
+    <w:rsid w:val="0053526C"/>
     <w:pPr>
       <w:keepNext/>
       <w:keepLines/>
@@ -3622,7 +3616,7 @@
     <w:semiHidden/>
     <w:unhideWhenUsed/>
     <w:qFormat/>
-    <w:rsid w:val="00C16037"/>
+    <w:rsid w:val="0053526C"/>
     <w:pPr>
       <w:keepNext/>
       <w:keepLines/>
@@ -3643,7 +3637,7 @@
     <w:semiHidden/>
     <w:unhideWhenUsed/>
     <w:qFormat/>
-    <w:rsid w:val="00C16037"/>
+    <w:rsid w:val="0053526C"/>
     <w:pPr>
       <w:keepNext/>
       <w:keepLines/>
@@ -3666,7 +3660,7 @@
     <w:semiHidden/>
     <w:unhideWhenUsed/>
     <w:qFormat/>
-    <w:rsid w:val="00C16037"/>
+    <w:rsid w:val="0053526C"/>
     <w:pPr>
       <w:keepNext/>
       <w:keepLines/>
@@ -3710,7 +3704,7 @@
     <w:basedOn w:val="DefaultParagraphFont"/>
     <w:link w:val="Heading1"/>
     <w:uiPriority w:val="9"/>
-    <w:rsid w:val="00C16037"/>
+    <w:rsid w:val="0053526C"/>
     <w:rPr>
       <w:rFonts w:asciiTheme="majorHAnsi" w:eastAsiaTheme="majorEastAsia" w:hAnsiTheme="majorHAnsi" w:cstheme="majorBidi"/>
       <w:color w:val="0F4761" w:themeColor="accent1" w:themeShade="BF"/>
@@ -3723,7 +3717,7 @@
     <w:basedOn w:val="DefaultParagraphFont"/>
     <w:link w:val="Heading2"/>
     <w:uiPriority w:val="9"/>
-    <w:rsid w:val="00C16037"/>
+    <w:rsid w:val="0053526C"/>
     <w:rPr>
       <w:rFonts w:asciiTheme="majorHAnsi" w:eastAsiaTheme="majorEastAsia" w:hAnsiTheme="majorHAnsi" w:cstheme="majorBidi"/>
       <w:color w:val="0F4761" w:themeColor="accent1" w:themeShade="BF"/>
@@ -3736,7 +3730,7 @@
     <w:basedOn w:val="DefaultParagraphFont"/>
     <w:link w:val="Heading3"/>
     <w:uiPriority w:val="9"/>
-    <w:rsid w:val="00C16037"/>
+    <w:rsid w:val="0053526C"/>
     <w:rPr>
       <w:rFonts w:eastAsiaTheme="majorEastAsia" w:cstheme="majorBidi"/>
       <w:color w:val="0F4761" w:themeColor="accent1" w:themeShade="BF"/>
@@ -3750,7 +3744,7 @@
     <w:link w:val="Heading4"/>
     <w:uiPriority w:val="9"/>
     <w:semiHidden/>
-    <w:rsid w:val="00C16037"/>
+    <w:rsid w:val="0053526C"/>
     <w:rPr>
       <w:rFonts w:eastAsiaTheme="majorEastAsia" w:cstheme="majorBidi"/>
       <w:i/>
@@ -3764,7 +3758,7 @@
     <w:link w:val="Heading5"/>
     <w:uiPriority w:val="9"/>
     <w:semiHidden/>
-    <w:rsid w:val="00C16037"/>
+    <w:rsid w:val="0053526C"/>
     <w:rPr>
       <w:rFonts w:eastAsiaTheme="majorEastAsia" w:cstheme="majorBidi"/>
       <w:color w:val="0F4761" w:themeColor="accent1" w:themeShade="BF"/>
@@ -3776,7 +3770,7 @@
     <w:link w:val="Heading6"/>
     <w:uiPriority w:val="9"/>
     <w:semiHidden/>
-    <w:rsid w:val="00C16037"/>
+    <w:rsid w:val="0053526C"/>
     <w:rPr>
       <w:rFonts w:eastAsiaTheme="majorEastAsia" w:cstheme="majorBidi"/>
       <w:i/>
@@ -3790,7 +3784,7 @@
     <w:link w:val="Heading7"/>
     <w:uiPriority w:val="9"/>
     <w:semiHidden/>
-    <w:rsid w:val="00C16037"/>
+    <w:rsid w:val="0053526C"/>
     <w:rPr>
       <w:rFonts w:eastAsiaTheme="majorEastAsia" w:cstheme="majorBidi"/>
       <w:color w:val="595959" w:themeColor="text1" w:themeTint="A6"/>
@@ -3802,7 +3796,7 @@
     <w:link w:val="Heading8"/>
     <w:uiPriority w:val="9"/>
     <w:semiHidden/>
-    <w:rsid w:val="00C16037"/>
+    <w:rsid w:val="0053526C"/>
     <w:rPr>
       <w:rFonts w:eastAsiaTheme="majorEastAsia" w:cstheme="majorBidi"/>
       <w:i/>
@@ -3816,7 +3810,7 @@
     <w:link w:val="Heading9"/>
     <w:uiPriority w:val="9"/>
     <w:semiHidden/>
-    <w:rsid w:val="00C16037"/>
+    <w:rsid w:val="0053526C"/>
     <w:rPr>
       <w:rFonts w:eastAsiaTheme="majorEastAsia" w:cstheme="majorBidi"/>
       <w:color w:val="272727" w:themeColor="text1" w:themeTint="D8"/>
@@ -3829,7 +3823,7 @@
     <w:link w:val="TitleChar"/>
     <w:uiPriority w:val="10"/>
     <w:qFormat/>
-    <w:rsid w:val="00C16037"/>
+    <w:rsid w:val="0053526C"/>
     <w:pPr>
       <w:spacing w:after="80" w:line="240" w:lineRule="auto"/>
       <w:contextualSpacing/>
@@ -3847,7 +3841,7 @@
     <w:basedOn w:val="DefaultParagraphFont"/>
     <w:link w:val="Title"/>
     <w:uiPriority w:val="10"/>
-    <w:rsid w:val="00C16037"/>
+    <w:rsid w:val="0053526C"/>
     <w:rPr>
       <w:rFonts w:asciiTheme="majorHAnsi" w:eastAsiaTheme="majorEastAsia" w:hAnsiTheme="majorHAnsi" w:cstheme="majorBidi"/>
       <w:spacing w:val="-10"/>
@@ -3863,7 +3857,7 @@
     <w:link w:val="SubtitleChar"/>
     <w:uiPriority w:val="11"/>
     <w:qFormat/>
-    <w:rsid w:val="00C16037"/>
+    <w:rsid w:val="0053526C"/>
     <w:pPr>
       <w:numPr>
         <w:ilvl w:val="1"/>
@@ -3882,7 +3876,7 @@
     <w:basedOn w:val="DefaultParagraphFont"/>
     <w:link w:val="Subtitle"/>
     <w:uiPriority w:val="11"/>
-    <w:rsid w:val="00C16037"/>
+    <w:rsid w:val="0053526C"/>
     <w:rPr>
       <w:rFonts w:eastAsiaTheme="majorEastAsia" w:cstheme="majorBidi"/>
       <w:color w:val="595959" w:themeColor="text1" w:themeTint="A6"/>
@@ -3898,7 +3892,7 @@
     <w:link w:val="QuoteChar"/>
     <w:uiPriority w:val="29"/>
     <w:qFormat/>
-    <w:rsid w:val="00C16037"/>
+    <w:rsid w:val="0053526C"/>
     <w:pPr>
       <w:spacing w:before="160"/>
       <w:jc w:val="center"/>
@@ -3914,7 +3908,7 @@
     <w:basedOn w:val="DefaultParagraphFont"/>
     <w:link w:val="Quote"/>
     <w:uiPriority w:val="29"/>
-    <w:rsid w:val="00C16037"/>
+    <w:rsid w:val="0053526C"/>
     <w:rPr>
       <w:i/>
       <w:iCs/>
@@ -3926,7 +3920,7 @@
     <w:basedOn w:val="Normal"/>
     <w:uiPriority w:val="34"/>
     <w:qFormat/>
-    <w:rsid w:val="00C16037"/>
+    <w:rsid w:val="0053526C"/>
     <w:pPr>
       <w:ind w:left="720"/>
       <w:contextualSpacing/>
@@ -3937,7 +3931,7 @@
     <w:basedOn w:val="DefaultParagraphFont"/>
     <w:uiPriority w:val="21"/>
     <w:qFormat/>
-    <w:rsid w:val="00C16037"/>
+    <w:rsid w:val="0053526C"/>
     <w:rPr>
       <w:i/>
       <w:iCs/>
@@ -3951,7 +3945,7 @@
     <w:link w:val="IntenseQuoteChar"/>
     <w:uiPriority w:val="30"/>
     <w:qFormat/>
-    <w:rsid w:val="00C16037"/>
+    <w:rsid w:val="0053526C"/>
     <w:pPr>
       <w:pBdr>
         <w:top w:val="single" w:sz="4" w:space="10" w:color="0F4761" w:themeColor="accent1" w:themeShade="BF"/>
@@ -3972,7 +3966,7 @@
     <w:basedOn w:val="DefaultParagraphFont"/>
     <w:link w:val="IntenseQuote"/>
     <w:uiPriority w:val="30"/>
-    <w:rsid w:val="00C16037"/>
+    <w:rsid w:val="0053526C"/>
     <w:rPr>
       <w:i/>
       <w:iCs/>
@@ -3984,7 +3978,7 @@
     <w:basedOn w:val="DefaultParagraphFont"/>
     <w:uiPriority w:val="32"/>
     <w:qFormat/>
-    <w:rsid w:val="00C16037"/>
+    <w:rsid w:val="0053526C"/>
     <w:rPr>
       <w:b/>
       <w:bCs/>
@@ -3998,7 +3992,7 @@
     <w:basedOn w:val="Normal"/>
     <w:uiPriority w:val="99"/>
     <w:unhideWhenUsed/>
-    <w:rsid w:val="00C16037"/>
+    <w:rsid w:val="0053526C"/>
     <w:pPr>
       <w:numPr>
         <w:numId w:val="1"/>

--- a/docs/mu-tant/mu-Tant User Manual.docx
+++ b/docs/mu-tant/mu-Tant User Manual.docx
@@ -89,10 +89,10 @@
           <w:noProof/>
         </w:rPr>
         <w:drawing>
-          <wp:inline distT="0" distB="0" distL="0" distR="0" wp14:anchorId="678AD700" wp14:editId="12CE4653">
+          <wp:inline distT="0" distB="0" distL="0" distR="0" wp14:anchorId="37EA989B" wp14:editId="75F5F247">
             <wp:extent cx="5274310" cy="3340100"/>
             <wp:effectExtent l="0" t="0" r="2540" b="0"/>
-            <wp:docPr id="1548366546" name="Picture 1"/>
+            <wp:docPr id="416482572" name="Picture 1"/>
             <wp:cNvGraphicFramePr>
               <a:graphicFrameLocks xmlns:a="http://schemas.openxmlformats.org/drawingml/2006/main" noChangeAspect="1"/>
             </wp:cNvGraphicFramePr>
@@ -100,7 +100,7 @@
               <a:graphicData uri="http://schemas.openxmlformats.org/drawingml/2006/picture">
                 <pic:pic xmlns:pic="http://schemas.openxmlformats.org/drawingml/2006/picture">
                   <pic:nvPicPr>
-                    <pic:cNvPr id="1548366546" name=""/>
+                    <pic:cNvPr id="416482572" name=""/>
                     <pic:cNvPicPr/>
                   </pic:nvPicPr>
                   <pic:blipFill>
@@ -317,10 +317,10 @@
           <w:noProof/>
         </w:rPr>
         <w:drawing>
-          <wp:inline distT="0" distB="0" distL="0" distR="0" wp14:anchorId="70155CFB" wp14:editId="7B129440">
+          <wp:inline distT="0" distB="0" distL="0" distR="0" wp14:anchorId="096E0338" wp14:editId="04F995D6">
             <wp:extent cx="5274310" cy="3340100"/>
             <wp:effectExtent l="0" t="0" r="2540" b="0"/>
-            <wp:docPr id="936887891" name="Picture 2"/>
+            <wp:docPr id="2032101635" name="Picture 2"/>
             <wp:cNvGraphicFramePr>
               <a:graphicFrameLocks xmlns:a="http://schemas.openxmlformats.org/drawingml/2006/main" noChangeAspect="1"/>
             </wp:cNvGraphicFramePr>
@@ -328,7 +328,7 @@
               <a:graphicData uri="http://schemas.openxmlformats.org/drawingml/2006/picture">
                 <pic:pic xmlns:pic="http://schemas.openxmlformats.org/drawingml/2006/picture">
                   <pic:nvPicPr>
-                    <pic:cNvPr id="936887891" name=""/>
+                    <pic:cNvPr id="2032101635" name=""/>
                     <pic:cNvPicPr/>
                   </pic:nvPicPr>
                   <pic:blipFill>
@@ -377,10 +377,10 @@
         </w:rPr>
         <w:lastRenderedPageBreak/>
         <w:drawing>
-          <wp:inline distT="0" distB="0" distL="0" distR="0" wp14:anchorId="47128ADF" wp14:editId="4D2E233D">
-            <wp:extent cx="4002118" cy="3049232"/>
+          <wp:inline distT="0" distB="0" distL="0" distR="0" wp14:anchorId="0EF2E05B" wp14:editId="06EA8A11">
+            <wp:extent cx="4001058" cy="3048425"/>
             <wp:effectExtent l="0" t="0" r="0" b="0"/>
-            <wp:docPr id="180432864" name="Picture 3"/>
+            <wp:docPr id="992787558" name="Picture 3"/>
             <wp:cNvGraphicFramePr>
               <a:graphicFrameLocks xmlns:a="http://schemas.openxmlformats.org/drawingml/2006/main" noChangeAspect="1"/>
             </wp:cNvGraphicFramePr>
@@ -388,7 +388,7 @@
               <a:graphicData uri="http://schemas.openxmlformats.org/drawingml/2006/picture">
                 <pic:pic xmlns:pic="http://schemas.openxmlformats.org/drawingml/2006/picture">
                   <pic:nvPicPr>
-                    <pic:cNvPr id="180432864" name=""/>
+                    <pic:cNvPr id="992787558" name=""/>
                     <pic:cNvPicPr/>
                   </pic:nvPicPr>
                   <pic:blipFill>
@@ -406,7 +406,7 @@
                   <pic:spPr>
                     <a:xfrm>
                       <a:off x="0" y="0"/>
-                      <a:ext cx="4002118" cy="3049232"/>
+                      <a:ext cx="4001058" cy="3048425"/>
                     </a:xfrm>
                     <a:prstGeom prst="rect">
                       <a:avLst/>
@@ -495,10 +495,10 @@
         </w:rPr>
         <w:lastRenderedPageBreak/>
         <w:drawing>
-          <wp:inline distT="0" distB="0" distL="0" distR="0" wp14:anchorId="1D120DFB" wp14:editId="493B17F3">
+          <wp:inline distT="0" distB="0" distL="0" distR="0" wp14:anchorId="15C900FB" wp14:editId="68544C22">
             <wp:extent cx="5274310" cy="3340100"/>
             <wp:effectExtent l="0" t="0" r="2540" b="0"/>
-            <wp:docPr id="1074715592" name="Picture 4"/>
+            <wp:docPr id="1375998579" name="Picture 4"/>
             <wp:cNvGraphicFramePr>
               <a:graphicFrameLocks xmlns:a="http://schemas.openxmlformats.org/drawingml/2006/main" noChangeAspect="1"/>
             </wp:cNvGraphicFramePr>
@@ -506,7 +506,7 @@
               <a:graphicData uri="http://schemas.openxmlformats.org/drawingml/2006/picture">
                 <pic:pic xmlns:pic="http://schemas.openxmlformats.org/drawingml/2006/picture">
                   <pic:nvPicPr>
-                    <pic:cNvPr id="1074715592" name=""/>
+                    <pic:cNvPr id="1375998579" name=""/>
                     <pic:cNvPicPr/>
                   </pic:nvPicPr>
                   <pic:blipFill>
@@ -675,10 +675,10 @@
           <w:noProof/>
         </w:rPr>
         <w:drawing>
-          <wp:inline distT="0" distB="0" distL="0" distR="0" wp14:anchorId="79972C8C" wp14:editId="5695BB31">
+          <wp:inline distT="0" distB="0" distL="0" distR="0" wp14:anchorId="4984582C" wp14:editId="6387B5BF">
             <wp:extent cx="5274310" cy="126365"/>
             <wp:effectExtent l="0" t="0" r="2540" b="6985"/>
-            <wp:docPr id="1740231396" name="Picture 5"/>
+            <wp:docPr id="998911034" name="Picture 5"/>
             <wp:cNvGraphicFramePr>
               <a:graphicFrameLocks xmlns:a="http://schemas.openxmlformats.org/drawingml/2006/main" noChangeAspect="1"/>
             </wp:cNvGraphicFramePr>
@@ -686,7 +686,7 @@
               <a:graphicData uri="http://schemas.openxmlformats.org/drawingml/2006/picture">
                 <pic:pic xmlns:pic="http://schemas.openxmlformats.org/drawingml/2006/picture">
                   <pic:nvPicPr>
-                    <pic:cNvPr id="1740231396" name=""/>
+                    <pic:cNvPr id="998911034" name=""/>
                     <pic:cNvPicPr/>
                   </pic:nvPicPr>
                   <pic:blipFill>
@@ -758,10 +758,10 @@
           <w:noProof/>
         </w:rPr>
         <w:drawing>
-          <wp:inline distT="0" distB="0" distL="0" distR="0" wp14:anchorId="390D81D5" wp14:editId="3F7790C7">
+          <wp:inline distT="0" distB="0" distL="0" distR="0" wp14:anchorId="2338629F" wp14:editId="1BCA939A">
             <wp:extent cx="446690" cy="4318000"/>
             <wp:effectExtent l="0" t="0" r="0" b="6350"/>
-            <wp:docPr id="213602447" name="Picture 6"/>
+            <wp:docPr id="924460819" name="Picture 6"/>
             <wp:cNvGraphicFramePr>
               <a:graphicFrameLocks xmlns:a="http://schemas.openxmlformats.org/drawingml/2006/main" noChangeAspect="1"/>
             </wp:cNvGraphicFramePr>
@@ -769,7 +769,7 @@
               <a:graphicData uri="http://schemas.openxmlformats.org/drawingml/2006/picture">
                 <pic:pic xmlns:pic="http://schemas.openxmlformats.org/drawingml/2006/picture">
                   <pic:nvPicPr>
-                    <pic:cNvPr id="213602447" name=""/>
+                    <pic:cNvPr id="924460819" name=""/>
                     <pic:cNvPicPr/>
                   </pic:nvPicPr>
                   <pic:blipFill>
@@ -1010,10 +1010,10 @@
           <w:noProof/>
         </w:rPr>
         <w:drawing>
-          <wp:inline distT="0" distB="0" distL="0" distR="0" wp14:anchorId="16DF9468" wp14:editId="6C7EC699">
+          <wp:inline distT="0" distB="0" distL="0" distR="0" wp14:anchorId="2926A577" wp14:editId="395741E5">
             <wp:extent cx="5274310" cy="417195"/>
             <wp:effectExtent l="0" t="0" r="2540" b="1905"/>
-            <wp:docPr id="726767948" name="Picture 7"/>
+            <wp:docPr id="2018200348" name="Picture 7"/>
             <wp:cNvGraphicFramePr>
               <a:graphicFrameLocks xmlns:a="http://schemas.openxmlformats.org/drawingml/2006/main" noChangeAspect="1"/>
             </wp:cNvGraphicFramePr>
@@ -1021,7 +1021,7 @@
               <a:graphicData uri="http://schemas.openxmlformats.org/drawingml/2006/picture">
                 <pic:pic xmlns:pic="http://schemas.openxmlformats.org/drawingml/2006/picture">
                   <pic:nvPicPr>
-                    <pic:cNvPr id="726767948" name=""/>
+                    <pic:cNvPr id="2018200348" name=""/>
                     <pic:cNvPicPr/>
                   </pic:nvPicPr>
                   <pic:blipFill>
@@ -1318,10 +1318,10 @@
           <w:noProof/>
         </w:rPr>
         <w:drawing>
-          <wp:inline distT="0" distB="0" distL="0" distR="0" wp14:anchorId="640D889A" wp14:editId="54661D4C">
+          <wp:inline distT="0" distB="0" distL="0" distR="0" wp14:anchorId="0FD37E0B" wp14:editId="2C399D60">
             <wp:extent cx="5274310" cy="502920"/>
             <wp:effectExtent l="0" t="0" r="2540" b="0"/>
-            <wp:docPr id="865013809" name="Picture 8"/>
+            <wp:docPr id="865874829" name="Picture 8"/>
             <wp:cNvGraphicFramePr>
               <a:graphicFrameLocks xmlns:a="http://schemas.openxmlformats.org/drawingml/2006/main" noChangeAspect="1"/>
             </wp:cNvGraphicFramePr>
@@ -1329,7 +1329,7 @@
               <a:graphicData uri="http://schemas.openxmlformats.org/drawingml/2006/picture">
                 <pic:pic xmlns:pic="http://schemas.openxmlformats.org/drawingml/2006/picture">
                   <pic:nvPicPr>
-                    <pic:cNvPr id="865013809" name=""/>
+                    <pic:cNvPr id="865874829" name=""/>
                     <pic:cNvPicPr/>
                   </pic:nvPicPr>
                   <pic:blipFill>
@@ -1606,10 +1606,10 @@
           <w:noProof/>
         </w:rPr>
         <w:drawing>
-          <wp:inline distT="0" distB="0" distL="0" distR="0" wp14:anchorId="78D75EE4" wp14:editId="69AE0797">
+          <wp:inline distT="0" distB="0" distL="0" distR="0" wp14:anchorId="7040AF0A" wp14:editId="528DFD42">
             <wp:extent cx="5274310" cy="763905"/>
             <wp:effectExtent l="0" t="0" r="2540" b="0"/>
-            <wp:docPr id="579124491" name="Picture 9"/>
+            <wp:docPr id="859402455" name="Picture 9"/>
             <wp:cNvGraphicFramePr>
               <a:graphicFrameLocks xmlns:a="http://schemas.openxmlformats.org/drawingml/2006/main" noChangeAspect="1"/>
             </wp:cNvGraphicFramePr>
@@ -1617,7 +1617,7 @@
               <a:graphicData uri="http://schemas.openxmlformats.org/drawingml/2006/picture">
                 <pic:pic xmlns:pic="http://schemas.openxmlformats.org/drawingml/2006/picture">
                   <pic:nvPicPr>
-                    <pic:cNvPr id="579124491" name=""/>
+                    <pic:cNvPr id="859402455" name=""/>
                     <pic:cNvPicPr/>
                   </pic:nvPicPr>
                   <pic:blipFill>
@@ -1693,10 +1693,10 @@
           <w:noProof/>
         </w:rPr>
         <w:drawing>
-          <wp:inline distT="0" distB="0" distL="0" distR="0" wp14:anchorId="6313D320" wp14:editId="17F69490">
+          <wp:inline distT="0" distB="0" distL="0" distR="0" wp14:anchorId="4067B785" wp14:editId="166C4489">
             <wp:extent cx="5274310" cy="1386205"/>
             <wp:effectExtent l="0" t="0" r="2540" b="4445"/>
-            <wp:docPr id="1949336029" name="Picture 10"/>
+            <wp:docPr id="720058402" name="Picture 10"/>
             <wp:cNvGraphicFramePr>
               <a:graphicFrameLocks xmlns:a="http://schemas.openxmlformats.org/drawingml/2006/main" noChangeAspect="1"/>
             </wp:cNvGraphicFramePr>
@@ -1704,7 +1704,7 @@
               <a:graphicData uri="http://schemas.openxmlformats.org/drawingml/2006/picture">
                 <pic:pic xmlns:pic="http://schemas.openxmlformats.org/drawingml/2006/picture">
                   <pic:nvPicPr>
-                    <pic:cNvPr id="1949336029" name=""/>
+                    <pic:cNvPr id="720058402" name=""/>
                     <pic:cNvPicPr/>
                   </pic:nvPicPr>
                   <pic:blipFill>
@@ -1776,10 +1776,10 @@
           <w:noProof/>
         </w:rPr>
         <w:drawing>
-          <wp:inline distT="0" distB="0" distL="0" distR="0" wp14:anchorId="4C67C49E" wp14:editId="5D476B91">
+          <wp:inline distT="0" distB="0" distL="0" distR="0" wp14:anchorId="3CE89E2C" wp14:editId="427B7CB7">
             <wp:extent cx="5274310" cy="3340100"/>
             <wp:effectExtent l="0" t="0" r="2540" b="0"/>
-            <wp:docPr id="1314486896" name="Picture 11"/>
+            <wp:docPr id="404104845" name="Picture 11"/>
             <wp:cNvGraphicFramePr>
               <a:graphicFrameLocks xmlns:a="http://schemas.openxmlformats.org/drawingml/2006/main" noChangeAspect="1"/>
             </wp:cNvGraphicFramePr>
@@ -1787,7 +1787,7 @@
               <a:graphicData uri="http://schemas.openxmlformats.org/drawingml/2006/picture">
                 <pic:pic xmlns:pic="http://schemas.openxmlformats.org/drawingml/2006/picture">
                   <pic:nvPicPr>
-                    <pic:cNvPr id="1314486896" name=""/>
+                    <pic:cNvPr id="404104845" name=""/>
                     <pic:cNvPicPr/>
                   </pic:nvPicPr>
                   <pic:blipFill>
@@ -1836,10 +1836,10 @@
         </w:rPr>
         <w:lastRenderedPageBreak/>
         <w:drawing>
-          <wp:inline distT="0" distB="0" distL="0" distR="0" wp14:anchorId="72EFDBBD" wp14:editId="525ED89E">
-            <wp:extent cx="1524616" cy="1429328"/>
+          <wp:inline distT="0" distB="0" distL="0" distR="0" wp14:anchorId="18B4E03E" wp14:editId="493E0857">
+            <wp:extent cx="1524213" cy="1428949"/>
             <wp:effectExtent l="0" t="0" r="0" b="0"/>
-            <wp:docPr id="928240334" name="Picture 12"/>
+            <wp:docPr id="1460159822" name="Picture 12"/>
             <wp:cNvGraphicFramePr>
               <a:graphicFrameLocks xmlns:a="http://schemas.openxmlformats.org/drawingml/2006/main" noChangeAspect="1"/>
             </wp:cNvGraphicFramePr>
@@ -1847,7 +1847,7 @@
               <a:graphicData uri="http://schemas.openxmlformats.org/drawingml/2006/picture">
                 <pic:pic xmlns:pic="http://schemas.openxmlformats.org/drawingml/2006/picture">
                   <pic:nvPicPr>
-                    <pic:cNvPr id="928240334" name=""/>
+                    <pic:cNvPr id="1460159822" name=""/>
                     <pic:cNvPicPr/>
                   </pic:nvPicPr>
                   <pic:blipFill>
@@ -1865,7 +1865,7 @@
                   <pic:spPr>
                     <a:xfrm>
                       <a:off x="0" y="0"/>
-                      <a:ext cx="1524616" cy="1429328"/>
+                      <a:ext cx="1524213" cy="1428949"/>
                     </a:xfrm>
                     <a:prstGeom prst="rect">
                       <a:avLst/>
@@ -2056,10 +2056,10 @@
           <w:noProof/>
         </w:rPr>
         <w:drawing>
-          <wp:inline distT="0" distB="0" distL="0" distR="0" wp14:anchorId="3E5381A6" wp14:editId="66BD11C6">
-            <wp:extent cx="4716782" cy="343039"/>
+          <wp:inline distT="0" distB="0" distL="0" distR="0" wp14:anchorId="183A80DB" wp14:editId="75F45736">
+            <wp:extent cx="4715533" cy="342948"/>
             <wp:effectExtent l="0" t="0" r="0" b="0"/>
-            <wp:docPr id="256675747" name="Picture 13"/>
+            <wp:docPr id="857134469" name="Picture 13"/>
             <wp:cNvGraphicFramePr>
               <a:graphicFrameLocks xmlns:a="http://schemas.openxmlformats.org/drawingml/2006/main" noChangeAspect="1"/>
             </wp:cNvGraphicFramePr>
@@ -2067,7 +2067,7 @@
               <a:graphicData uri="http://schemas.openxmlformats.org/drawingml/2006/picture">
                 <pic:pic xmlns:pic="http://schemas.openxmlformats.org/drawingml/2006/picture">
                   <pic:nvPicPr>
-                    <pic:cNvPr id="256675747" name=""/>
+                    <pic:cNvPr id="857134469" name=""/>
                     <pic:cNvPicPr/>
                   </pic:nvPicPr>
                   <pic:blipFill>
@@ -2085,7 +2085,7 @@
                   <pic:spPr>
                     <a:xfrm>
                       <a:off x="0" y="0"/>
-                      <a:ext cx="4716782" cy="343039"/>
+                      <a:ext cx="4715533" cy="342948"/>
                     </a:xfrm>
                     <a:prstGeom prst="rect">
                       <a:avLst/>
@@ -2200,10 +2200,10 @@
           <w:noProof/>
         </w:rPr>
         <w:drawing>
-          <wp:inline distT="0" distB="0" distL="0" distR="0" wp14:anchorId="278294E4" wp14:editId="6070AA70">
+          <wp:inline distT="0" distB="0" distL="0" distR="0" wp14:anchorId="19252AE5" wp14:editId="72BFC87E">
             <wp:extent cx="5274310" cy="3340100"/>
             <wp:effectExtent l="0" t="0" r="2540" b="0"/>
-            <wp:docPr id="2132103965" name="Picture 14"/>
+            <wp:docPr id="1353131738" name="Picture 14"/>
             <wp:cNvGraphicFramePr>
               <a:graphicFrameLocks xmlns:a="http://schemas.openxmlformats.org/drawingml/2006/main" noChangeAspect="1"/>
             </wp:cNvGraphicFramePr>
@@ -2211,7 +2211,7 @@
               <a:graphicData uri="http://schemas.openxmlformats.org/drawingml/2006/picture">
                 <pic:pic xmlns:pic="http://schemas.openxmlformats.org/drawingml/2006/picture">
                   <pic:nvPicPr>
-                    <pic:cNvPr id="2132103965" name=""/>
+                    <pic:cNvPr id="1353131738" name=""/>
                     <pic:cNvPicPr/>
                   </pic:nvPicPr>
                   <pic:blipFill>
@@ -2334,10 +2334,10 @@
           <w:noProof/>
         </w:rPr>
         <w:drawing>
-          <wp:inline distT="0" distB="0" distL="0" distR="0" wp14:anchorId="7C882C70" wp14:editId="6755C4ED">
-            <wp:extent cx="5274310" cy="147320"/>
-            <wp:effectExtent l="0" t="0" r="2540" b="5080"/>
-            <wp:docPr id="609392969" name="Picture 15"/>
+          <wp:inline distT="0" distB="0" distL="0" distR="0" wp14:anchorId="1F7C0AE6" wp14:editId="44B8707A">
+            <wp:extent cx="5274310" cy="147955"/>
+            <wp:effectExtent l="0" t="0" r="2540" b="4445"/>
+            <wp:docPr id="652635421" name="Picture 15"/>
             <wp:cNvGraphicFramePr>
               <a:graphicFrameLocks xmlns:a="http://schemas.openxmlformats.org/drawingml/2006/main" noChangeAspect="1"/>
             </wp:cNvGraphicFramePr>
@@ -2345,7 +2345,7 @@
               <a:graphicData uri="http://schemas.openxmlformats.org/drawingml/2006/picture">
                 <pic:pic xmlns:pic="http://schemas.openxmlformats.org/drawingml/2006/picture">
                   <pic:nvPicPr>
-                    <pic:cNvPr id="609392969" name=""/>
+                    <pic:cNvPr id="652635421" name=""/>
                     <pic:cNvPicPr/>
                   </pic:nvPicPr>
                   <pic:blipFill>
@@ -2363,7 +2363,7 @@
                   <pic:spPr>
                     <a:xfrm>
                       <a:off x="0" y="0"/>
-                      <a:ext cx="5274310" cy="147320"/>
+                      <a:ext cx="5274310" cy="147955"/>
                     </a:xfrm>
                     <a:prstGeom prst="rect">
                       <a:avLst/>
@@ -2486,10 +2486,10 @@
           <w:noProof/>
         </w:rPr>
         <w:drawing>
-          <wp:inline distT="0" distB="0" distL="0" distR="0" wp14:anchorId="15A8F291" wp14:editId="187F5111">
+          <wp:inline distT="0" distB="0" distL="0" distR="0" wp14:anchorId="014EA125" wp14:editId="013E0E54">
             <wp:extent cx="5274310" cy="3340100"/>
             <wp:effectExtent l="0" t="0" r="2540" b="0"/>
-            <wp:docPr id="1114825483" name="Picture 16"/>
+            <wp:docPr id="440352563" name="Picture 16"/>
             <wp:cNvGraphicFramePr>
               <a:graphicFrameLocks xmlns:a="http://schemas.openxmlformats.org/drawingml/2006/main" noChangeAspect="1"/>
             </wp:cNvGraphicFramePr>
@@ -2497,7 +2497,7 @@
               <a:graphicData uri="http://schemas.openxmlformats.org/drawingml/2006/picture">
                 <pic:pic xmlns:pic="http://schemas.openxmlformats.org/drawingml/2006/picture">
                   <pic:nvPicPr>
-                    <pic:cNvPr id="1114825483" name=""/>
+                    <pic:cNvPr id="440352563" name=""/>
                     <pic:cNvPicPr/>
                   </pic:nvPicPr>
                   <pic:blipFill>
@@ -2670,10 +2670,10 @@
           <w:noProof/>
         </w:rPr>
         <w:drawing>
-          <wp:inline distT="0" distB="0" distL="0" distR="0" wp14:anchorId="335263A2" wp14:editId="3DBEDE01">
+          <wp:inline distT="0" distB="0" distL="0" distR="0" wp14:anchorId="402A5DA0" wp14:editId="1A43F609">
             <wp:extent cx="5274310" cy="277495"/>
             <wp:effectExtent l="0" t="0" r="2540" b="8255"/>
-            <wp:docPr id="570518971" name="Picture 17"/>
+            <wp:docPr id="2046507830" name="Picture 17"/>
             <wp:cNvGraphicFramePr>
               <a:graphicFrameLocks xmlns:a="http://schemas.openxmlformats.org/drawingml/2006/main" noChangeAspect="1"/>
             </wp:cNvGraphicFramePr>
@@ -2681,7 +2681,7 @@
               <a:graphicData uri="http://schemas.openxmlformats.org/drawingml/2006/picture">
                 <pic:pic xmlns:pic="http://schemas.openxmlformats.org/drawingml/2006/picture">
                   <pic:nvPicPr>
-                    <pic:cNvPr id="570518971" name=""/>
+                    <pic:cNvPr id="2046507830" name=""/>
                     <pic:cNvPicPr/>
                   </pic:nvPicPr>
                   <pic:blipFill>
@@ -3050,7 +3050,7 @@
   <w:abstractNum w:abstractNumId="0" w15:restartNumberingAfterBreak="0">
     <w:nsid w:val="FFFFFF89"/>
     <w:multiLevelType w:val="singleLevel"/>
-    <w:tmpl w:val="913C2C02"/>
+    <w:tmpl w:val="76A86FAA"/>
     <w:lvl w:ilvl="0">
       <w:start w:val="1"/>
       <w:numFmt w:val="bullet"/>
@@ -3068,7 +3068,7 @@
       </w:rPr>
     </w:lvl>
   </w:abstractNum>
-  <w:num w:numId="1" w16cid:durableId="2079664041">
+  <w:num w:numId="1" w16cid:durableId="186874876">
     <w:abstractNumId w:val="0"/>
   </w:num>
 </w:numbering>
@@ -3482,7 +3482,7 @@
     <w:link w:val="Heading1Char"/>
     <w:uiPriority w:val="9"/>
     <w:qFormat/>
-    <w:rsid w:val="0053526C"/>
+    <w:rsid w:val="00437D5E"/>
     <w:pPr>
       <w:keepNext/>
       <w:keepLines/>
@@ -3504,7 +3504,7 @@
     <w:uiPriority w:val="9"/>
     <w:unhideWhenUsed/>
     <w:qFormat/>
-    <w:rsid w:val="0053526C"/>
+    <w:rsid w:val="00437D5E"/>
     <w:pPr>
       <w:keepNext/>
       <w:keepLines/>
@@ -3526,7 +3526,7 @@
     <w:uiPriority w:val="9"/>
     <w:unhideWhenUsed/>
     <w:qFormat/>
-    <w:rsid w:val="0053526C"/>
+    <w:rsid w:val="00437D5E"/>
     <w:pPr>
       <w:keepNext/>
       <w:keepLines/>
@@ -3549,7 +3549,7 @@
     <w:semiHidden/>
     <w:unhideWhenUsed/>
     <w:qFormat/>
-    <w:rsid w:val="0053526C"/>
+    <w:rsid w:val="00437D5E"/>
     <w:pPr>
       <w:keepNext/>
       <w:keepLines/>
@@ -3572,7 +3572,7 @@
     <w:semiHidden/>
     <w:unhideWhenUsed/>
     <w:qFormat/>
-    <w:rsid w:val="0053526C"/>
+    <w:rsid w:val="00437D5E"/>
     <w:pPr>
       <w:keepNext/>
       <w:keepLines/>
@@ -3593,7 +3593,7 @@
     <w:semiHidden/>
     <w:unhideWhenUsed/>
     <w:qFormat/>
-    <w:rsid w:val="0053526C"/>
+    <w:rsid w:val="00437D5E"/>
     <w:pPr>
       <w:keepNext/>
       <w:keepLines/>
@@ -3616,7 +3616,7 @@
     <w:semiHidden/>
     <w:unhideWhenUsed/>
     <w:qFormat/>
-    <w:rsid w:val="0053526C"/>
+    <w:rsid w:val="00437D5E"/>
     <w:pPr>
       <w:keepNext/>
       <w:keepLines/>
@@ -3637,7 +3637,7 @@
     <w:semiHidden/>
     <w:unhideWhenUsed/>
     <w:qFormat/>
-    <w:rsid w:val="0053526C"/>
+    <w:rsid w:val="00437D5E"/>
     <w:pPr>
       <w:keepNext/>
       <w:keepLines/>
@@ -3660,7 +3660,7 @@
     <w:semiHidden/>
     <w:unhideWhenUsed/>
     <w:qFormat/>
-    <w:rsid w:val="0053526C"/>
+    <w:rsid w:val="00437D5E"/>
     <w:pPr>
       <w:keepNext/>
       <w:keepLines/>
@@ -3704,7 +3704,7 @@
     <w:basedOn w:val="DefaultParagraphFont"/>
     <w:link w:val="Heading1"/>
     <w:uiPriority w:val="9"/>
-    <w:rsid w:val="0053526C"/>
+    <w:rsid w:val="00437D5E"/>
     <w:rPr>
       <w:rFonts w:asciiTheme="majorHAnsi" w:eastAsiaTheme="majorEastAsia" w:hAnsiTheme="majorHAnsi" w:cstheme="majorBidi"/>
       <w:color w:val="0F4761" w:themeColor="accent1" w:themeShade="BF"/>
@@ -3717,7 +3717,7 @@
     <w:basedOn w:val="DefaultParagraphFont"/>
     <w:link w:val="Heading2"/>
     <w:uiPriority w:val="9"/>
-    <w:rsid w:val="0053526C"/>
+    <w:rsid w:val="00437D5E"/>
     <w:rPr>
       <w:rFonts w:asciiTheme="majorHAnsi" w:eastAsiaTheme="majorEastAsia" w:hAnsiTheme="majorHAnsi" w:cstheme="majorBidi"/>
       <w:color w:val="0F4761" w:themeColor="accent1" w:themeShade="BF"/>
@@ -3730,7 +3730,7 @@
     <w:basedOn w:val="DefaultParagraphFont"/>
     <w:link w:val="Heading3"/>
     <w:uiPriority w:val="9"/>
-    <w:rsid w:val="0053526C"/>
+    <w:rsid w:val="00437D5E"/>
     <w:rPr>
       <w:rFonts w:eastAsiaTheme="majorEastAsia" w:cstheme="majorBidi"/>
       <w:color w:val="0F4761" w:themeColor="accent1" w:themeShade="BF"/>
@@ -3744,7 +3744,7 @@
     <w:link w:val="Heading4"/>
     <w:uiPriority w:val="9"/>
     <w:semiHidden/>
-    <w:rsid w:val="0053526C"/>
+    <w:rsid w:val="00437D5E"/>
     <w:rPr>
       <w:rFonts w:eastAsiaTheme="majorEastAsia" w:cstheme="majorBidi"/>
       <w:i/>
@@ -3758,7 +3758,7 @@
     <w:link w:val="Heading5"/>
     <w:uiPriority w:val="9"/>
     <w:semiHidden/>
-    <w:rsid w:val="0053526C"/>
+    <w:rsid w:val="00437D5E"/>
     <w:rPr>
       <w:rFonts w:eastAsiaTheme="majorEastAsia" w:cstheme="majorBidi"/>
       <w:color w:val="0F4761" w:themeColor="accent1" w:themeShade="BF"/>
@@ -3770,7 +3770,7 @@
     <w:link w:val="Heading6"/>
     <w:uiPriority w:val="9"/>
     <w:semiHidden/>
-    <w:rsid w:val="0053526C"/>
+    <w:rsid w:val="00437D5E"/>
     <w:rPr>
       <w:rFonts w:eastAsiaTheme="majorEastAsia" w:cstheme="majorBidi"/>
       <w:i/>
@@ -3784,7 +3784,7 @@
     <w:link w:val="Heading7"/>
     <w:uiPriority w:val="9"/>
     <w:semiHidden/>
-    <w:rsid w:val="0053526C"/>
+    <w:rsid w:val="00437D5E"/>
     <w:rPr>
       <w:rFonts w:eastAsiaTheme="majorEastAsia" w:cstheme="majorBidi"/>
       <w:color w:val="595959" w:themeColor="text1" w:themeTint="A6"/>
@@ -3796,7 +3796,7 @@
     <w:link w:val="Heading8"/>
     <w:uiPriority w:val="9"/>
     <w:semiHidden/>
-    <w:rsid w:val="0053526C"/>
+    <w:rsid w:val="00437D5E"/>
     <w:rPr>
       <w:rFonts w:eastAsiaTheme="majorEastAsia" w:cstheme="majorBidi"/>
       <w:i/>
@@ -3810,7 +3810,7 @@
     <w:link w:val="Heading9"/>
     <w:uiPriority w:val="9"/>
     <w:semiHidden/>
-    <w:rsid w:val="0053526C"/>
+    <w:rsid w:val="00437D5E"/>
     <w:rPr>
       <w:rFonts w:eastAsiaTheme="majorEastAsia" w:cstheme="majorBidi"/>
       <w:color w:val="272727" w:themeColor="text1" w:themeTint="D8"/>
@@ -3823,7 +3823,7 @@
     <w:link w:val="TitleChar"/>
     <w:uiPriority w:val="10"/>
     <w:qFormat/>
-    <w:rsid w:val="0053526C"/>
+    <w:rsid w:val="00437D5E"/>
     <w:pPr>
       <w:spacing w:after="80" w:line="240" w:lineRule="auto"/>
       <w:contextualSpacing/>
@@ -3841,7 +3841,7 @@
     <w:basedOn w:val="DefaultParagraphFont"/>
     <w:link w:val="Title"/>
     <w:uiPriority w:val="10"/>
-    <w:rsid w:val="0053526C"/>
+    <w:rsid w:val="00437D5E"/>
     <w:rPr>
       <w:rFonts w:asciiTheme="majorHAnsi" w:eastAsiaTheme="majorEastAsia" w:hAnsiTheme="majorHAnsi" w:cstheme="majorBidi"/>
       <w:spacing w:val="-10"/>
@@ -3857,7 +3857,7 @@
     <w:link w:val="SubtitleChar"/>
     <w:uiPriority w:val="11"/>
     <w:qFormat/>
-    <w:rsid w:val="0053526C"/>
+    <w:rsid w:val="00437D5E"/>
     <w:pPr>
       <w:numPr>
         <w:ilvl w:val="1"/>
@@ -3876,7 +3876,7 @@
     <w:basedOn w:val="DefaultParagraphFont"/>
     <w:link w:val="Subtitle"/>
     <w:uiPriority w:val="11"/>
-    <w:rsid w:val="0053526C"/>
+    <w:rsid w:val="00437D5E"/>
     <w:rPr>
       <w:rFonts w:eastAsiaTheme="majorEastAsia" w:cstheme="majorBidi"/>
       <w:color w:val="595959" w:themeColor="text1" w:themeTint="A6"/>
@@ -3892,7 +3892,7 @@
     <w:link w:val="QuoteChar"/>
     <w:uiPriority w:val="29"/>
     <w:qFormat/>
-    <w:rsid w:val="0053526C"/>
+    <w:rsid w:val="00437D5E"/>
     <w:pPr>
       <w:spacing w:before="160"/>
       <w:jc w:val="center"/>
@@ -3908,7 +3908,7 @@
     <w:basedOn w:val="DefaultParagraphFont"/>
     <w:link w:val="Quote"/>
     <w:uiPriority w:val="29"/>
-    <w:rsid w:val="0053526C"/>
+    <w:rsid w:val="00437D5E"/>
     <w:rPr>
       <w:i/>
       <w:iCs/>
@@ -3920,7 +3920,7 @@
     <w:basedOn w:val="Normal"/>
     <w:uiPriority w:val="34"/>
     <w:qFormat/>
-    <w:rsid w:val="0053526C"/>
+    <w:rsid w:val="00437D5E"/>
     <w:pPr>
       <w:ind w:left="720"/>
       <w:contextualSpacing/>
@@ -3931,7 +3931,7 @@
     <w:basedOn w:val="DefaultParagraphFont"/>
     <w:uiPriority w:val="21"/>
     <w:qFormat/>
-    <w:rsid w:val="0053526C"/>
+    <w:rsid w:val="00437D5E"/>
     <w:rPr>
       <w:i/>
       <w:iCs/>
@@ -3945,7 +3945,7 @@
     <w:link w:val="IntenseQuoteChar"/>
     <w:uiPriority w:val="30"/>
     <w:qFormat/>
-    <w:rsid w:val="0053526C"/>
+    <w:rsid w:val="00437D5E"/>
     <w:pPr>
       <w:pBdr>
         <w:top w:val="single" w:sz="4" w:space="10" w:color="0F4761" w:themeColor="accent1" w:themeShade="BF"/>
@@ -3966,7 +3966,7 @@
     <w:basedOn w:val="DefaultParagraphFont"/>
     <w:link w:val="IntenseQuote"/>
     <w:uiPriority w:val="30"/>
-    <w:rsid w:val="0053526C"/>
+    <w:rsid w:val="00437D5E"/>
     <w:rPr>
       <w:i/>
       <w:iCs/>
@@ -3978,7 +3978,7 @@
     <w:basedOn w:val="DefaultParagraphFont"/>
     <w:uiPriority w:val="32"/>
     <w:qFormat/>
-    <w:rsid w:val="0053526C"/>
+    <w:rsid w:val="00437D5E"/>
     <w:rPr>
       <w:b/>
       <w:bCs/>
@@ -3992,7 +3992,7 @@
     <w:basedOn w:val="Normal"/>
     <w:uiPriority w:val="99"/>
     <w:unhideWhenUsed/>
-    <w:rsid w:val="0053526C"/>
+    <w:rsid w:val="00437D5E"/>
     <w:pPr>
       <w:numPr>
         <w:numId w:val="1"/>
